--- a/jeu_du_moulin_boura/rpt/jeu-du-moulin-bourquenouda-rpt-development.docx
+++ b/jeu_du_moulin_boura/rpt/jeu-du-moulin-bourquenouda-rpt-development.docx
@@ -21,7 +21,7 @@
       <w:sdtContent>
         <w:p>
           <w:pPr>
-            <w:pStyle w:val="NoSpacing"/>
+            <w:pStyle w:val="Sansinterligne"/>
           </w:pPr>
           <w:r>
             <w:rPr>
@@ -206,7 +206,7 @@
                               <w:txbxContent>
                                 <w:p>
                                   <w:pPr>
-                                    <w:pStyle w:val="NoSpacing"/>
+                                    <w:pStyle w:val="Sansinterligne"/>
                                     <w:rPr>
                                       <w:b/>
                                       <w:color w:val="000000" w:themeColor="text1"/>
@@ -3511,7 +3511,7 @@
                         <w:txbxContent>
                           <w:p>
                             <w:pPr>
-                              <w:pStyle w:val="NoSpacing"/>
+                              <w:pStyle w:val="Sansinterligne"/>
                               <w:rPr>
                                 <w:b/>
                                 <w:color w:val="000000" w:themeColor="text1"/>
@@ -3717,7 +3717,7 @@
                             <w:txbxContent>
                               <w:p>
                                 <w:pPr>
-                                  <w:pStyle w:val="NoSpacing"/>
+                                  <w:pStyle w:val="Sansinterligne"/>
                                   <w:jc w:val="center"/>
                                   <w:rPr>
                                     <w:rFonts w:asciiTheme="majorHAnsi" w:eastAsiaTheme="majorEastAsia" w:hAnsiTheme="majorHAnsi" w:cstheme="majorBidi"/>
@@ -3738,7 +3738,6 @@
                                     <w:dataBinding w:prefixMappings="xmlns:ns0='http://purl.org/dc/elements/1.1/' xmlns:ns1='http://schemas.openxmlformats.org/package/2006/metadata/core-properties' " w:xpath="/ns1:coreProperties[1]/ns0:title[1]" w:storeItemID="{6C3C8BC8-F283-45AE-878A-BAB7291924A1}"/>
                                     <w:text/>
                                   </w:sdtPr>
-                                  <w:sdtEndPr/>
                                   <w:sdtContent>
                                     <w:r>
                                       <w:rPr>
@@ -3753,7 +3752,7 @@
                               </w:p>
                               <w:p>
                                 <w:pPr>
-                                  <w:pStyle w:val="NoSpacing"/>
+                                  <w:pStyle w:val="Sansinterligne"/>
                                   <w:jc w:val="center"/>
                                   <w:rPr>
                                     <w:rFonts w:eastAsiaTheme="majorEastAsia" w:cstheme="minorHAnsi"/>
@@ -3772,7 +3771,7 @@
                               </w:p>
                               <w:p>
                                 <w:pPr>
-                                  <w:pStyle w:val="NoSpacing"/>
+                                  <w:pStyle w:val="Sansinterligne"/>
                                   <w:jc w:val="center"/>
                                   <w:rPr>
                                     <w:rFonts w:eastAsiaTheme="majorEastAsia" w:cstheme="minorHAnsi"/>
@@ -3783,7 +3782,7 @@
                               </w:p>
                               <w:p>
                                 <w:pPr>
-                                  <w:pStyle w:val="NoSpacing"/>
+                                  <w:pStyle w:val="Sansinterligne"/>
                                   <w:jc w:val="center"/>
                                   <w:rPr>
                                     <w:rFonts w:eastAsiaTheme="majorEastAsia" w:cstheme="minorHAnsi"/>
@@ -3794,7 +3793,7 @@
                               </w:p>
                               <w:p>
                                 <w:pPr>
-                                  <w:pStyle w:val="NoSpacing"/>
+                                  <w:pStyle w:val="Sansinterligne"/>
                                   <w:jc w:val="center"/>
                                   <w:rPr>
                                     <w:rFonts w:eastAsiaTheme="majorEastAsia" w:cstheme="minorHAnsi"/>
@@ -3805,7 +3804,7 @@
                               </w:p>
                               <w:p>
                                 <w:pPr>
-                                  <w:pStyle w:val="NoSpacing"/>
+                                  <w:pStyle w:val="Sansinterligne"/>
                                   <w:jc w:val="center"/>
                                   <w:rPr>
                                     <w:rFonts w:eastAsiaTheme="majorEastAsia" w:cstheme="minorHAnsi"/>
@@ -3851,7 +3850,7 @@
                       <w:txbxContent>
                         <w:p>
                           <w:pPr>
-                            <w:pStyle w:val="NoSpacing"/>
+                            <w:pStyle w:val="Sansinterligne"/>
                             <w:jc w:val="center"/>
                             <w:rPr>
                               <w:rFonts w:asciiTheme="majorHAnsi" w:eastAsiaTheme="majorEastAsia" w:hAnsiTheme="majorHAnsi" w:cstheme="majorBidi"/>
@@ -3872,7 +3871,6 @@
                               <w:dataBinding w:prefixMappings="xmlns:ns0='http://purl.org/dc/elements/1.1/' xmlns:ns1='http://schemas.openxmlformats.org/package/2006/metadata/core-properties' " w:xpath="/ns1:coreProperties[1]/ns0:title[1]" w:storeItemID="{6C3C8BC8-F283-45AE-878A-BAB7291924A1}"/>
                               <w:text/>
                             </w:sdtPr>
-                            <w:sdtEndPr/>
                             <w:sdtContent>
                               <w:r>
                                 <w:rPr>
@@ -3887,7 +3885,7 @@
                         </w:p>
                         <w:p>
                           <w:pPr>
-                            <w:pStyle w:val="NoSpacing"/>
+                            <w:pStyle w:val="Sansinterligne"/>
                             <w:jc w:val="center"/>
                             <w:rPr>
                               <w:rFonts w:eastAsiaTheme="majorEastAsia" w:cstheme="minorHAnsi"/>
@@ -3906,7 +3904,7 @@
                         </w:p>
                         <w:p>
                           <w:pPr>
-                            <w:pStyle w:val="NoSpacing"/>
+                            <w:pStyle w:val="Sansinterligne"/>
                             <w:jc w:val="center"/>
                             <w:rPr>
                               <w:rFonts w:eastAsiaTheme="majorEastAsia" w:cstheme="minorHAnsi"/>
@@ -3917,7 +3915,7 @@
                         </w:p>
                         <w:p>
                           <w:pPr>
-                            <w:pStyle w:val="NoSpacing"/>
+                            <w:pStyle w:val="Sansinterligne"/>
                             <w:jc w:val="center"/>
                             <w:rPr>
                               <w:rFonts w:eastAsiaTheme="majorEastAsia" w:cstheme="minorHAnsi"/>
@@ -3928,7 +3926,7 @@
                         </w:p>
                         <w:p>
                           <w:pPr>
-                            <w:pStyle w:val="NoSpacing"/>
+                            <w:pStyle w:val="Sansinterligne"/>
                             <w:jc w:val="center"/>
                             <w:rPr>
                               <w:rFonts w:eastAsiaTheme="majorEastAsia" w:cstheme="minorHAnsi"/>
@@ -3939,7 +3937,7 @@
                         </w:p>
                         <w:p>
                           <w:pPr>
-                            <w:pStyle w:val="NoSpacing"/>
+                            <w:pStyle w:val="Sansinterligne"/>
                             <w:jc w:val="center"/>
                             <w:rPr>
                               <w:rFonts w:eastAsiaTheme="majorEastAsia" w:cstheme="minorHAnsi"/>
@@ -4091,7 +4089,7 @@
                             <w:txbxContent>
                               <w:p>
                                 <w:pPr>
-                                  <w:pStyle w:val="NoSpacing"/>
+                                  <w:pStyle w:val="Sansinterligne"/>
                                   <w:ind w:left="360"/>
                                   <w:rPr>
                                     <w:rFonts w:cstheme="minorHAnsi"/>
@@ -4150,7 +4148,7 @@
                       <w:txbxContent>
                         <w:p>
                           <w:pPr>
-                            <w:pStyle w:val="NoSpacing"/>
+                            <w:pStyle w:val="Sansinterligne"/>
                             <w:ind w:left="360"/>
                             <w:rPr>
                               <w:rFonts w:cstheme="minorHAnsi"/>
@@ -4258,7 +4256,7 @@
                             <w:txbxContent>
                               <w:p>
                                 <w:pPr>
-                                  <w:pStyle w:val="NoSpacing"/>
+                                  <w:pStyle w:val="Sansinterligne"/>
                                   <w:jc w:val="center"/>
                                   <w:rPr>
                                     <w:color w:val="5B9BD5" w:themeColor="accent1"/>
@@ -4279,7 +4277,6 @@
                                     <w:dataBinding w:prefixMappings="xmlns:ns0='http://purl.org/dc/elements/1.1/' xmlns:ns1='http://schemas.openxmlformats.org/package/2006/metadata/core-properties' " w:xpath="/ns1:coreProperties[1]/ns0:creator[1]" w:storeItemID="{6C3C8BC8-F283-45AE-878A-BAB7291924A1}"/>
                                     <w:text/>
                                   </w:sdtPr>
-                                  <w:sdtEndPr/>
                                   <w:sdtContent>
                                     <w:r>
                                       <w:rPr>
@@ -4294,7 +4291,7 @@
                               </w:p>
                               <w:p>
                                 <w:pPr>
-                                  <w:pStyle w:val="NoSpacing"/>
+                                  <w:pStyle w:val="Sansinterligne"/>
                                   <w:jc w:val="center"/>
                                   <w:rPr>
                                     <w:caps/>
@@ -4313,7 +4310,7 @@
                               </w:p>
                               <w:p>
                                 <w:pPr>
-                                  <w:pStyle w:val="NoSpacing"/>
+                                  <w:pStyle w:val="Sansinterligne"/>
                                   <w:jc w:val="center"/>
                                   <w:rPr>
                                     <w:caps/>
@@ -4334,7 +4331,6 @@
                                     <w:dataBinding w:prefixMappings="xmlns:ns0='http://schemas.openxmlformats.org/officeDocument/2006/extended-properties' " w:xpath="/ns0:Properties[1]/ns0:Company[1]" w:storeItemID="{6668398D-A668-4E3E-A5EB-62B293D839F1}"/>
                                     <w:text/>
                                   </w:sdtPr>
-                                  <w:sdtEndPr/>
                                   <w:sdtContent>
                                     <w:r>
                                       <w:rPr>
@@ -4365,7 +4361,7 @@
                               </w:p>
                               <w:p>
                                 <w:pPr>
-                                  <w:pStyle w:val="NoSpacing"/>
+                                  <w:pStyle w:val="Sansinterligne"/>
                                   <w:jc w:val="center"/>
                                   <w:rPr>
                                     <w:sz w:val="20"/>
@@ -4404,7 +4400,7 @@
                       <w:txbxContent>
                         <w:p>
                           <w:pPr>
-                            <w:pStyle w:val="NoSpacing"/>
+                            <w:pStyle w:val="Sansinterligne"/>
                             <w:jc w:val="center"/>
                             <w:rPr>
                               <w:color w:val="5B9BD5" w:themeColor="accent1"/>
@@ -4425,7 +4421,6 @@
                               <w:dataBinding w:prefixMappings="xmlns:ns0='http://purl.org/dc/elements/1.1/' xmlns:ns1='http://schemas.openxmlformats.org/package/2006/metadata/core-properties' " w:xpath="/ns1:coreProperties[1]/ns0:creator[1]" w:storeItemID="{6C3C8BC8-F283-45AE-878A-BAB7291924A1}"/>
                               <w:text/>
                             </w:sdtPr>
-                            <w:sdtEndPr/>
                             <w:sdtContent>
                               <w:r>
                                 <w:rPr>
@@ -4440,7 +4435,7 @@
                         </w:p>
                         <w:p>
                           <w:pPr>
-                            <w:pStyle w:val="NoSpacing"/>
+                            <w:pStyle w:val="Sansinterligne"/>
                             <w:jc w:val="center"/>
                             <w:rPr>
                               <w:caps/>
@@ -4459,7 +4454,7 @@
                         </w:p>
                         <w:p>
                           <w:pPr>
-                            <w:pStyle w:val="NoSpacing"/>
+                            <w:pStyle w:val="Sansinterligne"/>
                             <w:jc w:val="center"/>
                             <w:rPr>
                               <w:caps/>
@@ -4480,7 +4475,6 @@
                               <w:dataBinding w:prefixMappings="xmlns:ns0='http://schemas.openxmlformats.org/officeDocument/2006/extended-properties' " w:xpath="/ns0:Properties[1]/ns0:Company[1]" w:storeItemID="{6668398D-A668-4E3E-A5EB-62B293D839F1}"/>
                               <w:text/>
                             </w:sdtPr>
-                            <w:sdtEndPr/>
                             <w:sdtContent>
                               <w:r>
                                 <w:rPr>
@@ -4511,7 +4505,7 @@
                         </w:p>
                         <w:p>
                           <w:pPr>
-                            <w:pStyle w:val="NoSpacing"/>
+                            <w:pStyle w:val="Sansinterligne"/>
                             <w:jc w:val="center"/>
                             <w:rPr>
                               <w:sz w:val="20"/>
@@ -4540,12 +4534,12 @@
         </w:p>
       </w:sdtContent>
     </w:sdt>
-    <w:bookmarkStart w:id="0" w:name="_Toc40260289" w:displacedByCustomXml="prev"/>
+    <w:bookmarkStart w:id="0" w:name="_Toc40259938" w:displacedByCustomXml="prev"/>
     <w:bookmarkStart w:id="1" w:name="_Toc40260205" w:displacedByCustomXml="prev"/>
-    <w:bookmarkStart w:id="2" w:name="_Toc40259938" w:displacedByCustomXml="prev"/>
+    <w:bookmarkStart w:id="2" w:name="_Toc40260289" w:displacedByCustomXml="prev"/>
     <w:p>
       <w:pPr>
-        <w:pStyle w:val="Title"/>
+        <w:pStyle w:val="Titre"/>
         <w:rPr>
           <w:rFonts w:eastAsiaTheme="minorHAnsi"/>
         </w:rPr>
@@ -4561,7 +4555,7 @@
     <w:bookmarkStart w:id="3" w:name="_Toc40260336"/>
     <w:p>
       <w:pPr>
-        <w:pStyle w:val="TOC1"/>
+        <w:pStyle w:val="TM1"/>
         <w:tabs>
           <w:tab w:val="left" w:pos="440"/>
           <w:tab w:val="right" w:leader="dot" w:pos="9062"/>
@@ -4604,7 +4598,7 @@
       <w:hyperlink w:anchor="_Toc72079929" w:history="1">
         <w:r>
           <w:rPr>
-            <w:rStyle w:val="Hyperlink"/>
+            <w:rStyle w:val="Lienhypertexte"/>
             <w:noProof/>
           </w:rPr>
           <w:t>1</w:t>
@@ -4624,7 +4618,7 @@
         </w:r>
         <w:r>
           <w:rPr>
-            <w:rStyle w:val="Hyperlink"/>
+            <w:rStyle w:val="Lienhypertexte"/>
             <w:noProof/>
           </w:rPr>
           <w:t>Information</w:t>
@@ -4681,7 +4675,7 @@
     </w:p>
     <w:p>
       <w:pPr>
-        <w:pStyle w:val="TOC2"/>
+        <w:pStyle w:val="TM2"/>
         <w:tabs>
           <w:tab w:val="left" w:pos="880"/>
           <w:tab w:val="right" w:leader="dot" w:pos="9062"/>
@@ -4698,7 +4692,7 @@
       <w:hyperlink w:anchor="_Toc72079930" w:history="1">
         <w:r>
           <w:rPr>
-            <w:rStyle w:val="Hyperlink"/>
+            <w:rStyle w:val="Lienhypertexte"/>
             <w:noProof/>
           </w:rPr>
           <w:t>1.1</w:t>
@@ -4716,7 +4710,7 @@
         </w:r>
         <w:r>
           <w:rPr>
-            <w:rStyle w:val="Hyperlink"/>
+            <w:rStyle w:val="Lienhypertexte"/>
             <w:noProof/>
           </w:rPr>
           <w:t>Objectifs du projet</w:t>
@@ -4773,7 +4767,7 @@
     </w:p>
     <w:p>
       <w:pPr>
-        <w:pStyle w:val="TOC2"/>
+        <w:pStyle w:val="TM2"/>
         <w:tabs>
           <w:tab w:val="left" w:pos="880"/>
           <w:tab w:val="right" w:leader="dot" w:pos="9062"/>
@@ -4790,7 +4784,7 @@
       <w:hyperlink w:anchor="_Toc72079931" w:history="1">
         <w:r>
           <w:rPr>
-            <w:rStyle w:val="Hyperlink"/>
+            <w:rStyle w:val="Lienhypertexte"/>
             <w:noProof/>
           </w:rPr>
           <w:t>1.2</w:t>
@@ -4808,7 +4802,7 @@
         </w:r>
         <w:r>
           <w:rPr>
-            <w:rStyle w:val="Hyperlink"/>
+            <w:rStyle w:val="Lienhypertexte"/>
             <w:noProof/>
           </w:rPr>
           <w:t>Schéma de principe de l'environnement</w:t>
@@ -4865,7 +4859,7 @@
     </w:p>
     <w:p>
       <w:pPr>
-        <w:pStyle w:val="TOC1"/>
+        <w:pStyle w:val="TM1"/>
         <w:tabs>
           <w:tab w:val="left" w:pos="440"/>
           <w:tab w:val="right" w:leader="dot" w:pos="9062"/>
@@ -4884,7 +4878,7 @@
       <w:hyperlink w:anchor="_Toc72079932" w:history="1">
         <w:r>
           <w:rPr>
-            <w:rStyle w:val="Hyperlink"/>
+            <w:rStyle w:val="Lienhypertexte"/>
             <w:noProof/>
           </w:rPr>
           <w:t>2</w:t>
@@ -4904,7 +4898,7 @@
         </w:r>
         <w:r>
           <w:rPr>
-            <w:rStyle w:val="Hyperlink"/>
+            <w:rStyle w:val="Lienhypertexte"/>
             <w:noProof/>
           </w:rPr>
           <w:t>Planification</w:t>
@@ -4961,7 +4955,7 @@
     </w:p>
     <w:p>
       <w:pPr>
-        <w:pStyle w:val="TOC2"/>
+        <w:pStyle w:val="TM2"/>
         <w:tabs>
           <w:tab w:val="left" w:pos="880"/>
           <w:tab w:val="right" w:leader="dot" w:pos="9062"/>
@@ -4978,7 +4972,7 @@
       <w:hyperlink w:anchor="_Toc72079933" w:history="1">
         <w:r>
           <w:rPr>
-            <w:rStyle w:val="Hyperlink"/>
+            <w:rStyle w:val="Lienhypertexte"/>
             <w:noProof/>
           </w:rPr>
           <w:t>2.1</w:t>
@@ -4996,7 +4990,7 @@
         </w:r>
         <w:r>
           <w:rPr>
-            <w:rStyle w:val="Hyperlink"/>
+            <w:rStyle w:val="Lienhypertexte"/>
             <w:noProof/>
           </w:rPr>
           <w:t>Calendrier prévisionnelle des tâches à réaliser</w:t>
@@ -5053,7 +5047,7 @@
     </w:p>
     <w:p>
       <w:pPr>
-        <w:pStyle w:val="TOC2"/>
+        <w:pStyle w:val="TM2"/>
         <w:tabs>
           <w:tab w:val="left" w:pos="880"/>
           <w:tab w:val="right" w:leader="dot" w:pos="9062"/>
@@ -5070,7 +5064,7 @@
       <w:hyperlink w:anchor="_Toc72079934" w:history="1">
         <w:r>
           <w:rPr>
-            <w:rStyle w:val="Hyperlink"/>
+            <w:rStyle w:val="Lienhypertexte"/>
             <w:noProof/>
           </w:rPr>
           <w:t>2.2</w:t>
@@ -5088,7 +5082,7 @@
         </w:r>
         <w:r>
           <w:rPr>
-            <w:rStyle w:val="Hyperlink"/>
+            <w:rStyle w:val="Lienhypertexte"/>
             <w:noProof/>
           </w:rPr>
           <w:t>Calendrier réel des tâches réalisées</w:t>
@@ -5145,7 +5139,7 @@
     </w:p>
     <w:p>
       <w:pPr>
-        <w:pStyle w:val="TOC1"/>
+        <w:pStyle w:val="TM1"/>
         <w:tabs>
           <w:tab w:val="left" w:pos="440"/>
           <w:tab w:val="right" w:leader="dot" w:pos="9062"/>
@@ -5164,7 +5158,7 @@
       <w:hyperlink w:anchor="_Toc72079935" w:history="1">
         <w:r>
           <w:rPr>
-            <w:rStyle w:val="Hyperlink"/>
+            <w:rStyle w:val="Lienhypertexte"/>
             <w:noProof/>
           </w:rPr>
           <w:t>3</w:t>
@@ -5184,7 +5178,7 @@
         </w:r>
         <w:r>
           <w:rPr>
-            <w:rStyle w:val="Hyperlink"/>
+            <w:rStyle w:val="Lienhypertexte"/>
             <w:noProof/>
           </w:rPr>
           <w:t>Décision</w:t>
@@ -5241,7 +5235,7 @@
     </w:p>
     <w:p>
       <w:pPr>
-        <w:pStyle w:val="TOC1"/>
+        <w:pStyle w:val="TM1"/>
         <w:tabs>
           <w:tab w:val="left" w:pos="440"/>
           <w:tab w:val="right" w:leader="dot" w:pos="9062"/>
@@ -5260,7 +5254,7 @@
       <w:hyperlink w:anchor="_Toc72079936" w:history="1">
         <w:r>
           <w:rPr>
-            <w:rStyle w:val="Hyperlink"/>
+            <w:rStyle w:val="Lienhypertexte"/>
             <w:noProof/>
           </w:rPr>
           <w:t>4</w:t>
@@ -5280,7 +5274,7 @@
         </w:r>
         <w:r>
           <w:rPr>
-            <w:rStyle w:val="Hyperlink"/>
+            <w:rStyle w:val="Lienhypertexte"/>
             <w:noProof/>
           </w:rPr>
           <w:t>Réalisation</w:t>
@@ -5337,7 +5331,7 @@
     </w:p>
     <w:p>
       <w:pPr>
-        <w:pStyle w:val="TOC2"/>
+        <w:pStyle w:val="TM2"/>
         <w:tabs>
           <w:tab w:val="left" w:pos="880"/>
           <w:tab w:val="right" w:leader="dot" w:pos="9062"/>
@@ -5354,7 +5348,7 @@
       <w:hyperlink w:anchor="_Toc72079937" w:history="1">
         <w:r>
           <w:rPr>
-            <w:rStyle w:val="Hyperlink"/>
+            <w:rStyle w:val="Lienhypertexte"/>
             <w:noProof/>
           </w:rPr>
           <w:t>4.1</w:t>
@@ -5372,7 +5366,7 @@
         </w:r>
         <w:r>
           <w:rPr>
-            <w:rStyle w:val="Hyperlink"/>
+            <w:rStyle w:val="Lienhypertexte"/>
             <w:noProof/>
           </w:rPr>
           <w:t>Schéma bloc de l'électronique à développer</w:t>
@@ -5429,7 +5423,7 @@
     </w:p>
     <w:p>
       <w:pPr>
-        <w:pStyle w:val="TOC2"/>
+        <w:pStyle w:val="TM2"/>
         <w:tabs>
           <w:tab w:val="left" w:pos="880"/>
           <w:tab w:val="right" w:leader="dot" w:pos="9062"/>
@@ -5446,7 +5440,7 @@
       <w:hyperlink w:anchor="_Toc72079938" w:history="1">
         <w:r>
           <w:rPr>
-            <w:rStyle w:val="Hyperlink"/>
+            <w:rStyle w:val="Lienhypertexte"/>
             <w:noProof/>
           </w:rPr>
           <w:t>4.2</w:t>
@@ -5464,7 +5458,7 @@
         </w:r>
         <w:r>
           <w:rPr>
-            <w:rStyle w:val="Hyperlink"/>
+            <w:rStyle w:val="Lienhypertexte"/>
             <w:noProof/>
           </w:rPr>
           <w:t>Description des éléments principaux</w:t>
@@ -5521,7 +5515,7 @@
     </w:p>
     <w:p>
       <w:pPr>
-        <w:pStyle w:val="TOC2"/>
+        <w:pStyle w:val="TM2"/>
         <w:tabs>
           <w:tab w:val="left" w:pos="880"/>
           <w:tab w:val="right" w:leader="dot" w:pos="9062"/>
@@ -5538,7 +5532,7 @@
       <w:hyperlink w:anchor="_Toc72079939" w:history="1">
         <w:r>
           <w:rPr>
-            <w:rStyle w:val="Hyperlink"/>
+            <w:rStyle w:val="Lienhypertexte"/>
             <w:noProof/>
           </w:rPr>
           <w:t>4.3</w:t>
@@ -5556,7 +5550,7 @@
         </w:r>
         <w:r>
           <w:rPr>
-            <w:rStyle w:val="Hyperlink"/>
+            <w:rStyle w:val="Lienhypertexte"/>
             <w:noProof/>
           </w:rPr>
           <w:t>Schématique, Dimensionnement &amp; simulation</w:t>
@@ -5613,7 +5607,7 @@
     </w:p>
     <w:p>
       <w:pPr>
-        <w:pStyle w:val="TOC2"/>
+        <w:pStyle w:val="TM2"/>
         <w:tabs>
           <w:tab w:val="left" w:pos="880"/>
           <w:tab w:val="right" w:leader="dot" w:pos="9062"/>
@@ -5630,7 +5624,7 @@
       <w:hyperlink w:anchor="_Toc72079940" w:history="1">
         <w:r>
           <w:rPr>
-            <w:rStyle w:val="Hyperlink"/>
+            <w:rStyle w:val="Lienhypertexte"/>
             <w:noProof/>
           </w:rPr>
           <w:t>4.4</w:t>
@@ -5648,7 +5642,7 @@
         </w:r>
         <w:r>
           <w:rPr>
-            <w:rStyle w:val="Hyperlink"/>
+            <w:rStyle w:val="Lienhypertexte"/>
             <w:noProof/>
           </w:rPr>
           <w:t>Rédaction du protocole de mise en service du prototype</w:t>
@@ -5705,7 +5699,7 @@
     </w:p>
     <w:p>
       <w:pPr>
-        <w:pStyle w:val="TOC2"/>
+        <w:pStyle w:val="TM2"/>
         <w:tabs>
           <w:tab w:val="left" w:pos="880"/>
           <w:tab w:val="right" w:leader="dot" w:pos="9062"/>
@@ -5722,7 +5716,7 @@
       <w:hyperlink w:anchor="_Toc72079941" w:history="1">
         <w:r>
           <w:rPr>
-            <w:rStyle w:val="Hyperlink"/>
+            <w:rStyle w:val="Lienhypertexte"/>
             <w:noProof/>
           </w:rPr>
           <w:t>4.5</w:t>
@@ -5740,7 +5734,7 @@
         </w:r>
         <w:r>
           <w:rPr>
-            <w:rStyle w:val="Hyperlink"/>
+            <w:rStyle w:val="Lienhypertexte"/>
             <w:noProof/>
           </w:rPr>
           <w:t>Liste de matériel</w:t>
@@ -5797,7 +5791,7 @@
     </w:p>
     <w:p>
       <w:pPr>
-        <w:pStyle w:val="TOC2"/>
+        <w:pStyle w:val="TM2"/>
         <w:tabs>
           <w:tab w:val="left" w:pos="880"/>
           <w:tab w:val="right" w:leader="dot" w:pos="9062"/>
@@ -5814,7 +5808,7 @@
       <w:hyperlink w:anchor="_Toc72079942" w:history="1">
         <w:r>
           <w:rPr>
-            <w:rStyle w:val="Hyperlink"/>
+            <w:rStyle w:val="Lienhypertexte"/>
             <w:noProof/>
           </w:rPr>
           <w:t>4.6</w:t>
@@ -5832,7 +5826,7 @@
         </w:r>
         <w:r>
           <w:rPr>
-            <w:rStyle w:val="Hyperlink"/>
+            <w:rStyle w:val="Lienhypertexte"/>
             <w:noProof/>
           </w:rPr>
           <w:t>Layout</w:t>
@@ -5889,7 +5883,7 @@
     </w:p>
     <w:p>
       <w:pPr>
-        <w:pStyle w:val="TOC2"/>
+        <w:pStyle w:val="TM2"/>
         <w:tabs>
           <w:tab w:val="left" w:pos="880"/>
           <w:tab w:val="right" w:leader="dot" w:pos="9062"/>
@@ -5906,7 +5900,7 @@
       <w:hyperlink w:anchor="_Toc72079943" w:history="1">
         <w:r>
           <w:rPr>
-            <w:rStyle w:val="Hyperlink"/>
+            <w:rStyle w:val="Lienhypertexte"/>
             <w:noProof/>
           </w:rPr>
           <w:t>4.7</w:t>
@@ -5924,7 +5918,7 @@
         </w:r>
         <w:r>
           <w:rPr>
-            <w:rStyle w:val="Hyperlink"/>
+            <w:rStyle w:val="Lienhypertexte"/>
             <w:noProof/>
           </w:rPr>
           <w:t>Firmware</w:t>
@@ -5981,7 +5975,7 @@
     </w:p>
     <w:p>
       <w:pPr>
-        <w:pStyle w:val="TOC2"/>
+        <w:pStyle w:val="TM2"/>
         <w:tabs>
           <w:tab w:val="left" w:pos="880"/>
           <w:tab w:val="right" w:leader="dot" w:pos="9062"/>
@@ -5998,7 +5992,7 @@
       <w:hyperlink w:anchor="_Toc72079944" w:history="1">
         <w:r>
           <w:rPr>
-            <w:rStyle w:val="Hyperlink"/>
+            <w:rStyle w:val="Lienhypertexte"/>
             <w:noProof/>
           </w:rPr>
           <w:t>4.8</w:t>
@@ -6016,7 +6010,7 @@
         </w:r>
         <w:r>
           <w:rPr>
-            <w:rStyle w:val="Hyperlink"/>
+            <w:rStyle w:val="Lienhypertexte"/>
             <w:noProof/>
           </w:rPr>
           <w:t>Software</w:t>
@@ -6073,7 +6067,7 @@
     </w:p>
     <w:p>
       <w:pPr>
-        <w:pStyle w:val="TOC2"/>
+        <w:pStyle w:val="TM2"/>
         <w:tabs>
           <w:tab w:val="left" w:pos="880"/>
           <w:tab w:val="right" w:leader="dot" w:pos="9062"/>
@@ -6090,7 +6084,7 @@
       <w:hyperlink w:anchor="_Toc72079945" w:history="1">
         <w:r>
           <w:rPr>
-            <w:rStyle w:val="Hyperlink"/>
+            <w:rStyle w:val="Lienhypertexte"/>
             <w:noProof/>
           </w:rPr>
           <w:t>4.9</w:t>
@@ -6108,7 +6102,7 @@
         </w:r>
         <w:r>
           <w:rPr>
-            <w:rStyle w:val="Hyperlink"/>
+            <w:rStyle w:val="Lienhypertexte"/>
             <w:noProof/>
           </w:rPr>
           <w:t>Phase de production en série</w:t>
@@ -6165,7 +6159,7 @@
     </w:p>
     <w:p>
       <w:pPr>
-        <w:pStyle w:val="TOC2"/>
+        <w:pStyle w:val="TM2"/>
         <w:tabs>
           <w:tab w:val="left" w:pos="880"/>
           <w:tab w:val="right" w:leader="dot" w:pos="9062"/>
@@ -6182,7 +6176,7 @@
       <w:hyperlink w:anchor="_Toc72079946" w:history="1">
         <w:r>
           <w:rPr>
-            <w:rStyle w:val="Hyperlink"/>
+            <w:rStyle w:val="Lienhypertexte"/>
             <w:noProof/>
           </w:rPr>
           <w:t>4.10</w:t>
@@ -6200,7 +6194,7 @@
         </w:r>
         <w:r>
           <w:rPr>
-            <w:rStyle w:val="Hyperlink"/>
+            <w:rStyle w:val="Lienhypertexte"/>
             <w:noProof/>
           </w:rPr>
           <w:t>Liste des outils utilisés et leur version</w:t>
@@ -6257,7 +6251,7 @@
     </w:p>
     <w:p>
       <w:pPr>
-        <w:pStyle w:val="TOC1"/>
+        <w:pStyle w:val="TM1"/>
         <w:tabs>
           <w:tab w:val="left" w:pos="440"/>
           <w:tab w:val="right" w:leader="dot" w:pos="9062"/>
@@ -6276,7 +6270,7 @@
       <w:hyperlink w:anchor="_Toc72079947" w:history="1">
         <w:r>
           <w:rPr>
-            <w:rStyle w:val="Hyperlink"/>
+            <w:rStyle w:val="Lienhypertexte"/>
             <w:noProof/>
           </w:rPr>
           <w:t>5</w:t>
@@ -6296,7 +6290,7 @@
         </w:r>
         <w:r>
           <w:rPr>
-            <w:rStyle w:val="Hyperlink"/>
+            <w:rStyle w:val="Lienhypertexte"/>
             <w:noProof/>
           </w:rPr>
           <w:t>Contrôle</w:t>
@@ -6353,7 +6347,7 @@
     </w:p>
     <w:p>
       <w:pPr>
-        <w:pStyle w:val="TOC2"/>
+        <w:pStyle w:val="TM2"/>
         <w:tabs>
           <w:tab w:val="left" w:pos="880"/>
           <w:tab w:val="right" w:leader="dot" w:pos="9062"/>
@@ -6370,7 +6364,7 @@
       <w:hyperlink w:anchor="_Toc72079948" w:history="1">
         <w:r>
           <w:rPr>
-            <w:rStyle w:val="Hyperlink"/>
+            <w:rStyle w:val="Lienhypertexte"/>
             <w:noProof/>
           </w:rPr>
           <w:t>5.1</w:t>
@@ -6388,7 +6382,7 @@
         </w:r>
         <w:r>
           <w:rPr>
-            <w:rStyle w:val="Hyperlink"/>
+            <w:rStyle w:val="Lienhypertexte"/>
             <w:noProof/>
           </w:rPr>
           <w:t>Validation ERC</w:t>
@@ -6445,7 +6439,7 @@
     </w:p>
     <w:p>
       <w:pPr>
-        <w:pStyle w:val="TOC2"/>
+        <w:pStyle w:val="TM2"/>
         <w:tabs>
           <w:tab w:val="left" w:pos="880"/>
           <w:tab w:val="right" w:leader="dot" w:pos="9062"/>
@@ -6462,7 +6456,7 @@
       <w:hyperlink w:anchor="_Toc72079949" w:history="1">
         <w:r>
           <w:rPr>
-            <w:rStyle w:val="Hyperlink"/>
+            <w:rStyle w:val="Lienhypertexte"/>
             <w:noProof/>
           </w:rPr>
           <w:t>5.2</w:t>
@@ -6480,7 +6474,7 @@
         </w:r>
         <w:r>
           <w:rPr>
-            <w:rStyle w:val="Hyperlink"/>
+            <w:rStyle w:val="Lienhypertexte"/>
             <w:noProof/>
           </w:rPr>
           <w:t>Validation DRC</w:t>
@@ -6537,7 +6531,7 @@
     </w:p>
     <w:p>
       <w:pPr>
-        <w:pStyle w:val="TOC2"/>
+        <w:pStyle w:val="TM2"/>
         <w:tabs>
           <w:tab w:val="left" w:pos="880"/>
           <w:tab w:val="right" w:leader="dot" w:pos="9062"/>
@@ -6554,7 +6548,7 @@
       <w:hyperlink w:anchor="_Toc72079950" w:history="1">
         <w:r>
           <w:rPr>
-            <w:rStyle w:val="Hyperlink"/>
+            <w:rStyle w:val="Lienhypertexte"/>
             <w:noProof/>
           </w:rPr>
           <w:t>5.3</w:t>
@@ -6572,7 +6566,7 @@
         </w:r>
         <w:r>
           <w:rPr>
-            <w:rStyle w:val="Hyperlink"/>
+            <w:rStyle w:val="Lienhypertexte"/>
             <w:noProof/>
           </w:rPr>
           <w:t>Validation Eurocircuits</w:t>
@@ -6629,7 +6623,7 @@
     </w:p>
     <w:p>
       <w:pPr>
-        <w:pStyle w:val="TOC2"/>
+        <w:pStyle w:val="TM2"/>
         <w:tabs>
           <w:tab w:val="left" w:pos="880"/>
           <w:tab w:val="right" w:leader="dot" w:pos="9062"/>
@@ -6646,7 +6640,7 @@
       <w:hyperlink w:anchor="_Toc72079951" w:history="1">
         <w:r>
           <w:rPr>
-            <w:rStyle w:val="Hyperlink"/>
+            <w:rStyle w:val="Lienhypertexte"/>
             <w:noProof/>
           </w:rPr>
           <w:t>5.4</w:t>
@@ -6664,7 +6658,7 @@
         </w:r>
         <w:r>
           <w:rPr>
-            <w:rStyle w:val="Hyperlink"/>
+            <w:rStyle w:val="Lienhypertexte"/>
             <w:noProof/>
           </w:rPr>
           <w:t>Validation par la mise en service du prototype</w:t>
@@ -6721,7 +6715,7 @@
     </w:p>
     <w:p>
       <w:pPr>
-        <w:pStyle w:val="TOC1"/>
+        <w:pStyle w:val="TM1"/>
         <w:tabs>
           <w:tab w:val="left" w:pos="440"/>
           <w:tab w:val="right" w:leader="dot" w:pos="9062"/>
@@ -6740,7 +6734,7 @@
       <w:hyperlink w:anchor="_Toc72079952" w:history="1">
         <w:r>
           <w:rPr>
-            <w:rStyle w:val="Hyperlink"/>
+            <w:rStyle w:val="Lienhypertexte"/>
             <w:noProof/>
           </w:rPr>
           <w:t>6</w:t>
@@ -6760,7 +6754,7 @@
         </w:r>
         <w:r>
           <w:rPr>
-            <w:rStyle w:val="Hyperlink"/>
+            <w:rStyle w:val="Lienhypertexte"/>
             <w:noProof/>
           </w:rPr>
           <w:t>Evaluation</w:t>
@@ -6817,7 +6811,7 @@
     </w:p>
     <w:p>
       <w:pPr>
-        <w:pStyle w:val="TOC2"/>
+        <w:pStyle w:val="TM2"/>
         <w:tabs>
           <w:tab w:val="left" w:pos="880"/>
           <w:tab w:val="right" w:leader="dot" w:pos="9062"/>
@@ -6834,7 +6828,7 @@
       <w:hyperlink w:anchor="_Toc72079953" w:history="1">
         <w:r>
           <w:rPr>
-            <w:rStyle w:val="Hyperlink"/>
+            <w:rStyle w:val="Lienhypertexte"/>
             <w:noProof/>
           </w:rPr>
           <w:t>6.1</w:t>
@@ -6852,7 +6846,7 @@
         </w:r>
         <w:r>
           <w:rPr>
-            <w:rStyle w:val="Hyperlink"/>
+            <w:rStyle w:val="Lienhypertexte"/>
             <w:noProof/>
           </w:rPr>
           <w:t>Etat du projet</w:t>
@@ -6909,7 +6903,7 @@
     </w:p>
     <w:p>
       <w:pPr>
-        <w:pStyle w:val="TOC2"/>
+        <w:pStyle w:val="TM2"/>
         <w:tabs>
           <w:tab w:val="left" w:pos="880"/>
           <w:tab w:val="right" w:leader="dot" w:pos="9062"/>
@@ -6926,7 +6920,7 @@
       <w:hyperlink w:anchor="_Toc72079954" w:history="1">
         <w:r>
           <w:rPr>
-            <w:rStyle w:val="Hyperlink"/>
+            <w:rStyle w:val="Lienhypertexte"/>
             <w:noProof/>
           </w:rPr>
           <w:t>6.2</w:t>
@@ -6944,7 +6938,7 @@
         </w:r>
         <w:r>
           <w:rPr>
-            <w:rStyle w:val="Hyperlink"/>
+            <w:rStyle w:val="Lienhypertexte"/>
             <w:noProof/>
           </w:rPr>
           <w:t>Liste des modifications pour la prochaine version</w:t>
@@ -7001,7 +6995,7 @@
     </w:p>
     <w:p>
       <w:pPr>
-        <w:pStyle w:val="TOC2"/>
+        <w:pStyle w:val="TM2"/>
         <w:tabs>
           <w:tab w:val="left" w:pos="880"/>
           <w:tab w:val="right" w:leader="dot" w:pos="9062"/>
@@ -7018,7 +7012,7 @@
       <w:hyperlink w:anchor="_Toc72079955" w:history="1">
         <w:r>
           <w:rPr>
-            <w:rStyle w:val="Hyperlink"/>
+            <w:rStyle w:val="Lienhypertexte"/>
             <w:noProof/>
           </w:rPr>
           <w:t>6.3</w:t>
@@ -7036,7 +7030,7 @@
         </w:r>
         <w:r>
           <w:rPr>
-            <w:rStyle w:val="Hyperlink"/>
+            <w:rStyle w:val="Lienhypertexte"/>
             <w:noProof/>
           </w:rPr>
           <w:t>Liste des délivrables</w:t>
@@ -7093,7 +7087,7 @@
     </w:p>
     <w:p>
       <w:pPr>
-        <w:pStyle w:val="TOC2"/>
+        <w:pStyle w:val="TM2"/>
         <w:tabs>
           <w:tab w:val="left" w:pos="880"/>
           <w:tab w:val="right" w:leader="dot" w:pos="9062"/>
@@ -7110,7 +7104,7 @@
       <w:hyperlink w:anchor="_Toc72079956" w:history="1">
         <w:r>
           <w:rPr>
-            <w:rStyle w:val="Hyperlink"/>
+            <w:rStyle w:val="Lienhypertexte"/>
             <w:noProof/>
           </w:rPr>
           <w:t>6.4</w:t>
@@ -7128,7 +7122,7 @@
         </w:r>
         <w:r>
           <w:rPr>
-            <w:rStyle w:val="Hyperlink"/>
+            <w:rStyle w:val="Lienhypertexte"/>
             <w:noProof/>
           </w:rPr>
           <w:t>Amélioration possible</w:t>
@@ -7185,7 +7179,7 @@
     </w:p>
     <w:p>
       <w:pPr>
-        <w:pStyle w:val="TOC2"/>
+        <w:pStyle w:val="TM2"/>
         <w:tabs>
           <w:tab w:val="left" w:pos="880"/>
           <w:tab w:val="right" w:leader="dot" w:pos="9062"/>
@@ -7202,7 +7196,7 @@
       <w:hyperlink w:anchor="_Toc72079957" w:history="1">
         <w:r>
           <w:rPr>
-            <w:rStyle w:val="Hyperlink"/>
+            <w:rStyle w:val="Lienhypertexte"/>
             <w:noProof/>
           </w:rPr>
           <w:t>6.5</w:t>
@@ -7220,7 +7214,7 @@
         </w:r>
         <w:r>
           <w:rPr>
-            <w:rStyle w:val="Hyperlink"/>
+            <w:rStyle w:val="Lienhypertexte"/>
             <w:noProof/>
           </w:rPr>
           <w:t>Conclusion et avis personnel</w:t>
@@ -7303,22 +7297,22 @@
     </w:p>
     <w:p>
       <w:pPr>
-        <w:pStyle w:val="Heading1"/>
+        <w:pStyle w:val="Titre1"/>
       </w:pPr>
       <w:bookmarkStart w:id="4" w:name="_Toc72079929"/>
       <w:r>
         <w:lastRenderedPageBreak/>
         <w:t>Information</w:t>
       </w:r>
-      <w:bookmarkEnd w:id="3"/>
-      <w:bookmarkEnd w:id="4"/>
       <w:bookmarkEnd w:id="2"/>
       <w:bookmarkEnd w:id="1"/>
       <w:bookmarkEnd w:id="0"/>
+      <w:bookmarkEnd w:id="3"/>
+      <w:bookmarkEnd w:id="4"/>
     </w:p>
     <w:p>
       <w:pPr>
-        <w:pStyle w:val="Heading2"/>
+        <w:pStyle w:val="Titre2"/>
       </w:pPr>
       <w:bookmarkStart w:id="5" w:name="_Toc72079930"/>
       <w:bookmarkStart w:id="6" w:name="_Toc40259939"/>
@@ -7369,7 +7363,7 @@
     </w:p>
     <w:p>
       <w:pPr>
-        <w:pStyle w:val="Heading3"/>
+        <w:pStyle w:val="Titre3"/>
       </w:pPr>
       <w:r>
         <w:t>Résumé du cahier des charges</w:t>
@@ -7381,7 +7375,7 @@
     </w:p>
     <w:p>
       <w:pPr>
-        <w:pStyle w:val="NoSpacing"/>
+        <w:pStyle w:val="Sansinterligne"/>
       </w:pPr>
       <w:bookmarkStart w:id="10" w:name="_Toc40259952"/>
       <w:bookmarkStart w:id="11" w:name="_Toc40260219"/>
@@ -7392,16 +7386,11 @@
         <w:t xml:space="preserve">Je dois créer le prototype du jeu du moulin sur PCB en continuant </w:t>
       </w:r>
       <w:r>
-        <w:t xml:space="preserve">et finissant le travail commencer par M. Samuel </w:t>
-      </w:r>
-      <w:proofErr w:type="spellStart"/>
-      <w:r>
-        <w:t>Egl</w:t>
+        <w:t>et finissant le travail commencer par M. Samuel Egl</w:t>
       </w:r>
       <w:r>
         <w:t>i</w:t>
       </w:r>
-      <w:proofErr w:type="spellEnd"/>
       <w:r>
         <w:t xml:space="preserve"> et créer un code pour démontrer le fonctionnement du prototype</w:t>
       </w:r>
@@ -7452,7 +7441,7 @@
     </w:p>
     <w:p>
       <w:pPr>
-        <w:pStyle w:val="NoSpacing"/>
+        <w:pStyle w:val="Sansinterligne"/>
         <w:rPr>
           <w:rFonts w:ascii="Helvetica" w:hAnsi="Helvetica" w:cs="Helvetica"/>
           <w:bCs/>
@@ -7547,7 +7536,7 @@
     </w:p>
     <w:p>
       <w:pPr>
-        <w:pStyle w:val="NoSpacing"/>
+        <w:pStyle w:val="Sansinterligne"/>
         <w:rPr>
           <w:rFonts w:ascii="Helvetica" w:hAnsi="Helvetica" w:cs="Helvetica"/>
           <w:bCs/>
@@ -7685,7 +7674,7 @@
     </w:p>
     <w:p>
       <w:pPr>
-        <w:pStyle w:val="NoSpacing"/>
+        <w:pStyle w:val="Sansinterligne"/>
         <w:rPr>
           <w:rFonts w:ascii="Helvetica" w:hAnsi="Helvetica" w:cs="Helvetica"/>
           <w:bCs/>
@@ -7727,7 +7716,7 @@
     </w:p>
     <w:p>
       <w:pPr>
-        <w:pStyle w:val="NoSpacing"/>
+        <w:pStyle w:val="Sansinterligne"/>
         <w:rPr>
           <w:rFonts w:ascii="Helvetica" w:hAnsi="Helvetica" w:cs="Helvetica"/>
           <w:bCs/>
@@ -7779,7 +7768,7 @@
     </w:p>
     <w:p>
       <w:pPr>
-        <w:pStyle w:val="NoSpacing"/>
+        <w:pStyle w:val="Sansinterligne"/>
         <w:rPr>
           <w:rFonts w:ascii="Helvetica" w:hAnsi="Helvetica" w:cs="Helvetica"/>
           <w:bCs/>
@@ -7893,7 +7882,7 @@
     </w:p>
     <w:p>
       <w:pPr>
-        <w:pStyle w:val="Heading2"/>
+        <w:pStyle w:val="Titre2"/>
       </w:pPr>
       <w:r>
         <w:t xml:space="preserve">Schéma </w:t>
@@ -7912,7 +7901,7 @@
     </w:p>
     <w:p>
       <w:pPr>
-        <w:pStyle w:val="Heading3"/>
+        <w:pStyle w:val="Titre3"/>
       </w:pPr>
       <w:r>
         <w:t>Description des blocs principaux</w:t>
@@ -7960,7 +7949,7 @@
           <v:shape id="_x0000_i1025" type="#_x0000_t75" style="width:281.45pt;height:193.6pt" o:ole="">
             <v:imagedata r:id="rId11" o:title=""/>
           </v:shape>
-          <o:OLEObject Type="Embed" ProgID="Visio.Drawing.15" ShapeID="_x0000_i1025" DrawAspect="Content" ObjectID="_1808754109" r:id="rId12"/>
+          <o:OLEObject Type="Embed" ProgID="Visio.Drawing.15" ShapeID="_x0000_i1025" DrawAspect="Content" ObjectID="_1809264722" r:id="rId12"/>
         </w:object>
       </w:r>
     </w:p>
@@ -8120,7 +8109,7 @@
     </w:p>
     <w:p>
       <w:pPr>
-        <w:pStyle w:val="Heading1"/>
+        <w:pStyle w:val="Titre1"/>
       </w:pPr>
       <w:bookmarkStart w:id="15" w:name="_Toc40259940"/>
       <w:bookmarkStart w:id="16" w:name="_Toc40260207"/>
@@ -8139,7 +8128,7 @@
     </w:p>
     <w:p>
       <w:pPr>
-        <w:pStyle w:val="Heading2"/>
+        <w:pStyle w:val="Titre2"/>
       </w:pPr>
       <w:bookmarkStart w:id="20" w:name="_Toc40259941"/>
       <w:bookmarkStart w:id="21" w:name="_Toc40260208"/>
@@ -8217,7 +8206,7 @@
     </w:p>
     <w:p>
       <w:pPr>
-        <w:pStyle w:val="Heading2"/>
+        <w:pStyle w:val="Titre2"/>
       </w:pPr>
       <w:bookmarkStart w:id="25" w:name="_Toc40259942"/>
       <w:bookmarkStart w:id="26" w:name="_Toc40260209"/>
@@ -8253,7 +8242,7 @@
     </w:p>
     <w:p>
       <w:pPr>
-        <w:pStyle w:val="Heading1"/>
+        <w:pStyle w:val="Titre1"/>
       </w:pPr>
       <w:bookmarkStart w:id="30" w:name="_Toc40259943"/>
       <w:bookmarkStart w:id="31" w:name="_Toc40260210"/>
@@ -8272,7 +8261,7 @@
     </w:p>
     <w:tbl>
       <w:tblPr>
-        <w:tblStyle w:val="TableGrid"/>
+        <w:tblStyle w:val="Grilledutableau"/>
         <w:tblpPr w:leftFromText="141" w:rightFromText="141" w:vertAnchor="text" w:horzAnchor="margin" w:tblpY="42"/>
         <w:tblW w:w="0" w:type="auto"/>
         <w:tblLook w:val="04A0" w:firstRow="1" w:lastRow="0" w:firstColumn="1" w:lastColumn="0" w:noHBand="0" w:noVBand="1"/>
@@ -8342,15 +8331,7 @@
           </w:tcPr>
           <w:p>
             <w:r>
-              <w:t xml:space="preserve">Bourquenoud Alexandre, </w:t>
-            </w:r>
-            <w:proofErr w:type="spellStart"/>
-            <w:r>
-              <w:t>Egli</w:t>
-            </w:r>
-            <w:proofErr w:type="spellEnd"/>
-            <w:r>
-              <w:t xml:space="preserve"> Samuel, Cunha Fabio</w:t>
+              <w:t>Bourquenoud Alexandre, Egli Samuel, Cunha Fabio</w:t>
             </w:r>
           </w:p>
         </w:tc>
@@ -8455,7 +8436,7 @@
     </w:p>
     <w:p>
       <w:pPr>
-        <w:pStyle w:val="Heading1"/>
+        <w:pStyle w:val="Titre1"/>
       </w:pPr>
       <w:bookmarkStart w:id="35" w:name="_Toc40259951"/>
       <w:bookmarkStart w:id="36" w:name="_Toc40260218"/>
@@ -8474,7 +8455,7 @@
     </w:p>
     <w:p>
       <w:pPr>
-        <w:pStyle w:val="Heading2"/>
+        <w:pStyle w:val="Titre2"/>
       </w:pPr>
       <w:bookmarkStart w:id="40" w:name="_Toc72079937"/>
       <w:r>
@@ -8499,11 +8480,17 @@
           <v:shape id="_x0000_i1026" type="#_x0000_t75" style="width:281.45pt;height:193.6pt" o:ole="">
             <v:imagedata r:id="rId11" o:title=""/>
           </v:shape>
-          <o:OLEObject Type="Embed" ProgID="Visio.Drawing.15" ShapeID="_x0000_i1026" DrawAspect="Content" ObjectID="_1808754110" r:id="rId14"/>
+          <o:OLEObject Type="Embed" ProgID="Visio.Drawing.15" ShapeID="_x0000_i1026" DrawAspect="Content" ObjectID="_1809264723" r:id="rId14"/>
         </w:object>
       </w:r>
     </w:p>
     <w:p>
+      <w:pPr>
+        <w:rPr>
+          <w:i/>
+          <w:iCs/>
+        </w:rPr>
+      </w:pPr>
       <w:r>
         <w:rPr>
           <w:i/>
@@ -8513,18 +8500,27 @@
       </w:r>
     </w:p>
     <w:p>
-      <w:pPr>
-        <w:pStyle w:val="Heading2"/>
+      <w:r>
+        <w:t>Je n’ai pas eu besoin de faire de changements au schéma bloque fourni</w:t>
+      </w:r>
+      <w:r>
+        <w:t xml:space="preserve"> car les éléments nécessaire y étaient déjà.</w:t>
+      </w:r>
+    </w:p>
+    <w:p>
+      <w:pPr>
+        <w:pStyle w:val="Titre2"/>
       </w:pPr>
       <w:bookmarkStart w:id="41" w:name="_Toc72079938"/>
       <w:r>
+        <w:lastRenderedPageBreak/>
         <w:t>Description des éléments principaux</w:t>
       </w:r>
       <w:bookmarkEnd w:id="41"/>
     </w:p>
     <w:p>
       <w:pPr>
-        <w:pStyle w:val="Heading3"/>
+        <w:pStyle w:val="Titre3"/>
       </w:pPr>
       <w:r>
         <w:t>Généralité sur le</w:t>
@@ -8600,7 +8596,6 @@
     </w:p>
     <w:p>
       <w:r>
-        <w:lastRenderedPageBreak/>
         <w:t>Pour détecter si la touche est pressée ou non on utilise un autre condensateur de valeur connue (Cs, Condensateur de sampling, ou échantillonnage en français).</w:t>
       </w:r>
     </w:p>
@@ -8610,7 +8605,7 @@
           <w:noProof/>
         </w:rPr>
         <w:drawing>
-          <wp:anchor distT="0" distB="0" distL="114300" distR="114300" simplePos="0" relativeHeight="251671040" behindDoc="0" locked="0" layoutInCell="1" allowOverlap="1" wp14:anchorId="537C37F9" wp14:editId="13B70C71">
+          <wp:anchor distT="0" distB="0" distL="114300" distR="114300" simplePos="0" relativeHeight="251671040" behindDoc="0" locked="0" layoutInCell="1" allowOverlap="1" wp14:anchorId="537C37F9" wp14:editId="39434534">
             <wp:simplePos x="0" y="0"/>
             <wp:positionH relativeFrom="column">
               <wp:posOffset>1187450</wp:posOffset>
@@ -8738,6 +8733,7 @@
     </w:p>
     <w:p>
       <w:r>
+        <w:lastRenderedPageBreak/>
         <w:t>Avec cette formule, on peut voir la relation entre l</w:t>
       </w:r>
       <w:r>
@@ -8746,21 +8742,75 @@
     </w:p>
     <w:p>
       <w:r>
-        <w:t xml:space="preserve">Quand on </w:t>
-      </w:r>
-      <w:r>
-        <w:t xml:space="preserve">referme le circuit et qu’on lie les deux capacités, </w:t>
-      </w:r>
-      <w:r>
-        <w:t xml:space="preserve">on a un schéma qui ressemblerait </w:t>
+        <w:t xml:space="preserve">On a donc </w:t>
+      </w:r>
+      <w:r>
+        <w:t>un schéma équivalent qui ressemble à peu près à ça :</w:t>
+      </w:r>
+    </w:p>
+    <w:p>
+      <w:r>
+        <w:drawing>
+          <wp:inline distT="0" distB="0" distL="0" distR="0" wp14:anchorId="04CF80E7" wp14:editId="07770D96">
+            <wp:extent cx="2667911" cy="5215890"/>
+            <wp:effectExtent l="2223" t="0" r="1587" b="1588"/>
+            <wp:docPr id="1983265472" name="Image 2" descr="Une image contenant texte, croquis, dessin, Dessin d’enfant&#10;&#10;Le contenu généré par l’IA peut être incorrect."/>
+            <wp:cNvGraphicFramePr>
+              <a:graphicFrameLocks xmlns:a="http://schemas.openxmlformats.org/drawingml/2006/main" noChangeAspect="1"/>
+            </wp:cNvGraphicFramePr>
+            <a:graphic xmlns:a="http://schemas.openxmlformats.org/drawingml/2006/main">
+              <a:graphicData uri="http://schemas.openxmlformats.org/drawingml/2006/picture">
+                <pic:pic xmlns:pic="http://schemas.openxmlformats.org/drawingml/2006/picture">
+                  <pic:nvPicPr>
+                    <pic:cNvPr id="1983265472" name="Image 2" descr="Une image contenant texte, croquis, dessin, Dessin d’enfant&#10;&#10;Le contenu généré par l’IA peut être incorrect."/>
+                    <pic:cNvPicPr>
+                      <a:picLocks noChangeAspect="1" noChangeArrowheads="1"/>
+                    </pic:cNvPicPr>
+                  </pic:nvPicPr>
+                  <pic:blipFill>
+                    <a:blip r:embed="rId17" cstate="print">
+                      <a:extLst>
+                        <a:ext uri="{28A0092B-C50C-407E-A947-70E740481C1C}">
+                          <a14:useLocalDpi xmlns:a14="http://schemas.microsoft.com/office/drawing/2010/main" val="0"/>
+                        </a:ext>
+                      </a:extLst>
+                    </a:blip>
+                    <a:srcRect/>
+                    <a:stretch>
+                      <a:fillRect/>
+                    </a:stretch>
+                  </pic:blipFill>
+                  <pic:spPr bwMode="auto">
+                    <a:xfrm rot="16200000">
+                      <a:off x="0" y="0"/>
+                      <a:ext cx="2670506" cy="5220964"/>
+                    </a:xfrm>
+                    <a:prstGeom prst="rect">
+                      <a:avLst/>
+                    </a:prstGeom>
+                    <a:noFill/>
+                    <a:ln>
+                      <a:noFill/>
+                    </a:ln>
+                  </pic:spPr>
+                </pic:pic>
+              </a:graphicData>
+            </a:graphic>
+          </wp:inline>
+        </w:drawing>
+      </w:r>
+    </w:p>
+    <w:p>
+      <w:r>
+        <w:t xml:space="preserve">Ch1 et Ch2 sont les 2 anneaux présent sur l’empreinte du  PCB, </w:t>
       </w:r>
       <w:proofErr w:type="spellStart"/>
       <w:r>
-        <w:t>a</w:t>
+        <w:t>Cpar</w:t>
       </w:r>
       <w:proofErr w:type="spellEnd"/>
       <w:r>
-        <w:t xml:space="preserve"> celui-ci :</w:t>
+        <w:t xml:space="preserve"> est la Capacité parasite et Cs est le condensateur de sampling.</w:t>
       </w:r>
     </w:p>
     <w:p/>
@@ -8786,7 +8836,13 @@
         <w:t xml:space="preserve"> change en fonction de la capacité</w:t>
       </w:r>
       <w:r>
-        <w:t xml:space="preserve"> de la touche qui elle-même change en fonction de si la touche est pressé et aussi de qu’est ce qui presse </w:t>
+        <w:t xml:space="preserve"> de la touche qui elle-même change en fonction de si la touche est </w:t>
+      </w:r>
+      <w:r>
+        <w:t>pressée</w:t>
+      </w:r>
+      <w:r>
+        <w:t xml:space="preserve"> et aussi de qu’est ce qui presse </w:t>
       </w:r>
       <w:r>
         <w:t>sur la touche à cause de la … différente des matériaux.</w:t>
@@ -8800,7 +8856,7 @@
     <w:p/>
     <w:p>
       <w:pPr>
-        <w:pStyle w:val="Heading3"/>
+        <w:pStyle w:val="Titre3"/>
       </w:pPr>
       <w:r>
         <w:t xml:space="preserve">Généralité sur le </w:t>
@@ -8811,7 +8867,7 @@
     </w:p>
     <w:p>
       <w:pPr>
-        <w:pStyle w:val="Heading3"/>
+        <w:pStyle w:val="Titre3"/>
         <w:rPr>
           <w:rFonts w:ascii="Helvetica" w:eastAsiaTheme="minorEastAsia" w:hAnsi="Helvetica" w:cs="Helvetica"/>
           <w:sz w:val="21"/>
@@ -9005,7 +9061,7 @@
                     <pic:cNvPicPr/>
                   </pic:nvPicPr>
                   <pic:blipFill>
-                    <a:blip r:embed="rId17">
+                    <a:blip r:embed="rId18">
                       <a:extLst>
                         <a:ext uri="{28A0092B-C50C-407E-A947-70E740481C1C}">
                           <a14:useLocalDpi xmlns:a14="http://schemas.microsoft.com/office/drawing/2010/main" val="0"/>
@@ -9101,7 +9157,13 @@
         <w:t>donc il est pos</w:t>
       </w:r>
       <w:r>
-        <w:t xml:space="preserve">sible que le fonctionnement correcte de la matrice soit </w:t>
+        <w:t xml:space="preserve">sible que </w:t>
+      </w:r>
+      <w:r>
+        <w:t>le fonctionnement correct</w:t>
+      </w:r>
+      <w:r>
+        <w:t xml:space="preserve"> de la matrice soit </w:t>
       </w:r>
       <w:r>
         <w:t>compromis.</w:t>
@@ -9114,7 +9176,7 @@
     </w:p>
     <w:p>
       <w:pPr>
-        <w:pStyle w:val="Heading2"/>
+        <w:pStyle w:val="Titre2"/>
       </w:pPr>
       <w:r>
         <w:lastRenderedPageBreak/>
@@ -9137,7 +9199,7 @@
     </w:p>
     <w:p>
       <w:pPr>
-        <w:pStyle w:val="Heading3"/>
+        <w:pStyle w:val="Titre3"/>
       </w:pPr>
       <w:r>
         <w:t>Schématique globale</w:t>
@@ -9150,15 +9212,7 @@
         </w:rPr>
       </w:pPr>
       <w:r>
-        <w:t xml:space="preserve">J’ai aussi récupéré une schématique partiellement complète de Monsieur </w:t>
-      </w:r>
-      <w:proofErr w:type="spellStart"/>
-      <w:r>
-        <w:t>Egli</w:t>
-      </w:r>
-      <w:proofErr w:type="spellEnd"/>
-      <w:r>
-        <w:t xml:space="preserve"> </w:t>
+        <w:t xml:space="preserve">J’ai aussi récupéré une schématique partiellement complète de Monsieur Egli </w:t>
       </w:r>
       <w:r>
         <w:t>mais il avait utilis</w:t>
@@ -9173,15 +9227,7 @@
         <w:t xml:space="preserve">disposé les schémas effectués </w:t>
       </w:r>
       <w:r>
-        <w:t xml:space="preserve">par Monsieur </w:t>
-      </w:r>
-      <w:proofErr w:type="spellStart"/>
-      <w:r>
-        <w:t>Egli</w:t>
-      </w:r>
-      <w:proofErr w:type="spellEnd"/>
-      <w:r>
-        <w:t> :</w:t>
+        <w:t>par Monsieur Egli :</w:t>
       </w:r>
       <w:r>
         <w:t xml:space="preserve"> </w:t>
@@ -9207,16 +9253,16 @@
         </w:rPr>
         <w:lastRenderedPageBreak/>
         <w:drawing>
-          <wp:anchor distT="0" distB="0" distL="114300" distR="114300" simplePos="0" relativeHeight="251666944" behindDoc="0" locked="0" layoutInCell="1" allowOverlap="1" wp14:anchorId="6F3C2D81" wp14:editId="2DEDDDD6">
+          <wp:anchor distT="0" distB="0" distL="114300" distR="114300" simplePos="0" relativeHeight="251666944" behindDoc="0" locked="0" layoutInCell="1" allowOverlap="1" wp14:anchorId="6F3C2D81" wp14:editId="347ED503">
             <wp:simplePos x="0" y="0"/>
             <wp:positionH relativeFrom="margin">
               <wp:align>left</wp:align>
             </wp:positionH>
             <wp:positionV relativeFrom="paragraph">
-              <wp:posOffset>1513840</wp:posOffset>
+              <wp:posOffset>1687195</wp:posOffset>
             </wp:positionV>
-            <wp:extent cx="8366760" cy="5855335"/>
-            <wp:effectExtent l="0" t="0" r="0" b="0"/>
+            <wp:extent cx="8162925" cy="5713095"/>
+            <wp:effectExtent l="5715" t="0" r="0" b="0"/>
             <wp:wrapTopAndBottom/>
             <wp:docPr id="2046055027" name="Image 2"/>
             <wp:cNvGraphicFramePr>
@@ -9232,7 +9278,7 @@
                     </pic:cNvPicPr>
                   </pic:nvPicPr>
                   <pic:blipFill>
-                    <a:blip r:embed="rId18">
+                    <a:blip r:embed="rId19">
                       <a:extLst>
                         <a:ext uri="{28A0092B-C50C-407E-A947-70E740481C1C}">
                           <a14:useLocalDpi xmlns:a14="http://schemas.microsoft.com/office/drawing/2010/main" val="0"/>
@@ -9247,7 +9293,7 @@
                   <pic:spPr bwMode="auto">
                     <a:xfrm rot="16200000">
                       <a:off x="0" y="0"/>
-                      <a:ext cx="8366760" cy="5855335"/>
+                      <a:ext cx="8162925" cy="5713095"/>
                     </a:xfrm>
                     <a:prstGeom prst="rect">
                       <a:avLst/>
@@ -9260,6 +9306,12 @@
                 </pic:pic>
               </a:graphicData>
             </a:graphic>
+            <wp14:sizeRelH relativeFrom="margin">
+              <wp14:pctWidth>0</wp14:pctWidth>
+            </wp14:sizeRelH>
+            <wp14:sizeRelV relativeFrom="margin">
+              <wp14:pctHeight>0</wp14:pctHeight>
+            </wp14:sizeRelV>
           </wp:anchor>
         </w:drawing>
       </w:r>
@@ -9296,7 +9348,7 @@
                     </pic:cNvPicPr>
                   </pic:nvPicPr>
                   <pic:blipFill>
-                    <a:blip r:embed="rId19">
+                    <a:blip r:embed="rId20">
                       <a:extLst>
                         <a:ext uri="{28A0092B-C50C-407E-A947-70E740481C1C}">
                           <a14:useLocalDpi xmlns:a14="http://schemas.microsoft.com/office/drawing/2010/main" val="0"/>
@@ -9331,29 +9383,476 @@
     <w:p/>
     <w:p>
       <w:r>
+        <w:rPr>
+          <w:noProof/>
+        </w:rPr>
         <w:lastRenderedPageBreak/>
+        <w:drawing>
+          <wp:anchor distT="0" distB="0" distL="114300" distR="114300" simplePos="0" relativeHeight="251677184" behindDoc="0" locked="0" layoutInCell="1" allowOverlap="1" wp14:anchorId="4A9D4754" wp14:editId="528FDB70">
+            <wp:simplePos x="0" y="0"/>
+            <wp:positionH relativeFrom="margin">
+              <wp:align>center</wp:align>
+            </wp:positionH>
+            <wp:positionV relativeFrom="paragraph">
+              <wp:posOffset>1429385</wp:posOffset>
+            </wp:positionV>
+            <wp:extent cx="8220075" cy="6233795"/>
+            <wp:effectExtent l="2540" t="0" r="0" b="0"/>
+            <wp:wrapTopAndBottom/>
+            <wp:docPr id="1735032631" name="Image 4"/>
+            <wp:cNvGraphicFramePr>
+              <a:graphicFrameLocks xmlns:a="http://schemas.openxmlformats.org/drawingml/2006/main" noChangeAspect="1"/>
+            </wp:cNvGraphicFramePr>
+            <a:graphic xmlns:a="http://schemas.openxmlformats.org/drawingml/2006/main">
+              <a:graphicData uri="http://schemas.openxmlformats.org/drawingml/2006/picture">
+                <pic:pic xmlns:pic="http://schemas.openxmlformats.org/drawingml/2006/picture">
+                  <pic:nvPicPr>
+                    <pic:cNvPr id="0" name="Picture 11"/>
+                    <pic:cNvPicPr>
+                      <a:picLocks noChangeAspect="1" noChangeArrowheads="1"/>
+                    </pic:cNvPicPr>
+                  </pic:nvPicPr>
+                  <pic:blipFill>
+                    <a:blip r:embed="rId21">
+                      <a:extLst>
+                        <a:ext uri="{28A0092B-C50C-407E-A947-70E740481C1C}">
+                          <a14:useLocalDpi xmlns:a14="http://schemas.microsoft.com/office/drawing/2010/main" val="0"/>
+                        </a:ext>
+                      </a:extLst>
+                    </a:blip>
+                    <a:srcRect/>
+                    <a:stretch>
+                      <a:fillRect/>
+                    </a:stretch>
+                  </pic:blipFill>
+                  <pic:spPr bwMode="auto">
+                    <a:xfrm rot="16200000">
+                      <a:off x="0" y="0"/>
+                      <a:ext cx="8220075" cy="6233795"/>
+                    </a:xfrm>
+                    <a:prstGeom prst="rect">
+                      <a:avLst/>
+                    </a:prstGeom>
+                    <a:noFill/>
+                    <a:ln>
+                      <a:noFill/>
+                    </a:ln>
+                  </pic:spPr>
+                </pic:pic>
+              </a:graphicData>
+            </a:graphic>
+          </wp:anchor>
+        </w:drawing>
+      </w:r>
+      <w:r>
         <w:t>Voici ci-après les schémas après mes changements avec des commentaires sur la raison des changements.</w:t>
+      </w:r>
+      <w:r>
+        <w:t xml:space="preserve"> </w:t>
+      </w:r>
+    </w:p>
+    <w:p/>
+    <w:p>
+      <w:r>
+        <w:rPr>
+          <w:noProof/>
+        </w:rPr>
+        <w:lastRenderedPageBreak/>
+        <w:drawing>
+          <wp:anchor distT="0" distB="0" distL="114300" distR="114300" simplePos="0" relativeHeight="251678208" behindDoc="0" locked="0" layoutInCell="1" allowOverlap="1" wp14:anchorId="6DBD5229" wp14:editId="30E17004">
+            <wp:simplePos x="0" y="0"/>
+            <wp:positionH relativeFrom="margin">
+              <wp:align>center</wp:align>
+            </wp:positionH>
+            <wp:positionV relativeFrom="paragraph">
+              <wp:posOffset>0</wp:posOffset>
+            </wp:positionV>
+            <wp:extent cx="5057775" cy="8524240"/>
+            <wp:effectExtent l="0" t="0" r="0" b="0"/>
+            <wp:wrapTopAndBottom/>
+            <wp:docPr id="1408337120" name="Image 5"/>
+            <wp:cNvGraphicFramePr>
+              <a:graphicFrameLocks xmlns:a="http://schemas.openxmlformats.org/drawingml/2006/main" noChangeAspect="1"/>
+            </wp:cNvGraphicFramePr>
+            <a:graphic xmlns:a="http://schemas.openxmlformats.org/drawingml/2006/main">
+              <a:graphicData uri="http://schemas.openxmlformats.org/drawingml/2006/picture">
+                <pic:pic xmlns:pic="http://schemas.openxmlformats.org/drawingml/2006/picture">
+                  <pic:nvPicPr>
+                    <pic:cNvPr id="0" name="Picture 12"/>
+                    <pic:cNvPicPr>
+                      <a:picLocks noChangeAspect="1" noChangeArrowheads="1"/>
+                    </pic:cNvPicPr>
+                  </pic:nvPicPr>
+                  <pic:blipFill>
+                    <a:blip r:embed="rId22">
+                      <a:extLst>
+                        <a:ext uri="{28A0092B-C50C-407E-A947-70E740481C1C}">
+                          <a14:useLocalDpi xmlns:a14="http://schemas.microsoft.com/office/drawing/2010/main" val="0"/>
+                        </a:ext>
+                      </a:extLst>
+                    </a:blip>
+                    <a:srcRect/>
+                    <a:stretch>
+                      <a:fillRect/>
+                    </a:stretch>
+                  </pic:blipFill>
+                  <pic:spPr bwMode="auto">
+                    <a:xfrm>
+                      <a:off x="0" y="0"/>
+                      <a:ext cx="5057775" cy="8524240"/>
+                    </a:xfrm>
+                    <a:prstGeom prst="rect">
+                      <a:avLst/>
+                    </a:prstGeom>
+                    <a:noFill/>
+                    <a:ln>
+                      <a:noFill/>
+                    </a:ln>
+                  </pic:spPr>
+                </pic:pic>
+              </a:graphicData>
+            </a:graphic>
+            <wp14:sizeRelH relativeFrom="margin">
+              <wp14:pctWidth>0</wp14:pctWidth>
+            </wp14:sizeRelH>
+            <wp14:sizeRelV relativeFrom="margin">
+              <wp14:pctHeight>0</wp14:pctHeight>
+            </wp14:sizeRelV>
+          </wp:anchor>
+        </w:drawing>
       </w:r>
     </w:p>
     <w:p>
-      <w:pPr>
-        <w:pStyle w:val="Heading3"/>
-      </w:pPr>
-      <w:r>
-        <w:t xml:space="preserve">Dimensionnement </w:t>
+      <w:r>
+        <w:rPr>
+          <w:noProof/>
+        </w:rPr>
+        <w:lastRenderedPageBreak/>
+        <w:drawing>
+          <wp:anchor distT="0" distB="0" distL="114300" distR="114300" simplePos="0" relativeHeight="251679232" behindDoc="0" locked="0" layoutInCell="1" allowOverlap="1" wp14:anchorId="0CC4F698" wp14:editId="7A29AA8A">
+            <wp:simplePos x="0" y="0"/>
+            <wp:positionH relativeFrom="margin">
+              <wp:align>center</wp:align>
+            </wp:positionH>
+            <wp:positionV relativeFrom="paragraph">
+              <wp:posOffset>323850</wp:posOffset>
+            </wp:positionV>
+            <wp:extent cx="6091555" cy="8239125"/>
+            <wp:effectExtent l="0" t="0" r="0" b="9525"/>
+            <wp:wrapTopAndBottom/>
+            <wp:docPr id="26616586" name="Image 6"/>
+            <wp:cNvGraphicFramePr>
+              <a:graphicFrameLocks xmlns:a="http://schemas.openxmlformats.org/drawingml/2006/main" noChangeAspect="1"/>
+            </wp:cNvGraphicFramePr>
+            <a:graphic xmlns:a="http://schemas.openxmlformats.org/drawingml/2006/main">
+              <a:graphicData uri="http://schemas.openxmlformats.org/drawingml/2006/picture">
+                <pic:pic xmlns:pic="http://schemas.openxmlformats.org/drawingml/2006/picture">
+                  <pic:nvPicPr>
+                    <pic:cNvPr id="0" name="Picture 13"/>
+                    <pic:cNvPicPr>
+                      <a:picLocks noChangeAspect="1" noChangeArrowheads="1"/>
+                    </pic:cNvPicPr>
+                  </pic:nvPicPr>
+                  <pic:blipFill>
+                    <a:blip r:embed="rId23">
+                      <a:extLst>
+                        <a:ext uri="{28A0092B-C50C-407E-A947-70E740481C1C}">
+                          <a14:useLocalDpi xmlns:a14="http://schemas.microsoft.com/office/drawing/2010/main" val="0"/>
+                        </a:ext>
+                      </a:extLst>
+                    </a:blip>
+                    <a:srcRect/>
+                    <a:stretch>
+                      <a:fillRect/>
+                    </a:stretch>
+                  </pic:blipFill>
+                  <pic:spPr bwMode="auto">
+                    <a:xfrm>
+                      <a:off x="0" y="0"/>
+                      <a:ext cx="6091555" cy="8239125"/>
+                    </a:xfrm>
+                    <a:prstGeom prst="rect">
+                      <a:avLst/>
+                    </a:prstGeom>
+                    <a:noFill/>
+                    <a:ln>
+                      <a:noFill/>
+                    </a:ln>
+                  </pic:spPr>
+                </pic:pic>
+              </a:graphicData>
+            </a:graphic>
+            <wp14:sizeRelH relativeFrom="margin">
+              <wp14:pctWidth>0</wp14:pctWidth>
+            </wp14:sizeRelH>
+            <wp14:sizeRelV relativeFrom="margin">
+              <wp14:pctHeight>0</wp14:pctHeight>
+            </wp14:sizeRelV>
+          </wp:anchor>
+        </w:drawing>
+      </w:r>
+    </w:p>
+    <w:p/>
+    <w:p>
+      <w:pPr>
+        <w:pStyle w:val="Titre3"/>
+      </w:pPr>
+      <w:r>
+        <w:lastRenderedPageBreak/>
+        <w:t>Changements Apportés au schéma de base</w:t>
       </w:r>
     </w:p>
     <w:p>
-      <w:pPr>
-        <w:pStyle w:val="Heading4"/>
-      </w:pPr>
-      <w:r>
-        <w:t>Estimation du courant de consommation du système</w:t>
+      <w:r>
+        <w:t xml:space="preserve">On peut voir que sur la première page, j’ai </w:t>
+      </w:r>
+      <w:r>
+        <w:t>rassemblé</w:t>
+      </w:r>
+      <w:r>
+        <w:t xml:space="preserve"> les parties en groupes qui sont les même que dans le schéma bloc plus </w:t>
+      </w:r>
+      <w:r>
+        <w:t xml:space="preserve">le connecteur TC2030 pour programmer le STM32L072CZU6 qui contrôlera la matrice de </w:t>
+      </w:r>
+      <w:proofErr w:type="spellStart"/>
+      <w:r>
+        <w:t>LEDs</w:t>
+      </w:r>
+      <w:proofErr w:type="spellEnd"/>
+      <w:r>
+        <w:t xml:space="preserve"> et de touches</w:t>
+      </w:r>
+      <w:r>
+        <w:t xml:space="preserve"> et que j’ai séparé les deux matrices sur deux pages différentes.</w:t>
       </w:r>
     </w:p>
     <w:p>
-      <w:pPr>
-        <w:pStyle w:val="Heading4"/>
+      <w:r>
+        <w:drawing>
+          <wp:anchor distT="0" distB="0" distL="114300" distR="114300" simplePos="0" relativeHeight="251680256" behindDoc="0" locked="0" layoutInCell="1" allowOverlap="1" wp14:anchorId="12A072D6" wp14:editId="17FD657A">
+            <wp:simplePos x="0" y="0"/>
+            <wp:positionH relativeFrom="margin">
+              <wp:align>left</wp:align>
+            </wp:positionH>
+            <wp:positionV relativeFrom="paragraph">
+              <wp:posOffset>1110615</wp:posOffset>
+            </wp:positionV>
+            <wp:extent cx="5180965" cy="5114925"/>
+            <wp:effectExtent l="0" t="0" r="635" b="9525"/>
+            <wp:wrapTopAndBottom/>
+            <wp:docPr id="1155500475" name="Image 1" descr="Une image contenant texte, capture d’écran, Police, nombre&#10;&#10;Le contenu généré par l’IA peut être incorrect."/>
+            <wp:cNvGraphicFramePr>
+              <a:graphicFrameLocks xmlns:a="http://schemas.openxmlformats.org/drawingml/2006/main" noChangeAspect="1"/>
+            </wp:cNvGraphicFramePr>
+            <a:graphic xmlns:a="http://schemas.openxmlformats.org/drawingml/2006/main">
+              <a:graphicData uri="http://schemas.openxmlformats.org/drawingml/2006/picture">
+                <pic:pic xmlns:pic="http://schemas.openxmlformats.org/drawingml/2006/picture">
+                  <pic:nvPicPr>
+                    <pic:cNvPr id="1155500475" name="Image 1" descr="Une image contenant texte, capture d’écran, Police, nombre&#10;&#10;Le contenu généré par l’IA peut être incorrect."/>
+                    <pic:cNvPicPr/>
+                  </pic:nvPicPr>
+                  <pic:blipFill rotWithShape="1">
+                    <a:blip r:embed="rId24">
+                      <a:extLst>
+                        <a:ext uri="{28A0092B-C50C-407E-A947-70E740481C1C}">
+                          <a14:useLocalDpi xmlns:a14="http://schemas.microsoft.com/office/drawing/2010/main" val="0"/>
+                        </a:ext>
+                      </a:extLst>
+                    </a:blip>
+                    <a:srcRect l="1903" t="6720" r="3979" b="5236"/>
+                    <a:stretch/>
+                  </pic:blipFill>
+                  <pic:spPr bwMode="auto">
+                    <a:xfrm>
+                      <a:off x="0" y="0"/>
+                      <a:ext cx="5180965" cy="5114925"/>
+                    </a:xfrm>
+                    <a:prstGeom prst="rect">
+                      <a:avLst/>
+                    </a:prstGeom>
+                    <a:ln>
+                      <a:noFill/>
+                    </a:ln>
+                    <a:extLst>
+                      <a:ext uri="{53640926-AAD7-44D8-BBD7-CCE9431645EC}">
+                        <a14:shadowObscured xmlns:a14="http://schemas.microsoft.com/office/drawing/2010/main"/>
+                      </a:ext>
+                    </a:extLst>
+                  </pic:spPr>
+                </pic:pic>
+              </a:graphicData>
+            </a:graphic>
+          </wp:anchor>
+        </w:drawing>
+      </w:r>
+      <w:r>
+        <w:rPr>
+          <w:b/>
+          <w:bCs/>
+        </w:rPr>
+        <w:t>Groupe 1 : Microcontrôleur</w:t>
+      </w:r>
+      <w:r>
+        <w:rPr>
+          <w:b/>
+          <w:bCs/>
+        </w:rPr>
+        <w:t xml:space="preserve">. </w:t>
+      </w:r>
+      <w:r>
+        <w:t xml:space="preserve">Dans ce groupe, j’ai ajouté </w:t>
+      </w:r>
+      <w:r>
+        <w:t>changer les condensateurs de découplage pour que ce soit conforme au</w:t>
+      </w:r>
+      <w:r>
+        <w:t>x</w:t>
+      </w:r>
+      <w:r>
+        <w:t xml:space="preserve"> instructions demandées par STMicro</w:t>
+      </w:r>
+      <w:r>
+        <w:t xml:space="preserve">electronics car </w:t>
+      </w:r>
+      <w:r>
+        <w:t xml:space="preserve">le MCU imposé dans mon cahier des charges n’était pas le même que celui </w:t>
+      </w:r>
+      <w:r>
+        <w:t xml:space="preserve">que M. Egli à utilisé dans son prototype. J’ai aussi ajouté toutes les connexions </w:t>
+      </w:r>
+      <w:r>
+        <w:t>des deux matrices</w:t>
+      </w:r>
+      <w:r>
+        <w:t xml:space="preserve">. </w:t>
+      </w:r>
+      <w:r>
+        <w:t xml:space="preserve">J’ai </w:t>
+      </w:r>
+      <w:r>
+        <w:t>contrôlé</w:t>
+      </w:r>
+      <w:r>
+        <w:t xml:space="preserve"> </w:t>
+      </w:r>
+      <w:r>
+        <w:t>quel</w:t>
+      </w:r>
+      <w:r>
+        <w:t>le</w:t>
+      </w:r>
+      <w:r>
+        <w:t>s pins</w:t>
+      </w:r>
+      <w:r>
+        <w:t xml:space="preserve"> sont valables à être utilisé </w:t>
+      </w:r>
+      <w:r>
+        <w:t xml:space="preserve">à l’aide </w:t>
+      </w:r>
+      <w:r>
+        <w:t>du logiciel STM</w:t>
+      </w:r>
+      <w:r>
+        <w:t>32CubeIDE</w:t>
+      </w:r>
+      <w:r>
+        <w:t xml:space="preserve">. Voici le paramétrage que j’ai utilisé </w:t>
+      </w:r>
+      <w:r>
+        <w:t xml:space="preserve">pour voir si on avait assez de pins pour le </w:t>
+      </w:r>
+      <w:r>
+        <w:t xml:space="preserve">jeu et pour voir </w:t>
+      </w:r>
+      <w:r>
+        <w:t>quels pins</w:t>
+      </w:r>
+      <w:r>
+        <w:t xml:space="preserve"> étaient </w:t>
+      </w:r>
+      <w:r>
+        <w:t xml:space="preserve">disponible. </w:t>
+      </w:r>
+    </w:p>
+    <w:p>
+      <w:r>
+        <w:t>On pe</w:t>
+      </w:r>
+      <w:r>
+        <w:t xml:space="preserve">ut voir </w:t>
+      </w:r>
+      <w:r>
+        <w:t xml:space="preserve">que les pins utilisés dans le schéma sont </w:t>
+      </w:r>
+      <w:r>
+        <w:t>différent</w:t>
+      </w:r>
+      <w:r>
+        <w:t>e</w:t>
+      </w:r>
+      <w:r>
+        <w:t>s</w:t>
+      </w:r>
+      <w:r>
+        <w:t>.</w:t>
+      </w:r>
+      <w:r>
+        <w:t xml:space="preserve">  </w:t>
+      </w:r>
+      <w:r>
+        <w:t>C</w:t>
+      </w:r>
+      <w:r>
+        <w:t xml:space="preserve">’est </w:t>
+      </w:r>
+      <w:r>
+        <w:t>parce-que j’ai utilisé la méthode du pin-</w:t>
+      </w:r>
+      <w:proofErr w:type="spellStart"/>
+      <w:r>
+        <w:t>swapping</w:t>
+      </w:r>
+      <w:proofErr w:type="spellEnd"/>
+      <w:r>
+        <w:t xml:space="preserve"> sur </w:t>
+      </w:r>
+      <w:proofErr w:type="spellStart"/>
+      <w:r>
+        <w:t>Altium</w:t>
+      </w:r>
+      <w:proofErr w:type="spellEnd"/>
+      <w:r>
+        <w:t xml:space="preserve"> </w:t>
+      </w:r>
+      <w:r>
+        <w:t xml:space="preserve">qui facilite le routage en me permettant de changer </w:t>
+      </w:r>
+    </w:p>
+    <w:p/>
+    <w:p/>
+    <w:p/>
+    <w:p>
+      <w:pPr>
+        <w:pStyle w:val="Titre3"/>
+      </w:pPr>
+      <w:r>
+        <w:lastRenderedPageBreak/>
+        <w:t xml:space="preserve">Dimensionnement </w:t>
+      </w:r>
+    </w:p>
+    <w:p>
+      <w:pPr>
+        <w:pStyle w:val="Titre4"/>
+      </w:pPr>
+      <w:r>
+        <w:t>Estimation du courant de consommation du système</w:t>
+      </w:r>
+    </w:p>
+    <w:p>
+      <w:pPr>
+        <w:pStyle w:val="Titre4"/>
       </w:pPr>
       <w:r>
         <w:t>Régulateur de tension</w:t>
@@ -9365,7 +9864,7 @@
           <w:noProof/>
         </w:rPr>
         <w:drawing>
-          <wp:anchor distT="0" distB="0" distL="114300" distR="114300" simplePos="0" relativeHeight="251676160" behindDoc="0" locked="0" layoutInCell="1" allowOverlap="1" wp14:anchorId="3D24E313" wp14:editId="6DF164D6">
+          <wp:anchor distT="0" distB="0" distL="114300" distR="114300" simplePos="0" relativeHeight="251676160" behindDoc="0" locked="0" layoutInCell="1" allowOverlap="1" wp14:anchorId="3D24E313" wp14:editId="05151A6F">
             <wp:simplePos x="0" y="0"/>
             <wp:positionH relativeFrom="margin">
               <wp:posOffset>1304290</wp:posOffset>
@@ -9390,7 +9889,7 @@
                     </pic:cNvPicPr>
                   </pic:nvPicPr>
                   <pic:blipFill rotWithShape="1">
-                    <a:blip r:embed="rId20" cstate="print">
+                    <a:blip r:embed="rId25" cstate="print">
                       <a:extLst>
                         <a:ext uri="{28A0092B-C50C-407E-A947-70E740481C1C}">
                           <a14:useLocalDpi xmlns:a14="http://schemas.microsoft.com/office/drawing/2010/main" val="0"/>
@@ -9453,45 +9952,45 @@
       <w:r>
         <w:t>ce qui nous donne un courant max de 105mA (</w:t>
       </w:r>
-      <w:hyperlink r:id="rId21" w:history="1">
-        <w:r>
-          <w:rPr>
-            <w:rStyle w:val="Hyperlink"/>
+      <w:hyperlink r:id="rId26" w:history="1">
+        <w:r>
+          <w:rPr>
+            <w:rStyle w:val="Lienhypertexte"/>
           </w:rPr>
           <w:t>Datasheet - STM32L072x8 STM32L072xB STM32L072xZ - Ultra-</w:t>
         </w:r>
         <w:proofErr w:type="spellStart"/>
         <w:r>
           <w:rPr>
-            <w:rStyle w:val="Hyperlink"/>
+            <w:rStyle w:val="Lienhypertexte"/>
           </w:rPr>
           <w:t>low</w:t>
         </w:r>
         <w:proofErr w:type="spellEnd"/>
         <w:r>
           <w:rPr>
-            <w:rStyle w:val="Hyperlink"/>
+            <w:rStyle w:val="Lienhypertexte"/>
           </w:rPr>
           <w:t>-power 32-bit MCU Arm®-</w:t>
         </w:r>
         <w:proofErr w:type="spellStart"/>
         <w:r>
           <w:rPr>
-            <w:rStyle w:val="Hyperlink"/>
+            <w:rStyle w:val="Lienhypertexte"/>
           </w:rPr>
           <w:t>based</w:t>
         </w:r>
         <w:proofErr w:type="spellEnd"/>
         <w:r>
           <w:rPr>
-            <w:rStyle w:val="Hyperlink"/>
+            <w:rStyle w:val="Lienhypertexte"/>
           </w:rPr>
           <w:t xml:space="preserve"> Cortex®-M0+, up to 192KB Flash, 20KB SRAM, 6KB EEPROM, USB, ADC, </w:t>
         </w:r>
         <w:proofErr w:type="spellStart"/>
         <w:r>
           <w:rPr>
-            <w:rStyle w:val="Hyperlink"/>
+            <w:rStyle w:val="Lienhypertexte"/>
           </w:rPr>
           <w:t>DACs</w:t>
         </w:r>
@@ -9546,9 +10045,9 @@
     <w:p/>
     <w:p>
       <w:pPr>
-        <w:pStyle w:val="Heading4"/>
+        <w:pStyle w:val="Titre4"/>
         <w:rPr>
-          <w:rStyle w:val="Heading4Char"/>
+          <w:rStyle w:val="Titre4Car"/>
           <w:b/>
           <w:bCs/>
           <w:i/>
@@ -9561,9 +10060,9 @@
     </w:p>
     <w:p>
       <w:pPr>
-        <w:pStyle w:val="Heading4"/>
+        <w:pStyle w:val="Titre4"/>
         <w:rPr>
-          <w:rStyle w:val="Heading4Char"/>
+          <w:rStyle w:val="Titre4Car"/>
           <w:b/>
           <w:bCs/>
           <w:i/>
@@ -9572,7 +10071,7 @@
       </w:pPr>
       <w:r>
         <w:rPr>
-          <w:rStyle w:val="Heading4Char"/>
+          <w:rStyle w:val="Titre4Car"/>
           <w:b/>
           <w:bCs/>
           <w:i/>
@@ -9612,49 +10111,49 @@
       </w:r>
       <w:r>
         <w:rPr>
-          <w:rStyle w:val="Hyperlink"/>
+          <w:rStyle w:val="Lienhypertexte"/>
         </w:rPr>
         <w:t>Getting</w:t>
       </w:r>
       <w:proofErr w:type="spellEnd"/>
       <w:r>
         <w:rPr>
-          <w:rStyle w:val="Hyperlink"/>
+          <w:rStyle w:val="Lienhypertexte"/>
         </w:rPr>
         <w:t xml:space="preserve"> </w:t>
       </w:r>
       <w:proofErr w:type="spellStart"/>
       <w:r>
         <w:rPr>
-          <w:rStyle w:val="Hyperlink"/>
+          <w:rStyle w:val="Lienhypertexte"/>
         </w:rPr>
         <w:t>started</w:t>
       </w:r>
       <w:proofErr w:type="spellEnd"/>
       <w:r>
         <w:rPr>
-          <w:rStyle w:val="Hyperlink"/>
+          <w:rStyle w:val="Lienhypertexte"/>
         </w:rPr>
         <w:t xml:space="preserve"> </w:t>
       </w:r>
       <w:proofErr w:type="spellStart"/>
       <w:r>
         <w:rPr>
-          <w:rStyle w:val="Hyperlink"/>
+          <w:rStyle w:val="Lienhypertexte"/>
         </w:rPr>
         <w:t>with</w:t>
       </w:r>
       <w:proofErr w:type="spellEnd"/>
       <w:r>
         <w:rPr>
-          <w:rStyle w:val="Hyperlink"/>
+          <w:rStyle w:val="Lienhypertexte"/>
         </w:rPr>
         <w:t xml:space="preserve"> STM32L0xx hardware </w:t>
       </w:r>
       <w:proofErr w:type="spellStart"/>
       <w:r>
         <w:rPr>
-          <w:rStyle w:val="Hyperlink"/>
+          <w:rStyle w:val="Lienhypertexte"/>
         </w:rPr>
         <w:t>development</w:t>
       </w:r>
@@ -9699,7 +10198,7 @@
                     <pic:cNvPicPr/>
                   </pic:nvPicPr>
                   <pic:blipFill>
-                    <a:blip r:embed="rId22">
+                    <a:blip r:embed="rId27">
                       <a:extLst>
                         <a:ext uri="{28A0092B-C50C-407E-A947-70E740481C1C}">
                           <a14:useLocalDpi xmlns:a14="http://schemas.microsoft.com/office/drawing/2010/main" val="0"/>
@@ -9728,7 +10227,7 @@
     </w:p>
     <w:p>
       <w:pPr>
-        <w:pStyle w:val="Heading5"/>
+        <w:pStyle w:val="Titre5"/>
       </w:pPr>
       <w:r>
         <w:t>Port mapping</w:t>
@@ -9751,7 +10250,7 @@
     </w:p>
     <w:p>
       <w:pPr>
-        <w:pStyle w:val="Heading4"/>
+        <w:pStyle w:val="Titre4"/>
       </w:pPr>
       <w:r>
         <w:lastRenderedPageBreak/>
@@ -9764,7 +10263,7 @@
           <w:noProof/>
         </w:rPr>
         <w:drawing>
-          <wp:anchor distT="0" distB="0" distL="114300" distR="114300" simplePos="0" relativeHeight="251675136" behindDoc="0" locked="0" layoutInCell="1" allowOverlap="1" wp14:anchorId="650B7E38" wp14:editId="10F6FA6A">
+          <wp:anchor distT="0" distB="0" distL="114300" distR="114300" simplePos="0" relativeHeight="251675136" behindDoc="0" locked="0" layoutInCell="1" allowOverlap="1" wp14:anchorId="650B7E38" wp14:editId="0A3DEF61">
             <wp:simplePos x="0" y="0"/>
             <wp:positionH relativeFrom="column">
               <wp:posOffset>1766570</wp:posOffset>
@@ -9789,7 +10288,7 @@
                     </pic:cNvPicPr>
                   </pic:nvPicPr>
                   <pic:blipFill rotWithShape="1">
-                    <a:blip r:embed="rId23" cstate="print">
+                    <a:blip r:embed="rId28" cstate="print">
                       <a:extLst>
                         <a:ext uri="{28A0092B-C50C-407E-A947-70E740481C1C}">
                           <a14:useLocalDpi xmlns:a14="http://schemas.microsoft.com/office/drawing/2010/main" val="0"/>
@@ -9851,7 +10350,7 @@
                     <pic:cNvPicPr/>
                   </pic:nvPicPr>
                   <pic:blipFill>
-                    <a:blip r:embed="rId24">
+                    <a:blip r:embed="rId29">
                       <a:extLst>
                         <a:ext uri="{28A0092B-C50C-407E-A947-70E740481C1C}">
                           <a14:useLocalDpi xmlns:a14="http://schemas.microsoft.com/office/drawing/2010/main" val="0"/>
@@ -9897,38 +10396,38 @@
       <w:r>
         <w:t>le papier de ONSEMI sur la sélection des MOSFET pour la protection de polarisation inverse (</w:t>
       </w:r>
-      <w:hyperlink r:id="rId25" w:history="1">
-        <w:r>
-          <w:rPr>
-            <w:rStyle w:val="Hyperlink"/>
+      <w:hyperlink r:id="rId30" w:history="1">
+        <w:r>
+          <w:rPr>
+            <w:rStyle w:val="Lienhypertexte"/>
           </w:rPr>
           <w:t xml:space="preserve">AND90146 - MOSFET </w:t>
         </w:r>
         <w:proofErr w:type="spellStart"/>
         <w:r>
           <w:rPr>
-            <w:rStyle w:val="Hyperlink"/>
+            <w:rStyle w:val="Lienhypertexte"/>
           </w:rPr>
           <w:t>Selection</w:t>
         </w:r>
         <w:proofErr w:type="spellEnd"/>
         <w:r>
           <w:rPr>
-            <w:rStyle w:val="Hyperlink"/>
+            <w:rStyle w:val="Lienhypertexte"/>
           </w:rPr>
           <w:t xml:space="preserve"> for Reverse </w:t>
         </w:r>
         <w:proofErr w:type="spellStart"/>
         <w:r>
           <w:rPr>
-            <w:rStyle w:val="Hyperlink"/>
+            <w:rStyle w:val="Lienhypertexte"/>
           </w:rPr>
           <w:t>Polarity</w:t>
         </w:r>
         <w:proofErr w:type="spellEnd"/>
         <w:r>
           <w:rPr>
-            <w:rStyle w:val="Hyperlink"/>
+            <w:rStyle w:val="Lienhypertexte"/>
           </w:rPr>
           <w:t xml:space="preserve"> Protection</w:t>
         </w:r>
@@ -10012,7 +10511,7 @@
     </w:p>
     <w:p>
       <w:pPr>
-        <w:pStyle w:val="Heading2"/>
+        <w:pStyle w:val="Titre2"/>
       </w:pPr>
       <w:bookmarkStart w:id="43" w:name="_Toc72079940"/>
       <w:r>
@@ -10023,7 +10522,7 @@
     </w:p>
     <w:p>
       <w:pPr>
-        <w:pStyle w:val="Heading3"/>
+        <w:pStyle w:val="Titre3"/>
       </w:pPr>
       <w:r>
         <w:t>Protocole de mise en service</w:t>
@@ -10031,7 +10530,7 @@
     </w:p>
     <w:tbl>
       <w:tblPr>
-        <w:tblStyle w:val="TableGrid"/>
+        <w:tblStyle w:val="Grilledutableau"/>
         <w:tblW w:w="0" w:type="auto"/>
         <w:tblLook w:val="04A0" w:firstRow="1" w:lastRow="0" w:firstColumn="1" w:lastColumn="0" w:noHBand="0" w:noVBand="1"/>
       </w:tblPr>
@@ -10917,7 +11416,7 @@
     <w:p/>
     <w:p>
       <w:pPr>
-        <w:pStyle w:val="Heading3"/>
+        <w:pStyle w:val="Titre3"/>
       </w:pPr>
       <w:r>
         <w:t>Mesure1</w:t>
@@ -10925,7 +11424,7 @@
     </w:p>
     <w:p>
       <w:pPr>
-        <w:pStyle w:val="Heading4"/>
+        <w:pStyle w:val="Titre4"/>
       </w:pPr>
       <w:r>
         <w:t>But de la mesure</w:t>
@@ -10933,7 +11432,7 @@
     </w:p>
     <w:p>
       <w:pPr>
-        <w:pStyle w:val="Heading4"/>
+        <w:pStyle w:val="Titre4"/>
       </w:pPr>
       <w:r>
         <w:t>Schéma de mesure</w:t>
@@ -10941,7 +11440,7 @@
     </w:p>
     <w:p>
       <w:pPr>
-        <w:pStyle w:val="Heading4"/>
+        <w:pStyle w:val="Titre4"/>
       </w:pPr>
       <w:r>
         <w:t>Liste des composants</w:t>
@@ -10949,7 +11448,7 @@
     </w:p>
     <w:p>
       <w:pPr>
-        <w:pStyle w:val="Heading4"/>
+        <w:pStyle w:val="Titre4"/>
       </w:pPr>
       <w:r>
         <w:t>Liste des instruments et leurs réglages</w:t>
@@ -10957,7 +11456,7 @@
     </w:p>
     <w:p>
       <w:pPr>
-        <w:pStyle w:val="Heading4"/>
+        <w:pStyle w:val="Titre4"/>
       </w:pPr>
       <w:r>
         <w:t>Tableaux des valeurs mesurées</w:t>
@@ -10965,7 +11464,7 @@
     </w:p>
     <w:p>
       <w:pPr>
-        <w:pStyle w:val="Heading3"/>
+        <w:pStyle w:val="Titre3"/>
       </w:pPr>
       <w:r>
         <w:t>Mesure2</w:t>
@@ -10973,7 +11472,7 @@
     </w:p>
     <w:p>
       <w:pPr>
-        <w:pStyle w:val="Heading4"/>
+        <w:pStyle w:val="Titre4"/>
       </w:pPr>
       <w:r>
         <w:t>But de la mesure</w:t>
@@ -10981,7 +11480,7 @@
     </w:p>
     <w:p>
       <w:pPr>
-        <w:pStyle w:val="Heading4"/>
+        <w:pStyle w:val="Titre4"/>
       </w:pPr>
       <w:r>
         <w:t>Schéma de mesure</w:t>
@@ -10989,7 +11488,7 @@
     </w:p>
     <w:p>
       <w:pPr>
-        <w:pStyle w:val="Heading4"/>
+        <w:pStyle w:val="Titre4"/>
       </w:pPr>
       <w:r>
         <w:t xml:space="preserve">Liste des </w:t>
@@ -11000,7 +11499,7 @@
     </w:p>
     <w:p>
       <w:pPr>
-        <w:pStyle w:val="Heading4"/>
+        <w:pStyle w:val="Titre4"/>
       </w:pPr>
       <w:r>
         <w:t>Liste des i</w:t>
@@ -11020,7 +11519,7 @@
     </w:p>
     <w:p>
       <w:pPr>
-        <w:pStyle w:val="Heading4"/>
+        <w:pStyle w:val="Titre4"/>
       </w:pPr>
       <w:r>
         <w:t xml:space="preserve">Tableaux </w:t>
@@ -11041,7 +11540,7 @@
     <w:p/>
     <w:p>
       <w:pPr>
-        <w:pStyle w:val="Heading2"/>
+        <w:pStyle w:val="Titre2"/>
       </w:pPr>
       <w:bookmarkStart w:id="44" w:name="_Toc72079941"/>
       <w:r>
@@ -11052,7 +11551,7 @@
     </w:p>
     <w:p>
       <w:pPr>
-        <w:pStyle w:val="Heading2"/>
+        <w:pStyle w:val="Titre2"/>
       </w:pPr>
       <w:bookmarkStart w:id="45" w:name="_Toc40259971"/>
       <w:bookmarkStart w:id="46" w:name="_Toc40260233"/>
@@ -11072,7 +11571,7 @@
     </w:p>
     <w:p>
       <w:pPr>
-        <w:pStyle w:val="Heading3"/>
+        <w:pStyle w:val="Titre3"/>
       </w:pPr>
       <w:r>
         <w:t>Contraintes (Rules Check)</w:t>
@@ -11080,7 +11579,7 @@
     </w:p>
     <w:p>
       <w:pPr>
-        <w:pStyle w:val="Heading4"/>
+        <w:pStyle w:val="Titre4"/>
       </w:pPr>
       <w:r>
         <w:t>Largeurs des p</w:t>
@@ -11091,7 +11590,7 @@
     </w:p>
     <w:p>
       <w:pPr>
-        <w:pStyle w:val="Heading4"/>
+        <w:pStyle w:val="Titre4"/>
       </w:pPr>
       <w:r>
         <w:t xml:space="preserve">Diamètres des </w:t>
@@ -11107,7 +11606,7 @@
     </w:p>
     <w:p>
       <w:pPr>
-        <w:pStyle w:val="Heading3"/>
+        <w:pStyle w:val="Titre3"/>
       </w:pPr>
       <w:r>
         <w:t>Empreintes spécifiques</w:t>
@@ -11115,7 +11614,7 @@
     </w:p>
     <w:p>
       <w:pPr>
-        <w:pStyle w:val="Heading4"/>
+        <w:pStyle w:val="Titre4"/>
       </w:pPr>
       <w:r>
         <w:t>Régulateur de tension</w:t>
@@ -11123,7 +11622,7 @@
     </w:p>
     <w:p>
       <w:pPr>
-        <w:pStyle w:val="Heading4"/>
+        <w:pStyle w:val="Titre4"/>
       </w:pPr>
       <w:r>
         <w:t>Microcontrôleur</w:t>
@@ -11132,7 +11631,7 @@
     <w:p/>
     <w:p>
       <w:pPr>
-        <w:pStyle w:val="Heading2"/>
+        <w:pStyle w:val="Titre2"/>
       </w:pPr>
       <w:bookmarkStart w:id="50" w:name="_Toc40259977"/>
       <w:bookmarkStart w:id="51" w:name="_Toc40260239"/>
@@ -11152,7 +11651,7 @@
     </w:p>
     <w:p>
       <w:pPr>
-        <w:pStyle w:val="Heading3"/>
+        <w:pStyle w:val="Titre3"/>
       </w:pPr>
       <w:r>
         <w:t>Machine des états</w:t>
@@ -11160,7 +11659,7 @@
     </w:p>
     <w:p>
       <w:pPr>
-        <w:pStyle w:val="Heading3"/>
+        <w:pStyle w:val="Titre3"/>
       </w:pPr>
       <w:proofErr w:type="spellStart"/>
       <w:r>
@@ -11170,7 +11669,7 @@
     </w:p>
     <w:p>
       <w:pPr>
-        <w:pStyle w:val="Heading3"/>
+        <w:pStyle w:val="Titre3"/>
       </w:pPr>
       <w:proofErr w:type="spellStart"/>
       <w:r>
@@ -11180,7 +11679,7 @@
     </w:p>
     <w:p>
       <w:pPr>
-        <w:pStyle w:val="Heading2"/>
+        <w:pStyle w:val="Titre2"/>
       </w:pPr>
       <w:bookmarkStart w:id="55" w:name="_Toc72079944"/>
       <w:r>
@@ -11190,7 +11689,7 @@
     </w:p>
     <w:p>
       <w:pPr>
-        <w:pStyle w:val="Heading3"/>
+        <w:pStyle w:val="Titre3"/>
       </w:pPr>
       <w:r>
         <w:t>Machine des états</w:t>
@@ -11198,7 +11697,7 @@
     </w:p>
     <w:p>
       <w:pPr>
-        <w:pStyle w:val="Heading3"/>
+        <w:pStyle w:val="Titre3"/>
       </w:pPr>
       <w:proofErr w:type="spellStart"/>
       <w:r>
@@ -11208,7 +11707,7 @@
     </w:p>
     <w:p>
       <w:pPr>
-        <w:pStyle w:val="Heading2"/>
+        <w:pStyle w:val="Titre2"/>
       </w:pPr>
       <w:bookmarkStart w:id="56" w:name="_Toc72079945"/>
       <w:r>
@@ -11221,7 +11720,7 @@
     </w:p>
     <w:p>
       <w:pPr>
-        <w:pStyle w:val="Heading3"/>
+        <w:pStyle w:val="Titre3"/>
       </w:pPr>
       <w:r>
         <w:t>Rédaction du protocole de mise en service de post-production</w:t>
@@ -11229,7 +11728,7 @@
     </w:p>
     <w:p>
       <w:pPr>
-        <w:pStyle w:val="Heading3"/>
+        <w:pStyle w:val="Titre3"/>
       </w:pPr>
       <w:r>
         <w:t>Rédaction du mode d’emploi utilisateur</w:t>
@@ -11237,7 +11736,7 @@
     </w:p>
     <w:p>
       <w:pPr>
-        <w:pStyle w:val="Heading2"/>
+        <w:pStyle w:val="Titre2"/>
       </w:pPr>
       <w:bookmarkStart w:id="57" w:name="_Toc72079946"/>
       <w:r>
@@ -11255,7 +11754,7 @@
     </w:p>
     <w:p>
       <w:pPr>
-        <w:pStyle w:val="Heading1"/>
+        <w:pStyle w:val="Titre1"/>
       </w:pPr>
       <w:bookmarkStart w:id="58" w:name="_Toc40259980"/>
       <w:bookmarkStart w:id="59" w:name="_Toc40260242"/>
@@ -11274,7 +11773,7 @@
     </w:p>
     <w:p>
       <w:pPr>
-        <w:pStyle w:val="Heading2"/>
+        <w:pStyle w:val="Titre2"/>
       </w:pPr>
       <w:bookmarkStart w:id="63" w:name="_Toc72079948"/>
       <w:r>
@@ -11298,7 +11797,7 @@
     </w:p>
     <w:p>
       <w:pPr>
-        <w:pStyle w:val="Heading2"/>
+        <w:pStyle w:val="Titre2"/>
       </w:pPr>
       <w:bookmarkStart w:id="64" w:name="_Toc72079949"/>
       <w:r>
@@ -11308,7 +11807,7 @@
     </w:p>
     <w:p>
       <w:pPr>
-        <w:pStyle w:val="Heading2"/>
+        <w:pStyle w:val="Titre2"/>
       </w:pPr>
       <w:bookmarkStart w:id="65" w:name="_Toc72079950"/>
       <w:r>
@@ -11323,7 +11822,7 @@
     </w:p>
     <w:p>
       <w:pPr>
-        <w:pStyle w:val="Heading2"/>
+        <w:pStyle w:val="Titre2"/>
       </w:pPr>
       <w:bookmarkStart w:id="66" w:name="_Toc72079951"/>
       <w:r>
@@ -11341,7 +11840,7 @@
     </w:p>
     <w:p>
       <w:pPr>
-        <w:pStyle w:val="Heading1"/>
+        <w:pStyle w:val="Titre1"/>
       </w:pPr>
       <w:bookmarkStart w:id="67" w:name="_Toc40259984"/>
       <w:bookmarkStart w:id="68" w:name="_Toc40260246"/>
@@ -11360,7 +11859,7 @@
     </w:p>
     <w:p>
       <w:pPr>
-        <w:pStyle w:val="Heading2"/>
+        <w:pStyle w:val="Titre2"/>
       </w:pPr>
       <w:bookmarkStart w:id="72" w:name="_Toc72079953"/>
       <w:r>
@@ -11370,7 +11869,7 @@
     </w:p>
     <w:p>
       <w:pPr>
-        <w:pStyle w:val="Heading2"/>
+        <w:pStyle w:val="Titre2"/>
       </w:pPr>
       <w:bookmarkStart w:id="73" w:name="_Toc72079954"/>
       <w:r>
@@ -11389,7 +11888,7 @@
     </w:p>
     <w:p>
       <w:pPr>
-        <w:pStyle w:val="Heading2"/>
+        <w:pStyle w:val="Titre2"/>
       </w:pPr>
       <w:bookmarkStart w:id="74" w:name="_Toc72079955"/>
       <w:r>
@@ -11402,7 +11901,7 @@
     </w:p>
     <w:tbl>
       <w:tblPr>
-        <w:tblStyle w:val="TableGrid"/>
+        <w:tblStyle w:val="Grilledutableau"/>
         <w:tblW w:w="9072" w:type="dxa"/>
         <w:tblInd w:w="-5" w:type="dxa"/>
         <w:tblLook w:val="04A0" w:firstRow="1" w:lastRow="0" w:firstColumn="1" w:lastColumn="0" w:noHBand="0" w:noVBand="1"/>
@@ -11563,13 +12062,13 @@
                           <pic:cNvPicPr/>
                         </pic:nvPicPr>
                         <pic:blipFill>
-                          <a:blip r:embed="rId26" cstate="print">
+                          <a:blip r:embed="rId31" cstate="print">
                             <a:extLst>
                               <a:ext uri="{28A0092B-C50C-407E-A947-70E740481C1C}">
                                 <a14:useLocalDpi xmlns:a14="http://schemas.microsoft.com/office/drawing/2010/main" val="0"/>
                               </a:ext>
                               <a:ext uri="{96DAC541-7B7A-43D3-8B79-37D633B846F1}">
-                                <asvg:svgBlip xmlns:asvg="http://schemas.microsoft.com/office/drawing/2016/SVG/main" r:embed="rId27"/>
+                                <asvg:svgBlip xmlns:asvg="http://schemas.microsoft.com/office/drawing/2016/SVG/main" r:embed="rId32"/>
                               </a:ext>
                             </a:extLst>
                           </a:blip>
@@ -11897,13 +12396,13 @@
                           <pic:cNvPicPr/>
                         </pic:nvPicPr>
                         <pic:blipFill>
-                          <a:blip r:embed="rId26" cstate="print">
+                          <a:blip r:embed="rId31" cstate="print">
                             <a:extLst>
                               <a:ext uri="{28A0092B-C50C-407E-A947-70E740481C1C}">
                                 <a14:useLocalDpi xmlns:a14="http://schemas.microsoft.com/office/drawing/2010/main" val="0"/>
                               </a:ext>
                               <a:ext uri="{96DAC541-7B7A-43D3-8B79-37D633B846F1}">
-                                <asvg:svgBlip xmlns:asvg="http://schemas.microsoft.com/office/drawing/2016/SVG/main" r:embed="rId27"/>
+                                <asvg:svgBlip xmlns:asvg="http://schemas.microsoft.com/office/drawing/2016/SVG/main" r:embed="rId32"/>
                               </a:ext>
                             </a:extLst>
                           </a:blip>
@@ -12025,13 +12524,13 @@
                           <pic:cNvPicPr/>
                         </pic:nvPicPr>
                         <pic:blipFill>
-                          <a:blip r:embed="rId26" cstate="print">
+                          <a:blip r:embed="rId31" cstate="print">
                             <a:extLst>
                               <a:ext uri="{28A0092B-C50C-407E-A947-70E740481C1C}">
                                 <a14:useLocalDpi xmlns:a14="http://schemas.microsoft.com/office/drawing/2010/main" val="0"/>
                               </a:ext>
                               <a:ext uri="{96DAC541-7B7A-43D3-8B79-37D633B846F1}">
-                                <asvg:svgBlip xmlns:asvg="http://schemas.microsoft.com/office/drawing/2016/SVG/main" r:embed="rId27"/>
+                                <asvg:svgBlip xmlns:asvg="http://schemas.microsoft.com/office/drawing/2016/SVG/main" r:embed="rId32"/>
                               </a:ext>
                             </a:extLst>
                           </a:blip>
@@ -13161,13 +13660,13 @@
                           <pic:cNvPicPr/>
                         </pic:nvPicPr>
                         <pic:blipFill>
-                          <a:blip r:embed="rId26" cstate="print">
+                          <a:blip r:embed="rId31" cstate="print">
                             <a:extLst>
                               <a:ext uri="{28A0092B-C50C-407E-A947-70E740481C1C}">
                                 <a14:useLocalDpi xmlns:a14="http://schemas.microsoft.com/office/drawing/2010/main" val="0"/>
                               </a:ext>
                               <a:ext uri="{96DAC541-7B7A-43D3-8B79-37D633B846F1}">
-                                <asvg:svgBlip xmlns:asvg="http://schemas.microsoft.com/office/drawing/2016/SVG/main" r:embed="rId27"/>
+                                <asvg:svgBlip xmlns:asvg="http://schemas.microsoft.com/office/drawing/2016/SVG/main" r:embed="rId32"/>
                               </a:ext>
                             </a:extLst>
                           </a:blip>
@@ -13327,7 +13826,7 @@
     <w:p/>
     <w:p>
       <w:pPr>
-        <w:pStyle w:val="Heading2"/>
+        <w:pStyle w:val="Titre2"/>
       </w:pPr>
       <w:bookmarkStart w:id="75" w:name="_Toc72079956"/>
       <w:r>
@@ -13337,7 +13836,7 @@
     </w:p>
     <w:p>
       <w:pPr>
-        <w:pStyle w:val="Heading2"/>
+        <w:pStyle w:val="Titre2"/>
       </w:pPr>
       <w:bookmarkStart w:id="76" w:name="_Toc40259987"/>
       <w:bookmarkStart w:id="77" w:name="_Toc40260249"/>
@@ -13355,7 +13854,7 @@
     </w:p>
     <w:p>
       <w:pPr>
-        <w:pStyle w:val="Heading3"/>
+        <w:pStyle w:val="Titre3"/>
       </w:pPr>
       <w:r>
         <w:t>Signatures</w:t>
@@ -13364,7 +13863,7 @@
     <w:p/>
     <w:tbl>
       <w:tblPr>
-        <w:tblStyle w:val="TableGrid"/>
+        <w:tblStyle w:val="Grilledutableau"/>
         <w:tblpPr w:leftFromText="141" w:rightFromText="141" w:vertAnchor="text" w:horzAnchor="margin" w:tblpY="190"/>
         <w:tblW w:w="0" w:type="auto"/>
         <w:tblBorders>
@@ -13473,7 +13972,7 @@
     <w:p/>
     <w:p>
       <w:pPr>
-        <w:pStyle w:val="Heading3"/>
+        <w:pStyle w:val="Titre3"/>
       </w:pPr>
       <w:bookmarkStart w:id="81" w:name="_Toc40259989"/>
       <w:bookmarkStart w:id="82" w:name="_Toc40260251"/>
@@ -13489,16 +13988,16 @@
     </w:p>
     <w:p>
       <w:pPr>
-        <w:pStyle w:val="ListParagraph"/>
+        <w:pStyle w:val="Paragraphedeliste"/>
         <w:numPr>
           <w:ilvl w:val="0"/>
           <w:numId w:val="30"/>
         </w:numPr>
       </w:pPr>
-      <w:hyperlink r:id="rId28" w:history="1">
-        <w:r>
-          <w:rPr>
-            <w:rStyle w:val="Hyperlink"/>
+      <w:hyperlink r:id="rId33" w:history="1">
+        <w:r>
+          <w:rPr>
+            <w:rStyle w:val="Lienhypertexte"/>
           </w:rPr>
           <w:t>https://www.fr.ch/emf</w:t>
         </w:r>
@@ -13509,7 +14008,7 @@
     </w:p>
     <w:p>
       <w:pPr>
-        <w:pStyle w:val="Heading3"/>
+        <w:pStyle w:val="Titre3"/>
       </w:pPr>
       <w:bookmarkStart w:id="85" w:name="_Toc40259988"/>
       <w:bookmarkStart w:id="86" w:name="_Toc40260250"/>
@@ -13522,7 +14021,7 @@
     <w:p/>
     <w:tbl>
       <w:tblPr>
-        <w:tblStyle w:val="TableGrid"/>
+        <w:tblStyle w:val="Grilledutableau"/>
         <w:tblW w:w="0" w:type="auto"/>
         <w:tblLook w:val="04A0" w:firstRow="1" w:lastRow="0" w:firstColumn="1" w:lastColumn="0" w:noHBand="0" w:noVBand="1"/>
       </w:tblPr>
@@ -13648,7 +14147,7 @@
     <w:p/>
     <w:p>
       <w:pPr>
-        <w:pStyle w:val="Heading3"/>
+        <w:pStyle w:val="Titre3"/>
       </w:pPr>
       <w:r>
         <w:t>Annexes</w:t>
@@ -13660,8 +14159,8 @@
     </w:p>
     <w:p/>
     <w:sectPr>
-      <w:headerReference w:type="default" r:id="rId29"/>
-      <w:footerReference w:type="default" r:id="rId30"/>
+      <w:headerReference w:type="default" r:id="rId34"/>
+      <w:footerReference w:type="default" r:id="rId35"/>
       <w:pgSz w:w="11906" w:h="16838"/>
       <w:pgMar w:top="1417" w:right="1417" w:bottom="1417" w:left="1417" w:header="708" w:footer="708" w:gutter="0"/>
       <w:pgNumType w:start="0"/>
@@ -13708,11 +14207,10 @@
         <w:docPartUnique/>
       </w:docPartObj>
     </w:sdtPr>
-    <w:sdtEndPr/>
     <w:sdtContent>
       <w:p>
         <w:pPr>
-          <w:pStyle w:val="Footer"/>
+          <w:pStyle w:val="Pieddepage"/>
           <w:shd w:val="clear" w:color="auto" w:fill="D9D9D9" w:themeFill="background1" w:themeFillShade="D9"/>
         </w:pPr>
         <w:fldSimple w:instr=" FILENAME   \* MERGEFORMAT ">
@@ -13848,7 +14346,7 @@
   </w:sdt>
   <w:p>
     <w:pPr>
-      <w:pStyle w:val="Footer"/>
+      <w:pStyle w:val="Pieddepage"/>
     </w:pPr>
   </w:p>
 </w:ftr>
@@ -13883,7 +14381,7 @@
 <w:hdr xmlns:wpc="http://schemas.microsoft.com/office/word/2010/wordprocessingCanvas" xmlns:cx="http://schemas.microsoft.com/office/drawing/2014/chartex" xmlns:cx1="http://schemas.microsoft.com/office/drawing/2015/9/8/chartex" xmlns:cx2="http://schemas.microsoft.com/office/drawing/2015/10/21/chartex" xmlns:cx3="http://schemas.microsoft.com/office/drawing/2016/5/9/chartex" xmlns:cx4="http://schemas.microsoft.com/office/drawing/2016/5/10/chartex" xmlns:cx5="http://schemas.microsoft.com/office/drawing/2016/5/11/chartex" xmlns:cx6="http://schemas.microsoft.com/office/drawing/2016/5/12/chartex" xmlns:cx7="http://schemas.microsoft.com/office/drawing/2016/5/13/chartex" xmlns:cx8="http://schemas.microsoft.com/office/drawing/2016/5/14/chartex" xmlns:mc="http://schemas.openxmlformats.org/markup-compatibility/2006" xmlns:aink="http://schemas.microsoft.com/office/drawing/2016/ink" xmlns:am3d="http://schemas.microsoft.com/office/drawing/2017/model3d" xmlns:o="urn:schemas-microsoft-com:office:office" xmlns:oel="http://schemas.microsoft.com/office/2019/extlst" xmlns:r="http://schemas.openxmlformats.org/officeDocument/2006/relationships" xmlns:m="http://schemas.openxmlformats.org/officeDocument/2006/math" xmlns:v="urn:schemas-microsoft-com:vml" xmlns:wp14="http://schemas.microsoft.com/office/word/2010/wordprocessingDrawing" xmlns:wp="http://schemas.openxmlformats.org/drawingml/2006/wordprocessingDrawing" xmlns:w10="urn:schemas-microsoft-com:office:word" xmlns:w="http://schemas.openxmlformats.org/wordprocessingml/2006/main" xmlns:w14="http://schemas.microsoft.com/office/word/2010/wordml" xmlns:w15="http://schemas.microsoft.com/office/word/2012/wordml" xmlns:w16cex="http://schemas.microsoft.com/office/word/2018/wordml/cex" xmlns:w16cid="http://schemas.microsoft.com/office/word/2016/wordml/cid" xmlns:w16="http://schemas.microsoft.com/office/word/2018/wordml" xmlns:w16du="http://schemas.microsoft.com/office/word/2023/wordml/word16du" xmlns:w16sdtdh="http://schemas.microsoft.com/office/word/2020/wordml/sdtdatahash" xmlns:w16sdtfl="http://schemas.microsoft.com/office/word/2024/wordml/sdtformatlock" xmlns:w16se="http://schemas.microsoft.com/office/word/2015/wordml/symex" xmlns:wpg="http://schemas.microsoft.com/office/word/2010/wordprocessingGroup" xmlns:wpi="http://schemas.microsoft.com/office/word/2010/wordprocessingInk" xmlns:wne="http://schemas.microsoft.com/office/word/2006/wordml" xmlns:wps="http://schemas.microsoft.com/office/word/2010/wordprocessingShape" mc:Ignorable="w14 w15 w16se w16cid w16 w16cex w16sdtdh w16sdtfl w16du wp14">
   <w:p>
     <w:pPr>
-      <w:pStyle w:val="Header"/>
+      <w:pStyle w:val="En-tte"/>
       <w:shd w:val="clear" w:color="auto" w:fill="D9D9D9" w:themeFill="background1" w:themeFillShade="D9"/>
     </w:pPr>
     <w:r>
@@ -14243,7 +14741,7 @@
     <w:lvl w:ilvl="0">
       <w:start w:val="1"/>
       <w:numFmt w:val="decimal"/>
-      <w:pStyle w:val="Heading1"/>
+      <w:pStyle w:val="Titre1"/>
       <w:lvlText w:val="%1"/>
       <w:lvlJc w:val="left"/>
       <w:pPr>
@@ -14253,7 +14751,7 @@
     <w:lvl w:ilvl="1">
       <w:start w:val="1"/>
       <w:numFmt w:val="decimal"/>
-      <w:pStyle w:val="Heading2"/>
+      <w:pStyle w:val="Titre2"/>
       <w:lvlText w:val="%1.%2"/>
       <w:lvlJc w:val="left"/>
       <w:pPr>
@@ -14263,7 +14761,7 @@
     <w:lvl w:ilvl="2">
       <w:start w:val="1"/>
       <w:numFmt w:val="decimal"/>
-      <w:pStyle w:val="Heading3"/>
+      <w:pStyle w:val="Titre3"/>
       <w:lvlText w:val="%1.%2.%3"/>
       <w:lvlJc w:val="left"/>
       <w:pPr>
@@ -14273,7 +14771,7 @@
     <w:lvl w:ilvl="3">
       <w:start w:val="1"/>
       <w:numFmt w:val="decimal"/>
-      <w:pStyle w:val="Heading4"/>
+      <w:pStyle w:val="Titre4"/>
       <w:lvlText w:val="%1.%2.%3.%4"/>
       <w:lvlJc w:val="left"/>
       <w:pPr>
@@ -14283,7 +14781,7 @@
     <w:lvl w:ilvl="4">
       <w:start w:val="1"/>
       <w:numFmt w:val="decimal"/>
-      <w:pStyle w:val="Heading5"/>
+      <w:pStyle w:val="Titre5"/>
       <w:lvlText w:val="%1.%2.%3.%4.%5"/>
       <w:lvlJc w:val="left"/>
       <w:pPr>
@@ -14293,7 +14791,7 @@
     <w:lvl w:ilvl="5">
       <w:start w:val="1"/>
       <w:numFmt w:val="decimal"/>
-      <w:pStyle w:val="Heading6"/>
+      <w:pStyle w:val="Titre6"/>
       <w:lvlText w:val="%1.%2.%3.%4.%5.%6"/>
       <w:lvlJc w:val="left"/>
       <w:pPr>
@@ -14303,7 +14801,7 @@
     <w:lvl w:ilvl="6">
       <w:start w:val="1"/>
       <w:numFmt w:val="decimal"/>
-      <w:pStyle w:val="Heading7"/>
+      <w:pStyle w:val="Titre7"/>
       <w:lvlText w:val="%1.%2.%3.%4.%5.%6.%7"/>
       <w:lvlJc w:val="left"/>
       <w:pPr>
@@ -14313,7 +14811,7 @@
     <w:lvl w:ilvl="7">
       <w:start w:val="1"/>
       <w:numFmt w:val="decimal"/>
-      <w:pStyle w:val="Heading8"/>
+      <w:pStyle w:val="Titre8"/>
       <w:lvlText w:val="%1.%2.%3.%4.%5.%6.%7.%8"/>
       <w:lvlJc w:val="left"/>
       <w:pPr>
@@ -14323,7 +14821,7 @@
     <w:lvl w:ilvl="8">
       <w:start w:val="1"/>
       <w:numFmt w:val="decimal"/>
-      <w:pStyle w:val="Heading9"/>
+      <w:pStyle w:val="Titre9"/>
       <w:lvlText w:val="%1.%2.%3.%4.%5.%6.%7.%8.%9"/>
       <w:lvlJc w:val="left"/>
       <w:pPr>
@@ -15502,11 +16000,11 @@
     <w:qFormat/>
     <w:rsid w:val="001A4373"/>
   </w:style>
-  <w:style w:type="paragraph" w:styleId="Heading1">
+  <w:style w:type="paragraph" w:styleId="Titre1">
     <w:name w:val="heading 1"/>
     <w:basedOn w:val="Normal"/>
     <w:next w:val="Normal"/>
-    <w:link w:val="Heading1Char"/>
+    <w:link w:val="Titre1Car"/>
     <w:uiPriority w:val="9"/>
     <w:qFormat/>
     <w:rsid w:val="001A4373"/>
@@ -15532,11 +16030,11 @@
       <w:szCs w:val="36"/>
     </w:rPr>
   </w:style>
-  <w:style w:type="paragraph" w:styleId="Heading2">
+  <w:style w:type="paragraph" w:styleId="Titre2">
     <w:name w:val="heading 2"/>
     <w:basedOn w:val="Normal"/>
     <w:next w:val="Normal"/>
-    <w:link w:val="Heading2Char"/>
+    <w:link w:val="Titre2Car"/>
     <w:uiPriority w:val="9"/>
     <w:unhideWhenUsed/>
     <w:qFormat/>
@@ -15561,11 +16059,11 @@
       <w:szCs w:val="28"/>
     </w:rPr>
   </w:style>
-  <w:style w:type="paragraph" w:styleId="Heading3">
+  <w:style w:type="paragraph" w:styleId="Titre3">
     <w:name w:val="heading 3"/>
     <w:basedOn w:val="Normal"/>
     <w:next w:val="Normal"/>
-    <w:link w:val="Heading3Char"/>
+    <w:link w:val="Titre3Car"/>
     <w:uiPriority w:val="9"/>
     <w:unhideWhenUsed/>
     <w:qFormat/>
@@ -15587,11 +16085,11 @@
       <w:color w:val="000000" w:themeColor="text1"/>
     </w:rPr>
   </w:style>
-  <w:style w:type="paragraph" w:styleId="Heading4">
+  <w:style w:type="paragraph" w:styleId="Titre4">
     <w:name w:val="heading 4"/>
     <w:basedOn w:val="Normal"/>
     <w:next w:val="Normal"/>
-    <w:link w:val="Heading4Char"/>
+    <w:link w:val="Titre4Car"/>
     <w:uiPriority w:val="9"/>
     <w:unhideWhenUsed/>
     <w:qFormat/>
@@ -15616,11 +16114,11 @@
       <w:color w:val="000000" w:themeColor="text1"/>
     </w:rPr>
   </w:style>
-  <w:style w:type="paragraph" w:styleId="Heading5">
+  <w:style w:type="paragraph" w:styleId="Titre5">
     <w:name w:val="heading 5"/>
     <w:basedOn w:val="Normal"/>
     <w:next w:val="Normal"/>
-    <w:link w:val="Heading5Char"/>
+    <w:link w:val="Titre5Car"/>
     <w:uiPriority w:val="9"/>
     <w:unhideWhenUsed/>
     <w:qFormat/>
@@ -15640,11 +16138,11 @@
       <w:color w:val="323E4F" w:themeColor="text2" w:themeShade="BF"/>
     </w:rPr>
   </w:style>
-  <w:style w:type="paragraph" w:styleId="Heading6">
+  <w:style w:type="paragraph" w:styleId="Titre6">
     <w:name w:val="heading 6"/>
     <w:basedOn w:val="Normal"/>
     <w:next w:val="Normal"/>
-    <w:link w:val="Heading6Char"/>
+    <w:link w:val="Titre6Car"/>
     <w:uiPriority w:val="9"/>
     <w:semiHidden/>
     <w:unhideWhenUsed/>
@@ -15667,11 +16165,11 @@
       <w:color w:val="323E4F" w:themeColor="text2" w:themeShade="BF"/>
     </w:rPr>
   </w:style>
-  <w:style w:type="paragraph" w:styleId="Heading7">
+  <w:style w:type="paragraph" w:styleId="Titre7">
     <w:name w:val="heading 7"/>
     <w:basedOn w:val="Normal"/>
     <w:next w:val="Normal"/>
-    <w:link w:val="Heading7Char"/>
+    <w:link w:val="Titre7Car"/>
     <w:uiPriority w:val="9"/>
     <w:semiHidden/>
     <w:unhideWhenUsed/>
@@ -15694,11 +16192,11 @@
       <w:color w:val="404040" w:themeColor="text1" w:themeTint="BF"/>
     </w:rPr>
   </w:style>
-  <w:style w:type="paragraph" w:styleId="Heading8">
+  <w:style w:type="paragraph" w:styleId="Titre8">
     <w:name w:val="heading 8"/>
     <w:basedOn w:val="Normal"/>
     <w:next w:val="Normal"/>
-    <w:link w:val="Heading8Char"/>
+    <w:link w:val="Titre8Car"/>
     <w:uiPriority w:val="9"/>
     <w:semiHidden/>
     <w:unhideWhenUsed/>
@@ -15721,11 +16219,11 @@
       <w:szCs w:val="20"/>
     </w:rPr>
   </w:style>
-  <w:style w:type="paragraph" w:styleId="Heading9">
+  <w:style w:type="paragraph" w:styleId="Titre9">
     <w:name w:val="heading 9"/>
     <w:basedOn w:val="Normal"/>
     <w:next w:val="Normal"/>
-    <w:link w:val="Heading9Char"/>
+    <w:link w:val="Titre9Car"/>
     <w:uiPriority w:val="9"/>
     <w:semiHidden/>
     <w:unhideWhenUsed/>
@@ -15750,13 +16248,12 @@
       <w:szCs w:val="20"/>
     </w:rPr>
   </w:style>
-  <w:style w:type="character" w:default="1" w:styleId="DefaultParagraphFont">
+  <w:style w:type="character" w:default="1" w:styleId="Policepardfaut">
     <w:name w:val="Default Paragraph Font"/>
     <w:uiPriority w:val="1"/>
-    <w:semiHidden/>
     <w:unhideWhenUsed/>
   </w:style>
-  <w:style w:type="table" w:default="1" w:styleId="TableNormal">
+  <w:style w:type="table" w:default="1" w:styleId="TableauNormal">
     <w:name w:val="Normal Table"/>
     <w:uiPriority w:val="99"/>
     <w:semiHidden/>
@@ -15771,15 +16268,15 @@
       </w:tblCellMar>
     </w:tblPr>
   </w:style>
-  <w:style w:type="numbering" w:default="1" w:styleId="NoList">
+  <w:style w:type="numbering" w:default="1" w:styleId="Aucuneliste">
     <w:name w:val="No List"/>
     <w:uiPriority w:val="99"/>
     <w:semiHidden/>
     <w:unhideWhenUsed/>
   </w:style>
-  <w:style w:type="paragraph" w:styleId="NoSpacing">
+  <w:style w:type="paragraph" w:styleId="Sansinterligne">
     <w:name w:val="No Spacing"/>
-    <w:link w:val="NoSpacingChar"/>
+    <w:link w:val="SansinterligneCar"/>
     <w:uiPriority w:val="1"/>
     <w:qFormat/>
     <w:rsid w:val="001A4373"/>
@@ -15787,17 +16284,17 @@
       <w:spacing w:after="0" w:line="240" w:lineRule="auto"/>
     </w:pPr>
   </w:style>
-  <w:style w:type="character" w:customStyle="1" w:styleId="NoSpacingChar">
-    <w:name w:val="No Spacing Char"/>
-    <w:basedOn w:val="DefaultParagraphFont"/>
-    <w:link w:val="NoSpacing"/>
+  <w:style w:type="character" w:customStyle="1" w:styleId="SansinterligneCar">
+    <w:name w:val="Sans interligne Car"/>
+    <w:basedOn w:val="Policepardfaut"/>
+    <w:link w:val="Sansinterligne"/>
     <w:uiPriority w:val="1"/>
     <w:rsid w:val="00077D68"/>
   </w:style>
-  <w:style w:type="character" w:customStyle="1" w:styleId="Heading1Char">
-    <w:name w:val="Heading 1 Char"/>
-    <w:basedOn w:val="DefaultParagraphFont"/>
-    <w:link w:val="Heading1"/>
+  <w:style w:type="character" w:customStyle="1" w:styleId="Titre1Car">
+    <w:name w:val="Titre 1 Car"/>
+    <w:basedOn w:val="Policepardfaut"/>
+    <w:link w:val="Titre1"/>
     <w:uiPriority w:val="9"/>
     <w:rsid w:val="001A4373"/>
     <w:rPr>
@@ -15810,10 +16307,10 @@
       <w:szCs w:val="36"/>
     </w:rPr>
   </w:style>
-  <w:style w:type="character" w:customStyle="1" w:styleId="Heading2Char">
-    <w:name w:val="Heading 2 Char"/>
-    <w:basedOn w:val="DefaultParagraphFont"/>
-    <w:link w:val="Heading2"/>
+  <w:style w:type="character" w:customStyle="1" w:styleId="Titre2Car">
+    <w:name w:val="Titre 2 Car"/>
+    <w:basedOn w:val="Policepardfaut"/>
+    <w:link w:val="Titre2"/>
     <w:uiPriority w:val="9"/>
     <w:rsid w:val="001A4373"/>
     <w:rPr>
@@ -15826,7 +16323,7 @@
       <w:szCs w:val="28"/>
     </w:rPr>
   </w:style>
-  <w:style w:type="paragraph" w:styleId="ListParagraph">
+  <w:style w:type="paragraph" w:styleId="Paragraphedeliste">
     <w:name w:val="List Paragraph"/>
     <w:basedOn w:val="Normal"/>
     <w:uiPriority w:val="34"/>
@@ -15837,10 +16334,10 @@
       <w:contextualSpacing/>
     </w:pPr>
   </w:style>
-  <w:style w:type="character" w:customStyle="1" w:styleId="Heading3Char">
-    <w:name w:val="Heading 3 Char"/>
-    <w:basedOn w:val="DefaultParagraphFont"/>
-    <w:link w:val="Heading3"/>
+  <w:style w:type="character" w:customStyle="1" w:styleId="Titre3Car">
+    <w:name w:val="Titre 3 Car"/>
+    <w:basedOn w:val="Policepardfaut"/>
+    <w:link w:val="Titre3"/>
     <w:uiPriority w:val="9"/>
     <w:rsid w:val="001A4373"/>
     <w:rPr>
@@ -15850,9 +16347,9 @@
       <w:color w:val="000000" w:themeColor="text1"/>
     </w:rPr>
   </w:style>
-  <w:style w:type="table" w:styleId="TableGrid">
+  <w:style w:type="table" w:styleId="Grilledutableau">
     <w:name w:val="Table Grid"/>
-    <w:basedOn w:val="TableNormal"/>
+    <w:basedOn w:val="TableauNormal"/>
     <w:uiPriority w:val="39"/>
     <w:rsid w:val="00380541"/>
     <w:pPr>
@@ -15869,10 +16366,10 @@
       </w:tblBorders>
     </w:tblPr>
   </w:style>
-  <w:style w:type="paragraph" w:styleId="Header">
+  <w:style w:type="paragraph" w:styleId="En-tte">
     <w:name w:val="header"/>
     <w:basedOn w:val="Normal"/>
-    <w:link w:val="HeaderChar"/>
+    <w:link w:val="En-tteCar"/>
     <w:uiPriority w:val="99"/>
     <w:unhideWhenUsed/>
     <w:rsid w:val="00293323"/>
@@ -15884,17 +16381,17 @@
       <w:spacing w:after="0" w:line="240" w:lineRule="auto"/>
     </w:pPr>
   </w:style>
-  <w:style w:type="character" w:customStyle="1" w:styleId="HeaderChar">
-    <w:name w:val="Header Char"/>
-    <w:basedOn w:val="DefaultParagraphFont"/>
-    <w:link w:val="Header"/>
+  <w:style w:type="character" w:customStyle="1" w:styleId="En-tteCar">
+    <w:name w:val="En-tête Car"/>
+    <w:basedOn w:val="Policepardfaut"/>
+    <w:link w:val="En-tte"/>
     <w:uiPriority w:val="99"/>
     <w:rsid w:val="00293323"/>
   </w:style>
-  <w:style w:type="paragraph" w:styleId="Footer">
+  <w:style w:type="paragraph" w:styleId="Pieddepage">
     <w:name w:val="footer"/>
     <w:basedOn w:val="Normal"/>
-    <w:link w:val="FooterChar"/>
+    <w:link w:val="PieddepageCar"/>
     <w:uiPriority w:val="99"/>
     <w:unhideWhenUsed/>
     <w:rsid w:val="00293323"/>
@@ -15906,14 +16403,14 @@
       <w:spacing w:after="0" w:line="240" w:lineRule="auto"/>
     </w:pPr>
   </w:style>
-  <w:style w:type="character" w:customStyle="1" w:styleId="FooterChar">
-    <w:name w:val="Footer Char"/>
-    <w:basedOn w:val="DefaultParagraphFont"/>
-    <w:link w:val="Footer"/>
+  <w:style w:type="character" w:customStyle="1" w:styleId="PieddepageCar">
+    <w:name w:val="Pied de page Car"/>
+    <w:basedOn w:val="Policepardfaut"/>
+    <w:link w:val="Pieddepage"/>
     <w:uiPriority w:val="99"/>
     <w:rsid w:val="00293323"/>
   </w:style>
-  <w:style w:type="paragraph" w:styleId="Caption">
+  <w:style w:type="paragraph" w:styleId="Lgende">
     <w:name w:val="caption"/>
     <w:basedOn w:val="Normal"/>
     <w:next w:val="Normal"/>
@@ -15932,7 +16429,7 @@
       <w:szCs w:val="18"/>
     </w:rPr>
   </w:style>
-  <w:style w:type="paragraph" w:styleId="TableofFigures">
+  <w:style w:type="paragraph" w:styleId="Tabledesillustrations">
     <w:name w:val="table of figures"/>
     <w:basedOn w:val="Normal"/>
     <w:next w:val="Normal"/>
@@ -15943,9 +16440,9 @@
       <w:spacing w:after="0"/>
     </w:pPr>
   </w:style>
-  <w:style w:type="character" w:styleId="Hyperlink">
+  <w:style w:type="character" w:styleId="Lienhypertexte">
     <w:name w:val="Hyperlink"/>
-    <w:basedOn w:val="DefaultParagraphFont"/>
+    <w:basedOn w:val="Policepardfaut"/>
     <w:uiPriority w:val="99"/>
     <w:unhideWhenUsed/>
     <w:rsid w:val="003656EE"/>
@@ -15954,9 +16451,9 @@
       <w:u w:val="single"/>
     </w:rPr>
   </w:style>
-  <w:style w:type="character" w:styleId="FollowedHyperlink">
+  <w:style w:type="character" w:styleId="Lienhypertextesuivivisit">
     <w:name w:val="FollowedHyperlink"/>
-    <w:basedOn w:val="DefaultParagraphFont"/>
+    <w:basedOn w:val="Policepardfaut"/>
     <w:uiPriority w:val="99"/>
     <w:semiHidden/>
     <w:unhideWhenUsed/>
@@ -15966,10 +16463,10 @@
       <w:u w:val="single"/>
     </w:rPr>
   </w:style>
-  <w:style w:type="character" w:customStyle="1" w:styleId="Heading4Char">
-    <w:name w:val="Heading 4 Char"/>
-    <w:basedOn w:val="DefaultParagraphFont"/>
-    <w:link w:val="Heading4"/>
+  <w:style w:type="character" w:customStyle="1" w:styleId="Titre4Car">
+    <w:name w:val="Titre 4 Car"/>
+    <w:basedOn w:val="Policepardfaut"/>
+    <w:link w:val="Titre4"/>
     <w:uiPriority w:val="9"/>
     <w:rsid w:val="001A4373"/>
     <w:rPr>
@@ -15981,10 +16478,10 @@
       <w:color w:val="000000" w:themeColor="text1"/>
     </w:rPr>
   </w:style>
-  <w:style w:type="paragraph" w:styleId="BalloonText">
+  <w:style w:type="paragraph" w:styleId="Textedebulles">
     <w:name w:val="Balloon Text"/>
     <w:basedOn w:val="Normal"/>
-    <w:link w:val="BalloonTextChar"/>
+    <w:link w:val="TextedebullesCar"/>
     <w:uiPriority w:val="99"/>
     <w:semiHidden/>
     <w:unhideWhenUsed/>
@@ -15998,10 +16495,10 @@
       <w:szCs w:val="16"/>
     </w:rPr>
   </w:style>
-  <w:style w:type="character" w:customStyle="1" w:styleId="BalloonTextChar">
-    <w:name w:val="Balloon Text Char"/>
-    <w:basedOn w:val="DefaultParagraphFont"/>
-    <w:link w:val="BalloonText"/>
+  <w:style w:type="character" w:customStyle="1" w:styleId="TextedebullesCar">
+    <w:name w:val="Texte de bulles Car"/>
+    <w:basedOn w:val="Policepardfaut"/>
+    <w:link w:val="Textedebulles"/>
     <w:uiPriority w:val="99"/>
     <w:semiHidden/>
     <w:rsid w:val="00D3229B"/>
@@ -16011,10 +16508,10 @@
       <w:szCs w:val="16"/>
     </w:rPr>
   </w:style>
-  <w:style w:type="paragraph" w:styleId="DocumentMap">
+  <w:style w:type="paragraph" w:styleId="Explorateurdedocuments">
     <w:name w:val="Document Map"/>
     <w:basedOn w:val="Normal"/>
-    <w:link w:val="DocumentMapChar"/>
+    <w:link w:val="ExplorateurdedocumentsCar"/>
     <w:uiPriority w:val="99"/>
     <w:semiHidden/>
     <w:unhideWhenUsed/>
@@ -16028,10 +16525,10 @@
       <w:szCs w:val="16"/>
     </w:rPr>
   </w:style>
-  <w:style w:type="character" w:customStyle="1" w:styleId="DocumentMapChar">
-    <w:name w:val="Document Map Char"/>
-    <w:basedOn w:val="DefaultParagraphFont"/>
-    <w:link w:val="DocumentMap"/>
+  <w:style w:type="character" w:customStyle="1" w:styleId="ExplorateurdedocumentsCar">
+    <w:name w:val="Explorateur de documents Car"/>
+    <w:basedOn w:val="Policepardfaut"/>
+    <w:link w:val="Explorateurdedocuments"/>
     <w:uiPriority w:val="99"/>
     <w:semiHidden/>
     <w:rsid w:val="00D3229B"/>
@@ -16041,9 +16538,9 @@
       <w:szCs w:val="16"/>
     </w:rPr>
   </w:style>
-  <w:style w:type="paragraph" w:styleId="TOCHeading">
+  <w:style w:type="paragraph" w:styleId="En-ttedetabledesmatires">
     <w:name w:val="TOC Heading"/>
-    <w:basedOn w:val="Heading1"/>
+    <w:basedOn w:val="Titre1"/>
     <w:next w:val="Normal"/>
     <w:uiPriority w:val="39"/>
     <w:unhideWhenUsed/>
@@ -16053,9 +16550,9 @@
       <w:outlineLvl w:val="9"/>
     </w:pPr>
   </w:style>
-  <w:style w:type="paragraph" w:styleId="TOC2">
+  <w:style w:type="paragraph" w:styleId="TM2">
     <w:name w:val="toc 2"/>
-    <w:basedOn w:val="TOC1"/>
+    <w:basedOn w:val="TM1"/>
     <w:next w:val="Normal"/>
     <w:autoRedefine/>
     <w:uiPriority w:val="39"/>
@@ -16072,7 +16569,7 @@
       <w:smallCaps/>
     </w:rPr>
   </w:style>
-  <w:style w:type="paragraph" w:styleId="TOC1">
+  <w:style w:type="paragraph" w:styleId="TM1">
     <w:name w:val="toc 1"/>
     <w:basedOn w:val="Normal"/>
     <w:next w:val="Normal"/>
@@ -16092,9 +16589,9 @@
       <w:szCs w:val="20"/>
     </w:rPr>
   </w:style>
-  <w:style w:type="paragraph" w:styleId="TOC3">
+  <w:style w:type="paragraph" w:styleId="TM3">
     <w:name w:val="toc 3"/>
-    <w:basedOn w:val="TOC1"/>
+    <w:basedOn w:val="TM1"/>
     <w:next w:val="Normal"/>
     <w:autoRedefine/>
     <w:uiPriority w:val="39"/>
@@ -16112,7 +16609,7 @@
       <w:caps w:val="0"/>
     </w:rPr>
   </w:style>
-  <w:style w:type="paragraph" w:styleId="TOC4">
+  <w:style w:type="paragraph" w:styleId="TM4">
     <w:name w:val="toc 4"/>
     <w:basedOn w:val="Normal"/>
     <w:next w:val="Normal"/>
@@ -16130,7 +16627,7 @@
       <w:szCs w:val="18"/>
     </w:rPr>
   </w:style>
-  <w:style w:type="paragraph" w:styleId="TOC5">
+  <w:style w:type="paragraph" w:styleId="TM5">
     <w:name w:val="toc 5"/>
     <w:basedOn w:val="Normal"/>
     <w:next w:val="Normal"/>
@@ -16162,7 +16659,7 @@
       <w:ind w:left="220" w:hanging="220"/>
     </w:pPr>
   </w:style>
-  <w:style w:type="paragraph" w:styleId="TOC6">
+  <w:style w:type="paragraph" w:styleId="TM6">
     <w:name w:val="toc 6"/>
     <w:basedOn w:val="Normal"/>
     <w:next w:val="Normal"/>
@@ -16180,7 +16677,7 @@
       <w:szCs w:val="18"/>
     </w:rPr>
   </w:style>
-  <w:style w:type="paragraph" w:styleId="TOC7">
+  <w:style w:type="paragraph" w:styleId="TM7">
     <w:name w:val="toc 7"/>
     <w:basedOn w:val="Normal"/>
     <w:next w:val="Normal"/>
@@ -16198,7 +16695,7 @@
       <w:szCs w:val="18"/>
     </w:rPr>
   </w:style>
-  <w:style w:type="paragraph" w:styleId="TOC8">
+  <w:style w:type="paragraph" w:styleId="TM8">
     <w:name w:val="toc 8"/>
     <w:basedOn w:val="Normal"/>
     <w:next w:val="Normal"/>
@@ -16216,7 +16713,7 @@
       <w:szCs w:val="18"/>
     </w:rPr>
   </w:style>
-  <w:style w:type="paragraph" w:styleId="TOC9">
+  <w:style w:type="paragraph" w:styleId="TM9">
     <w:name w:val="toc 9"/>
     <w:basedOn w:val="Normal"/>
     <w:next w:val="Normal"/>
@@ -16234,10 +16731,10 @@
       <w:szCs w:val="18"/>
     </w:rPr>
   </w:style>
-  <w:style w:type="character" w:customStyle="1" w:styleId="Heading5Char">
-    <w:name w:val="Heading 5 Char"/>
-    <w:basedOn w:val="DefaultParagraphFont"/>
-    <w:link w:val="Heading5"/>
+  <w:style w:type="character" w:customStyle="1" w:styleId="Titre5Car">
+    <w:name w:val="Titre 5 Car"/>
+    <w:basedOn w:val="Policepardfaut"/>
+    <w:link w:val="Titre5"/>
     <w:uiPriority w:val="9"/>
     <w:rsid w:val="001A4373"/>
     <w:rPr>
@@ -16245,10 +16742,10 @@
       <w:color w:val="323E4F" w:themeColor="text2" w:themeShade="BF"/>
     </w:rPr>
   </w:style>
-  <w:style w:type="character" w:customStyle="1" w:styleId="Heading6Char">
-    <w:name w:val="Heading 6 Char"/>
-    <w:basedOn w:val="DefaultParagraphFont"/>
-    <w:link w:val="Heading6"/>
+  <w:style w:type="character" w:customStyle="1" w:styleId="Titre6Car">
+    <w:name w:val="Titre 6 Car"/>
+    <w:basedOn w:val="Policepardfaut"/>
+    <w:link w:val="Titre6"/>
     <w:uiPriority w:val="9"/>
     <w:semiHidden/>
     <w:rsid w:val="001A4373"/>
@@ -16259,10 +16756,10 @@
       <w:color w:val="323E4F" w:themeColor="text2" w:themeShade="BF"/>
     </w:rPr>
   </w:style>
-  <w:style w:type="character" w:customStyle="1" w:styleId="Heading7Char">
-    <w:name w:val="Heading 7 Char"/>
-    <w:basedOn w:val="DefaultParagraphFont"/>
-    <w:link w:val="Heading7"/>
+  <w:style w:type="character" w:customStyle="1" w:styleId="Titre7Car">
+    <w:name w:val="Titre 7 Car"/>
+    <w:basedOn w:val="Policepardfaut"/>
+    <w:link w:val="Titre7"/>
     <w:uiPriority w:val="9"/>
     <w:semiHidden/>
     <w:rsid w:val="001A4373"/>
@@ -16273,10 +16770,10 @@
       <w:color w:val="404040" w:themeColor="text1" w:themeTint="BF"/>
     </w:rPr>
   </w:style>
-  <w:style w:type="character" w:customStyle="1" w:styleId="Heading8Char">
-    <w:name w:val="Heading 8 Char"/>
-    <w:basedOn w:val="DefaultParagraphFont"/>
-    <w:link w:val="Heading8"/>
+  <w:style w:type="character" w:customStyle="1" w:styleId="Titre8Car">
+    <w:name w:val="Titre 8 Car"/>
+    <w:basedOn w:val="Policepardfaut"/>
+    <w:link w:val="Titre8"/>
     <w:uiPriority w:val="9"/>
     <w:semiHidden/>
     <w:rsid w:val="001A4373"/>
@@ -16287,10 +16784,10 @@
       <w:szCs w:val="20"/>
     </w:rPr>
   </w:style>
-  <w:style w:type="character" w:customStyle="1" w:styleId="Heading9Char">
-    <w:name w:val="Heading 9 Char"/>
-    <w:basedOn w:val="DefaultParagraphFont"/>
-    <w:link w:val="Heading9"/>
+  <w:style w:type="character" w:customStyle="1" w:styleId="Titre9Car">
+    <w:name w:val="Titre 9 Car"/>
+    <w:basedOn w:val="Policepardfaut"/>
+    <w:link w:val="Titre9"/>
     <w:uiPriority w:val="9"/>
     <w:semiHidden/>
     <w:rsid w:val="001A4373"/>
@@ -16303,11 +16800,11 @@
       <w:szCs w:val="20"/>
     </w:rPr>
   </w:style>
-  <w:style w:type="paragraph" w:styleId="Title">
+  <w:style w:type="paragraph" w:styleId="Titre">
     <w:name w:val="Title"/>
     <w:basedOn w:val="Normal"/>
     <w:next w:val="Normal"/>
-    <w:link w:val="TitleChar"/>
+    <w:link w:val="TitreCar"/>
     <w:uiPriority w:val="10"/>
     <w:qFormat/>
     <w:rsid w:val="001A4373"/>
@@ -16322,10 +16819,10 @@
       <w:szCs w:val="56"/>
     </w:rPr>
   </w:style>
-  <w:style w:type="character" w:customStyle="1" w:styleId="TitleChar">
-    <w:name w:val="Title Char"/>
-    <w:basedOn w:val="DefaultParagraphFont"/>
-    <w:link w:val="Title"/>
+  <w:style w:type="character" w:customStyle="1" w:styleId="TitreCar">
+    <w:name w:val="Titre Car"/>
+    <w:basedOn w:val="Policepardfaut"/>
+    <w:link w:val="Titre"/>
     <w:uiPriority w:val="10"/>
     <w:rsid w:val="001A4373"/>
     <w:rPr>
@@ -16335,11 +16832,11 @@
       <w:szCs w:val="56"/>
     </w:rPr>
   </w:style>
-  <w:style w:type="paragraph" w:styleId="Subtitle">
+  <w:style w:type="paragraph" w:styleId="Sous-titre">
     <w:name w:val="Subtitle"/>
     <w:basedOn w:val="Normal"/>
     <w:next w:val="Normal"/>
-    <w:link w:val="SubtitleChar"/>
+    <w:link w:val="Sous-titreCar"/>
     <w:uiPriority w:val="11"/>
     <w:qFormat/>
     <w:rsid w:val="001A4373"/>
@@ -16353,10 +16850,10 @@
       <w:spacing w:val="10"/>
     </w:rPr>
   </w:style>
-  <w:style w:type="character" w:customStyle="1" w:styleId="SubtitleChar">
-    <w:name w:val="Subtitle Char"/>
-    <w:basedOn w:val="DefaultParagraphFont"/>
-    <w:link w:val="Subtitle"/>
+  <w:style w:type="character" w:customStyle="1" w:styleId="Sous-titreCar">
+    <w:name w:val="Sous-titre Car"/>
+    <w:basedOn w:val="Policepardfaut"/>
+    <w:link w:val="Sous-titre"/>
     <w:uiPriority w:val="11"/>
     <w:rsid w:val="001A4373"/>
     <w:rPr>
@@ -16364,9 +16861,9 @@
       <w:spacing w:val="10"/>
     </w:rPr>
   </w:style>
-  <w:style w:type="character" w:styleId="Strong">
+  <w:style w:type="character" w:styleId="lev">
     <w:name w:val="Strong"/>
-    <w:basedOn w:val="DefaultParagraphFont"/>
+    <w:basedOn w:val="Policepardfaut"/>
     <w:uiPriority w:val="22"/>
     <w:qFormat/>
     <w:rsid w:val="001A4373"/>
@@ -16376,9 +16873,9 @@
       <w:color w:val="000000" w:themeColor="text1"/>
     </w:rPr>
   </w:style>
-  <w:style w:type="character" w:styleId="Emphasis">
+  <w:style w:type="character" w:styleId="Accentuation">
     <w:name w:val="Emphasis"/>
-    <w:basedOn w:val="DefaultParagraphFont"/>
+    <w:basedOn w:val="Policepardfaut"/>
     <w:uiPriority w:val="20"/>
     <w:qFormat/>
     <w:rsid w:val="001A4373"/>
@@ -16388,11 +16885,11 @@
       <w:color w:val="auto"/>
     </w:rPr>
   </w:style>
-  <w:style w:type="paragraph" w:styleId="Quote">
+  <w:style w:type="paragraph" w:styleId="Citation">
     <w:name w:val="Quote"/>
     <w:basedOn w:val="Normal"/>
     <w:next w:val="Normal"/>
-    <w:link w:val="QuoteChar"/>
+    <w:link w:val="CitationCar"/>
     <w:uiPriority w:val="29"/>
     <w:qFormat/>
     <w:rsid w:val="001A4373"/>
@@ -16406,10 +16903,10 @@
       <w:color w:val="000000" w:themeColor="text1"/>
     </w:rPr>
   </w:style>
-  <w:style w:type="character" w:customStyle="1" w:styleId="QuoteChar">
-    <w:name w:val="Quote Char"/>
-    <w:basedOn w:val="DefaultParagraphFont"/>
-    <w:link w:val="Quote"/>
+  <w:style w:type="character" w:customStyle="1" w:styleId="CitationCar">
+    <w:name w:val="Citation Car"/>
+    <w:basedOn w:val="Policepardfaut"/>
+    <w:link w:val="Citation"/>
     <w:uiPriority w:val="29"/>
     <w:rsid w:val="001A4373"/>
     <w:rPr>
@@ -16418,11 +16915,11 @@
       <w:color w:val="000000" w:themeColor="text1"/>
     </w:rPr>
   </w:style>
-  <w:style w:type="paragraph" w:styleId="IntenseQuote">
+  <w:style w:type="paragraph" w:styleId="Citationintense">
     <w:name w:val="Intense Quote"/>
     <w:basedOn w:val="Normal"/>
     <w:next w:val="Normal"/>
-    <w:link w:val="IntenseQuoteChar"/>
+    <w:link w:val="CitationintenseCar"/>
     <w:uiPriority w:val="30"/>
     <w:qFormat/>
     <w:rsid w:val="001A4373"/>
@@ -16440,10 +16937,10 @@
       <w:color w:val="000000" w:themeColor="text1"/>
     </w:rPr>
   </w:style>
-  <w:style w:type="character" w:customStyle="1" w:styleId="IntenseQuoteChar">
-    <w:name w:val="Intense Quote Char"/>
-    <w:basedOn w:val="DefaultParagraphFont"/>
-    <w:link w:val="IntenseQuote"/>
+  <w:style w:type="character" w:customStyle="1" w:styleId="CitationintenseCar">
+    <w:name w:val="Citation intense Car"/>
+    <w:basedOn w:val="Policepardfaut"/>
+    <w:link w:val="Citationintense"/>
     <w:uiPriority w:val="30"/>
     <w:rsid w:val="001A4373"/>
     <w:rPr>
@@ -16451,9 +16948,9 @@
       <w:shd w:val="clear" w:color="auto" w:fill="F2F2F2" w:themeFill="background1" w:themeFillShade="F2"/>
     </w:rPr>
   </w:style>
-  <w:style w:type="character" w:styleId="SubtleEmphasis">
+  <w:style w:type="character" w:styleId="Accentuationlgre">
     <w:name w:val="Subtle Emphasis"/>
-    <w:basedOn w:val="DefaultParagraphFont"/>
+    <w:basedOn w:val="Policepardfaut"/>
     <w:uiPriority w:val="19"/>
     <w:qFormat/>
     <w:rsid w:val="001A4373"/>
@@ -16463,9 +16960,9 @@
       <w:color w:val="404040" w:themeColor="text1" w:themeTint="BF"/>
     </w:rPr>
   </w:style>
-  <w:style w:type="character" w:styleId="IntenseEmphasis">
+  <w:style w:type="character" w:styleId="Accentuationintense">
     <w:name w:val="Intense Emphasis"/>
-    <w:basedOn w:val="DefaultParagraphFont"/>
+    <w:basedOn w:val="Policepardfaut"/>
     <w:uiPriority w:val="21"/>
     <w:qFormat/>
     <w:rsid w:val="001A4373"/>
@@ -16477,9 +16974,9 @@
       <w:caps/>
     </w:rPr>
   </w:style>
-  <w:style w:type="character" w:styleId="SubtleReference">
+  <w:style w:type="character" w:styleId="Rfrencelgre">
     <w:name w:val="Subtle Reference"/>
-    <w:basedOn w:val="DefaultParagraphFont"/>
+    <w:basedOn w:val="Policepardfaut"/>
     <w:uiPriority w:val="31"/>
     <w:qFormat/>
     <w:rsid w:val="001A4373"/>
@@ -16489,9 +16986,9 @@
       <w:u w:val="single" w:color="7F7F7F" w:themeColor="text1" w:themeTint="80"/>
     </w:rPr>
   </w:style>
-  <w:style w:type="character" w:styleId="IntenseReference">
+  <w:style w:type="character" w:styleId="Rfrenceintense">
     <w:name w:val="Intense Reference"/>
-    <w:basedOn w:val="DefaultParagraphFont"/>
+    <w:basedOn w:val="Policepardfaut"/>
     <w:uiPriority w:val="32"/>
     <w:qFormat/>
     <w:rsid w:val="001A4373"/>
@@ -16502,9 +16999,9 @@
       <w:u w:val="single"/>
     </w:rPr>
   </w:style>
-  <w:style w:type="character" w:styleId="BookTitle">
+  <w:style w:type="character" w:styleId="Titredulivre">
     <w:name w:val="Book Title"/>
-    <w:basedOn w:val="DefaultParagraphFont"/>
+    <w:basedOn w:val="Policepardfaut"/>
     <w:uiPriority w:val="33"/>
     <w:qFormat/>
     <w:rsid w:val="001A4373"/>
@@ -16515,9 +17012,9 @@
       <w:spacing w:val="5"/>
     </w:rPr>
   </w:style>
-  <w:style w:type="character" w:styleId="PlaceholderText">
+  <w:style w:type="character" w:styleId="Textedelespacerserv">
     <w:name w:val="Placeholder Text"/>
-    <w:basedOn w:val="DefaultParagraphFont"/>
+    <w:basedOn w:val="Policepardfaut"/>
     <w:uiPriority w:val="99"/>
     <w:semiHidden/>
     <w:rsid w:val="00A762CE"/>
@@ -16525,9 +17022,9 @@
       <w:color w:val="808080"/>
     </w:rPr>
   </w:style>
-  <w:style w:type="character" w:customStyle="1" w:styleId="Textedelespacerserv">
+  <w:style w:type="character" w:customStyle="1" w:styleId="Textedelespacerserv0">
     <w:name w:val="Texte de l’espace réservé"/>
-    <w:basedOn w:val="DefaultParagraphFont"/>
+    <w:basedOn w:val="Policepardfaut"/>
     <w:uiPriority w:val="99"/>
     <w:semiHidden/>
     <w:rsid w:val="005B534A"/>
@@ -16535,9 +17032,9 @@
       <w:color w:val="808080"/>
     </w:rPr>
   </w:style>
-  <w:style w:type="character" w:styleId="CommentReference">
+  <w:style w:type="character" w:styleId="Marquedecommentaire">
     <w:name w:val="annotation reference"/>
-    <w:basedOn w:val="DefaultParagraphFont"/>
+    <w:basedOn w:val="Policepardfaut"/>
     <w:uiPriority w:val="99"/>
     <w:semiHidden/>
     <w:unhideWhenUsed/>
@@ -16547,10 +17044,10 @@
       <w:szCs w:val="16"/>
     </w:rPr>
   </w:style>
-  <w:style w:type="paragraph" w:styleId="CommentText">
+  <w:style w:type="paragraph" w:styleId="Commentaire">
     <w:name w:val="annotation text"/>
     <w:basedOn w:val="Normal"/>
-    <w:link w:val="CommentTextChar"/>
+    <w:link w:val="CommentaireCar"/>
     <w:uiPriority w:val="99"/>
     <w:semiHidden/>
     <w:unhideWhenUsed/>
@@ -16563,10 +17060,10 @@
       <w:szCs w:val="20"/>
     </w:rPr>
   </w:style>
-  <w:style w:type="character" w:customStyle="1" w:styleId="CommentTextChar">
-    <w:name w:val="Comment Text Char"/>
-    <w:basedOn w:val="DefaultParagraphFont"/>
-    <w:link w:val="CommentText"/>
+  <w:style w:type="character" w:customStyle="1" w:styleId="CommentaireCar">
+    <w:name w:val="Commentaire Car"/>
+    <w:basedOn w:val="Policepardfaut"/>
+    <w:link w:val="Commentaire"/>
     <w:uiPriority w:val="99"/>
     <w:semiHidden/>
     <w:rsid w:val="0092670C"/>
@@ -16575,11 +17072,11 @@
       <w:szCs w:val="20"/>
     </w:rPr>
   </w:style>
-  <w:style w:type="paragraph" w:styleId="CommentSubject">
+  <w:style w:type="paragraph" w:styleId="Objetducommentaire">
     <w:name w:val="annotation subject"/>
-    <w:basedOn w:val="CommentText"/>
-    <w:next w:val="CommentText"/>
-    <w:link w:val="CommentSubjectChar"/>
+    <w:basedOn w:val="Commentaire"/>
+    <w:next w:val="Commentaire"/>
+    <w:link w:val="ObjetducommentaireCar"/>
     <w:uiPriority w:val="99"/>
     <w:semiHidden/>
     <w:unhideWhenUsed/>
@@ -16589,10 +17086,10 @@
       <w:bCs/>
     </w:rPr>
   </w:style>
-  <w:style w:type="character" w:customStyle="1" w:styleId="CommentSubjectChar">
-    <w:name w:val="Comment Subject Char"/>
-    <w:basedOn w:val="CommentTextChar"/>
-    <w:link w:val="CommentSubject"/>
+  <w:style w:type="character" w:customStyle="1" w:styleId="ObjetducommentaireCar">
+    <w:name w:val="Objet du commentaire Car"/>
+    <w:basedOn w:val="CommentaireCar"/>
+    <w:link w:val="Objetducommentaire"/>
     <w:uiPriority w:val="99"/>
     <w:semiHidden/>
     <w:rsid w:val="0092670C"/>
@@ -16603,7 +17100,7 @@
       <w:szCs w:val="20"/>
     </w:rPr>
   </w:style>
-  <w:style w:type="paragraph" w:styleId="Revision">
+  <w:style w:type="paragraph" w:styleId="Rvision">
     <w:name w:val="Revision"/>
     <w:hidden/>
     <w:uiPriority w:val="99"/>
@@ -16613,9 +17110,9 @@
       <w:spacing w:after="0" w:line="240" w:lineRule="auto"/>
     </w:pPr>
   </w:style>
-  <w:style w:type="table" w:styleId="GridTable1Light-Accent6">
+  <w:style w:type="table" w:styleId="TableauGrille1Clair-Accentuation6">
     <w:name w:val="Grid Table 1 Light Accent 6"/>
-    <w:basedOn w:val="TableNormal"/>
+    <w:basedOn w:val="TableauNormal"/>
     <w:uiPriority w:val="46"/>
     <w:rsid w:val="00391FA2"/>
     <w:pPr>
@@ -16673,9 +17170,9 @@
       </w:rPr>
     </w:tblStylePr>
   </w:style>
-  <w:style w:type="character" w:styleId="UnresolvedMention">
+  <w:style w:type="character" w:styleId="Mentionnonrsolue">
     <w:name w:val="Unresolved Mention"/>
-    <w:basedOn w:val="DefaultParagraphFont"/>
+    <w:basedOn w:val="Policepardfaut"/>
     <w:uiPriority w:val="99"/>
     <w:semiHidden/>
     <w:unhideWhenUsed/>

--- a/jeu_du_moulin_boura/rpt/jeu-du-moulin-bourquenouda-rpt-development.docx
+++ b/jeu_du_moulin_boura/rpt/jeu-du-moulin-bourquenouda-rpt-development.docx
@@ -4534,9 +4534,9 @@
         </w:p>
       </w:sdtContent>
     </w:sdt>
-    <w:bookmarkStart w:id="0" w:name="_Toc40259938" w:displacedByCustomXml="prev"/>
+    <w:bookmarkStart w:id="0" w:name="_Toc40260289" w:displacedByCustomXml="prev"/>
     <w:bookmarkStart w:id="1" w:name="_Toc40260205" w:displacedByCustomXml="prev"/>
-    <w:bookmarkStart w:id="2" w:name="_Toc40260289" w:displacedByCustomXml="prev"/>
+    <w:bookmarkStart w:id="2" w:name="_Toc40259938" w:displacedByCustomXml="prev"/>
     <w:p>
       <w:pPr>
         <w:pStyle w:val="Titre"/>
@@ -7422,19 +7422,15 @@
       <w:r>
         <w:t xml:space="preserve"> </w:t>
       </w:r>
-      <w:proofErr w:type="spellStart"/>
-      <w:r>
-        <w:t>ce</w:t>
-      </w:r>
-      <w:proofErr w:type="spellEnd"/>
+      <w:r>
+        <w:t>se</w:t>
+      </w:r>
       <w:r>
         <w:t xml:space="preserve"> fera grâce </w:t>
       </w:r>
-      <w:proofErr w:type="spellStart"/>
-      <w:r>
-        <w:t>a</w:t>
-      </w:r>
-      <w:proofErr w:type="spellEnd"/>
+      <w:r>
+        <w:t>à</w:t>
+      </w:r>
       <w:r>
         <w:t xml:space="preserve"> un connecteur TC2030.</w:t>
       </w:r>
@@ -7443,92 +7439,69 @@
       <w:pPr>
         <w:pStyle w:val="Sansinterligne"/>
         <w:rPr>
-          <w:rFonts w:ascii="Helvetica" w:hAnsi="Helvetica" w:cs="Helvetica"/>
+          <w:rFonts w:asciiTheme="majorHAnsi" w:hAnsiTheme="majorHAnsi" w:cstheme="majorHAnsi"/>
           <w:bCs/>
-          <w:sz w:val="21"/>
-          <w:szCs w:val="21"/>
           <w:shd w:val="clear" w:color="auto" w:fill="FFFFFF"/>
         </w:rPr>
       </w:pPr>
       <w:r>
+        <w:rPr>
+          <w:rFonts w:asciiTheme="majorHAnsi" w:hAnsiTheme="majorHAnsi" w:cstheme="majorHAnsi"/>
+        </w:rPr>
         <w:t xml:space="preserve">Pour ce faire je devrais adapter le schéma déjà fourni d’un STM32L072RBT à un MCU </w:t>
       </w:r>
       <w:r>
         <w:rPr>
-          <w:rFonts w:ascii="Helvetica" w:hAnsi="Helvetica" w:cs="Helvetica"/>
+          <w:rFonts w:asciiTheme="majorHAnsi" w:hAnsiTheme="majorHAnsi" w:cstheme="majorHAnsi"/>
           <w:bCs/>
-          <w:sz w:val="21"/>
-          <w:szCs w:val="21"/>
           <w:shd w:val="clear" w:color="auto" w:fill="FFFFFF"/>
         </w:rPr>
-        <w:t>STM32L072C</w:t>
+        <w:t xml:space="preserve">STM32L072CBU et rajouter les </w:t>
       </w:r>
       <w:r>
         <w:rPr>
-          <w:rFonts w:ascii="Helvetica" w:hAnsi="Helvetica" w:cs="Helvetica"/>
+          <w:rFonts w:asciiTheme="majorHAnsi" w:hAnsiTheme="majorHAnsi" w:cstheme="majorHAnsi"/>
           <w:bCs/>
-          <w:sz w:val="21"/>
-          <w:szCs w:val="21"/>
-          <w:shd w:val="clear" w:color="auto" w:fill="FFFFFF"/>
-        </w:rPr>
-        <w:t xml:space="preserve">BU et rajouter les </w:t>
-      </w:r>
-      <w:r>
-        <w:rPr>
-          <w:rFonts w:ascii="Helvetica" w:hAnsi="Helvetica" w:cs="Helvetica"/>
-          <w:bCs/>
-          <w:sz w:val="21"/>
-          <w:szCs w:val="21"/>
           <w:shd w:val="clear" w:color="auto" w:fill="FFFFFF"/>
         </w:rPr>
         <w:t>composants</w:t>
       </w:r>
       <w:r>
         <w:rPr>
-          <w:rFonts w:ascii="Helvetica" w:hAnsi="Helvetica" w:cs="Helvetica"/>
+          <w:rFonts w:asciiTheme="majorHAnsi" w:hAnsiTheme="majorHAnsi" w:cstheme="majorHAnsi"/>
           <w:bCs/>
-          <w:sz w:val="21"/>
-          <w:szCs w:val="21"/>
           <w:shd w:val="clear" w:color="auto" w:fill="FFFFFF"/>
         </w:rPr>
         <w:t xml:space="preserve"> manquants</w:t>
       </w:r>
       <w:r>
         <w:rPr>
-          <w:rFonts w:ascii="Helvetica" w:hAnsi="Helvetica" w:cs="Helvetica"/>
+          <w:rFonts w:asciiTheme="majorHAnsi" w:hAnsiTheme="majorHAnsi" w:cstheme="majorHAnsi"/>
           <w:bCs/>
-          <w:sz w:val="21"/>
-          <w:szCs w:val="21"/>
           <w:shd w:val="clear" w:color="auto" w:fill="FFFFFF"/>
         </w:rPr>
         <w:t xml:space="preserve"> en suivant certaines contraintes</w:t>
       </w:r>
       <w:r>
         <w:rPr>
-          <w:rFonts w:ascii="Helvetica" w:hAnsi="Helvetica" w:cs="Helvetica"/>
+          <w:rFonts w:asciiTheme="majorHAnsi" w:hAnsiTheme="majorHAnsi" w:cstheme="majorHAnsi"/>
           <w:bCs/>
-          <w:sz w:val="21"/>
-          <w:szCs w:val="21"/>
           <w:shd w:val="clear" w:color="auto" w:fill="FFFFFF"/>
         </w:rPr>
         <w:t xml:space="preserve"> et </w:t>
       </w:r>
       <w:r>
         <w:rPr>
-          <w:rFonts w:ascii="Helvetica" w:hAnsi="Helvetica" w:cs="Helvetica"/>
+          <w:rFonts w:asciiTheme="majorHAnsi" w:hAnsiTheme="majorHAnsi" w:cstheme="majorHAnsi"/>
           <w:bCs/>
-          <w:sz w:val="21"/>
-          <w:szCs w:val="21"/>
           <w:shd w:val="clear" w:color="auto" w:fill="FFFFFF"/>
         </w:rPr>
         <w:t>la norme IEC 60617</w:t>
       </w:r>
       <w:r>
         <w:rPr>
-          <w:rFonts w:ascii="Helvetica" w:hAnsi="Helvetica" w:cs="Helvetica"/>
+          <w:rFonts w:asciiTheme="majorHAnsi" w:hAnsiTheme="majorHAnsi" w:cstheme="majorHAnsi"/>
           <w:bCs/>
-          <w:sz w:val="21"/>
-          <w:szCs w:val="21"/>
           <w:shd w:val="clear" w:color="auto" w:fill="FFFFFF"/>
         </w:rPr>
         <w:t>.</w:t>
@@ -7538,29 +7511,23 @@
       <w:pPr>
         <w:pStyle w:val="Sansinterligne"/>
         <w:rPr>
-          <w:rFonts w:ascii="Helvetica" w:hAnsi="Helvetica" w:cs="Helvetica"/>
+          <w:rFonts w:asciiTheme="majorHAnsi" w:hAnsiTheme="majorHAnsi" w:cstheme="majorHAnsi"/>
           <w:bCs/>
-          <w:sz w:val="21"/>
-          <w:szCs w:val="21"/>
           <w:shd w:val="clear" w:color="auto" w:fill="FFFFFF"/>
         </w:rPr>
       </w:pPr>
       <w:r>
         <w:rPr>
-          <w:rFonts w:ascii="Helvetica" w:hAnsi="Helvetica" w:cs="Helvetica"/>
+          <w:rFonts w:asciiTheme="majorHAnsi" w:hAnsiTheme="majorHAnsi" w:cstheme="majorHAnsi"/>
           <w:bCs/>
-          <w:sz w:val="21"/>
-          <w:szCs w:val="21"/>
           <w:shd w:val="clear" w:color="auto" w:fill="FFFFFF"/>
         </w:rPr>
         <w:t xml:space="preserve">À cause du manque de </w:t>
       </w:r>
       <w:r>
         <w:rPr>
-          <w:rFonts w:ascii="Helvetica" w:hAnsi="Helvetica" w:cs="Helvetica"/>
+          <w:rFonts w:asciiTheme="majorHAnsi" w:hAnsiTheme="majorHAnsi" w:cstheme="majorHAnsi"/>
           <w:bCs/>
-          <w:sz w:val="21"/>
-          <w:szCs w:val="21"/>
           <w:shd w:val="clear" w:color="auto" w:fill="FFFFFF"/>
         </w:rPr>
         <w:t>pin de l’</w:t>
@@ -7568,10 +7535,8 @@
       <w:proofErr w:type="spellStart"/>
       <w:r>
         <w:rPr>
-          <w:rFonts w:ascii="Helvetica" w:hAnsi="Helvetica" w:cs="Helvetica"/>
+          <w:rFonts w:asciiTheme="majorHAnsi" w:hAnsiTheme="majorHAnsi" w:cstheme="majorHAnsi"/>
           <w:bCs/>
-          <w:sz w:val="21"/>
-          <w:szCs w:val="21"/>
           <w:shd w:val="clear" w:color="auto" w:fill="FFFFFF"/>
         </w:rPr>
         <w:t>uC</w:t>
@@ -7579,10 +7544,8 @@
       <w:proofErr w:type="spellEnd"/>
       <w:r>
         <w:rPr>
-          <w:rFonts w:ascii="Helvetica" w:hAnsi="Helvetica" w:cs="Helvetica"/>
+          <w:rFonts w:asciiTheme="majorHAnsi" w:hAnsiTheme="majorHAnsi" w:cstheme="majorHAnsi"/>
           <w:bCs/>
-          <w:sz w:val="21"/>
-          <w:szCs w:val="21"/>
           <w:shd w:val="clear" w:color="auto" w:fill="FFFFFF"/>
         </w:rPr>
         <w:t xml:space="preserve"> pour maitriser chaque touches et </w:t>
@@ -7590,10 +7553,8 @@
       <w:proofErr w:type="spellStart"/>
       <w:r>
         <w:rPr>
-          <w:rFonts w:ascii="Helvetica" w:hAnsi="Helvetica" w:cs="Helvetica"/>
+          <w:rFonts w:asciiTheme="majorHAnsi" w:hAnsiTheme="majorHAnsi" w:cstheme="majorHAnsi"/>
           <w:bCs/>
-          <w:sz w:val="21"/>
-          <w:szCs w:val="21"/>
           <w:shd w:val="clear" w:color="auto" w:fill="FFFFFF"/>
         </w:rPr>
         <w:t>LEDs</w:t>
@@ -7601,50 +7562,40 @@
       <w:proofErr w:type="spellEnd"/>
       <w:r>
         <w:rPr>
-          <w:rFonts w:ascii="Helvetica" w:hAnsi="Helvetica" w:cs="Helvetica"/>
+          <w:rFonts w:asciiTheme="majorHAnsi" w:hAnsiTheme="majorHAnsi" w:cstheme="majorHAnsi"/>
           <w:bCs/>
-          <w:sz w:val="21"/>
-          <w:szCs w:val="21"/>
           <w:shd w:val="clear" w:color="auto" w:fill="FFFFFF"/>
         </w:rPr>
         <w:t xml:space="preserve"> une part une, Je devrai utiliser 2 </w:t>
       </w:r>
       <w:r>
         <w:rPr>
-          <w:rFonts w:ascii="Helvetica" w:hAnsi="Helvetica" w:cs="Helvetica"/>
+          <w:rFonts w:asciiTheme="majorHAnsi" w:hAnsiTheme="majorHAnsi" w:cstheme="majorHAnsi"/>
           <w:bCs/>
-          <w:sz w:val="21"/>
-          <w:szCs w:val="21"/>
           <w:shd w:val="clear" w:color="auto" w:fill="FFFFFF"/>
         </w:rPr>
         <w:t>systèmes</w:t>
       </w:r>
       <w:r>
         <w:rPr>
-          <w:rFonts w:ascii="Helvetica" w:hAnsi="Helvetica" w:cs="Helvetica"/>
+          <w:rFonts w:asciiTheme="majorHAnsi" w:hAnsiTheme="majorHAnsi" w:cstheme="majorHAnsi"/>
           <w:bCs/>
-          <w:sz w:val="21"/>
-          <w:szCs w:val="21"/>
           <w:shd w:val="clear" w:color="auto" w:fill="FFFFFF"/>
         </w:rPr>
         <w:t xml:space="preserve"> de matrice</w:t>
       </w:r>
       <w:r>
         <w:rPr>
-          <w:rFonts w:ascii="Helvetica" w:hAnsi="Helvetica" w:cs="Helvetica"/>
+          <w:rFonts w:asciiTheme="majorHAnsi" w:hAnsiTheme="majorHAnsi" w:cstheme="majorHAnsi"/>
           <w:bCs/>
-          <w:sz w:val="21"/>
-          <w:szCs w:val="21"/>
           <w:shd w:val="clear" w:color="auto" w:fill="FFFFFF"/>
         </w:rPr>
         <w:t xml:space="preserve">s </w:t>
       </w:r>
       <w:r>
         <w:rPr>
-          <w:rFonts w:ascii="Helvetica" w:hAnsi="Helvetica" w:cs="Helvetica"/>
+          <w:rFonts w:asciiTheme="majorHAnsi" w:hAnsiTheme="majorHAnsi" w:cstheme="majorHAnsi"/>
           <w:bCs/>
-          <w:sz w:val="21"/>
-          <w:szCs w:val="21"/>
           <w:shd w:val="clear" w:color="auto" w:fill="FFFFFF"/>
         </w:rPr>
         <w:t xml:space="preserve">(un pour les </w:t>
@@ -7652,10 +7603,8 @@
       <w:proofErr w:type="spellStart"/>
       <w:r>
         <w:rPr>
-          <w:rFonts w:ascii="Helvetica" w:hAnsi="Helvetica" w:cs="Helvetica"/>
+          <w:rFonts w:asciiTheme="majorHAnsi" w:hAnsiTheme="majorHAnsi" w:cstheme="majorHAnsi"/>
           <w:bCs/>
-          <w:sz w:val="21"/>
-          <w:szCs w:val="21"/>
           <w:shd w:val="clear" w:color="auto" w:fill="FFFFFF"/>
         </w:rPr>
         <w:t>LEDs</w:t>
@@ -7663,10 +7612,8 @@
       <w:proofErr w:type="spellEnd"/>
       <w:r>
         <w:rPr>
-          <w:rFonts w:ascii="Helvetica" w:hAnsi="Helvetica" w:cs="Helvetica"/>
+          <w:rFonts w:asciiTheme="majorHAnsi" w:hAnsiTheme="majorHAnsi" w:cstheme="majorHAnsi"/>
           <w:bCs/>
-          <w:sz w:val="21"/>
-          <w:szCs w:val="21"/>
           <w:shd w:val="clear" w:color="auto" w:fill="FFFFFF"/>
         </w:rPr>
         <w:t xml:space="preserve"> et un pour les touches capacitives).</w:t>
@@ -7676,39 +7623,31 @@
       <w:pPr>
         <w:pStyle w:val="Sansinterligne"/>
         <w:rPr>
-          <w:rFonts w:ascii="Helvetica" w:hAnsi="Helvetica" w:cs="Helvetica"/>
+          <w:rFonts w:asciiTheme="majorHAnsi" w:hAnsiTheme="majorHAnsi" w:cstheme="majorHAnsi"/>
           <w:bCs/>
-          <w:sz w:val="21"/>
-          <w:szCs w:val="21"/>
           <w:shd w:val="clear" w:color="auto" w:fill="FFFFFF"/>
         </w:rPr>
       </w:pPr>
       <w:r>
         <w:rPr>
-          <w:rFonts w:ascii="Helvetica" w:hAnsi="Helvetica" w:cs="Helvetica"/>
+          <w:rFonts w:asciiTheme="majorHAnsi" w:hAnsiTheme="majorHAnsi" w:cstheme="majorHAnsi"/>
           <w:bCs/>
-          <w:sz w:val="21"/>
-          <w:szCs w:val="21"/>
           <w:shd w:val="clear" w:color="auto" w:fill="FFFFFF"/>
         </w:rPr>
         <w:t>Je dois utiliser des composants SMD et des boitiers 0603 pour</w:t>
       </w:r>
       <w:r>
         <w:rPr>
-          <w:rFonts w:ascii="Helvetica" w:hAnsi="Helvetica" w:cs="Helvetica"/>
+          <w:rFonts w:asciiTheme="majorHAnsi" w:hAnsiTheme="majorHAnsi" w:cstheme="majorHAnsi"/>
           <w:bCs/>
-          <w:sz w:val="21"/>
-          <w:szCs w:val="21"/>
           <w:shd w:val="clear" w:color="auto" w:fill="FFFFFF"/>
         </w:rPr>
         <w:t xml:space="preserve"> ne pas avoir d’agrandissement optique du montage</w:t>
       </w:r>
       <w:r>
         <w:rPr>
-          <w:rFonts w:ascii="Helvetica" w:hAnsi="Helvetica" w:cs="Helvetica"/>
+          <w:rFonts w:asciiTheme="majorHAnsi" w:hAnsiTheme="majorHAnsi" w:cstheme="majorHAnsi"/>
           <w:bCs/>
-          <w:sz w:val="21"/>
-          <w:szCs w:val="21"/>
           <w:shd w:val="clear" w:color="auto" w:fill="FFFFFF"/>
         </w:rPr>
         <w:t>.</w:t>
@@ -7718,49 +7657,39 @@
       <w:pPr>
         <w:pStyle w:val="Sansinterligne"/>
         <w:rPr>
-          <w:rFonts w:ascii="Helvetica" w:hAnsi="Helvetica" w:cs="Helvetica"/>
+          <w:rFonts w:asciiTheme="majorHAnsi" w:hAnsiTheme="majorHAnsi" w:cstheme="majorHAnsi"/>
           <w:bCs/>
-          <w:sz w:val="21"/>
-          <w:szCs w:val="21"/>
           <w:shd w:val="clear" w:color="auto" w:fill="FFFFFF"/>
         </w:rPr>
       </w:pPr>
       <w:r>
         <w:rPr>
-          <w:rFonts w:ascii="Helvetica" w:hAnsi="Helvetica" w:cs="Helvetica"/>
+          <w:rFonts w:asciiTheme="majorHAnsi" w:hAnsiTheme="majorHAnsi" w:cstheme="majorHAnsi"/>
           <w:bCs/>
-          <w:sz w:val="21"/>
-          <w:szCs w:val="21"/>
           <w:shd w:val="clear" w:color="auto" w:fill="FFFFFF"/>
         </w:rPr>
         <w:t xml:space="preserve">Pour l’alimentation du circuit, je dois utiliser un USB-C ou une alimentation </w:t>
       </w:r>
       <w:r>
         <w:rPr>
-          <w:rFonts w:ascii="Helvetica" w:hAnsi="Helvetica" w:cs="Helvetica"/>
+          <w:rFonts w:asciiTheme="majorHAnsi" w:hAnsiTheme="majorHAnsi" w:cstheme="majorHAnsi"/>
           <w:bCs/>
-          <w:sz w:val="21"/>
-          <w:szCs w:val="21"/>
           <w:shd w:val="clear" w:color="auto" w:fill="FFFFFF"/>
         </w:rPr>
         <w:t xml:space="preserve">à 5V </w:t>
       </w:r>
       <w:r>
         <w:rPr>
-          <w:rFonts w:ascii="Helvetica" w:hAnsi="Helvetica" w:cs="Helvetica"/>
+          <w:rFonts w:asciiTheme="majorHAnsi" w:hAnsiTheme="majorHAnsi" w:cstheme="majorHAnsi"/>
           <w:bCs/>
-          <w:sz w:val="21"/>
-          <w:szCs w:val="21"/>
           <w:shd w:val="clear" w:color="auto" w:fill="FFFFFF"/>
         </w:rPr>
         <w:t xml:space="preserve">par </w:t>
       </w:r>
       <w:r>
         <w:rPr>
-          <w:rFonts w:ascii="Helvetica" w:hAnsi="Helvetica" w:cs="Helvetica"/>
+          <w:rFonts w:asciiTheme="majorHAnsi" w:hAnsiTheme="majorHAnsi" w:cstheme="majorHAnsi"/>
           <w:bCs/>
-          <w:sz w:val="21"/>
-          <w:szCs w:val="21"/>
           <w:shd w:val="clear" w:color="auto" w:fill="FFFFFF"/>
         </w:rPr>
         <w:t>2 connecteurs et ensuite réguler la tension pour avoir un VCC = 3.3V.</w:t>
@@ -7770,59 +7699,47 @@
       <w:pPr>
         <w:pStyle w:val="Sansinterligne"/>
         <w:rPr>
-          <w:rFonts w:ascii="Helvetica" w:hAnsi="Helvetica" w:cs="Helvetica"/>
+          <w:rFonts w:asciiTheme="majorHAnsi" w:hAnsiTheme="majorHAnsi" w:cstheme="majorHAnsi"/>
           <w:bCs/>
-          <w:sz w:val="21"/>
-          <w:szCs w:val="21"/>
           <w:shd w:val="clear" w:color="auto" w:fill="FFFFFF"/>
         </w:rPr>
       </w:pPr>
       <w:r>
         <w:rPr>
-          <w:rFonts w:ascii="Helvetica" w:hAnsi="Helvetica" w:cs="Helvetica"/>
+          <w:rFonts w:asciiTheme="majorHAnsi" w:hAnsiTheme="majorHAnsi" w:cstheme="majorHAnsi"/>
           <w:bCs/>
-          <w:sz w:val="21"/>
-          <w:szCs w:val="21"/>
           <w:shd w:val="clear" w:color="auto" w:fill="FFFFFF"/>
         </w:rPr>
         <w:t xml:space="preserve">Le PCB a </w:t>
       </w:r>
       <w:r>
         <w:rPr>
-          <w:rFonts w:ascii="Helvetica" w:hAnsi="Helvetica" w:cs="Helvetica"/>
+          <w:rFonts w:asciiTheme="majorHAnsi" w:hAnsiTheme="majorHAnsi" w:cstheme="majorHAnsi"/>
           <w:bCs/>
-          <w:sz w:val="21"/>
-          <w:szCs w:val="21"/>
           <w:shd w:val="clear" w:color="auto" w:fill="FFFFFF"/>
         </w:rPr>
         <w:t>des dimensions imposées</w:t>
       </w:r>
       <w:r>
         <w:rPr>
-          <w:rFonts w:ascii="Helvetica" w:hAnsi="Helvetica" w:cs="Helvetica"/>
+          <w:rFonts w:asciiTheme="majorHAnsi" w:hAnsiTheme="majorHAnsi" w:cstheme="majorHAnsi"/>
           <w:bCs/>
-          <w:sz w:val="21"/>
-          <w:szCs w:val="21"/>
           <w:shd w:val="clear" w:color="auto" w:fill="FFFFFF"/>
         </w:rPr>
         <w:t xml:space="preserve"> de 10cm x 10xm</w:t>
       </w:r>
       <w:r>
         <w:rPr>
-          <w:rFonts w:ascii="Helvetica" w:hAnsi="Helvetica" w:cs="Helvetica"/>
+          <w:rFonts w:asciiTheme="majorHAnsi" w:hAnsiTheme="majorHAnsi" w:cstheme="majorHAnsi"/>
           <w:bCs/>
-          <w:sz w:val="21"/>
-          <w:szCs w:val="21"/>
           <w:shd w:val="clear" w:color="auto" w:fill="FFFFFF"/>
         </w:rPr>
         <w:t xml:space="preserve"> mais ses dimensions peuvent être négocié si nécessaire. La majorité </w:t>
       </w:r>
       <w:r>
         <w:rPr>
-          <w:rFonts w:ascii="Helvetica" w:hAnsi="Helvetica" w:cs="Helvetica"/>
+          <w:rFonts w:asciiTheme="majorHAnsi" w:hAnsiTheme="majorHAnsi" w:cstheme="majorHAnsi"/>
           <w:bCs/>
-          <w:sz w:val="21"/>
-          <w:szCs w:val="21"/>
           <w:shd w:val="clear" w:color="auto" w:fill="FFFFFF"/>
         </w:rPr>
         <w:t xml:space="preserve">du circuit de contrôle des touches et des </w:t>
@@ -7830,10 +7747,8 @@
       <w:proofErr w:type="spellStart"/>
       <w:r>
         <w:rPr>
-          <w:rFonts w:ascii="Helvetica" w:hAnsi="Helvetica" w:cs="Helvetica"/>
+          <w:rFonts w:asciiTheme="majorHAnsi" w:hAnsiTheme="majorHAnsi" w:cstheme="majorHAnsi"/>
           <w:bCs/>
-          <w:sz w:val="21"/>
-          <w:szCs w:val="21"/>
           <w:shd w:val="clear" w:color="auto" w:fill="FFFFFF"/>
         </w:rPr>
         <w:t>LEDs</w:t>
@@ -7841,40 +7756,32 @@
       <w:proofErr w:type="spellEnd"/>
       <w:r>
         <w:rPr>
-          <w:rFonts w:ascii="Helvetica" w:hAnsi="Helvetica" w:cs="Helvetica"/>
+          <w:rFonts w:asciiTheme="majorHAnsi" w:hAnsiTheme="majorHAnsi" w:cstheme="majorHAnsi"/>
           <w:bCs/>
-          <w:sz w:val="21"/>
-          <w:szCs w:val="21"/>
           <w:shd w:val="clear" w:color="auto" w:fill="FFFFFF"/>
         </w:rPr>
         <w:t xml:space="preserve"> sera placé sur la face BOTTOM au centre de la plaque pour</w:t>
       </w:r>
       <w:r>
         <w:rPr>
-          <w:rFonts w:ascii="Helvetica" w:hAnsi="Helvetica" w:cs="Helvetica"/>
+          <w:rFonts w:asciiTheme="majorHAnsi" w:hAnsiTheme="majorHAnsi" w:cstheme="majorHAnsi"/>
           <w:bCs/>
-          <w:sz w:val="21"/>
-          <w:szCs w:val="21"/>
           <w:shd w:val="clear" w:color="auto" w:fill="FFFFFF"/>
         </w:rPr>
         <w:t xml:space="preserve"> l’esthétique</w:t>
       </w:r>
       <w:r>
         <w:rPr>
-          <w:rFonts w:ascii="Helvetica" w:hAnsi="Helvetica" w:cs="Helvetica"/>
+          <w:rFonts w:asciiTheme="majorHAnsi" w:hAnsiTheme="majorHAnsi" w:cstheme="majorHAnsi"/>
           <w:bCs/>
-          <w:sz w:val="21"/>
-          <w:szCs w:val="21"/>
           <w:shd w:val="clear" w:color="auto" w:fill="FFFFFF"/>
         </w:rPr>
         <w:t xml:space="preserve"> qui est essentiel au projet</w:t>
       </w:r>
       <w:r>
         <w:rPr>
-          <w:rFonts w:ascii="Helvetica" w:hAnsi="Helvetica" w:cs="Helvetica"/>
+          <w:rFonts w:asciiTheme="majorHAnsi" w:hAnsiTheme="majorHAnsi" w:cstheme="majorHAnsi"/>
           <w:bCs/>
-          <w:sz w:val="21"/>
-          <w:szCs w:val="21"/>
           <w:shd w:val="clear" w:color="auto" w:fill="FFFFFF"/>
         </w:rPr>
         <w:t>.</w:t>
@@ -7949,7 +7856,7 @@
           <v:shape id="_x0000_i1025" type="#_x0000_t75" style="width:281.45pt;height:193.6pt" o:ole="">
             <v:imagedata r:id="rId11" o:title=""/>
           </v:shape>
-          <o:OLEObject Type="Embed" ProgID="Visio.Drawing.15" ShapeID="_x0000_i1025" DrawAspect="Content" ObjectID="_1809264722" r:id="rId12"/>
+          <o:OLEObject Type="Embed" ProgID="Visio.Drawing.15" ShapeID="_x0000_i1025" DrawAspect="Content" ObjectID="_1809347567" r:id="rId12"/>
         </w:object>
       </w:r>
     </w:p>
@@ -8096,6 +8003,44 @@
       </w:r>
       <w:r>
         <w:t>contrôlées par l’IC et à l’aide des touches capacitives</w:t>
+      </w:r>
+      <w:r>
+        <w:t>.</w:t>
+      </w:r>
+    </w:p>
+    <w:p>
+      <w:r>
+        <w:rPr>
+          <w:b/>
+          <w:bCs/>
+        </w:rPr>
+        <w:t>4 : Alimentation</w:t>
+      </w:r>
+    </w:p>
+    <w:p>
+      <w:r>
+        <w:t>Cette partie a comme entrée 5V venant soit d’un</w:t>
+      </w:r>
+      <w:r>
+        <w:t xml:space="preserve"> câble USB-C</w:t>
+      </w:r>
+      <w:r>
+        <w:t xml:space="preserve"> soit d’une alimentation</w:t>
+      </w:r>
+      <w:r>
+        <w:t xml:space="preserve"> de</w:t>
+      </w:r>
+      <w:r>
+        <w:t xml:space="preserve"> laboratoire</w:t>
+      </w:r>
+      <w:r>
+        <w:t xml:space="preserve"> </w:t>
+      </w:r>
+      <w:r>
+        <w:t xml:space="preserve">sortira 3.3V à l’aide d’un régulateur linéaire. J’ai aussi choisit d’inclure une protection de polarisation inverse en cas d’erreur de connexion de l’alimentation de </w:t>
+      </w:r>
+      <w:r>
+        <w:t>laboratoire</w:t>
       </w:r>
       <w:r>
         <w:t>.</w:t>
@@ -8465,7 +8410,13 @@
     </w:p>
     <w:p>
       <w:r>
-        <w:t>Pour le schéma bloc, j’ai commencé par reprendre le même que c</w:t>
+        <w:t xml:space="preserve">Pour le schéma bloc, j’ai </w:t>
+      </w:r>
+      <w:r>
+        <w:t xml:space="preserve">repris </w:t>
+      </w:r>
+      <w:r>
+        <w:t xml:space="preserve"> le même que c</w:t>
       </w:r>
       <w:r>
         <w:t>elui imposer car il contient déjà tout ce qui est nécessaire. Le voici :</w:t>
@@ -8480,7 +8431,7 @@
           <v:shape id="_x0000_i1026" type="#_x0000_t75" style="width:281.45pt;height:193.6pt" o:ole="">
             <v:imagedata r:id="rId11" o:title=""/>
           </v:shape>
-          <o:OLEObject Type="Embed" ProgID="Visio.Drawing.15" ShapeID="_x0000_i1026" DrawAspect="Content" ObjectID="_1809264723" r:id="rId14"/>
+          <o:OLEObject Type="Embed" ProgID="Visio.Drawing.15" ShapeID="_x0000_i1026" DrawAspect="Content" ObjectID="_1809347568" r:id="rId14"/>
         </w:object>
       </w:r>
     </w:p>
@@ -8750,6 +8701,9 @@
     </w:p>
     <w:p>
       <w:r>
+        <w:rPr>
+          <w:noProof/>
+        </w:rPr>
         <w:drawing>
           <wp:inline distT="0" distB="0" distL="0" distR="0" wp14:anchorId="04CF80E7" wp14:editId="07770D96">
             <wp:extent cx="2667911" cy="5215890"/>
@@ -8845,7 +8799,104 @@
         <w:t xml:space="preserve"> et aussi de qu’est ce qui presse </w:t>
       </w:r>
       <w:r>
-        <w:t>sur la touche à cause de la … différente des matériaux.</w:t>
+        <w:t xml:space="preserve">sur la touche à cause de la </w:t>
+      </w:r>
+      <w:r>
+        <w:t>constante diélectrique</w:t>
+      </w:r>
+      <w:r>
+        <w:t xml:space="preserve"> différente des matériaux.</w:t>
+      </w:r>
+    </w:p>
+    <w:p>
+      <w:r>
+        <w:t xml:space="preserve">Avec le système de matrice que nous utilisons, </w:t>
+      </w:r>
+      <w:r>
+        <w:t xml:space="preserve">un problème peut se produire </w:t>
+      </w:r>
+      <w:r>
+        <w:t xml:space="preserve">quand plusieurs touches des mêmes canaux sont </w:t>
+      </w:r>
+      <w:r>
+        <w:t>pressées</w:t>
+      </w:r>
+      <w:r>
+        <w:t xml:space="preserve"> en même temps :</w:t>
+      </w:r>
+      <w:r>
+        <w:t xml:space="preserve"> </w:t>
+      </w:r>
+    </w:p>
+    <w:p>
+      <w:r>
+        <w:lastRenderedPageBreak/>
+        <w:drawing>
+          <wp:anchor distT="0" distB="0" distL="114300" distR="114300" simplePos="0" relativeHeight="251681280" behindDoc="0" locked="0" layoutInCell="1" allowOverlap="1" wp14:anchorId="3CE4D8DE" wp14:editId="02D53DB6">
+            <wp:simplePos x="0" y="0"/>
+            <wp:positionH relativeFrom="margin">
+              <wp:align>center</wp:align>
+            </wp:positionH>
+            <wp:positionV relativeFrom="paragraph">
+              <wp:posOffset>401955</wp:posOffset>
+            </wp:positionV>
+            <wp:extent cx="4744085" cy="4505325"/>
+            <wp:effectExtent l="0" t="0" r="0" b="9525"/>
+            <wp:wrapTopAndBottom/>
+            <wp:docPr id="1953677299" name="Image 1" descr="Une image contenant texte, capture d’écran, diagramme, Police&#10;&#10;Le contenu généré par l’IA peut être incorrect."/>
+            <wp:cNvGraphicFramePr>
+              <a:graphicFrameLocks xmlns:a="http://schemas.openxmlformats.org/drawingml/2006/main" noChangeAspect="1"/>
+            </wp:cNvGraphicFramePr>
+            <a:graphic xmlns:a="http://schemas.openxmlformats.org/drawingml/2006/main">
+              <a:graphicData uri="http://schemas.openxmlformats.org/drawingml/2006/picture">
+                <pic:pic xmlns:pic="http://schemas.openxmlformats.org/drawingml/2006/picture">
+                  <pic:nvPicPr>
+                    <pic:cNvPr id="1953677299" name="Image 1" descr="Une image contenant texte, capture d’écran, diagramme, Police&#10;&#10;Le contenu généré par l’IA peut être incorrect."/>
+                    <pic:cNvPicPr/>
+                  </pic:nvPicPr>
+                  <pic:blipFill>
+                    <a:blip r:embed="rId18">
+                      <a:extLst>
+                        <a:ext uri="{28A0092B-C50C-407E-A947-70E740481C1C}">
+                          <a14:useLocalDpi xmlns:a14="http://schemas.microsoft.com/office/drawing/2010/main" val="0"/>
+                        </a:ext>
+                      </a:extLst>
+                    </a:blip>
+                    <a:stretch>
+                      <a:fillRect/>
+                    </a:stretch>
+                  </pic:blipFill>
+                  <pic:spPr>
+                    <a:xfrm>
+                      <a:off x="0" y="0"/>
+                      <a:ext cx="4744085" cy="4505325"/>
+                    </a:xfrm>
+                    <a:prstGeom prst="rect">
+                      <a:avLst/>
+                    </a:prstGeom>
+                  </pic:spPr>
+                </pic:pic>
+              </a:graphicData>
+            </a:graphic>
+          </wp:anchor>
+        </w:drawing>
+      </w:r>
+      <w:r>
+        <w:t xml:space="preserve">Dans cet exemple, la touche 1 et 5 est touché </w:t>
+      </w:r>
+      <w:r>
+        <w:t>or</w:t>
+      </w:r>
+      <w:r>
+        <w:t xml:space="preserve"> le microcontrôleur ne peut pas différencier si les touches 1,2,4 ou 5 ont été pressé.</w:t>
+      </w:r>
+    </w:p>
+    <w:p>
+      <w:r>
+        <w:t>Ce problème est document</w:t>
+      </w:r>
+      <w:r>
+        <w:t>é par STMicroelectronics et dans notre cas ne sera pas trop important car dans le jeu, uniquement une touche doit être pressée à la fois.</w:t>
       </w:r>
     </w:p>
     <w:p>
@@ -8863,6 +8914,228 @@
       </w:r>
       <w:r>
         <w:t>MCU STM32 UFQFPN48</w:t>
+      </w:r>
+    </w:p>
+    <w:p>
+      <w:r>
+        <w:t>Le modèle de microcontrôleur</w:t>
+      </w:r>
+      <w:r>
+        <w:t xml:space="preserve"> imposé était </w:t>
+      </w:r>
+      <w:r>
+        <w:t>"</w:t>
+      </w:r>
+      <w:r>
+        <w:rPr>
+          <w:rFonts w:cstheme="minorHAnsi"/>
+          <w:bCs/>
+          <w:shd w:val="clear" w:color="auto" w:fill="FFFFFF"/>
+        </w:rPr>
+        <w:t>STM32L072CZT6</w:t>
+      </w:r>
+      <w:r>
+        <w:t>"</w:t>
+      </w:r>
+      <w:r>
+        <w:t xml:space="preserve"> </w:t>
+      </w:r>
+      <w:r>
+        <w:t xml:space="preserve">mais il </w:t>
+      </w:r>
+      <w:r>
+        <w:t xml:space="preserve">a été changé quelques fois </w:t>
+      </w:r>
+      <w:r>
+        <w:t>à cause de</w:t>
+      </w:r>
+      <w:r>
+        <w:t xml:space="preserve"> plusieurs raisons : </w:t>
+      </w:r>
+      <w:r>
+        <w:t xml:space="preserve">le premier changement était dû à la taille et le deuxième a cause d’un manque de stocks. On a </w:t>
+      </w:r>
+      <w:r>
+        <w:t>changé</w:t>
+      </w:r>
+      <w:r>
+        <w:t xml:space="preserve"> de boitier de LQFP48 à UFQFPN48 pour avoir plus d’espace de routage au centre du PCB</w:t>
+      </w:r>
+      <w:r>
+        <w:t xml:space="preserve"> </w:t>
+      </w:r>
+      <w:r>
+        <w:t xml:space="preserve">ce qui nous a conduit au modèle </w:t>
+      </w:r>
+      <w:r>
+        <w:t>"</w:t>
+      </w:r>
+      <w:r>
+        <w:rPr>
+          <w:rFonts w:cstheme="minorHAnsi"/>
+          <w:bCs/>
+          <w:shd w:val="clear" w:color="auto" w:fill="FFFFFF"/>
+        </w:rPr>
+        <w:t>STM32L072C</w:t>
+      </w:r>
+      <w:r>
+        <w:rPr>
+          <w:rFonts w:cstheme="minorHAnsi"/>
+          <w:bCs/>
+          <w:shd w:val="clear" w:color="auto" w:fill="FFFFFF"/>
+        </w:rPr>
+        <w:t>BU</w:t>
+      </w:r>
+      <w:r>
+        <w:rPr>
+          <w:rFonts w:cstheme="minorHAnsi"/>
+          <w:bCs/>
+          <w:shd w:val="clear" w:color="auto" w:fill="FFFFFF"/>
+        </w:rPr>
+        <w:t>6</w:t>
+      </w:r>
+      <w:r>
+        <w:t>"</w:t>
+      </w:r>
+      <w:r>
+        <w:t>.</w:t>
+      </w:r>
+      <w:r>
+        <w:t xml:space="preserve"> </w:t>
+      </w:r>
+      <w:proofErr w:type="spellStart"/>
+      <w:r>
+        <w:t>M.Egli</w:t>
+      </w:r>
+      <w:proofErr w:type="spellEnd"/>
+      <w:r>
+        <w:t xml:space="preserve"> utilisait ce MCU dans la programmation, ce qui convenait</w:t>
+      </w:r>
+      <w:r>
+        <w:t>.</w:t>
+      </w:r>
+      <w:r>
+        <w:t xml:space="preserve"> </w:t>
+      </w:r>
+      <w:r>
+        <w:t>Q</w:t>
+      </w:r>
+      <w:r>
+        <w:t xml:space="preserve">uand j’effectuais la recherche des composants pour la commande, je n’ai pas pu trouver le modèle utiliser dans le code de </w:t>
+      </w:r>
+      <w:proofErr w:type="spellStart"/>
+      <w:r>
+        <w:t>M.Egli</w:t>
+      </w:r>
+      <w:proofErr w:type="spellEnd"/>
+      <w:r>
+        <w:t xml:space="preserve"> alors j’ai choisi d’utiliser un modèle similaire après avoir vérifié la compatibilité ce qui nous a conduit au </w:t>
+      </w:r>
+      <w:r>
+        <w:t>"</w:t>
+      </w:r>
+      <w:r>
+        <w:rPr>
+          <w:rFonts w:cstheme="minorHAnsi"/>
+          <w:bCs/>
+          <w:shd w:val="clear" w:color="auto" w:fill="FFFFFF"/>
+        </w:rPr>
+        <w:t>STM32L072C</w:t>
+      </w:r>
+      <w:r>
+        <w:rPr>
+          <w:rFonts w:cstheme="minorHAnsi"/>
+          <w:bCs/>
+          <w:shd w:val="clear" w:color="auto" w:fill="FFFFFF"/>
+        </w:rPr>
+        <w:t>ZU</w:t>
+      </w:r>
+      <w:r>
+        <w:rPr>
+          <w:rFonts w:cstheme="minorHAnsi"/>
+          <w:bCs/>
+          <w:shd w:val="clear" w:color="auto" w:fill="FFFFFF"/>
+        </w:rPr>
+        <w:t>6</w:t>
+      </w:r>
+      <w:r>
+        <w:t>"</w:t>
+      </w:r>
+      <w:r>
+        <w:t xml:space="preserve"> qui fonctionne autant bien que les autres pour notre application. </w:t>
+      </w:r>
+      <w:r>
+        <w:t>Avec une matrice,</w:t>
+      </w:r>
+      <w:r>
+        <w:t xml:space="preserve"> </w:t>
+      </w:r>
+      <w:r>
+        <w:t>24 touches</w:t>
+      </w:r>
+      <w:r>
+        <w:t xml:space="preserve"> donne</w:t>
+      </w:r>
+      <w:r>
+        <w:t>nt</w:t>
+      </w:r>
+      <w:r>
+        <w:t xml:space="preserve"> une utilisation de </w:t>
+      </w:r>
+      <w:r>
+        <w:t>onze</w:t>
+      </w:r>
+      <w:r>
+        <w:t xml:space="preserve"> pins</w:t>
+      </w:r>
+      <w:r>
+        <w:t xml:space="preserve">. Sur le MCU on a </w:t>
+      </w:r>
+      <w:r>
+        <w:t xml:space="preserve">6 groupes de </w:t>
+      </w:r>
+      <w:proofErr w:type="spellStart"/>
+      <w:r>
+        <w:t>touch</w:t>
+      </w:r>
+      <w:proofErr w:type="spellEnd"/>
+      <w:r>
+        <w:t xml:space="preserve"> </w:t>
+      </w:r>
+      <w:proofErr w:type="spellStart"/>
+      <w:r>
+        <w:t>sensing</w:t>
+      </w:r>
+      <w:proofErr w:type="spellEnd"/>
+      <w:r>
+        <w:t xml:space="preserve"> avec deux ou trois touches par groupes</w:t>
+      </w:r>
+      <w:r>
+        <w:t xml:space="preserve">. J’ai donc employé 4 groupes de </w:t>
+      </w:r>
+      <w:proofErr w:type="spellStart"/>
+      <w:r>
+        <w:t>touch</w:t>
+      </w:r>
+      <w:proofErr w:type="spellEnd"/>
+      <w:r>
+        <w:t xml:space="preserve"> </w:t>
+      </w:r>
+      <w:proofErr w:type="spellStart"/>
+      <w:r>
+        <w:t>sensing</w:t>
+      </w:r>
+      <w:proofErr w:type="spellEnd"/>
+      <w:r>
+        <w:t xml:space="preserve"> pour les touches capacitives. Le PCB a une LED par touche donc on a aussi 24 </w:t>
+      </w:r>
+      <w:proofErr w:type="spellStart"/>
+      <w:r>
+        <w:t>LEDs</w:t>
+      </w:r>
+      <w:proofErr w:type="spellEnd"/>
+      <w:r>
+        <w:t xml:space="preserve"> qui seront organisé en matrice de la même manière que </w:t>
       </w:r>
     </w:p>
     <w:p>
@@ -8876,6 +9149,7 @@
         </w:rPr>
       </w:pPr>
       <w:r>
+        <w:lastRenderedPageBreak/>
         <w:t xml:space="preserve">Généralité sur les </w:t>
       </w:r>
       <w:proofErr w:type="spellStart"/>
@@ -9036,7 +9310,6 @@
         <w:rPr>
           <w:noProof/>
         </w:rPr>
-        <w:lastRenderedPageBreak/>
         <w:drawing>
           <wp:anchor distT="0" distB="0" distL="114300" distR="114300" simplePos="0" relativeHeight="251672064" behindDoc="0" locked="0" layoutInCell="1" allowOverlap="1" wp14:anchorId="5E25B4CF" wp14:editId="237C0B3C">
             <wp:simplePos x="0" y="0"/>
@@ -9061,7 +9334,7 @@
                     <pic:cNvPicPr/>
                   </pic:nvPicPr>
                   <pic:blipFill>
-                    <a:blip r:embed="rId18">
+                    <a:blip r:embed="rId19">
                       <a:extLst>
                         <a:ext uri="{28A0092B-C50C-407E-A947-70E740481C1C}">
                           <a14:useLocalDpi xmlns:a14="http://schemas.microsoft.com/office/drawing/2010/main" val="0"/>
@@ -9278,7 +9551,7 @@
                     </pic:cNvPicPr>
                   </pic:nvPicPr>
                   <pic:blipFill>
-                    <a:blip r:embed="rId19">
+                    <a:blip r:embed="rId20">
                       <a:extLst>
                         <a:ext uri="{28A0092B-C50C-407E-A947-70E740481C1C}">
                           <a14:useLocalDpi xmlns:a14="http://schemas.microsoft.com/office/drawing/2010/main" val="0"/>
@@ -9348,7 +9621,7 @@
                     </pic:cNvPicPr>
                   </pic:nvPicPr>
                   <pic:blipFill>
-                    <a:blip r:embed="rId20">
+                    <a:blip r:embed="rId21">
                       <a:extLst>
                         <a:ext uri="{28A0092B-C50C-407E-A947-70E740481C1C}">
                           <a14:useLocalDpi xmlns:a14="http://schemas.microsoft.com/office/drawing/2010/main" val="0"/>
@@ -9413,7 +9686,7 @@
                     </pic:cNvPicPr>
                   </pic:nvPicPr>
                   <pic:blipFill>
-                    <a:blip r:embed="rId21">
+                    <a:blip r:embed="rId22">
                       <a:extLst>
                         <a:ext uri="{28A0092B-C50C-407E-A947-70E740481C1C}">
                           <a14:useLocalDpi xmlns:a14="http://schemas.microsoft.com/office/drawing/2010/main" val="0"/>
@@ -9484,7 +9757,7 @@
                     </pic:cNvPicPr>
                   </pic:nvPicPr>
                   <pic:blipFill>
-                    <a:blip r:embed="rId22">
+                    <a:blip r:embed="rId23">
                       <a:extLst>
                         <a:ext uri="{28A0092B-C50C-407E-A947-70E740481C1C}">
                           <a14:useLocalDpi xmlns:a14="http://schemas.microsoft.com/office/drawing/2010/main" val="0"/>
@@ -9554,7 +9827,7 @@
                     </pic:cNvPicPr>
                   </pic:nvPicPr>
                   <pic:blipFill>
-                    <a:blip r:embed="rId23">
+                    <a:blip r:embed="rId24">
                       <a:extLst>
                         <a:ext uri="{28A0092B-C50C-407E-A947-70E740481C1C}">
                           <a14:useLocalDpi xmlns:a14="http://schemas.microsoft.com/office/drawing/2010/main" val="0"/>
@@ -9629,8 +9902,11 @@
     </w:p>
     <w:p>
       <w:r>
+        <w:rPr>
+          <w:noProof/>
+        </w:rPr>
         <w:drawing>
-          <wp:anchor distT="0" distB="0" distL="114300" distR="114300" simplePos="0" relativeHeight="251680256" behindDoc="0" locked="0" layoutInCell="1" allowOverlap="1" wp14:anchorId="12A072D6" wp14:editId="17FD657A">
+          <wp:anchor distT="0" distB="0" distL="114300" distR="114300" simplePos="0" relativeHeight="251680256" behindDoc="0" locked="0" layoutInCell="1" allowOverlap="1" wp14:anchorId="12A072D6" wp14:editId="48FAAB7C">
             <wp:simplePos x="0" y="0"/>
             <wp:positionH relativeFrom="margin">
               <wp:align>left</wp:align>
@@ -9653,7 +9929,7 @@
                     <pic:cNvPicPr/>
                   </pic:nvPicPr>
                   <pic:blipFill rotWithShape="1">
-                    <a:blip r:embed="rId24">
+                    <a:blip r:embed="rId25">
                       <a:extLst>
                         <a:ext uri="{28A0092B-C50C-407E-A947-70E740481C1C}">
                           <a14:useLocalDpi xmlns:a14="http://schemas.microsoft.com/office/drawing/2010/main" val="0"/>
@@ -9701,10 +9977,34 @@
         <w:t xml:space="preserve">. </w:t>
       </w:r>
       <w:r>
-        <w:t xml:space="preserve">Dans ce groupe, j’ai ajouté </w:t>
-      </w:r>
-      <w:r>
-        <w:t>changer les condensateurs de découplage pour que ce soit conforme au</w:t>
+        <w:t>Dans ce groupe, j’ai ajouté</w:t>
+      </w:r>
+      <w:r>
+        <w:t xml:space="preserve"> </w:t>
+      </w:r>
+      <w:r>
+        <w:t>toutes les connexions des deux matrices</w:t>
+      </w:r>
+      <w:r>
+        <w:t xml:space="preserve"> et</w:t>
+      </w:r>
+      <w:r>
+        <w:t xml:space="preserve"> </w:t>
+      </w:r>
+      <w:r>
+        <w:t>les condensateurs de découplage</w:t>
+      </w:r>
+      <w:r>
+        <w:t>.</w:t>
+      </w:r>
+      <w:r>
+        <w:t xml:space="preserve"> </w:t>
+      </w:r>
+      <w:r>
+        <w:t>J’ai été porté à faire des modifications dans la partie découplage pour être</w:t>
+      </w:r>
+      <w:r>
+        <w:t xml:space="preserve"> conforme au</w:t>
       </w:r>
       <w:r>
         <w:t>x</w:t>
@@ -9719,10 +10019,25 @@
         <w:t xml:space="preserve">le MCU imposé dans mon cahier des charges n’était pas le même que celui </w:t>
       </w:r>
       <w:r>
-        <w:t xml:space="preserve">que M. Egli à utilisé dans son prototype. J’ai aussi ajouté toutes les connexions </w:t>
-      </w:r>
-      <w:r>
-        <w:t>des deux matrices</w:t>
+        <w:t xml:space="preserve">que M. Egli </w:t>
+      </w:r>
+      <w:r>
+        <w:t>a</w:t>
+      </w:r>
+      <w:r>
+        <w:t xml:space="preserve"> utilis</w:t>
+      </w:r>
+      <w:r>
+        <w:t>é</w:t>
+      </w:r>
+      <w:r>
+        <w:t xml:space="preserve"> dans </w:t>
+      </w:r>
+      <w:r>
+        <w:t xml:space="preserve">le schéma de </w:t>
+      </w:r>
+      <w:r>
+        <w:t>son prototype</w:t>
       </w:r>
       <w:r>
         <w:t xml:space="preserve">. </w:t>
@@ -9828,11 +10143,694 @@
       </w:r>
       <w:r>
         <w:t xml:space="preserve">qui facilite le routage en me permettant de changer </w:t>
+      </w:r>
+      <w:r>
+        <w:t xml:space="preserve">quelle pins est utiliser en les classant dans des groupes différents. Par exemple, toutes les pins </w:t>
+      </w:r>
+      <w:r>
+        <w:t>des touches peuvent être interchangé car ce sera juste a la programmation qu</w:t>
+      </w:r>
+      <w:r>
+        <w:t xml:space="preserve">’il faudra faire attention à quelle pin contrôle quoi. C’est pareil pour les </w:t>
+      </w:r>
+      <w:proofErr w:type="spellStart"/>
+      <w:r>
+        <w:t>LEDs</w:t>
+      </w:r>
+      <w:proofErr w:type="spellEnd"/>
+      <w:r>
+        <w:t xml:space="preserve">, ce sera qu’au moment de la programmation que </w:t>
+      </w:r>
+      <w:r>
+        <w:t>savoir quelle pin contrôle les colonnes ou les lignes de la matrice.</w:t>
+      </w:r>
+    </w:p>
+    <w:p/>
+    <w:p/>
+    <w:p>
+      <w:r>
+        <w:rPr>
+          <w:noProof/>
+        </w:rPr>
+        <w:drawing>
+          <wp:anchor distT="0" distB="0" distL="114300" distR="114300" simplePos="0" relativeHeight="251683328" behindDoc="1" locked="0" layoutInCell="1" allowOverlap="1" wp14:anchorId="7FC60E10" wp14:editId="381CEA98">
+            <wp:simplePos x="0" y="0"/>
+            <wp:positionH relativeFrom="margin">
+              <wp:posOffset>1367155</wp:posOffset>
+            </wp:positionH>
+            <wp:positionV relativeFrom="paragraph">
+              <wp:posOffset>0</wp:posOffset>
+            </wp:positionV>
+            <wp:extent cx="962025" cy="2238375"/>
+            <wp:effectExtent l="0" t="0" r="9525" b="9525"/>
+            <wp:wrapTight wrapText="bothSides">
+              <wp:wrapPolygon edited="0">
+                <wp:start x="0" y="0"/>
+                <wp:lineTo x="0" y="21508"/>
+                <wp:lineTo x="21386" y="21508"/>
+                <wp:lineTo x="21386" y="0"/>
+                <wp:lineTo x="0" y="0"/>
+              </wp:wrapPolygon>
+            </wp:wrapTight>
+            <wp:docPr id="1630348262" name="Image 1" descr="Une image contenant texte, capture d’écran, Police, nombre&#10;&#10;Le contenu généré par l’IA peut être incorrect."/>
+            <wp:cNvGraphicFramePr>
+              <a:graphicFrameLocks xmlns:a="http://schemas.openxmlformats.org/drawingml/2006/main" noChangeAspect="1"/>
+            </wp:cNvGraphicFramePr>
+            <a:graphic xmlns:a="http://schemas.openxmlformats.org/drawingml/2006/main">
+              <a:graphicData uri="http://schemas.openxmlformats.org/drawingml/2006/picture">
+                <pic:pic xmlns:pic="http://schemas.openxmlformats.org/drawingml/2006/picture">
+                  <pic:nvPicPr>
+                    <pic:cNvPr id="1155500475" name="Image 1" descr="Une image contenant texte, capture d’écran, Police, nombre&#10;&#10;Le contenu généré par l’IA peut être incorrect."/>
+                    <pic:cNvPicPr/>
+                  </pic:nvPicPr>
+                  <pic:blipFill rotWithShape="1">
+                    <a:blip r:embed="rId25">
+                      <a:extLst>
+                        <a:ext uri="{28A0092B-C50C-407E-A947-70E740481C1C}">
+                          <a14:useLocalDpi xmlns:a14="http://schemas.microsoft.com/office/drawing/2010/main" val="0"/>
+                        </a:ext>
+                      </a:extLst>
+                    </a:blip>
+                    <a:srcRect l="76307" t="52136" r="6217" b="9335"/>
+                    <a:stretch/>
+                  </pic:blipFill>
+                  <pic:spPr bwMode="auto">
+                    <a:xfrm>
+                      <a:off x="0" y="0"/>
+                      <a:ext cx="962025" cy="2238375"/>
+                    </a:xfrm>
+                    <a:prstGeom prst="rect">
+                      <a:avLst/>
+                    </a:prstGeom>
+                    <a:ln>
+                      <a:noFill/>
+                    </a:ln>
+                    <a:extLst>
+                      <a:ext uri="{53640926-AAD7-44D8-BBD7-CCE9431645EC}">
+                        <a14:shadowObscured xmlns:a14="http://schemas.microsoft.com/office/drawing/2010/main"/>
+                      </a:ext>
+                    </a:extLst>
+                  </pic:spPr>
+                </pic:pic>
+              </a:graphicData>
+            </a:graphic>
+            <wp14:sizeRelH relativeFrom="margin">
+              <wp14:pctWidth>0</wp14:pctWidth>
+            </wp14:sizeRelH>
+            <wp14:sizeRelV relativeFrom="margin">
+              <wp14:pctHeight>0</wp14:pctHeight>
+            </wp14:sizeRelV>
+          </wp:anchor>
+        </w:drawing>
+      </w:r>
+      <w:r>
+        <w:t xml:space="preserve"> Avec ce panneau :  </w:t>
       </w:r>
     </w:p>
     <w:p/>
     <w:p/>
     <w:p/>
+    <w:p/>
+    <w:p/>
+    <w:p/>
+    <w:p/>
+    <w:p>
+      <w:r>
+        <w:t xml:space="preserve">On peut voir comment la pin pourra être utiliser. J’ai donc </w:t>
+      </w:r>
+      <w:r>
+        <w:t>utilisé</w:t>
+      </w:r>
+      <w:r>
+        <w:t xml:space="preserve"> ces information</w:t>
+      </w:r>
+      <w:r>
+        <w:t>s</w:t>
+      </w:r>
+      <w:r>
+        <w:t xml:space="preserve"> pour savoir </w:t>
+      </w:r>
+      <w:r>
+        <w:t>quels groupes</w:t>
+      </w:r>
+      <w:r>
+        <w:t xml:space="preserve"> faire. </w:t>
+      </w:r>
+      <w:r>
+        <w:t>J’ai fait trois groupes (A,</w:t>
+      </w:r>
+      <w:r>
+        <w:t xml:space="preserve"> </w:t>
+      </w:r>
+      <w:r>
+        <w:t xml:space="preserve">B et C) </w:t>
+      </w:r>
+      <w:r>
+        <w:t>de pin-</w:t>
+      </w:r>
+      <w:proofErr w:type="spellStart"/>
+      <w:r>
+        <w:t>swapping</w:t>
+      </w:r>
+      <w:proofErr w:type="spellEnd"/>
+      <w:r>
+        <w:t xml:space="preserve">. Le groupe A sert pour les </w:t>
+      </w:r>
+      <w:r>
+        <w:t>11 inputs des touches capacitives</w:t>
+      </w:r>
+      <w:r>
+        <w:t xml:space="preserve">, le </w:t>
+      </w:r>
+      <w:r>
+        <w:t xml:space="preserve">groupe B sert au contrôle de la matrice de </w:t>
+      </w:r>
+      <w:proofErr w:type="spellStart"/>
+      <w:r>
+        <w:t>LEDs</w:t>
+      </w:r>
+      <w:proofErr w:type="spellEnd"/>
+      <w:r>
+        <w:t xml:space="preserve"> et le groupe C est pour les condensateurs de sampling</w:t>
+      </w:r>
+      <w:r>
+        <w:t xml:space="preserve"> et les point de test. C</w:t>
+      </w:r>
+      <w:r>
+        <w:t xml:space="preserve">omme je l’avais dit avant, </w:t>
+      </w:r>
+      <w:r>
+        <w:t xml:space="preserve">tous </w:t>
+      </w:r>
+      <w:r>
+        <w:t xml:space="preserve">les pins de </w:t>
+      </w:r>
+      <w:proofErr w:type="spellStart"/>
+      <w:r>
+        <w:t>chaques</w:t>
+      </w:r>
+      <w:proofErr w:type="spellEnd"/>
+      <w:r>
+        <w:t xml:space="preserve"> groupes sont</w:t>
+      </w:r>
+      <w:r>
+        <w:t xml:space="preserve"> interchangeable car </w:t>
+      </w:r>
+      <w:r>
+        <w:t>ce sera</w:t>
+      </w:r>
+      <w:r>
+        <w:t xml:space="preserve"> gérer niveau software donc je </w:t>
+      </w:r>
+      <w:r>
+        <w:t>prends</w:t>
+      </w:r>
+      <w:r>
+        <w:t xml:space="preserve"> avantage de </w:t>
+      </w:r>
+      <w:r>
+        <w:t>cette méthode</w:t>
+      </w:r>
+      <w:r>
+        <w:t xml:space="preserve"> pour faciliter le routage</w:t>
+      </w:r>
+      <w:r>
+        <w:t>.</w:t>
+      </w:r>
+      <w:r>
+        <w:t xml:space="preserve"> </w:t>
+      </w:r>
+      <w:r>
+        <w:t xml:space="preserve"> Voici la fenêtre de pin-</w:t>
+      </w:r>
+      <w:proofErr w:type="spellStart"/>
+      <w:r>
+        <w:t>swapping</w:t>
+      </w:r>
+      <w:proofErr w:type="spellEnd"/>
+      <w:r>
+        <w:t> :</w:t>
+      </w:r>
+    </w:p>
+    <w:p>
+      <w:r>
+        <w:drawing>
+          <wp:inline distT="0" distB="0" distL="0" distR="0" wp14:anchorId="5CE0F662" wp14:editId="4EDCA143">
+            <wp:extent cx="5760720" cy="3251835"/>
+            <wp:effectExtent l="0" t="0" r="0" b="5715"/>
+            <wp:docPr id="317357629" name="Image 1" descr="Une image contenant capture d’écran, texte, logiciel, Logiciel multimédia&#10;&#10;Le contenu généré par l’IA peut être incorrect."/>
+            <wp:cNvGraphicFramePr>
+              <a:graphicFrameLocks xmlns:a="http://schemas.openxmlformats.org/drawingml/2006/main" noChangeAspect="1"/>
+            </wp:cNvGraphicFramePr>
+            <a:graphic xmlns:a="http://schemas.openxmlformats.org/drawingml/2006/main">
+              <a:graphicData uri="http://schemas.openxmlformats.org/drawingml/2006/picture">
+                <pic:pic xmlns:pic="http://schemas.openxmlformats.org/drawingml/2006/picture">
+                  <pic:nvPicPr>
+                    <pic:cNvPr id="317357629" name="Image 1" descr="Une image contenant capture d’écran, texte, logiciel, Logiciel multimédia&#10;&#10;Le contenu généré par l’IA peut être incorrect."/>
+                    <pic:cNvPicPr/>
+                  </pic:nvPicPr>
+                  <pic:blipFill>
+                    <a:blip r:embed="rId26"/>
+                    <a:stretch>
+                      <a:fillRect/>
+                    </a:stretch>
+                  </pic:blipFill>
+                  <pic:spPr>
+                    <a:xfrm>
+                      <a:off x="0" y="0"/>
+                      <a:ext cx="5760720" cy="3251835"/>
+                    </a:xfrm>
+                    <a:prstGeom prst="rect">
+                      <a:avLst/>
+                    </a:prstGeom>
+                  </pic:spPr>
+                </pic:pic>
+              </a:graphicData>
+            </a:graphic>
+          </wp:inline>
+        </w:drawing>
+      </w:r>
+    </w:p>
+    <w:p>
+      <w:r>
+        <w:t>Un autre aspect qui diverge par rapport au schéma de base, c’est que j’ai rajouter des points de test TP</w:t>
+      </w:r>
+      <w:r>
+        <w:t>3, 4, 5 et 6. Avec ces points, j’espère pouvoir mesurer les changement</w:t>
+      </w:r>
+      <w:r>
+        <w:t>s</w:t>
+      </w:r>
+      <w:r>
+        <w:t xml:space="preserve"> de tension quand on change la capacité en approchant sont doigt</w:t>
+      </w:r>
+    </w:p>
+    <w:p/>
+    <w:p/>
+    <w:p/>
+    <w:p/>
+    <w:p>
+      <w:r>
+        <w:rPr>
+          <w:b/>
+          <w:bCs/>
+        </w:rPr>
+        <w:lastRenderedPageBreak/>
+        <w:t>Groupe 2 : Connecteur de programmation</w:t>
+      </w:r>
+      <w:r>
+        <w:rPr>
+          <w:b/>
+          <w:bCs/>
+        </w:rPr>
+        <w:t xml:space="preserve">. </w:t>
+      </w:r>
+      <w:r>
+        <w:t xml:space="preserve">Ce groupe </w:t>
+      </w:r>
+      <w:r>
+        <w:t xml:space="preserve">n’existe pas dans le schéma bloc, mais il </w:t>
+      </w:r>
+      <w:r>
+        <w:t xml:space="preserve">consiste juste </w:t>
+      </w:r>
+      <w:r>
+        <w:t>des connexions nécessaires</w:t>
+      </w:r>
+      <w:r>
+        <w:t xml:space="preserve"> à la programmation du MCU</w:t>
+      </w:r>
+      <w:r>
+        <w:t xml:space="preserve">. Cependant, </w:t>
+      </w:r>
+      <w:r>
+        <w:t>le connecteur qu’on m’impose</w:t>
+      </w:r>
+      <w:r>
+        <w:t>, un TC2030</w:t>
+      </w:r>
+      <w:r>
+        <w:t xml:space="preserve"> </w:t>
+      </w:r>
+      <w:r>
+        <w:t>qui demande juste des pads en surface et non un composant entier</w:t>
+      </w:r>
+      <w:r>
+        <w:t>,</w:t>
+      </w:r>
+      <w:r>
+        <w:t xml:space="preserve"> n’est pas le même que </w:t>
+      </w:r>
+      <w:r>
+        <w:t>celui du premier schéma</w:t>
+      </w:r>
+      <w:r>
+        <w:t xml:space="preserve"> et j’ai donc d</w:t>
+      </w:r>
+      <w:r>
+        <w:t>û</w:t>
+      </w:r>
+      <w:r>
+        <w:t xml:space="preserve"> modifier cette partie du schéma.</w:t>
+      </w:r>
+    </w:p>
+    <w:p>
+      <w:r>
+        <w:rPr>
+          <w:b/>
+          <w:bCs/>
+        </w:rPr>
+        <w:t xml:space="preserve">Groupe 3 : Matrice de touches. </w:t>
+      </w:r>
+      <w:r>
+        <w:t>Je n’ai pas apporté beaucoup de changements dans la matrice de touches, j</w:t>
+      </w:r>
+      <w:r>
+        <w:t>e l’ai simplement complété pour avoir les 24 touches nécessaires</w:t>
+      </w:r>
+      <w:r>
+        <w:t xml:space="preserve"> au fonctionnement du jeu </w:t>
+      </w:r>
+      <w:r>
+        <w:t>du moulin.</w:t>
+      </w:r>
+    </w:p>
+    <w:p>
+      <w:r>
+        <w:rPr>
+          <w:b/>
+          <w:bCs/>
+        </w:rPr>
+        <w:t xml:space="preserve">Groupe </w:t>
+      </w:r>
+      <w:r>
+        <w:rPr>
+          <w:b/>
+          <w:bCs/>
+        </w:rPr>
+        <w:t>4</w:t>
+      </w:r>
+      <w:r>
+        <w:rPr>
+          <w:b/>
+          <w:bCs/>
+        </w:rPr>
+        <w:t xml:space="preserve"> : Matrice de </w:t>
+      </w:r>
+      <w:proofErr w:type="spellStart"/>
+      <w:r>
+        <w:rPr>
+          <w:b/>
+          <w:bCs/>
+        </w:rPr>
+        <w:t>LEDs</w:t>
+      </w:r>
+      <w:proofErr w:type="spellEnd"/>
+      <w:r>
+        <w:rPr>
+          <w:b/>
+          <w:bCs/>
+        </w:rPr>
+        <w:t>.</w:t>
+      </w:r>
+      <w:r>
+        <w:rPr>
+          <w:b/>
+          <w:bCs/>
+        </w:rPr>
+        <w:t xml:space="preserve"> </w:t>
+      </w:r>
+      <w:r>
+        <w:t xml:space="preserve">Là aussi, j’ai simplement terminé la matrice de </w:t>
+      </w:r>
+      <w:proofErr w:type="spellStart"/>
+      <w:r>
+        <w:t>LEDs</w:t>
+      </w:r>
+      <w:proofErr w:type="spellEnd"/>
+      <w:r>
+        <w:t>.</w:t>
+      </w:r>
+    </w:p>
+    <w:p>
+      <w:r>
+        <w:drawing>
+          <wp:anchor distT="0" distB="0" distL="114300" distR="114300" simplePos="0" relativeHeight="251684352" behindDoc="0" locked="0" layoutInCell="1" allowOverlap="1" wp14:anchorId="16BEFE77" wp14:editId="1394A318">
+            <wp:simplePos x="0" y="0"/>
+            <wp:positionH relativeFrom="margin">
+              <wp:posOffset>563525</wp:posOffset>
+            </wp:positionH>
+            <wp:positionV relativeFrom="paragraph">
+              <wp:posOffset>2613512</wp:posOffset>
+            </wp:positionV>
+            <wp:extent cx="4114165" cy="3752850"/>
+            <wp:effectExtent l="0" t="0" r="635" b="0"/>
+            <wp:wrapTopAndBottom/>
+            <wp:docPr id="643850376" name="Image 1" descr="Une image contenant capture d’écran, diagramme, texte, conception&#10;&#10;Le contenu généré par l’IA peut être incorrect."/>
+            <wp:cNvGraphicFramePr>
+              <a:graphicFrameLocks xmlns:a="http://schemas.openxmlformats.org/drawingml/2006/main" noChangeAspect="1"/>
+            </wp:cNvGraphicFramePr>
+            <a:graphic xmlns:a="http://schemas.openxmlformats.org/drawingml/2006/main">
+              <a:graphicData uri="http://schemas.openxmlformats.org/drawingml/2006/picture">
+                <pic:pic xmlns:pic="http://schemas.openxmlformats.org/drawingml/2006/picture">
+                  <pic:nvPicPr>
+                    <pic:cNvPr id="643850376" name="Image 1" descr="Une image contenant capture d’écran, diagramme, texte, conception&#10;&#10;Le contenu généré par l’IA peut être incorrect."/>
+                    <pic:cNvPicPr/>
+                  </pic:nvPicPr>
+                  <pic:blipFill rotWithShape="1">
+                    <a:blip r:embed="rId27">
+                      <a:extLst>
+                        <a:ext uri="{28A0092B-C50C-407E-A947-70E740481C1C}">
+                          <a14:useLocalDpi xmlns:a14="http://schemas.microsoft.com/office/drawing/2010/main" val="0"/>
+                        </a:ext>
+                      </a:extLst>
+                    </a:blip>
+                    <a:srcRect l="8306"/>
+                    <a:stretch/>
+                  </pic:blipFill>
+                  <pic:spPr bwMode="auto">
+                    <a:xfrm>
+                      <a:off x="0" y="0"/>
+                      <a:ext cx="4114165" cy="3752850"/>
+                    </a:xfrm>
+                    <a:prstGeom prst="rect">
+                      <a:avLst/>
+                    </a:prstGeom>
+                    <a:ln>
+                      <a:noFill/>
+                    </a:ln>
+                    <a:extLst>
+                      <a:ext uri="{53640926-AAD7-44D8-BBD7-CCE9431645EC}">
+                        <a14:shadowObscured xmlns:a14="http://schemas.microsoft.com/office/drawing/2010/main"/>
+                      </a:ext>
+                    </a:extLst>
+                  </pic:spPr>
+                </pic:pic>
+              </a:graphicData>
+            </a:graphic>
+            <wp14:sizeRelH relativeFrom="margin">
+              <wp14:pctWidth>0</wp14:pctWidth>
+            </wp14:sizeRelH>
+            <wp14:sizeRelV relativeFrom="margin">
+              <wp14:pctHeight>0</wp14:pctHeight>
+            </wp14:sizeRelV>
+          </wp:anchor>
+        </w:drawing>
+      </w:r>
+      <w:r>
+        <w:rPr>
+          <w:b/>
+          <w:bCs/>
+        </w:rPr>
+        <w:t xml:space="preserve">Groupe 5 : Alimentation. </w:t>
+      </w:r>
+      <w:r>
+        <w:t xml:space="preserve">Cette partie </w:t>
+      </w:r>
+      <w:r>
+        <w:t xml:space="preserve">était dans le schéma bloc mais absente dans le </w:t>
+      </w:r>
+      <w:r>
+        <w:t xml:space="preserve">prototype de </w:t>
+      </w:r>
+      <w:proofErr w:type="spellStart"/>
+      <w:r>
+        <w:t>M.Egli</w:t>
+      </w:r>
+      <w:proofErr w:type="spellEnd"/>
+      <w:r>
+        <w:t xml:space="preserve"> et j’ai donc du la créer entièrement. En lisant le cahier </w:t>
+      </w:r>
+      <w:r>
+        <w:t>des charges</w:t>
+      </w:r>
+      <w:r>
+        <w:t xml:space="preserve"> on m’a dit qu’il fallait un</w:t>
+      </w:r>
+      <w:r>
+        <w:t xml:space="preserve">e tension d’alimentation de 5V réguler à 3.3V pour le MCU. J’ai donc </w:t>
+      </w:r>
+      <w:r>
+        <w:t>cherché</w:t>
+      </w:r>
+      <w:r>
+        <w:t xml:space="preserve"> un régulateur qui serait utilisable </w:t>
+      </w:r>
+      <w:r>
+        <w:t xml:space="preserve">et ensuite j’ai recherché des circuits de protection </w:t>
+      </w:r>
+      <w:r>
+        <w:t>à la polarisation inversé.</w:t>
+      </w:r>
+      <w:r>
+        <w:t xml:space="preserve"> Un papier</w:t>
+      </w:r>
+      <w:r>
+        <w:t xml:space="preserve"> du fabricant </w:t>
+      </w:r>
+      <w:proofErr w:type="spellStart"/>
+      <w:r>
+        <w:t>Onsemi</w:t>
+      </w:r>
+      <w:proofErr w:type="spellEnd"/>
+      <w:r>
+        <w:t xml:space="preserve"> m’a été recommandé par mon frère au sujet des différent types de protection et je l’ai utilisé pour créer et dimensionné mo</w:t>
+      </w:r>
+      <w:r>
+        <w:t xml:space="preserve">n circuit de protection. Il est composé d’une diode </w:t>
+      </w:r>
+      <w:proofErr w:type="spellStart"/>
+      <w:r>
+        <w:t>zener</w:t>
+      </w:r>
+      <w:proofErr w:type="spellEnd"/>
+      <w:r>
+        <w:t>, d’une résistance et d’un MOSFET canal P. Le fonctionnement est décrit dans l’article (</w:t>
+      </w:r>
+      <w:hyperlink r:id="rId28" w:history="1">
+        <w:r>
+          <w:rPr>
+            <w:rStyle w:val="Lienhypertexte"/>
+          </w:rPr>
+          <w:t xml:space="preserve">AND90146 - MOSFET </w:t>
+        </w:r>
+        <w:proofErr w:type="spellStart"/>
+        <w:r>
+          <w:rPr>
+            <w:rStyle w:val="Lienhypertexte"/>
+          </w:rPr>
+          <w:t>Selection</w:t>
+        </w:r>
+        <w:proofErr w:type="spellEnd"/>
+        <w:r>
+          <w:rPr>
+            <w:rStyle w:val="Lienhypertexte"/>
+          </w:rPr>
+          <w:t xml:space="preserve"> for Reverse </w:t>
+        </w:r>
+        <w:proofErr w:type="spellStart"/>
+        <w:r>
+          <w:rPr>
+            <w:rStyle w:val="Lienhypertexte"/>
+          </w:rPr>
+          <w:t>Polarity</w:t>
+        </w:r>
+        <w:proofErr w:type="spellEnd"/>
+        <w:r>
+          <w:rPr>
+            <w:rStyle w:val="Lienhypertexte"/>
+          </w:rPr>
+          <w:t xml:space="preserve"> Protection</w:t>
+        </w:r>
+      </w:hyperlink>
+      <w:r>
+        <w:t xml:space="preserve">) </w:t>
+      </w:r>
+      <w:r>
+        <w:t xml:space="preserve">mais globalement, en fonctionnement normale, </w:t>
+      </w:r>
+      <w:r>
+        <w:t>Le MOSFET est polarisé</w:t>
+      </w:r>
+      <w:r>
+        <w:t xml:space="preserve"> par une tension imposé</w:t>
+      </w:r>
+      <w:r>
+        <w:t>e</w:t>
+      </w:r>
+      <w:r>
+        <w:t xml:space="preserve"> par la tension </w:t>
+      </w:r>
+      <w:proofErr w:type="spellStart"/>
+      <w:r>
+        <w:t>zener</w:t>
+      </w:r>
+      <w:proofErr w:type="spellEnd"/>
+      <w:r>
+        <w:t xml:space="preserve"> de la diode </w:t>
+      </w:r>
+      <w:r>
+        <w:t>et le courant traversant la diode est lui-même limité par la résistance</w:t>
+      </w:r>
+      <w:r>
+        <w:t xml:space="preserve">. En quand la polarité est inversée, la tension G-S du MOSFET est bloqué à </w:t>
+      </w:r>
+      <w:r>
+        <w:t>~0.7V ce qui empêche le MOSFET de conduire</w:t>
+      </w:r>
+      <w:r>
+        <w:t xml:space="preserve"> et amène l</w:t>
+      </w:r>
+      <w:r>
+        <w:t xml:space="preserve">a </w:t>
+      </w:r>
+      <w:r>
+        <w:t xml:space="preserve">chute de </w:t>
+      </w:r>
+      <w:r>
+        <w:t xml:space="preserve">tension D-S </w:t>
+      </w:r>
+      <w:r>
+        <w:t>à</w:t>
+      </w:r>
+      <w:r>
+        <w:t xml:space="preserve"> augmente</w:t>
+      </w:r>
+      <w:r>
+        <w:t>r et</w:t>
+      </w:r>
+      <w:r>
+        <w:t xml:space="preserve"> empêche le circuit </w:t>
+      </w:r>
+      <w:r>
+        <w:t>de subir un</w:t>
+      </w:r>
+      <w:r>
+        <w:t>e</w:t>
+      </w:r>
+      <w:r>
+        <w:t xml:space="preserve"> chute de tension inverse de plus de quelques </w:t>
+      </w:r>
+      <w:r>
+        <w:t>microvolts</w:t>
+      </w:r>
+      <w:r>
+        <w:t xml:space="preserve">. J’ai fait une simulation </w:t>
+      </w:r>
+      <w:proofErr w:type="spellStart"/>
+      <w:r>
+        <w:t>falstad</w:t>
+      </w:r>
+      <w:proofErr w:type="spellEnd"/>
+      <w:r>
+        <w:t xml:space="preserve"> pour démontrer le fonctionnement du circuit de protection</w:t>
+      </w:r>
+      <w:r>
+        <w:t> :</w:t>
+      </w:r>
+    </w:p>
+    <w:p/>
+    <w:p/>
     <w:p>
       <w:pPr>
         <w:pStyle w:val="Titre3"/>
@@ -9859,18 +10857,97 @@
       </w:r>
     </w:p>
     <w:p>
+      <w:r>
+        <w:t>La valeur en tension m’a été demandé à 3.3V mais j’ai d</w:t>
+      </w:r>
+      <w:r>
+        <w:t>û</w:t>
+      </w:r>
+      <w:r>
+        <w:t xml:space="preserve"> calculer le courant maximum </w:t>
+      </w:r>
+      <w:r>
+        <w:t>avant de pouvoir la mesurer. Je suis donc aller voir dans les cas extrêmes pour l’</w:t>
+      </w:r>
+      <w:proofErr w:type="spellStart"/>
+      <w:r>
+        <w:t>uC</w:t>
+      </w:r>
+      <w:proofErr w:type="spellEnd"/>
+      <w:r>
+        <w:t xml:space="preserve"> </w:t>
+      </w:r>
+      <w:r>
+        <w:t>ce qui nous donne un courant max de 105mA (</w:t>
+      </w:r>
+      <w:hyperlink r:id="rId29" w:history="1">
+        <w:r>
+          <w:rPr>
+            <w:rStyle w:val="Lienhypertexte"/>
+          </w:rPr>
+          <w:t>Datasheet - STM32L072x8 STM32L072xB STM32L072xZ - Ultra-</w:t>
+        </w:r>
+        <w:proofErr w:type="spellStart"/>
+        <w:r>
+          <w:rPr>
+            <w:rStyle w:val="Lienhypertexte"/>
+          </w:rPr>
+          <w:t>low</w:t>
+        </w:r>
+        <w:proofErr w:type="spellEnd"/>
+        <w:r>
+          <w:rPr>
+            <w:rStyle w:val="Lienhypertexte"/>
+          </w:rPr>
+          <w:t>-power 32-bit MCU Arm®-</w:t>
+        </w:r>
+        <w:proofErr w:type="spellStart"/>
+        <w:r>
+          <w:rPr>
+            <w:rStyle w:val="Lienhypertexte"/>
+          </w:rPr>
+          <w:t>based</w:t>
+        </w:r>
+        <w:proofErr w:type="spellEnd"/>
+        <w:r>
+          <w:rPr>
+            <w:rStyle w:val="Lienhypertexte"/>
+          </w:rPr>
+          <w:t xml:space="preserve"> Cortex®-M0+, up to 192KB Flash, 20KB SRAM, 6KB EEPROM, USB, ADC, </w:t>
+        </w:r>
+        <w:proofErr w:type="spellStart"/>
+        <w:r>
+          <w:rPr>
+            <w:rStyle w:val="Lienhypertexte"/>
+          </w:rPr>
+          <w:t>DACs</w:t>
+        </w:r>
+        <w:proofErr w:type="spellEnd"/>
+      </w:hyperlink>
+      <w:r>
+        <w:t xml:space="preserve"> P.</w:t>
+      </w:r>
+      <w:r>
+        <w:t>63</w:t>
+      </w:r>
+      <w:r>
+        <w:t>)</w:t>
+      </w:r>
+      <w:r>
+        <w:t xml:space="preserve">. Les deux autres matrices utiliseront aussi du courant donc j’ai fait des calculs pour les cas </w:t>
+      </w:r>
       <w:r>
         <w:rPr>
           <w:noProof/>
         </w:rPr>
         <w:drawing>
-          <wp:anchor distT="0" distB="0" distL="114300" distR="114300" simplePos="0" relativeHeight="251676160" behindDoc="0" locked="0" layoutInCell="1" allowOverlap="1" wp14:anchorId="3D24E313" wp14:editId="05151A6F">
+          <wp:anchor distT="0" distB="0" distL="114300" distR="114300" simplePos="0" relativeHeight="251676160" behindDoc="0" locked="0" layoutInCell="1" allowOverlap="1" wp14:anchorId="3D24E313" wp14:editId="241CAEFC">
             <wp:simplePos x="0" y="0"/>
             <wp:positionH relativeFrom="margin">
-              <wp:posOffset>1304290</wp:posOffset>
+              <wp:align>center</wp:align>
             </wp:positionH>
             <wp:positionV relativeFrom="paragraph">
-              <wp:posOffset>346710</wp:posOffset>
+              <wp:posOffset>-278765</wp:posOffset>
             </wp:positionV>
             <wp:extent cx="3133090" cy="5408295"/>
             <wp:effectExtent l="5397" t="0" r="0" b="0"/>
@@ -9889,7 +10966,7 @@
                     </pic:cNvPicPr>
                   </pic:nvPicPr>
                   <pic:blipFill rotWithShape="1">
-                    <a:blip r:embed="rId25" cstate="print">
+                    <a:blip r:embed="rId30" cstate="print">
                       <a:extLst>
                         <a:ext uri="{28A0092B-C50C-407E-A947-70E740481C1C}">
                           <a14:useLocalDpi xmlns:a14="http://schemas.microsoft.com/office/drawing/2010/main" val="0"/>
@@ -9930,83 +11007,7 @@
         </w:drawing>
       </w:r>
       <w:r>
-        <w:t>La valeur en tension m’a été demandé à 3.3V mais j’ai d</w:t>
-      </w:r>
-      <w:r>
-        <w:t>û</w:t>
-      </w:r>
-      <w:r>
-        <w:t xml:space="preserve"> calculer le courant maximum </w:t>
-      </w:r>
-      <w:r>
-        <w:t>avant de pouvoir la mesurer. Je suis donc aller voir dans les cas extrêmes pour l’</w:t>
-      </w:r>
-      <w:proofErr w:type="spellStart"/>
-      <w:r>
-        <w:t>uC</w:t>
-      </w:r>
-      <w:proofErr w:type="spellEnd"/>
-      <w:r>
-        <w:t xml:space="preserve"> </w:t>
-      </w:r>
-      <w:r>
-        <w:t>ce qui nous donne un courant max de 105mA (</w:t>
-      </w:r>
-      <w:hyperlink r:id="rId26" w:history="1">
-        <w:r>
-          <w:rPr>
-            <w:rStyle w:val="Lienhypertexte"/>
-          </w:rPr>
-          <w:t>Datasheet - STM32L072x8 STM32L072xB STM32L072xZ - Ultra-</w:t>
-        </w:r>
-        <w:proofErr w:type="spellStart"/>
-        <w:r>
-          <w:rPr>
-            <w:rStyle w:val="Lienhypertexte"/>
-          </w:rPr>
-          <w:t>low</w:t>
-        </w:r>
-        <w:proofErr w:type="spellEnd"/>
-        <w:r>
-          <w:rPr>
-            <w:rStyle w:val="Lienhypertexte"/>
-          </w:rPr>
-          <w:t>-power 32-bit MCU Arm®-</w:t>
-        </w:r>
-        <w:proofErr w:type="spellStart"/>
-        <w:r>
-          <w:rPr>
-            <w:rStyle w:val="Lienhypertexte"/>
-          </w:rPr>
-          <w:t>based</w:t>
-        </w:r>
-        <w:proofErr w:type="spellEnd"/>
-        <w:r>
-          <w:rPr>
-            <w:rStyle w:val="Lienhypertexte"/>
-          </w:rPr>
-          <w:t xml:space="preserve"> Cortex®-M0+, up to 192KB Flash, 20KB SRAM, 6KB EEPROM, USB, ADC, </w:t>
-        </w:r>
-        <w:proofErr w:type="spellStart"/>
-        <w:r>
-          <w:rPr>
-            <w:rStyle w:val="Lienhypertexte"/>
-          </w:rPr>
-          <w:t>DACs</w:t>
-        </w:r>
-        <w:proofErr w:type="spellEnd"/>
-      </w:hyperlink>
-      <w:r>
-        <w:t xml:space="preserve"> P.</w:t>
-      </w:r>
-      <w:r>
-        <w:t>63</w:t>
-      </w:r>
-      <w:r>
-        <w:t>)</w:t>
-      </w:r>
-      <w:r>
-        <w:t xml:space="preserve">. Les deux autres matrices utiliseront aussi du courant donc j’ai fait des calculs pour les cas extrêmes </w:t>
+        <w:t xml:space="preserve">extrêmes </w:t>
       </w:r>
       <w:r>
         <w:t xml:space="preserve">de leur côté aussi. Pour la matrice de </w:t>
@@ -10042,6 +11043,27 @@
         <w:t>qui a la capacité de fournir plus de 146mA.</w:t>
       </w:r>
     </w:p>
+    <w:p/>
+    <w:p>
+      <w:pPr>
+        <w:pStyle w:val="Titre4"/>
+      </w:pPr>
+      <w:r>
+        <w:t>Résistance pour le port USB-C</w:t>
+      </w:r>
+    </w:p>
+    <w:p/>
+    <w:p/>
+    <w:p/>
+    <w:p/>
+    <w:p/>
+    <w:p/>
+    <w:p/>
+    <w:p/>
+    <w:p/>
+    <w:p/>
+    <w:p/>
+    <w:p/>
     <w:p/>
     <w:p>
       <w:pPr>
@@ -10055,21 +11077,6 @@
         </w:rPr>
       </w:pPr>
       <w:r>
-        <w:t>Résistance pour le port USB-C</w:t>
-      </w:r>
-    </w:p>
-    <w:p>
-      <w:pPr>
-        <w:pStyle w:val="Titre4"/>
-        <w:rPr>
-          <w:rStyle w:val="Titre4Car"/>
-          <w:b/>
-          <w:bCs/>
-          <w:i/>
-          <w:iCs/>
-        </w:rPr>
-      </w:pPr>
-      <w:r>
         <w:rPr>
           <w:rStyle w:val="Titre4Car"/>
           <w:b/>
@@ -10082,106 +11089,17 @@
     </w:p>
     <w:p>
       <w:r>
-        <w:t>Pour le dimensionnement des condensateurs de découplage, toutes les informations nécessaires étaient fourni</w:t>
-      </w:r>
-      <w:r>
-        <w:t>es</w:t>
-      </w:r>
-      <w:r>
-        <w:t xml:space="preserve"> </w:t>
-      </w:r>
-      <w:r>
-        <w:t>la documentation officielle</w:t>
-      </w:r>
-      <w:r>
-        <w:t xml:space="preserve"> de ST </w:t>
-      </w:r>
-      <w:r>
-        <w:t>(</w:t>
-      </w:r>
-      <w:proofErr w:type="spellStart"/>
-      <w:r>
-        <w:fldChar w:fldCharType="begin"/>
-      </w:r>
-      <w:r>
-        <w:instrText>HYPERLINK "https://www.st.com/resource/en/application_note/an4467-getting-started-with-stm32l0xx-hardware-development-stmicroelectronics.pdf"</w:instrText>
-      </w:r>
-      <w:r>
-        <w:fldChar w:fldCharType="separate"/>
-      </w:r>
-      <w:r>
-        <w:rPr>
-          <w:rStyle w:val="Lienhypertexte"/>
-        </w:rPr>
-        <w:t>Getting</w:t>
-      </w:r>
-      <w:proofErr w:type="spellEnd"/>
-      <w:r>
-        <w:rPr>
-          <w:rStyle w:val="Lienhypertexte"/>
-        </w:rPr>
-        <w:t xml:space="preserve"> </w:t>
-      </w:r>
-      <w:proofErr w:type="spellStart"/>
-      <w:r>
-        <w:rPr>
-          <w:rStyle w:val="Lienhypertexte"/>
-        </w:rPr>
-        <w:t>started</w:t>
-      </w:r>
-      <w:proofErr w:type="spellEnd"/>
-      <w:r>
-        <w:rPr>
-          <w:rStyle w:val="Lienhypertexte"/>
-        </w:rPr>
-        <w:t xml:space="preserve"> </w:t>
-      </w:r>
-      <w:proofErr w:type="spellStart"/>
-      <w:r>
-        <w:rPr>
-          <w:rStyle w:val="Lienhypertexte"/>
-        </w:rPr>
-        <w:t>with</w:t>
-      </w:r>
-      <w:proofErr w:type="spellEnd"/>
-      <w:r>
-        <w:rPr>
-          <w:rStyle w:val="Lienhypertexte"/>
-        </w:rPr>
-        <w:t xml:space="preserve"> STM32L0xx hardware </w:t>
-      </w:r>
-      <w:proofErr w:type="spellStart"/>
-      <w:r>
-        <w:rPr>
-          <w:rStyle w:val="Lienhypertexte"/>
-        </w:rPr>
-        <w:t>development</w:t>
-      </w:r>
-      <w:proofErr w:type="spellEnd"/>
-      <w:r>
-        <w:fldChar w:fldCharType="end"/>
-      </w:r>
-      <w:r>
-        <w:t>)</w:t>
-      </w:r>
-      <w:r>
-        <w:t>:</w:t>
-      </w:r>
-    </w:p>
-    <w:p>
-      <w:r>
         <w:rPr>
           <w:noProof/>
         </w:rPr>
-        <w:lastRenderedPageBreak/>
         <w:drawing>
-          <wp:anchor distT="0" distB="0" distL="114300" distR="114300" simplePos="0" relativeHeight="251673088" behindDoc="0" locked="0" layoutInCell="1" allowOverlap="1" wp14:anchorId="6411B494" wp14:editId="6DDDB509">
+          <wp:anchor distT="0" distB="0" distL="114300" distR="114300" simplePos="0" relativeHeight="251673088" behindDoc="0" locked="0" layoutInCell="1" allowOverlap="1" wp14:anchorId="6411B494" wp14:editId="4430EFA9">
             <wp:simplePos x="0" y="0"/>
-            <wp:positionH relativeFrom="column">
-              <wp:posOffset>-4445</wp:posOffset>
+            <wp:positionH relativeFrom="margin">
+              <wp:align>left</wp:align>
             </wp:positionH>
             <wp:positionV relativeFrom="paragraph">
-              <wp:posOffset>0</wp:posOffset>
+              <wp:posOffset>654109</wp:posOffset>
             </wp:positionV>
             <wp:extent cx="5760720" cy="4076700"/>
             <wp:effectExtent l="0" t="0" r="0" b="0"/>
@@ -10198,7 +11116,7 @@
                     <pic:cNvPicPr/>
                   </pic:nvPicPr>
                   <pic:blipFill>
-                    <a:blip r:embed="rId27">
+                    <a:blip r:embed="rId31">
                       <a:extLst>
                         <a:ext uri="{28A0092B-C50C-407E-A947-70E740481C1C}">
                           <a14:useLocalDpi xmlns:a14="http://schemas.microsoft.com/office/drawing/2010/main" val="0"/>
@@ -10224,7 +11142,94 @@
           </wp:anchor>
         </w:drawing>
       </w:r>
+      <w:r>
+        <w:t>Pour le dimensionnement des condensateurs de découplage, toutes les informations nécessaires étaient fourni</w:t>
+      </w:r>
+      <w:r>
+        <w:t>es</w:t>
+      </w:r>
+      <w:r>
+        <w:t xml:space="preserve"> </w:t>
+      </w:r>
+      <w:r>
+        <w:t>la documentation officielle</w:t>
+      </w:r>
+      <w:r>
+        <w:t xml:space="preserve"> de ST </w:t>
+      </w:r>
+      <w:r>
+        <w:t>(</w:t>
+      </w:r>
+      <w:proofErr w:type="spellStart"/>
+      <w:r>
+        <w:fldChar w:fldCharType="begin"/>
+      </w:r>
+      <w:r>
+        <w:instrText>HYPERLINK "https://www.st.com/resource/en/application_note/an4467-getting-started-with-stm32l0xx-hardware-development-stmicroelectronics.pdf"</w:instrText>
+      </w:r>
+      <w:r>
+        <w:fldChar w:fldCharType="separate"/>
+      </w:r>
+      <w:r>
+        <w:rPr>
+          <w:rStyle w:val="Lienhypertexte"/>
+        </w:rPr>
+        <w:t>Getting</w:t>
+      </w:r>
+      <w:proofErr w:type="spellEnd"/>
+      <w:r>
+        <w:rPr>
+          <w:rStyle w:val="Lienhypertexte"/>
+        </w:rPr>
+        <w:t xml:space="preserve"> </w:t>
+      </w:r>
+      <w:proofErr w:type="spellStart"/>
+      <w:r>
+        <w:rPr>
+          <w:rStyle w:val="Lienhypertexte"/>
+        </w:rPr>
+        <w:t>started</w:t>
+      </w:r>
+      <w:proofErr w:type="spellEnd"/>
+      <w:r>
+        <w:rPr>
+          <w:rStyle w:val="Lienhypertexte"/>
+        </w:rPr>
+        <w:t xml:space="preserve"> </w:t>
+      </w:r>
+      <w:proofErr w:type="spellStart"/>
+      <w:r>
+        <w:rPr>
+          <w:rStyle w:val="Lienhypertexte"/>
+        </w:rPr>
+        <w:t>with</w:t>
+      </w:r>
+      <w:proofErr w:type="spellEnd"/>
+      <w:r>
+        <w:rPr>
+          <w:rStyle w:val="Lienhypertexte"/>
+        </w:rPr>
+        <w:t xml:space="preserve"> STM32L0xx hardware </w:t>
+      </w:r>
+      <w:proofErr w:type="spellStart"/>
+      <w:r>
+        <w:rPr>
+          <w:rStyle w:val="Lienhypertexte"/>
+        </w:rPr>
+        <w:t>development</w:t>
+      </w:r>
+      <w:proofErr w:type="spellEnd"/>
+      <w:r>
+        <w:fldChar w:fldCharType="end"/>
+      </w:r>
+      <w:r>
+        <w:t>)</w:t>
+      </w:r>
+      <w:r>
+        <w:t>:</w:t>
+      </w:r>
     </w:p>
+    <w:p/>
     <w:p>
       <w:pPr>
         <w:pStyle w:val="Titre5"/>
@@ -10263,7 +11268,7 @@
           <w:noProof/>
         </w:rPr>
         <w:drawing>
-          <wp:anchor distT="0" distB="0" distL="114300" distR="114300" simplePos="0" relativeHeight="251675136" behindDoc="0" locked="0" layoutInCell="1" allowOverlap="1" wp14:anchorId="650B7E38" wp14:editId="0A3DEF61">
+          <wp:anchor distT="0" distB="0" distL="114300" distR="114300" simplePos="0" relativeHeight="251675136" behindDoc="0" locked="0" layoutInCell="1" allowOverlap="1" wp14:anchorId="650B7E38" wp14:editId="5274B2E4">
             <wp:simplePos x="0" y="0"/>
             <wp:positionH relativeFrom="column">
               <wp:posOffset>1766570</wp:posOffset>
@@ -10288,7 +11293,7 @@
                     </pic:cNvPicPr>
                   </pic:nvPicPr>
                   <pic:blipFill rotWithShape="1">
-                    <a:blip r:embed="rId28" cstate="print">
+                    <a:blip r:embed="rId32" cstate="print">
                       <a:extLst>
                         <a:ext uri="{28A0092B-C50C-407E-A947-70E740481C1C}">
                           <a14:useLocalDpi xmlns:a14="http://schemas.microsoft.com/office/drawing/2010/main" val="0"/>
@@ -10350,7 +11355,7 @@
                     <pic:cNvPicPr/>
                   </pic:nvPicPr>
                   <pic:blipFill>
-                    <a:blip r:embed="rId29">
+                    <a:blip r:embed="rId33">
                       <a:extLst>
                         <a:ext uri="{28A0092B-C50C-407E-A947-70E740481C1C}">
                           <a14:useLocalDpi xmlns:a14="http://schemas.microsoft.com/office/drawing/2010/main" val="0"/>
@@ -10396,7 +11401,7 @@
       <w:r>
         <w:t>le papier de ONSEMI sur la sélection des MOSFET pour la protection de polarisation inverse (</w:t>
       </w:r>
-      <w:hyperlink r:id="rId30" w:history="1">
+      <w:hyperlink r:id="rId34" w:history="1">
         <w:r>
           <w:rPr>
             <w:rStyle w:val="Lienhypertexte"/>
@@ -12062,13 +13067,13 @@
                           <pic:cNvPicPr/>
                         </pic:nvPicPr>
                         <pic:blipFill>
-                          <a:blip r:embed="rId31" cstate="print">
+                          <a:blip r:embed="rId35" cstate="print">
                             <a:extLst>
                               <a:ext uri="{28A0092B-C50C-407E-A947-70E740481C1C}">
                                 <a14:useLocalDpi xmlns:a14="http://schemas.microsoft.com/office/drawing/2010/main" val="0"/>
                               </a:ext>
                               <a:ext uri="{96DAC541-7B7A-43D3-8B79-37D633B846F1}">
-                                <asvg:svgBlip xmlns:asvg="http://schemas.microsoft.com/office/drawing/2016/SVG/main" r:embed="rId32"/>
+                                <asvg:svgBlip xmlns:asvg="http://schemas.microsoft.com/office/drawing/2016/SVG/main" r:embed="rId36"/>
                               </a:ext>
                             </a:extLst>
                           </a:blip>
@@ -12396,13 +13401,13 @@
                           <pic:cNvPicPr/>
                         </pic:nvPicPr>
                         <pic:blipFill>
-                          <a:blip r:embed="rId31" cstate="print">
+                          <a:blip r:embed="rId35" cstate="print">
                             <a:extLst>
                               <a:ext uri="{28A0092B-C50C-407E-A947-70E740481C1C}">
                                 <a14:useLocalDpi xmlns:a14="http://schemas.microsoft.com/office/drawing/2010/main" val="0"/>
                               </a:ext>
                               <a:ext uri="{96DAC541-7B7A-43D3-8B79-37D633B846F1}">
-                                <asvg:svgBlip xmlns:asvg="http://schemas.microsoft.com/office/drawing/2016/SVG/main" r:embed="rId32"/>
+                                <asvg:svgBlip xmlns:asvg="http://schemas.microsoft.com/office/drawing/2016/SVG/main" r:embed="rId36"/>
                               </a:ext>
                             </a:extLst>
                           </a:blip>
@@ -12524,13 +13529,13 @@
                           <pic:cNvPicPr/>
                         </pic:nvPicPr>
                         <pic:blipFill>
-                          <a:blip r:embed="rId31" cstate="print">
+                          <a:blip r:embed="rId35" cstate="print">
                             <a:extLst>
                               <a:ext uri="{28A0092B-C50C-407E-A947-70E740481C1C}">
                                 <a14:useLocalDpi xmlns:a14="http://schemas.microsoft.com/office/drawing/2010/main" val="0"/>
                               </a:ext>
                               <a:ext uri="{96DAC541-7B7A-43D3-8B79-37D633B846F1}">
-                                <asvg:svgBlip xmlns:asvg="http://schemas.microsoft.com/office/drawing/2016/SVG/main" r:embed="rId32"/>
+                                <asvg:svgBlip xmlns:asvg="http://schemas.microsoft.com/office/drawing/2016/SVG/main" r:embed="rId36"/>
                               </a:ext>
                             </a:extLst>
                           </a:blip>
@@ -13660,13 +14665,13 @@
                           <pic:cNvPicPr/>
                         </pic:nvPicPr>
                         <pic:blipFill>
-                          <a:blip r:embed="rId31" cstate="print">
+                          <a:blip r:embed="rId35" cstate="print">
                             <a:extLst>
                               <a:ext uri="{28A0092B-C50C-407E-A947-70E740481C1C}">
                                 <a14:useLocalDpi xmlns:a14="http://schemas.microsoft.com/office/drawing/2010/main" val="0"/>
                               </a:ext>
                               <a:ext uri="{96DAC541-7B7A-43D3-8B79-37D633B846F1}">
-                                <asvg:svgBlip xmlns:asvg="http://schemas.microsoft.com/office/drawing/2016/SVG/main" r:embed="rId32"/>
+                                <asvg:svgBlip xmlns:asvg="http://schemas.microsoft.com/office/drawing/2016/SVG/main" r:embed="rId36"/>
                               </a:ext>
                             </a:extLst>
                           </a:blip>
@@ -13994,7 +14999,7 @@
           <w:numId w:val="30"/>
         </w:numPr>
       </w:pPr>
-      <w:hyperlink r:id="rId33" w:history="1">
+      <w:hyperlink r:id="rId37" w:history="1">
         <w:r>
           <w:rPr>
             <w:rStyle w:val="Lienhypertexte"/>
@@ -14159,8 +15164,8 @@
     </w:p>
     <w:p/>
     <w:sectPr>
-      <w:headerReference w:type="default" r:id="rId34"/>
-      <w:footerReference w:type="default" r:id="rId35"/>
+      <w:headerReference w:type="default" r:id="rId38"/>
+      <w:footerReference w:type="default" r:id="rId39"/>
       <w:pgSz w:w="11906" w:h="16838"/>
       <w:pgMar w:top="1417" w:right="1417" w:bottom="1417" w:left="1417" w:header="708" w:footer="708" w:gutter="0"/>
       <w:pgNumType w:start="0"/>

--- a/jeu_du_moulin_boura/rpt/jeu-du-moulin-bourquenouda-rpt-development.docx
+++ b/jeu_du_moulin_boura/rpt/jeu-du-moulin-bourquenouda-rpt-development.docx
@@ -3738,6 +3738,7 @@
                                     <w:dataBinding w:prefixMappings="xmlns:ns0='http://purl.org/dc/elements/1.1/' xmlns:ns1='http://schemas.openxmlformats.org/package/2006/metadata/core-properties' " w:xpath="/ns1:coreProperties[1]/ns0:title[1]" w:storeItemID="{6C3C8BC8-F283-45AE-878A-BAB7291924A1}"/>
                                     <w:text/>
                                   </w:sdtPr>
+                                  <w:sdtEndPr/>
                                   <w:sdtContent>
                                     <w:r>
                                       <w:rPr>
@@ -3871,6 +3872,7 @@
                               <w:dataBinding w:prefixMappings="xmlns:ns0='http://purl.org/dc/elements/1.1/' xmlns:ns1='http://schemas.openxmlformats.org/package/2006/metadata/core-properties' " w:xpath="/ns1:coreProperties[1]/ns0:title[1]" w:storeItemID="{6C3C8BC8-F283-45AE-878A-BAB7291924A1}"/>
                               <w:text/>
                             </w:sdtPr>
+                            <w:sdtEndPr/>
                             <w:sdtContent>
                               <w:r>
                                 <w:rPr>
@@ -4113,7 +4115,6 @@
                                   </w:rPr>
                                   <w:t xml:space="preserve">, </w:t>
                                 </w:r>
-                                <w:proofErr w:type="spellStart"/>
                                 <w:r>
                                   <w:rPr>
                                     <w:rFonts w:cstheme="minorHAnsi"/>
@@ -4122,7 +4123,6 @@
                                   </w:rPr>
                                   <w:t>Beruf</w:t>
                                 </w:r>
-                                <w:proofErr w:type="spellEnd"/>
                               </w:p>
                             </w:txbxContent>
                           </wps:txbx>
@@ -4172,7 +4172,6 @@
                             </w:rPr>
                             <w:t xml:space="preserve">, </w:t>
                           </w:r>
-                          <w:proofErr w:type="spellStart"/>
                           <w:r>
                             <w:rPr>
                               <w:rFonts w:cstheme="minorHAnsi"/>
@@ -4181,7 +4180,6 @@
                             </w:rPr>
                             <w:t>Beruf</w:t>
                           </w:r>
-                          <w:proofErr w:type="spellEnd"/>
                         </w:p>
                       </w:txbxContent>
                     </v:textbox>
@@ -4277,6 +4275,7 @@
                                     <w:dataBinding w:prefixMappings="xmlns:ns0='http://purl.org/dc/elements/1.1/' xmlns:ns1='http://schemas.openxmlformats.org/package/2006/metadata/core-properties' " w:xpath="/ns1:coreProperties[1]/ns0:creator[1]" w:storeItemID="{6C3C8BC8-F283-45AE-878A-BAB7291924A1}"/>
                                     <w:text/>
                                   </w:sdtPr>
+                                  <w:sdtEndPr/>
                                   <w:sdtContent>
                                     <w:r>
                                       <w:rPr>
@@ -4331,6 +4330,7 @@
                                     <w:dataBinding w:prefixMappings="xmlns:ns0='http://schemas.openxmlformats.org/officeDocument/2006/extended-properties' " w:xpath="/ns0:Properties[1]/ns0:Company[1]" w:storeItemID="{6668398D-A668-4E3E-A5EB-62B293D839F1}"/>
                                     <w:text/>
                                   </w:sdtPr>
+                                  <w:sdtEndPr/>
                                   <w:sdtContent>
                                     <w:r>
                                       <w:rPr>
@@ -4421,6 +4421,7 @@
                               <w:dataBinding w:prefixMappings="xmlns:ns0='http://purl.org/dc/elements/1.1/' xmlns:ns1='http://schemas.openxmlformats.org/package/2006/metadata/core-properties' " w:xpath="/ns1:coreProperties[1]/ns0:creator[1]" w:storeItemID="{6C3C8BC8-F283-45AE-878A-BAB7291924A1}"/>
                               <w:text/>
                             </w:sdtPr>
+                            <w:sdtEndPr/>
                             <w:sdtContent>
                               <w:r>
                                 <w:rPr>
@@ -4475,6 +4476,7 @@
                               <w:dataBinding w:prefixMappings="xmlns:ns0='http://schemas.openxmlformats.org/officeDocument/2006/extended-properties' " w:xpath="/ns0:Properties[1]/ns0:Company[1]" w:storeItemID="{6668398D-A668-4E3E-A5EB-62B293D839F1}"/>
                               <w:text/>
                             </w:sdtPr>
+                            <w:sdtEndPr/>
                             <w:sdtContent>
                               <w:r>
                                 <w:rPr>
@@ -7304,11 +7306,11 @@
         <w:lastRenderedPageBreak/>
         <w:t>Information</w:t>
       </w:r>
+      <w:bookmarkEnd w:id="3"/>
+      <w:bookmarkEnd w:id="4"/>
       <w:bookmarkEnd w:id="2"/>
       <w:bookmarkEnd w:id="1"/>
       <w:bookmarkEnd w:id="0"/>
-      <w:bookmarkEnd w:id="3"/>
-      <w:bookmarkEnd w:id="4"/>
     </w:p>
     <w:p>
       <w:pPr>
@@ -7398,29 +7400,13 @@
         <w:t xml:space="preserve"> en l</w:t>
       </w:r>
       <w:r>
-        <w:t xml:space="preserve">isant les touches et en allumant les </w:t>
-      </w:r>
-      <w:proofErr w:type="spellStart"/>
-      <w:r>
-        <w:t>LEDs</w:t>
-      </w:r>
-      <w:proofErr w:type="spellEnd"/>
-      <w:r>
-        <w:t xml:space="preserve"> en fonction des</w:t>
+        <w:t>isant les touches et en allumant les LEDs en fonction des</w:t>
       </w:r>
       <w:r>
         <w:t xml:space="preserve"> touches.</w:t>
       </w:r>
       <w:r>
-        <w:t xml:space="preserve"> La programmation de l’</w:t>
-      </w:r>
-      <w:proofErr w:type="spellStart"/>
-      <w:r>
-        <w:t>uC</w:t>
-      </w:r>
-      <w:proofErr w:type="spellEnd"/>
-      <w:r>
-        <w:t xml:space="preserve"> </w:t>
+        <w:t xml:space="preserve"> La programmation de l’uC </w:t>
       </w:r>
       <w:r>
         <w:t>se</w:t>
@@ -7530,43 +7516,7 @@
           <w:bCs/>
           <w:shd w:val="clear" w:color="auto" w:fill="FFFFFF"/>
         </w:rPr>
-        <w:t>pin de l’</w:t>
-      </w:r>
-      <w:proofErr w:type="spellStart"/>
-      <w:r>
-        <w:rPr>
-          <w:rFonts w:asciiTheme="majorHAnsi" w:hAnsiTheme="majorHAnsi" w:cstheme="majorHAnsi"/>
-          <w:bCs/>
-          <w:shd w:val="clear" w:color="auto" w:fill="FFFFFF"/>
-        </w:rPr>
-        <w:t>uC</w:t>
-      </w:r>
-      <w:proofErr w:type="spellEnd"/>
-      <w:r>
-        <w:rPr>
-          <w:rFonts w:asciiTheme="majorHAnsi" w:hAnsiTheme="majorHAnsi" w:cstheme="majorHAnsi"/>
-          <w:bCs/>
-          <w:shd w:val="clear" w:color="auto" w:fill="FFFFFF"/>
-        </w:rPr>
-        <w:t xml:space="preserve"> pour maitriser chaque touches et </w:t>
-      </w:r>
-      <w:proofErr w:type="spellStart"/>
-      <w:r>
-        <w:rPr>
-          <w:rFonts w:asciiTheme="majorHAnsi" w:hAnsiTheme="majorHAnsi" w:cstheme="majorHAnsi"/>
-          <w:bCs/>
-          <w:shd w:val="clear" w:color="auto" w:fill="FFFFFF"/>
-        </w:rPr>
-        <w:t>LEDs</w:t>
-      </w:r>
-      <w:proofErr w:type="spellEnd"/>
-      <w:r>
-        <w:rPr>
-          <w:rFonts w:asciiTheme="majorHAnsi" w:hAnsiTheme="majorHAnsi" w:cstheme="majorHAnsi"/>
-          <w:bCs/>
-          <w:shd w:val="clear" w:color="auto" w:fill="FFFFFF"/>
-        </w:rPr>
-        <w:t xml:space="preserve"> une part une, Je devrai utiliser 2 </w:t>
+        <w:t xml:space="preserve">pin de l’uC pour maitriser chaque touches et LEDs une part une, Je devrai utiliser 2 </w:t>
       </w:r>
       <w:r>
         <w:rPr>
@@ -7598,25 +7548,7 @@
           <w:bCs/>
           <w:shd w:val="clear" w:color="auto" w:fill="FFFFFF"/>
         </w:rPr>
-        <w:t xml:space="preserve">(un pour les </w:t>
-      </w:r>
-      <w:proofErr w:type="spellStart"/>
-      <w:r>
-        <w:rPr>
-          <w:rFonts w:asciiTheme="majorHAnsi" w:hAnsiTheme="majorHAnsi" w:cstheme="majorHAnsi"/>
-          <w:bCs/>
-          <w:shd w:val="clear" w:color="auto" w:fill="FFFFFF"/>
-        </w:rPr>
-        <w:t>LEDs</w:t>
-      </w:r>
-      <w:proofErr w:type="spellEnd"/>
-      <w:r>
-        <w:rPr>
-          <w:rFonts w:asciiTheme="majorHAnsi" w:hAnsiTheme="majorHAnsi" w:cstheme="majorHAnsi"/>
-          <w:bCs/>
-          <w:shd w:val="clear" w:color="auto" w:fill="FFFFFF"/>
-        </w:rPr>
-        <w:t xml:space="preserve"> et un pour les touches capacitives).</w:t>
+        <w:t>(un pour les LEDs et un pour les touches capacitives).</w:t>
       </w:r>
     </w:p>
     <w:p>
@@ -7742,25 +7674,7 @@
           <w:bCs/>
           <w:shd w:val="clear" w:color="auto" w:fill="FFFFFF"/>
         </w:rPr>
-        <w:t xml:space="preserve">du circuit de contrôle des touches et des </w:t>
-      </w:r>
-      <w:proofErr w:type="spellStart"/>
-      <w:r>
-        <w:rPr>
-          <w:rFonts w:asciiTheme="majorHAnsi" w:hAnsiTheme="majorHAnsi" w:cstheme="majorHAnsi"/>
-          <w:bCs/>
-          <w:shd w:val="clear" w:color="auto" w:fill="FFFFFF"/>
-        </w:rPr>
-        <w:t>LEDs</w:t>
-      </w:r>
-      <w:proofErr w:type="spellEnd"/>
-      <w:r>
-        <w:rPr>
-          <w:rFonts w:asciiTheme="majorHAnsi" w:hAnsiTheme="majorHAnsi" w:cstheme="majorHAnsi"/>
-          <w:bCs/>
-          <w:shd w:val="clear" w:color="auto" w:fill="FFFFFF"/>
-        </w:rPr>
-        <w:t xml:space="preserve"> sera placé sur la face BOTTOM au centre de la plaque pour</w:t>
+        <w:t>du circuit de contrôle des touches et des LEDs sera placé sur la face BOTTOM au centre de la plaque pour</w:t>
       </w:r>
       <w:r>
         <w:rPr>
@@ -7856,7 +7770,7 @@
           <v:shape id="_x0000_i1025" type="#_x0000_t75" style="width:281.45pt;height:193.6pt" o:ole="">
             <v:imagedata r:id="rId11" o:title=""/>
           </v:shape>
-          <o:OLEObject Type="Embed" ProgID="Visio.Drawing.15" ShapeID="_x0000_i1025" DrawAspect="Content" ObjectID="_1809347567" r:id="rId12"/>
+          <o:OLEObject Type="Embed" ProgID="Visio.Drawing.15" ShapeID="_x0000_i1025" DrawAspect="Content" ObjectID="_1809418533" r:id="rId12"/>
         </w:object>
       </w:r>
     </w:p>
@@ -7977,29 +7891,12 @@
           <w:b/>
           <w:bCs/>
         </w:rPr>
-        <w:t xml:space="preserve">3 : </w:t>
-      </w:r>
-      <w:proofErr w:type="spellStart"/>
-      <w:r>
-        <w:rPr>
-          <w:b/>
-          <w:bCs/>
-        </w:rPr>
-        <w:t>LEDs</w:t>
-      </w:r>
-      <w:proofErr w:type="spellEnd"/>
-    </w:p>
-    <w:p>
-      <w:r>
-        <w:t xml:space="preserve">Ces </w:t>
-      </w:r>
-      <w:proofErr w:type="spellStart"/>
-      <w:r>
-        <w:t>LEDs</w:t>
-      </w:r>
-      <w:proofErr w:type="spellEnd"/>
-      <w:r>
-        <w:t xml:space="preserve"> indiqueront le positionnement et l’équipe du joueurs. Elles seront </w:t>
+        <w:t>3 : LEDs</w:t>
+      </w:r>
+    </w:p>
+    <w:p>
+      <w:r>
+        <w:t xml:space="preserve">Ces LEDs indiqueront le positionnement et l’équipe du joueurs. Elles seront </w:t>
       </w:r>
       <w:r>
         <w:t>contrôlées par l’IC et à l’aide des touches capacitives</w:t>
@@ -8289,15 +8186,7 @@
               <w:t>Changement de boitier d</w:t>
             </w:r>
             <w:r>
-              <w:t>e l’</w:t>
-            </w:r>
-            <w:proofErr w:type="spellStart"/>
-            <w:r>
-              <w:t>uC</w:t>
-            </w:r>
-            <w:proofErr w:type="spellEnd"/>
-            <w:r>
-              <w:t xml:space="preserve"> </w:t>
+              <w:t xml:space="preserve">e l’uC </w:t>
             </w:r>
           </w:p>
         </w:tc>
@@ -8307,15 +8196,7 @@
           </w:tcPr>
           <w:p>
             <w:r>
-              <w:t xml:space="preserve">Pour avoir plus de place pendant le </w:t>
-            </w:r>
-            <w:proofErr w:type="spellStart"/>
-            <w:r>
-              <w:t>layout</w:t>
-            </w:r>
-            <w:proofErr w:type="spellEnd"/>
-            <w:r>
-              <w:t>.</w:t>
+              <w:t>Pour avoir plus de place pendant le layout.</w:t>
             </w:r>
           </w:p>
         </w:tc>
@@ -8431,7 +8312,7 @@
           <v:shape id="_x0000_i1026" type="#_x0000_t75" style="width:281.45pt;height:193.6pt" o:ole="">
             <v:imagedata r:id="rId11" o:title=""/>
           </v:shape>
-          <o:OLEObject Type="Embed" ProgID="Visio.Drawing.15" ShapeID="_x0000_i1026" DrawAspect="Content" ObjectID="_1809347568" r:id="rId14"/>
+          <o:OLEObject Type="Embed" ProgID="Visio.Drawing.15" ShapeID="_x0000_i1026" DrawAspect="Content" ObjectID="_1809418534" r:id="rId14"/>
         </w:object>
       </w:r>
     </w:p>
@@ -8756,15 +8637,7 @@
     </w:p>
     <w:p>
       <w:r>
-        <w:t xml:space="preserve">Ch1 et Ch2 sont les 2 anneaux présent sur l’empreinte du  PCB, </w:t>
-      </w:r>
-      <w:proofErr w:type="spellStart"/>
-      <w:r>
-        <w:t>Cpar</w:t>
-      </w:r>
-      <w:proofErr w:type="spellEnd"/>
-      <w:r>
-        <w:t xml:space="preserve"> est la Capacité parasite et Cs est le condensateur de sampling.</w:t>
+        <w:t>Ch1 et Ch2 sont les 2 anneaux présent sur l’empreinte du  PCB, Cpar est la Capacité parasite et Cs est le condensateur de sampling.</w:t>
       </w:r>
     </w:p>
     <w:p/>
@@ -8773,11 +8646,7 @@
         <w:t>Et</w:t>
       </w:r>
       <w:r>
-        <w:t xml:space="preserve"> on pourra donc voir que la tension </w:t>
-      </w:r>
-      <w:proofErr w:type="spellStart"/>
-      <w:r>
-        <w:t>U</w:t>
+        <w:t xml:space="preserve"> on pourra donc voir que la tension U</w:t>
       </w:r>
       <w:r>
         <w:rPr>
@@ -8785,7 +8654,6 @@
         </w:rPr>
         <w:t>Cs</w:t>
       </w:r>
-      <w:proofErr w:type="spellEnd"/>
       <w:r>
         <w:t xml:space="preserve"> change en fonction de la capacité</w:t>
       </w:r>
@@ -8830,6 +8698,9 @@
     </w:p>
     <w:p>
       <w:r>
+        <w:rPr>
+          <w:noProof/>
+        </w:rPr>
         <w:lastRenderedPageBreak/>
         <w:drawing>
           <wp:anchor distT="0" distB="0" distL="114300" distR="114300" simplePos="0" relativeHeight="251681280" behindDoc="0" locked="0" layoutInCell="1" allowOverlap="1" wp14:anchorId="3CE4D8DE" wp14:editId="02D53DB6">
@@ -9003,13 +8874,8 @@
       <w:r>
         <w:t xml:space="preserve"> </w:t>
       </w:r>
-      <w:proofErr w:type="spellStart"/>
-      <w:r>
-        <w:t>M.Egli</w:t>
-      </w:r>
-      <w:proofErr w:type="spellEnd"/>
-      <w:r>
-        <w:t xml:space="preserve"> utilisait ce MCU dans la programmation, ce qui convenait</w:t>
+      <w:r>
+        <w:t>M.Egli utilisait ce MCU dans la programmation, ce qui convenait</w:t>
       </w:r>
       <w:r>
         <w:t>.</w:t>
@@ -9021,13 +8887,8 @@
         <w:t>Q</w:t>
       </w:r>
       <w:r>
-        <w:t xml:space="preserve">uand j’effectuais la recherche des composants pour la commande, je n’ai pas pu trouver le modèle utiliser dans le code de </w:t>
-      </w:r>
-      <w:proofErr w:type="spellStart"/>
-      <w:r>
-        <w:t>M.Egli</w:t>
-      </w:r>
-      <w:proofErr w:type="spellEnd"/>
+        <w:t>uand j’effectuais la recherche des composants pour la commande, je n’ai pas pu trouver le modèle utiliser dans le code de M.Egli</w:t>
+      </w:r>
       <w:r>
         <w:t xml:space="preserve"> alors j’ai choisi d’utiliser un modèle similaire après avoir vérifié la compatibilité ce qui nous a conduit au </w:t>
       </w:r>
@@ -9092,50 +8953,16 @@
         <w:t xml:space="preserve">. Sur le MCU on a </w:t>
       </w:r>
       <w:r>
-        <w:t xml:space="preserve">6 groupes de </w:t>
-      </w:r>
-      <w:proofErr w:type="spellStart"/>
-      <w:r>
-        <w:t>touch</w:t>
-      </w:r>
-      <w:proofErr w:type="spellEnd"/>
-      <w:r>
-        <w:t xml:space="preserve"> </w:t>
-      </w:r>
-      <w:proofErr w:type="spellStart"/>
-      <w:r>
-        <w:t>sensing</w:t>
-      </w:r>
-      <w:proofErr w:type="spellEnd"/>
+        <w:t>6 groupes de touch sensing</w:t>
+      </w:r>
       <w:r>
         <w:t xml:space="preserve"> avec deux ou trois touches par groupes</w:t>
       </w:r>
       <w:r>
-        <w:t xml:space="preserve">. J’ai donc employé 4 groupes de </w:t>
-      </w:r>
-      <w:proofErr w:type="spellStart"/>
-      <w:r>
-        <w:t>touch</w:t>
-      </w:r>
-      <w:proofErr w:type="spellEnd"/>
-      <w:r>
-        <w:t xml:space="preserve"> </w:t>
-      </w:r>
-      <w:proofErr w:type="spellStart"/>
-      <w:r>
-        <w:t>sensing</w:t>
-      </w:r>
-      <w:proofErr w:type="spellEnd"/>
-      <w:r>
-        <w:t xml:space="preserve"> pour les touches capacitives. Le PCB a une LED par touche donc on a aussi 24 </w:t>
-      </w:r>
-      <w:proofErr w:type="spellStart"/>
-      <w:r>
-        <w:t>LEDs</w:t>
-      </w:r>
-      <w:proofErr w:type="spellEnd"/>
-      <w:r>
-        <w:t xml:space="preserve"> qui seront organisé en matrice de la même manière que </w:t>
+        <w:t>. J’ai donc employé 4 groupes de touch sensing</w:t>
+      </w:r>
+      <w:r>
+        <w:t xml:space="preserve"> pour les touches capacitives. Le PCB a une LED par touche donc on a aussi 24 LEDs qui seront organisé en matrice de la même manière que </w:t>
       </w:r>
     </w:p>
     <w:p>
@@ -9150,15 +8977,7 @@
       </w:pPr>
       <w:r>
         <w:lastRenderedPageBreak/>
-        <w:t xml:space="preserve">Généralité sur les </w:t>
-      </w:r>
-      <w:proofErr w:type="spellStart"/>
-      <w:r>
-        <w:t>LEDs</w:t>
-      </w:r>
-      <w:proofErr w:type="spellEnd"/>
-      <w:r>
-        <w:t xml:space="preserve"> </w:t>
+        <w:t xml:space="preserve">Généralité sur les LEDs </w:t>
       </w:r>
       <w:r>
         <w:rPr>
@@ -9181,13 +9000,8 @@
         <w:t xml:space="preserve"> sont</w:t>
       </w:r>
       <w:r>
-        <w:t xml:space="preserve"> des </w:t>
-      </w:r>
-      <w:proofErr w:type="spellStart"/>
-      <w:r>
-        <w:t>LEDs</w:t>
-      </w:r>
-      <w:proofErr w:type="spellEnd"/>
+        <w:t xml:space="preserve"> des LEDs</w:t>
+      </w:r>
       <w:r>
         <w:t xml:space="preserve"> bicolore</w:t>
       </w:r>
@@ -9198,13 +9012,8 @@
         <w:t xml:space="preserve"> de couleur rouge et vert</w:t>
       </w:r>
       <w:r>
-        <w:t xml:space="preserve"> produites par </w:t>
-      </w:r>
-      <w:proofErr w:type="spellStart"/>
-      <w:r>
-        <w:t>Kigbright</w:t>
-      </w:r>
-      <w:proofErr w:type="spellEnd"/>
+        <w:t xml:space="preserve"> produites par Kigbright</w:t>
+      </w:r>
       <w:r>
         <w:t xml:space="preserve">. Elles sont </w:t>
       </w:r>
@@ -9224,15 +9033,7 @@
         <w:t xml:space="preserve"> est en possession de la case -&gt; Rouge pour un joueur, vert pour l’autre et orange/rien quand la case est vide.</w:t>
       </w:r>
       <w:r>
-        <w:t xml:space="preserve"> Éteindre les </w:t>
-      </w:r>
-      <w:proofErr w:type="spellStart"/>
-      <w:r>
-        <w:t>LEDs</w:t>
-      </w:r>
-      <w:proofErr w:type="spellEnd"/>
-      <w:r>
-        <w:t xml:space="preserve"> quand la case est inoccupé</w:t>
+        <w:t xml:space="preserve"> Éteindre les LEDs quand la case est inoccupé</w:t>
       </w:r>
       <w:r>
         <w:t>e</w:t>
@@ -9277,29 +9078,13 @@
         <w:t xml:space="preserve"> tandis que la LED verte consomme </w:t>
       </w:r>
       <w:r>
-        <w:t xml:space="preserve">20mA à 2.1V </w:t>
-      </w:r>
-      <w:proofErr w:type="spellStart"/>
-      <w:r>
-        <w:t>typ</w:t>
-      </w:r>
-      <w:proofErr w:type="spellEnd"/>
-      <w:r>
-        <w:t>.</w:t>
+        <w:t>20mA à 2.1V typ.</w:t>
       </w:r>
       <w:r>
         <w:t xml:space="preserve"> Avec le même maximum de 2.5V.</w:t>
       </w:r>
       <w:r>
-        <w:t xml:space="preserve"> voici le </w:t>
-      </w:r>
-      <w:proofErr w:type="spellStart"/>
-      <w:r>
-        <w:t>Pinout</w:t>
-      </w:r>
-      <w:proofErr w:type="spellEnd"/>
-      <w:r>
-        <w:t xml:space="preserve"> du composant</w:t>
+        <w:t xml:space="preserve"> voici le Pinout du composant</w:t>
       </w:r>
       <w:r>
         <w:t xml:space="preserve"> prit dans le datasheet.</w:t>
@@ -9361,13 +9146,8 @@
         </w:drawing>
       </w:r>
       <w:r>
-        <w:t xml:space="preserve">Idéalement, pas plus que deux </w:t>
-      </w:r>
-      <w:proofErr w:type="spellStart"/>
-      <w:r>
-        <w:t>LEDs</w:t>
-      </w:r>
-      <w:proofErr w:type="spellEnd"/>
+        <w:t>Idéalement, pas plus que deux LEDs</w:t>
+      </w:r>
       <w:r>
         <w:t xml:space="preserve"> (donc un de ces composant)</w:t>
       </w:r>
@@ -9381,15 +9161,7 @@
         <w:t xml:space="preserve">Je vais utiliser un code que j’ai écris </w:t>
       </w:r>
       <w:r>
-        <w:t xml:space="preserve">il y a un moment pour gérer les </w:t>
-      </w:r>
-      <w:proofErr w:type="spellStart"/>
-      <w:r>
-        <w:t>LEDs</w:t>
-      </w:r>
-      <w:proofErr w:type="spellEnd"/>
-      <w:r>
-        <w:t xml:space="preserve"> </w:t>
+        <w:t xml:space="preserve">il y a un moment pour gérer les LEDs </w:t>
       </w:r>
       <w:r>
         <w:t>de façon</w:t>
@@ -9401,15 +9173,7 @@
         <w:t>ait</w:t>
       </w:r>
       <w:r>
-        <w:t xml:space="preserve"> l’impression que toutes les </w:t>
-      </w:r>
-      <w:proofErr w:type="spellStart"/>
-      <w:r>
-        <w:t>LEDs</w:t>
-      </w:r>
-      <w:proofErr w:type="spellEnd"/>
-      <w:r>
-        <w:t xml:space="preserve"> allumé le soit en même temps.</w:t>
+        <w:t xml:space="preserve"> l’impression que toutes les LEDs allumé le soit en même temps.</w:t>
       </w:r>
       <w:r>
         <w:t xml:space="preserve"> Pour ce faire je dois simplement </w:t>
@@ -9886,15 +9650,7 @@
         <w:t xml:space="preserve"> les parties en groupes qui sont les même que dans le schéma bloc plus </w:t>
       </w:r>
       <w:r>
-        <w:t xml:space="preserve">le connecteur TC2030 pour programmer le STM32L072CZU6 qui contrôlera la matrice de </w:t>
-      </w:r>
-      <w:proofErr w:type="spellStart"/>
-      <w:r>
-        <w:t>LEDs</w:t>
-      </w:r>
-      <w:proofErr w:type="spellEnd"/>
-      <w:r>
-        <w:t xml:space="preserve"> et de touches</w:t>
+        <w:t>le connecteur TC2030 pour programmer le STM32L072CZU6 qui contrôlera la matrice de LEDs et de touches</w:t>
       </w:r>
       <w:r>
         <w:t xml:space="preserve"> et que j’ai séparé les deux matrices sur deux pages différentes.</w:t>
@@ -9980,168 +9736,155 @@
         <w:t>Dans ce groupe, j’ai ajouté</w:t>
       </w:r>
       <w:r>
+        <w:t xml:space="preserve"> toutes les connexions des deux matrices</w:t>
+      </w:r>
+      <w:r>
+        <w:t xml:space="preserve"> et</w:t>
+      </w:r>
+      <w:r>
         <w:t xml:space="preserve"> </w:t>
       </w:r>
       <w:r>
-        <w:t>toutes les connexions des deux matrices</w:t>
-      </w:r>
-      <w:r>
-        <w:t xml:space="preserve"> et</w:t>
+        <w:t>les condensateurs de découplage</w:t>
+      </w:r>
+      <w:r>
+        <w:t>.</w:t>
       </w:r>
       <w:r>
         <w:t xml:space="preserve"> </w:t>
       </w:r>
       <w:r>
-        <w:t>les condensateurs de découplage</w:t>
+        <w:t>J’ai été porté à faire des modifications dans la partie découplage pour être</w:t>
+      </w:r>
+      <w:r>
+        <w:t xml:space="preserve"> conforme au</w:t>
+      </w:r>
+      <w:r>
+        <w:t>x</w:t>
+      </w:r>
+      <w:r>
+        <w:t xml:space="preserve"> instructions demandées par STMicro</w:t>
+      </w:r>
+      <w:r>
+        <w:t xml:space="preserve">electronics car </w:t>
+      </w:r>
+      <w:r>
+        <w:t xml:space="preserve">le MCU imposé dans mon cahier des charges n’était pas le même que celui </w:t>
+      </w:r>
+      <w:r>
+        <w:t xml:space="preserve">que M. Egli </w:t>
+      </w:r>
+      <w:r>
+        <w:t>a</w:t>
+      </w:r>
+      <w:r>
+        <w:t xml:space="preserve"> utilis</w:t>
+      </w:r>
+      <w:r>
+        <w:t>é</w:t>
+      </w:r>
+      <w:r>
+        <w:t xml:space="preserve"> dans </w:t>
+      </w:r>
+      <w:r>
+        <w:t xml:space="preserve">le schéma de </w:t>
+      </w:r>
+      <w:r>
+        <w:t>son prototype</w:t>
+      </w:r>
+      <w:r>
+        <w:t xml:space="preserve">. </w:t>
+      </w:r>
+      <w:r>
+        <w:t xml:space="preserve">J’ai </w:t>
+      </w:r>
+      <w:r>
+        <w:t>contrôlé</w:t>
+      </w:r>
+      <w:r>
+        <w:t xml:space="preserve"> </w:t>
+      </w:r>
+      <w:r>
+        <w:t>quel</w:t>
+      </w:r>
+      <w:r>
+        <w:t>le</w:t>
+      </w:r>
+      <w:r>
+        <w:t>s pins</w:t>
+      </w:r>
+      <w:r>
+        <w:t xml:space="preserve"> sont valables à être utilisé </w:t>
+      </w:r>
+      <w:r>
+        <w:t xml:space="preserve">à l’aide </w:t>
+      </w:r>
+      <w:r>
+        <w:t>du logiciel STM</w:t>
+      </w:r>
+      <w:r>
+        <w:t>32CubeIDE</w:t>
+      </w:r>
+      <w:r>
+        <w:t xml:space="preserve">. Voici le paramétrage que j’ai utilisé </w:t>
+      </w:r>
+      <w:r>
+        <w:t xml:space="preserve">pour voir si on avait assez de pins pour le </w:t>
+      </w:r>
+      <w:r>
+        <w:t xml:space="preserve">jeu et pour voir </w:t>
+      </w:r>
+      <w:r>
+        <w:t>quels pins</w:t>
+      </w:r>
+      <w:r>
+        <w:t xml:space="preserve"> étaient </w:t>
+      </w:r>
+      <w:r>
+        <w:t xml:space="preserve">disponible. </w:t>
+      </w:r>
+    </w:p>
+    <w:p>
+      <w:r>
+        <w:t>On pe</w:t>
+      </w:r>
+      <w:r>
+        <w:t xml:space="preserve">ut voir </w:t>
+      </w:r>
+      <w:r>
+        <w:t xml:space="preserve">que les pins utilisés dans le schéma sont </w:t>
+      </w:r>
+      <w:r>
+        <w:t>différent</w:t>
+      </w:r>
+      <w:r>
+        <w:t>e</w:t>
+      </w:r>
+      <w:r>
+        <w:t>s</w:t>
       </w:r>
       <w:r>
         <w:t>.</w:t>
       </w:r>
       <w:r>
+        <w:t xml:space="preserve">  </w:t>
+      </w:r>
+      <w:r>
+        <w:t>C</w:t>
+      </w:r>
+      <w:r>
+        <w:t xml:space="preserve">’est </w:t>
+      </w:r>
+      <w:r>
+        <w:t>parce-que j’ai utilisé la méthode du pin-swapping</w:t>
+      </w:r>
+      <w:r>
+        <w:t xml:space="preserve"> sur Altium</w:t>
+      </w:r>
+      <w:r>
         <w:t xml:space="preserve"> </w:t>
       </w:r>
       <w:r>
-        <w:t>J’ai été porté à faire des modifications dans la partie découplage pour être</w:t>
-      </w:r>
-      <w:r>
-        <w:t xml:space="preserve"> conforme au</w:t>
-      </w:r>
-      <w:r>
-        <w:t>x</w:t>
-      </w:r>
-      <w:r>
-        <w:t xml:space="preserve"> instructions demandées par STMicro</w:t>
-      </w:r>
-      <w:r>
-        <w:t xml:space="preserve">electronics car </w:t>
-      </w:r>
-      <w:r>
-        <w:t xml:space="preserve">le MCU imposé dans mon cahier des charges n’était pas le même que celui </w:t>
-      </w:r>
-      <w:r>
-        <w:t xml:space="preserve">que M. Egli </w:t>
-      </w:r>
-      <w:r>
-        <w:t>a</w:t>
-      </w:r>
-      <w:r>
-        <w:t xml:space="preserve"> utilis</w:t>
-      </w:r>
-      <w:r>
-        <w:t>é</w:t>
-      </w:r>
-      <w:r>
-        <w:t xml:space="preserve"> dans </w:t>
-      </w:r>
-      <w:r>
-        <w:t xml:space="preserve">le schéma de </w:t>
-      </w:r>
-      <w:r>
-        <w:t>son prototype</w:t>
-      </w:r>
-      <w:r>
-        <w:t xml:space="preserve">. </w:t>
-      </w:r>
-      <w:r>
-        <w:t xml:space="preserve">J’ai </w:t>
-      </w:r>
-      <w:r>
-        <w:t>contrôlé</w:t>
-      </w:r>
-      <w:r>
-        <w:t xml:space="preserve"> </w:t>
-      </w:r>
-      <w:r>
-        <w:t>quel</w:t>
-      </w:r>
-      <w:r>
-        <w:t>le</w:t>
-      </w:r>
-      <w:r>
-        <w:t>s pins</w:t>
-      </w:r>
-      <w:r>
-        <w:t xml:space="preserve"> sont valables à être utilisé </w:t>
-      </w:r>
-      <w:r>
-        <w:t xml:space="preserve">à l’aide </w:t>
-      </w:r>
-      <w:r>
-        <w:t>du logiciel STM</w:t>
-      </w:r>
-      <w:r>
-        <w:t>32CubeIDE</w:t>
-      </w:r>
-      <w:r>
-        <w:t xml:space="preserve">. Voici le paramétrage que j’ai utilisé </w:t>
-      </w:r>
-      <w:r>
-        <w:t xml:space="preserve">pour voir si on avait assez de pins pour le </w:t>
-      </w:r>
-      <w:r>
-        <w:t xml:space="preserve">jeu et pour voir </w:t>
-      </w:r>
-      <w:r>
-        <w:t>quels pins</w:t>
-      </w:r>
-      <w:r>
-        <w:t xml:space="preserve"> étaient </w:t>
-      </w:r>
-      <w:r>
-        <w:t xml:space="preserve">disponible. </w:t>
-      </w:r>
-    </w:p>
-    <w:p>
-      <w:r>
-        <w:t>On pe</w:t>
-      </w:r>
-      <w:r>
-        <w:t xml:space="preserve">ut voir </w:t>
-      </w:r>
-      <w:r>
-        <w:t xml:space="preserve">que les pins utilisés dans le schéma sont </w:t>
-      </w:r>
-      <w:r>
-        <w:t>différent</w:t>
-      </w:r>
-      <w:r>
-        <w:t>e</w:t>
-      </w:r>
-      <w:r>
-        <w:t>s</w:t>
-      </w:r>
-      <w:r>
-        <w:t>.</w:t>
-      </w:r>
-      <w:r>
-        <w:t xml:space="preserve">  </w:t>
-      </w:r>
-      <w:r>
-        <w:t>C</w:t>
-      </w:r>
-      <w:r>
-        <w:t xml:space="preserve">’est </w:t>
-      </w:r>
-      <w:r>
-        <w:t>parce-que j’ai utilisé la méthode du pin-</w:t>
-      </w:r>
-      <w:proofErr w:type="spellStart"/>
-      <w:r>
-        <w:t>swapping</w:t>
-      </w:r>
-      <w:proofErr w:type="spellEnd"/>
-      <w:r>
-        <w:t xml:space="preserve"> sur </w:t>
-      </w:r>
-      <w:proofErr w:type="spellStart"/>
-      <w:r>
-        <w:t>Altium</w:t>
-      </w:r>
-      <w:proofErr w:type="spellEnd"/>
-      <w:r>
-        <w:t xml:space="preserve"> </w:t>
-      </w:r>
-      <w:r>
         <w:t xml:space="preserve">qui facilite le routage en me permettant de changer </w:t>
       </w:r>
       <w:r>
@@ -10151,15 +9894,7 @@
         <w:t>des touches peuvent être interchangé car ce sera juste a la programmation qu</w:t>
       </w:r>
       <w:r>
-        <w:t xml:space="preserve">’il faudra faire attention à quelle pin contrôle quoi. C’est pareil pour les </w:t>
-      </w:r>
-      <w:proofErr w:type="spellStart"/>
-      <w:r>
-        <w:t>LEDs</w:t>
-      </w:r>
-      <w:proofErr w:type="spellEnd"/>
-      <w:r>
-        <w:t xml:space="preserve">, ce sera qu’au moment de la programmation que </w:t>
+        <w:t xml:space="preserve">’il faudra faire attention à quelle pin contrôle quoi. C’est pareil pour les LEDs, ce sera qu’au moment de la programmation que </w:t>
       </w:r>
       <w:r>
         <w:t>savoir quelle pin contrôle les colonnes ou les lignes de la matrice.</w:t>
@@ -10286,13 +10021,8 @@
         <w:t xml:space="preserve">B et C) </w:t>
       </w:r>
       <w:r>
-        <w:t>de pin-</w:t>
-      </w:r>
-      <w:proofErr w:type="spellStart"/>
-      <w:r>
-        <w:t>swapping</w:t>
-      </w:r>
-      <w:proofErr w:type="spellEnd"/>
+        <w:t>de pin-swapping</w:t>
+      </w:r>
       <w:r>
         <w:t xml:space="preserve">. Le groupe A sert pour les </w:t>
       </w:r>
@@ -10303,33 +10033,23 @@
         <w:t xml:space="preserve">, le </w:t>
       </w:r>
       <w:r>
-        <w:t xml:space="preserve">groupe B sert au contrôle de la matrice de </w:t>
-      </w:r>
-      <w:proofErr w:type="spellStart"/>
-      <w:r>
-        <w:t>LEDs</w:t>
-      </w:r>
-      <w:proofErr w:type="spellEnd"/>
-      <w:r>
-        <w:t xml:space="preserve"> et le groupe C est pour les condensateurs de sampling</w:t>
-      </w:r>
-      <w:r>
-        <w:t xml:space="preserve"> et les point de test. C</w:t>
-      </w:r>
-      <w:r>
-        <w:t xml:space="preserve">omme je l’avais dit avant, </w:t>
-      </w:r>
-      <w:r>
-        <w:t xml:space="preserve">tous </w:t>
+        <w:t>groupe B sert au contrôle de la matrice de LEDs et le groupe C est pour les condensateurs de sampling</w:t>
+      </w:r>
+      <w:r>
+        <w:t xml:space="preserve"> et les point de test. Comme je l’avais dit avant, tou</w:t>
+      </w:r>
+      <w:r>
+        <w:t>te</w:t>
+      </w:r>
+      <w:r>
+        <w:t xml:space="preserve">s </w:t>
       </w:r>
       <w:r>
         <w:t xml:space="preserve">les pins de </w:t>
       </w:r>
-      <w:proofErr w:type="spellStart"/>
-      <w:r>
-        <w:t>chaques</w:t>
-      </w:r>
-      <w:proofErr w:type="spellEnd"/>
+      <w:r>
+        <w:t>chaque</w:t>
+      </w:r>
       <w:r>
         <w:t xml:space="preserve"> groupes sont</w:t>
       </w:r>
@@ -10361,19 +10081,17 @@
         <w:t xml:space="preserve"> </w:t>
       </w:r>
       <w:r>
-        <w:t xml:space="preserve"> Voici la fenêtre de pin-</w:t>
-      </w:r>
-      <w:proofErr w:type="spellStart"/>
-      <w:r>
-        <w:t>swapping</w:t>
-      </w:r>
-      <w:proofErr w:type="spellEnd"/>
+        <w:t xml:space="preserve"> Voici la fenêtre de pin-swapping</w:t>
+      </w:r>
       <w:r>
         <w:t> :</w:t>
       </w:r>
     </w:p>
     <w:p>
       <w:r>
+        <w:rPr>
+          <w:noProof/>
+        </w:rPr>
         <w:drawing>
           <wp:inline distT="0" distB="0" distL="0" distR="0" wp14:anchorId="5CE0F662" wp14:editId="4EDCA143">
             <wp:extent cx="5760720" cy="3251835"/>
@@ -10521,37 +10239,7 @@
           <w:b/>
           <w:bCs/>
         </w:rPr>
-        <w:t xml:space="preserve">Groupe </w:t>
-      </w:r>
-      <w:r>
-        <w:rPr>
-          <w:b/>
-          <w:bCs/>
-        </w:rPr>
-        <w:t>4</w:t>
-      </w:r>
-      <w:r>
-        <w:rPr>
-          <w:b/>
-          <w:bCs/>
-        </w:rPr>
-        <w:t xml:space="preserve"> : Matrice de </w:t>
-      </w:r>
-      <w:proofErr w:type="spellStart"/>
-      <w:r>
-        <w:rPr>
-          <w:b/>
-          <w:bCs/>
-        </w:rPr>
-        <w:t>LEDs</w:t>
-      </w:r>
-      <w:proofErr w:type="spellEnd"/>
-      <w:r>
-        <w:rPr>
-          <w:b/>
-          <w:bCs/>
-        </w:rPr>
-        <w:t>.</w:t>
+        <w:t>Groupe 4 : Matrice de LEDs.</w:t>
       </w:r>
       <w:r>
         <w:rPr>
@@ -10561,32 +10249,150 @@
         <w:t xml:space="preserve"> </w:t>
       </w:r>
       <w:r>
-        <w:t xml:space="preserve">Là aussi, j’ai simplement terminé la matrice de </w:t>
-      </w:r>
-      <w:proofErr w:type="spellStart"/>
-      <w:r>
-        <w:t>LEDs</w:t>
-      </w:r>
-      <w:proofErr w:type="spellEnd"/>
-      <w:r>
-        <w:t>.</w:t>
+        <w:t>Là aussi, j’ai simplement terminé la matrice de LEDs.</w:t>
+      </w:r>
+    </w:p>
+    <w:p>
+      <w:r>
+        <w:rPr>
+          <w:b/>
+          <w:bCs/>
+        </w:rPr>
+        <w:t xml:space="preserve">Groupe 5 : Alimentation. </w:t>
+      </w:r>
+      <w:r>
+        <w:t xml:space="preserve">Cette partie </w:t>
+      </w:r>
+      <w:r>
+        <w:t xml:space="preserve">était dans le schéma bloc mais absente dans le </w:t>
+      </w:r>
+      <w:r>
+        <w:t xml:space="preserve">prototype de M.Egli et j’ai donc du la créer entièrement. En lisant le cahier </w:t>
+      </w:r>
+      <w:r>
+        <w:t>des charges</w:t>
+      </w:r>
+      <w:r>
+        <w:t xml:space="preserve"> on m’a dit qu’il fallait un</w:t>
+      </w:r>
+      <w:r>
+        <w:t xml:space="preserve">e tension d’alimentation de 5V réguler à 3.3V pour le MCU. J’ai donc </w:t>
+      </w:r>
+      <w:r>
+        <w:t>cherché</w:t>
+      </w:r>
+      <w:r>
+        <w:t xml:space="preserve"> un régulateur qui serait utilisable </w:t>
+      </w:r>
+      <w:r>
+        <w:t xml:space="preserve">et ensuite j’ai recherché des circuits de protection </w:t>
+      </w:r>
+      <w:r>
+        <w:t>à la polarisation inversé.</w:t>
+      </w:r>
+      <w:r>
+        <w:t xml:space="preserve"> Un papier</w:t>
+      </w:r>
+      <w:r>
+        <w:t xml:space="preserve"> du fabricant Onsemi</w:t>
+      </w:r>
+      <w:r>
+        <w:t xml:space="preserve"> m’a été recommandé par mon frère au sujet des différent types de protection et je l’ai utilisé pour créer et dimensionné mo</w:t>
+      </w:r>
+      <w:r>
+        <w:t>n circuit de protection. Il est composé d’une diode zener, d’une résistance et d’un MOSFET canal P. Le fonctionnement est décrit dans l’article (</w:t>
+      </w:r>
+      <w:hyperlink r:id="rId27" w:history="1">
+        <w:r>
+          <w:rPr>
+            <w:rStyle w:val="Lienhypertexte"/>
+          </w:rPr>
+          <w:t>AND90146 - MOSFET Selection for Reverse Polarity Protection</w:t>
+        </w:r>
+      </w:hyperlink>
+      <w:r>
+        <w:t xml:space="preserve">) </w:t>
+      </w:r>
+      <w:r>
+        <w:t xml:space="preserve">mais globalement, en fonctionnement normale, </w:t>
+      </w:r>
+      <w:r>
+        <w:t>Le MOSFET est polarisé</w:t>
+      </w:r>
+      <w:r>
+        <w:t xml:space="preserve"> par une tension imposé</w:t>
+      </w:r>
+      <w:r>
+        <w:t>e</w:t>
+      </w:r>
+      <w:r>
+        <w:t xml:space="preserve"> par la tension zener de la diode </w:t>
+      </w:r>
+      <w:r>
+        <w:t>et le courant traversant la diode est lui-même limité par la résistance</w:t>
+      </w:r>
+      <w:r>
+        <w:t xml:space="preserve">. En quand la polarité est inversée, la tension G-S du MOSFET </w:t>
+      </w:r>
+      <w:r>
+        <w:t>serait</w:t>
+      </w:r>
+      <w:r>
+        <w:t xml:space="preserve"> bloqué à </w:t>
+      </w:r>
+      <w:r>
+        <w:t>~0.7V ce qui empêche le MOSFET de conduire</w:t>
+      </w:r>
+      <w:r>
+        <w:t xml:space="preserve"> et amène l</w:t>
+      </w:r>
+      <w:r>
+        <w:t xml:space="preserve">a </w:t>
+      </w:r>
+      <w:r>
+        <w:t xml:space="preserve">chute de </w:t>
+      </w:r>
+      <w:r>
+        <w:t xml:space="preserve">tension D-S </w:t>
+      </w:r>
+      <w:r>
+        <w:t>à</w:t>
+      </w:r>
+      <w:r>
+        <w:t xml:space="preserve"> augmente</w:t>
+      </w:r>
+      <w:r>
+        <w:t>r et</w:t>
+      </w:r>
+      <w:r>
+        <w:t xml:space="preserve"> empêche le circuit </w:t>
+      </w:r>
+      <w:r>
+        <w:t>de subir un</w:t>
+      </w:r>
+      <w:r>
+        <w:t>e</w:t>
+      </w:r>
+      <w:r>
+        <w:t xml:space="preserve"> chute de tension inverse de plus de quelques </w:t>
+      </w:r>
+      <w:r>
+        <w:t>microvolts</w:t>
+      </w:r>
+      <w:r>
+        <w:t>. J’ai fait une simulation falstad pour démontrer le fonctionnement du circuit de protection</w:t>
+      </w:r>
+      <w:r>
+        <w:t> :</w:t>
       </w:r>
     </w:p>
     <w:p>
       <w:r>
         <w:drawing>
-          <wp:anchor distT="0" distB="0" distL="114300" distR="114300" simplePos="0" relativeHeight="251684352" behindDoc="0" locked="0" layoutInCell="1" allowOverlap="1" wp14:anchorId="16BEFE77" wp14:editId="1394A318">
-            <wp:simplePos x="0" y="0"/>
-            <wp:positionH relativeFrom="margin">
-              <wp:posOffset>563525</wp:posOffset>
-            </wp:positionH>
-            <wp:positionV relativeFrom="paragraph">
-              <wp:posOffset>2613512</wp:posOffset>
-            </wp:positionV>
-            <wp:extent cx="4114165" cy="3752850"/>
-            <wp:effectExtent l="0" t="0" r="635" b="0"/>
-            <wp:wrapTopAndBottom/>
-            <wp:docPr id="643850376" name="Image 1" descr="Une image contenant capture d’écran, diagramme, texte, conception&#10;&#10;Le contenu généré par l’IA peut être incorrect."/>
+          <wp:inline distT="0" distB="0" distL="0" distR="0" wp14:anchorId="3DCEDEA9" wp14:editId="40F55D14">
+            <wp:extent cx="5760720" cy="2360295"/>
+            <wp:effectExtent l="0" t="0" r="0" b="1905"/>
+            <wp:docPr id="164622864" name="Image 1" descr="Une image contenant capture d’écran, diagramme&#10;&#10;Le contenu généré par l’IA peut être incorrect."/>
             <wp:cNvGraphicFramePr>
               <a:graphicFrameLocks xmlns:a="http://schemas.openxmlformats.org/drawingml/2006/main" noChangeAspect="1"/>
             </wp:cNvGraphicFramePr>
@@ -10594,242 +10400,93 @@
               <a:graphicData uri="http://schemas.openxmlformats.org/drawingml/2006/picture">
                 <pic:pic xmlns:pic="http://schemas.openxmlformats.org/drawingml/2006/picture">
                   <pic:nvPicPr>
-                    <pic:cNvPr id="643850376" name="Image 1" descr="Une image contenant capture d’écran, diagramme, texte, conception&#10;&#10;Le contenu généré par l’IA peut être incorrect."/>
+                    <pic:cNvPr id="164622864" name="Image 1" descr="Une image contenant capture d’écran, diagramme&#10;&#10;Le contenu généré par l’IA peut être incorrect."/>
                     <pic:cNvPicPr/>
                   </pic:nvPicPr>
-                  <pic:blipFill rotWithShape="1">
-                    <a:blip r:embed="rId27">
-                      <a:extLst>
-                        <a:ext uri="{28A0092B-C50C-407E-A947-70E740481C1C}">
-                          <a14:useLocalDpi xmlns:a14="http://schemas.microsoft.com/office/drawing/2010/main" val="0"/>
-                        </a:ext>
-                      </a:extLst>
-                    </a:blip>
-                    <a:srcRect l="8306"/>
-                    <a:stretch/>
+                  <pic:blipFill>
+                    <a:blip r:embed="rId28"/>
+                    <a:stretch>
+                      <a:fillRect/>
+                    </a:stretch>
                   </pic:blipFill>
-                  <pic:spPr bwMode="auto">
+                  <pic:spPr>
                     <a:xfrm>
                       <a:off x="0" y="0"/>
-                      <a:ext cx="4114165" cy="3752850"/>
+                      <a:ext cx="5760720" cy="2360295"/>
                     </a:xfrm>
                     <a:prstGeom prst="rect">
                       <a:avLst/>
                     </a:prstGeom>
-                    <a:ln>
-                      <a:noFill/>
-                    </a:ln>
-                    <a:extLst>
-                      <a:ext uri="{53640926-AAD7-44D8-BBD7-CCE9431645EC}">
-                        <a14:shadowObscured xmlns:a14="http://schemas.microsoft.com/office/drawing/2010/main"/>
-                      </a:ext>
-                    </a:extLst>
                   </pic:spPr>
                 </pic:pic>
               </a:graphicData>
             </a:graphic>
-            <wp14:sizeRelH relativeFrom="margin">
-              <wp14:pctWidth>0</wp14:pctWidth>
-            </wp14:sizeRelH>
-            <wp14:sizeRelV relativeFrom="margin">
-              <wp14:pctHeight>0</wp14:pctHeight>
-            </wp14:sizeRelV>
-          </wp:anchor>
+          </wp:inline>
         </w:drawing>
       </w:r>
+    </w:p>
+    <w:p>
+      <w:r>
+        <w:t xml:space="preserve">On peut </w:t>
+      </w:r>
+      <w:r>
+        <w:t xml:space="preserve">donc voir sur la simulation que quand la tension </w:t>
+      </w:r>
+      <w:r>
+        <w:t>du générateur est en alternance négative,</w:t>
+      </w:r>
+      <w:r>
+        <w:t xml:space="preserve"> la</w:t>
+      </w:r>
+      <w:r>
+        <w:t xml:space="preserve"> tension de la</w:t>
+      </w:r>
+      <w:r>
+        <w:t xml:space="preserve"> résistance de charge de 1k</w:t>
+      </w:r>
       <w:r>
         <w:rPr>
-          <w:b/>
-          <w:bCs/>
+          <w:rFonts w:cstheme="minorHAnsi"/>
         </w:rPr>
-        <w:t xml:space="preserve">Groupe 5 : Alimentation. </w:t>
-      </w:r>
-      <w:r>
-        <w:t xml:space="preserve">Cette partie </w:t>
-      </w:r>
-      <w:r>
-        <w:t xml:space="preserve">était dans le schéma bloc mais absente dans le </w:t>
-      </w:r>
-      <w:r>
-        <w:t xml:space="preserve">prototype de </w:t>
-      </w:r>
-      <w:proofErr w:type="spellStart"/>
-      <w:r>
-        <w:t>M.Egli</w:t>
-      </w:r>
-      <w:proofErr w:type="spellEnd"/>
-      <w:r>
-        <w:t xml:space="preserve"> et j’ai donc du la créer entièrement. En lisant le cahier </w:t>
-      </w:r>
-      <w:r>
-        <w:t>des charges</w:t>
-      </w:r>
-      <w:r>
-        <w:t xml:space="preserve"> on m’a dit qu’il fallait un</w:t>
-      </w:r>
-      <w:r>
-        <w:t xml:space="preserve">e tension d’alimentation de 5V réguler à 3.3V pour le MCU. J’ai donc </w:t>
-      </w:r>
-      <w:r>
-        <w:t>cherché</w:t>
-      </w:r>
-      <w:r>
-        <w:t xml:space="preserve"> un régulateur qui serait utilisable </w:t>
-      </w:r>
-      <w:r>
-        <w:t xml:space="preserve">et ensuite j’ai recherché des circuits de protection </w:t>
-      </w:r>
-      <w:r>
-        <w:t>à la polarisation inversé.</w:t>
-      </w:r>
-      <w:r>
-        <w:t xml:space="preserve"> Un papier</w:t>
-      </w:r>
-      <w:r>
-        <w:t xml:space="preserve"> du fabricant </w:t>
-      </w:r>
-      <w:proofErr w:type="spellStart"/>
-      <w:r>
-        <w:t>Onsemi</w:t>
-      </w:r>
-      <w:proofErr w:type="spellEnd"/>
-      <w:r>
-        <w:t xml:space="preserve"> m’a été recommandé par mon frère au sujet des différent types de protection et je l’ai utilisé pour créer et dimensionné mo</w:t>
-      </w:r>
-      <w:r>
-        <w:t xml:space="preserve">n circuit de protection. Il est composé d’une diode </w:t>
-      </w:r>
-      <w:proofErr w:type="spellStart"/>
-      <w:r>
-        <w:t>zener</w:t>
-      </w:r>
-      <w:proofErr w:type="spellEnd"/>
-      <w:r>
-        <w:t>, d’une résistance et d’un MOSFET canal P. Le fonctionnement est décrit dans l’article (</w:t>
-      </w:r>
-      <w:hyperlink r:id="rId28" w:history="1">
-        <w:r>
-          <w:rPr>
-            <w:rStyle w:val="Lienhypertexte"/>
-          </w:rPr>
-          <w:t xml:space="preserve">AND90146 - MOSFET </w:t>
-        </w:r>
-        <w:proofErr w:type="spellStart"/>
-        <w:r>
-          <w:rPr>
-            <w:rStyle w:val="Lienhypertexte"/>
-          </w:rPr>
-          <w:t>Selection</w:t>
-        </w:r>
-        <w:proofErr w:type="spellEnd"/>
-        <w:r>
-          <w:rPr>
-            <w:rStyle w:val="Lienhypertexte"/>
-          </w:rPr>
-          <w:t xml:space="preserve"> for Reverse </w:t>
-        </w:r>
-        <w:proofErr w:type="spellStart"/>
-        <w:r>
-          <w:rPr>
-            <w:rStyle w:val="Lienhypertexte"/>
-          </w:rPr>
-          <w:t>Polarity</w:t>
-        </w:r>
-        <w:proofErr w:type="spellEnd"/>
-        <w:r>
-          <w:rPr>
-            <w:rStyle w:val="Lienhypertexte"/>
-          </w:rPr>
-          <w:t xml:space="preserve"> Protection</w:t>
-        </w:r>
-      </w:hyperlink>
-      <w:r>
-        <w:t xml:space="preserve">) </w:t>
-      </w:r>
-      <w:r>
-        <w:t xml:space="preserve">mais globalement, en fonctionnement normale, </w:t>
-      </w:r>
-      <w:r>
-        <w:t>Le MOSFET est polarisé</w:t>
-      </w:r>
-      <w:r>
-        <w:t xml:space="preserve"> par une tension imposé</w:t>
-      </w:r>
-      <w:r>
-        <w:t>e</w:t>
-      </w:r>
-      <w:r>
-        <w:t xml:space="preserve"> par la tension </w:t>
-      </w:r>
-      <w:proofErr w:type="spellStart"/>
-      <w:r>
-        <w:t>zener</w:t>
-      </w:r>
-      <w:proofErr w:type="spellEnd"/>
-      <w:r>
-        <w:t xml:space="preserve"> de la diode </w:t>
-      </w:r>
-      <w:r>
-        <w:t>et le courant traversant la diode est lui-même limité par la résistance</w:t>
-      </w:r>
-      <w:r>
-        <w:t xml:space="preserve">. En quand la polarité est inversée, la tension G-S du MOSFET est bloqué à </w:t>
-      </w:r>
-      <w:r>
-        <w:t>~0.7V ce qui empêche le MOSFET de conduire</w:t>
-      </w:r>
-      <w:r>
-        <w:t xml:space="preserve"> et amène l</w:t>
-      </w:r>
-      <w:r>
-        <w:t xml:space="preserve">a </w:t>
-      </w:r>
-      <w:r>
-        <w:t xml:space="preserve">chute de </w:t>
-      </w:r>
-      <w:r>
-        <w:t xml:space="preserve">tension D-S </w:t>
-      </w:r>
-      <w:r>
-        <w:t>à</w:t>
-      </w:r>
-      <w:r>
-        <w:t xml:space="preserve"> augmente</w:t>
-      </w:r>
-      <w:r>
-        <w:t>r et</w:t>
-      </w:r>
-      <w:r>
-        <w:t xml:space="preserve"> empêche le circuit </w:t>
-      </w:r>
-      <w:r>
-        <w:t>de subir un</w:t>
-      </w:r>
-      <w:r>
-        <w:t>e</w:t>
-      </w:r>
-      <w:r>
-        <w:t xml:space="preserve"> chute de tension inverse de plus de quelques </w:t>
-      </w:r>
-      <w:r>
-        <w:t>microvolts</w:t>
-      </w:r>
-      <w:r>
-        <w:t xml:space="preserve">. J’ai fait une simulation </w:t>
-      </w:r>
-      <w:proofErr w:type="spellStart"/>
-      <w:r>
-        <w:t>falstad</w:t>
-      </w:r>
-      <w:proofErr w:type="spellEnd"/>
-      <w:r>
-        <w:t xml:space="preserve"> pour démontrer le fonctionnement du circuit de protection</w:t>
-      </w:r>
-      <w:r>
-        <w:t> :</w:t>
-      </w:r>
-    </w:p>
-    <w:p/>
+        <w:t>Ω</w:t>
+      </w:r>
+      <w:r>
+        <w:t xml:space="preserve"> ne passe jamais en dessous des -219.</w:t>
+      </w:r>
+      <w:r>
+        <w:t>971</w:t>
+      </w:r>
+      <w:r>
+        <w:rPr>
+          <w:rFonts w:cstheme="minorHAnsi"/>
+        </w:rPr>
+        <w:t>µ</w:t>
+      </w:r>
+      <w:r>
+        <w:t>V</w:t>
+      </w:r>
+      <w:r>
+        <w:t xml:space="preserve"> e</w:t>
+      </w:r>
+      <w:r>
+        <w:t>t celle du MOSFET</w:t>
+      </w:r>
+      <w:r>
+        <w:t xml:space="preserve"> monte à 5V</w:t>
+      </w:r>
+      <w:r>
+        <w:t xml:space="preserve"> </w:t>
+      </w:r>
+      <w:r>
+        <w:t>en revanche</w:t>
+      </w:r>
+      <w:r>
+        <w:t xml:space="preserve">, entre le générateur et la charge, on a une chute de tension de </w:t>
+      </w:r>
+      <w:r>
+        <w:t>0.569V. Cette chute n’est pas très importante car 1 : elle dépend du MOSFET choisi et 2 : la tension de sortie du régulateur est de 3.3V</w:t>
+      </w:r>
+    </w:p>
     <w:p/>
     <w:p>
       <w:pPr>
@@ -10867,15 +10524,7 @@
         <w:t xml:space="preserve"> calculer le courant maximum </w:t>
       </w:r>
       <w:r>
-        <w:t>avant de pouvoir la mesurer. Je suis donc aller voir dans les cas extrêmes pour l’</w:t>
-      </w:r>
-      <w:proofErr w:type="spellStart"/>
-      <w:r>
-        <w:t>uC</w:t>
-      </w:r>
-      <w:proofErr w:type="spellEnd"/>
-      <w:r>
-        <w:t xml:space="preserve"> </w:t>
+        <w:t xml:space="preserve">avant de pouvoir la mesurer. Je suis donc aller voir dans les cas extrêmes pour l’uC </w:t>
       </w:r>
       <w:r>
         <w:t>ce qui nous donne un courant max de 105mA (</w:t>
@@ -10885,44 +10534,8 @@
           <w:rPr>
             <w:rStyle w:val="Lienhypertexte"/>
           </w:rPr>
-          <w:t>Datasheet - STM32L072x8 STM32L072xB STM32L072xZ - Ultra-</w:t>
-        </w:r>
-        <w:proofErr w:type="spellStart"/>
-        <w:r>
-          <w:rPr>
-            <w:rStyle w:val="Lienhypertexte"/>
-          </w:rPr>
-          <w:t>low</w:t>
-        </w:r>
-        <w:proofErr w:type="spellEnd"/>
-        <w:r>
-          <w:rPr>
-            <w:rStyle w:val="Lienhypertexte"/>
-          </w:rPr>
-          <w:t>-power 32-bit MCU Arm®-</w:t>
-        </w:r>
-        <w:proofErr w:type="spellStart"/>
-        <w:r>
-          <w:rPr>
-            <w:rStyle w:val="Lienhypertexte"/>
-          </w:rPr>
-          <w:t>based</w:t>
-        </w:r>
-        <w:proofErr w:type="spellEnd"/>
-        <w:r>
-          <w:rPr>
-            <w:rStyle w:val="Lienhypertexte"/>
-          </w:rPr>
-          <w:t xml:space="preserve"> Cortex®-M0+, up to 192KB Flash, 20KB SRAM, 6KB EEPROM, USB, ADC, </w:t>
-        </w:r>
-        <w:proofErr w:type="spellStart"/>
-        <w:r>
-          <w:rPr>
-            <w:rStyle w:val="Lienhypertexte"/>
-          </w:rPr>
-          <w:t>DACs</w:t>
-        </w:r>
-        <w:proofErr w:type="spellEnd"/>
+          <w:t>Datasheet - STM32L072x8 STM32L072xB STM32L072xZ - Ultra-low-power 32-bit MCU Arm®-based Cortex®-M0+, up to 192KB Flash, 20KB SRAM, 6KB EEPROM, USB, ADC, DACs</w:t>
+        </w:r>
       </w:hyperlink>
       <w:r>
         <w:t xml:space="preserve"> P.</w:t>
@@ -10941,7 +10554,7 @@
           <w:noProof/>
         </w:rPr>
         <w:drawing>
-          <wp:anchor distT="0" distB="0" distL="114300" distR="114300" simplePos="0" relativeHeight="251676160" behindDoc="0" locked="0" layoutInCell="1" allowOverlap="1" wp14:anchorId="3D24E313" wp14:editId="241CAEFC">
+          <wp:anchor distT="0" distB="0" distL="114300" distR="114300" simplePos="0" relativeHeight="251676160" behindDoc="0" locked="0" layoutInCell="1" allowOverlap="1" wp14:anchorId="3D24E313" wp14:editId="7CD77C45">
             <wp:simplePos x="0" y="0"/>
             <wp:positionH relativeFrom="margin">
               <wp:align>center</wp:align>
@@ -11010,23 +10623,7 @@
         <w:t xml:space="preserve">extrêmes </w:t>
       </w:r>
       <w:r>
-        <w:t xml:space="preserve">de leur côté aussi. Pour la matrice de </w:t>
-      </w:r>
-      <w:proofErr w:type="spellStart"/>
-      <w:r>
-        <w:t>LEDs</w:t>
-      </w:r>
-      <w:proofErr w:type="spellEnd"/>
-      <w:r>
-        <w:t xml:space="preserve">, on pourra activer un maximum de 2 </w:t>
-      </w:r>
-      <w:proofErr w:type="spellStart"/>
-      <w:r>
-        <w:t>LEDs</w:t>
-      </w:r>
-      <w:proofErr w:type="spellEnd"/>
-      <w:r>
-        <w:t xml:space="preserve"> à la fois</w:t>
+        <w:t>de leur côté aussi. Pour la matrice de LEDs, on pourra activer un maximum de 2 LEDs à la fois</w:t>
       </w:r>
       <w:r>
         <w:t>. Avec la matrice de touches, j’estime que toutes les touches tireront le courant maximum en tout temps.</w:t>
@@ -11160,68 +10757,14 @@
       <w:r>
         <w:t>(</w:t>
       </w:r>
-      <w:proofErr w:type="spellStart"/>
-      <w:r>
-        <w:fldChar w:fldCharType="begin"/>
-      </w:r>
-      <w:r>
-        <w:instrText>HYPERLINK "https://www.st.com/resource/en/application_note/an4467-getting-started-with-stm32l0xx-hardware-development-stmicroelectronics.pdf"</w:instrText>
-      </w:r>
-      <w:r>
-        <w:fldChar w:fldCharType="separate"/>
-      </w:r>
-      <w:r>
-        <w:rPr>
-          <w:rStyle w:val="Lienhypertexte"/>
-        </w:rPr>
-        <w:t>Getting</w:t>
-      </w:r>
-      <w:proofErr w:type="spellEnd"/>
-      <w:r>
-        <w:rPr>
-          <w:rStyle w:val="Lienhypertexte"/>
-        </w:rPr>
-        <w:t xml:space="preserve"> </w:t>
-      </w:r>
-      <w:proofErr w:type="spellStart"/>
-      <w:r>
-        <w:rPr>
-          <w:rStyle w:val="Lienhypertexte"/>
-        </w:rPr>
-        <w:t>started</w:t>
-      </w:r>
-      <w:proofErr w:type="spellEnd"/>
-      <w:r>
-        <w:rPr>
-          <w:rStyle w:val="Lienhypertexte"/>
-        </w:rPr>
-        <w:t xml:space="preserve"> </w:t>
-      </w:r>
-      <w:proofErr w:type="spellStart"/>
-      <w:r>
-        <w:rPr>
-          <w:rStyle w:val="Lienhypertexte"/>
-        </w:rPr>
-        <w:t>with</w:t>
-      </w:r>
-      <w:proofErr w:type="spellEnd"/>
-      <w:r>
-        <w:rPr>
-          <w:rStyle w:val="Lienhypertexte"/>
-        </w:rPr>
-        <w:t xml:space="preserve"> STM32L0xx hardware </w:t>
-      </w:r>
-      <w:proofErr w:type="spellStart"/>
-      <w:r>
-        <w:rPr>
-          <w:rStyle w:val="Lienhypertexte"/>
-        </w:rPr>
-        <w:t>development</w:t>
-      </w:r>
-      <w:proofErr w:type="spellEnd"/>
-      <w:r>
-        <w:fldChar w:fldCharType="end"/>
-      </w:r>
+      <w:hyperlink r:id="rId32" w:history="1">
+        <w:r>
+          <w:rPr>
+            <w:rStyle w:val="Lienhypertexte"/>
+          </w:rPr>
+          <w:t>Getting started with STM32L0xx hardware development</w:t>
+        </w:r>
+      </w:hyperlink>
       <w:r>
         <w:t>)</w:t>
       </w:r>
@@ -11268,7 +10811,7 @@
           <w:noProof/>
         </w:rPr>
         <w:drawing>
-          <wp:anchor distT="0" distB="0" distL="114300" distR="114300" simplePos="0" relativeHeight="251675136" behindDoc="0" locked="0" layoutInCell="1" allowOverlap="1" wp14:anchorId="650B7E38" wp14:editId="5274B2E4">
+          <wp:anchor distT="0" distB="0" distL="114300" distR="114300" simplePos="0" relativeHeight="251675136" behindDoc="0" locked="0" layoutInCell="1" allowOverlap="1" wp14:anchorId="650B7E38" wp14:editId="0D4DCDA9">
             <wp:simplePos x="0" y="0"/>
             <wp:positionH relativeFrom="column">
               <wp:posOffset>1766570</wp:posOffset>
@@ -11293,7 +10836,7 @@
                     </pic:cNvPicPr>
                   </pic:nvPicPr>
                   <pic:blipFill rotWithShape="1">
-                    <a:blip r:embed="rId32" cstate="print">
+                    <a:blip r:embed="rId33" cstate="print">
                       <a:extLst>
                         <a:ext uri="{28A0092B-C50C-407E-A947-70E740481C1C}">
                           <a14:useLocalDpi xmlns:a14="http://schemas.microsoft.com/office/drawing/2010/main" val="0"/>
@@ -11355,7 +10898,7 @@
                     <pic:cNvPicPr/>
                   </pic:nvPicPr>
                   <pic:blipFill>
-                    <a:blip r:embed="rId33">
+                    <a:blip r:embed="rId34">
                       <a:extLst>
                         <a:ext uri="{28A0092B-C50C-407E-A947-70E740481C1C}">
                           <a14:useLocalDpi xmlns:a14="http://schemas.microsoft.com/office/drawing/2010/main" val="0"/>
@@ -11382,15 +10925,7 @@
         </w:drawing>
       </w:r>
       <w:r>
-        <w:t xml:space="preserve">Pour la protection du circuit contre une polarisation inverse des TP1 et TP2, j’ai choisi d’utiliser un MOSFET </w:t>
-      </w:r>
-      <w:proofErr w:type="spellStart"/>
-      <w:r>
-        <w:t>channel</w:t>
-      </w:r>
-      <w:proofErr w:type="spellEnd"/>
-      <w:r>
-        <w:t xml:space="preserve"> P avec cette configuration :</w:t>
+        <w:t>Pour la protection du circuit contre une polarisation inverse des TP1 et TP2, j’ai choisi d’utiliser un MOSFET channel P avec cette configuration :</w:t>
       </w:r>
     </w:p>
     <w:p/>
@@ -11401,40 +10936,12 @@
       <w:r>
         <w:t>le papier de ONSEMI sur la sélection des MOSFET pour la protection de polarisation inverse (</w:t>
       </w:r>
-      <w:hyperlink r:id="rId34" w:history="1">
+      <w:hyperlink r:id="rId35" w:history="1">
         <w:r>
           <w:rPr>
             <w:rStyle w:val="Lienhypertexte"/>
           </w:rPr>
-          <w:t xml:space="preserve">AND90146 - MOSFET </w:t>
-        </w:r>
-        <w:proofErr w:type="spellStart"/>
-        <w:r>
-          <w:rPr>
-            <w:rStyle w:val="Lienhypertexte"/>
-          </w:rPr>
-          <w:t>Selection</w:t>
-        </w:r>
-        <w:proofErr w:type="spellEnd"/>
-        <w:r>
-          <w:rPr>
-            <w:rStyle w:val="Lienhypertexte"/>
-          </w:rPr>
-          <w:t xml:space="preserve"> for Reverse </w:t>
-        </w:r>
-        <w:proofErr w:type="spellStart"/>
-        <w:r>
-          <w:rPr>
-            <w:rStyle w:val="Lienhypertexte"/>
-          </w:rPr>
-          <w:t>Polarity</w:t>
-        </w:r>
-        <w:proofErr w:type="spellEnd"/>
-        <w:r>
-          <w:rPr>
-            <w:rStyle w:val="Lienhypertexte"/>
-          </w:rPr>
-          <w:t xml:space="preserve"> Protection</w:t>
+          <w:t>AND90146 - MOSFET Selection for Reverse Polarity Protection</w:t>
         </w:r>
       </w:hyperlink>
       <w:r>
@@ -11497,15 +11004,7 @@
         <w:t xml:space="preserve"> en boitier SOD-123</w:t>
       </w:r>
       <w:r>
-        <w:t xml:space="preserve"> et j’ai simplifier le schéma de manière </w:t>
-      </w:r>
-      <w:proofErr w:type="spellStart"/>
-      <w:r>
-        <w:t>a</w:t>
-      </w:r>
-      <w:proofErr w:type="spellEnd"/>
-      <w:r>
-        <w:t xml:space="preserve"> pouvoir calculer R14.</w:t>
+        <w:t xml:space="preserve"> et j’ai simplifier le schéma de manière a pouvoir calculer R14.</w:t>
       </w:r>
     </w:p>
     <w:p/>
@@ -11685,23 +11184,7 @@
                 <w:sz w:val="18"/>
                 <w:szCs w:val="18"/>
               </w:rPr>
-              <w:t xml:space="preserve">Mes. </w:t>
-            </w:r>
-            <w:proofErr w:type="spellStart"/>
-            <w:r>
-              <w:rPr>
-                <w:sz w:val="18"/>
-                <w:szCs w:val="18"/>
-              </w:rPr>
-              <w:t>Ref</w:t>
-            </w:r>
-            <w:proofErr w:type="spellEnd"/>
-            <w:r>
-              <w:rPr>
-                <w:sz w:val="18"/>
-                <w:szCs w:val="18"/>
-              </w:rPr>
-              <w:t>.</w:t>
+              <w:t>Mes. Ref.</w:t>
             </w:r>
           </w:p>
         </w:tc>
@@ -12563,7 +12046,6 @@
       <w:bookmarkStart w:id="47" w:name="_Toc40260317"/>
       <w:bookmarkStart w:id="48" w:name="_Toc40260364"/>
       <w:bookmarkStart w:id="49" w:name="_Toc72079942"/>
-      <w:proofErr w:type="spellStart"/>
       <w:r>
         <w:t>Layout</w:t>
       </w:r>
@@ -12572,7 +12054,6 @@
       <w:bookmarkEnd w:id="47"/>
       <w:bookmarkEnd w:id="48"/>
       <w:bookmarkEnd w:id="49"/>
-      <w:proofErr w:type="spellEnd"/>
     </w:p>
     <w:p>
       <w:pPr>
@@ -12598,16 +12079,11 @@
         <w:pStyle w:val="Titre4"/>
       </w:pPr>
       <w:r>
-        <w:t xml:space="preserve">Diamètres des </w:t>
-      </w:r>
-      <w:proofErr w:type="spellStart"/>
-      <w:r>
-        <w:t>v</w:t>
+        <w:t>Diamètres des v</w:t>
       </w:r>
       <w:r>
         <w:t>ias</w:t>
       </w:r>
-      <w:proofErr w:type="spellEnd"/>
     </w:p>
     <w:p>
       <w:pPr>
@@ -12643,7 +12119,6 @@
       <w:bookmarkStart w:id="52" w:name="_Toc40260323"/>
       <w:bookmarkStart w:id="53" w:name="_Toc40260370"/>
       <w:bookmarkStart w:id="54" w:name="_Toc72079943"/>
-      <w:proofErr w:type="spellStart"/>
       <w:r>
         <w:t>Firmware</w:t>
       </w:r>
@@ -12652,7 +12127,6 @@
       <w:bookmarkEnd w:id="52"/>
       <w:bookmarkEnd w:id="53"/>
       <w:bookmarkEnd w:id="54"/>
-      <w:proofErr w:type="spellEnd"/>
     </w:p>
     <w:p>
       <w:pPr>
@@ -12666,21 +12140,17 @@
       <w:pPr>
         <w:pStyle w:val="Titre3"/>
       </w:pPr>
-      <w:proofErr w:type="spellStart"/>
       <w:r>
         <w:t>Flowchart</w:t>
       </w:r>
-      <w:proofErr w:type="spellEnd"/>
     </w:p>
     <w:p>
       <w:pPr>
         <w:pStyle w:val="Titre3"/>
       </w:pPr>
-      <w:proofErr w:type="spellStart"/>
       <w:r>
         <w:t>Structogramme</w:t>
       </w:r>
-      <w:proofErr w:type="spellEnd"/>
     </w:p>
     <w:p>
       <w:pPr>
@@ -12704,11 +12174,9 @@
       <w:pPr>
         <w:pStyle w:val="Titre3"/>
       </w:pPr>
-      <w:proofErr w:type="spellStart"/>
       <w:r>
         <w:t>Structogramme</w:t>
       </w:r>
-      <w:proofErr w:type="spellEnd"/>
     </w:p>
     <w:p>
       <w:pPr>
@@ -12816,14 +12284,9 @@
       </w:pPr>
       <w:bookmarkStart w:id="65" w:name="_Toc72079950"/>
       <w:r>
-        <w:t xml:space="preserve">Validation </w:t>
-      </w:r>
-      <w:proofErr w:type="spellStart"/>
-      <w:r>
-        <w:t>Eurocircuits</w:t>
+        <w:t>Validation Eurocircuits</w:t>
       </w:r>
       <w:bookmarkEnd w:id="65"/>
-      <w:proofErr w:type="spellEnd"/>
     </w:p>
     <w:p>
       <w:pPr>
@@ -12924,11 +12387,9 @@
             <w:shd w:val="clear" w:color="auto" w:fill="D9D9D9" w:themeFill="background1" w:themeFillShade="D9"/>
           </w:tcPr>
           <w:p>
-            <w:proofErr w:type="spellStart"/>
             <w:r>
               <w:t>pcb</w:t>
             </w:r>
-            <w:proofErr w:type="spellEnd"/>
           </w:p>
         </w:tc>
         <w:tc>
@@ -12950,23 +12411,7 @@
                 <w:b/>
                 <w:bCs/>
               </w:rPr>
-              <w:t xml:space="preserve"> (.</w:t>
-            </w:r>
-            <w:proofErr w:type="spellStart"/>
-            <w:r>
-              <w:rPr>
-                <w:b/>
-                <w:bCs/>
-              </w:rPr>
-              <w:t>pdf</w:t>
-            </w:r>
-            <w:proofErr w:type="spellEnd"/>
-            <w:r>
-              <w:rPr>
-                <w:b/>
-                <w:bCs/>
-              </w:rPr>
-              <w:t>)</w:t>
+              <w:t xml:space="preserve"> (.pdf)</w:t>
             </w:r>
           </w:p>
         </w:tc>
@@ -13067,13 +12512,13 @@
                           <pic:cNvPicPr/>
                         </pic:nvPicPr>
                         <pic:blipFill>
-                          <a:blip r:embed="rId35" cstate="print">
+                          <a:blip r:embed="rId36" cstate="print">
                             <a:extLst>
                               <a:ext uri="{28A0092B-C50C-407E-A947-70E740481C1C}">
                                 <a14:useLocalDpi xmlns:a14="http://schemas.microsoft.com/office/drawing/2010/main" val="0"/>
                               </a:ext>
                               <a:ext uri="{96DAC541-7B7A-43D3-8B79-37D633B846F1}">
-                                <asvg:svgBlip xmlns:asvg="http://schemas.microsoft.com/office/drawing/2016/SVG/main" r:embed="rId36"/>
+                                <asvg:svgBlip xmlns:asvg="http://schemas.microsoft.com/office/drawing/2016/SVG/main" r:embed="rId37"/>
                               </a:ext>
                             </a:extLst>
                           </a:blip>
@@ -13158,7 +12603,6 @@
               </w:rPr>
               <w:t>\</w:t>
             </w:r>
-            <w:proofErr w:type="spellStart"/>
             <w:r>
               <w:rPr>
                 <w:sz w:val="18"/>
@@ -13167,7 +12611,6 @@
               </w:rPr>
               <w:t>projectname</w:t>
             </w:r>
-            <w:proofErr w:type="spellEnd"/>
             <w:r>
               <w:rPr>
                 <w:sz w:val="18"/>
@@ -13176,7 +12619,6 @@
               </w:rPr>
               <w:t>\</w:t>
             </w:r>
-            <w:proofErr w:type="spellStart"/>
             <w:r>
               <w:rPr>
                 <w:sz w:val="18"/>
@@ -13185,7 +12627,6 @@
               </w:rPr>
               <w:t>pcb</w:t>
             </w:r>
-            <w:proofErr w:type="spellEnd"/>
             <w:r>
               <w:rPr>
                 <w:sz w:val="18"/>
@@ -13194,7 +12635,6 @@
               </w:rPr>
               <w:t>\</w:t>
             </w:r>
-            <w:proofErr w:type="spellStart"/>
             <w:r>
               <w:rPr>
                 <w:sz w:val="18"/>
@@ -13203,7 +12643,6 @@
               </w:rPr>
               <w:t>pdf</w:t>
             </w:r>
-            <w:proofErr w:type="spellEnd"/>
             <w:r>
               <w:rPr>
                 <w:sz w:val="18"/>
@@ -13235,11 +12674,9 @@
             <w:shd w:val="clear" w:color="auto" w:fill="D9D9D9" w:themeFill="background1" w:themeFillShade="D9"/>
           </w:tcPr>
           <w:p>
-            <w:proofErr w:type="spellStart"/>
             <w:r>
               <w:t>pcb</w:t>
             </w:r>
-            <w:proofErr w:type="spellEnd"/>
           </w:p>
         </w:tc>
         <w:tc>
@@ -13261,23 +12698,7 @@
                 <w:b/>
                 <w:bCs/>
               </w:rPr>
-              <w:t xml:space="preserve"> (.</w:t>
-            </w:r>
-            <w:proofErr w:type="spellStart"/>
-            <w:r>
-              <w:rPr>
-                <w:b/>
-                <w:bCs/>
-              </w:rPr>
-              <w:t>pdf</w:t>
-            </w:r>
-            <w:proofErr w:type="spellEnd"/>
-            <w:r>
-              <w:rPr>
-                <w:b/>
-                <w:bCs/>
-              </w:rPr>
-              <w:t>)</w:t>
+              <w:t xml:space="preserve"> (.pdf)</w:t>
             </w:r>
           </w:p>
         </w:tc>
@@ -13401,13 +12822,13 @@
                           <pic:cNvPicPr/>
                         </pic:nvPicPr>
                         <pic:blipFill>
-                          <a:blip r:embed="rId35" cstate="print">
+                          <a:blip r:embed="rId36" cstate="print">
                             <a:extLst>
                               <a:ext uri="{28A0092B-C50C-407E-A947-70E740481C1C}">
                                 <a14:useLocalDpi xmlns:a14="http://schemas.microsoft.com/office/drawing/2010/main" val="0"/>
                               </a:ext>
                               <a:ext uri="{96DAC541-7B7A-43D3-8B79-37D633B846F1}">
-                                <asvg:svgBlip xmlns:asvg="http://schemas.microsoft.com/office/drawing/2016/SVG/main" r:embed="rId36"/>
+                                <asvg:svgBlip xmlns:asvg="http://schemas.microsoft.com/office/drawing/2016/SVG/main" r:embed="rId37"/>
                               </a:ext>
                             </a:extLst>
                           </a:blip>
@@ -13529,13 +12950,13 @@
                           <pic:cNvPicPr/>
                         </pic:nvPicPr>
                         <pic:blipFill>
-                          <a:blip r:embed="rId35" cstate="print">
+                          <a:blip r:embed="rId36" cstate="print">
                             <a:extLst>
                               <a:ext uri="{28A0092B-C50C-407E-A947-70E740481C1C}">
                                 <a14:useLocalDpi xmlns:a14="http://schemas.microsoft.com/office/drawing/2010/main" val="0"/>
                               </a:ext>
                               <a:ext uri="{96DAC541-7B7A-43D3-8B79-37D633B846F1}">
-                                <asvg:svgBlip xmlns:asvg="http://schemas.microsoft.com/office/drawing/2016/SVG/main" r:embed="rId36"/>
+                                <asvg:svgBlip xmlns:asvg="http://schemas.microsoft.com/office/drawing/2016/SVG/main" r:embed="rId37"/>
                               </a:ext>
                             </a:extLst>
                           </a:blip>
@@ -13620,7 +13041,6 @@
               </w:rPr>
               <w:t>\</w:t>
             </w:r>
-            <w:proofErr w:type="spellStart"/>
             <w:r>
               <w:rPr>
                 <w:sz w:val="18"/>
@@ -13629,7 +13049,6 @@
               </w:rPr>
               <w:t>projectname</w:t>
             </w:r>
-            <w:proofErr w:type="spellEnd"/>
             <w:r>
               <w:rPr>
                 <w:sz w:val="18"/>
@@ -13638,7 +13057,6 @@
               </w:rPr>
               <w:t>\</w:t>
             </w:r>
-            <w:proofErr w:type="spellStart"/>
             <w:r>
               <w:rPr>
                 <w:sz w:val="18"/>
@@ -13647,7 +13065,6 @@
               </w:rPr>
               <w:t>pcb</w:t>
             </w:r>
-            <w:proofErr w:type="spellEnd"/>
             <w:r>
               <w:rPr>
                 <w:sz w:val="18"/>
@@ -13656,7 +13073,6 @@
               </w:rPr>
               <w:t>\</w:t>
             </w:r>
-            <w:proofErr w:type="spellStart"/>
             <w:r>
               <w:rPr>
                 <w:sz w:val="18"/>
@@ -13665,7 +13081,6 @@
               </w:rPr>
               <w:t>pdf</w:t>
             </w:r>
-            <w:proofErr w:type="spellEnd"/>
             <w:r>
               <w:rPr>
                 <w:sz w:val="18"/>
@@ -13697,11 +13112,9 @@
             <w:shd w:val="clear" w:color="auto" w:fill="D9D9D9" w:themeFill="background1" w:themeFillShade="D9"/>
           </w:tcPr>
           <w:p>
-            <w:proofErr w:type="spellStart"/>
             <w:r>
               <w:t>pcb</w:t>
             </w:r>
-            <w:proofErr w:type="spellEnd"/>
           </w:p>
         </w:tc>
         <w:tc>
@@ -13883,7 +13296,6 @@
               </w:rPr>
               <w:t>\</w:t>
             </w:r>
-            <w:proofErr w:type="spellStart"/>
             <w:r>
               <w:rPr>
                 <w:sz w:val="18"/>
@@ -13892,7 +13304,6 @@
               </w:rPr>
               <w:t>projectname</w:t>
             </w:r>
-            <w:proofErr w:type="spellEnd"/>
             <w:r>
               <w:rPr>
                 <w:sz w:val="18"/>
@@ -13901,7 +13312,6 @@
               </w:rPr>
               <w:t>\</w:t>
             </w:r>
-            <w:proofErr w:type="spellStart"/>
             <w:r>
               <w:rPr>
                 <w:sz w:val="18"/>
@@ -13910,7 +13320,6 @@
               </w:rPr>
               <w:t>pcb</w:t>
             </w:r>
-            <w:proofErr w:type="spellEnd"/>
             <w:r>
               <w:rPr>
                 <w:sz w:val="18"/>
@@ -13942,11 +13351,9 @@
             <w:shd w:val="clear" w:color="auto" w:fill="D9D9D9" w:themeFill="background1" w:themeFillShade="D9"/>
           </w:tcPr>
           <w:p>
-            <w:proofErr w:type="spellStart"/>
             <w:r>
               <w:t>fwr</w:t>
             </w:r>
-            <w:proofErr w:type="spellEnd"/>
           </w:p>
         </w:tc>
         <w:tc>
@@ -13956,7 +13363,6 @@
             <w:shd w:val="clear" w:color="auto" w:fill="D9D9D9" w:themeFill="background1" w:themeFillShade="D9"/>
           </w:tcPr>
           <w:p>
-            <w:proofErr w:type="spellStart"/>
             <w:r>
               <w:rPr>
                 <w:b/>
@@ -13964,29 +13370,12 @@
               </w:rPr>
               <w:t>Firmware</w:t>
             </w:r>
-            <w:proofErr w:type="spellEnd"/>
             <w:r>
               <w:rPr>
                 <w:b/>
                 <w:bCs/>
               </w:rPr>
-              <w:t xml:space="preserve"> (.</w:t>
-            </w:r>
-            <w:proofErr w:type="spellStart"/>
-            <w:r>
-              <w:rPr>
-                <w:b/>
-                <w:bCs/>
-              </w:rPr>
-              <w:t>hex</w:t>
-            </w:r>
-            <w:proofErr w:type="spellEnd"/>
-            <w:r>
-              <w:rPr>
-                <w:b/>
-                <w:bCs/>
-              </w:rPr>
-              <w:t>)</w:t>
+              <w:t xml:space="preserve"> (.hex)</w:t>
             </w:r>
           </w:p>
         </w:tc>
@@ -14127,11 +13516,9 @@
             <w:shd w:val="clear" w:color="auto" w:fill="D9D9D9" w:themeFill="background1" w:themeFillShade="D9"/>
           </w:tcPr>
           <w:p>
-            <w:proofErr w:type="spellStart"/>
             <w:r>
               <w:t>swr</w:t>
             </w:r>
-            <w:proofErr w:type="spellEnd"/>
           </w:p>
         </w:tc>
         <w:tc>
@@ -14332,23 +13719,7 @@
                 <w:b/>
                 <w:bCs/>
               </w:rPr>
-              <w:t xml:space="preserve"> (.</w:t>
-            </w:r>
-            <w:proofErr w:type="spellStart"/>
-            <w:r>
-              <w:rPr>
-                <w:b/>
-                <w:bCs/>
-              </w:rPr>
-              <w:t>pdf</w:t>
-            </w:r>
-            <w:proofErr w:type="spellEnd"/>
-            <w:r>
-              <w:rPr>
-                <w:b/>
-                <w:bCs/>
-              </w:rPr>
-              <w:t>)</w:t>
+              <w:t xml:space="preserve"> (.pdf)</w:t>
             </w:r>
           </w:p>
         </w:tc>
@@ -14489,11 +13860,9 @@
             <w:shd w:val="clear" w:color="auto" w:fill="D9D9D9" w:themeFill="background1" w:themeFillShade="D9"/>
           </w:tcPr>
           <w:p>
-            <w:proofErr w:type="spellStart"/>
             <w:r>
               <w:t>rpt</w:t>
             </w:r>
-            <w:proofErr w:type="spellEnd"/>
           </w:p>
         </w:tc>
         <w:tc>
@@ -14508,23 +13877,7 @@
                 <w:b/>
                 <w:bCs/>
               </w:rPr>
-              <w:t>Liste de matériel (.</w:t>
-            </w:r>
-            <w:proofErr w:type="spellStart"/>
-            <w:r>
-              <w:rPr>
-                <w:b/>
-                <w:bCs/>
-              </w:rPr>
-              <w:t>pdf</w:t>
-            </w:r>
-            <w:proofErr w:type="spellEnd"/>
-            <w:r>
-              <w:rPr>
-                <w:b/>
-                <w:bCs/>
-              </w:rPr>
-              <w:t>)</w:t>
+              <w:t>Liste de matériel (.pdf)</w:t>
             </w:r>
           </w:p>
         </w:tc>
@@ -14665,13 +14018,13 @@
                           <pic:cNvPicPr/>
                         </pic:nvPicPr>
                         <pic:blipFill>
-                          <a:blip r:embed="rId35" cstate="print">
+                          <a:blip r:embed="rId36" cstate="print">
                             <a:extLst>
                               <a:ext uri="{28A0092B-C50C-407E-A947-70E740481C1C}">
                                 <a14:useLocalDpi xmlns:a14="http://schemas.microsoft.com/office/drawing/2010/main" val="0"/>
                               </a:ext>
                               <a:ext uri="{96DAC541-7B7A-43D3-8B79-37D633B846F1}">
-                                <asvg:svgBlip xmlns:asvg="http://schemas.microsoft.com/office/drawing/2016/SVG/main" r:embed="rId36"/>
+                                <asvg:svgBlip xmlns:asvg="http://schemas.microsoft.com/office/drawing/2016/SVG/main" r:embed="rId37"/>
                               </a:ext>
                             </a:extLst>
                           </a:blip>
@@ -14757,7 +14110,6 @@
               </w:rPr>
               <w:t>\</w:t>
             </w:r>
-            <w:proofErr w:type="spellStart"/>
             <w:r>
               <w:rPr>
                 <w:sz w:val="18"/>
@@ -14766,7 +14118,6 @@
               </w:rPr>
               <w:t>projectname</w:t>
             </w:r>
-            <w:proofErr w:type="spellEnd"/>
             <w:r>
               <w:rPr>
                 <w:sz w:val="18"/>
@@ -14775,7 +14126,6 @@
               </w:rPr>
               <w:t>\</w:t>
             </w:r>
-            <w:proofErr w:type="spellStart"/>
             <w:r>
               <w:rPr>
                 <w:sz w:val="18"/>
@@ -14784,7 +14134,6 @@
               </w:rPr>
               <w:t>pcb</w:t>
             </w:r>
-            <w:proofErr w:type="spellEnd"/>
             <w:r>
               <w:rPr>
                 <w:sz w:val="18"/>
@@ -14793,23 +14142,13 @@
               </w:rPr>
               <w:t>\</w:t>
             </w:r>
-            <w:proofErr w:type="spellStart"/>
             <w:r>
               <w:rPr>
                 <w:sz w:val="18"/>
                 <w:szCs w:val="18"/>
                 <w:lang w:val="de-CH"/>
               </w:rPr>
-              <w:t>bom</w:t>
-            </w:r>
-            <w:proofErr w:type="spellEnd"/>
-            <w:r>
-              <w:rPr>
-                <w:sz w:val="18"/>
-                <w:szCs w:val="18"/>
-                <w:lang w:val="de-CH"/>
-              </w:rPr>
-              <w:t>\</w:t>
+              <w:t>bom\</w:t>
             </w:r>
           </w:p>
         </w:tc>
@@ -14903,13 +14242,8 @@
           </w:tcPr>
           <w:p>
             <w:r>
-              <w:t xml:space="preserve">EMF, 1705 Fribourg, </w:t>
+              <w:t>EMF, 1705 Fribourg, Switzerland</w:t>
             </w:r>
-            <w:proofErr w:type="spellStart"/>
-            <w:r>
-              <w:t>Switzerland</w:t>
-            </w:r>
-            <w:proofErr w:type="spellEnd"/>
           </w:p>
         </w:tc>
         <w:tc>
@@ -14951,19 +14285,9 @@
             <w:pPr>
               <w:jc w:val="center"/>
             </w:pPr>
-            <w:proofErr w:type="spellStart"/>
             <w:r>
-              <w:t>myname</w:t>
+              <w:t>myname myfirstname</w:t>
             </w:r>
-            <w:proofErr w:type="spellEnd"/>
-            <w:r>
-              <w:t xml:space="preserve"> </w:t>
-            </w:r>
-            <w:proofErr w:type="spellStart"/>
-            <w:r>
-              <w:t>myfirstname</w:t>
-            </w:r>
-            <w:proofErr w:type="spellEnd"/>
           </w:p>
         </w:tc>
       </w:tr>
@@ -14999,7 +14323,7 @@
           <w:numId w:val="30"/>
         </w:numPr>
       </w:pPr>
-      <w:hyperlink r:id="rId37" w:history="1">
+      <w:hyperlink r:id="rId38" w:history="1">
         <w:r>
           <w:rPr>
             <w:rStyle w:val="Lienhypertexte"/>
@@ -15104,11 +14428,9 @@
             <w:tcW w:w="2266" w:type="dxa"/>
           </w:tcPr>
           <w:p>
-            <w:proofErr w:type="spellStart"/>
             <w:r>
               <w:t>gauchl</w:t>
             </w:r>
-            <w:proofErr w:type="spellEnd"/>
           </w:p>
         </w:tc>
         <w:tc>
@@ -15164,8 +14486,8 @@
     </w:p>
     <w:p/>
     <w:sectPr>
-      <w:headerReference w:type="default" r:id="rId38"/>
-      <w:footerReference w:type="default" r:id="rId39"/>
+      <w:headerReference w:type="default" r:id="rId39"/>
+      <w:footerReference w:type="default" r:id="rId40"/>
       <w:pgSz w:w="11906" w:h="16838"/>
       <w:pgMar w:top="1417" w:right="1417" w:bottom="1417" w:left="1417" w:header="708" w:footer="708" w:gutter="0"/>
       <w:pgNumType w:start="0"/>
@@ -15212,6 +14534,7 @@
         <w:docPartUnique/>
       </w:docPartObj>
     </w:sdtPr>
+    <w:sdtEndPr/>
     <w:sdtContent>
       <w:p>
         <w:pPr>
@@ -17256,6 +16579,7 @@
   <w:style w:type="character" w:default="1" w:styleId="Policepardfaut">
     <w:name w:val="Default Paragraph Font"/>
     <w:uiPriority w:val="1"/>
+    <w:semiHidden/>
     <w:unhideWhenUsed/>
   </w:style>
   <w:style w:type="table" w:default="1" w:styleId="TableauNormal">

--- a/jeu_du_moulin_boura/rpt/jeu-du-moulin-bourquenouda-rpt-development.docx
+++ b/jeu_du_moulin_boura/rpt/jeu-du-moulin-bourquenouda-rpt-development.docx
@@ -3738,7 +3738,6 @@
                                     <w:dataBinding w:prefixMappings="xmlns:ns0='http://purl.org/dc/elements/1.1/' xmlns:ns1='http://schemas.openxmlformats.org/package/2006/metadata/core-properties' " w:xpath="/ns1:coreProperties[1]/ns0:title[1]" w:storeItemID="{6C3C8BC8-F283-45AE-878A-BAB7291924A1}"/>
                                     <w:text/>
                                   </w:sdtPr>
-                                  <w:sdtEndPr/>
                                   <w:sdtContent>
                                     <w:r>
                                       <w:rPr>
@@ -3872,7 +3871,6 @@
                               <w:dataBinding w:prefixMappings="xmlns:ns0='http://purl.org/dc/elements/1.1/' xmlns:ns1='http://schemas.openxmlformats.org/package/2006/metadata/core-properties' " w:xpath="/ns1:coreProperties[1]/ns0:title[1]" w:storeItemID="{6C3C8BC8-F283-45AE-878A-BAB7291924A1}"/>
                               <w:text/>
                             </w:sdtPr>
-                            <w:sdtEndPr/>
                             <w:sdtContent>
                               <w:r>
                                 <w:rPr>
@@ -4275,7 +4273,6 @@
                                     <w:dataBinding w:prefixMappings="xmlns:ns0='http://purl.org/dc/elements/1.1/' xmlns:ns1='http://schemas.openxmlformats.org/package/2006/metadata/core-properties' " w:xpath="/ns1:coreProperties[1]/ns0:creator[1]" w:storeItemID="{6C3C8BC8-F283-45AE-878A-BAB7291924A1}"/>
                                     <w:text/>
                                   </w:sdtPr>
-                                  <w:sdtEndPr/>
                                   <w:sdtContent>
                                     <w:r>
                                       <w:rPr>
@@ -4330,7 +4327,6 @@
                                     <w:dataBinding w:prefixMappings="xmlns:ns0='http://schemas.openxmlformats.org/officeDocument/2006/extended-properties' " w:xpath="/ns0:Properties[1]/ns0:Company[1]" w:storeItemID="{6668398D-A668-4E3E-A5EB-62B293D839F1}"/>
                                     <w:text/>
                                   </w:sdtPr>
-                                  <w:sdtEndPr/>
                                   <w:sdtContent>
                                     <w:r>
                                       <w:rPr>
@@ -4421,7 +4417,6 @@
                               <w:dataBinding w:prefixMappings="xmlns:ns0='http://purl.org/dc/elements/1.1/' xmlns:ns1='http://schemas.openxmlformats.org/package/2006/metadata/core-properties' " w:xpath="/ns1:coreProperties[1]/ns0:creator[1]" w:storeItemID="{6C3C8BC8-F283-45AE-878A-BAB7291924A1}"/>
                               <w:text/>
                             </w:sdtPr>
-                            <w:sdtEndPr/>
                             <w:sdtContent>
                               <w:r>
                                 <w:rPr>
@@ -4476,7 +4471,6 @@
                               <w:dataBinding w:prefixMappings="xmlns:ns0='http://schemas.openxmlformats.org/officeDocument/2006/extended-properties' " w:xpath="/ns0:Properties[1]/ns0:Company[1]" w:storeItemID="{6668398D-A668-4E3E-A5EB-62B293D839F1}"/>
                               <w:text/>
                             </w:sdtPr>
-                            <w:sdtEndPr/>
                             <w:sdtContent>
                               <w:r>
                                 <w:rPr>
@@ -4536,9 +4530,9 @@
         </w:p>
       </w:sdtContent>
     </w:sdt>
-    <w:bookmarkStart w:id="0" w:name="_Toc40260289" w:displacedByCustomXml="prev"/>
+    <w:bookmarkStart w:id="0" w:name="_Toc40259938" w:displacedByCustomXml="prev"/>
     <w:bookmarkStart w:id="1" w:name="_Toc40260205" w:displacedByCustomXml="prev"/>
-    <w:bookmarkStart w:id="2" w:name="_Toc40259938" w:displacedByCustomXml="prev"/>
+    <w:bookmarkStart w:id="2" w:name="_Toc40260289" w:displacedByCustomXml="prev"/>
     <w:p>
       <w:pPr>
         <w:pStyle w:val="Titre"/>
@@ -7306,11 +7300,11 @@
         <w:lastRenderedPageBreak/>
         <w:t>Information</w:t>
       </w:r>
-      <w:bookmarkEnd w:id="3"/>
-      <w:bookmarkEnd w:id="4"/>
       <w:bookmarkEnd w:id="2"/>
       <w:bookmarkEnd w:id="1"/>
       <w:bookmarkEnd w:id="0"/>
+      <w:bookmarkEnd w:id="3"/>
+      <w:bookmarkEnd w:id="4"/>
     </w:p>
     <w:p>
       <w:pPr>
@@ -7400,13 +7394,29 @@
         <w:t xml:space="preserve"> en l</w:t>
       </w:r>
       <w:r>
-        <w:t>isant les touches et en allumant les LEDs en fonction des</w:t>
+        <w:t xml:space="preserve">isant les touches et en allumant les </w:t>
+      </w:r>
+      <w:proofErr w:type="spellStart"/>
+      <w:r>
+        <w:t>LEDs</w:t>
+      </w:r>
+      <w:proofErr w:type="spellEnd"/>
+      <w:r>
+        <w:t xml:space="preserve"> en fonction des</w:t>
       </w:r>
       <w:r>
         <w:t xml:space="preserve"> touches.</w:t>
       </w:r>
       <w:r>
-        <w:t xml:space="preserve"> La programmation de l’uC </w:t>
+        <w:t xml:space="preserve"> La programmation de l’</w:t>
+      </w:r>
+      <w:proofErr w:type="spellStart"/>
+      <w:r>
+        <w:t>uC</w:t>
+      </w:r>
+      <w:proofErr w:type="spellEnd"/>
+      <w:r>
+        <w:t xml:space="preserve"> </w:t>
       </w:r>
       <w:r>
         <w:t>se</w:t>
@@ -7516,7 +7526,43 @@
           <w:bCs/>
           <w:shd w:val="clear" w:color="auto" w:fill="FFFFFF"/>
         </w:rPr>
-        <w:t xml:space="preserve">pin de l’uC pour maitriser chaque touches et LEDs une part une, Je devrai utiliser 2 </w:t>
+        <w:t>pin de l’</w:t>
+      </w:r>
+      <w:proofErr w:type="spellStart"/>
+      <w:r>
+        <w:rPr>
+          <w:rFonts w:asciiTheme="majorHAnsi" w:hAnsiTheme="majorHAnsi" w:cstheme="majorHAnsi"/>
+          <w:bCs/>
+          <w:shd w:val="clear" w:color="auto" w:fill="FFFFFF"/>
+        </w:rPr>
+        <w:t>uC</w:t>
+      </w:r>
+      <w:proofErr w:type="spellEnd"/>
+      <w:r>
+        <w:rPr>
+          <w:rFonts w:asciiTheme="majorHAnsi" w:hAnsiTheme="majorHAnsi" w:cstheme="majorHAnsi"/>
+          <w:bCs/>
+          <w:shd w:val="clear" w:color="auto" w:fill="FFFFFF"/>
+        </w:rPr>
+        <w:t xml:space="preserve"> pour maitriser chaque touches et </w:t>
+      </w:r>
+      <w:proofErr w:type="spellStart"/>
+      <w:r>
+        <w:rPr>
+          <w:rFonts w:asciiTheme="majorHAnsi" w:hAnsiTheme="majorHAnsi" w:cstheme="majorHAnsi"/>
+          <w:bCs/>
+          <w:shd w:val="clear" w:color="auto" w:fill="FFFFFF"/>
+        </w:rPr>
+        <w:t>LEDs</w:t>
+      </w:r>
+      <w:proofErr w:type="spellEnd"/>
+      <w:r>
+        <w:rPr>
+          <w:rFonts w:asciiTheme="majorHAnsi" w:hAnsiTheme="majorHAnsi" w:cstheme="majorHAnsi"/>
+          <w:bCs/>
+          <w:shd w:val="clear" w:color="auto" w:fill="FFFFFF"/>
+        </w:rPr>
+        <w:t xml:space="preserve"> une part une, Je devrai utiliser 2 </w:t>
       </w:r>
       <w:r>
         <w:rPr>
@@ -7548,7 +7594,25 @@
           <w:bCs/>
           <w:shd w:val="clear" w:color="auto" w:fill="FFFFFF"/>
         </w:rPr>
-        <w:t>(un pour les LEDs et un pour les touches capacitives).</w:t>
+        <w:t xml:space="preserve">(un pour les </w:t>
+      </w:r>
+      <w:proofErr w:type="spellStart"/>
+      <w:r>
+        <w:rPr>
+          <w:rFonts w:asciiTheme="majorHAnsi" w:hAnsiTheme="majorHAnsi" w:cstheme="majorHAnsi"/>
+          <w:bCs/>
+          <w:shd w:val="clear" w:color="auto" w:fill="FFFFFF"/>
+        </w:rPr>
+        <w:t>LEDs</w:t>
+      </w:r>
+      <w:proofErr w:type="spellEnd"/>
+      <w:r>
+        <w:rPr>
+          <w:rFonts w:asciiTheme="majorHAnsi" w:hAnsiTheme="majorHAnsi" w:cstheme="majorHAnsi"/>
+          <w:bCs/>
+          <w:shd w:val="clear" w:color="auto" w:fill="FFFFFF"/>
+        </w:rPr>
+        <w:t xml:space="preserve"> et un pour les touches capacitives).</w:t>
       </w:r>
     </w:p>
     <w:p>
@@ -7674,7 +7738,25 @@
           <w:bCs/>
           <w:shd w:val="clear" w:color="auto" w:fill="FFFFFF"/>
         </w:rPr>
-        <w:t>du circuit de contrôle des touches et des LEDs sera placé sur la face BOTTOM au centre de la plaque pour</w:t>
+        <w:t xml:space="preserve">du circuit de contrôle des touches et des </w:t>
+      </w:r>
+      <w:proofErr w:type="spellStart"/>
+      <w:r>
+        <w:rPr>
+          <w:rFonts w:asciiTheme="majorHAnsi" w:hAnsiTheme="majorHAnsi" w:cstheme="majorHAnsi"/>
+          <w:bCs/>
+          <w:shd w:val="clear" w:color="auto" w:fill="FFFFFF"/>
+        </w:rPr>
+        <w:t>LEDs</w:t>
+      </w:r>
+      <w:proofErr w:type="spellEnd"/>
+      <w:r>
+        <w:rPr>
+          <w:rFonts w:asciiTheme="majorHAnsi" w:hAnsiTheme="majorHAnsi" w:cstheme="majorHAnsi"/>
+          <w:bCs/>
+          <w:shd w:val="clear" w:color="auto" w:fill="FFFFFF"/>
+        </w:rPr>
+        <w:t xml:space="preserve"> sera placé sur la face BOTTOM au centre de la plaque pour</w:t>
       </w:r>
       <w:r>
         <w:rPr>
@@ -7770,7 +7852,7 @@
           <v:shape id="_x0000_i1025" type="#_x0000_t75" style="width:281.45pt;height:193.6pt" o:ole="">
             <v:imagedata r:id="rId11" o:title=""/>
           </v:shape>
-          <o:OLEObject Type="Embed" ProgID="Visio.Drawing.15" ShapeID="_x0000_i1025" DrawAspect="Content" ObjectID="_1809418533" r:id="rId12"/>
+          <o:OLEObject Type="Embed" ProgID="Visio.Drawing.15" ShapeID="_x0000_i1025" DrawAspect="Content" ObjectID="_1809524390" r:id="rId12"/>
         </w:object>
       </w:r>
     </w:p>
@@ -7891,12 +7973,29 @@
           <w:b/>
           <w:bCs/>
         </w:rPr>
-        <w:t>3 : LEDs</w:t>
-      </w:r>
-    </w:p>
-    <w:p>
-      <w:r>
-        <w:t xml:space="preserve">Ces LEDs indiqueront le positionnement et l’équipe du joueurs. Elles seront </w:t>
+        <w:t xml:space="preserve">3 : </w:t>
+      </w:r>
+      <w:proofErr w:type="spellStart"/>
+      <w:r>
+        <w:rPr>
+          <w:b/>
+          <w:bCs/>
+        </w:rPr>
+        <w:t>LEDs</w:t>
+      </w:r>
+      <w:proofErr w:type="spellEnd"/>
+    </w:p>
+    <w:p>
+      <w:r>
+        <w:t xml:space="preserve">Ces </w:t>
+      </w:r>
+      <w:proofErr w:type="spellStart"/>
+      <w:r>
+        <w:t>LEDs</w:t>
+      </w:r>
+      <w:proofErr w:type="spellEnd"/>
+      <w:r>
+        <w:t xml:space="preserve"> indiqueront le positionnement et l’équipe du joueurs. Elles seront </w:t>
       </w:r>
       <w:r>
         <w:t>contrôlées par l’IC et à l’aide des touches capacitives</w:t>
@@ -7934,7 +8033,15 @@
         <w:t xml:space="preserve"> </w:t>
       </w:r>
       <w:r>
-        <w:t xml:space="preserve">sortira 3.3V à l’aide d’un régulateur linéaire. J’ai aussi choisit d’inclure une protection de polarisation inverse en cas d’erreur de connexion de l’alimentation de </w:t>
+        <w:t xml:space="preserve">sortira 3.3V à l’aide d’un régulateur linéaire. J’ai aussi </w:t>
+      </w:r>
+      <w:proofErr w:type="spellStart"/>
+      <w:r>
+        <w:t>choisit</w:t>
+      </w:r>
+      <w:proofErr w:type="spellEnd"/>
+      <w:r>
+        <w:t xml:space="preserve"> d’inclure une protection de polarisation inverse en cas d’erreur de connexion de l’alimentation de </w:t>
       </w:r>
       <w:r>
         <w:t>laboratoire</w:t>
@@ -8186,7 +8293,15 @@
               <w:t>Changement de boitier d</w:t>
             </w:r>
             <w:r>
-              <w:t xml:space="preserve">e l’uC </w:t>
+              <w:t>e l’</w:t>
+            </w:r>
+            <w:proofErr w:type="spellStart"/>
+            <w:r>
+              <w:t>uC</w:t>
+            </w:r>
+            <w:proofErr w:type="spellEnd"/>
+            <w:r>
+              <w:t xml:space="preserve"> </w:t>
             </w:r>
           </w:p>
         </w:tc>
@@ -8196,7 +8311,15 @@
           </w:tcPr>
           <w:p>
             <w:r>
-              <w:t>Pour avoir plus de place pendant le layout.</w:t>
+              <w:t xml:space="preserve">Pour avoir plus de place pendant le </w:t>
+            </w:r>
+            <w:proofErr w:type="spellStart"/>
+            <w:r>
+              <w:t>layout</w:t>
+            </w:r>
+            <w:proofErr w:type="spellEnd"/>
+            <w:r>
+              <w:t>.</w:t>
             </w:r>
           </w:p>
         </w:tc>
@@ -8312,7 +8435,7 @@
           <v:shape id="_x0000_i1026" type="#_x0000_t75" style="width:281.45pt;height:193.6pt" o:ole="">
             <v:imagedata r:id="rId11" o:title=""/>
           </v:shape>
-          <o:OLEObject Type="Embed" ProgID="Visio.Drawing.15" ShapeID="_x0000_i1026" DrawAspect="Content" ObjectID="_1809418534" r:id="rId14"/>
+          <o:OLEObject Type="Embed" ProgID="Visio.Drawing.15" ShapeID="_x0000_i1026" DrawAspect="Content" ObjectID="_1809524391" r:id="rId14"/>
         </w:object>
       </w:r>
     </w:p>
@@ -8637,7 +8760,15 @@
     </w:p>
     <w:p>
       <w:r>
-        <w:t>Ch1 et Ch2 sont les 2 anneaux présent sur l’empreinte du  PCB, Cpar est la Capacité parasite et Cs est le condensateur de sampling.</w:t>
+        <w:t xml:space="preserve">Ch1 et Ch2 sont les 2 anneaux présent sur l’empreinte du  PCB, </w:t>
+      </w:r>
+      <w:proofErr w:type="spellStart"/>
+      <w:r>
+        <w:t>Cpar</w:t>
+      </w:r>
+      <w:proofErr w:type="spellEnd"/>
+      <w:r>
+        <w:t xml:space="preserve"> est la Capacité parasite et Cs est le condensateur de sampling.</w:t>
       </w:r>
     </w:p>
     <w:p/>
@@ -8646,7 +8777,11 @@
         <w:t>Et</w:t>
       </w:r>
       <w:r>
-        <w:t xml:space="preserve"> on pourra donc voir que la tension U</w:t>
+        <w:t xml:space="preserve"> on pourra donc voir que la tension </w:t>
+      </w:r>
+      <w:proofErr w:type="spellStart"/>
+      <w:r>
+        <w:t>U</w:t>
       </w:r>
       <w:r>
         <w:rPr>
@@ -8654,6 +8789,7 @@
         </w:rPr>
         <w:t>Cs</w:t>
       </w:r>
+      <w:proofErr w:type="spellEnd"/>
       <w:r>
         <w:t xml:space="preserve"> change en fonction de la capacité</w:t>
       </w:r>
@@ -8824,7 +8960,15 @@
         <w:t xml:space="preserve"> plusieurs raisons : </w:t>
       </w:r>
       <w:r>
-        <w:t xml:space="preserve">le premier changement était dû à la taille et le deuxième a cause d’un manque de stocks. On a </w:t>
+        <w:t xml:space="preserve">le premier changement était dû à la taille et le deuxième </w:t>
+      </w:r>
+      <w:proofErr w:type="spellStart"/>
+      <w:r>
+        <w:t>a</w:t>
+      </w:r>
+      <w:proofErr w:type="spellEnd"/>
+      <w:r>
+        <w:t xml:space="preserve"> cause d’un manque de stocks. On a </w:t>
       </w:r>
       <w:r>
         <w:t>changé</w:t>
@@ -8874,8 +9018,13 @@
       <w:r>
         <w:t xml:space="preserve"> </w:t>
       </w:r>
-      <w:r>
-        <w:t>M.Egli utilisait ce MCU dans la programmation, ce qui convenait</w:t>
+      <w:proofErr w:type="spellStart"/>
+      <w:r>
+        <w:t>M.Egli</w:t>
+      </w:r>
+      <w:proofErr w:type="spellEnd"/>
+      <w:r>
+        <w:t xml:space="preserve"> utilisait ce MCU dans la programmation, ce qui convenait</w:t>
       </w:r>
       <w:r>
         <w:t>.</w:t>
@@ -8887,8 +9036,13 @@
         <w:t>Q</w:t>
       </w:r>
       <w:r>
-        <w:t>uand j’effectuais la recherche des composants pour la commande, je n’ai pas pu trouver le modèle utiliser dans le code de M.Egli</w:t>
-      </w:r>
+        <w:t xml:space="preserve">uand j’effectuais la recherche des composants pour la commande, je n’ai pas pu trouver le modèle utiliser dans le code de </w:t>
+      </w:r>
+      <w:proofErr w:type="spellStart"/>
+      <w:r>
+        <w:t>M.Egli</w:t>
+      </w:r>
+      <w:proofErr w:type="spellEnd"/>
       <w:r>
         <w:t xml:space="preserve"> alors j’ai choisi d’utiliser un modèle similaire après avoir vérifié la compatibilité ce qui nous a conduit au </w:t>
       </w:r>
@@ -8953,16 +9107,50 @@
         <w:t xml:space="preserve">. Sur le MCU on a </w:t>
       </w:r>
       <w:r>
-        <w:t>6 groupes de touch sensing</w:t>
-      </w:r>
+        <w:t xml:space="preserve">6 groupes de </w:t>
+      </w:r>
+      <w:proofErr w:type="spellStart"/>
+      <w:r>
+        <w:t>touch</w:t>
+      </w:r>
+      <w:proofErr w:type="spellEnd"/>
+      <w:r>
+        <w:t xml:space="preserve"> </w:t>
+      </w:r>
+      <w:proofErr w:type="spellStart"/>
+      <w:r>
+        <w:t>sensing</w:t>
+      </w:r>
+      <w:proofErr w:type="spellEnd"/>
       <w:r>
         <w:t xml:space="preserve"> avec deux ou trois touches par groupes</w:t>
       </w:r>
       <w:r>
-        <w:t>. J’ai donc employé 4 groupes de touch sensing</w:t>
-      </w:r>
-      <w:r>
-        <w:t xml:space="preserve"> pour les touches capacitives. Le PCB a une LED par touche donc on a aussi 24 LEDs qui seront organisé en matrice de la même manière que </w:t>
+        <w:t xml:space="preserve">. J’ai donc employé 4 groupes de </w:t>
+      </w:r>
+      <w:proofErr w:type="spellStart"/>
+      <w:r>
+        <w:t>touch</w:t>
+      </w:r>
+      <w:proofErr w:type="spellEnd"/>
+      <w:r>
+        <w:t xml:space="preserve"> </w:t>
+      </w:r>
+      <w:proofErr w:type="spellStart"/>
+      <w:r>
+        <w:t>sensing</w:t>
+      </w:r>
+      <w:proofErr w:type="spellEnd"/>
+      <w:r>
+        <w:t xml:space="preserve"> pour les touches capacitives. Le PCB a une LED par touche donc on a aussi 24 </w:t>
+      </w:r>
+      <w:proofErr w:type="spellStart"/>
+      <w:r>
+        <w:t>LEDs</w:t>
+      </w:r>
+      <w:proofErr w:type="spellEnd"/>
+      <w:r>
+        <w:t xml:space="preserve"> qui seront organisé en matrice de la même manière que </w:t>
       </w:r>
     </w:p>
     <w:p>
@@ -8977,7 +9165,15 @@
       </w:pPr>
       <w:r>
         <w:lastRenderedPageBreak/>
-        <w:t xml:space="preserve">Généralité sur les LEDs </w:t>
+        <w:t xml:space="preserve">Généralité sur les </w:t>
+      </w:r>
+      <w:proofErr w:type="spellStart"/>
+      <w:r>
+        <w:t>LEDs</w:t>
+      </w:r>
+      <w:proofErr w:type="spellEnd"/>
+      <w:r>
+        <w:t xml:space="preserve"> </w:t>
       </w:r>
       <w:r>
         <w:rPr>
@@ -9000,8 +9196,13 @@
         <w:t xml:space="preserve"> sont</w:t>
       </w:r>
       <w:r>
-        <w:t xml:space="preserve"> des LEDs</w:t>
-      </w:r>
+        <w:t xml:space="preserve"> des </w:t>
+      </w:r>
+      <w:proofErr w:type="spellStart"/>
+      <w:r>
+        <w:t>LEDs</w:t>
+      </w:r>
+      <w:proofErr w:type="spellEnd"/>
       <w:r>
         <w:t xml:space="preserve"> bicolore</w:t>
       </w:r>
@@ -9012,8 +9213,13 @@
         <w:t xml:space="preserve"> de couleur rouge et vert</w:t>
       </w:r>
       <w:r>
-        <w:t xml:space="preserve"> produites par Kigbright</w:t>
-      </w:r>
+        <w:t xml:space="preserve"> produites par </w:t>
+      </w:r>
+      <w:proofErr w:type="spellStart"/>
+      <w:r>
+        <w:t>Kigbright</w:t>
+      </w:r>
+      <w:proofErr w:type="spellEnd"/>
       <w:r>
         <w:t xml:space="preserve">. Elles sont </w:t>
       </w:r>
@@ -9033,7 +9239,15 @@
         <w:t xml:space="preserve"> est en possession de la case -&gt; Rouge pour un joueur, vert pour l’autre et orange/rien quand la case est vide.</w:t>
       </w:r>
       <w:r>
-        <w:t xml:space="preserve"> Éteindre les LEDs quand la case est inoccupé</w:t>
+        <w:t xml:space="preserve"> Éteindre les </w:t>
+      </w:r>
+      <w:proofErr w:type="spellStart"/>
+      <w:r>
+        <w:t>LEDs</w:t>
+      </w:r>
+      <w:proofErr w:type="spellEnd"/>
+      <w:r>
+        <w:t xml:space="preserve"> quand la case est inoccupé</w:t>
       </w:r>
       <w:r>
         <w:t>e</w:t>
@@ -9078,13 +9292,29 @@
         <w:t xml:space="preserve"> tandis que la LED verte consomme </w:t>
       </w:r>
       <w:r>
-        <w:t>20mA à 2.1V typ.</w:t>
+        <w:t xml:space="preserve">20mA à 2.1V </w:t>
+      </w:r>
+      <w:proofErr w:type="spellStart"/>
+      <w:r>
+        <w:t>typ</w:t>
+      </w:r>
+      <w:proofErr w:type="spellEnd"/>
+      <w:r>
+        <w:t>.</w:t>
       </w:r>
       <w:r>
         <w:t xml:space="preserve"> Avec le même maximum de 2.5V.</w:t>
       </w:r>
       <w:r>
-        <w:t xml:space="preserve"> voici le Pinout du composant</w:t>
+        <w:t xml:space="preserve"> voici le </w:t>
+      </w:r>
+      <w:proofErr w:type="spellStart"/>
+      <w:r>
+        <w:t>Pinout</w:t>
+      </w:r>
+      <w:proofErr w:type="spellEnd"/>
+      <w:r>
+        <w:t xml:space="preserve"> du composant</w:t>
       </w:r>
       <w:r>
         <w:t xml:space="preserve"> prit dans le datasheet.</w:t>
@@ -9146,8 +9376,13 @@
         </w:drawing>
       </w:r>
       <w:r>
-        <w:t>Idéalement, pas plus que deux LEDs</w:t>
-      </w:r>
+        <w:t xml:space="preserve">Idéalement, pas plus que deux </w:t>
+      </w:r>
+      <w:proofErr w:type="spellStart"/>
+      <w:r>
+        <w:t>LEDs</w:t>
+      </w:r>
+      <w:proofErr w:type="spellEnd"/>
       <w:r>
         <w:t xml:space="preserve"> (donc un de ces composant)</w:t>
       </w:r>
@@ -9158,10 +9393,26 @@
         <w:t xml:space="preserve"> </w:t>
       </w:r>
       <w:r>
-        <w:t xml:space="preserve">Je vais utiliser un code que j’ai écris </w:t>
-      </w:r>
-      <w:r>
-        <w:t xml:space="preserve">il y a un moment pour gérer les LEDs </w:t>
+        <w:t xml:space="preserve">Je vais utiliser un code que j’ai </w:t>
+      </w:r>
+      <w:proofErr w:type="spellStart"/>
+      <w:r>
+        <w:t>écris</w:t>
+      </w:r>
+      <w:proofErr w:type="spellEnd"/>
+      <w:r>
+        <w:t xml:space="preserve"> </w:t>
+      </w:r>
+      <w:r>
+        <w:t xml:space="preserve">il y a un moment pour gérer les </w:t>
+      </w:r>
+      <w:proofErr w:type="spellStart"/>
+      <w:r>
+        <w:t>LEDs</w:t>
+      </w:r>
+      <w:proofErr w:type="spellEnd"/>
+      <w:r>
+        <w:t xml:space="preserve"> </w:t>
       </w:r>
       <w:r>
         <w:t>de façon</w:t>
@@ -9173,7 +9424,15 @@
         <w:t>ait</w:t>
       </w:r>
       <w:r>
-        <w:t xml:space="preserve"> l’impression que toutes les LEDs allumé le soit en même temps.</w:t>
+        <w:t xml:space="preserve"> l’impression que toutes les </w:t>
+      </w:r>
+      <w:proofErr w:type="spellStart"/>
+      <w:r>
+        <w:t>LEDs</w:t>
+      </w:r>
+      <w:proofErr w:type="spellEnd"/>
+      <w:r>
+        <w:t xml:space="preserve"> allumé le soit en même temps.</w:t>
       </w:r>
       <w:r>
         <w:t xml:space="preserve"> Pour ce faire je dois simplement </w:t>
@@ -9650,7 +9909,15 @@
         <w:t xml:space="preserve"> les parties en groupes qui sont les même que dans le schéma bloc plus </w:t>
       </w:r>
       <w:r>
-        <w:t>le connecteur TC2030 pour programmer le STM32L072CZU6 qui contrôlera la matrice de LEDs et de touches</w:t>
+        <w:t xml:space="preserve">le connecteur TC2030 pour programmer le STM32L072CZU6 qui contrôlera la matrice de </w:t>
+      </w:r>
+      <w:proofErr w:type="spellStart"/>
+      <w:r>
+        <w:t>LEDs</w:t>
+      </w:r>
+      <w:proofErr w:type="spellEnd"/>
+      <w:r>
+        <w:t xml:space="preserve"> et de touches</w:t>
       </w:r>
       <w:r>
         <w:t xml:space="preserve"> et que j’ai séparé les deux matrices sur deux pages différentes.</w:t>
@@ -9876,11 +10143,21 @@
         <w:t xml:space="preserve">’est </w:t>
       </w:r>
       <w:r>
-        <w:t>parce-que j’ai utilisé la méthode du pin-swapping</w:t>
-      </w:r>
-      <w:r>
-        <w:t xml:space="preserve"> sur Altium</w:t>
-      </w:r>
+        <w:t>parce-que j’ai utilisé la méthode du pin-</w:t>
+      </w:r>
+      <w:proofErr w:type="spellStart"/>
+      <w:r>
+        <w:t>swapping</w:t>
+      </w:r>
+      <w:proofErr w:type="spellEnd"/>
+      <w:r>
+        <w:t xml:space="preserve"> sur </w:t>
+      </w:r>
+      <w:proofErr w:type="spellStart"/>
+      <w:r>
+        <w:t>Altium</w:t>
+      </w:r>
+      <w:proofErr w:type="spellEnd"/>
       <w:r>
         <w:t xml:space="preserve"> </w:t>
       </w:r>
@@ -9891,10 +10168,26 @@
         <w:t xml:space="preserve">quelle pins est utiliser en les classant dans des groupes différents. Par exemple, toutes les pins </w:t>
       </w:r>
       <w:r>
-        <w:t>des touches peuvent être interchangé car ce sera juste a la programmation qu</w:t>
-      </w:r>
-      <w:r>
-        <w:t xml:space="preserve">’il faudra faire attention à quelle pin contrôle quoi. C’est pareil pour les LEDs, ce sera qu’au moment de la programmation que </w:t>
+        <w:t xml:space="preserve">des touches peuvent être interchangé car ce sera juste </w:t>
+      </w:r>
+      <w:proofErr w:type="spellStart"/>
+      <w:r>
+        <w:t>a</w:t>
+      </w:r>
+      <w:proofErr w:type="spellEnd"/>
+      <w:r>
+        <w:t xml:space="preserve"> la programmation qu</w:t>
+      </w:r>
+      <w:r>
+        <w:t xml:space="preserve">’il faudra faire attention à quelle pin contrôle quoi. C’est pareil pour les </w:t>
+      </w:r>
+      <w:proofErr w:type="spellStart"/>
+      <w:r>
+        <w:t>LEDs</w:t>
+      </w:r>
+      <w:proofErr w:type="spellEnd"/>
+      <w:r>
+        <w:t xml:space="preserve">, ce sera qu’au moment de la programmation que </w:t>
       </w:r>
       <w:r>
         <w:t>savoir quelle pin contrôle les colonnes ou les lignes de la matrice.</w:t>
@@ -10021,8 +10314,13 @@
         <w:t xml:space="preserve">B et C) </w:t>
       </w:r>
       <w:r>
-        <w:t>de pin-swapping</w:t>
-      </w:r>
+        <w:t>de pin-</w:t>
+      </w:r>
+      <w:proofErr w:type="spellStart"/>
+      <w:r>
+        <w:t>swapping</w:t>
+      </w:r>
+      <w:proofErr w:type="spellEnd"/>
       <w:r>
         <w:t xml:space="preserve">. Le groupe A sert pour les </w:t>
       </w:r>
@@ -10033,7 +10331,15 @@
         <w:t xml:space="preserve">, le </w:t>
       </w:r>
       <w:r>
-        <w:t>groupe B sert au contrôle de la matrice de LEDs et le groupe C est pour les condensateurs de sampling</w:t>
+        <w:t xml:space="preserve">groupe B sert au contrôle de la matrice de </w:t>
+      </w:r>
+      <w:proofErr w:type="spellStart"/>
+      <w:r>
+        <w:t>LEDs</w:t>
+      </w:r>
+      <w:proofErr w:type="spellEnd"/>
+      <w:r>
+        <w:t xml:space="preserve"> et le groupe C est pour les condensateurs de sampling</w:t>
       </w:r>
       <w:r>
         <w:t xml:space="preserve"> et les point de test. Comme je l’avais dit avant, tou</w:t>
@@ -10081,8 +10387,13 @@
         <w:t xml:space="preserve"> </w:t>
       </w:r>
       <w:r>
-        <w:t xml:space="preserve"> Voici la fenêtre de pin-swapping</w:t>
-      </w:r>
+        <w:t xml:space="preserve"> Voici la fenêtre de pin-</w:t>
+      </w:r>
+      <w:proofErr w:type="spellStart"/>
+      <w:r>
+        <w:t>swapping</w:t>
+      </w:r>
+      <w:proofErr w:type="spellEnd"/>
       <w:r>
         <w:t> :</w:t>
       </w:r>
@@ -10239,7 +10550,23 @@
           <w:b/>
           <w:bCs/>
         </w:rPr>
-        <w:t>Groupe 4 : Matrice de LEDs.</w:t>
+        <w:t xml:space="preserve">Groupe 4 : Matrice de </w:t>
+      </w:r>
+      <w:proofErr w:type="spellStart"/>
+      <w:r>
+        <w:rPr>
+          <w:b/>
+          <w:bCs/>
+        </w:rPr>
+        <w:t>LEDs</w:t>
+      </w:r>
+      <w:proofErr w:type="spellEnd"/>
+      <w:r>
+        <w:rPr>
+          <w:b/>
+          <w:bCs/>
+        </w:rPr>
+        <w:t>.</w:t>
       </w:r>
       <w:r>
         <w:rPr>
@@ -10249,7 +10576,15 @@
         <w:t xml:space="preserve"> </w:t>
       </w:r>
       <w:r>
-        <w:t>Là aussi, j’ai simplement terminé la matrice de LEDs.</w:t>
+        <w:t xml:space="preserve">Là aussi, j’ai simplement terminé la matrice de </w:t>
+      </w:r>
+      <w:proofErr w:type="spellStart"/>
+      <w:r>
+        <w:t>LEDs</w:t>
+      </w:r>
+      <w:proofErr w:type="spellEnd"/>
+      <w:r>
+        <w:t>.</w:t>
       </w:r>
     </w:p>
     <w:p>
@@ -10267,7 +10602,23 @@
         <w:t xml:space="preserve">était dans le schéma bloc mais absente dans le </w:t>
       </w:r>
       <w:r>
-        <w:t xml:space="preserve">prototype de M.Egli et j’ai donc du la créer entièrement. En lisant le cahier </w:t>
+        <w:t xml:space="preserve">prototype de </w:t>
+      </w:r>
+      <w:proofErr w:type="spellStart"/>
+      <w:r>
+        <w:t>M.Egli</w:t>
+      </w:r>
+      <w:proofErr w:type="spellEnd"/>
+      <w:r>
+        <w:t xml:space="preserve"> et j’ai donc </w:t>
+      </w:r>
+      <w:proofErr w:type="spellStart"/>
+      <w:r>
+        <w:t>du</w:t>
+      </w:r>
+      <w:proofErr w:type="spellEnd"/>
+      <w:r>
+        <w:t xml:space="preserve"> la créer entièrement. En lisant le cahier </w:t>
       </w:r>
       <w:r>
         <w:t>des charges</w:t>
@@ -10294,20 +10645,61 @@
         <w:t xml:space="preserve"> Un papier</w:t>
       </w:r>
       <w:r>
-        <w:t xml:space="preserve"> du fabricant Onsemi</w:t>
-      </w:r>
+        <w:t xml:space="preserve"> du fabricant </w:t>
+      </w:r>
+      <w:proofErr w:type="spellStart"/>
+      <w:r>
+        <w:t>Onsemi</w:t>
+      </w:r>
+      <w:proofErr w:type="spellEnd"/>
       <w:r>
         <w:t xml:space="preserve"> m’a été recommandé par mon frère au sujet des différent types de protection et je l’ai utilisé pour créer et dimensionné mo</w:t>
       </w:r>
       <w:r>
-        <w:t>n circuit de protection. Il est composé d’une diode zener, d’une résistance et d’un MOSFET canal P. Le fonctionnement est décrit dans l’article (</w:t>
+        <w:t xml:space="preserve">n circuit de protection. Il est composé d’une diode </w:t>
+      </w:r>
+      <w:proofErr w:type="spellStart"/>
+      <w:r>
+        <w:t>zener</w:t>
+      </w:r>
+      <w:proofErr w:type="spellEnd"/>
+      <w:r>
+        <w:t>, d’une résistance et d’un MOSFET canal P. Le fonctionnement est décrit dans l’article (</w:t>
       </w:r>
       <w:hyperlink r:id="rId27" w:history="1">
         <w:r>
           <w:rPr>
             <w:rStyle w:val="Lienhypertexte"/>
           </w:rPr>
-          <w:t>AND90146 - MOSFET Selection for Reverse Polarity Protection</w:t>
+          <w:t xml:space="preserve">AND90146 - MOSFET </w:t>
+        </w:r>
+        <w:proofErr w:type="spellStart"/>
+        <w:r>
+          <w:rPr>
+            <w:rStyle w:val="Lienhypertexte"/>
+          </w:rPr>
+          <w:t>Selection</w:t>
+        </w:r>
+        <w:proofErr w:type="spellEnd"/>
+        <w:r>
+          <w:rPr>
+            <w:rStyle w:val="Lienhypertexte"/>
+          </w:rPr>
+          <w:t xml:space="preserve"> for Reverse </w:t>
+        </w:r>
+        <w:proofErr w:type="spellStart"/>
+        <w:r>
+          <w:rPr>
+            <w:rStyle w:val="Lienhypertexte"/>
+          </w:rPr>
+          <w:t>Polarity</w:t>
+        </w:r>
+        <w:proofErr w:type="spellEnd"/>
+        <w:r>
+          <w:rPr>
+            <w:rStyle w:val="Lienhypertexte"/>
+          </w:rPr>
+          <w:t xml:space="preserve"> Protection</w:t>
         </w:r>
       </w:hyperlink>
       <w:r>
@@ -10326,7 +10718,15 @@
         <w:t>e</w:t>
       </w:r>
       <w:r>
-        <w:t xml:space="preserve"> par la tension zener de la diode </w:t>
+        <w:t xml:space="preserve"> par la tension </w:t>
+      </w:r>
+      <w:proofErr w:type="spellStart"/>
+      <w:r>
+        <w:t>zener</w:t>
+      </w:r>
+      <w:proofErr w:type="spellEnd"/>
+      <w:r>
+        <w:t xml:space="preserve"> de la diode </w:t>
       </w:r>
       <w:r>
         <w:t>et le courant traversant la diode est lui-même limité par la résistance</w:t>
@@ -10380,7 +10780,15 @@
         <w:t>microvolts</w:t>
       </w:r>
       <w:r>
-        <w:t>. J’ai fait une simulation falstad pour démontrer le fonctionnement du circuit de protection</w:t>
+        <w:t xml:space="preserve">. J’ai fait une simulation </w:t>
+      </w:r>
+      <w:proofErr w:type="spellStart"/>
+      <w:r>
+        <w:t>falstad</w:t>
+      </w:r>
+      <w:proofErr w:type="spellEnd"/>
+      <w:r>
+        <w:t xml:space="preserve"> pour démontrer le fonctionnement du circuit de protection</w:t>
       </w:r>
       <w:r>
         <w:t> :</w:t>
@@ -10388,6 +10796,9 @@
     </w:p>
     <w:p>
       <w:r>
+        <w:rPr>
+          <w:noProof/>
+        </w:rPr>
         <w:drawing>
           <wp:inline distT="0" distB="0" distL="0" distR="0" wp14:anchorId="3DCEDEA9" wp14:editId="40F55D14">
             <wp:extent cx="5760720" cy="2360295"/>
@@ -10524,7 +10935,15 @@
         <w:t xml:space="preserve"> calculer le courant maximum </w:t>
       </w:r>
       <w:r>
-        <w:t xml:space="preserve">avant de pouvoir la mesurer. Je suis donc aller voir dans les cas extrêmes pour l’uC </w:t>
+        <w:t>avant de pouvoir la mesurer. Je suis donc aller voir dans les cas extrêmes pour l’</w:t>
+      </w:r>
+      <w:proofErr w:type="spellStart"/>
+      <w:r>
+        <w:t>uC</w:t>
+      </w:r>
+      <w:proofErr w:type="spellEnd"/>
+      <w:r>
+        <w:t xml:space="preserve"> </w:t>
       </w:r>
       <w:r>
         <w:t>ce qui nous donne un courant max de 105mA (</w:t>
@@ -10534,8 +10953,44 @@
           <w:rPr>
             <w:rStyle w:val="Lienhypertexte"/>
           </w:rPr>
-          <w:t>Datasheet - STM32L072x8 STM32L072xB STM32L072xZ - Ultra-low-power 32-bit MCU Arm®-based Cortex®-M0+, up to 192KB Flash, 20KB SRAM, 6KB EEPROM, USB, ADC, DACs</w:t>
-        </w:r>
+          <w:t>Datasheet - STM32L072x8 STM32L072xB STM32L072xZ - Ultra-</w:t>
+        </w:r>
+        <w:proofErr w:type="spellStart"/>
+        <w:r>
+          <w:rPr>
+            <w:rStyle w:val="Lienhypertexte"/>
+          </w:rPr>
+          <w:t>low</w:t>
+        </w:r>
+        <w:proofErr w:type="spellEnd"/>
+        <w:r>
+          <w:rPr>
+            <w:rStyle w:val="Lienhypertexte"/>
+          </w:rPr>
+          <w:t>-power 32-bit MCU Arm®-</w:t>
+        </w:r>
+        <w:proofErr w:type="spellStart"/>
+        <w:r>
+          <w:rPr>
+            <w:rStyle w:val="Lienhypertexte"/>
+          </w:rPr>
+          <w:t>based</w:t>
+        </w:r>
+        <w:proofErr w:type="spellEnd"/>
+        <w:r>
+          <w:rPr>
+            <w:rStyle w:val="Lienhypertexte"/>
+          </w:rPr>
+          <w:t xml:space="preserve"> Cortex®-M0+, up to 192KB Flash, 20KB SRAM, 6KB EEPROM, USB, ADC, </w:t>
+        </w:r>
+        <w:proofErr w:type="spellStart"/>
+        <w:r>
+          <w:rPr>
+            <w:rStyle w:val="Lienhypertexte"/>
+          </w:rPr>
+          <w:t>DACs</w:t>
+        </w:r>
+        <w:proofErr w:type="spellEnd"/>
       </w:hyperlink>
       <w:r>
         <w:t xml:space="preserve"> P.</w:t>
@@ -10554,7 +11009,7 @@
           <w:noProof/>
         </w:rPr>
         <w:drawing>
-          <wp:anchor distT="0" distB="0" distL="114300" distR="114300" simplePos="0" relativeHeight="251676160" behindDoc="0" locked="0" layoutInCell="1" allowOverlap="1" wp14:anchorId="3D24E313" wp14:editId="7CD77C45">
+          <wp:anchor distT="0" distB="0" distL="114300" distR="114300" simplePos="0" relativeHeight="251676160" behindDoc="0" locked="0" layoutInCell="1" allowOverlap="1" wp14:anchorId="3D24E313" wp14:editId="42A2D733">
             <wp:simplePos x="0" y="0"/>
             <wp:positionH relativeFrom="margin">
               <wp:align>center</wp:align>
@@ -10623,7 +11078,23 @@
         <w:t xml:space="preserve">extrêmes </w:t>
       </w:r>
       <w:r>
-        <w:t>de leur côté aussi. Pour la matrice de LEDs, on pourra activer un maximum de 2 LEDs à la fois</w:t>
+        <w:t xml:space="preserve">de leur côté aussi. Pour la matrice de </w:t>
+      </w:r>
+      <w:proofErr w:type="spellStart"/>
+      <w:r>
+        <w:t>LEDs</w:t>
+      </w:r>
+      <w:proofErr w:type="spellEnd"/>
+      <w:r>
+        <w:t xml:space="preserve">, on pourra activer un maximum de 2 </w:t>
+      </w:r>
+      <w:proofErr w:type="spellStart"/>
+      <w:r>
+        <w:t>LEDs</w:t>
+      </w:r>
+      <w:proofErr w:type="spellEnd"/>
+      <w:r>
+        <w:t xml:space="preserve"> à la fois</w:t>
       </w:r>
       <w:r>
         <w:t>. Avec la matrice de touches, j’estime que toutes les touches tireront le courant maximum en tout temps.</w:t>
@@ -10757,14 +11228,68 @@
       <w:r>
         <w:t>(</w:t>
       </w:r>
-      <w:hyperlink r:id="rId32" w:history="1">
-        <w:r>
-          <w:rPr>
-            <w:rStyle w:val="Lienhypertexte"/>
-          </w:rPr>
-          <w:t>Getting started with STM32L0xx hardware development</w:t>
-        </w:r>
-      </w:hyperlink>
+      <w:proofErr w:type="spellStart"/>
+      <w:r>
+        <w:fldChar w:fldCharType="begin"/>
+      </w:r>
+      <w:r>
+        <w:instrText>HYPERLINK "https://www.st.com/resource/en/application_note/an4467-getting-started-with-stm32l0xx-hardware-development-stmicroelectronics.pdf"</w:instrText>
+      </w:r>
+      <w:r>
+        <w:fldChar w:fldCharType="separate"/>
+      </w:r>
+      <w:r>
+        <w:rPr>
+          <w:rStyle w:val="Lienhypertexte"/>
+        </w:rPr>
+        <w:t>Getting</w:t>
+      </w:r>
+      <w:proofErr w:type="spellEnd"/>
+      <w:r>
+        <w:rPr>
+          <w:rStyle w:val="Lienhypertexte"/>
+        </w:rPr>
+        <w:t xml:space="preserve"> </w:t>
+      </w:r>
+      <w:proofErr w:type="spellStart"/>
+      <w:r>
+        <w:rPr>
+          <w:rStyle w:val="Lienhypertexte"/>
+        </w:rPr>
+        <w:t>started</w:t>
+      </w:r>
+      <w:proofErr w:type="spellEnd"/>
+      <w:r>
+        <w:rPr>
+          <w:rStyle w:val="Lienhypertexte"/>
+        </w:rPr>
+        <w:t xml:space="preserve"> </w:t>
+      </w:r>
+      <w:proofErr w:type="spellStart"/>
+      <w:r>
+        <w:rPr>
+          <w:rStyle w:val="Lienhypertexte"/>
+        </w:rPr>
+        <w:t>with</w:t>
+      </w:r>
+      <w:proofErr w:type="spellEnd"/>
+      <w:r>
+        <w:rPr>
+          <w:rStyle w:val="Lienhypertexte"/>
+        </w:rPr>
+        <w:t xml:space="preserve"> STM32L0xx hardware </w:t>
+      </w:r>
+      <w:proofErr w:type="spellStart"/>
+      <w:r>
+        <w:rPr>
+          <w:rStyle w:val="Lienhypertexte"/>
+        </w:rPr>
+        <w:t>development</w:t>
+      </w:r>
+      <w:proofErr w:type="spellEnd"/>
+      <w:r>
+        <w:fldChar w:fldCharType="end"/>
+      </w:r>
       <w:r>
         <w:t>)</w:t>
       </w:r>
@@ -10811,7 +11336,7 @@
           <w:noProof/>
         </w:rPr>
         <w:drawing>
-          <wp:anchor distT="0" distB="0" distL="114300" distR="114300" simplePos="0" relativeHeight="251675136" behindDoc="0" locked="0" layoutInCell="1" allowOverlap="1" wp14:anchorId="650B7E38" wp14:editId="0D4DCDA9">
+          <wp:anchor distT="0" distB="0" distL="114300" distR="114300" simplePos="0" relativeHeight="251675136" behindDoc="0" locked="0" layoutInCell="1" allowOverlap="1" wp14:anchorId="650B7E38" wp14:editId="2D98312A">
             <wp:simplePos x="0" y="0"/>
             <wp:positionH relativeFrom="column">
               <wp:posOffset>1766570</wp:posOffset>
@@ -10836,7 +11361,7 @@
                     </pic:cNvPicPr>
                   </pic:nvPicPr>
                   <pic:blipFill rotWithShape="1">
-                    <a:blip r:embed="rId33" cstate="print">
+                    <a:blip r:embed="rId32" cstate="print">
                       <a:extLst>
                         <a:ext uri="{28A0092B-C50C-407E-A947-70E740481C1C}">
                           <a14:useLocalDpi xmlns:a14="http://schemas.microsoft.com/office/drawing/2010/main" val="0"/>
@@ -10898,7 +11423,7 @@
                     <pic:cNvPicPr/>
                   </pic:nvPicPr>
                   <pic:blipFill>
-                    <a:blip r:embed="rId34">
+                    <a:blip r:embed="rId33">
                       <a:extLst>
                         <a:ext uri="{28A0092B-C50C-407E-A947-70E740481C1C}">
                           <a14:useLocalDpi xmlns:a14="http://schemas.microsoft.com/office/drawing/2010/main" val="0"/>
@@ -10925,7 +11450,15 @@
         </w:drawing>
       </w:r>
       <w:r>
-        <w:t>Pour la protection du circuit contre une polarisation inverse des TP1 et TP2, j’ai choisi d’utiliser un MOSFET channel P avec cette configuration :</w:t>
+        <w:t xml:space="preserve">Pour la protection du circuit contre une polarisation inverse des TP1 et TP2, j’ai choisi d’utiliser un MOSFET </w:t>
+      </w:r>
+      <w:proofErr w:type="spellStart"/>
+      <w:r>
+        <w:t>channel</w:t>
+      </w:r>
+      <w:proofErr w:type="spellEnd"/>
+      <w:r>
+        <w:t xml:space="preserve"> P avec cette configuration :</w:t>
       </w:r>
     </w:p>
     <w:p/>
@@ -10936,12 +11469,40 @@
       <w:r>
         <w:t>le papier de ONSEMI sur la sélection des MOSFET pour la protection de polarisation inverse (</w:t>
       </w:r>
-      <w:hyperlink r:id="rId35" w:history="1">
+      <w:hyperlink r:id="rId34" w:history="1">
         <w:r>
           <w:rPr>
             <w:rStyle w:val="Lienhypertexte"/>
           </w:rPr>
-          <w:t>AND90146 - MOSFET Selection for Reverse Polarity Protection</w:t>
+          <w:t xml:space="preserve">AND90146 - MOSFET </w:t>
+        </w:r>
+        <w:proofErr w:type="spellStart"/>
+        <w:r>
+          <w:rPr>
+            <w:rStyle w:val="Lienhypertexte"/>
+          </w:rPr>
+          <w:t>Selection</w:t>
+        </w:r>
+        <w:proofErr w:type="spellEnd"/>
+        <w:r>
+          <w:rPr>
+            <w:rStyle w:val="Lienhypertexte"/>
+          </w:rPr>
+          <w:t xml:space="preserve"> for Reverse </w:t>
+        </w:r>
+        <w:proofErr w:type="spellStart"/>
+        <w:r>
+          <w:rPr>
+            <w:rStyle w:val="Lienhypertexte"/>
+          </w:rPr>
+          <w:t>Polarity</w:t>
+        </w:r>
+        <w:proofErr w:type="spellEnd"/>
+        <w:r>
+          <w:rPr>
+            <w:rStyle w:val="Lienhypertexte"/>
+          </w:rPr>
+          <w:t xml:space="preserve"> Protection</w:t>
         </w:r>
       </w:hyperlink>
       <w:r>
@@ -11004,7 +11565,15 @@
         <w:t xml:space="preserve"> en boitier SOD-123</w:t>
       </w:r>
       <w:r>
-        <w:t xml:space="preserve"> et j’ai simplifier le schéma de manière a pouvoir calculer R14.</w:t>
+        <w:t xml:space="preserve"> et j’ai simplifier le schéma de manière </w:t>
+      </w:r>
+      <w:proofErr w:type="spellStart"/>
+      <w:r>
+        <w:t>a</w:t>
+      </w:r>
+      <w:proofErr w:type="spellEnd"/>
+      <w:r>
+        <w:t xml:space="preserve"> pouvoir calculer R14.</w:t>
       </w:r>
     </w:p>
     <w:p/>
@@ -11184,7 +11753,23 @@
                 <w:sz w:val="18"/>
                 <w:szCs w:val="18"/>
               </w:rPr>
-              <w:t>Mes. Ref.</w:t>
+              <w:t xml:space="preserve">Mes. </w:t>
+            </w:r>
+            <w:proofErr w:type="spellStart"/>
+            <w:r>
+              <w:rPr>
+                <w:sz w:val="18"/>
+                <w:szCs w:val="18"/>
+              </w:rPr>
+              <w:t>Ref</w:t>
+            </w:r>
+            <w:proofErr w:type="spellEnd"/>
+            <w:r>
+              <w:rPr>
+                <w:sz w:val="18"/>
+                <w:szCs w:val="18"/>
+              </w:rPr>
+              <w:t>.</w:t>
             </w:r>
           </w:p>
         </w:tc>
@@ -12046,6 +12631,7 @@
       <w:bookmarkStart w:id="47" w:name="_Toc40260317"/>
       <w:bookmarkStart w:id="48" w:name="_Toc40260364"/>
       <w:bookmarkStart w:id="49" w:name="_Toc72079942"/>
+      <w:proofErr w:type="spellStart"/>
       <w:r>
         <w:t>Layout</w:t>
       </w:r>
@@ -12054,6 +12640,7 @@
       <w:bookmarkEnd w:id="47"/>
       <w:bookmarkEnd w:id="48"/>
       <w:bookmarkEnd w:id="49"/>
+      <w:proofErr w:type="spellEnd"/>
     </w:p>
     <w:p>
       <w:pPr>
@@ -12079,11 +12666,16 @@
         <w:pStyle w:val="Titre4"/>
       </w:pPr>
       <w:r>
-        <w:t>Diamètres des v</w:t>
+        <w:t xml:space="preserve">Diamètres des </w:t>
+      </w:r>
+      <w:proofErr w:type="spellStart"/>
+      <w:r>
+        <w:t>v</w:t>
       </w:r>
       <w:r>
         <w:t>ias</w:t>
       </w:r>
+      <w:proofErr w:type="spellEnd"/>
     </w:p>
     <w:p>
       <w:pPr>
@@ -12119,7 +12711,9 @@
       <w:bookmarkStart w:id="52" w:name="_Toc40260323"/>
       <w:bookmarkStart w:id="53" w:name="_Toc40260370"/>
       <w:bookmarkStart w:id="54" w:name="_Toc72079943"/>
-      <w:r>
+      <w:proofErr w:type="spellStart"/>
+      <w:r>
+        <w:lastRenderedPageBreak/>
         <w:t>Firmware</w:t>
       </w:r>
       <w:bookmarkEnd w:id="50"/>
@@ -12127,6 +12721,7 @@
       <w:bookmarkEnd w:id="52"/>
       <w:bookmarkEnd w:id="53"/>
       <w:bookmarkEnd w:id="54"/>
+      <w:proofErr w:type="spellEnd"/>
     </w:p>
     <w:p>
       <w:pPr>
@@ -12140,17 +12735,21 @@
       <w:pPr>
         <w:pStyle w:val="Titre3"/>
       </w:pPr>
+      <w:proofErr w:type="spellStart"/>
       <w:r>
         <w:t>Flowchart</w:t>
       </w:r>
+      <w:proofErr w:type="spellEnd"/>
     </w:p>
     <w:p>
       <w:pPr>
         <w:pStyle w:val="Titre3"/>
       </w:pPr>
+      <w:proofErr w:type="spellStart"/>
       <w:r>
         <w:t>Structogramme</w:t>
       </w:r>
+      <w:proofErr w:type="spellEnd"/>
     </w:p>
     <w:p>
       <w:pPr>
@@ -12167,7 +12766,7 @@
         <w:pStyle w:val="Titre3"/>
       </w:pPr>
       <w:r>
-        <w:t>Machine des états</w:t>
+        <w:t>Programmation des touches</w:t>
       </w:r>
     </w:p>
     <w:p>
@@ -12175,8 +12774,145 @@
         <w:pStyle w:val="Titre3"/>
       </w:pPr>
       <w:r>
+        <w:t xml:space="preserve">Programmation des </w:t>
+      </w:r>
+      <w:proofErr w:type="spellStart"/>
+      <w:r>
+        <w:t>LEDs</w:t>
+      </w:r>
+      <w:proofErr w:type="spellEnd"/>
+    </w:p>
+    <w:p>
+      <w:r>
+        <w:drawing>
+          <wp:anchor distT="0" distB="0" distL="114300" distR="114300" simplePos="0" relativeHeight="251684352" behindDoc="0" locked="0" layoutInCell="1" allowOverlap="1" wp14:anchorId="13354581" wp14:editId="23F9FF09">
+            <wp:simplePos x="0" y="0"/>
+            <wp:positionH relativeFrom="margin">
+              <wp:align>left</wp:align>
+            </wp:positionH>
+            <wp:positionV relativeFrom="paragraph">
+              <wp:posOffset>620471</wp:posOffset>
+            </wp:positionV>
+            <wp:extent cx="5149850" cy="3806190"/>
+            <wp:effectExtent l="0" t="0" r="0" b="3810"/>
+            <wp:wrapTopAndBottom/>
+            <wp:docPr id="1145550603" name="Image 1" descr="Une image contenant texte, capture d’écran, Police, nombre&#10;&#10;Le contenu généré par l’IA peut être incorrect."/>
+            <wp:cNvGraphicFramePr>
+              <a:graphicFrameLocks xmlns:a="http://schemas.openxmlformats.org/drawingml/2006/main" noChangeAspect="1"/>
+            </wp:cNvGraphicFramePr>
+            <a:graphic xmlns:a="http://schemas.openxmlformats.org/drawingml/2006/main">
+              <a:graphicData uri="http://schemas.openxmlformats.org/drawingml/2006/picture">
+                <pic:pic xmlns:pic="http://schemas.openxmlformats.org/drawingml/2006/picture">
+                  <pic:nvPicPr>
+                    <pic:cNvPr id="1145550603" name="Image 1" descr="Une image contenant texte, capture d’écran, Police, nombre&#10;&#10;Le contenu généré par l’IA peut être incorrect."/>
+                    <pic:cNvPicPr/>
+                  </pic:nvPicPr>
+                  <pic:blipFill>
+                    <a:blip r:embed="rId35">
+                      <a:extLst>
+                        <a:ext uri="{28A0092B-C50C-407E-A947-70E740481C1C}">
+                          <a14:useLocalDpi xmlns:a14="http://schemas.microsoft.com/office/drawing/2010/main" val="0"/>
+                        </a:ext>
+                      </a:extLst>
+                    </a:blip>
+                    <a:stretch>
+                      <a:fillRect/>
+                    </a:stretch>
+                  </pic:blipFill>
+                  <pic:spPr>
+                    <a:xfrm>
+                      <a:off x="0" y="0"/>
+                      <a:ext cx="5149850" cy="3806190"/>
+                    </a:xfrm>
+                    <a:prstGeom prst="rect">
+                      <a:avLst/>
+                    </a:prstGeom>
+                  </pic:spPr>
+                </pic:pic>
+              </a:graphicData>
+            </a:graphic>
+            <wp14:sizeRelH relativeFrom="margin">
+              <wp14:pctWidth>0</wp14:pctWidth>
+            </wp14:sizeRelH>
+            <wp14:sizeRelV relativeFrom="margin">
+              <wp14:pctHeight>0</wp14:pctHeight>
+            </wp14:sizeRelV>
+          </wp:anchor>
+        </w:drawing>
+      </w:r>
+      <w:r>
+        <w:t xml:space="preserve">Pour faire fonctionner les </w:t>
+      </w:r>
+      <w:proofErr w:type="spellStart"/>
+      <w:r>
+        <w:t>LEDs</w:t>
+      </w:r>
+      <w:proofErr w:type="spellEnd"/>
+      <w:r>
+        <w:t xml:space="preserve"> de manière </w:t>
+      </w:r>
+      <w:r>
+        <w:t>une par une</w:t>
+      </w:r>
+      <w:r>
+        <w:t xml:space="preserve"> </w:t>
+      </w:r>
+      <w:r>
+        <w:t>je dois</w:t>
+      </w:r>
+      <w:r>
+        <w:t xml:space="preserve"> </w:t>
+      </w:r>
+      <w:r>
+        <w:t>changer les pins d’input à output</w:t>
+      </w:r>
+      <w:r>
+        <w:t xml:space="preserve"> et vice-versa pendant le programme</w:t>
+      </w:r>
+      <w:r>
+        <w:t xml:space="preserve"> pour ne pas allumer des </w:t>
+      </w:r>
+      <w:r>
+        <w:t>LED qui ne doivent pas s’allumer. En effet,</w:t>
+      </w:r>
+      <w:r>
+        <w:t xml:space="preserve"> </w:t>
+      </w:r>
+      <w:r>
+        <w:t xml:space="preserve">si on </w:t>
+      </w:r>
+      <w:r>
+        <w:t xml:space="preserve">place les </w:t>
+      </w:r>
+      <w:proofErr w:type="spellStart"/>
+      <w:r>
+        <w:t>LEDs</w:t>
+      </w:r>
+      <w:proofErr w:type="spellEnd"/>
+      <w:r>
+        <w:t xml:space="preserve"> comme </w:t>
+      </w:r>
+      <w:r>
+        <w:t xml:space="preserve">dans </w:t>
+      </w:r>
+      <w:r>
+        <w:t>mon schéma,</w:t>
+      </w:r>
+      <w:r>
+        <w:t xml:space="preserve"> ce n’est pas possible de les contrôler singulièrement </w:t>
+      </w:r>
+    </w:p>
+    <w:p/>
+    <w:p>
+      <w:pPr>
+        <w:pStyle w:val="Titre3"/>
+      </w:pPr>
+      <w:proofErr w:type="spellStart"/>
+      <w:r>
+        <w:lastRenderedPageBreak/>
         <w:t>Structogramme</w:t>
       </w:r>
+      <w:proofErr w:type="spellEnd"/>
     </w:p>
     <w:p>
       <w:pPr>
@@ -12284,9 +13020,14 @@
       </w:pPr>
       <w:bookmarkStart w:id="65" w:name="_Toc72079950"/>
       <w:r>
-        <w:t>Validation Eurocircuits</w:t>
+        <w:t xml:space="preserve">Validation </w:t>
+      </w:r>
+      <w:proofErr w:type="spellStart"/>
+      <w:r>
+        <w:t>Eurocircuits</w:t>
       </w:r>
       <w:bookmarkEnd w:id="65"/>
+      <w:proofErr w:type="spellEnd"/>
     </w:p>
     <w:p>
       <w:pPr>
@@ -12387,9 +13128,11 @@
             <w:shd w:val="clear" w:color="auto" w:fill="D9D9D9" w:themeFill="background1" w:themeFillShade="D9"/>
           </w:tcPr>
           <w:p>
+            <w:proofErr w:type="spellStart"/>
             <w:r>
               <w:t>pcb</w:t>
             </w:r>
+            <w:proofErr w:type="spellEnd"/>
           </w:p>
         </w:tc>
         <w:tc>
@@ -12411,7 +13154,23 @@
                 <w:b/>
                 <w:bCs/>
               </w:rPr>
-              <w:t xml:space="preserve"> (.pdf)</w:t>
+              <w:t xml:space="preserve"> (.</w:t>
+            </w:r>
+            <w:proofErr w:type="spellStart"/>
+            <w:r>
+              <w:rPr>
+                <w:b/>
+                <w:bCs/>
+              </w:rPr>
+              <w:t>pdf</w:t>
+            </w:r>
+            <w:proofErr w:type="spellEnd"/>
+            <w:r>
+              <w:rPr>
+                <w:b/>
+                <w:bCs/>
+              </w:rPr>
+              <w:t>)</w:t>
             </w:r>
           </w:p>
         </w:tc>
@@ -12603,6 +13362,7 @@
               </w:rPr>
               <w:t>\</w:t>
             </w:r>
+            <w:proofErr w:type="spellStart"/>
             <w:r>
               <w:rPr>
                 <w:sz w:val="18"/>
@@ -12611,6 +13371,7 @@
               </w:rPr>
               <w:t>projectname</w:t>
             </w:r>
+            <w:proofErr w:type="spellEnd"/>
             <w:r>
               <w:rPr>
                 <w:sz w:val="18"/>
@@ -12619,6 +13380,7 @@
               </w:rPr>
               <w:t>\</w:t>
             </w:r>
+            <w:proofErr w:type="spellStart"/>
             <w:r>
               <w:rPr>
                 <w:sz w:val="18"/>
@@ -12627,6 +13389,7 @@
               </w:rPr>
               <w:t>pcb</w:t>
             </w:r>
+            <w:proofErr w:type="spellEnd"/>
             <w:r>
               <w:rPr>
                 <w:sz w:val="18"/>
@@ -12635,6 +13398,7 @@
               </w:rPr>
               <w:t>\</w:t>
             </w:r>
+            <w:proofErr w:type="spellStart"/>
             <w:r>
               <w:rPr>
                 <w:sz w:val="18"/>
@@ -12643,6 +13407,7 @@
               </w:rPr>
               <w:t>pdf</w:t>
             </w:r>
+            <w:proofErr w:type="spellEnd"/>
             <w:r>
               <w:rPr>
                 <w:sz w:val="18"/>
@@ -12674,9 +13439,11 @@
             <w:shd w:val="clear" w:color="auto" w:fill="D9D9D9" w:themeFill="background1" w:themeFillShade="D9"/>
           </w:tcPr>
           <w:p>
+            <w:proofErr w:type="spellStart"/>
             <w:r>
               <w:t>pcb</w:t>
             </w:r>
+            <w:proofErr w:type="spellEnd"/>
           </w:p>
         </w:tc>
         <w:tc>
@@ -12698,7 +13465,23 @@
                 <w:b/>
                 <w:bCs/>
               </w:rPr>
-              <w:t xml:space="preserve"> (.pdf)</w:t>
+              <w:t xml:space="preserve"> (.</w:t>
+            </w:r>
+            <w:proofErr w:type="spellStart"/>
+            <w:r>
+              <w:rPr>
+                <w:b/>
+                <w:bCs/>
+              </w:rPr>
+              <w:t>pdf</w:t>
+            </w:r>
+            <w:proofErr w:type="spellEnd"/>
+            <w:r>
+              <w:rPr>
+                <w:b/>
+                <w:bCs/>
+              </w:rPr>
+              <w:t>)</w:t>
             </w:r>
           </w:p>
         </w:tc>
@@ -13041,6 +13824,7 @@
               </w:rPr>
               <w:t>\</w:t>
             </w:r>
+            <w:proofErr w:type="spellStart"/>
             <w:r>
               <w:rPr>
                 <w:sz w:val="18"/>
@@ -13049,6 +13833,7 @@
               </w:rPr>
               <w:t>projectname</w:t>
             </w:r>
+            <w:proofErr w:type="spellEnd"/>
             <w:r>
               <w:rPr>
                 <w:sz w:val="18"/>
@@ -13057,6 +13842,7 @@
               </w:rPr>
               <w:t>\</w:t>
             </w:r>
+            <w:proofErr w:type="spellStart"/>
             <w:r>
               <w:rPr>
                 <w:sz w:val="18"/>
@@ -13065,6 +13851,7 @@
               </w:rPr>
               <w:t>pcb</w:t>
             </w:r>
+            <w:proofErr w:type="spellEnd"/>
             <w:r>
               <w:rPr>
                 <w:sz w:val="18"/>
@@ -13073,6 +13860,7 @@
               </w:rPr>
               <w:t>\</w:t>
             </w:r>
+            <w:proofErr w:type="spellStart"/>
             <w:r>
               <w:rPr>
                 <w:sz w:val="18"/>
@@ -13081,6 +13869,7 @@
               </w:rPr>
               <w:t>pdf</w:t>
             </w:r>
+            <w:proofErr w:type="spellEnd"/>
             <w:r>
               <w:rPr>
                 <w:sz w:val="18"/>
@@ -13112,9 +13901,11 @@
             <w:shd w:val="clear" w:color="auto" w:fill="D9D9D9" w:themeFill="background1" w:themeFillShade="D9"/>
           </w:tcPr>
           <w:p>
+            <w:proofErr w:type="spellStart"/>
             <w:r>
               <w:t>pcb</w:t>
             </w:r>
+            <w:proofErr w:type="spellEnd"/>
           </w:p>
         </w:tc>
         <w:tc>
@@ -13296,6 +14087,7 @@
               </w:rPr>
               <w:t>\</w:t>
             </w:r>
+            <w:proofErr w:type="spellStart"/>
             <w:r>
               <w:rPr>
                 <w:sz w:val="18"/>
@@ -13304,6 +14096,7 @@
               </w:rPr>
               <w:t>projectname</w:t>
             </w:r>
+            <w:proofErr w:type="spellEnd"/>
             <w:r>
               <w:rPr>
                 <w:sz w:val="18"/>
@@ -13312,6 +14105,7 @@
               </w:rPr>
               <w:t>\</w:t>
             </w:r>
+            <w:proofErr w:type="spellStart"/>
             <w:r>
               <w:rPr>
                 <w:sz w:val="18"/>
@@ -13320,6 +14114,7 @@
               </w:rPr>
               <w:t>pcb</w:t>
             </w:r>
+            <w:proofErr w:type="spellEnd"/>
             <w:r>
               <w:rPr>
                 <w:sz w:val="18"/>
@@ -13351,9 +14146,11 @@
             <w:shd w:val="clear" w:color="auto" w:fill="D9D9D9" w:themeFill="background1" w:themeFillShade="D9"/>
           </w:tcPr>
           <w:p>
+            <w:proofErr w:type="spellStart"/>
             <w:r>
               <w:t>fwr</w:t>
             </w:r>
+            <w:proofErr w:type="spellEnd"/>
           </w:p>
         </w:tc>
         <w:tc>
@@ -13363,6 +14160,7 @@
             <w:shd w:val="clear" w:color="auto" w:fill="D9D9D9" w:themeFill="background1" w:themeFillShade="D9"/>
           </w:tcPr>
           <w:p>
+            <w:proofErr w:type="spellStart"/>
             <w:r>
               <w:rPr>
                 <w:b/>
@@ -13370,12 +14168,29 @@
               </w:rPr>
               <w:t>Firmware</w:t>
             </w:r>
+            <w:proofErr w:type="spellEnd"/>
             <w:r>
               <w:rPr>
                 <w:b/>
                 <w:bCs/>
               </w:rPr>
-              <w:t xml:space="preserve"> (.hex)</w:t>
+              <w:t xml:space="preserve"> (.</w:t>
+            </w:r>
+            <w:proofErr w:type="spellStart"/>
+            <w:r>
+              <w:rPr>
+                <w:b/>
+                <w:bCs/>
+              </w:rPr>
+              <w:t>hex</w:t>
+            </w:r>
+            <w:proofErr w:type="spellEnd"/>
+            <w:r>
+              <w:rPr>
+                <w:b/>
+                <w:bCs/>
+              </w:rPr>
+              <w:t>)</w:t>
             </w:r>
           </w:p>
         </w:tc>
@@ -13516,9 +14331,11 @@
             <w:shd w:val="clear" w:color="auto" w:fill="D9D9D9" w:themeFill="background1" w:themeFillShade="D9"/>
           </w:tcPr>
           <w:p>
+            <w:proofErr w:type="spellStart"/>
             <w:r>
               <w:t>swr</w:t>
             </w:r>
+            <w:proofErr w:type="spellEnd"/>
           </w:p>
         </w:tc>
         <w:tc>
@@ -13719,7 +14536,23 @@
                 <w:b/>
                 <w:bCs/>
               </w:rPr>
-              <w:t xml:space="preserve"> (.pdf)</w:t>
+              <w:t xml:space="preserve"> (.</w:t>
+            </w:r>
+            <w:proofErr w:type="spellStart"/>
+            <w:r>
+              <w:rPr>
+                <w:b/>
+                <w:bCs/>
+              </w:rPr>
+              <w:t>pdf</w:t>
+            </w:r>
+            <w:proofErr w:type="spellEnd"/>
+            <w:r>
+              <w:rPr>
+                <w:b/>
+                <w:bCs/>
+              </w:rPr>
+              <w:t>)</w:t>
             </w:r>
           </w:p>
         </w:tc>
@@ -13860,9 +14693,11 @@
             <w:shd w:val="clear" w:color="auto" w:fill="D9D9D9" w:themeFill="background1" w:themeFillShade="D9"/>
           </w:tcPr>
           <w:p>
+            <w:proofErr w:type="spellStart"/>
             <w:r>
               <w:t>rpt</w:t>
             </w:r>
+            <w:proofErr w:type="spellEnd"/>
           </w:p>
         </w:tc>
         <w:tc>
@@ -13877,7 +14712,23 @@
                 <w:b/>
                 <w:bCs/>
               </w:rPr>
-              <w:t>Liste de matériel (.pdf)</w:t>
+              <w:t>Liste de matériel (.</w:t>
+            </w:r>
+            <w:proofErr w:type="spellStart"/>
+            <w:r>
+              <w:rPr>
+                <w:b/>
+                <w:bCs/>
+              </w:rPr>
+              <w:t>pdf</w:t>
+            </w:r>
+            <w:proofErr w:type="spellEnd"/>
+            <w:r>
+              <w:rPr>
+                <w:b/>
+                <w:bCs/>
+              </w:rPr>
+              <w:t>)</w:t>
             </w:r>
           </w:p>
         </w:tc>
@@ -14110,6 +14961,7 @@
               </w:rPr>
               <w:t>\</w:t>
             </w:r>
+            <w:proofErr w:type="spellStart"/>
             <w:r>
               <w:rPr>
                 <w:sz w:val="18"/>
@@ -14118,6 +14970,7 @@
               </w:rPr>
               <w:t>projectname</w:t>
             </w:r>
+            <w:proofErr w:type="spellEnd"/>
             <w:r>
               <w:rPr>
                 <w:sz w:val="18"/>
@@ -14126,6 +14979,7 @@
               </w:rPr>
               <w:t>\</w:t>
             </w:r>
+            <w:proofErr w:type="spellStart"/>
             <w:r>
               <w:rPr>
                 <w:sz w:val="18"/>
@@ -14134,6 +14988,7 @@
               </w:rPr>
               <w:t>pcb</w:t>
             </w:r>
+            <w:proofErr w:type="spellEnd"/>
             <w:r>
               <w:rPr>
                 <w:sz w:val="18"/>
@@ -14142,13 +14997,23 @@
               </w:rPr>
               <w:t>\</w:t>
             </w:r>
+            <w:proofErr w:type="spellStart"/>
             <w:r>
               <w:rPr>
                 <w:sz w:val="18"/>
                 <w:szCs w:val="18"/>
                 <w:lang w:val="de-CH"/>
               </w:rPr>
-              <w:t>bom\</w:t>
+              <w:t>bom</w:t>
+            </w:r>
+            <w:proofErr w:type="spellEnd"/>
+            <w:r>
+              <w:rPr>
+                <w:sz w:val="18"/>
+                <w:szCs w:val="18"/>
+                <w:lang w:val="de-CH"/>
+              </w:rPr>
+              <w:t>\</w:t>
             </w:r>
           </w:p>
         </w:tc>
@@ -14174,10 +15039,96 @@
       </w:pPr>
       <w:bookmarkStart w:id="75" w:name="_Toc72079956"/>
       <w:r>
-        <w:t>Amélioration possible</w:t>
+        <w:t>Amélioration possibl</w:t>
       </w:r>
       <w:bookmarkEnd w:id="75"/>
-    </w:p>
+      <w:r>
+        <w:t>e</w:t>
+      </w:r>
+    </w:p>
+    <w:tbl>
+      <w:tblPr>
+        <w:tblStyle w:val="Tableausimple3"/>
+        <w:tblW w:w="0" w:type="auto"/>
+        <w:tblLook w:val="04A0" w:firstRow="1" w:lastRow="0" w:firstColumn="1" w:lastColumn="0" w:noHBand="0" w:noVBand="1"/>
+      </w:tblPr>
+      <w:tblGrid>
+        <w:gridCol w:w="1843"/>
+        <w:gridCol w:w="7219"/>
+      </w:tblGrid>
+      <w:tr>
+        <w:trPr>
+          <w:cnfStyle w:val="100000000000" w:firstRow="1" w:lastRow="0" w:firstColumn="0" w:lastColumn="0" w:oddVBand="0" w:evenVBand="0" w:oddHBand="0" w:evenHBand="0" w:firstRowFirstColumn="0" w:firstRowLastColumn="0" w:lastRowFirstColumn="0" w:lastRowLastColumn="0"/>
+        </w:trPr>
+        <w:tc>
+          <w:tcPr>
+            <w:cnfStyle w:val="001000000100" w:firstRow="0" w:lastRow="0" w:firstColumn="1" w:lastColumn="0" w:oddVBand="0" w:evenVBand="0" w:oddHBand="0" w:evenHBand="0" w:firstRowFirstColumn="1" w:firstRowLastColumn="0" w:lastRowFirstColumn="0" w:lastRowLastColumn="0"/>
+            <w:tcW w:w="1843" w:type="dxa"/>
+          </w:tcPr>
+          <w:p>
+            <w:r>
+              <w:t>Sujet</w:t>
+            </w:r>
+          </w:p>
+        </w:tc>
+        <w:tc>
+          <w:tcPr>
+            <w:tcW w:w="7219" w:type="dxa"/>
+          </w:tcPr>
+          <w:p>
+            <w:pPr>
+              <w:cnfStyle w:val="100000000000" w:firstRow="1" w:lastRow="0" w:firstColumn="0" w:lastColumn="0" w:oddVBand="0" w:evenVBand="0" w:oddHBand="0" w:evenHBand="0" w:firstRowFirstColumn="0" w:firstRowLastColumn="0" w:lastRowFirstColumn="0" w:lastRowLastColumn="0"/>
+            </w:pPr>
+            <w:r>
+              <w:t>Amélioration</w:t>
+            </w:r>
+          </w:p>
+        </w:tc>
+      </w:tr>
+      <w:tr>
+        <w:trPr>
+          <w:cnfStyle w:val="000000100000" w:firstRow="0" w:lastRow="0" w:firstColumn="0" w:lastColumn="0" w:oddVBand="0" w:evenVBand="0" w:oddHBand="1" w:evenHBand="0" w:firstRowFirstColumn="0" w:firstRowLastColumn="0" w:lastRowFirstColumn="0" w:lastRowLastColumn="0"/>
+        </w:trPr>
+        <w:tc>
+          <w:tcPr>
+            <w:cnfStyle w:val="001000000000" w:firstRow="0" w:lastRow="0" w:firstColumn="1" w:lastColumn="0" w:oddVBand="0" w:evenVBand="0" w:oddHBand="0" w:evenHBand="0" w:firstRowFirstColumn="0" w:firstRowLastColumn="0" w:lastRowFirstColumn="0" w:lastRowLastColumn="0"/>
+            <w:tcW w:w="1843" w:type="dxa"/>
+          </w:tcPr>
+          <w:p>
+            <w:pPr>
+              <w:rPr>
+                <w:b w:val="0"/>
+                <w:bCs w:val="0"/>
+              </w:rPr>
+            </w:pPr>
+            <w:r>
+              <w:rPr>
+                <w:b w:val="0"/>
+                <w:bCs w:val="0"/>
+              </w:rPr>
+              <w:t>PCB</w:t>
+            </w:r>
+          </w:p>
+        </w:tc>
+        <w:tc>
+          <w:tcPr>
+            <w:tcW w:w="7219" w:type="dxa"/>
+          </w:tcPr>
+          <w:p>
+            <w:pPr>
+              <w:cnfStyle w:val="000000100000" w:firstRow="0" w:lastRow="0" w:firstColumn="0" w:lastColumn="0" w:oddVBand="0" w:evenVBand="0" w:oddHBand="1" w:evenHBand="0" w:firstRowFirstColumn="0" w:firstRowLastColumn="0" w:lastRowFirstColumn="0" w:lastRowLastColumn="0"/>
+            </w:pPr>
+            <w:r>
+              <w:t xml:space="preserve">En faisant la visite avec les Experts, ils ont mentionné le fait qu’il manquait </w:t>
+            </w:r>
+            <w:r>
+              <w:t xml:space="preserve">une indication du projet sur la sérigraphie </w:t>
+            </w:r>
+          </w:p>
+        </w:tc>
+      </w:tr>
+    </w:tbl>
+    <w:p/>
     <w:p>
       <w:pPr>
         <w:pStyle w:val="Titre2"/>
@@ -14242,8 +15193,13 @@
           </w:tcPr>
           <w:p>
             <w:r>
-              <w:t>EMF, 1705 Fribourg, Switzerland</w:t>
+              <w:t xml:space="preserve">EMF, 1705 Fribourg, </w:t>
             </w:r>
+            <w:proofErr w:type="spellStart"/>
+            <w:r>
+              <w:t>Switzerland</w:t>
+            </w:r>
+            <w:proofErr w:type="spellEnd"/>
           </w:p>
         </w:tc>
         <w:tc>
@@ -14286,7 +15242,13 @@
               <w:jc w:val="center"/>
             </w:pPr>
             <w:r>
-              <w:t>myname myfirstname</w:t>
+              <w:t>Bourquenoud</w:t>
+            </w:r>
+            <w:r>
+              <w:t xml:space="preserve"> </w:t>
+            </w:r>
+            <w:r>
+              <w:t>Alexandre</w:t>
             </w:r>
           </w:p>
         </w:tc>
@@ -14334,6 +15296,214 @@
       <w:r>
         <w:t xml:space="preserve"> </w:t>
       </w:r>
+    </w:p>
+    <w:p>
+      <w:pPr>
+        <w:pStyle w:val="Paragraphedeliste"/>
+        <w:numPr>
+          <w:ilvl w:val="0"/>
+          <w:numId w:val="30"/>
+        </w:numPr>
+        <w:rPr>
+          <w:lang w:val="en-US"/>
+        </w:rPr>
+      </w:pPr>
+      <w:hyperlink r:id="rId39" w:history="1">
+        <w:r>
+          <w:rPr>
+            <w:rStyle w:val="Lienhypertexte"/>
+            <w:lang w:val="en-US"/>
+          </w:rPr>
+          <w:t>Datasheet - STM32L072x8 STM32L072xB STM32L072xZ - Ultra-low-power 32-bit MCU Arm®-based Cortex®-M0+, up to 192KB Flash, 20KB SRAM, 6KB EEPROM, USB, ADC, DACs</w:t>
+        </w:r>
+      </w:hyperlink>
+    </w:p>
+    <w:p>
+      <w:pPr>
+        <w:pStyle w:val="Paragraphedeliste"/>
+        <w:numPr>
+          <w:ilvl w:val="0"/>
+          <w:numId w:val="30"/>
+        </w:numPr>
+      </w:pPr>
+      <w:hyperlink r:id="rId40" w:history="1">
+        <w:r>
+          <w:rPr>
+            <w:rStyle w:val="Lienhypertexte"/>
+          </w:rPr>
+          <w:t xml:space="preserve">Nos amis les MOSFET | </w:t>
+        </w:r>
+        <w:proofErr w:type="spellStart"/>
+        <w:r>
+          <w:rPr>
+            <w:rStyle w:val="Lienhypertexte"/>
+          </w:rPr>
+          <w:t>Connect</w:t>
+        </w:r>
+        <w:proofErr w:type="spellEnd"/>
+        <w:r>
+          <w:rPr>
+            <w:rStyle w:val="Lienhypertexte"/>
+          </w:rPr>
+          <w:t xml:space="preserve"> - Editions Diamond</w:t>
+        </w:r>
+      </w:hyperlink>
+    </w:p>
+    <w:p>
+      <w:pPr>
+        <w:pStyle w:val="Paragraphedeliste"/>
+        <w:numPr>
+          <w:ilvl w:val="0"/>
+          <w:numId w:val="30"/>
+        </w:numPr>
+        <w:rPr>
+          <w:lang w:val="en-US"/>
+        </w:rPr>
+      </w:pPr>
+      <w:hyperlink r:id="rId41" w:history="1">
+        <w:proofErr w:type="spellStart"/>
+        <w:r>
+          <w:rPr>
+            <w:rStyle w:val="Lienhypertexte"/>
+            <w:lang w:val="en-US"/>
+          </w:rPr>
+          <w:t>usb</w:t>
+        </w:r>
+        <w:proofErr w:type="spellEnd"/>
+        <w:r>
+          <w:rPr>
+            <w:rStyle w:val="Lienhypertexte"/>
+            <w:lang w:val="en-US"/>
+          </w:rPr>
+          <w:t xml:space="preserve"> c - USB-C pulldown on the CC lines: Is one resistor enough? - Electrical Engineering Stack Exchange</w:t>
+        </w:r>
+      </w:hyperlink>
+    </w:p>
+    <w:p>
+      <w:pPr>
+        <w:pStyle w:val="Paragraphedeliste"/>
+        <w:numPr>
+          <w:ilvl w:val="0"/>
+          <w:numId w:val="30"/>
+        </w:numPr>
+        <w:rPr>
+          <w:lang w:val="en-US"/>
+        </w:rPr>
+      </w:pPr>
+      <w:hyperlink r:id="rId42" w:history="1">
+        <w:r>
+          <w:rPr>
+            <w:rStyle w:val="Lienhypertexte"/>
+            <w:lang w:val="en-US"/>
+          </w:rPr>
+          <w:t>power - Current consumption estimation STM32L0 - Electrical Engineering Stack Exchange</w:t>
+        </w:r>
+      </w:hyperlink>
+    </w:p>
+    <w:p>
+      <w:pPr>
+        <w:pStyle w:val="Paragraphedeliste"/>
+        <w:numPr>
+          <w:ilvl w:val="0"/>
+          <w:numId w:val="30"/>
+        </w:numPr>
+        <w:rPr>
+          <w:lang w:val="en-US"/>
+        </w:rPr>
+      </w:pPr>
+      <w:hyperlink r:id="rId43" w:history="1">
+        <w:proofErr w:type="spellStart"/>
+        <w:r>
+          <w:rPr>
+            <w:rStyle w:val="Lienhypertexte"/>
+          </w:rPr>
+          <w:t>Touch</w:t>
+        </w:r>
+        <w:proofErr w:type="spellEnd"/>
+        <w:r>
+          <w:rPr>
+            <w:rStyle w:val="Lienhypertexte"/>
+          </w:rPr>
+          <w:t xml:space="preserve"> </w:t>
+        </w:r>
+        <w:proofErr w:type="spellStart"/>
+        <w:r>
+          <w:rPr>
+            <w:rStyle w:val="Lienhypertexte"/>
+          </w:rPr>
+          <w:t>Sensing</w:t>
+        </w:r>
+        <w:proofErr w:type="spellEnd"/>
+        <w:r>
+          <w:rPr>
+            <w:rStyle w:val="Lienhypertexte"/>
+          </w:rPr>
+          <w:t xml:space="preserve"> Software - User Guide</w:t>
+        </w:r>
+      </w:hyperlink>
+    </w:p>
+    <w:p>
+      <w:pPr>
+        <w:pStyle w:val="Paragraphedeliste"/>
+        <w:numPr>
+          <w:ilvl w:val="0"/>
+          <w:numId w:val="30"/>
+        </w:numPr>
+        <w:rPr>
+          <w:lang w:val="en-US"/>
+        </w:rPr>
+      </w:pPr>
+      <w:hyperlink r:id="rId44" w:history="1">
+        <w:r>
+          <w:rPr>
+            <w:rStyle w:val="Lienhypertexte"/>
+            <w:lang w:val="en-US"/>
+          </w:rPr>
+          <w:t>AND90146 - MOSFET Selection for Reverse Polarity Protection</w:t>
+        </w:r>
+      </w:hyperlink>
+    </w:p>
+    <w:p>
+      <w:pPr>
+        <w:pStyle w:val="Paragraphedeliste"/>
+        <w:numPr>
+          <w:ilvl w:val="0"/>
+          <w:numId w:val="30"/>
+        </w:numPr>
+        <w:rPr>
+          <w:lang w:val="en-US"/>
+        </w:rPr>
+      </w:pPr>
+      <w:hyperlink r:id="rId45" w:history="1">
+        <w:r>
+          <w:rPr>
+            <w:rStyle w:val="Lienhypertexte"/>
+            <w:lang w:val="en-US"/>
+          </w:rPr>
+          <w:t>Ultra-low-power STM32L0x2 advanced Arm®-based 32-bit MCUs - Reference manual</w:t>
+        </w:r>
+      </w:hyperlink>
+    </w:p>
+    <w:p>
+      <w:pPr>
+        <w:pStyle w:val="Paragraphedeliste"/>
+        <w:numPr>
+          <w:ilvl w:val="0"/>
+          <w:numId w:val="30"/>
+        </w:numPr>
+        <w:rPr>
+          <w:lang w:val="en-US"/>
+        </w:rPr>
+      </w:pPr>
+      <w:hyperlink r:id="rId46" w:history="1">
+        <w:r>
+          <w:rPr>
+            <w:rStyle w:val="Lienhypertexte"/>
+            <w:lang w:val="en-US"/>
+          </w:rPr>
+          <w:t>Ultra-low-power STM32L0x2 advanced Arm®-based 32-bit MCUs - Reference manual</w:t>
+        </w:r>
+      </w:hyperlink>
     </w:p>
     <w:p>
       <w:pPr>
@@ -14428,9 +15598,11 @@
             <w:tcW w:w="2266" w:type="dxa"/>
           </w:tcPr>
           <w:p>
+            <w:proofErr w:type="spellStart"/>
             <w:r>
               <w:t>gauchl</w:t>
             </w:r>
+            <w:proofErr w:type="spellEnd"/>
           </w:p>
         </w:tc>
         <w:tc>
@@ -14486,8 +15658,8 @@
     </w:p>
     <w:p/>
     <w:sectPr>
-      <w:headerReference w:type="default" r:id="rId39"/>
-      <w:footerReference w:type="default" r:id="rId40"/>
+      <w:headerReference w:type="default" r:id="rId47"/>
+      <w:footerReference w:type="default" r:id="rId48"/>
       <w:pgSz w:w="11906" w:h="16838"/>
       <w:pgMar w:top="1417" w:right="1417" w:bottom="1417" w:left="1417" w:header="708" w:footer="708" w:gutter="0"/>
       <w:pgNumType w:start="0"/>
@@ -14534,7 +15706,6 @@
         <w:docPartUnique/>
       </w:docPartObj>
     </w:sdtPr>
-    <w:sdtEndPr/>
     <w:sdtContent>
       <w:p>
         <w:pPr>
@@ -16579,7 +17750,6 @@
   <w:style w:type="character" w:default="1" w:styleId="Policepardfaut">
     <w:name w:val="Default Paragraph Font"/>
     <w:uiPriority w:val="1"/>
-    <w:semiHidden/>
     <w:unhideWhenUsed/>
   </w:style>
   <w:style w:type="table" w:default="1" w:styleId="TableauNormal">
@@ -17511,6 +18681,99 @@
       <w:shd w:val="clear" w:color="auto" w:fill="E1DFDD"/>
     </w:rPr>
   </w:style>
+  <w:style w:type="table" w:styleId="Tableausimple3">
+    <w:name w:val="Plain Table 3"/>
+    <w:basedOn w:val="TableauNormal"/>
+    <w:uiPriority w:val="43"/>
+    <w:rsid w:val="00103699"/>
+    <w:pPr>
+      <w:spacing w:after="0" w:line="240" w:lineRule="auto"/>
+    </w:pPr>
+    <w:tblPr>
+      <w:tblStyleRowBandSize w:val="1"/>
+      <w:tblStyleColBandSize w:val="1"/>
+    </w:tblPr>
+    <w:tblStylePr w:type="firstRow">
+      <w:rPr>
+        <w:b/>
+        <w:bCs/>
+        <w:caps/>
+      </w:rPr>
+      <w:tblPr/>
+      <w:tcPr>
+        <w:tcBorders>
+          <w:bottom w:val="single" w:sz="4" w:space="0" w:color="7F7F7F" w:themeColor="text1" w:themeTint="80"/>
+        </w:tcBorders>
+      </w:tcPr>
+    </w:tblStylePr>
+    <w:tblStylePr w:type="lastRow">
+      <w:rPr>
+        <w:b/>
+        <w:bCs/>
+        <w:caps/>
+      </w:rPr>
+      <w:tblPr/>
+      <w:tcPr>
+        <w:tcBorders>
+          <w:top w:val="nil"/>
+        </w:tcBorders>
+      </w:tcPr>
+    </w:tblStylePr>
+    <w:tblStylePr w:type="firstCol">
+      <w:rPr>
+        <w:b/>
+        <w:bCs/>
+        <w:caps/>
+      </w:rPr>
+      <w:tblPr/>
+      <w:tcPr>
+        <w:tcBorders>
+          <w:right w:val="single" w:sz="4" w:space="0" w:color="7F7F7F" w:themeColor="text1" w:themeTint="80"/>
+        </w:tcBorders>
+      </w:tcPr>
+    </w:tblStylePr>
+    <w:tblStylePr w:type="lastCol">
+      <w:rPr>
+        <w:b/>
+        <w:bCs/>
+        <w:caps/>
+      </w:rPr>
+      <w:tblPr/>
+      <w:tcPr>
+        <w:tcBorders>
+          <w:left w:val="nil"/>
+        </w:tcBorders>
+      </w:tcPr>
+    </w:tblStylePr>
+    <w:tblStylePr w:type="band1Vert">
+      <w:tblPr/>
+      <w:tcPr>
+        <w:shd w:val="clear" w:color="auto" w:fill="F2F2F2" w:themeFill="background1" w:themeFillShade="F2"/>
+      </w:tcPr>
+    </w:tblStylePr>
+    <w:tblStylePr w:type="band1Horz">
+      <w:tblPr/>
+      <w:tcPr>
+        <w:shd w:val="clear" w:color="auto" w:fill="F2F2F2" w:themeFill="background1" w:themeFillShade="F2"/>
+      </w:tcPr>
+    </w:tblStylePr>
+    <w:tblStylePr w:type="neCell">
+      <w:tblPr/>
+      <w:tcPr>
+        <w:tcBorders>
+          <w:left w:val="nil"/>
+        </w:tcBorders>
+      </w:tcPr>
+    </w:tblStylePr>
+    <w:tblStylePr w:type="nwCell">
+      <w:tblPr/>
+      <w:tcPr>
+        <w:tcBorders>
+          <w:right w:val="nil"/>
+        </w:tcBorders>
+      </w:tcPr>
+    </w:tblStylePr>
+  </w:style>
 </w:styles>
 </file>
 

--- a/jeu_du_moulin_boura/rpt/jeu-du-moulin-bourquenouda-rpt-development.docx
+++ b/jeu_du_moulin_boura/rpt/jeu-du-moulin-bourquenouda-rpt-development.docx
@@ -3738,6 +3738,7 @@
                                     <w:dataBinding w:prefixMappings="xmlns:ns0='http://purl.org/dc/elements/1.1/' xmlns:ns1='http://schemas.openxmlformats.org/package/2006/metadata/core-properties' " w:xpath="/ns1:coreProperties[1]/ns0:title[1]" w:storeItemID="{6C3C8BC8-F283-45AE-878A-BAB7291924A1}"/>
                                     <w:text/>
                                   </w:sdtPr>
+                                  <w:sdtEndPr/>
                                   <w:sdtContent>
                                     <w:r>
                                       <w:rPr>
@@ -3871,6 +3872,7 @@
                               <w:dataBinding w:prefixMappings="xmlns:ns0='http://purl.org/dc/elements/1.1/' xmlns:ns1='http://schemas.openxmlformats.org/package/2006/metadata/core-properties' " w:xpath="/ns1:coreProperties[1]/ns0:title[1]" w:storeItemID="{6C3C8BC8-F283-45AE-878A-BAB7291924A1}"/>
                               <w:text/>
                             </w:sdtPr>
+                            <w:sdtEndPr/>
                             <w:sdtContent>
                               <w:r>
                                 <w:rPr>
@@ -4113,6 +4115,7 @@
                                   </w:rPr>
                                   <w:t xml:space="preserve">, </w:t>
                                 </w:r>
+                                <w:proofErr w:type="spellStart"/>
                                 <w:r>
                                   <w:rPr>
                                     <w:rFonts w:cstheme="minorHAnsi"/>
@@ -4121,6 +4124,7 @@
                                   </w:rPr>
                                   <w:t>Beruf</w:t>
                                 </w:r>
+                                <w:proofErr w:type="spellEnd"/>
                               </w:p>
                             </w:txbxContent>
                           </wps:txbx>
@@ -4170,6 +4174,7 @@
                             </w:rPr>
                             <w:t xml:space="preserve">, </w:t>
                           </w:r>
+                          <w:proofErr w:type="spellStart"/>
                           <w:r>
                             <w:rPr>
                               <w:rFonts w:cstheme="minorHAnsi"/>
@@ -4178,6 +4183,7 @@
                             </w:rPr>
                             <w:t>Beruf</w:t>
                           </w:r>
+                          <w:proofErr w:type="spellEnd"/>
                         </w:p>
                       </w:txbxContent>
                     </v:textbox>
@@ -4273,6 +4279,7 @@
                                     <w:dataBinding w:prefixMappings="xmlns:ns0='http://purl.org/dc/elements/1.1/' xmlns:ns1='http://schemas.openxmlformats.org/package/2006/metadata/core-properties' " w:xpath="/ns1:coreProperties[1]/ns0:creator[1]" w:storeItemID="{6C3C8BC8-F283-45AE-878A-BAB7291924A1}"/>
                                     <w:text/>
                                   </w:sdtPr>
+                                  <w:sdtEndPr/>
                                   <w:sdtContent>
                                     <w:r>
                                       <w:rPr>
@@ -4327,6 +4334,7 @@
                                     <w:dataBinding w:prefixMappings="xmlns:ns0='http://schemas.openxmlformats.org/officeDocument/2006/extended-properties' " w:xpath="/ns0:Properties[1]/ns0:Company[1]" w:storeItemID="{6668398D-A668-4E3E-A5EB-62B293D839F1}"/>
                                     <w:text/>
                                   </w:sdtPr>
+                                  <w:sdtEndPr/>
                                   <w:sdtContent>
                                     <w:r>
                                       <w:rPr>
@@ -4417,6 +4425,7 @@
                               <w:dataBinding w:prefixMappings="xmlns:ns0='http://purl.org/dc/elements/1.1/' xmlns:ns1='http://schemas.openxmlformats.org/package/2006/metadata/core-properties' " w:xpath="/ns1:coreProperties[1]/ns0:creator[1]" w:storeItemID="{6C3C8BC8-F283-45AE-878A-BAB7291924A1}"/>
                               <w:text/>
                             </w:sdtPr>
+                            <w:sdtEndPr/>
                             <w:sdtContent>
                               <w:r>
                                 <w:rPr>
@@ -4471,6 +4480,7 @@
                               <w:dataBinding w:prefixMappings="xmlns:ns0='http://schemas.openxmlformats.org/officeDocument/2006/extended-properties' " w:xpath="/ns0:Properties[1]/ns0:Company[1]" w:storeItemID="{6668398D-A668-4E3E-A5EB-62B293D839F1}"/>
                               <w:text/>
                             </w:sdtPr>
+                            <w:sdtEndPr/>
                             <w:sdtContent>
                               <w:r>
                                 <w:rPr>
@@ -4562,9 +4572,11 @@
           <w:bCs w:val="0"/>
           <w:caps w:val="0"/>
           <w:noProof/>
-          <w:sz w:val="22"/>
-          <w:szCs w:val="22"/>
+          <w:kern w:val="2"/>
+          <w:sz w:val="24"/>
+          <w:szCs w:val="24"/>
           <w:lang w:eastAsia="fr-CH"/>
+          <w14:ligatures w14:val="standardContextual"/>
         </w:rPr>
       </w:pPr>
       <w:r>
@@ -4591,7 +4603,7 @@
         </w:rPr>
         <w:fldChar w:fldCharType="separate"/>
       </w:r>
-      <w:hyperlink w:anchor="_Toc72079929" w:history="1">
+      <w:hyperlink w:anchor="_Toc199257263" w:history="1">
         <w:r>
           <w:rPr>
             <w:rStyle w:val="Lienhypertexte"/>
@@ -4606,9 +4618,11 @@
             <w:bCs w:val="0"/>
             <w:caps w:val="0"/>
             <w:noProof/>
-            <w:sz w:val="22"/>
-            <w:szCs w:val="22"/>
+            <w:kern w:val="2"/>
+            <w:sz w:val="24"/>
+            <w:szCs w:val="24"/>
             <w:lang w:eastAsia="fr-CH"/>
+            <w14:ligatures w14:val="standardContextual"/>
           </w:rPr>
           <w:tab/>
         </w:r>
@@ -4638,7 +4652,7 @@
             <w:noProof/>
             <w:webHidden/>
           </w:rPr>
-          <w:instrText xml:space="preserve"> PAGEREF _Toc72079929 \h </w:instrText>
+          <w:instrText xml:space="preserve"> PAGEREF _Toc199257263 \h </w:instrText>
         </w:r>
         <w:r>
           <w:rPr>
@@ -4680,12 +4694,14 @@
           <w:rFonts w:cstheme="minorBidi"/>
           <w:smallCaps w:val="0"/>
           <w:noProof/>
-          <w:sz w:val="22"/>
-          <w:szCs w:val="22"/>
+          <w:kern w:val="2"/>
+          <w:sz w:val="24"/>
+          <w:szCs w:val="24"/>
           <w:lang w:eastAsia="fr-CH"/>
+          <w14:ligatures w14:val="standardContextual"/>
         </w:rPr>
       </w:pPr>
-      <w:hyperlink w:anchor="_Toc72079930" w:history="1">
+      <w:hyperlink w:anchor="_Toc199257264" w:history="1">
         <w:r>
           <w:rPr>
             <w:rStyle w:val="Lienhypertexte"/>
@@ -4698,9 +4714,11 @@
             <w:rFonts w:cstheme="minorBidi"/>
             <w:smallCaps w:val="0"/>
             <w:noProof/>
-            <w:sz w:val="22"/>
-            <w:szCs w:val="22"/>
+            <w:kern w:val="2"/>
+            <w:sz w:val="24"/>
+            <w:szCs w:val="24"/>
             <w:lang w:eastAsia="fr-CH"/>
+            <w14:ligatures w14:val="standardContextual"/>
           </w:rPr>
           <w:tab/>
         </w:r>
@@ -4730,7 +4748,7 @@
             <w:noProof/>
             <w:webHidden/>
           </w:rPr>
-          <w:instrText xml:space="preserve"> PAGEREF _Toc72079930 \h </w:instrText>
+          <w:instrText xml:space="preserve"> PAGEREF _Toc199257264 \h </w:instrText>
         </w:r>
         <w:r>
           <w:rPr>
@@ -4772,12 +4790,14 @@
           <w:rFonts w:cstheme="minorBidi"/>
           <w:smallCaps w:val="0"/>
           <w:noProof/>
-          <w:sz w:val="22"/>
-          <w:szCs w:val="22"/>
+          <w:kern w:val="2"/>
+          <w:sz w:val="24"/>
+          <w:szCs w:val="24"/>
           <w:lang w:eastAsia="fr-CH"/>
+          <w14:ligatures w14:val="standardContextual"/>
         </w:rPr>
       </w:pPr>
-      <w:hyperlink w:anchor="_Toc72079931" w:history="1">
+      <w:hyperlink w:anchor="_Toc199257265" w:history="1">
         <w:r>
           <w:rPr>
             <w:rStyle w:val="Lienhypertexte"/>
@@ -4790,9 +4810,11 @@
             <w:rFonts w:cstheme="minorBidi"/>
             <w:smallCaps w:val="0"/>
             <w:noProof/>
-            <w:sz w:val="22"/>
-            <w:szCs w:val="22"/>
+            <w:kern w:val="2"/>
+            <w:sz w:val="24"/>
+            <w:szCs w:val="24"/>
             <w:lang w:eastAsia="fr-CH"/>
+            <w14:ligatures w14:val="standardContextual"/>
           </w:rPr>
           <w:tab/>
         </w:r>
@@ -4822,7 +4844,7 @@
             <w:noProof/>
             <w:webHidden/>
           </w:rPr>
-          <w:instrText xml:space="preserve"> PAGEREF _Toc72079931 \h </w:instrText>
+          <w:instrText xml:space="preserve"> PAGEREF _Toc199257265 \h </w:instrText>
         </w:r>
         <w:r>
           <w:rPr>
@@ -4866,12 +4888,14 @@
           <w:bCs w:val="0"/>
           <w:caps w:val="0"/>
           <w:noProof/>
-          <w:sz w:val="22"/>
-          <w:szCs w:val="22"/>
+          <w:kern w:val="2"/>
+          <w:sz w:val="24"/>
+          <w:szCs w:val="24"/>
           <w:lang w:eastAsia="fr-CH"/>
+          <w14:ligatures w14:val="standardContextual"/>
         </w:rPr>
       </w:pPr>
-      <w:hyperlink w:anchor="_Toc72079932" w:history="1">
+      <w:hyperlink w:anchor="_Toc199257266" w:history="1">
         <w:r>
           <w:rPr>
             <w:rStyle w:val="Lienhypertexte"/>
@@ -4886,9 +4910,11 @@
             <w:bCs w:val="0"/>
             <w:caps w:val="0"/>
             <w:noProof/>
-            <w:sz w:val="22"/>
-            <w:szCs w:val="22"/>
+            <w:kern w:val="2"/>
+            <w:sz w:val="24"/>
+            <w:szCs w:val="24"/>
             <w:lang w:eastAsia="fr-CH"/>
+            <w14:ligatures w14:val="standardContextual"/>
           </w:rPr>
           <w:tab/>
         </w:r>
@@ -4918,7 +4944,7 @@
             <w:noProof/>
             <w:webHidden/>
           </w:rPr>
-          <w:instrText xml:space="preserve"> PAGEREF _Toc72079932 \h </w:instrText>
+          <w:instrText xml:space="preserve"> PAGEREF _Toc199257266 \h </w:instrText>
         </w:r>
         <w:r>
           <w:rPr>
@@ -4938,7 +4964,7 @@
             <w:noProof/>
             <w:webHidden/>
           </w:rPr>
-          <w:t>3</w:t>
+          <w:t>4</w:t>
         </w:r>
         <w:r>
           <w:rPr>
@@ -4960,12 +4986,14 @@
           <w:rFonts w:cstheme="minorBidi"/>
           <w:smallCaps w:val="0"/>
           <w:noProof/>
-          <w:sz w:val="22"/>
-          <w:szCs w:val="22"/>
+          <w:kern w:val="2"/>
+          <w:sz w:val="24"/>
+          <w:szCs w:val="24"/>
           <w:lang w:eastAsia="fr-CH"/>
+          <w14:ligatures w14:val="standardContextual"/>
         </w:rPr>
       </w:pPr>
-      <w:hyperlink w:anchor="_Toc72079933" w:history="1">
+      <w:hyperlink w:anchor="_Toc199257267" w:history="1">
         <w:r>
           <w:rPr>
             <w:rStyle w:val="Lienhypertexte"/>
@@ -4978,9 +5006,11 @@
             <w:rFonts w:cstheme="minorBidi"/>
             <w:smallCaps w:val="0"/>
             <w:noProof/>
-            <w:sz w:val="22"/>
-            <w:szCs w:val="22"/>
+            <w:kern w:val="2"/>
+            <w:sz w:val="24"/>
+            <w:szCs w:val="24"/>
             <w:lang w:eastAsia="fr-CH"/>
+            <w14:ligatures w14:val="standardContextual"/>
           </w:rPr>
           <w:tab/>
         </w:r>
@@ -5010,7 +5040,7 @@
             <w:noProof/>
             <w:webHidden/>
           </w:rPr>
-          <w:instrText xml:space="preserve"> PAGEREF _Toc72079933 \h </w:instrText>
+          <w:instrText xml:space="preserve"> PAGEREF _Toc199257267 \h </w:instrText>
         </w:r>
         <w:r>
           <w:rPr>
@@ -5030,7 +5060,7 @@
             <w:noProof/>
             <w:webHidden/>
           </w:rPr>
-          <w:t>3</w:t>
+          <w:t>4</w:t>
         </w:r>
         <w:r>
           <w:rPr>
@@ -5052,12 +5082,14 @@
           <w:rFonts w:cstheme="minorBidi"/>
           <w:smallCaps w:val="0"/>
           <w:noProof/>
-          <w:sz w:val="22"/>
-          <w:szCs w:val="22"/>
+          <w:kern w:val="2"/>
+          <w:sz w:val="24"/>
+          <w:szCs w:val="24"/>
           <w:lang w:eastAsia="fr-CH"/>
+          <w14:ligatures w14:val="standardContextual"/>
         </w:rPr>
       </w:pPr>
-      <w:hyperlink w:anchor="_Toc72079934" w:history="1">
+      <w:hyperlink w:anchor="_Toc199257268" w:history="1">
         <w:r>
           <w:rPr>
             <w:rStyle w:val="Lienhypertexte"/>
@@ -5070,9 +5102,11 @@
             <w:rFonts w:cstheme="minorBidi"/>
             <w:smallCaps w:val="0"/>
             <w:noProof/>
-            <w:sz w:val="22"/>
-            <w:szCs w:val="22"/>
+            <w:kern w:val="2"/>
+            <w:sz w:val="24"/>
+            <w:szCs w:val="24"/>
             <w:lang w:eastAsia="fr-CH"/>
+            <w14:ligatures w14:val="standardContextual"/>
           </w:rPr>
           <w:tab/>
         </w:r>
@@ -5102,7 +5136,7 @@
             <w:noProof/>
             <w:webHidden/>
           </w:rPr>
-          <w:instrText xml:space="preserve"> PAGEREF _Toc72079934 \h </w:instrText>
+          <w:instrText xml:space="preserve"> PAGEREF _Toc199257268 \h </w:instrText>
         </w:r>
         <w:r>
           <w:rPr>
@@ -5122,7 +5156,7 @@
             <w:noProof/>
             <w:webHidden/>
           </w:rPr>
-          <w:t>3</w:t>
+          <w:t>5</w:t>
         </w:r>
         <w:r>
           <w:rPr>
@@ -5146,12 +5180,14 @@
           <w:bCs w:val="0"/>
           <w:caps w:val="0"/>
           <w:noProof/>
-          <w:sz w:val="22"/>
-          <w:szCs w:val="22"/>
+          <w:kern w:val="2"/>
+          <w:sz w:val="24"/>
+          <w:szCs w:val="24"/>
           <w:lang w:eastAsia="fr-CH"/>
+          <w14:ligatures w14:val="standardContextual"/>
         </w:rPr>
       </w:pPr>
-      <w:hyperlink w:anchor="_Toc72079935" w:history="1">
+      <w:hyperlink w:anchor="_Toc199257269" w:history="1">
         <w:r>
           <w:rPr>
             <w:rStyle w:val="Lienhypertexte"/>
@@ -5166,9 +5202,11 @@
             <w:bCs w:val="0"/>
             <w:caps w:val="0"/>
             <w:noProof/>
-            <w:sz w:val="22"/>
-            <w:szCs w:val="22"/>
+            <w:kern w:val="2"/>
+            <w:sz w:val="24"/>
+            <w:szCs w:val="24"/>
             <w:lang w:eastAsia="fr-CH"/>
+            <w14:ligatures w14:val="standardContextual"/>
           </w:rPr>
           <w:tab/>
         </w:r>
@@ -5198,7 +5236,7 @@
             <w:noProof/>
             <w:webHidden/>
           </w:rPr>
-          <w:instrText xml:space="preserve"> PAGEREF _Toc72079935 \h </w:instrText>
+          <w:instrText xml:space="preserve"> PAGEREF _Toc199257269 \h </w:instrText>
         </w:r>
         <w:r>
           <w:rPr>
@@ -5218,7 +5256,7 @@
             <w:noProof/>
             <w:webHidden/>
           </w:rPr>
-          <w:t>4</w:t>
+          <w:t>6</w:t>
         </w:r>
         <w:r>
           <w:rPr>
@@ -5242,12 +5280,14 @@
           <w:bCs w:val="0"/>
           <w:caps w:val="0"/>
           <w:noProof/>
-          <w:sz w:val="22"/>
-          <w:szCs w:val="22"/>
+          <w:kern w:val="2"/>
+          <w:sz w:val="24"/>
+          <w:szCs w:val="24"/>
           <w:lang w:eastAsia="fr-CH"/>
+          <w14:ligatures w14:val="standardContextual"/>
         </w:rPr>
       </w:pPr>
-      <w:hyperlink w:anchor="_Toc72079936" w:history="1">
+      <w:hyperlink w:anchor="_Toc199257270" w:history="1">
         <w:r>
           <w:rPr>
             <w:rStyle w:val="Lienhypertexte"/>
@@ -5262,9 +5302,11 @@
             <w:bCs w:val="0"/>
             <w:caps w:val="0"/>
             <w:noProof/>
-            <w:sz w:val="22"/>
-            <w:szCs w:val="22"/>
+            <w:kern w:val="2"/>
+            <w:sz w:val="24"/>
+            <w:szCs w:val="24"/>
             <w:lang w:eastAsia="fr-CH"/>
+            <w14:ligatures w14:val="standardContextual"/>
           </w:rPr>
           <w:tab/>
         </w:r>
@@ -5294,7 +5336,7 @@
             <w:noProof/>
             <w:webHidden/>
           </w:rPr>
-          <w:instrText xml:space="preserve"> PAGEREF _Toc72079936 \h </w:instrText>
+          <w:instrText xml:space="preserve"> PAGEREF _Toc199257270 \h </w:instrText>
         </w:r>
         <w:r>
           <w:rPr>
@@ -5314,7 +5356,7 @@
             <w:noProof/>
             <w:webHidden/>
           </w:rPr>
-          <w:t>5</w:t>
+          <w:t>7</w:t>
         </w:r>
         <w:r>
           <w:rPr>
@@ -5336,12 +5378,14 @@
           <w:rFonts w:cstheme="minorBidi"/>
           <w:smallCaps w:val="0"/>
           <w:noProof/>
-          <w:sz w:val="22"/>
-          <w:szCs w:val="22"/>
+          <w:kern w:val="2"/>
+          <w:sz w:val="24"/>
+          <w:szCs w:val="24"/>
           <w:lang w:eastAsia="fr-CH"/>
+          <w14:ligatures w14:val="standardContextual"/>
         </w:rPr>
       </w:pPr>
-      <w:hyperlink w:anchor="_Toc72079937" w:history="1">
+      <w:hyperlink w:anchor="_Toc199257271" w:history="1">
         <w:r>
           <w:rPr>
             <w:rStyle w:val="Lienhypertexte"/>
@@ -5354,9 +5398,11 @@
             <w:rFonts w:cstheme="minorBidi"/>
             <w:smallCaps w:val="0"/>
             <w:noProof/>
-            <w:sz w:val="22"/>
-            <w:szCs w:val="22"/>
+            <w:kern w:val="2"/>
+            <w:sz w:val="24"/>
+            <w:szCs w:val="24"/>
             <w:lang w:eastAsia="fr-CH"/>
+            <w14:ligatures w14:val="standardContextual"/>
           </w:rPr>
           <w:tab/>
         </w:r>
@@ -5386,7 +5432,7 @@
             <w:noProof/>
             <w:webHidden/>
           </w:rPr>
-          <w:instrText xml:space="preserve"> PAGEREF _Toc72079937 \h </w:instrText>
+          <w:instrText xml:space="preserve"> PAGEREF _Toc199257271 \h </w:instrText>
         </w:r>
         <w:r>
           <w:rPr>
@@ -5406,7 +5452,7 @@
             <w:noProof/>
             <w:webHidden/>
           </w:rPr>
-          <w:t>5</w:t>
+          <w:t>7</w:t>
         </w:r>
         <w:r>
           <w:rPr>
@@ -5428,12 +5474,14 @@
           <w:rFonts w:cstheme="minorBidi"/>
           <w:smallCaps w:val="0"/>
           <w:noProof/>
-          <w:sz w:val="22"/>
-          <w:szCs w:val="22"/>
+          <w:kern w:val="2"/>
+          <w:sz w:val="24"/>
+          <w:szCs w:val="24"/>
           <w:lang w:eastAsia="fr-CH"/>
+          <w14:ligatures w14:val="standardContextual"/>
         </w:rPr>
       </w:pPr>
-      <w:hyperlink w:anchor="_Toc72079938" w:history="1">
+      <w:hyperlink w:anchor="_Toc199257272" w:history="1">
         <w:r>
           <w:rPr>
             <w:rStyle w:val="Lienhypertexte"/>
@@ -5446,9 +5494,11 @@
             <w:rFonts w:cstheme="minorBidi"/>
             <w:smallCaps w:val="0"/>
             <w:noProof/>
-            <w:sz w:val="22"/>
-            <w:szCs w:val="22"/>
+            <w:kern w:val="2"/>
+            <w:sz w:val="24"/>
+            <w:szCs w:val="24"/>
             <w:lang w:eastAsia="fr-CH"/>
+            <w14:ligatures w14:val="standardContextual"/>
           </w:rPr>
           <w:tab/>
         </w:r>
@@ -5478,7 +5528,7 @@
             <w:noProof/>
             <w:webHidden/>
           </w:rPr>
-          <w:instrText xml:space="preserve"> PAGEREF _Toc72079938 \h </w:instrText>
+          <w:instrText xml:space="preserve"> PAGEREF _Toc199257272 \h </w:instrText>
         </w:r>
         <w:r>
           <w:rPr>
@@ -5498,7 +5548,7 @@
             <w:noProof/>
             <w:webHidden/>
           </w:rPr>
-          <w:t>5</w:t>
+          <w:t>8</w:t>
         </w:r>
         <w:r>
           <w:rPr>
@@ -5520,12 +5570,14 @@
           <w:rFonts w:cstheme="minorBidi"/>
           <w:smallCaps w:val="0"/>
           <w:noProof/>
-          <w:sz w:val="22"/>
-          <w:szCs w:val="22"/>
+          <w:kern w:val="2"/>
+          <w:sz w:val="24"/>
+          <w:szCs w:val="24"/>
           <w:lang w:eastAsia="fr-CH"/>
+          <w14:ligatures w14:val="standardContextual"/>
         </w:rPr>
       </w:pPr>
-      <w:hyperlink w:anchor="_Toc72079939" w:history="1">
+      <w:hyperlink w:anchor="_Toc199257273" w:history="1">
         <w:r>
           <w:rPr>
             <w:rStyle w:val="Lienhypertexte"/>
@@ -5538,9 +5590,11 @@
             <w:rFonts w:cstheme="minorBidi"/>
             <w:smallCaps w:val="0"/>
             <w:noProof/>
-            <w:sz w:val="22"/>
-            <w:szCs w:val="22"/>
+            <w:kern w:val="2"/>
+            <w:sz w:val="24"/>
+            <w:szCs w:val="24"/>
             <w:lang w:eastAsia="fr-CH"/>
+            <w14:ligatures w14:val="standardContextual"/>
           </w:rPr>
           <w:tab/>
         </w:r>
@@ -5570,7 +5624,7 @@
             <w:noProof/>
             <w:webHidden/>
           </w:rPr>
-          <w:instrText xml:space="preserve"> PAGEREF _Toc72079939 \h </w:instrText>
+          <w:instrText xml:space="preserve"> PAGEREF _Toc199257273 \h </w:instrText>
         </w:r>
         <w:r>
           <w:rPr>
@@ -5590,7 +5644,7 @@
             <w:noProof/>
             <w:webHidden/>
           </w:rPr>
-          <w:t>5</w:t>
+          <w:t>12</w:t>
         </w:r>
         <w:r>
           <w:rPr>
@@ -5612,12 +5666,14 @@
           <w:rFonts w:cstheme="minorBidi"/>
           <w:smallCaps w:val="0"/>
           <w:noProof/>
-          <w:sz w:val="22"/>
-          <w:szCs w:val="22"/>
+          <w:kern w:val="2"/>
+          <w:sz w:val="24"/>
+          <w:szCs w:val="24"/>
           <w:lang w:eastAsia="fr-CH"/>
+          <w14:ligatures w14:val="standardContextual"/>
         </w:rPr>
       </w:pPr>
-      <w:hyperlink w:anchor="_Toc72079940" w:history="1">
+      <w:hyperlink w:anchor="_Toc199257274" w:history="1">
         <w:r>
           <w:rPr>
             <w:rStyle w:val="Lienhypertexte"/>
@@ -5630,9 +5686,11 @@
             <w:rFonts w:cstheme="minorBidi"/>
             <w:smallCaps w:val="0"/>
             <w:noProof/>
-            <w:sz w:val="22"/>
-            <w:szCs w:val="22"/>
+            <w:kern w:val="2"/>
+            <w:sz w:val="24"/>
+            <w:szCs w:val="24"/>
             <w:lang w:eastAsia="fr-CH"/>
+            <w14:ligatures w14:val="standardContextual"/>
           </w:rPr>
           <w:tab/>
         </w:r>
@@ -5662,7 +5720,7 @@
             <w:noProof/>
             <w:webHidden/>
           </w:rPr>
-          <w:instrText xml:space="preserve"> PAGEREF _Toc72079940 \h </w:instrText>
+          <w:instrText xml:space="preserve"> PAGEREF _Toc199257274 \h </w:instrText>
         </w:r>
         <w:r>
           <w:rPr>
@@ -5682,7 +5740,7 @@
             <w:noProof/>
             <w:webHidden/>
           </w:rPr>
-          <w:t>5</w:t>
+          <w:t>21</w:t>
         </w:r>
         <w:r>
           <w:rPr>
@@ -5704,12 +5762,14 @@
           <w:rFonts w:cstheme="minorBidi"/>
           <w:smallCaps w:val="0"/>
           <w:noProof/>
-          <w:sz w:val="22"/>
-          <w:szCs w:val="22"/>
+          <w:kern w:val="2"/>
+          <w:sz w:val="24"/>
+          <w:szCs w:val="24"/>
           <w:lang w:eastAsia="fr-CH"/>
+          <w14:ligatures w14:val="standardContextual"/>
         </w:rPr>
       </w:pPr>
-      <w:hyperlink w:anchor="_Toc72079941" w:history="1">
+      <w:hyperlink w:anchor="_Toc199257275" w:history="1">
         <w:r>
           <w:rPr>
             <w:rStyle w:val="Lienhypertexte"/>
@@ -5722,9 +5782,11 @@
             <w:rFonts w:cstheme="minorBidi"/>
             <w:smallCaps w:val="0"/>
             <w:noProof/>
-            <w:sz w:val="22"/>
-            <w:szCs w:val="22"/>
+            <w:kern w:val="2"/>
+            <w:sz w:val="24"/>
+            <w:szCs w:val="24"/>
             <w:lang w:eastAsia="fr-CH"/>
+            <w14:ligatures w14:val="standardContextual"/>
           </w:rPr>
           <w:tab/>
         </w:r>
@@ -5754,7 +5816,7 @@
             <w:noProof/>
             <w:webHidden/>
           </w:rPr>
-          <w:instrText xml:space="preserve"> PAGEREF _Toc72079941 \h </w:instrText>
+          <w:instrText xml:space="preserve"> PAGEREF _Toc199257275 \h </w:instrText>
         </w:r>
         <w:r>
           <w:rPr>
@@ -5774,7 +5836,7 @@
             <w:noProof/>
             <w:webHidden/>
           </w:rPr>
-          <w:t>6</w:t>
+          <w:t>22</w:t>
         </w:r>
         <w:r>
           <w:rPr>
@@ -5796,12 +5858,14 @@
           <w:rFonts w:cstheme="minorBidi"/>
           <w:smallCaps w:val="0"/>
           <w:noProof/>
-          <w:sz w:val="22"/>
-          <w:szCs w:val="22"/>
+          <w:kern w:val="2"/>
+          <w:sz w:val="24"/>
+          <w:szCs w:val="24"/>
           <w:lang w:eastAsia="fr-CH"/>
+          <w14:ligatures w14:val="standardContextual"/>
         </w:rPr>
       </w:pPr>
-      <w:hyperlink w:anchor="_Toc72079942" w:history="1">
+      <w:hyperlink w:anchor="_Toc199257276" w:history="1">
         <w:r>
           <w:rPr>
             <w:rStyle w:val="Lienhypertexte"/>
@@ -5814,9 +5878,11 @@
             <w:rFonts w:cstheme="minorBidi"/>
             <w:smallCaps w:val="0"/>
             <w:noProof/>
-            <w:sz w:val="22"/>
-            <w:szCs w:val="22"/>
+            <w:kern w:val="2"/>
+            <w:sz w:val="24"/>
+            <w:szCs w:val="24"/>
             <w:lang w:eastAsia="fr-CH"/>
+            <w14:ligatures w14:val="standardContextual"/>
           </w:rPr>
           <w:tab/>
         </w:r>
@@ -5846,7 +5912,7 @@
             <w:noProof/>
             <w:webHidden/>
           </w:rPr>
-          <w:instrText xml:space="preserve"> PAGEREF _Toc72079942 \h </w:instrText>
+          <w:instrText xml:space="preserve"> PAGEREF _Toc199257276 \h </w:instrText>
         </w:r>
         <w:r>
           <w:rPr>
@@ -5866,7 +5932,7 @@
             <w:noProof/>
             <w:webHidden/>
           </w:rPr>
-          <w:t>6</w:t>
+          <w:t>22</w:t>
         </w:r>
         <w:r>
           <w:rPr>
@@ -5888,12 +5954,14 @@
           <w:rFonts w:cstheme="minorBidi"/>
           <w:smallCaps w:val="0"/>
           <w:noProof/>
-          <w:sz w:val="22"/>
-          <w:szCs w:val="22"/>
+          <w:kern w:val="2"/>
+          <w:sz w:val="24"/>
+          <w:szCs w:val="24"/>
           <w:lang w:eastAsia="fr-CH"/>
+          <w14:ligatures w14:val="standardContextual"/>
         </w:rPr>
       </w:pPr>
-      <w:hyperlink w:anchor="_Toc72079943" w:history="1">
+      <w:hyperlink w:anchor="_Toc199257277" w:history="1">
         <w:r>
           <w:rPr>
             <w:rStyle w:val="Lienhypertexte"/>
@@ -5906,9 +5974,11 @@
             <w:rFonts w:cstheme="minorBidi"/>
             <w:smallCaps w:val="0"/>
             <w:noProof/>
-            <w:sz w:val="22"/>
-            <w:szCs w:val="22"/>
+            <w:kern w:val="2"/>
+            <w:sz w:val="24"/>
+            <w:szCs w:val="24"/>
             <w:lang w:eastAsia="fr-CH"/>
+            <w14:ligatures w14:val="standardContextual"/>
           </w:rPr>
           <w:tab/>
         </w:r>
@@ -5938,7 +6008,7 @@
             <w:noProof/>
             <w:webHidden/>
           </w:rPr>
-          <w:instrText xml:space="preserve"> PAGEREF _Toc72079943 \h </w:instrText>
+          <w:instrText xml:space="preserve"> PAGEREF _Toc199257277 \h </w:instrText>
         </w:r>
         <w:r>
           <w:rPr>
@@ -5958,7 +6028,7 @@
             <w:noProof/>
             <w:webHidden/>
           </w:rPr>
-          <w:t>7</w:t>
+          <w:t>23</w:t>
         </w:r>
         <w:r>
           <w:rPr>
@@ -5980,12 +6050,14 @@
           <w:rFonts w:cstheme="minorBidi"/>
           <w:smallCaps w:val="0"/>
           <w:noProof/>
-          <w:sz w:val="22"/>
-          <w:szCs w:val="22"/>
+          <w:kern w:val="2"/>
+          <w:sz w:val="24"/>
+          <w:szCs w:val="24"/>
           <w:lang w:eastAsia="fr-CH"/>
+          <w14:ligatures w14:val="standardContextual"/>
         </w:rPr>
       </w:pPr>
-      <w:hyperlink w:anchor="_Toc72079944" w:history="1">
+      <w:hyperlink w:anchor="_Toc199257278" w:history="1">
         <w:r>
           <w:rPr>
             <w:rStyle w:val="Lienhypertexte"/>
@@ -5998,9 +6070,11 @@
             <w:rFonts w:cstheme="minorBidi"/>
             <w:smallCaps w:val="0"/>
             <w:noProof/>
-            <w:sz w:val="22"/>
-            <w:szCs w:val="22"/>
+            <w:kern w:val="2"/>
+            <w:sz w:val="24"/>
+            <w:szCs w:val="24"/>
             <w:lang w:eastAsia="fr-CH"/>
+            <w14:ligatures w14:val="standardContextual"/>
           </w:rPr>
           <w:tab/>
         </w:r>
@@ -6030,7 +6104,7 @@
             <w:noProof/>
             <w:webHidden/>
           </w:rPr>
-          <w:instrText xml:space="preserve"> PAGEREF _Toc72079944 \h </w:instrText>
+          <w:instrText xml:space="preserve"> PAGEREF _Toc199257278 \h </w:instrText>
         </w:r>
         <w:r>
           <w:rPr>
@@ -6050,7 +6124,7 @@
             <w:noProof/>
             <w:webHidden/>
           </w:rPr>
-          <w:t>7</w:t>
+          <w:t>23</w:t>
         </w:r>
         <w:r>
           <w:rPr>
@@ -6072,12 +6146,14 @@
           <w:rFonts w:cstheme="minorBidi"/>
           <w:smallCaps w:val="0"/>
           <w:noProof/>
-          <w:sz w:val="22"/>
-          <w:szCs w:val="22"/>
+          <w:kern w:val="2"/>
+          <w:sz w:val="24"/>
+          <w:szCs w:val="24"/>
           <w:lang w:eastAsia="fr-CH"/>
+          <w14:ligatures w14:val="standardContextual"/>
         </w:rPr>
       </w:pPr>
-      <w:hyperlink w:anchor="_Toc72079945" w:history="1">
+      <w:hyperlink w:anchor="_Toc199257279" w:history="1">
         <w:r>
           <w:rPr>
             <w:rStyle w:val="Lienhypertexte"/>
@@ -6090,9 +6166,11 @@
             <w:rFonts w:cstheme="minorBidi"/>
             <w:smallCaps w:val="0"/>
             <w:noProof/>
-            <w:sz w:val="22"/>
-            <w:szCs w:val="22"/>
+            <w:kern w:val="2"/>
+            <w:sz w:val="24"/>
+            <w:szCs w:val="24"/>
             <w:lang w:eastAsia="fr-CH"/>
+            <w14:ligatures w14:val="standardContextual"/>
           </w:rPr>
           <w:tab/>
         </w:r>
@@ -6122,7 +6200,7 @@
             <w:noProof/>
             <w:webHidden/>
           </w:rPr>
-          <w:instrText xml:space="preserve"> PAGEREF _Toc72079945 \h </w:instrText>
+          <w:instrText xml:space="preserve"> PAGEREF _Toc199257279 \h </w:instrText>
         </w:r>
         <w:r>
           <w:rPr>
@@ -6142,7 +6220,7 @@
             <w:noProof/>
             <w:webHidden/>
           </w:rPr>
-          <w:t>7</w:t>
+          <w:t>24</w:t>
         </w:r>
         <w:r>
           <w:rPr>
@@ -6164,12 +6242,14 @@
           <w:rFonts w:cstheme="minorBidi"/>
           <w:smallCaps w:val="0"/>
           <w:noProof/>
-          <w:sz w:val="22"/>
-          <w:szCs w:val="22"/>
+          <w:kern w:val="2"/>
+          <w:sz w:val="24"/>
+          <w:szCs w:val="24"/>
           <w:lang w:eastAsia="fr-CH"/>
+          <w14:ligatures w14:val="standardContextual"/>
         </w:rPr>
       </w:pPr>
-      <w:hyperlink w:anchor="_Toc72079946" w:history="1">
+      <w:hyperlink w:anchor="_Toc199257280" w:history="1">
         <w:r>
           <w:rPr>
             <w:rStyle w:val="Lienhypertexte"/>
@@ -6182,9 +6262,11 @@
             <w:rFonts w:cstheme="minorBidi"/>
             <w:smallCaps w:val="0"/>
             <w:noProof/>
-            <w:sz w:val="22"/>
-            <w:szCs w:val="22"/>
+            <w:kern w:val="2"/>
+            <w:sz w:val="24"/>
+            <w:szCs w:val="24"/>
             <w:lang w:eastAsia="fr-CH"/>
+            <w14:ligatures w14:val="standardContextual"/>
           </w:rPr>
           <w:tab/>
         </w:r>
@@ -6214,7 +6296,7 @@
             <w:noProof/>
             <w:webHidden/>
           </w:rPr>
-          <w:instrText xml:space="preserve"> PAGEREF _Toc72079946 \h </w:instrText>
+          <w:instrText xml:space="preserve"> PAGEREF _Toc199257280 \h </w:instrText>
         </w:r>
         <w:r>
           <w:rPr>
@@ -6234,7 +6316,7 @@
             <w:noProof/>
             <w:webHidden/>
           </w:rPr>
-          <w:t>7</w:t>
+          <w:t>24</w:t>
         </w:r>
         <w:r>
           <w:rPr>
@@ -6258,12 +6340,14 @@
           <w:bCs w:val="0"/>
           <w:caps w:val="0"/>
           <w:noProof/>
-          <w:sz w:val="22"/>
-          <w:szCs w:val="22"/>
+          <w:kern w:val="2"/>
+          <w:sz w:val="24"/>
+          <w:szCs w:val="24"/>
           <w:lang w:eastAsia="fr-CH"/>
+          <w14:ligatures w14:val="standardContextual"/>
         </w:rPr>
       </w:pPr>
-      <w:hyperlink w:anchor="_Toc72079947" w:history="1">
+      <w:hyperlink w:anchor="_Toc199257281" w:history="1">
         <w:r>
           <w:rPr>
             <w:rStyle w:val="Lienhypertexte"/>
@@ -6278,9 +6362,11 @@
             <w:bCs w:val="0"/>
             <w:caps w:val="0"/>
             <w:noProof/>
-            <w:sz w:val="22"/>
-            <w:szCs w:val="22"/>
+            <w:kern w:val="2"/>
+            <w:sz w:val="24"/>
+            <w:szCs w:val="24"/>
             <w:lang w:eastAsia="fr-CH"/>
+            <w14:ligatures w14:val="standardContextual"/>
           </w:rPr>
           <w:tab/>
         </w:r>
@@ -6310,7 +6396,7 @@
             <w:noProof/>
             <w:webHidden/>
           </w:rPr>
-          <w:instrText xml:space="preserve"> PAGEREF _Toc72079947 \h </w:instrText>
+          <w:instrText xml:space="preserve"> PAGEREF _Toc199257281 \h </w:instrText>
         </w:r>
         <w:r>
           <w:rPr>
@@ -6330,7 +6416,7 @@
             <w:noProof/>
             <w:webHidden/>
           </w:rPr>
-          <w:t>8</w:t>
+          <w:t>25</w:t>
         </w:r>
         <w:r>
           <w:rPr>
@@ -6352,12 +6438,14 @@
           <w:rFonts w:cstheme="minorBidi"/>
           <w:smallCaps w:val="0"/>
           <w:noProof/>
-          <w:sz w:val="22"/>
-          <w:szCs w:val="22"/>
+          <w:kern w:val="2"/>
+          <w:sz w:val="24"/>
+          <w:szCs w:val="24"/>
           <w:lang w:eastAsia="fr-CH"/>
+          <w14:ligatures w14:val="standardContextual"/>
         </w:rPr>
       </w:pPr>
-      <w:hyperlink w:anchor="_Toc72079948" w:history="1">
+      <w:hyperlink w:anchor="_Toc199257282" w:history="1">
         <w:r>
           <w:rPr>
             <w:rStyle w:val="Lienhypertexte"/>
@@ -6370,9 +6458,11 @@
             <w:rFonts w:cstheme="minorBidi"/>
             <w:smallCaps w:val="0"/>
             <w:noProof/>
-            <w:sz w:val="22"/>
-            <w:szCs w:val="22"/>
+            <w:kern w:val="2"/>
+            <w:sz w:val="24"/>
+            <w:szCs w:val="24"/>
             <w:lang w:eastAsia="fr-CH"/>
+            <w14:ligatures w14:val="standardContextual"/>
           </w:rPr>
           <w:tab/>
         </w:r>
@@ -6402,7 +6492,7 @@
             <w:noProof/>
             <w:webHidden/>
           </w:rPr>
-          <w:instrText xml:space="preserve"> PAGEREF _Toc72079948 \h </w:instrText>
+          <w:instrText xml:space="preserve"> PAGEREF _Toc199257282 \h </w:instrText>
         </w:r>
         <w:r>
           <w:rPr>
@@ -6422,7 +6512,7 @@
             <w:noProof/>
             <w:webHidden/>
           </w:rPr>
-          <w:t>8</w:t>
+          <w:t>25</w:t>
         </w:r>
         <w:r>
           <w:rPr>
@@ -6444,12 +6534,14 @@
           <w:rFonts w:cstheme="minorBidi"/>
           <w:smallCaps w:val="0"/>
           <w:noProof/>
-          <w:sz w:val="22"/>
-          <w:szCs w:val="22"/>
+          <w:kern w:val="2"/>
+          <w:sz w:val="24"/>
+          <w:szCs w:val="24"/>
           <w:lang w:eastAsia="fr-CH"/>
+          <w14:ligatures w14:val="standardContextual"/>
         </w:rPr>
       </w:pPr>
-      <w:hyperlink w:anchor="_Toc72079949" w:history="1">
+      <w:hyperlink w:anchor="_Toc199257283" w:history="1">
         <w:r>
           <w:rPr>
             <w:rStyle w:val="Lienhypertexte"/>
@@ -6462,9 +6554,11 @@
             <w:rFonts w:cstheme="minorBidi"/>
             <w:smallCaps w:val="0"/>
             <w:noProof/>
-            <w:sz w:val="22"/>
-            <w:szCs w:val="22"/>
+            <w:kern w:val="2"/>
+            <w:sz w:val="24"/>
+            <w:szCs w:val="24"/>
             <w:lang w:eastAsia="fr-CH"/>
+            <w14:ligatures w14:val="standardContextual"/>
           </w:rPr>
           <w:tab/>
         </w:r>
@@ -6494,7 +6588,7 @@
             <w:noProof/>
             <w:webHidden/>
           </w:rPr>
-          <w:instrText xml:space="preserve"> PAGEREF _Toc72079949 \h </w:instrText>
+          <w:instrText xml:space="preserve"> PAGEREF _Toc199257283 \h </w:instrText>
         </w:r>
         <w:r>
           <w:rPr>
@@ -6514,7 +6608,7 @@
             <w:noProof/>
             <w:webHidden/>
           </w:rPr>
-          <w:t>8</w:t>
+          <w:t>25</w:t>
         </w:r>
         <w:r>
           <w:rPr>
@@ -6536,12 +6630,14 @@
           <w:rFonts w:cstheme="minorBidi"/>
           <w:smallCaps w:val="0"/>
           <w:noProof/>
-          <w:sz w:val="22"/>
-          <w:szCs w:val="22"/>
+          <w:kern w:val="2"/>
+          <w:sz w:val="24"/>
+          <w:szCs w:val="24"/>
           <w:lang w:eastAsia="fr-CH"/>
+          <w14:ligatures w14:val="standardContextual"/>
         </w:rPr>
       </w:pPr>
-      <w:hyperlink w:anchor="_Toc72079950" w:history="1">
+      <w:hyperlink w:anchor="_Toc199257284" w:history="1">
         <w:r>
           <w:rPr>
             <w:rStyle w:val="Lienhypertexte"/>
@@ -6554,9 +6650,11 @@
             <w:rFonts w:cstheme="minorBidi"/>
             <w:smallCaps w:val="0"/>
             <w:noProof/>
-            <w:sz w:val="22"/>
-            <w:szCs w:val="22"/>
+            <w:kern w:val="2"/>
+            <w:sz w:val="24"/>
+            <w:szCs w:val="24"/>
             <w:lang w:eastAsia="fr-CH"/>
+            <w14:ligatures w14:val="standardContextual"/>
           </w:rPr>
           <w:tab/>
         </w:r>
@@ -6586,7 +6684,7 @@
             <w:noProof/>
             <w:webHidden/>
           </w:rPr>
-          <w:instrText xml:space="preserve"> PAGEREF _Toc72079950 \h </w:instrText>
+          <w:instrText xml:space="preserve"> PAGEREF _Toc199257284 \h </w:instrText>
         </w:r>
         <w:r>
           <w:rPr>
@@ -6606,7 +6704,7 @@
             <w:noProof/>
             <w:webHidden/>
           </w:rPr>
-          <w:t>8</w:t>
+          <w:t>25</w:t>
         </w:r>
         <w:r>
           <w:rPr>
@@ -6628,12 +6726,14 @@
           <w:rFonts w:cstheme="minorBidi"/>
           <w:smallCaps w:val="0"/>
           <w:noProof/>
-          <w:sz w:val="22"/>
-          <w:szCs w:val="22"/>
+          <w:kern w:val="2"/>
+          <w:sz w:val="24"/>
+          <w:szCs w:val="24"/>
           <w:lang w:eastAsia="fr-CH"/>
+          <w14:ligatures w14:val="standardContextual"/>
         </w:rPr>
       </w:pPr>
-      <w:hyperlink w:anchor="_Toc72079951" w:history="1">
+      <w:hyperlink w:anchor="_Toc199257285" w:history="1">
         <w:r>
           <w:rPr>
             <w:rStyle w:val="Lienhypertexte"/>
@@ -6646,9 +6746,11 @@
             <w:rFonts w:cstheme="minorBidi"/>
             <w:smallCaps w:val="0"/>
             <w:noProof/>
-            <w:sz w:val="22"/>
-            <w:szCs w:val="22"/>
+            <w:kern w:val="2"/>
+            <w:sz w:val="24"/>
+            <w:szCs w:val="24"/>
             <w:lang w:eastAsia="fr-CH"/>
+            <w14:ligatures w14:val="standardContextual"/>
           </w:rPr>
           <w:tab/>
         </w:r>
@@ -6678,7 +6780,7 @@
             <w:noProof/>
             <w:webHidden/>
           </w:rPr>
-          <w:instrText xml:space="preserve"> PAGEREF _Toc72079951 \h </w:instrText>
+          <w:instrText xml:space="preserve"> PAGEREF _Toc199257285 \h </w:instrText>
         </w:r>
         <w:r>
           <w:rPr>
@@ -6698,7 +6800,7 @@
             <w:noProof/>
             <w:webHidden/>
           </w:rPr>
-          <w:t>8</w:t>
+          <w:t>25</w:t>
         </w:r>
         <w:r>
           <w:rPr>
@@ -6722,12 +6824,14 @@
           <w:bCs w:val="0"/>
           <w:caps w:val="0"/>
           <w:noProof/>
-          <w:sz w:val="22"/>
-          <w:szCs w:val="22"/>
+          <w:kern w:val="2"/>
+          <w:sz w:val="24"/>
+          <w:szCs w:val="24"/>
           <w:lang w:eastAsia="fr-CH"/>
+          <w14:ligatures w14:val="standardContextual"/>
         </w:rPr>
       </w:pPr>
-      <w:hyperlink w:anchor="_Toc72079952" w:history="1">
+      <w:hyperlink w:anchor="_Toc199257286" w:history="1">
         <w:r>
           <w:rPr>
             <w:rStyle w:val="Lienhypertexte"/>
@@ -6742,9 +6846,11 @@
             <w:bCs w:val="0"/>
             <w:caps w:val="0"/>
             <w:noProof/>
-            <w:sz w:val="22"/>
-            <w:szCs w:val="22"/>
+            <w:kern w:val="2"/>
+            <w:sz w:val="24"/>
+            <w:szCs w:val="24"/>
             <w:lang w:eastAsia="fr-CH"/>
+            <w14:ligatures w14:val="standardContextual"/>
           </w:rPr>
           <w:tab/>
         </w:r>
@@ -6774,7 +6880,7 @@
             <w:noProof/>
             <w:webHidden/>
           </w:rPr>
-          <w:instrText xml:space="preserve"> PAGEREF _Toc72079952 \h </w:instrText>
+          <w:instrText xml:space="preserve"> PAGEREF _Toc199257286 \h </w:instrText>
         </w:r>
         <w:r>
           <w:rPr>
@@ -6794,7 +6900,7 @@
             <w:noProof/>
             <w:webHidden/>
           </w:rPr>
-          <w:t>9</w:t>
+          <w:t>26</w:t>
         </w:r>
         <w:r>
           <w:rPr>
@@ -6816,12 +6922,14 @@
           <w:rFonts w:cstheme="minorBidi"/>
           <w:smallCaps w:val="0"/>
           <w:noProof/>
-          <w:sz w:val="22"/>
-          <w:szCs w:val="22"/>
+          <w:kern w:val="2"/>
+          <w:sz w:val="24"/>
+          <w:szCs w:val="24"/>
           <w:lang w:eastAsia="fr-CH"/>
+          <w14:ligatures w14:val="standardContextual"/>
         </w:rPr>
       </w:pPr>
-      <w:hyperlink w:anchor="_Toc72079953" w:history="1">
+      <w:hyperlink w:anchor="_Toc199257287" w:history="1">
         <w:r>
           <w:rPr>
             <w:rStyle w:val="Lienhypertexte"/>
@@ -6834,9 +6942,11 @@
             <w:rFonts w:cstheme="minorBidi"/>
             <w:smallCaps w:val="0"/>
             <w:noProof/>
-            <w:sz w:val="22"/>
-            <w:szCs w:val="22"/>
+            <w:kern w:val="2"/>
+            <w:sz w:val="24"/>
+            <w:szCs w:val="24"/>
             <w:lang w:eastAsia="fr-CH"/>
+            <w14:ligatures w14:val="standardContextual"/>
           </w:rPr>
           <w:tab/>
         </w:r>
@@ -6866,7 +6976,7 @@
             <w:noProof/>
             <w:webHidden/>
           </w:rPr>
-          <w:instrText xml:space="preserve"> PAGEREF _Toc72079953 \h </w:instrText>
+          <w:instrText xml:space="preserve"> PAGEREF _Toc199257287 \h </w:instrText>
         </w:r>
         <w:r>
           <w:rPr>
@@ -6886,7 +6996,7 @@
             <w:noProof/>
             <w:webHidden/>
           </w:rPr>
-          <w:t>9</w:t>
+          <w:t>26</w:t>
         </w:r>
         <w:r>
           <w:rPr>
@@ -6908,12 +7018,14 @@
           <w:rFonts w:cstheme="minorBidi"/>
           <w:smallCaps w:val="0"/>
           <w:noProof/>
-          <w:sz w:val="22"/>
-          <w:szCs w:val="22"/>
+          <w:kern w:val="2"/>
+          <w:sz w:val="24"/>
+          <w:szCs w:val="24"/>
           <w:lang w:eastAsia="fr-CH"/>
+          <w14:ligatures w14:val="standardContextual"/>
         </w:rPr>
       </w:pPr>
-      <w:hyperlink w:anchor="_Toc72079954" w:history="1">
+      <w:hyperlink w:anchor="_Toc199257288" w:history="1">
         <w:r>
           <w:rPr>
             <w:rStyle w:val="Lienhypertexte"/>
@@ -6926,9 +7038,11 @@
             <w:rFonts w:cstheme="minorBidi"/>
             <w:smallCaps w:val="0"/>
             <w:noProof/>
-            <w:sz w:val="22"/>
-            <w:szCs w:val="22"/>
+            <w:kern w:val="2"/>
+            <w:sz w:val="24"/>
+            <w:szCs w:val="24"/>
             <w:lang w:eastAsia="fr-CH"/>
+            <w14:ligatures w14:val="standardContextual"/>
           </w:rPr>
           <w:tab/>
         </w:r>
@@ -6958,7 +7072,7 @@
             <w:noProof/>
             <w:webHidden/>
           </w:rPr>
-          <w:instrText xml:space="preserve"> PAGEREF _Toc72079954 \h </w:instrText>
+          <w:instrText xml:space="preserve"> PAGEREF _Toc199257288 \h </w:instrText>
         </w:r>
         <w:r>
           <w:rPr>
@@ -6978,7 +7092,7 @@
             <w:noProof/>
             <w:webHidden/>
           </w:rPr>
-          <w:t>9</w:t>
+          <w:t>26</w:t>
         </w:r>
         <w:r>
           <w:rPr>
@@ -7000,12 +7114,14 @@
           <w:rFonts w:cstheme="minorBidi"/>
           <w:smallCaps w:val="0"/>
           <w:noProof/>
-          <w:sz w:val="22"/>
-          <w:szCs w:val="22"/>
+          <w:kern w:val="2"/>
+          <w:sz w:val="24"/>
+          <w:szCs w:val="24"/>
           <w:lang w:eastAsia="fr-CH"/>
+          <w14:ligatures w14:val="standardContextual"/>
         </w:rPr>
       </w:pPr>
-      <w:hyperlink w:anchor="_Toc72079955" w:history="1">
+      <w:hyperlink w:anchor="_Toc199257289" w:history="1">
         <w:r>
           <w:rPr>
             <w:rStyle w:val="Lienhypertexte"/>
@@ -7018,9 +7134,11 @@
             <w:rFonts w:cstheme="minorBidi"/>
             <w:smallCaps w:val="0"/>
             <w:noProof/>
-            <w:sz w:val="22"/>
-            <w:szCs w:val="22"/>
+            <w:kern w:val="2"/>
+            <w:sz w:val="24"/>
+            <w:szCs w:val="24"/>
             <w:lang w:eastAsia="fr-CH"/>
+            <w14:ligatures w14:val="standardContextual"/>
           </w:rPr>
           <w:tab/>
         </w:r>
@@ -7050,7 +7168,7 @@
             <w:noProof/>
             <w:webHidden/>
           </w:rPr>
-          <w:instrText xml:space="preserve"> PAGEREF _Toc72079955 \h </w:instrText>
+          <w:instrText xml:space="preserve"> PAGEREF _Toc199257289 \h </w:instrText>
         </w:r>
         <w:r>
           <w:rPr>
@@ -7070,7 +7188,7 @@
             <w:noProof/>
             <w:webHidden/>
           </w:rPr>
-          <w:t>9</w:t>
+          <w:t>26</w:t>
         </w:r>
         <w:r>
           <w:rPr>
@@ -7092,12 +7210,14 @@
           <w:rFonts w:cstheme="minorBidi"/>
           <w:smallCaps w:val="0"/>
           <w:noProof/>
-          <w:sz w:val="22"/>
-          <w:szCs w:val="22"/>
+          <w:kern w:val="2"/>
+          <w:sz w:val="24"/>
+          <w:szCs w:val="24"/>
           <w:lang w:eastAsia="fr-CH"/>
+          <w14:ligatures w14:val="standardContextual"/>
         </w:rPr>
       </w:pPr>
-      <w:hyperlink w:anchor="_Toc72079956" w:history="1">
+      <w:hyperlink w:anchor="_Toc199257290" w:history="1">
         <w:r>
           <w:rPr>
             <w:rStyle w:val="Lienhypertexte"/>
@@ -7110,9 +7230,11 @@
             <w:rFonts w:cstheme="minorBidi"/>
             <w:smallCaps w:val="0"/>
             <w:noProof/>
-            <w:sz w:val="22"/>
-            <w:szCs w:val="22"/>
+            <w:kern w:val="2"/>
+            <w:sz w:val="24"/>
+            <w:szCs w:val="24"/>
             <w:lang w:eastAsia="fr-CH"/>
+            <w14:ligatures w14:val="standardContextual"/>
           </w:rPr>
           <w:tab/>
         </w:r>
@@ -7142,7 +7264,7 @@
             <w:noProof/>
             <w:webHidden/>
           </w:rPr>
-          <w:instrText xml:space="preserve"> PAGEREF _Toc72079956 \h </w:instrText>
+          <w:instrText xml:space="preserve"> PAGEREF _Toc199257290 \h </w:instrText>
         </w:r>
         <w:r>
           <w:rPr>
@@ -7162,7 +7284,7 @@
             <w:noProof/>
             <w:webHidden/>
           </w:rPr>
-          <w:t>9</w:t>
+          <w:t>26</w:t>
         </w:r>
         <w:r>
           <w:rPr>
@@ -7184,12 +7306,14 @@
           <w:rFonts w:cstheme="minorBidi"/>
           <w:smallCaps w:val="0"/>
           <w:noProof/>
-          <w:sz w:val="22"/>
-          <w:szCs w:val="22"/>
+          <w:kern w:val="2"/>
+          <w:sz w:val="24"/>
+          <w:szCs w:val="24"/>
           <w:lang w:eastAsia="fr-CH"/>
+          <w14:ligatures w14:val="standardContextual"/>
         </w:rPr>
       </w:pPr>
-      <w:hyperlink w:anchor="_Toc72079957" w:history="1">
+      <w:hyperlink w:anchor="_Toc199257291" w:history="1">
         <w:r>
           <w:rPr>
             <w:rStyle w:val="Lienhypertexte"/>
@@ -7202,9 +7326,11 @@
             <w:rFonts w:cstheme="minorBidi"/>
             <w:smallCaps w:val="0"/>
             <w:noProof/>
-            <w:sz w:val="22"/>
-            <w:szCs w:val="22"/>
+            <w:kern w:val="2"/>
+            <w:sz w:val="24"/>
+            <w:szCs w:val="24"/>
             <w:lang w:eastAsia="fr-CH"/>
+            <w14:ligatures w14:val="standardContextual"/>
           </w:rPr>
           <w:tab/>
         </w:r>
@@ -7234,7 +7360,7 @@
             <w:noProof/>
             <w:webHidden/>
           </w:rPr>
-          <w:instrText xml:space="preserve"> PAGEREF _Toc72079957 \h </w:instrText>
+          <w:instrText xml:space="preserve"> PAGEREF _Toc199257291 \h </w:instrText>
         </w:r>
         <w:r>
           <w:rPr>
@@ -7254,7 +7380,7 @@
             <w:noProof/>
             <w:webHidden/>
           </w:rPr>
-          <w:t>9</w:t>
+          <w:t>26</w:t>
         </w:r>
         <w:r>
           <w:rPr>
@@ -7295,22 +7421,22 @@
       <w:pPr>
         <w:pStyle w:val="Titre1"/>
       </w:pPr>
-      <w:bookmarkStart w:id="4" w:name="_Toc72079929"/>
+      <w:bookmarkStart w:id="4" w:name="_Toc199257263"/>
       <w:r>
         <w:lastRenderedPageBreak/>
         <w:t>Information</w:t>
       </w:r>
+      <w:bookmarkEnd w:id="3"/>
+      <w:bookmarkEnd w:id="4"/>
       <w:bookmarkEnd w:id="2"/>
       <w:bookmarkEnd w:id="1"/>
       <w:bookmarkEnd w:id="0"/>
-      <w:bookmarkEnd w:id="3"/>
-      <w:bookmarkEnd w:id="4"/>
     </w:p>
     <w:p>
       <w:pPr>
         <w:pStyle w:val="Titre2"/>
       </w:pPr>
-      <w:bookmarkStart w:id="5" w:name="_Toc72079930"/>
+      <w:bookmarkStart w:id="5" w:name="_Toc199257264"/>
       <w:bookmarkStart w:id="6" w:name="_Toc40259939"/>
       <w:bookmarkStart w:id="7" w:name="_Toc40260206"/>
       <w:bookmarkStart w:id="8" w:name="_Toc40260290"/>
@@ -7377,7 +7503,6 @@
       <w:bookmarkStart w:id="11" w:name="_Toc40260219"/>
       <w:bookmarkStart w:id="12" w:name="_Toc40260303"/>
       <w:bookmarkStart w:id="13" w:name="_Toc40260350"/>
-      <w:bookmarkStart w:id="14" w:name="_Toc72079931"/>
       <w:r>
         <w:t xml:space="preserve">Je dois créer le prototype du jeu du moulin sur PCB en continuant </w:t>
       </w:r>
@@ -7787,6 +7912,7 @@
       <w:pPr>
         <w:pStyle w:val="Titre2"/>
       </w:pPr>
+      <w:bookmarkStart w:id="14" w:name="_Toc199257265"/>
       <w:r>
         <w:t xml:space="preserve">Schéma </w:t>
       </w:r>
@@ -7812,6 +7938,73 @@
     </w:p>
     <w:p>
       <w:r>
+        <w:rPr>
+          <w:noProof/>
+        </w:rPr>
+        <w:drawing>
+          <wp:anchor distT="0" distB="0" distL="114300" distR="114300" simplePos="0" relativeHeight="251685376" behindDoc="0" locked="0" layoutInCell="1" allowOverlap="1" wp14:anchorId="08285813" wp14:editId="709E67CF">
+            <wp:simplePos x="0" y="0"/>
+            <wp:positionH relativeFrom="margin">
+              <wp:align>center</wp:align>
+            </wp:positionH>
+            <wp:positionV relativeFrom="paragraph">
+              <wp:posOffset>241427</wp:posOffset>
+            </wp:positionV>
+            <wp:extent cx="3701415" cy="3022854"/>
+            <wp:effectExtent l="0" t="0" r="0" b="6350"/>
+            <wp:wrapTopAndBottom/>
+            <wp:docPr id="141172515" name="Image 3" descr="Une image contenant texte, carte de visite, capture d’écran, conception&#10;&#10;Le contenu généré par l’IA peut être incorrect."/>
+            <wp:cNvGraphicFramePr>
+              <a:graphicFrameLocks xmlns:a="http://schemas.openxmlformats.org/drawingml/2006/main" noChangeAspect="1"/>
+            </wp:cNvGraphicFramePr>
+            <a:graphic xmlns:a="http://schemas.openxmlformats.org/drawingml/2006/main">
+              <a:graphicData uri="http://schemas.openxmlformats.org/drawingml/2006/picture">
+                <pic:pic xmlns:pic="http://schemas.openxmlformats.org/drawingml/2006/picture">
+                  <pic:nvPicPr>
+                    <pic:cNvPr id="141172515" name="Image 3" descr="Une image contenant texte, carte de visite, capture d’écran, conception&#10;&#10;Le contenu généré par l’IA peut être incorrect."/>
+                    <pic:cNvPicPr>
+                      <a:picLocks noChangeAspect="1" noChangeArrowheads="1"/>
+                    </pic:cNvPicPr>
+                  </pic:nvPicPr>
+                  <pic:blipFill>
+                    <a:blip r:embed="rId11">
+                      <a:extLst>
+                        <a:ext uri="{28A0092B-C50C-407E-A947-70E740481C1C}">
+                          <a14:useLocalDpi xmlns:a14="http://schemas.microsoft.com/office/drawing/2010/main" val="0"/>
+                        </a:ext>
+                      </a:extLst>
+                    </a:blip>
+                    <a:srcRect/>
+                    <a:stretch>
+                      <a:fillRect/>
+                    </a:stretch>
+                  </pic:blipFill>
+                  <pic:spPr bwMode="auto">
+                    <a:xfrm>
+                      <a:off x="0" y="0"/>
+                      <a:ext cx="3701415" cy="3022854"/>
+                    </a:xfrm>
+                    <a:prstGeom prst="rect">
+                      <a:avLst/>
+                    </a:prstGeom>
+                    <a:noFill/>
+                    <a:ln>
+                      <a:noFill/>
+                    </a:ln>
+                  </pic:spPr>
+                </pic:pic>
+              </a:graphicData>
+            </a:graphic>
+            <wp14:sizeRelH relativeFrom="margin">
+              <wp14:pctWidth>0</wp14:pctWidth>
+            </wp14:sizeRelH>
+            <wp14:sizeRelV relativeFrom="margin">
+              <wp14:pctHeight>0</wp14:pctHeight>
+            </wp14:sizeRelV>
+          </wp:anchor>
+        </w:drawing>
+      </w:r>
+      <w:r>
         <w:t xml:space="preserve">Le fonctionnement du projet est basé sur </w:t>
       </w:r>
       <w:r>
@@ -7820,57 +8013,9 @@
       <w:r>
         <w:t xml:space="preserve"> parties principales.</w:t>
       </w:r>
-    </w:p>
-    <w:p>
-      <w:pPr>
-        <w:rPr>
-          <w:b/>
-          <w:bCs/>
-        </w:rPr>
-      </w:pPr>
-      <w:r>
-        <w:object w:dxaOrig="7711" w:dyaOrig="5304" w14:anchorId="67E71DBF">
-          <v:shapetype id="_x0000_t75" coordsize="21600,21600" o:spt="75" o:preferrelative="t" path="m@4@5l@4@11@9@11@9@5xe" filled="f" stroked="f">
-            <v:stroke joinstyle="miter"/>
-            <v:formulas>
-              <v:f eqn="if lineDrawn pixelLineWidth 0"/>
-              <v:f eqn="sum @0 1 0"/>
-              <v:f eqn="sum 0 0 @1"/>
-              <v:f eqn="prod @2 1 2"/>
-              <v:f eqn="prod @3 21600 pixelWidth"/>
-              <v:f eqn="prod @3 21600 pixelHeight"/>
-              <v:f eqn="sum @0 0 1"/>
-              <v:f eqn="prod @6 1 2"/>
-              <v:f eqn="prod @7 21600 pixelWidth"/>
-              <v:f eqn="sum @8 21600 0"/>
-              <v:f eqn="prod @7 21600 pixelHeight"/>
-              <v:f eqn="sum @10 21600 0"/>
-            </v:formulas>
-            <v:path o:extrusionok="f" gradientshapeok="t" o:connecttype="rect"/>
-            <o:lock v:ext="edit" aspectratio="t"/>
-          </v:shapetype>
-          <v:shape id="_x0000_i1025" type="#_x0000_t75" style="width:281.45pt;height:193.6pt" o:ole="">
-            <v:imagedata r:id="rId11" o:title=""/>
-          </v:shape>
-          <o:OLEObject Type="Embed" ProgID="Visio.Drawing.15" ShapeID="_x0000_i1025" DrawAspect="Content" ObjectID="_1809524390" r:id="rId12"/>
-        </w:object>
-      </w:r>
-    </w:p>
-    <w:p>
-      <w:pPr>
-        <w:rPr>
-          <w:b/>
-          <w:bCs/>
-        </w:rPr>
-      </w:pPr>
-    </w:p>
-    <w:p>
-      <w:pPr>
-        <w:rPr>
-          <w:b/>
-          <w:bCs/>
-        </w:rPr>
-      </w:pPr>
+      <w:r>
+        <w:t xml:space="preserve"> </w:t>
+      </w:r>
     </w:p>
     <w:p>
       <w:r>
@@ -7912,6 +8057,18 @@
       <w:r>
         <w:t>des joueurs.</w:t>
       </w:r>
+      <w:r>
+        <w:t xml:space="preserve"> Elles sont </w:t>
+      </w:r>
+      <w:r>
+        <w:t>organisées</w:t>
+      </w:r>
+      <w:r>
+        <w:t xml:space="preserve"> en matrice pour pouvoir avoir plus de contrôle en utilisant moins d’IO</w:t>
+      </w:r>
+      <w:r>
+        <w:t>.</w:t>
+      </w:r>
     </w:p>
     <w:p>
       <w:pPr>
@@ -7966,6 +8123,15 @@
       <w:r>
         <w:t>sera utilisé pour commander toutes les parties de l’objet.</w:t>
       </w:r>
+      <w:r>
+        <w:t xml:space="preserve"> </w:t>
+      </w:r>
+      <w:r>
+        <w:t xml:space="preserve"> Contrairement au matériel utilisé d’habitude, celui-ci sera un STM32 et non un PIC</w:t>
+      </w:r>
+      <w:r>
+        <w:t>.</w:t>
+      </w:r>
     </w:p>
     <w:p>
       <w:r>
@@ -8033,13 +8199,14 @@
         <w:t xml:space="preserve"> </w:t>
       </w:r>
       <w:r>
+        <w:t xml:space="preserve">et </w:t>
+      </w:r>
+      <w:r>
         <w:t xml:space="preserve">sortira 3.3V à l’aide d’un régulateur linéaire. J’ai aussi </w:t>
       </w:r>
-      <w:proofErr w:type="spellStart"/>
-      <w:r>
-        <w:t>choisit</w:t>
-      </w:r>
-      <w:proofErr w:type="spellEnd"/>
+      <w:r>
+        <w:t>choisi</w:t>
+      </w:r>
       <w:r>
         <w:t xml:space="preserve"> d’inclure une protection de polarisation inverse en cas d’erreur de connexion de l’alimentation de </w:t>
       </w:r>
@@ -8064,7 +8231,7 @@
       <w:bookmarkStart w:id="16" w:name="_Toc40260207"/>
       <w:bookmarkStart w:id="17" w:name="_Toc40260291"/>
       <w:bookmarkStart w:id="18" w:name="_Toc40260338"/>
-      <w:bookmarkStart w:id="19" w:name="_Toc72079932"/>
+      <w:bookmarkStart w:id="19" w:name="_Toc199257266"/>
       <w:r>
         <w:lastRenderedPageBreak/>
         <w:t>Planification</w:t>
@@ -8083,7 +8250,7 @@
       <w:bookmarkStart w:id="21" w:name="_Toc40260208"/>
       <w:bookmarkStart w:id="22" w:name="_Toc40260292"/>
       <w:bookmarkStart w:id="23" w:name="_Toc40260339"/>
-      <w:bookmarkStart w:id="24" w:name="_Toc72079933"/>
+      <w:bookmarkStart w:id="24" w:name="_Toc199257267"/>
       <w:r>
         <w:rPr>
           <w:noProof/>
@@ -8112,7 +8279,7 @@
                     <pic:cNvPicPr/>
                   </pic:nvPicPr>
                   <pic:blipFill>
-                    <a:blip r:embed="rId13">
+                    <a:blip r:embed="rId12">
                       <a:extLst>
                         <a:ext uri="{28A0092B-C50C-407E-A947-70E740481C1C}">
                           <a14:useLocalDpi xmlns:a14="http://schemas.microsoft.com/office/drawing/2010/main" val="0"/>
@@ -8161,7 +8328,7 @@
       <w:bookmarkStart w:id="26" w:name="_Toc40260209"/>
       <w:bookmarkStart w:id="27" w:name="_Toc40260293"/>
       <w:bookmarkStart w:id="28" w:name="_Toc40260340"/>
-      <w:bookmarkStart w:id="29" w:name="_Toc72079934"/>
+      <w:bookmarkStart w:id="29" w:name="_Toc199257268"/>
       <w:r>
         <w:lastRenderedPageBreak/>
         <w:t>Calendrier</w:t>
@@ -8197,7 +8364,7 @@
       <w:bookmarkStart w:id="31" w:name="_Toc40260210"/>
       <w:bookmarkStart w:id="32" w:name="_Toc40260294"/>
       <w:bookmarkStart w:id="33" w:name="_Toc40260341"/>
-      <w:bookmarkStart w:id="34" w:name="_Toc72079935"/>
+      <w:bookmarkStart w:id="34" w:name="_Toc199257269"/>
       <w:r>
         <w:lastRenderedPageBreak/>
         <w:t>Décision</w:t>
@@ -8391,7 +8558,7 @@
       <w:bookmarkStart w:id="36" w:name="_Toc40260218"/>
       <w:bookmarkStart w:id="37" w:name="_Toc40260302"/>
       <w:bookmarkStart w:id="38" w:name="_Toc40260349"/>
-      <w:bookmarkStart w:id="39" w:name="_Toc72079936"/>
+      <w:bookmarkStart w:id="39" w:name="_Toc199257270"/>
       <w:r>
         <w:lastRenderedPageBreak/>
         <w:t>Réalisation</w:t>
@@ -8406,83 +8573,11 @@
       <w:pPr>
         <w:pStyle w:val="Titre2"/>
       </w:pPr>
-      <w:bookmarkStart w:id="40" w:name="_Toc72079937"/>
+      <w:bookmarkStart w:id="40" w:name="_Toc199257271"/>
       <w:r>
         <w:t>Schéma bloc de l'électronique à développer</w:t>
       </w:r>
       <w:bookmarkEnd w:id="40"/>
-    </w:p>
-    <w:p>
-      <w:r>
-        <w:t xml:space="preserve">Pour le schéma bloc, j’ai </w:t>
-      </w:r>
-      <w:r>
-        <w:t xml:space="preserve">repris </w:t>
-      </w:r>
-      <w:r>
-        <w:t xml:space="preserve"> le même que c</w:t>
-      </w:r>
-      <w:r>
-        <w:t>elui imposer car il contient déjà tout ce qui est nécessaire. Le voici :</w:t>
-      </w:r>
-    </w:p>
-    <w:p>
-      <w:pPr>
-        <w:ind w:left="1416"/>
-      </w:pPr>
-      <w:r>
-        <w:object w:dxaOrig="7711" w:dyaOrig="5304" w14:anchorId="5149E588">
-          <v:shape id="_x0000_i1026" type="#_x0000_t75" style="width:281.45pt;height:193.6pt" o:ole="">
-            <v:imagedata r:id="rId11" o:title=""/>
-          </v:shape>
-          <o:OLEObject Type="Embed" ProgID="Visio.Drawing.15" ShapeID="_x0000_i1026" DrawAspect="Content" ObjectID="_1809524391" r:id="rId14"/>
-        </w:object>
-      </w:r>
-    </w:p>
-    <w:p>
-      <w:pPr>
-        <w:rPr>
-          <w:i/>
-          <w:iCs/>
-        </w:rPr>
-      </w:pPr>
-      <w:r>
-        <w:rPr>
-          <w:i/>
-          <w:iCs/>
-        </w:rPr>
-        <w:t>Changements si nécessaire :</w:t>
-      </w:r>
-    </w:p>
-    <w:p>
-      <w:r>
-        <w:t>Je n’ai pas eu besoin de faire de changements au schéma bloque fourni</w:t>
-      </w:r>
-      <w:r>
-        <w:t xml:space="preserve"> car les éléments nécessaire y étaient déjà.</w:t>
-      </w:r>
-    </w:p>
-    <w:p>
-      <w:pPr>
-        <w:pStyle w:val="Titre2"/>
-      </w:pPr>
-      <w:bookmarkStart w:id="41" w:name="_Toc72079938"/>
-      <w:r>
-        <w:lastRenderedPageBreak/>
-        <w:t>Description des éléments principaux</w:t>
-      </w:r>
-      <w:bookmarkEnd w:id="41"/>
-    </w:p>
-    <w:p>
-      <w:pPr>
-        <w:pStyle w:val="Titre3"/>
-      </w:pPr>
-      <w:r>
-        <w:t>Généralité sur le</w:t>
-      </w:r>
-      <w:r>
-        <w:t>s Touches Capacitives</w:t>
-      </w:r>
     </w:p>
     <w:p>
       <w:r>
@@ -8490,18 +8585,18 @@
           <w:noProof/>
         </w:rPr>
         <w:drawing>
-          <wp:anchor distT="0" distB="0" distL="114300" distR="114300" simplePos="0" relativeHeight="251670016" behindDoc="0" locked="0" layoutInCell="1" allowOverlap="1" wp14:anchorId="22845444" wp14:editId="49A17E6F">
+          <wp:anchor distT="0" distB="0" distL="114300" distR="114300" simplePos="0" relativeHeight="251686400" behindDoc="0" locked="0" layoutInCell="1" allowOverlap="1" wp14:anchorId="7309AF93" wp14:editId="4777568F">
             <wp:simplePos x="0" y="0"/>
             <wp:positionH relativeFrom="margin">
-              <wp:posOffset>819150</wp:posOffset>
+              <wp:align>center</wp:align>
             </wp:positionH>
             <wp:positionV relativeFrom="paragraph">
-              <wp:posOffset>397510</wp:posOffset>
+              <wp:posOffset>456398</wp:posOffset>
             </wp:positionV>
-            <wp:extent cx="3800475" cy="3550285"/>
-            <wp:effectExtent l="0" t="0" r="9525" b="0"/>
+            <wp:extent cx="3381375" cy="2966085"/>
+            <wp:effectExtent l="0" t="0" r="9525" b="5715"/>
             <wp:wrapTopAndBottom/>
-            <wp:docPr id="1358238765" name="Image 1" descr="Une image contenant cercle, Caractère coloré, Graphique, capture d’écran&#10;&#10;Le contenu généré par l’IA peut être incorrect."/>
+            <wp:docPr id="57811988" name="Image 4" descr="Une image contenant texte, carte de visite, capture d’écran, conception&#10;&#10;Le contenu généré par l’IA peut être incorrect."/>
             <wp:cNvGraphicFramePr>
               <a:graphicFrameLocks xmlns:a="http://schemas.openxmlformats.org/drawingml/2006/main" noChangeAspect="1"/>
             </wp:cNvGraphicFramePr>
@@ -8509,11 +8604,151 @@
               <a:graphicData uri="http://schemas.openxmlformats.org/drawingml/2006/picture">
                 <pic:pic xmlns:pic="http://schemas.openxmlformats.org/drawingml/2006/picture">
                   <pic:nvPicPr>
-                    <pic:cNvPr id="1358238765" name="Image 1" descr="Une image contenant cercle, Caractère coloré, Graphique, capture d’écran&#10;&#10;Le contenu généré par l’IA peut être incorrect."/>
+                    <pic:cNvPr id="57811988" name="Image 4" descr="Une image contenant texte, carte de visite, capture d’écran, conception&#10;&#10;Le contenu généré par l’IA peut être incorrect."/>
+                    <pic:cNvPicPr>
+                      <a:picLocks noChangeAspect="1" noChangeArrowheads="1"/>
+                    </pic:cNvPicPr>
+                  </pic:nvPicPr>
+                  <pic:blipFill>
+                    <a:blip r:embed="rId11">
+                      <a:extLst>
+                        <a:ext uri="{28A0092B-C50C-407E-A947-70E740481C1C}">
+                          <a14:useLocalDpi xmlns:a14="http://schemas.microsoft.com/office/drawing/2010/main" val="0"/>
+                        </a:ext>
+                      </a:extLst>
+                    </a:blip>
+                    <a:srcRect/>
+                    <a:stretch>
+                      <a:fillRect/>
+                    </a:stretch>
+                  </pic:blipFill>
+                  <pic:spPr bwMode="auto">
+                    <a:xfrm>
+                      <a:off x="0" y="0"/>
+                      <a:ext cx="3381375" cy="2966085"/>
+                    </a:xfrm>
+                    <a:prstGeom prst="rect">
+                      <a:avLst/>
+                    </a:prstGeom>
+                    <a:noFill/>
+                    <a:ln>
+                      <a:noFill/>
+                    </a:ln>
+                  </pic:spPr>
+                </pic:pic>
+              </a:graphicData>
+            </a:graphic>
+          </wp:anchor>
+        </w:drawing>
+      </w:r>
+      <w:r>
+        <w:t>Pour le schéma bloc, j</w:t>
+      </w:r>
+      <w:r>
+        <w:t>e me suis inspiré de</w:t>
+      </w:r>
+      <w:r>
+        <w:t xml:space="preserve"> c</w:t>
+      </w:r>
+      <w:r>
+        <w:t>elui</w:t>
+      </w:r>
+      <w:r>
+        <w:t xml:space="preserve"> qui m’était</w:t>
+      </w:r>
+      <w:r>
+        <w:t xml:space="preserve"> impose</w:t>
+      </w:r>
+      <w:r>
+        <w:t>r</w:t>
+      </w:r>
+      <w:r>
+        <w:t xml:space="preserve"> car il contient déjà </w:t>
+      </w:r>
+      <w:r>
+        <w:t>la majorité des choses nécessaires</w:t>
+      </w:r>
+      <w:r>
+        <w:t>. Le voici :</w:t>
+      </w:r>
+    </w:p>
+    <w:p>
+      <w:pPr>
+        <w:ind w:left="1416"/>
+      </w:pPr>
+    </w:p>
+    <w:p>
+      <w:pPr>
+        <w:rPr>
+          <w:i/>
+          <w:iCs/>
+        </w:rPr>
+      </w:pPr>
+      <w:r>
+        <w:rPr>
+          <w:i/>
+          <w:iCs/>
+        </w:rPr>
+        <w:t>Changements si nécessaire :</w:t>
+      </w:r>
+    </w:p>
+    <w:p>
+      <w:r>
+        <w:t>J’ai uniquement modifié le bloc régulateur en alimentation car je compte y ajouté une protection de circuit en cas de polarisation inverse basée sur un MOSFET canal P.</w:t>
+      </w:r>
+    </w:p>
+    <w:p>
+      <w:pPr>
+        <w:pStyle w:val="Titre2"/>
+      </w:pPr>
+      <w:bookmarkStart w:id="41" w:name="_Toc199257272"/>
+      <w:r>
+        <w:lastRenderedPageBreak/>
+        <w:t>Description des éléments principaux</w:t>
+      </w:r>
+      <w:bookmarkEnd w:id="41"/>
+    </w:p>
+    <w:p>
+      <w:pPr>
+        <w:pStyle w:val="Titre3"/>
+      </w:pPr>
+      <w:r>
+        <w:t>Généralité sur le</w:t>
+      </w:r>
+      <w:r>
+        <w:t>s Touches Capacitives</w:t>
+      </w:r>
+    </w:p>
+    <w:p>
+      <w:r>
+        <w:rPr>
+          <w:noProof/>
+        </w:rPr>
+        <w:drawing>
+          <wp:anchor distT="0" distB="0" distL="114300" distR="114300" simplePos="0" relativeHeight="251687424" behindDoc="0" locked="0" layoutInCell="1" allowOverlap="1" wp14:anchorId="275D3BFA" wp14:editId="7D7B8F97">
+            <wp:simplePos x="0" y="0"/>
+            <wp:positionH relativeFrom="margin">
+              <wp:align>center</wp:align>
+            </wp:positionH>
+            <wp:positionV relativeFrom="paragraph">
+              <wp:posOffset>392694</wp:posOffset>
+            </wp:positionV>
+            <wp:extent cx="3433313" cy="4371221"/>
+            <wp:effectExtent l="0" t="0" r="0" b="0"/>
+            <wp:wrapTopAndBottom/>
+            <wp:docPr id="539031631" name="Image 1" descr="Une image contenant texte, cercle, capture d’écran, Graphique&#10;&#10;Le contenu généré par l’IA peut être incorrect."/>
+            <wp:cNvGraphicFramePr>
+              <a:graphicFrameLocks xmlns:a="http://schemas.openxmlformats.org/drawingml/2006/main" noChangeAspect="1"/>
+            </wp:cNvGraphicFramePr>
+            <a:graphic xmlns:a="http://schemas.openxmlformats.org/drawingml/2006/main">
+              <a:graphicData uri="http://schemas.openxmlformats.org/drawingml/2006/picture">
+                <pic:pic xmlns:pic="http://schemas.openxmlformats.org/drawingml/2006/picture">
+                  <pic:nvPicPr>
+                    <pic:cNvPr id="539031631" name="Image 1" descr="Une image contenant texte, cercle, capture d’écran, Graphique&#10;&#10;Le contenu généré par l’IA peut être incorrect."/>
                     <pic:cNvPicPr/>
                   </pic:nvPicPr>
                   <pic:blipFill>
-                    <a:blip r:embed="rId15">
+                    <a:blip r:embed="rId13">
                       <a:extLst>
                         <a:ext uri="{28A0092B-C50C-407E-A947-70E740481C1C}">
                           <a14:useLocalDpi xmlns:a14="http://schemas.microsoft.com/office/drawing/2010/main" val="0"/>
@@ -8527,7 +8762,7 @@
                   <pic:spPr>
                     <a:xfrm>
                       <a:off x="0" y="0"/>
-                      <a:ext cx="3800475" cy="3550285"/>
+                      <a:ext cx="3433313" cy="4371221"/>
                     </a:xfrm>
                     <a:prstGeom prst="rect">
                       <a:avLst/>
@@ -8536,12 +8771,6 @@
                 </pic:pic>
               </a:graphicData>
             </a:graphic>
-            <wp14:sizeRelH relativeFrom="margin">
-              <wp14:pctWidth>0</wp14:pctWidth>
-            </wp14:sizeRelH>
-            <wp14:sizeRelV relativeFrom="margin">
-              <wp14:pctHeight>0</wp14:pctHeight>
-            </wp14:sizeRelV>
           </wp:anchor>
         </w:drawing>
       </w:r>
@@ -8549,6 +8778,7 @@
         <w:t xml:space="preserve">Elles sont créées directement sur le PCB à l’aide d’empreintes spécifiques qui engendre une capacité. Cette capacité variera si un doigt est présent sur la touche. </w:t>
       </w:r>
     </w:p>
+    <w:p/>
     <w:p>
       <w:r>
         <w:t>Pour détecter si la touche est pressée ou non on utilise un autre condensateur de valeur connue (Cs, Condensateur de sampling, ou échantillonnage en français).</w:t>
@@ -8559,6 +8789,7 @@
         <w:rPr>
           <w:noProof/>
         </w:rPr>
+        <w:lastRenderedPageBreak/>
         <w:drawing>
           <wp:anchor distT="0" distB="0" distL="114300" distR="114300" simplePos="0" relativeHeight="251671040" behindDoc="0" locked="0" layoutInCell="1" allowOverlap="1" wp14:anchorId="537C37F9" wp14:editId="39434534">
             <wp:simplePos x="0" y="0"/>
@@ -8585,7 +8816,7 @@
                     </pic:cNvPicPr>
                   </pic:nvPicPr>
                   <pic:blipFill rotWithShape="1">
-                    <a:blip r:embed="rId16">
+                    <a:blip r:embed="rId14">
                       <a:extLst>
                         <a:ext uri="{28A0092B-C50C-407E-A947-70E740481C1C}">
                           <a14:useLocalDpi xmlns:a14="http://schemas.microsoft.com/office/drawing/2010/main" val="0"/>
@@ -8659,13 +8890,7 @@
         <w:t xml:space="preserve"> et</w:t>
       </w:r>
       <w:r>
-        <w:t xml:space="preserve"> ou pourra déterminer si un doigt (ou autre </w:t>
-      </w:r>
-      <w:r>
-        <w:t>diélectrique)</w:t>
-      </w:r>
-      <w:r>
-        <w:t xml:space="preserve"> est présent sur la touche.</w:t>
+        <w:t xml:space="preserve"> ou pourra déterminer si un doigt est présent sur la touche.</w:t>
       </w:r>
       <w:r>
         <w:t xml:space="preserve"> </w:t>
@@ -8688,7 +8913,6 @@
     </w:p>
     <w:p>
       <w:r>
-        <w:lastRenderedPageBreak/>
         <w:t>Avec cette formule, on peut voir la relation entre l</w:t>
       </w:r>
       <w:r>
@@ -8726,7 +8950,7 @@
                     </pic:cNvPicPr>
                   </pic:nvPicPr>
                   <pic:blipFill>
-                    <a:blip r:embed="rId17" cstate="print">
+                    <a:blip r:embed="rId15" cstate="print">
                       <a:extLst>
                         <a:ext uri="{28A0092B-C50C-407E-A947-70E740481C1C}">
                           <a14:useLocalDpi xmlns:a14="http://schemas.microsoft.com/office/drawing/2010/main" val="0"/>
@@ -8760,7 +8984,7 @@
     </w:p>
     <w:p>
       <w:r>
-        <w:t xml:space="preserve">Ch1 et Ch2 sont les 2 anneaux présent sur l’empreinte du  PCB, </w:t>
+        <w:t xml:space="preserve">Ch1 et Ch2 sont les 2 anneaux présent sur l’empreinte du PCB, </w:t>
       </w:r>
       <w:proofErr w:type="spellStart"/>
       <w:r>
@@ -8771,13 +8995,18 @@
         <w:t xml:space="preserve"> est la Capacité parasite et Cs est le condensateur de sampling.</w:t>
       </w:r>
     </w:p>
-    <w:p/>
-    <w:p>
-      <w:r>
-        <w:t>Et</w:t>
-      </w:r>
-      <w:r>
-        <w:t xml:space="preserve"> on pourra donc voir que la tension </w:t>
+    <w:p>
+      <w:r>
+        <w:br w:type="page"/>
+      </w:r>
+    </w:p>
+    <w:p>
+      <w:r>
+        <w:lastRenderedPageBreak/>
+        <w:t>O</w:t>
+      </w:r>
+      <w:r>
+        <w:t xml:space="preserve">n pourra donc voir que la tension </w:t>
       </w:r>
       <w:proofErr w:type="spellStart"/>
       <w:r>
@@ -8837,7 +9066,6 @@
         <w:rPr>
           <w:noProof/>
         </w:rPr>
-        <w:lastRenderedPageBreak/>
         <w:drawing>
           <wp:anchor distT="0" distB="0" distL="114300" distR="114300" simplePos="0" relativeHeight="251681280" behindDoc="0" locked="0" layoutInCell="1" allowOverlap="1" wp14:anchorId="3CE4D8DE" wp14:editId="02D53DB6">
             <wp:simplePos x="0" y="0"/>
@@ -8862,7 +9090,7 @@
                     <pic:cNvPicPr/>
                   </pic:nvPicPr>
                   <pic:blipFill>
-                    <a:blip r:embed="rId18">
+                    <a:blip r:embed="rId16">
                       <a:extLst>
                         <a:ext uri="{28A0092B-C50C-407E-A947-70E740481C1C}">
                           <a14:useLocalDpi xmlns:a14="http://schemas.microsoft.com/office/drawing/2010/main" val="0"/>
@@ -8914,9 +9142,23 @@
     <w:p/>
     <w:p>
       <w:pPr>
+        <w:rPr>
+          <w:rFonts w:asciiTheme="majorHAnsi" w:eastAsiaTheme="majorEastAsia" w:hAnsiTheme="majorHAnsi" w:cstheme="majorBidi"/>
+          <w:b/>
+          <w:bCs/>
+          <w:color w:val="000000" w:themeColor="text1"/>
+        </w:rPr>
+      </w:pPr>
+      <w:r>
+        <w:br w:type="page"/>
+      </w:r>
+    </w:p>
+    <w:p>
+      <w:pPr>
         <w:pStyle w:val="Titre3"/>
       </w:pPr>
       <w:r>
+        <w:lastRenderedPageBreak/>
         <w:t xml:space="preserve">Généralité sur le </w:t>
       </w:r>
       <w:r>
@@ -9126,10 +9368,39 @@
         <w:t xml:space="preserve"> avec deux ou trois touches par groupes</w:t>
       </w:r>
       <w:r>
-        <w:t xml:space="preserve">. J’ai donc employé 4 groupes de </w:t>
+        <w:t>.</w:t>
+      </w:r>
+      <w:r>
+        <w:t xml:space="preserve"> Chaque </w:t>
+      </w:r>
+      <w:r>
+        <w:t>groupe</w:t>
+      </w:r>
+      <w:r>
+        <w:t xml:space="preserve"> est composé de 4 pins dont un groupe ne contenant que 3 pins</w:t>
+      </w:r>
+      <w:r>
+        <w:t xml:space="preserve"> une de ces pins doit être utilisé pour le condensateur d’échantillonnage ce </w:t>
+      </w:r>
+      <w:r>
+        <w:t xml:space="preserve">qui réduit le nombre de touches valables à trois et dans </w:t>
       </w:r>
       <w:proofErr w:type="spellStart"/>
       <w:r>
+        <w:t>dans</w:t>
+      </w:r>
+      <w:proofErr w:type="spellEnd"/>
+      <w:r>
+        <w:t xml:space="preserve"> le cas du groupe à trois pins au total</w:t>
+      </w:r>
+      <w:r>
+        <w:t>.</w:t>
+      </w:r>
+      <w:r>
+        <w:t xml:space="preserve"> J’ai donc employé 4 groupes de </w:t>
+      </w:r>
+      <w:proofErr w:type="spellStart"/>
+      <w:r>
         <w:t>touch</w:t>
       </w:r>
       <w:proofErr w:type="spellEnd"/>
@@ -9150,7 +9421,10 @@
       </w:r>
       <w:proofErr w:type="spellEnd"/>
       <w:r>
-        <w:t xml:space="preserve"> qui seront organisé en matrice de la même manière que </w:t>
+        <w:t xml:space="preserve"> qui seront organisé en matrice</w:t>
+      </w:r>
+      <w:r>
+        <w:t>.</w:t>
       </w:r>
     </w:p>
     <w:p>
@@ -9164,7 +9438,6 @@
         </w:rPr>
       </w:pPr>
       <w:r>
-        <w:lastRenderedPageBreak/>
         <w:t xml:space="preserve">Généralité sur les </w:t>
       </w:r>
       <w:proofErr w:type="spellStart"/>
@@ -9349,7 +9622,7 @@
                     <pic:cNvPicPr/>
                   </pic:nvPicPr>
                   <pic:blipFill>
-                    <a:blip r:embed="rId19">
+                    <a:blip r:embed="rId17">
                       <a:extLst>
                         <a:ext uri="{28A0092B-C50C-407E-A947-70E740481C1C}">
                           <a14:useLocalDpi xmlns:a14="http://schemas.microsoft.com/office/drawing/2010/main" val="0"/>
@@ -9478,7 +9751,7 @@
         <w:lastRenderedPageBreak/>
         <w:t xml:space="preserve"> </w:t>
       </w:r>
-      <w:bookmarkStart w:id="42" w:name="_Toc72079939"/>
+      <w:bookmarkStart w:id="42" w:name="_Toc199257273"/>
       <w:r>
         <w:t>S</w:t>
       </w:r>
@@ -9502,65 +9775,23 @@
       </w:r>
     </w:p>
     <w:p>
-      <w:pPr>
+      <w:r>
         <w:rPr>
           <w:noProof/>
         </w:rPr>
-      </w:pPr>
-      <w:r>
-        <w:t xml:space="preserve">J’ai aussi récupéré une schématique partiellement complète de Monsieur Egli </w:t>
-      </w:r>
-      <w:r>
-        <w:t>mais il avait utilis</w:t>
-      </w:r>
-      <w:r>
-        <w:t xml:space="preserve">é </w:t>
-      </w:r>
-      <w:r>
-        <w:t xml:space="preserve">un autre IC que celui qui m’était imposer alors j’ai dû le changer. Dans les pages suivantes seront </w:t>
-      </w:r>
-      <w:r>
-        <w:t xml:space="preserve">disposé les schémas effectués </w:t>
-      </w:r>
-      <w:r>
-        <w:t>par Monsieur Egli :</w:t>
-      </w:r>
-      <w:r>
-        <w:t xml:space="preserve"> </w:t>
-      </w:r>
-    </w:p>
-    <w:p>
-      <w:pPr>
-        <w:rPr>
-          <w:noProof/>
-        </w:rPr>
-      </w:pPr>
-      <w:r>
-        <w:rPr>
-          <w:noProof/>
-        </w:rPr>
-        <w:br w:type="page"/>
-      </w:r>
-    </w:p>
-    <w:p>
-      <w:r>
-        <w:rPr>
-          <w:noProof/>
-        </w:rPr>
-        <w:lastRenderedPageBreak/>
         <w:drawing>
-          <wp:anchor distT="0" distB="0" distL="114300" distR="114300" simplePos="0" relativeHeight="251666944" behindDoc="0" locked="0" layoutInCell="1" allowOverlap="1" wp14:anchorId="6F3C2D81" wp14:editId="347ED503">
+          <wp:anchor distT="0" distB="0" distL="114300" distR="114300" simplePos="0" relativeHeight="251677184" behindDoc="0" locked="0" layoutInCell="1" allowOverlap="1" wp14:anchorId="4A9D4754" wp14:editId="0D76E170">
             <wp:simplePos x="0" y="0"/>
             <wp:positionH relativeFrom="margin">
               <wp:align>left</wp:align>
             </wp:positionH>
             <wp:positionV relativeFrom="paragraph">
-              <wp:posOffset>1687195</wp:posOffset>
+              <wp:posOffset>1630045</wp:posOffset>
             </wp:positionV>
-            <wp:extent cx="8162925" cy="5713095"/>
-            <wp:effectExtent l="5715" t="0" r="0" b="0"/>
+            <wp:extent cx="7402195" cy="5612765"/>
+            <wp:effectExtent l="0" t="635" r="7620" b="7620"/>
             <wp:wrapTopAndBottom/>
-            <wp:docPr id="2046055027" name="Image 2"/>
+            <wp:docPr id="1735032631" name="Image 4"/>
             <wp:cNvGraphicFramePr>
               <a:graphicFrameLocks xmlns:a="http://schemas.openxmlformats.org/drawingml/2006/main" noChangeAspect="1"/>
             </wp:cNvGraphicFramePr>
@@ -9568,13 +9799,13 @@
               <a:graphicData uri="http://schemas.openxmlformats.org/drawingml/2006/picture">
                 <pic:pic xmlns:pic="http://schemas.openxmlformats.org/drawingml/2006/picture">
                   <pic:nvPicPr>
-                    <pic:cNvPr id="0" name="Picture 7"/>
+                    <pic:cNvPr id="0" name="Picture 11"/>
                     <pic:cNvPicPr>
                       <a:picLocks noChangeAspect="1" noChangeArrowheads="1"/>
                     </pic:cNvPicPr>
                   </pic:nvPicPr>
                   <pic:blipFill>
-                    <a:blip r:embed="rId20">
+                    <a:blip r:embed="rId18">
                       <a:extLst>
                         <a:ext uri="{28A0092B-C50C-407E-A947-70E740481C1C}">
                           <a14:useLocalDpi xmlns:a14="http://schemas.microsoft.com/office/drawing/2010/main" val="0"/>
@@ -9589,7 +9820,7 @@
                   <pic:spPr bwMode="auto">
                     <a:xfrm rot="16200000">
                       <a:off x="0" y="0"/>
-                      <a:ext cx="8162925" cy="5713095"/>
+                      <a:ext cx="7402195" cy="5612765"/>
                     </a:xfrm>
                     <a:prstGeom prst="rect">
                       <a:avLst/>
@@ -9611,134 +9842,38 @@
           </wp:anchor>
         </w:drawing>
       </w:r>
-    </w:p>
-    <w:p>
       <w:r>
         <w:rPr>
           <w:noProof/>
         </w:rPr>
-        <w:lastRenderedPageBreak/>
-        <w:drawing>
-          <wp:anchor distT="0" distB="0" distL="114300" distR="114300" simplePos="0" relativeHeight="251667968" behindDoc="0" locked="0" layoutInCell="1" allowOverlap="1" wp14:anchorId="6DF9D95A" wp14:editId="12F05A8B">
-            <wp:simplePos x="0" y="0"/>
-            <wp:positionH relativeFrom="margin">
-              <wp:align>center</wp:align>
-            </wp:positionH>
-            <wp:positionV relativeFrom="paragraph">
-              <wp:posOffset>1875790</wp:posOffset>
-            </wp:positionV>
-            <wp:extent cx="8365490" cy="5136515"/>
-            <wp:effectExtent l="0" t="4763" r="0" b="0"/>
-            <wp:wrapTopAndBottom/>
-            <wp:docPr id="616093167" name="Image 3"/>
-            <wp:cNvGraphicFramePr>
-              <a:graphicFrameLocks xmlns:a="http://schemas.openxmlformats.org/drawingml/2006/main" noChangeAspect="1"/>
-            </wp:cNvGraphicFramePr>
-            <a:graphic xmlns:a="http://schemas.openxmlformats.org/drawingml/2006/main">
-              <a:graphicData uri="http://schemas.openxmlformats.org/drawingml/2006/picture">
-                <pic:pic xmlns:pic="http://schemas.openxmlformats.org/drawingml/2006/picture">
-                  <pic:nvPicPr>
-                    <pic:cNvPr id="0" name="Picture 8"/>
-                    <pic:cNvPicPr>
-                      <a:picLocks noChangeAspect="1" noChangeArrowheads="1"/>
-                    </pic:cNvPicPr>
-                  </pic:nvPicPr>
-                  <pic:blipFill>
-                    <a:blip r:embed="rId21">
-                      <a:extLst>
-                        <a:ext uri="{28A0092B-C50C-407E-A947-70E740481C1C}">
-                          <a14:useLocalDpi xmlns:a14="http://schemas.microsoft.com/office/drawing/2010/main" val="0"/>
-                        </a:ext>
-                      </a:extLst>
-                    </a:blip>
-                    <a:srcRect/>
-                    <a:stretch>
-                      <a:fillRect/>
-                    </a:stretch>
-                  </pic:blipFill>
-                  <pic:spPr bwMode="auto">
-                    <a:xfrm rot="16200000">
-                      <a:off x="0" y="0"/>
-                      <a:ext cx="8365490" cy="5136515"/>
-                    </a:xfrm>
-                    <a:prstGeom prst="rect">
-                      <a:avLst/>
-                    </a:prstGeom>
-                    <a:noFill/>
-                    <a:ln>
-                      <a:noFill/>
-                    </a:ln>
-                  </pic:spPr>
-                </pic:pic>
-              </a:graphicData>
-            </a:graphic>
-          </wp:anchor>
-        </w:drawing>
-      </w:r>
-    </w:p>
-    <w:p/>
-    <w:p>
-      <w:r>
-        <w:rPr>
-          <w:noProof/>
-        </w:rPr>
-        <w:lastRenderedPageBreak/>
-        <w:drawing>
-          <wp:anchor distT="0" distB="0" distL="114300" distR="114300" simplePos="0" relativeHeight="251677184" behindDoc="0" locked="0" layoutInCell="1" allowOverlap="1" wp14:anchorId="4A9D4754" wp14:editId="528FDB70">
-            <wp:simplePos x="0" y="0"/>
-            <wp:positionH relativeFrom="margin">
-              <wp:align>center</wp:align>
-            </wp:positionH>
-            <wp:positionV relativeFrom="paragraph">
-              <wp:posOffset>1429385</wp:posOffset>
-            </wp:positionV>
-            <wp:extent cx="8220075" cy="6233795"/>
-            <wp:effectExtent l="2540" t="0" r="0" b="0"/>
-            <wp:wrapTopAndBottom/>
-            <wp:docPr id="1735032631" name="Image 4"/>
-            <wp:cNvGraphicFramePr>
-              <a:graphicFrameLocks xmlns:a="http://schemas.openxmlformats.org/drawingml/2006/main" noChangeAspect="1"/>
-            </wp:cNvGraphicFramePr>
-            <a:graphic xmlns:a="http://schemas.openxmlformats.org/drawingml/2006/main">
-              <a:graphicData uri="http://schemas.openxmlformats.org/drawingml/2006/picture">
-                <pic:pic xmlns:pic="http://schemas.openxmlformats.org/drawingml/2006/picture">
-                  <pic:nvPicPr>
-                    <pic:cNvPr id="0" name="Picture 11"/>
-                    <pic:cNvPicPr>
-                      <a:picLocks noChangeAspect="1" noChangeArrowheads="1"/>
-                    </pic:cNvPicPr>
-                  </pic:nvPicPr>
-                  <pic:blipFill>
-                    <a:blip r:embed="rId22">
-                      <a:extLst>
-                        <a:ext uri="{28A0092B-C50C-407E-A947-70E740481C1C}">
-                          <a14:useLocalDpi xmlns:a14="http://schemas.microsoft.com/office/drawing/2010/main" val="0"/>
-                        </a:ext>
-                      </a:extLst>
-                    </a:blip>
-                    <a:srcRect/>
-                    <a:stretch>
-                      <a:fillRect/>
-                    </a:stretch>
-                  </pic:blipFill>
-                  <pic:spPr bwMode="auto">
-                    <a:xfrm rot="16200000">
-                      <a:off x="0" y="0"/>
-                      <a:ext cx="8220075" cy="6233795"/>
-                    </a:xfrm>
-                    <a:prstGeom prst="rect">
-                      <a:avLst/>
-                    </a:prstGeom>
-                    <a:noFill/>
-                    <a:ln>
-                      <a:noFill/>
-                    </a:ln>
-                  </pic:spPr>
-                </pic:pic>
-              </a:graphicData>
-            </a:graphic>
-          </wp:anchor>
-        </w:drawing>
+        <w:t>s</w:t>
+      </w:r>
+      <w:r>
+        <w:t xml:space="preserve">J’ai aussi récupéré une schématique partiellement complète de Monsieur Egli </w:t>
+      </w:r>
+      <w:r>
+        <w:t>mais il avait utilis</w:t>
+      </w:r>
+      <w:r>
+        <w:t xml:space="preserve">é </w:t>
+      </w:r>
+      <w:r>
+        <w:t xml:space="preserve">un autre IC que celui qui m’était imposer alors j’ai dû le changer. </w:t>
+      </w:r>
+      <w:r>
+        <w:t>Ce schéma sera situé en annexe en cas</w:t>
+      </w:r>
+      <w:r>
+        <w:t xml:space="preserve"> d</w:t>
+      </w:r>
+      <w:r>
+        <w:t xml:space="preserve">e besoin </w:t>
+      </w:r>
+      <w:r>
+        <w:t>de comparaison.</w:t>
+      </w:r>
+      <w:r>
+        <w:t xml:space="preserve"> </w:t>
       </w:r>
       <w:r>
         <w:t>Voici ci-après les schémas après mes changements avec des commentaires sur la raison des changements.</w:t>
@@ -9747,7 +9882,6 @@
         <w:t xml:space="preserve"> </w:t>
       </w:r>
     </w:p>
-    <w:p/>
     <w:p>
       <w:r>
         <w:rPr>
@@ -9780,7 +9914,7 @@
                     </pic:cNvPicPr>
                   </pic:nvPicPr>
                   <pic:blipFill>
-                    <a:blip r:embed="rId23">
+                    <a:blip r:embed="rId19">
                       <a:extLst>
                         <a:ext uri="{28A0092B-C50C-407E-A947-70E740481C1C}">
                           <a14:useLocalDpi xmlns:a14="http://schemas.microsoft.com/office/drawing/2010/main" val="0"/>
@@ -9850,7 +9984,7 @@
                     </pic:cNvPicPr>
                   </pic:nvPicPr>
                   <pic:blipFill>
-                    <a:blip r:embed="rId24">
+                    <a:blip r:embed="rId20">
                       <a:extLst>
                         <a:ext uri="{28A0092B-C50C-407E-A947-70E740481C1C}">
                           <a14:useLocalDpi xmlns:a14="http://schemas.microsoft.com/office/drawing/2010/main" val="0"/>
@@ -9952,7 +10086,7 @@
                     <pic:cNvPicPr/>
                   </pic:nvPicPr>
                   <pic:blipFill rotWithShape="1">
-                    <a:blip r:embed="rId25">
+                    <a:blip r:embed="rId21">
                       <a:extLst>
                         <a:ext uri="{28A0092B-C50C-407E-A947-70E740481C1C}">
                           <a14:useLocalDpi xmlns:a14="http://schemas.microsoft.com/office/drawing/2010/main" val="0"/>
@@ -10122,13 +10256,7 @@
         <w:t xml:space="preserve">que les pins utilisés dans le schéma sont </w:t>
       </w:r>
       <w:r>
-        <w:t>différent</w:t>
-      </w:r>
-      <w:r>
-        <w:t>e</w:t>
-      </w:r>
-      <w:r>
-        <w:t>s</w:t>
+        <w:t>différents</w:t>
       </w:r>
       <w:r>
         <w:t>.</w:t>
@@ -10232,7 +10360,7 @@
                     <pic:cNvPicPr/>
                   </pic:nvPicPr>
                   <pic:blipFill rotWithShape="1">
-                    <a:blip r:embed="rId25">
+                    <a:blip r:embed="rId21">
                       <a:extLst>
                         <a:ext uri="{28A0092B-C50C-407E-A947-70E740481C1C}">
                           <a14:useLocalDpi xmlns:a14="http://schemas.microsoft.com/office/drawing/2010/main" val="0"/>
@@ -10276,7 +10404,11 @@
       </w:r>
     </w:p>
     <w:p/>
-    <w:p/>
+    <w:p>
+      <w:r>
+        <w:t xml:space="preserve"> </w:t>
+      </w:r>
+    </w:p>
     <w:p/>
     <w:p/>
     <w:p/>
@@ -10419,7 +10551,7 @@
                     <pic:cNvPicPr/>
                   </pic:nvPicPr>
                   <pic:blipFill>
-                    <a:blip r:embed="rId26"/>
+                    <a:blip r:embed="rId22"/>
                     <a:stretch>
                       <a:fillRect/>
                     </a:stretch>
@@ -10584,6 +10716,17 @@
       </w:r>
       <w:proofErr w:type="spellEnd"/>
       <w:r>
+        <w:t xml:space="preserve"> en suivant la même logique utilisée </w:t>
+      </w:r>
+      <w:r>
+        <w:t xml:space="preserve">pour le schéma de </w:t>
+      </w:r>
+      <w:proofErr w:type="spellStart"/>
+      <w:r>
+        <w:t>M.Egli</w:t>
+      </w:r>
+      <w:proofErr w:type="spellEnd"/>
+      <w:r>
         <w:t>.</w:t>
       </w:r>
     </w:p>
@@ -10612,51 +10755,117 @@
       <w:r>
         <w:t xml:space="preserve"> et j’ai donc </w:t>
       </w:r>
+      <w:r>
+        <w:t>dû</w:t>
+      </w:r>
+      <w:r>
+        <w:t xml:space="preserve"> la créer entièrement. En lisant le cahier </w:t>
+      </w:r>
+      <w:r>
+        <w:t>des charges</w:t>
+      </w:r>
+      <w:r>
+        <w:t xml:space="preserve"> on m’a dit qu’il fallait un</w:t>
+      </w:r>
+      <w:r>
+        <w:t>e tension d’alimentation de 5V réguler à 3.3V pour le MCU</w:t>
+      </w:r>
+      <w:r>
+        <w:t xml:space="preserve"> et le reste de la commande</w:t>
+      </w:r>
+      <w:r>
+        <w:t xml:space="preserve">. J’ai donc </w:t>
+      </w:r>
+      <w:r>
+        <w:t>cherché</w:t>
+      </w:r>
+      <w:r>
+        <w:t xml:space="preserve"> un régulateur qui serait utilisable </w:t>
+      </w:r>
+      <w:r>
+        <w:t xml:space="preserve">et ensuite j’ai recherché des circuits de protection </w:t>
+      </w:r>
+      <w:r>
+        <w:t>à la polarisation inversé.</w:t>
+      </w:r>
+      <w:r>
+        <w:t xml:space="preserve"> Un papier</w:t>
+      </w:r>
+      <w:r>
+        <w:t xml:space="preserve"> du fabricant </w:t>
+      </w:r>
       <w:proofErr w:type="spellStart"/>
       <w:r>
-        <w:t>du</w:t>
+        <w:t>Onsemi</w:t>
       </w:r>
       <w:proofErr w:type="spellEnd"/>
       <w:r>
-        <w:t xml:space="preserve"> la créer entièrement. En lisant le cahier </w:t>
-      </w:r>
-      <w:r>
-        <w:t>des charges</w:t>
-      </w:r>
-      <w:r>
-        <w:t xml:space="preserve"> on m’a dit qu’il fallait un</w:t>
-      </w:r>
-      <w:r>
-        <w:t xml:space="preserve">e tension d’alimentation de 5V réguler à 3.3V pour le MCU. J’ai donc </w:t>
-      </w:r>
-      <w:r>
-        <w:t>cherché</w:t>
-      </w:r>
-      <w:r>
-        <w:t xml:space="preserve"> un régulateur qui serait utilisable </w:t>
-      </w:r>
-      <w:r>
-        <w:t xml:space="preserve">et ensuite j’ai recherché des circuits de protection </w:t>
-      </w:r>
-      <w:r>
-        <w:t>à la polarisation inversé.</w:t>
-      </w:r>
-      <w:r>
-        <w:t xml:space="preserve"> Un papier</w:t>
-      </w:r>
-      <w:r>
-        <w:t xml:space="preserve"> du fabricant </w:t>
+        <w:t xml:space="preserve"> m’a été recommandé par mon frère au sujet des différent types de protection et je l’ai utilisé pour créer et dimensionné mo</w:t>
+      </w:r>
+      <w:r>
+        <w:t xml:space="preserve">n circuit de protection. Il est composé d’une diode </w:t>
       </w:r>
       <w:proofErr w:type="spellStart"/>
       <w:r>
-        <w:t>Onsemi</w:t>
+        <w:t>zener</w:t>
       </w:r>
       <w:proofErr w:type="spellEnd"/>
       <w:r>
-        <w:t xml:space="preserve"> m’a été recommandé par mon frère au sujet des différent types de protection et je l’ai utilisé pour créer et dimensionné mo</w:t>
-      </w:r>
-      <w:r>
-        <w:t xml:space="preserve">n circuit de protection. Il est composé d’une diode </w:t>
+        <w:t>, d’une résistance et d’un MOSFET canal P. Le fonctionnement est décrit dans l’article (</w:t>
+      </w:r>
+      <w:hyperlink r:id="rId23" w:history="1">
+        <w:r>
+          <w:rPr>
+            <w:rStyle w:val="Lienhypertexte"/>
+          </w:rPr>
+          <w:t xml:space="preserve">AND90146 - MOSFET </w:t>
+        </w:r>
+        <w:proofErr w:type="spellStart"/>
+        <w:r>
+          <w:rPr>
+            <w:rStyle w:val="Lienhypertexte"/>
+          </w:rPr>
+          <w:t>Selection</w:t>
+        </w:r>
+        <w:proofErr w:type="spellEnd"/>
+        <w:r>
+          <w:rPr>
+            <w:rStyle w:val="Lienhypertexte"/>
+          </w:rPr>
+          <w:t xml:space="preserve"> for Reverse </w:t>
+        </w:r>
+        <w:proofErr w:type="spellStart"/>
+        <w:r>
+          <w:rPr>
+            <w:rStyle w:val="Lienhypertexte"/>
+          </w:rPr>
+          <w:t>Polarity</w:t>
+        </w:r>
+        <w:proofErr w:type="spellEnd"/>
+        <w:r>
+          <w:rPr>
+            <w:rStyle w:val="Lienhypertexte"/>
+          </w:rPr>
+          <w:t xml:space="preserve"> Protection</w:t>
+        </w:r>
+      </w:hyperlink>
+      <w:r>
+        <w:t xml:space="preserve">) </w:t>
+      </w:r>
+      <w:r>
+        <w:t xml:space="preserve">mais globalement, en fonctionnement normale, </w:t>
+      </w:r>
+      <w:r>
+        <w:t>Le MOSFET est polarisé</w:t>
+      </w:r>
+      <w:r>
+        <w:t xml:space="preserve"> par une tension imposé</w:t>
+      </w:r>
+      <w:r>
+        <w:t>e</w:t>
+      </w:r>
+      <w:r>
+        <w:t xml:space="preserve"> par la tension </w:t>
       </w:r>
       <w:proofErr w:type="spellStart"/>
       <w:r>
@@ -10664,127 +10873,71 @@
       </w:r>
       <w:proofErr w:type="spellEnd"/>
       <w:r>
-        <w:t>, d’une résistance et d’un MOSFET canal P. Le fonctionnement est décrit dans l’article (</w:t>
-      </w:r>
-      <w:hyperlink r:id="rId27" w:history="1">
-        <w:r>
-          <w:rPr>
-            <w:rStyle w:val="Lienhypertexte"/>
-          </w:rPr>
-          <w:t xml:space="preserve">AND90146 - MOSFET </w:t>
-        </w:r>
-        <w:proofErr w:type="spellStart"/>
-        <w:r>
-          <w:rPr>
-            <w:rStyle w:val="Lienhypertexte"/>
-          </w:rPr>
-          <w:t>Selection</w:t>
-        </w:r>
-        <w:proofErr w:type="spellEnd"/>
-        <w:r>
-          <w:rPr>
-            <w:rStyle w:val="Lienhypertexte"/>
-          </w:rPr>
-          <w:t xml:space="preserve"> for Reverse </w:t>
-        </w:r>
-        <w:proofErr w:type="spellStart"/>
-        <w:r>
-          <w:rPr>
-            <w:rStyle w:val="Lienhypertexte"/>
-          </w:rPr>
-          <w:t>Polarity</w:t>
-        </w:r>
-        <w:proofErr w:type="spellEnd"/>
-        <w:r>
-          <w:rPr>
-            <w:rStyle w:val="Lienhypertexte"/>
-          </w:rPr>
-          <w:t xml:space="preserve"> Protection</w:t>
-        </w:r>
-      </w:hyperlink>
-      <w:r>
-        <w:t xml:space="preserve">) </w:t>
-      </w:r>
-      <w:r>
-        <w:t xml:space="preserve">mais globalement, en fonctionnement normale, </w:t>
-      </w:r>
-      <w:r>
-        <w:t>Le MOSFET est polarisé</w:t>
-      </w:r>
-      <w:r>
-        <w:t xml:space="preserve"> par une tension imposé</w:t>
+        <w:t xml:space="preserve"> de la diode </w:t>
+      </w:r>
+      <w:r>
+        <w:t>et le courant traversant la diode est lui-même limité par la résistance</w:t>
+      </w:r>
+      <w:r>
+        <w:t xml:space="preserve">. En quand la polarité est inversée, la tension G-S du MOSFET </w:t>
+      </w:r>
+      <w:r>
+        <w:t>serait</w:t>
+      </w:r>
+      <w:r>
+        <w:t xml:space="preserve"> bloqué à </w:t>
+      </w:r>
+      <w:r>
+        <w:t>~0.7V ce qui empêche le MOSFET de conduire</w:t>
+      </w:r>
+      <w:r>
+        <w:t xml:space="preserve"> et amène l</w:t>
+      </w:r>
+      <w:r>
+        <w:t xml:space="preserve">a </w:t>
+      </w:r>
+      <w:r>
+        <w:t xml:space="preserve">chute de </w:t>
+      </w:r>
+      <w:r>
+        <w:t xml:space="preserve">tension D-S </w:t>
+      </w:r>
+      <w:r>
+        <w:t>à</w:t>
+      </w:r>
+      <w:r>
+        <w:t xml:space="preserve"> augmente</w:t>
+      </w:r>
+      <w:r>
+        <w:t>r et</w:t>
+      </w:r>
+      <w:r>
+        <w:t xml:space="preserve"> empêche le circuit </w:t>
+      </w:r>
+      <w:r>
+        <w:t>de subir un</w:t>
       </w:r>
       <w:r>
         <w:t>e</w:t>
       </w:r>
       <w:r>
-        <w:t xml:space="preserve"> par la tension </w:t>
+        <w:t xml:space="preserve"> chute de tension inverse de plus de quelques </w:t>
+      </w:r>
+      <w:r>
+        <w:t>microvolts</w:t>
+      </w:r>
+      <w:r>
+        <w:t xml:space="preserve">. J’ai fait une simulation </w:t>
+      </w:r>
+      <w:r>
+        <w:t xml:space="preserve">sur </w:t>
       </w:r>
       <w:proofErr w:type="spellStart"/>
       <w:r>
-        <w:t>zener</w:t>
-      </w:r>
-      <w:proofErr w:type="spellEnd"/>
-      <w:r>
-        <w:t xml:space="preserve"> de la diode </w:t>
-      </w:r>
-      <w:r>
-        <w:t>et le courant traversant la diode est lui-même limité par la résistance</w:t>
-      </w:r>
-      <w:r>
-        <w:t xml:space="preserve">. En quand la polarité est inversée, la tension G-S du MOSFET </w:t>
-      </w:r>
-      <w:r>
-        <w:t>serait</w:t>
-      </w:r>
-      <w:r>
-        <w:t xml:space="preserve"> bloqué à </w:t>
-      </w:r>
-      <w:r>
-        <w:t>~0.7V ce qui empêche le MOSFET de conduire</w:t>
-      </w:r>
-      <w:r>
-        <w:t xml:space="preserve"> et amène l</w:t>
-      </w:r>
-      <w:r>
-        <w:t xml:space="preserve">a </w:t>
-      </w:r>
-      <w:r>
-        <w:t xml:space="preserve">chute de </w:t>
-      </w:r>
-      <w:r>
-        <w:t xml:space="preserve">tension D-S </w:t>
-      </w:r>
-      <w:r>
-        <w:t>à</w:t>
-      </w:r>
-      <w:r>
-        <w:t xml:space="preserve"> augmente</w:t>
-      </w:r>
-      <w:r>
-        <w:t>r et</w:t>
-      </w:r>
-      <w:r>
-        <w:t xml:space="preserve"> empêche le circuit </w:t>
-      </w:r>
-      <w:r>
-        <w:t>de subir un</w:t>
-      </w:r>
-      <w:r>
-        <w:t>e</w:t>
-      </w:r>
-      <w:r>
-        <w:t xml:space="preserve"> chute de tension inverse de plus de quelques </w:t>
-      </w:r>
-      <w:r>
-        <w:t>microvolts</w:t>
-      </w:r>
-      <w:r>
-        <w:t xml:space="preserve">. J’ai fait une simulation </w:t>
-      </w:r>
-      <w:proofErr w:type="spellStart"/>
-      <w:r>
-        <w:t>falstad</w:t>
+        <w:t>F</w:t>
+      </w:r>
+      <w:r>
+        <w:t>alstad</w:t>
       </w:r>
       <w:proofErr w:type="spellEnd"/>
       <w:r>
@@ -10815,7 +10968,7 @@
                     <pic:cNvPicPr/>
                   </pic:nvPicPr>
                   <pic:blipFill>
-                    <a:blip r:embed="rId28"/>
+                    <a:blip r:embed="rId24"/>
                     <a:stretch>
                       <a:fillRect/>
                     </a:stretch>
@@ -10897,6 +11050,58 @@
       <w:r>
         <w:t>0.569V. Cette chute n’est pas très importante car 1 : elle dépend du MOSFET choisi et 2 : la tension de sortie du régulateur est de 3.3V</w:t>
       </w:r>
+      <w:r>
+        <w:t>.</w:t>
+      </w:r>
+    </w:p>
+    <w:p>
+      <w:r>
+        <w:t xml:space="preserve">Pour le connecteur USB-C il m’a </w:t>
+      </w:r>
+      <w:proofErr w:type="spellStart"/>
+      <w:r>
+        <w:t>fallut</w:t>
+      </w:r>
+      <w:proofErr w:type="spellEnd"/>
+      <w:r>
+        <w:t xml:space="preserve"> ajouter </w:t>
+      </w:r>
+      <w:r>
+        <w:t>deux résistance</w:t>
+      </w:r>
+      <w:r>
+        <w:t>s</w:t>
+      </w:r>
+      <w:r>
+        <w:t xml:space="preserve"> de pull-down</w:t>
+      </w:r>
+      <w:r>
+        <w:t xml:space="preserve"> de 5.1k</w:t>
+      </w:r>
+      <w:r>
+        <w:rPr>
+          <w:rFonts w:cstheme="minorHAnsi"/>
+        </w:rPr>
+        <w:t>Ω</w:t>
+      </w:r>
+      <w:r>
+        <w:t xml:space="preserve"> </w:t>
+      </w:r>
+      <w:r>
+        <w:t xml:space="preserve">sur les lignes CC </w:t>
+      </w:r>
+      <w:r>
+        <w:t>pour s</w:t>
+      </w:r>
+      <w:r>
+        <w:t xml:space="preserve">ignaler à la source de ne pas agir autrement que de </w:t>
+      </w:r>
+      <w:r>
+        <w:t>fournir 5V et 500mA</w:t>
+      </w:r>
+      <w:r>
+        <w:t>.</w:t>
+      </w:r>
     </w:p>
     <w:p/>
     <w:p>
@@ -10905,122 +11110,19 @@
       </w:pPr>
       <w:r>
         <w:lastRenderedPageBreak/>
-        <w:t xml:space="preserve">Dimensionnement </w:t>
-      </w:r>
-    </w:p>
-    <w:p>
-      <w:pPr>
-        <w:pStyle w:val="Titre4"/>
-      </w:pPr>
-      <w:r>
-        <w:t>Estimation du courant de consommation du système</w:t>
-      </w:r>
-    </w:p>
-    <w:p>
-      <w:pPr>
-        <w:pStyle w:val="Titre4"/>
-      </w:pPr>
-      <w:r>
-        <w:t>Régulateur de tension</w:t>
-      </w:r>
-    </w:p>
-    <w:p>
-      <w:r>
-        <w:t>La valeur en tension m’a été demandé à 3.3V mais j’ai d</w:t>
-      </w:r>
-      <w:r>
-        <w:t>û</w:t>
-      </w:r>
-      <w:r>
-        <w:t xml:space="preserve"> calculer le courant maximum </w:t>
-      </w:r>
-      <w:r>
-        <w:t>avant de pouvoir la mesurer. Je suis donc aller voir dans les cas extrêmes pour l’</w:t>
-      </w:r>
-      <w:proofErr w:type="spellStart"/>
-      <w:r>
-        <w:t>uC</w:t>
-      </w:r>
-      <w:proofErr w:type="spellEnd"/>
-      <w:r>
-        <w:t xml:space="preserve"> </w:t>
-      </w:r>
-      <w:r>
-        <w:t>ce qui nous donne un courant max de 105mA (</w:t>
-      </w:r>
-      <w:hyperlink r:id="rId29" w:history="1">
-        <w:r>
-          <w:rPr>
-            <w:rStyle w:val="Lienhypertexte"/>
-          </w:rPr>
-          <w:t>Datasheet - STM32L072x8 STM32L072xB STM32L072xZ - Ultra-</w:t>
-        </w:r>
-        <w:proofErr w:type="spellStart"/>
-        <w:r>
-          <w:rPr>
-            <w:rStyle w:val="Lienhypertexte"/>
-          </w:rPr>
-          <w:t>low</w:t>
-        </w:r>
-        <w:proofErr w:type="spellEnd"/>
-        <w:r>
-          <w:rPr>
-            <w:rStyle w:val="Lienhypertexte"/>
-          </w:rPr>
-          <w:t>-power 32-bit MCU Arm®-</w:t>
-        </w:r>
-        <w:proofErr w:type="spellStart"/>
-        <w:r>
-          <w:rPr>
-            <w:rStyle w:val="Lienhypertexte"/>
-          </w:rPr>
-          <w:t>based</w:t>
-        </w:r>
-        <w:proofErr w:type="spellEnd"/>
-        <w:r>
-          <w:rPr>
-            <w:rStyle w:val="Lienhypertexte"/>
-          </w:rPr>
-          <w:t xml:space="preserve"> Cortex®-M0+, up to 192KB Flash, 20KB SRAM, 6KB EEPROM, USB, ADC, </w:t>
-        </w:r>
-        <w:proofErr w:type="spellStart"/>
-        <w:r>
-          <w:rPr>
-            <w:rStyle w:val="Lienhypertexte"/>
-          </w:rPr>
-          <w:t>DACs</w:t>
-        </w:r>
-        <w:proofErr w:type="spellEnd"/>
-      </w:hyperlink>
-      <w:r>
-        <w:t xml:space="preserve"> P.</w:t>
-      </w:r>
-      <w:r>
-        <w:t>63</w:t>
-      </w:r>
-      <w:r>
-        <w:t>)</w:t>
-      </w:r>
-      <w:r>
-        <w:t xml:space="preserve">. Les deux autres matrices utiliseront aussi du courant donc j’ai fait des calculs pour les cas </w:t>
-      </w:r>
-      <w:r>
-        <w:rPr>
-          <w:noProof/>
-        </w:rPr>
         <w:drawing>
-          <wp:anchor distT="0" distB="0" distL="114300" distR="114300" simplePos="0" relativeHeight="251676160" behindDoc="0" locked="0" layoutInCell="1" allowOverlap="1" wp14:anchorId="3D24E313" wp14:editId="42A2D733">
+          <wp:anchor distT="0" distB="0" distL="114300" distR="114300" simplePos="0" relativeHeight="251692544" behindDoc="0" locked="0" layoutInCell="1" allowOverlap="1" wp14:anchorId="316887FD" wp14:editId="21F9066F">
             <wp:simplePos x="0" y="0"/>
             <wp:positionH relativeFrom="margin">
               <wp:align>center</wp:align>
             </wp:positionH>
             <wp:positionV relativeFrom="paragraph">
-              <wp:posOffset>-278765</wp:posOffset>
+              <wp:posOffset>-142875</wp:posOffset>
             </wp:positionV>
-            <wp:extent cx="3133090" cy="5408295"/>
-            <wp:effectExtent l="5397" t="0" r="0" b="0"/>
+            <wp:extent cx="2618105" cy="4785995"/>
+            <wp:effectExtent l="1905" t="0" r="0" b="0"/>
             <wp:wrapTopAndBottom/>
-            <wp:docPr id="1014612588" name="Image 7" descr="Une image contenant texte, écriture manuscrite, document&#10;&#10;Le contenu généré par l’IA peut être incorrect."/>
+            <wp:docPr id="1294358556" name="Image 2" descr="Une image contenant texte, écriture manuscrite, document&#10;&#10;Le contenu généré par l’IA peut être incorrect."/>
             <wp:cNvGraphicFramePr>
               <a:graphicFrameLocks xmlns:a="http://schemas.openxmlformats.org/drawingml/2006/main" noChangeAspect="1"/>
             </wp:cNvGraphicFramePr>
@@ -11028,26 +11130,28 @@
               <a:graphicData uri="http://schemas.openxmlformats.org/drawingml/2006/picture">
                 <pic:pic xmlns:pic="http://schemas.openxmlformats.org/drawingml/2006/picture">
                   <pic:nvPicPr>
-                    <pic:cNvPr id="1014612588" name="Image 7" descr="Une image contenant texte, écriture manuscrite, document&#10;&#10;Le contenu généré par l’IA peut être incorrect."/>
+                    <pic:cNvPr id="1294358556" name="Image 2" descr="Une image contenant texte, écriture manuscrite, document&#10;&#10;Le contenu généré par l’IA peut être incorrect."/>
                     <pic:cNvPicPr>
                       <a:picLocks noChangeAspect="1" noChangeArrowheads="1"/>
                     </pic:cNvPicPr>
                   </pic:nvPicPr>
-                  <pic:blipFill rotWithShape="1">
-                    <a:blip r:embed="rId30" cstate="print">
+                  <pic:blipFill>
+                    <a:blip r:embed="rId25" cstate="print">
                       <a:extLst>
                         <a:ext uri="{28A0092B-C50C-407E-A947-70E740481C1C}">
                           <a14:useLocalDpi xmlns:a14="http://schemas.microsoft.com/office/drawing/2010/main" val="0"/>
                         </a:ext>
                       </a:extLst>
                     </a:blip>
-                    <a:srcRect l="12809" t="3140"/>
-                    <a:stretch/>
+                    <a:srcRect/>
+                    <a:stretch>
+                      <a:fillRect/>
+                    </a:stretch>
                   </pic:blipFill>
                   <pic:spPr bwMode="auto">
                     <a:xfrm rot="16200000">
                       <a:off x="0" y="0"/>
-                      <a:ext cx="3133090" cy="5408295"/>
+                      <a:ext cx="2618105" cy="4785995"/>
                     </a:xfrm>
                     <a:prstGeom prst="rect">
                       <a:avLst/>
@@ -11056,29 +11160,118 @@
                     <a:ln>
                       <a:noFill/>
                     </a:ln>
-                    <a:extLst>
-                      <a:ext uri="{53640926-AAD7-44D8-BBD7-CCE9431645EC}">
-                        <a14:shadowObscured xmlns:a14="http://schemas.microsoft.com/office/drawing/2010/main"/>
-                      </a:ext>
-                    </a:extLst>
                   </pic:spPr>
                 </pic:pic>
               </a:graphicData>
             </a:graphic>
-            <wp14:sizeRelH relativeFrom="margin">
-              <wp14:pctWidth>0</wp14:pctWidth>
-            </wp14:sizeRelH>
-            <wp14:sizeRelV relativeFrom="margin">
-              <wp14:pctHeight>0</wp14:pctHeight>
-            </wp14:sizeRelV>
           </wp:anchor>
         </w:drawing>
       </w:r>
       <w:r>
-        <w:t xml:space="preserve">extrêmes </w:t>
-      </w:r>
-      <w:r>
-        <w:t xml:space="preserve">de leur côté aussi. Pour la matrice de </w:t>
+        <w:t xml:space="preserve">Dimensionnement </w:t>
+      </w:r>
+    </w:p>
+    <w:p>
+      <w:pPr>
+        <w:pStyle w:val="Titre4"/>
+      </w:pPr>
+      <w:r>
+        <w:t>Estimation du courant de consommation du système</w:t>
+      </w:r>
+    </w:p>
+    <w:p>
+      <w:r>
+        <w:t xml:space="preserve">J’ai </w:t>
+      </w:r>
+      <w:r>
+        <w:t>estimé</w:t>
+      </w:r>
+      <w:r>
+        <w:t xml:space="preserve"> la consommation maximum de tout le circuit dans le pire cas possible</w:t>
+      </w:r>
+      <w:r>
+        <w:t xml:space="preserve"> e</w:t>
+      </w:r>
+      <w:r>
+        <w:t xml:space="preserve">n </w:t>
+      </w:r>
+      <w:r>
+        <w:t>la séparant vers les</w:t>
+      </w:r>
+      <w:r>
+        <w:t xml:space="preserve"> principaux groupes de consommation.</w:t>
+      </w:r>
+    </w:p>
+    <w:p>
+      <w:r>
+        <w:drawing>
+          <wp:anchor distT="0" distB="0" distL="114300" distR="114300" simplePos="0" relativeHeight="251693568" behindDoc="0" locked="0" layoutInCell="1" allowOverlap="1" wp14:anchorId="6D277301" wp14:editId="0137AF34">
+            <wp:simplePos x="0" y="0"/>
+            <wp:positionH relativeFrom="column">
+              <wp:posOffset>602615</wp:posOffset>
+            </wp:positionH>
+            <wp:positionV relativeFrom="paragraph">
+              <wp:posOffset>2783840</wp:posOffset>
+            </wp:positionV>
+            <wp:extent cx="2886075" cy="3073400"/>
+            <wp:effectExtent l="1588" t="0" r="0" b="0"/>
+            <wp:wrapTopAndBottom/>
+            <wp:docPr id="687384770" name="Image 4" descr="Une image contenant texte, écriture manuscrite, encre, papier&#10;&#10;Le contenu généré par l’IA peut être incorrect."/>
+            <wp:cNvGraphicFramePr>
+              <a:graphicFrameLocks xmlns:a="http://schemas.openxmlformats.org/drawingml/2006/main" noChangeAspect="1"/>
+            </wp:cNvGraphicFramePr>
+            <a:graphic xmlns:a="http://schemas.openxmlformats.org/drawingml/2006/main">
+              <a:graphicData uri="http://schemas.openxmlformats.org/drawingml/2006/picture">
+                <pic:pic xmlns:pic="http://schemas.openxmlformats.org/drawingml/2006/picture">
+                  <pic:nvPicPr>
+                    <pic:cNvPr id="687384770" name="Image 4" descr="Une image contenant texte, écriture manuscrite, encre, papier&#10;&#10;Le contenu généré par l’IA peut être incorrect."/>
+                    <pic:cNvPicPr>
+                      <a:picLocks noChangeAspect="1" noChangeArrowheads="1"/>
+                    </pic:cNvPicPr>
+                  </pic:nvPicPr>
+                  <pic:blipFill>
+                    <a:blip r:embed="rId26" cstate="print">
+                      <a:extLst>
+                        <a:ext uri="{28A0092B-C50C-407E-A947-70E740481C1C}">
+                          <a14:useLocalDpi xmlns:a14="http://schemas.microsoft.com/office/drawing/2010/main" val="0"/>
+                        </a:ext>
+                      </a:extLst>
+                    </a:blip>
+                    <a:srcRect/>
+                    <a:stretch>
+                      <a:fillRect/>
+                    </a:stretch>
+                  </pic:blipFill>
+                  <pic:spPr bwMode="auto">
+                    <a:xfrm rot="16200000">
+                      <a:off x="0" y="0"/>
+                      <a:ext cx="2886075" cy="3073400"/>
+                    </a:xfrm>
+                    <a:prstGeom prst="rect">
+                      <a:avLst/>
+                    </a:prstGeom>
+                    <a:noFill/>
+                    <a:ln>
+                      <a:noFill/>
+                    </a:ln>
+                  </pic:spPr>
+                </pic:pic>
+              </a:graphicData>
+            </a:graphic>
+          </wp:anchor>
+        </w:drawing>
+      </w:r>
+      <w:r>
+        <w:t>Et voici le calcul utilisé pour estim</w:t>
+      </w:r>
+      <w:r>
+        <w:t>er</w:t>
+      </w:r>
+      <w:r>
+        <w:t xml:space="preserve"> la valeur d</w:t>
+      </w:r>
+      <w:r>
+        <w:t xml:space="preserve">u courant consommé par les </w:t>
       </w:r>
       <w:proofErr w:type="spellStart"/>
       <w:r>
@@ -11086,38 +11279,7 @@
       </w:r>
       <w:proofErr w:type="spellEnd"/>
       <w:r>
-        <w:t xml:space="preserve">, on pourra activer un maximum de 2 </w:t>
-      </w:r>
-      <w:proofErr w:type="spellStart"/>
-      <w:r>
-        <w:t>LEDs</w:t>
-      </w:r>
-      <w:proofErr w:type="spellEnd"/>
-      <w:r>
-        <w:t xml:space="preserve"> à la fois</w:t>
-      </w:r>
-      <w:r>
-        <w:t>. Avec la matrice de touches, j’estime que toutes les touches tireront le courant maximum en tout temps.</w:t>
-      </w:r>
-      <w:r>
-        <w:t xml:space="preserve"> Voici les calculs :</w:t>
-      </w:r>
-    </w:p>
-    <w:p>
-      <w:r>
-        <w:t xml:space="preserve">Il me faudra donc un régulateur </w:t>
-      </w:r>
-      <w:r>
-        <w:t>qui a la capacité de fournir plus de 146mA.</w:t>
-      </w:r>
-    </w:p>
-    <w:p/>
-    <w:p>
-      <w:pPr>
-        <w:pStyle w:val="Titre4"/>
-      </w:pPr>
-      <w:r>
-        <w:t>Résistance pour le port USB-C</w:t>
+        <w:t> :</w:t>
       </w:r>
     </w:p>
     <w:p/>
@@ -11126,6 +11288,217 @@
     <w:p/>
     <w:p/>
     <w:p/>
+    <w:p>
+      <w:pPr>
+        <w:pStyle w:val="Titre4"/>
+      </w:pPr>
+      <w:r>
+        <w:lastRenderedPageBreak/>
+        <w:t>Régulateur de tension</w:t>
+      </w:r>
+    </w:p>
+    <w:p>
+      <w:r>
+        <w:t>La valeur en tension m’a été demandé à 3.3V mais j’ai d</w:t>
+      </w:r>
+      <w:r>
+        <w:t>û</w:t>
+      </w:r>
+      <w:r>
+        <w:t xml:space="preserve"> calculer le courant maximum </w:t>
+      </w:r>
+      <w:r>
+        <w:t>avant de pouvoir la mesurer. Je suis donc aller voir dans les cas extrêmes pour l’</w:t>
+      </w:r>
+      <w:proofErr w:type="spellStart"/>
+      <w:r>
+        <w:t>uC</w:t>
+      </w:r>
+      <w:proofErr w:type="spellEnd"/>
+      <w:r>
+        <w:t xml:space="preserve"> </w:t>
+      </w:r>
+      <w:r>
+        <w:t>ce qui nous donne un courant max de 105mA (</w:t>
+      </w:r>
+      <w:hyperlink r:id="rId27" w:history="1">
+        <w:r>
+          <w:rPr>
+            <w:rStyle w:val="Lienhypertexte"/>
+          </w:rPr>
+          <w:t>Datasheet - STM32L072x8 STM32L072xB STM32L072xZ - Ultra-</w:t>
+        </w:r>
+        <w:proofErr w:type="spellStart"/>
+        <w:r>
+          <w:rPr>
+            <w:rStyle w:val="Lienhypertexte"/>
+          </w:rPr>
+          <w:t>low</w:t>
+        </w:r>
+        <w:proofErr w:type="spellEnd"/>
+        <w:r>
+          <w:rPr>
+            <w:rStyle w:val="Lienhypertexte"/>
+          </w:rPr>
+          <w:t>-power 32-bit MCU Arm®-</w:t>
+        </w:r>
+        <w:proofErr w:type="spellStart"/>
+        <w:r>
+          <w:rPr>
+            <w:rStyle w:val="Lienhypertexte"/>
+          </w:rPr>
+          <w:t>based</w:t>
+        </w:r>
+        <w:proofErr w:type="spellEnd"/>
+        <w:r>
+          <w:rPr>
+            <w:rStyle w:val="Lienhypertexte"/>
+          </w:rPr>
+          <w:t xml:space="preserve"> Cortex®-M0+, up to 192KB Flash, 20KB SRAM, 6KB EEPROM, USB, ADC, </w:t>
+        </w:r>
+        <w:proofErr w:type="spellStart"/>
+        <w:r>
+          <w:rPr>
+            <w:rStyle w:val="Lienhypertexte"/>
+          </w:rPr>
+          <w:t>DACs</w:t>
+        </w:r>
+        <w:proofErr w:type="spellEnd"/>
+      </w:hyperlink>
+      <w:r>
+        <w:t xml:space="preserve"> P.</w:t>
+      </w:r>
+      <w:r>
+        <w:t>63</w:t>
+      </w:r>
+      <w:r>
+        <w:t>)</w:t>
+      </w:r>
+      <w:r>
+        <w:t xml:space="preserve">. Les deux autres matrices utiliseront aussi du courant donc j’ai fait des calculs pour les cas extrêmes </w:t>
+      </w:r>
+      <w:r>
+        <w:t xml:space="preserve">de leur côté aussi. Pour la matrice de </w:t>
+      </w:r>
+      <w:proofErr w:type="spellStart"/>
+      <w:r>
+        <w:t>LEDs</w:t>
+      </w:r>
+      <w:proofErr w:type="spellEnd"/>
+      <w:r>
+        <w:t xml:space="preserve">, on pourra activer un maximum de 2 </w:t>
+      </w:r>
+      <w:proofErr w:type="spellStart"/>
+      <w:r>
+        <w:t>LEDs</w:t>
+      </w:r>
+      <w:proofErr w:type="spellEnd"/>
+      <w:r>
+        <w:t xml:space="preserve"> à la fois</w:t>
+      </w:r>
+      <w:r>
+        <w:t>. Avec la matrice de touches, j’estime que toutes les touches tireront le courant maximum en tout temps.</w:t>
+      </w:r>
+      <w:r>
+        <w:t xml:space="preserve"> </w:t>
+      </w:r>
+    </w:p>
+    <w:p>
+      <w:r>
+        <w:t xml:space="preserve">Il me faudra donc un régulateur </w:t>
+      </w:r>
+      <w:r>
+        <w:t>qui a la capacité de fournir plus de 146mA.</w:t>
+      </w:r>
+    </w:p>
+    <w:p>
+      <w:pPr>
+        <w:pStyle w:val="Titre4"/>
+      </w:pPr>
+      <w:r>
+        <w:t>Résistance pour le port USB-C</w:t>
+      </w:r>
+    </w:p>
+    <w:p>
+      <w:r>
+        <w:t>Il n’y a que 2 résistance</w:t>
+      </w:r>
+      <w:r>
+        <w:t>s</w:t>
+      </w:r>
+      <w:r>
+        <w:t xml:space="preserve"> sur le port USB-C</w:t>
+      </w:r>
+      <w:r>
+        <w:t xml:space="preserve"> car on l’utilise uniquement comme source et non pour effectuer des transferts de donnés</w:t>
+      </w:r>
+      <w:r>
+        <w:t xml:space="preserve">. On </w:t>
+      </w:r>
+      <w:r>
+        <w:t xml:space="preserve">m’a </w:t>
+      </w:r>
+      <w:r>
+        <w:t>conseillé</w:t>
+      </w:r>
+      <w:r>
+        <w:t xml:space="preserve"> de regarder en ligne </w:t>
+      </w:r>
+      <w:r>
+        <w:t>pour trouver la valeur des résistances</w:t>
+      </w:r>
+      <w:r>
+        <w:t xml:space="preserve"> </w:t>
+      </w:r>
+      <w:r>
+        <w:t>qu’</w:t>
+      </w:r>
+      <w:r>
+        <w:t xml:space="preserve">on doit utiliser </w:t>
+      </w:r>
+      <w:r>
+        <w:t>comme</w:t>
+      </w:r>
+      <w:r>
+        <w:t xml:space="preserve"> pull-down</w:t>
+      </w:r>
+      <w:r>
+        <w:t xml:space="preserve">. J’ai donc </w:t>
+      </w:r>
+      <w:r>
+        <w:t>trouvé</w:t>
+      </w:r>
+      <w:r>
+        <w:t xml:space="preserve"> des informations sur un forum</w:t>
+      </w:r>
+      <w:r>
+        <w:t xml:space="preserve"> qui recommandais d’utiliser deux résistances de 5.1k</w:t>
+      </w:r>
+      <w:r>
+        <w:rPr>
+          <w:rFonts w:cstheme="minorHAnsi"/>
+        </w:rPr>
+        <w:t>Ω</w:t>
+      </w:r>
+      <w:r>
+        <w:rPr>
+          <w:rFonts w:cstheme="minorHAnsi"/>
+        </w:rPr>
+        <w:t xml:space="preserve"> sur les 2 lignes de</w:t>
+      </w:r>
+      <w:r>
+        <w:rPr>
+          <w:rFonts w:cstheme="minorHAnsi"/>
+        </w:rPr>
+        <w:t xml:space="preserve"> CC</w:t>
+      </w:r>
+      <w:r>
+        <w:t>.</w:t>
+      </w:r>
+      <w:r>
+        <w:t xml:space="preserve"> </w:t>
+      </w:r>
+    </w:p>
     <w:p/>
     <w:p/>
     <w:p/>
@@ -11152,6 +11525,7 @@
           <w:i/>
           <w:iCs/>
         </w:rPr>
+        <w:lastRenderedPageBreak/>
         <w:t>Microcontrôleur</w:t>
       </w:r>
     </w:p>
@@ -11184,7 +11558,7 @@
                     <pic:cNvPicPr/>
                   </pic:nvPicPr>
                   <pic:blipFill>
-                    <a:blip r:embed="rId31">
+                    <a:blip r:embed="rId28">
                       <a:extLst>
                         <a:ext uri="{28A0092B-C50C-407E-A947-70E740481C1C}">
                           <a14:useLocalDpi xmlns:a14="http://schemas.microsoft.com/office/drawing/2010/main" val="0"/>
@@ -11318,6 +11692,93 @@
         </w:rPr>
       </w:pPr>
       <w:r>
+        <w:t xml:space="preserve">Pour le mapping des ports, j’ai </w:t>
+      </w:r>
+      <w:r>
+        <w:t xml:space="preserve">regardé quelles pins était </w:t>
+      </w:r>
+      <w:r>
+        <w:t xml:space="preserve">utilisé pour la programmation dans le datasheet et j’ai ensuite </w:t>
+      </w:r>
+      <w:r>
+        <w:t xml:space="preserve">utilisé STM32CubeIDE pour savoir quelle pin pouvait être </w:t>
+      </w:r>
+      <w:r>
+        <w:t xml:space="preserve">pour le </w:t>
+      </w:r>
+      <w:proofErr w:type="spellStart"/>
+      <w:r>
+        <w:t>touch</w:t>
+      </w:r>
+      <w:proofErr w:type="spellEnd"/>
+      <w:r>
+        <w:t xml:space="preserve"> </w:t>
+      </w:r>
+      <w:proofErr w:type="spellStart"/>
+      <w:r>
+        <w:t>sensing</w:t>
+      </w:r>
+      <w:proofErr w:type="spellEnd"/>
+      <w:r>
+        <w:t xml:space="preserve"> et j’ai assigné les pins restante</w:t>
+      </w:r>
+      <w:r>
+        <w:t>s</w:t>
+      </w:r>
+      <w:r>
+        <w:t xml:space="preserve"> </w:t>
+      </w:r>
+      <w:r>
+        <w:t xml:space="preserve">à la matrice de </w:t>
+      </w:r>
+      <w:proofErr w:type="spellStart"/>
+      <w:r>
+        <w:t>LEDs</w:t>
+      </w:r>
+      <w:proofErr w:type="spellEnd"/>
+      <w:r>
+        <w:t>.</w:t>
+      </w:r>
+      <w:r>
+        <w:t xml:space="preserve"> Le mapping des LED a été fait avec le </w:t>
+      </w:r>
+      <w:proofErr w:type="spellStart"/>
+      <w:r>
+        <w:t>resultat</w:t>
+      </w:r>
+      <w:proofErr w:type="spellEnd"/>
+      <w:r>
+        <w:t xml:space="preserve"> du routage </w:t>
+      </w:r>
+      <w:proofErr w:type="spellStart"/>
+      <w:r>
+        <w:t>Altium</w:t>
+      </w:r>
+      <w:proofErr w:type="spellEnd"/>
+      <w:r>
+        <w:t xml:space="preserve"> car avec le pin-</w:t>
+      </w:r>
+      <w:proofErr w:type="spellStart"/>
+      <w:r>
+        <w:t>swapping</w:t>
+      </w:r>
+      <w:proofErr w:type="spellEnd"/>
+      <w:r>
+        <w:t xml:space="preserve"> </w:t>
+      </w:r>
+      <w:r>
+        <w:t xml:space="preserve">utilisé </w:t>
+      </w:r>
+      <w:r>
+        <w:t xml:space="preserve">pour </w:t>
+      </w:r>
+      <w:r>
+        <w:t xml:space="preserve">convenir aux contraintes du cahier des charges </w:t>
+      </w:r>
+      <w:r>
+        <w:t>on change facilement l’assignement des pins par rapport au schéma de base.</w:t>
+      </w:r>
+      <w:r>
         <w:br w:type="page"/>
       </w:r>
     </w:p>
@@ -11336,7 +11797,7 @@
           <w:noProof/>
         </w:rPr>
         <w:drawing>
-          <wp:anchor distT="0" distB="0" distL="114300" distR="114300" simplePos="0" relativeHeight="251675136" behindDoc="0" locked="0" layoutInCell="1" allowOverlap="1" wp14:anchorId="650B7E38" wp14:editId="2D98312A">
+          <wp:anchor distT="0" distB="0" distL="114300" distR="114300" simplePos="0" relativeHeight="251675136" behindDoc="0" locked="0" layoutInCell="1" allowOverlap="1" wp14:anchorId="650B7E38" wp14:editId="09BA3CFC">
             <wp:simplePos x="0" y="0"/>
             <wp:positionH relativeFrom="column">
               <wp:posOffset>1766570</wp:posOffset>
@@ -11361,7 +11822,7 @@
                     </pic:cNvPicPr>
                   </pic:nvPicPr>
                   <pic:blipFill rotWithShape="1">
-                    <a:blip r:embed="rId32" cstate="print">
+                    <a:blip r:embed="rId29" cstate="print">
                       <a:extLst>
                         <a:ext uri="{28A0092B-C50C-407E-A947-70E740481C1C}">
                           <a14:useLocalDpi xmlns:a14="http://schemas.microsoft.com/office/drawing/2010/main" val="0"/>
@@ -11423,7 +11884,7 @@
                     <pic:cNvPicPr/>
                   </pic:nvPicPr>
                   <pic:blipFill>
-                    <a:blip r:embed="rId33">
+                    <a:blip r:embed="rId30">
                       <a:extLst>
                         <a:ext uri="{28A0092B-C50C-407E-A947-70E740481C1C}">
                           <a14:useLocalDpi xmlns:a14="http://schemas.microsoft.com/office/drawing/2010/main" val="0"/>
@@ -11469,7 +11930,7 @@
       <w:r>
         <w:t>le papier de ONSEMI sur la sélection des MOSFET pour la protection de polarisation inverse (</w:t>
       </w:r>
-      <w:hyperlink r:id="rId34" w:history="1">
+      <w:hyperlink r:id="rId31" w:history="1">
         <w:r>
           <w:rPr>
             <w:rStyle w:val="Lienhypertexte"/>
@@ -11586,7 +12047,7 @@
       <w:pPr>
         <w:pStyle w:val="Titre2"/>
       </w:pPr>
-      <w:bookmarkStart w:id="43" w:name="_Toc72079940"/>
+      <w:bookmarkStart w:id="43" w:name="_Toc199257274"/>
       <w:r>
         <w:lastRenderedPageBreak/>
         <w:t>Rédaction du protocole de mise en service du prototype</w:t>
@@ -12610,12 +13071,16 @@
         <w:t>s</w:t>
       </w:r>
     </w:p>
-    <w:p/>
+    <w:p>
+      <w:r>
+        <w:br w:type="page"/>
+      </w:r>
+    </w:p>
     <w:p>
       <w:pPr>
         <w:pStyle w:val="Titre2"/>
       </w:pPr>
-      <w:bookmarkStart w:id="44" w:name="_Toc72079941"/>
+      <w:bookmarkStart w:id="44" w:name="_Toc199257275"/>
       <w:r>
         <w:lastRenderedPageBreak/>
         <w:t>Liste de matériel</w:t>
@@ -12630,7 +13095,7 @@
       <w:bookmarkStart w:id="46" w:name="_Toc40260233"/>
       <w:bookmarkStart w:id="47" w:name="_Toc40260317"/>
       <w:bookmarkStart w:id="48" w:name="_Toc40260364"/>
-      <w:bookmarkStart w:id="49" w:name="_Toc72079942"/>
+      <w:bookmarkStart w:id="49" w:name="_Toc199257276"/>
       <w:proofErr w:type="spellStart"/>
       <w:r>
         <w:t>Layout</w:t>
@@ -12643,6 +13108,164 @@
       <w:proofErr w:type="spellEnd"/>
     </w:p>
     <w:p>
+      <w:r>
+        <w:t xml:space="preserve">Pour le </w:t>
+      </w:r>
+      <w:proofErr w:type="spellStart"/>
+      <w:r>
+        <w:t>layout</w:t>
+      </w:r>
+      <w:proofErr w:type="spellEnd"/>
+      <w:r>
+        <w:t>, J’ai d’abord placé les composant qui avai</w:t>
+      </w:r>
+      <w:r>
+        <w:t>ent une position imposé</w:t>
+      </w:r>
+      <w:r>
+        <w:t>e</w:t>
+      </w:r>
+      <w:r>
+        <w:t xml:space="preserve"> par le cahier des charges donc les 24 touches capacitive</w:t>
+      </w:r>
+      <w:r>
+        <w:t>s</w:t>
+      </w:r>
+      <w:r>
+        <w:t xml:space="preserve"> et leurs </w:t>
+      </w:r>
+      <w:proofErr w:type="spellStart"/>
+      <w:r>
+        <w:t>LEDs</w:t>
+      </w:r>
+      <w:proofErr w:type="spellEnd"/>
+      <w:r>
+        <w:t xml:space="preserve"> qui doivent être arrangé comme</w:t>
+      </w:r>
+      <w:r>
+        <w:t xml:space="preserve"> un plateau de jeu pour le moulin</w:t>
+      </w:r>
+      <w:r>
+        <w:t>,</w:t>
+      </w:r>
+      <w:r>
+        <w:t xml:space="preserve"> le</w:t>
+      </w:r>
+      <w:r>
+        <w:t xml:space="preserve"> STM32 qui doit être au </w:t>
+      </w:r>
+      <w:r>
+        <w:t>centre d</w:t>
+      </w:r>
+      <w:r>
+        <w:t>u PCB</w:t>
+      </w:r>
+      <w:r>
+        <w:t>, le port USB-C qui doit être dans un bord et le connecteur de programmation qui dois être dans un bord aussi</w:t>
+      </w:r>
+      <w:r>
+        <w:t>. Après ces composants j’ai dû réfléchir de manière a ce que tous les composants soient placé logiquement -&gt; les condensateurs près des IC</w:t>
+      </w:r>
+      <w:r>
+        <w:t xml:space="preserve"> </w:t>
+      </w:r>
+      <w:r>
+        <w:t>(le STM32 et le régulateur)</w:t>
+      </w:r>
+      <w:r>
+        <w:t xml:space="preserve"> </w:t>
+      </w:r>
+      <w:r>
+        <w:t xml:space="preserve">qu’ils </w:t>
+      </w:r>
+      <w:r>
+        <w:t>découpl</w:t>
+      </w:r>
+      <w:r>
+        <w:t>ent</w:t>
+      </w:r>
+      <w:r>
+        <w:t xml:space="preserve">, les résistances </w:t>
+      </w:r>
+      <w:r>
+        <w:t>des matrices doivent être placé logiquement par rapport à leur pin sur l</w:t>
+      </w:r>
+      <w:r>
+        <w:t xml:space="preserve">e </w:t>
+      </w:r>
+      <w:r>
+        <w:rPr>
+          <w:rFonts w:cstheme="minorHAnsi"/>
+        </w:rPr>
+        <w:t>µ</w:t>
+      </w:r>
+      <w:r>
+        <w:t>C</w:t>
+      </w:r>
+      <w:r>
+        <w:t xml:space="preserve"> tout ça en </w:t>
+      </w:r>
+      <w:r>
+        <w:t>faisant attention à laisser assez de place pour que les pistes atteignent le</w:t>
+      </w:r>
+      <w:r>
+        <w:t xml:space="preserve">s pins du STM32. </w:t>
+      </w:r>
+    </w:p>
+    <w:p>
+      <w:r>
+        <w:t>Ma méthode était la suivante</w:t>
+      </w:r>
+      <w:r>
+        <w:t xml:space="preserve"> : </w:t>
+      </w:r>
+      <w:r>
+        <w:t>après avoir placé les</w:t>
+      </w:r>
+      <w:r>
+        <w:t xml:space="preserve"> composant qui avait une position obligatoire, j’ai </w:t>
+      </w:r>
+      <w:r>
+        <w:t>collé les condensateurs de découplage le plus proche possible</w:t>
+      </w:r>
+      <w:r>
+        <w:t xml:space="preserve"> pour ensuite router les touches capacitives entre elles </w:t>
+      </w:r>
+      <w:r>
+        <w:t>ce qui me permet de</w:t>
+      </w:r>
+      <w:r>
+        <w:t xml:space="preserve"> </w:t>
+      </w:r>
+      <w:r>
+        <w:t>s</w:t>
+      </w:r>
+      <w:r>
+        <w:t>avoir</w:t>
+      </w:r>
+      <w:r>
+        <w:t xml:space="preserve"> </w:t>
+      </w:r>
+      <w:r>
+        <w:t>quels endroits</w:t>
+      </w:r>
+      <w:r>
+        <w:t xml:space="preserve"> ne pourront pas être </w:t>
+      </w:r>
+      <w:r>
+        <w:t>utilisé pour des pistes sur la face TOP</w:t>
+      </w:r>
+      <w:r>
+        <w:t xml:space="preserve">. Pour les autres composants, </w:t>
+      </w:r>
+      <w:r>
+        <w:t xml:space="preserve">j’ai essayé de </w:t>
+      </w:r>
+      <w:r>
+        <w:t xml:space="preserve">d’abord </w:t>
+      </w:r>
+    </w:p>
+    <w:p>
       <w:pPr>
         <w:pStyle w:val="Titre3"/>
       </w:pPr>
@@ -12710,7 +13333,7 @@
       <w:bookmarkStart w:id="51" w:name="_Toc40260239"/>
       <w:bookmarkStart w:id="52" w:name="_Toc40260323"/>
       <w:bookmarkStart w:id="53" w:name="_Toc40260370"/>
-      <w:bookmarkStart w:id="54" w:name="_Toc72079943"/>
+      <w:bookmarkStart w:id="54" w:name="_Toc199257277"/>
       <w:proofErr w:type="spellStart"/>
       <w:r>
         <w:lastRenderedPageBreak/>
@@ -12755,7 +13378,7 @@
       <w:pPr>
         <w:pStyle w:val="Titre2"/>
       </w:pPr>
-      <w:bookmarkStart w:id="55" w:name="_Toc72079944"/>
+      <w:bookmarkStart w:id="55" w:name="_Toc199257278"/>
       <w:r>
         <w:t>Software</w:t>
       </w:r>
@@ -12784,6 +13407,9 @@
     </w:p>
     <w:p>
       <w:r>
+        <w:rPr>
+          <w:noProof/>
+        </w:rPr>
         <w:drawing>
           <wp:anchor distT="0" distB="0" distL="114300" distR="114300" simplePos="0" relativeHeight="251684352" behindDoc="0" locked="0" layoutInCell="1" allowOverlap="1" wp14:anchorId="13354581" wp14:editId="23F9FF09">
             <wp:simplePos x="0" y="0"/>
@@ -12808,7 +13434,7 @@
                     <pic:cNvPicPr/>
                   </pic:nvPicPr>
                   <pic:blipFill>
-                    <a:blip r:embed="rId35">
+                    <a:blip r:embed="rId32">
                       <a:extLst>
                         <a:ext uri="{28A0092B-C50C-407E-A947-70E740481C1C}">
                           <a14:useLocalDpi xmlns:a14="http://schemas.microsoft.com/office/drawing/2010/main" val="0"/>
@@ -12918,7 +13544,7 @@
       <w:pPr>
         <w:pStyle w:val="Titre2"/>
       </w:pPr>
-      <w:bookmarkStart w:id="56" w:name="_Toc72079945"/>
+      <w:bookmarkStart w:id="56" w:name="_Toc199257279"/>
       <w:r>
         <w:t>Phase de production</w:t>
       </w:r>
@@ -12947,7 +13573,7 @@
       <w:pPr>
         <w:pStyle w:val="Titre2"/>
       </w:pPr>
-      <w:bookmarkStart w:id="57" w:name="_Toc72079946"/>
+      <w:bookmarkStart w:id="57" w:name="_Toc199257280"/>
       <w:r>
         <w:t>Liste des outils</w:t>
       </w:r>
@@ -12969,7 +13595,7 @@
       <w:bookmarkStart w:id="59" w:name="_Toc40260242"/>
       <w:bookmarkStart w:id="60" w:name="_Toc40260326"/>
       <w:bookmarkStart w:id="61" w:name="_Toc40260373"/>
-      <w:bookmarkStart w:id="62" w:name="_Toc72079947"/>
+      <w:bookmarkStart w:id="62" w:name="_Toc199257281"/>
       <w:r>
         <w:lastRenderedPageBreak/>
         <w:t>Contrôle</w:t>
@@ -12984,7 +13610,7 @@
       <w:pPr>
         <w:pStyle w:val="Titre2"/>
       </w:pPr>
-      <w:bookmarkStart w:id="63" w:name="_Toc72079948"/>
+      <w:bookmarkStart w:id="63" w:name="_Toc199257282"/>
       <w:r>
         <w:t>Validation ERC</w:t>
       </w:r>
@@ -13008,18 +13634,108 @@
       <w:pPr>
         <w:pStyle w:val="Titre2"/>
       </w:pPr>
-      <w:bookmarkStart w:id="64" w:name="_Toc72079949"/>
+      <w:bookmarkStart w:id="64" w:name="_Toc199257283"/>
       <w:r>
         <w:t>Validation DRC</w:t>
       </w:r>
       <w:bookmarkEnd w:id="64"/>
     </w:p>
     <w:p>
+      <w:r>
+        <w:t>Le DRC était OK mais après</w:t>
+      </w:r>
+      <w:r>
+        <w:t xml:space="preserve"> avoir d</w:t>
+      </w:r>
+      <w:r>
+        <w:t>û</w:t>
+      </w:r>
+      <w:r>
+        <w:t xml:space="preserve"> faire un changement express qui ne m’a pas permis de refaire un DRC, j’ai une erreur de </w:t>
+      </w:r>
+      <w:r>
+        <w:t xml:space="preserve">routage. </w:t>
+      </w:r>
+      <w:r>
+        <w:t>On a un îlot de GND coupé des plans donc un composant n</w:t>
+      </w:r>
+      <w:r>
+        <w:t>’</w:t>
+      </w:r>
+      <w:r>
+        <w:t>est pas</w:t>
+      </w:r>
+      <w:r>
+        <w:t xml:space="preserve"> relié au GND</w:t>
+      </w:r>
+      <w:r>
+        <w:t xml:space="preserve"> mais ce problème est</w:t>
+      </w:r>
+      <w:r>
+        <w:t xml:space="preserve"> </w:t>
+      </w:r>
+      <w:r>
+        <w:t xml:space="preserve">remédiable </w:t>
+      </w:r>
+      <w:r>
+        <w:t>à l’aide d’un fils.</w:t>
+      </w:r>
+      <w:r>
+        <w:t xml:space="preserve"> En changeant le type de plan </w:t>
+      </w:r>
+      <w:r>
+        <w:t>d’haché à plein le problème est résolu. Le DRC est celui créé après les changements de PCB.</w:t>
+      </w:r>
+    </w:p>
+    <w:p>
+      <w:r>
+        <w:rPr>
+          <w:noProof/>
+        </w:rPr>
+        <w:drawing>
+          <wp:inline distT="0" distB="0" distL="0" distR="0" wp14:anchorId="0E4426F2" wp14:editId="0341A5B2">
+            <wp:extent cx="5760720" cy="2813050"/>
+            <wp:effectExtent l="0" t="0" r="0" b="6350"/>
+            <wp:docPr id="1417464128" name="Image 1" descr="Une image contenant texte, capture d’écran, Police, conception&#10;&#10;Le contenu généré par l’IA peut être incorrect."/>
+            <wp:cNvGraphicFramePr>
+              <a:graphicFrameLocks xmlns:a="http://schemas.openxmlformats.org/drawingml/2006/main" noChangeAspect="1"/>
+            </wp:cNvGraphicFramePr>
+            <a:graphic xmlns:a="http://schemas.openxmlformats.org/drawingml/2006/main">
+              <a:graphicData uri="http://schemas.openxmlformats.org/drawingml/2006/picture">
+                <pic:pic xmlns:pic="http://schemas.openxmlformats.org/drawingml/2006/picture">
+                  <pic:nvPicPr>
+                    <pic:cNvPr id="1417464128" name="Image 1" descr="Une image contenant texte, capture d’écran, Police, conception&#10;&#10;Le contenu généré par l’IA peut être incorrect."/>
+                    <pic:cNvPicPr/>
+                  </pic:nvPicPr>
+                  <pic:blipFill>
+                    <a:blip r:embed="rId33"/>
+                    <a:stretch>
+                      <a:fillRect/>
+                    </a:stretch>
+                  </pic:blipFill>
+                  <pic:spPr>
+                    <a:xfrm>
+                      <a:off x="0" y="0"/>
+                      <a:ext cx="5760720" cy="2813050"/>
+                    </a:xfrm>
+                    <a:prstGeom prst="rect">
+                      <a:avLst/>
+                    </a:prstGeom>
+                  </pic:spPr>
+                </pic:pic>
+              </a:graphicData>
+            </a:graphic>
+          </wp:inline>
+        </w:drawing>
+      </w:r>
+    </w:p>
+    <w:p>
       <w:pPr>
         <w:pStyle w:val="Titre2"/>
       </w:pPr>
-      <w:bookmarkStart w:id="65" w:name="_Toc72079950"/>
-      <w:r>
+      <w:bookmarkStart w:id="65" w:name="_Toc199257284"/>
+      <w:r>
+        <w:lastRenderedPageBreak/>
         <w:t xml:space="preserve">Validation </w:t>
       </w:r>
       <w:proofErr w:type="spellStart"/>
@@ -13030,10 +13746,96 @@
       <w:proofErr w:type="spellEnd"/>
     </w:p>
     <w:p>
+      <w:r>
+        <w:rPr>
+          <w:noProof/>
+        </w:rPr>
+        <w:drawing>
+          <wp:anchor distT="0" distB="0" distL="114300" distR="114300" simplePos="0" relativeHeight="251688448" behindDoc="0" locked="0" layoutInCell="1" allowOverlap="1" wp14:anchorId="11BB9748" wp14:editId="7BE3311F">
+            <wp:simplePos x="0" y="0"/>
+            <wp:positionH relativeFrom="margin">
+              <wp:align>right</wp:align>
+            </wp:positionH>
+            <wp:positionV relativeFrom="paragraph">
+              <wp:posOffset>432435</wp:posOffset>
+            </wp:positionV>
+            <wp:extent cx="5760720" cy="2865120"/>
+            <wp:effectExtent l="0" t="0" r="0" b="0"/>
+            <wp:wrapTopAndBottom/>
+            <wp:docPr id="256140952" name="Image 1" descr="Une image contenant capture d’écran, texte, logiciel, Logiciel multimédia&#10;&#10;Le contenu généré par l’IA peut être incorrect."/>
+            <wp:cNvGraphicFramePr>
+              <a:graphicFrameLocks xmlns:a="http://schemas.openxmlformats.org/drawingml/2006/main" noChangeAspect="1"/>
+            </wp:cNvGraphicFramePr>
+            <a:graphic xmlns:a="http://schemas.openxmlformats.org/drawingml/2006/main">
+              <a:graphicData uri="http://schemas.openxmlformats.org/drawingml/2006/picture">
+                <pic:pic xmlns:pic="http://schemas.openxmlformats.org/drawingml/2006/picture">
+                  <pic:nvPicPr>
+                    <pic:cNvPr id="256140952" name="Image 1" descr="Une image contenant capture d’écran, texte, logiciel, Logiciel multimédia&#10;&#10;Le contenu généré par l’IA peut être incorrect."/>
+                    <pic:cNvPicPr/>
+                  </pic:nvPicPr>
+                  <pic:blipFill>
+                    <a:blip r:embed="rId34" cstate="print">
+                      <a:extLst>
+                        <a:ext uri="{28A0092B-C50C-407E-A947-70E740481C1C}">
+                          <a14:useLocalDpi xmlns:a14="http://schemas.microsoft.com/office/drawing/2010/main" val="0"/>
+                        </a:ext>
+                      </a:extLst>
+                    </a:blip>
+                    <a:stretch>
+                      <a:fillRect/>
+                    </a:stretch>
+                  </pic:blipFill>
+                  <pic:spPr>
+                    <a:xfrm>
+                      <a:off x="0" y="0"/>
+                      <a:ext cx="5760720" cy="2865120"/>
+                    </a:xfrm>
+                    <a:prstGeom prst="rect">
+                      <a:avLst/>
+                    </a:prstGeom>
+                  </pic:spPr>
+                </pic:pic>
+              </a:graphicData>
+            </a:graphic>
+          </wp:anchor>
+        </w:drawing>
+      </w:r>
+      <w:r>
+        <w:t xml:space="preserve">La validation faite sur </w:t>
+      </w:r>
+      <w:proofErr w:type="spellStart"/>
+      <w:r>
+        <w:t>Eurocircuit</w:t>
+      </w:r>
+      <w:proofErr w:type="spellEnd"/>
+      <w:r>
+        <w:t xml:space="preserve"> n’est pas la même que celle commandé car le plan haché a </w:t>
+      </w:r>
+      <w:proofErr w:type="spellStart"/>
+      <w:r>
+        <w:t>du</w:t>
+      </w:r>
+      <w:proofErr w:type="spellEnd"/>
+      <w:r>
+        <w:t xml:space="preserve"> être changer</w:t>
+      </w:r>
+      <w:r>
+        <w:t xml:space="preserve"> mais il n’y avait pas d’</w:t>
+      </w:r>
+      <w:proofErr w:type="spellStart"/>
+      <w:r>
+        <w:t>erreurs.</w:t>
+      </w:r>
+      <w:r>
+        <w:t>s</w:t>
+      </w:r>
+      <w:proofErr w:type="spellEnd"/>
+    </w:p>
+    <w:p>
       <w:pPr>
         <w:pStyle w:val="Titre2"/>
       </w:pPr>
-      <w:bookmarkStart w:id="66" w:name="_Toc72079951"/>
+      <w:bookmarkStart w:id="66" w:name="_Toc199257285"/>
       <w:r>
         <w:t>Validation par la m</w:t>
       </w:r>
@@ -13055,7 +13857,7 @@
       <w:bookmarkStart w:id="68" w:name="_Toc40260246"/>
       <w:bookmarkStart w:id="69" w:name="_Toc40260330"/>
       <w:bookmarkStart w:id="70" w:name="_Toc40260377"/>
-      <w:bookmarkStart w:id="71" w:name="_Toc72079952"/>
+      <w:bookmarkStart w:id="71" w:name="_Toc199257286"/>
       <w:r>
         <w:lastRenderedPageBreak/>
         <w:t>Evaluation</w:t>
@@ -13070,7 +13872,7 @@
       <w:pPr>
         <w:pStyle w:val="Titre2"/>
       </w:pPr>
-      <w:bookmarkStart w:id="72" w:name="_Toc72079953"/>
+      <w:bookmarkStart w:id="72" w:name="_Toc199257287"/>
       <w:r>
         <w:t>Etat du projet</w:t>
       </w:r>
@@ -13080,7 +13882,7 @@
       <w:pPr>
         <w:pStyle w:val="Titre2"/>
       </w:pPr>
-      <w:bookmarkStart w:id="73" w:name="_Toc72079954"/>
+      <w:bookmarkStart w:id="73" w:name="_Toc199257288"/>
       <w:r>
         <w:t>Liste des m</w:t>
       </w:r>
@@ -13099,7 +13901,7 @@
       <w:pPr>
         <w:pStyle w:val="Titre2"/>
       </w:pPr>
-      <w:bookmarkStart w:id="74" w:name="_Toc72079955"/>
+      <w:bookmarkStart w:id="74" w:name="_Toc199257289"/>
       <w:r>
         <w:t>Liste des délivrables</w:t>
       </w:r>
@@ -13271,13 +14073,13 @@
                           <pic:cNvPicPr/>
                         </pic:nvPicPr>
                         <pic:blipFill>
-                          <a:blip r:embed="rId36" cstate="print">
+                          <a:blip r:embed="rId35" cstate="print">
                             <a:extLst>
                               <a:ext uri="{28A0092B-C50C-407E-A947-70E740481C1C}">
                                 <a14:useLocalDpi xmlns:a14="http://schemas.microsoft.com/office/drawing/2010/main" val="0"/>
                               </a:ext>
                               <a:ext uri="{96DAC541-7B7A-43D3-8B79-37D633B846F1}">
-                                <asvg:svgBlip xmlns:asvg="http://schemas.microsoft.com/office/drawing/2016/SVG/main" r:embed="rId37"/>
+                                <asvg:svgBlip xmlns:asvg="http://schemas.microsoft.com/office/drawing/2016/SVG/main" r:embed="rId36"/>
                               </a:ext>
                             </a:extLst>
                           </a:blip>
@@ -13605,13 +14407,13 @@
                           <pic:cNvPicPr/>
                         </pic:nvPicPr>
                         <pic:blipFill>
-                          <a:blip r:embed="rId36" cstate="print">
+                          <a:blip r:embed="rId35" cstate="print">
                             <a:extLst>
                               <a:ext uri="{28A0092B-C50C-407E-A947-70E740481C1C}">
                                 <a14:useLocalDpi xmlns:a14="http://schemas.microsoft.com/office/drawing/2010/main" val="0"/>
                               </a:ext>
                               <a:ext uri="{96DAC541-7B7A-43D3-8B79-37D633B846F1}">
-                                <asvg:svgBlip xmlns:asvg="http://schemas.microsoft.com/office/drawing/2016/SVG/main" r:embed="rId37"/>
+                                <asvg:svgBlip xmlns:asvg="http://schemas.microsoft.com/office/drawing/2016/SVG/main" r:embed="rId36"/>
                               </a:ext>
                             </a:extLst>
                           </a:blip>
@@ -13733,13 +14535,13 @@
                           <pic:cNvPicPr/>
                         </pic:nvPicPr>
                         <pic:blipFill>
-                          <a:blip r:embed="rId36" cstate="print">
+                          <a:blip r:embed="rId35" cstate="print">
                             <a:extLst>
                               <a:ext uri="{28A0092B-C50C-407E-A947-70E740481C1C}">
                                 <a14:useLocalDpi xmlns:a14="http://schemas.microsoft.com/office/drawing/2010/main" val="0"/>
                               </a:ext>
                               <a:ext uri="{96DAC541-7B7A-43D3-8B79-37D633B846F1}">
-                                <asvg:svgBlip xmlns:asvg="http://schemas.microsoft.com/office/drawing/2016/SVG/main" r:embed="rId37"/>
+                                <asvg:svgBlip xmlns:asvg="http://schemas.microsoft.com/office/drawing/2016/SVG/main" r:embed="rId36"/>
                               </a:ext>
                             </a:extLst>
                           </a:blip>
@@ -14869,13 +15671,13 @@
                           <pic:cNvPicPr/>
                         </pic:nvPicPr>
                         <pic:blipFill>
-                          <a:blip r:embed="rId36" cstate="print">
+                          <a:blip r:embed="rId35" cstate="print">
                             <a:extLst>
                               <a:ext uri="{28A0092B-C50C-407E-A947-70E740481C1C}">
                                 <a14:useLocalDpi xmlns:a14="http://schemas.microsoft.com/office/drawing/2010/main" val="0"/>
                               </a:ext>
                               <a:ext uri="{96DAC541-7B7A-43D3-8B79-37D633B846F1}">
-                                <asvg:svgBlip xmlns:asvg="http://schemas.microsoft.com/office/drawing/2016/SVG/main" r:embed="rId37"/>
+                                <asvg:svgBlip xmlns:asvg="http://schemas.microsoft.com/office/drawing/2016/SVG/main" r:embed="rId36"/>
                               </a:ext>
                             </a:extLst>
                           </a:blip>
@@ -15037,14 +15839,14 @@
       <w:pPr>
         <w:pStyle w:val="Titre2"/>
       </w:pPr>
-      <w:bookmarkStart w:id="75" w:name="_Toc72079956"/>
+      <w:bookmarkStart w:id="75" w:name="_Toc199257290"/>
       <w:r>
         <w:t>Amélioration possibl</w:t>
       </w:r>
+      <w:r>
+        <w:t>e</w:t>
+      </w:r>
       <w:bookmarkEnd w:id="75"/>
-      <w:r>
-        <w:t>e</w:t>
-      </w:r>
     </w:p>
     <w:tbl>
       <w:tblPr>
@@ -15122,8 +15924,95 @@
               <w:t xml:space="preserve">En faisant la visite avec les Experts, ils ont mentionné le fait qu’il manquait </w:t>
             </w:r>
             <w:r>
-              <w:t xml:space="preserve">une indication du projet sur la sérigraphie </w:t>
+              <w:t>une indication d</w:t>
             </w:r>
+            <w:r>
+              <w:t>e version du</w:t>
+            </w:r>
+            <w:r>
+              <w:t xml:space="preserve"> projet sur la sérigraphie </w:t>
+            </w:r>
+            <w:r>
+              <w:t>et le logo de l’EMF</w:t>
+            </w:r>
+          </w:p>
+        </w:tc>
+      </w:tr>
+      <w:tr>
+        <w:tc>
+          <w:tcPr>
+            <w:cnfStyle w:val="001000000000" w:firstRow="0" w:lastRow="0" w:firstColumn="1" w:lastColumn="0" w:oddVBand="0" w:evenVBand="0" w:oddHBand="0" w:evenHBand="0" w:firstRowFirstColumn="0" w:firstRowLastColumn="0" w:lastRowFirstColumn="0" w:lastRowLastColumn="0"/>
+            <w:tcW w:w="1843" w:type="dxa"/>
+          </w:tcPr>
+          <w:p>
+            <w:pPr>
+              <w:rPr>
+                <w:b w:val="0"/>
+                <w:bCs w:val="0"/>
+              </w:rPr>
+            </w:pPr>
+            <w:r>
+              <w:rPr>
+                <w:b w:val="0"/>
+                <w:bCs w:val="0"/>
+              </w:rPr>
+              <w:t>PCB</w:t>
+            </w:r>
+          </w:p>
+        </w:tc>
+        <w:tc>
+          <w:tcPr>
+            <w:tcW w:w="7219" w:type="dxa"/>
+          </w:tcPr>
+          <w:p>
+            <w:pPr>
+              <w:cnfStyle w:val="000000000000" w:firstRow="0" w:lastRow="0" w:firstColumn="0" w:lastColumn="0" w:oddVBand="0" w:evenVBand="0" w:oddHBand="0" w:evenHBand="0" w:firstRowFirstColumn="0" w:firstRowLastColumn="0" w:lastRowFirstColumn="0" w:lastRowLastColumn="0"/>
+            </w:pPr>
+            <w:r>
+              <w:t xml:space="preserve">En rédigeant la doc, j’ai vu qu’à cause du </w:t>
+            </w:r>
+            <w:r>
+              <w:t xml:space="preserve">changement du </w:t>
+            </w:r>
+            <w:r>
+              <w:t>plan haché</w:t>
+            </w:r>
+            <w:r>
+              <w:t>, le condensateur C7 n’est pas connecté au GND</w:t>
+            </w:r>
+            <w:r>
+              <w:t xml:space="preserve">. Le PCB </w:t>
+            </w:r>
+            <w:proofErr w:type="spellStart"/>
+            <w:r>
+              <w:t>Altium</w:t>
+            </w:r>
+            <w:proofErr w:type="spellEnd"/>
+            <w:r>
+              <w:t xml:space="preserve"> est déjà changé pour ça.</w:t>
+            </w:r>
+          </w:p>
+        </w:tc>
+      </w:tr>
+      <w:tr>
+        <w:trPr>
+          <w:cnfStyle w:val="000000100000" w:firstRow="0" w:lastRow="0" w:firstColumn="0" w:lastColumn="0" w:oddVBand="0" w:evenVBand="0" w:oddHBand="1" w:evenHBand="0" w:firstRowFirstColumn="0" w:firstRowLastColumn="0" w:lastRowFirstColumn="0" w:lastRowLastColumn="0"/>
+        </w:trPr>
+        <w:tc>
+          <w:tcPr>
+            <w:cnfStyle w:val="001000000000" w:firstRow="0" w:lastRow="0" w:firstColumn="1" w:lastColumn="0" w:oddVBand="0" w:evenVBand="0" w:oddHBand="0" w:evenHBand="0" w:firstRowFirstColumn="0" w:firstRowLastColumn="0" w:lastRowFirstColumn="0" w:lastRowLastColumn="0"/>
+            <w:tcW w:w="1843" w:type="dxa"/>
+          </w:tcPr>
+          <w:p/>
+        </w:tc>
+        <w:tc>
+          <w:tcPr>
+            <w:tcW w:w="7219" w:type="dxa"/>
+          </w:tcPr>
+          <w:p>
+            <w:pPr>
+              <w:cnfStyle w:val="000000100000" w:firstRow="0" w:lastRow="0" w:firstColumn="0" w:lastColumn="0" w:oddVBand="0" w:evenVBand="0" w:oddHBand="1" w:evenHBand="0" w:firstRowFirstColumn="0" w:firstRowLastColumn="0" w:lastRowFirstColumn="0" w:lastRowLastColumn="0"/>
+            </w:pPr>
           </w:p>
         </w:tc>
       </w:tr>
@@ -15137,7 +16026,7 @@
       <w:bookmarkStart w:id="77" w:name="_Toc40260249"/>
       <w:bookmarkStart w:id="78" w:name="_Toc40260333"/>
       <w:bookmarkStart w:id="79" w:name="_Toc40260380"/>
-      <w:bookmarkStart w:id="80" w:name="_Toc72079957"/>
+      <w:bookmarkStart w:id="80" w:name="_Toc199257291"/>
       <w:r>
         <w:t>Conclusion et avis personnel</w:t>
       </w:r>
@@ -15159,7 +16048,7 @@
     <w:tbl>
       <w:tblPr>
         <w:tblStyle w:val="Grilledutableau"/>
-        <w:tblpPr w:leftFromText="141" w:rightFromText="141" w:vertAnchor="text" w:horzAnchor="margin" w:tblpY="190"/>
+        <w:tblpPr w:leftFromText="141" w:rightFromText="141" w:vertAnchor="text" w:horzAnchor="margin" w:tblpY="-65"/>
         <w:tblW w:w="0" w:type="auto"/>
         <w:tblBorders>
           <w:top w:val="none" w:sz="0" w:space="0" w:color="auto"/>
@@ -15179,17 +16068,17 @@
       <w:tr>
         <w:tc>
           <w:tcPr>
-            <w:tcW w:w="959" w:type="dxa"/>
+            <w:tcW w:w="946" w:type="dxa"/>
           </w:tcPr>
           <w:p>
             <w:r>
-              <w:t xml:space="preserve">Lieu: </w:t>
+              <w:t xml:space="preserve">Lieu : </w:t>
             </w:r>
           </w:p>
         </w:tc>
         <w:tc>
           <w:tcPr>
-            <w:tcW w:w="4496" w:type="dxa"/>
+            <w:tcW w:w="4336" w:type="dxa"/>
           </w:tcPr>
           <w:p>
             <w:r>
@@ -15204,7 +16093,7 @@
         </w:tc>
         <w:tc>
           <w:tcPr>
-            <w:tcW w:w="3833" w:type="dxa"/>
+            <w:tcW w:w="3790" w:type="dxa"/>
           </w:tcPr>
           <w:p>
             <w:pPr>
@@ -15219,36 +16108,30 @@
       <w:tr>
         <w:tc>
           <w:tcPr>
-            <w:tcW w:w="959" w:type="dxa"/>
+            <w:tcW w:w="946" w:type="dxa"/>
           </w:tcPr>
           <w:p>
             <w:r>
-              <w:t>Date:</w:t>
+              <w:t>Date :</w:t>
             </w:r>
           </w:p>
         </w:tc>
         <w:tc>
           <w:tcPr>
-            <w:tcW w:w="4496" w:type="dxa"/>
+            <w:tcW w:w="4336" w:type="dxa"/>
           </w:tcPr>
           <w:p/>
         </w:tc>
         <w:tc>
           <w:tcPr>
-            <w:tcW w:w="3833" w:type="dxa"/>
+            <w:tcW w:w="3790" w:type="dxa"/>
           </w:tcPr>
           <w:p>
             <w:pPr>
               <w:jc w:val="center"/>
             </w:pPr>
             <w:r>
-              <w:t>Bourquenoud</w:t>
-            </w:r>
-            <w:r>
-              <w:t xml:space="preserve"> </w:t>
-            </w:r>
-            <w:r>
-              <w:t>Alexandre</w:t>
+              <w:t>Bourquenoud Alexandre</w:t>
             </w:r>
           </w:p>
         </w:tc>
@@ -15256,12 +16139,6 @@
     </w:tbl>
     <w:p/>
     <w:p>
-      <w:r>
-        <w:br w:type="page"/>
-      </w:r>
-    </w:p>
-    <w:p/>
-    <w:p>
       <w:pPr>
         <w:pStyle w:val="Titre3"/>
       </w:pPr>
@@ -15270,6 +16147,7 @@
       <w:bookmarkStart w:id="83" w:name="_Toc40260335"/>
       <w:bookmarkStart w:id="84" w:name="_Toc40260382"/>
       <w:r>
+        <w:lastRenderedPageBreak/>
         <w:t>Sources</w:t>
       </w:r>
       <w:bookmarkEnd w:id="81"/>
@@ -15285,7 +16163,7 @@
           <w:numId w:val="30"/>
         </w:numPr>
       </w:pPr>
-      <w:hyperlink r:id="rId38" w:history="1">
+      <w:hyperlink r:id="rId37" w:history="1">
         <w:r>
           <w:rPr>
             <w:rStyle w:val="Lienhypertexte"/>
@@ -15308,7 +16186,7 @@
           <w:lang w:val="en-US"/>
         </w:rPr>
       </w:pPr>
-      <w:hyperlink r:id="rId39" w:history="1">
+      <w:hyperlink r:id="rId38" w:history="1">
         <w:r>
           <w:rPr>
             <w:rStyle w:val="Lienhypertexte"/>
@@ -15326,7 +16204,7 @@
           <w:numId w:val="30"/>
         </w:numPr>
       </w:pPr>
-      <w:hyperlink r:id="rId40" w:history="1">
+      <w:hyperlink r:id="rId39" w:history="1">
         <w:r>
           <w:rPr>
             <w:rStyle w:val="Lienhypertexte"/>
@@ -15360,7 +16238,7 @@
           <w:lang w:val="en-US"/>
         </w:rPr>
       </w:pPr>
-      <w:hyperlink r:id="rId41" w:history="1">
+      <w:hyperlink r:id="rId40" w:history="1">
         <w:proofErr w:type="spellStart"/>
         <w:r>
           <w:rPr>
@@ -15390,7 +16268,7 @@
           <w:lang w:val="en-US"/>
         </w:rPr>
       </w:pPr>
-      <w:hyperlink r:id="rId42" w:history="1">
+      <w:hyperlink r:id="rId41" w:history="1">
         <w:r>
           <w:rPr>
             <w:rStyle w:val="Lienhypertexte"/>
@@ -15411,7 +16289,7 @@
           <w:lang w:val="en-US"/>
         </w:rPr>
       </w:pPr>
-      <w:hyperlink r:id="rId43" w:history="1">
+      <w:hyperlink r:id="rId42" w:history="1">
         <w:proofErr w:type="spellStart"/>
         <w:r>
           <w:rPr>
@@ -15453,7 +16331,7 @@
           <w:lang w:val="en-US"/>
         </w:rPr>
       </w:pPr>
-      <w:hyperlink r:id="rId44" w:history="1">
+      <w:hyperlink r:id="rId43" w:history="1">
         <w:r>
           <w:rPr>
             <w:rStyle w:val="Lienhypertexte"/>
@@ -15474,7 +16352,7 @@
           <w:lang w:val="en-US"/>
         </w:rPr>
       </w:pPr>
-      <w:hyperlink r:id="rId45" w:history="1">
+      <w:hyperlink r:id="rId44" w:history="1">
         <w:r>
           <w:rPr>
             <w:rStyle w:val="Lienhypertexte"/>
@@ -15495,7 +16373,7 @@
           <w:lang w:val="en-US"/>
         </w:rPr>
       </w:pPr>
-      <w:hyperlink r:id="rId46" w:history="1">
+      <w:hyperlink r:id="rId45" w:history="1">
         <w:r>
           <w:rPr>
             <w:rStyle w:val="Lienhypertexte"/>
@@ -15657,9 +16535,175 @@
       <w:bookmarkEnd w:id="88"/>
     </w:p>
     <w:p/>
+    <w:p/>
+    <w:p/>
+    <w:p/>
+    <w:p/>
+    <w:p/>
+    <w:p/>
+    <w:p/>
+    <w:p/>
+    <w:p/>
+    <w:p/>
+    <w:p/>
+    <w:p/>
+    <w:p/>
+    <w:p/>
+    <w:p/>
+    <w:p/>
+    <w:p>
+      <w:pPr>
+        <w:pStyle w:val="Titre4"/>
+      </w:pPr>
+      <w:r>
+        <w:lastRenderedPageBreak/>
+        <w:t xml:space="preserve">Schéma </w:t>
+      </w:r>
+      <w:r>
+        <w:t>antécédant</w:t>
+      </w:r>
+    </w:p>
+    <w:p>
+      <w:r>
+        <w:t>Voici le schéma que j’ai utilisé comme appuie pour le projet :</w:t>
+      </w:r>
+    </w:p>
+    <w:p>
+      <w:r>
+        <w:rPr>
+          <w:noProof/>
+        </w:rPr>
+        <w:drawing>
+          <wp:anchor distT="0" distB="0" distL="114300" distR="114300" simplePos="0" relativeHeight="251690496" behindDoc="0" locked="0" layoutInCell="1" allowOverlap="1" wp14:anchorId="1A785BD2" wp14:editId="40054482">
+            <wp:simplePos x="0" y="0"/>
+            <wp:positionH relativeFrom="margin">
+              <wp:align>center</wp:align>
+            </wp:positionH>
+            <wp:positionV relativeFrom="paragraph">
+              <wp:posOffset>1499235</wp:posOffset>
+            </wp:positionV>
+            <wp:extent cx="7597140" cy="5319395"/>
+            <wp:effectExtent l="0" t="4128" r="0" b="0"/>
+            <wp:wrapTopAndBottom/>
+            <wp:docPr id="591537619" name="Image 5"/>
+            <wp:cNvGraphicFramePr>
+              <a:graphicFrameLocks xmlns:a="http://schemas.openxmlformats.org/drawingml/2006/main" noChangeAspect="1"/>
+            </wp:cNvGraphicFramePr>
+            <a:graphic xmlns:a="http://schemas.openxmlformats.org/drawingml/2006/main">
+              <a:graphicData uri="http://schemas.openxmlformats.org/drawingml/2006/picture">
+                <pic:pic xmlns:pic="http://schemas.openxmlformats.org/drawingml/2006/picture">
+                  <pic:nvPicPr>
+                    <pic:cNvPr id="0" name="Picture 16"/>
+                    <pic:cNvPicPr>
+                      <a:picLocks noChangeAspect="1" noChangeArrowheads="1"/>
+                    </pic:cNvPicPr>
+                  </pic:nvPicPr>
+                  <pic:blipFill>
+                    <a:blip r:embed="rId46">
+                      <a:extLst>
+                        <a:ext uri="{28A0092B-C50C-407E-A947-70E740481C1C}">
+                          <a14:useLocalDpi xmlns:a14="http://schemas.microsoft.com/office/drawing/2010/main" val="0"/>
+                        </a:ext>
+                      </a:extLst>
+                    </a:blip>
+                    <a:srcRect/>
+                    <a:stretch>
+                      <a:fillRect/>
+                    </a:stretch>
+                  </pic:blipFill>
+                  <pic:spPr bwMode="auto">
+                    <a:xfrm rot="5400000">
+                      <a:off x="0" y="0"/>
+                      <a:ext cx="7597140" cy="5319395"/>
+                    </a:xfrm>
+                    <a:prstGeom prst="rect">
+                      <a:avLst/>
+                    </a:prstGeom>
+                    <a:noFill/>
+                    <a:ln>
+                      <a:noFill/>
+                    </a:ln>
+                  </pic:spPr>
+                </pic:pic>
+              </a:graphicData>
+            </a:graphic>
+          </wp:anchor>
+        </w:drawing>
+      </w:r>
+    </w:p>
+    <w:p>
+      <w:r>
+        <w:rPr>
+          <w:noProof/>
+        </w:rPr>
+        <w:lastRenderedPageBreak/>
+        <w:drawing>
+          <wp:anchor distT="0" distB="0" distL="114300" distR="114300" simplePos="0" relativeHeight="251691520" behindDoc="0" locked="0" layoutInCell="1" allowOverlap="1" wp14:anchorId="158A91BC" wp14:editId="00059338">
+            <wp:simplePos x="0" y="0"/>
+            <wp:positionH relativeFrom="margin">
+              <wp:align>center</wp:align>
+            </wp:positionH>
+            <wp:positionV relativeFrom="paragraph">
+              <wp:posOffset>1866900</wp:posOffset>
+            </wp:positionV>
+            <wp:extent cx="8709025" cy="4980305"/>
+            <wp:effectExtent l="0" t="2540" r="0" b="0"/>
+            <wp:wrapTopAndBottom/>
+            <wp:docPr id="1062886896" name="Image 6"/>
+            <wp:cNvGraphicFramePr>
+              <a:graphicFrameLocks xmlns:a="http://schemas.openxmlformats.org/drawingml/2006/main" noChangeAspect="1"/>
+            </wp:cNvGraphicFramePr>
+            <a:graphic xmlns:a="http://schemas.openxmlformats.org/drawingml/2006/main">
+              <a:graphicData uri="http://schemas.openxmlformats.org/drawingml/2006/picture">
+                <pic:pic xmlns:pic="http://schemas.openxmlformats.org/drawingml/2006/picture">
+                  <pic:nvPicPr>
+                    <pic:cNvPr id="0" name="Picture 17"/>
+                    <pic:cNvPicPr>
+                      <a:picLocks noChangeAspect="1" noChangeArrowheads="1"/>
+                    </pic:cNvPicPr>
+                  </pic:nvPicPr>
+                  <pic:blipFill>
+                    <a:blip r:embed="rId47">
+                      <a:extLst>
+                        <a:ext uri="{28A0092B-C50C-407E-A947-70E740481C1C}">
+                          <a14:useLocalDpi xmlns:a14="http://schemas.microsoft.com/office/drawing/2010/main" val="0"/>
+                        </a:ext>
+                      </a:extLst>
+                    </a:blip>
+                    <a:srcRect/>
+                    <a:stretch>
+                      <a:fillRect/>
+                    </a:stretch>
+                  </pic:blipFill>
+                  <pic:spPr bwMode="auto">
+                    <a:xfrm rot="5400000">
+                      <a:off x="0" y="0"/>
+                      <a:ext cx="8709025" cy="4980305"/>
+                    </a:xfrm>
+                    <a:prstGeom prst="rect">
+                      <a:avLst/>
+                    </a:prstGeom>
+                    <a:noFill/>
+                    <a:ln>
+                      <a:noFill/>
+                    </a:ln>
+                  </pic:spPr>
+                </pic:pic>
+              </a:graphicData>
+            </a:graphic>
+            <wp14:sizeRelH relativeFrom="margin">
+              <wp14:pctWidth>0</wp14:pctWidth>
+            </wp14:sizeRelH>
+            <wp14:sizeRelV relativeFrom="margin">
+              <wp14:pctHeight>0</wp14:pctHeight>
+            </wp14:sizeRelV>
+          </wp:anchor>
+        </w:drawing>
+      </w:r>
+    </w:p>
     <w:sectPr>
-      <w:headerReference w:type="default" r:id="rId47"/>
-      <w:footerReference w:type="default" r:id="rId48"/>
+      <w:headerReference w:type="default" r:id="rId48"/>
+      <w:footerReference w:type="default" r:id="rId49"/>
       <w:pgSz w:w="11906" w:h="16838"/>
       <w:pgMar w:top="1417" w:right="1417" w:bottom="1417" w:left="1417" w:header="708" w:footer="708" w:gutter="0"/>
       <w:pgNumType w:start="0"/>
@@ -15706,6 +16750,7 @@
         <w:docPartUnique/>
       </w:docPartObj>
     </w:sdtPr>
+    <w:sdtEndPr/>
     <w:sdtContent>
       <w:p>
         <w:pPr>

--- a/jeu_du_moulin_boura/rpt/jeu-du-moulin-bourquenouda-rpt-development.docx
+++ b/jeu_du_moulin_boura/rpt/jeu-du-moulin-bourquenouda-rpt-development.docx
@@ -3738,7 +3738,6 @@
                                     <w:dataBinding w:prefixMappings="xmlns:ns0='http://purl.org/dc/elements/1.1/' xmlns:ns1='http://schemas.openxmlformats.org/package/2006/metadata/core-properties' " w:xpath="/ns1:coreProperties[1]/ns0:title[1]" w:storeItemID="{6C3C8BC8-F283-45AE-878A-BAB7291924A1}"/>
                                     <w:text/>
                                   </w:sdtPr>
-                                  <w:sdtEndPr/>
                                   <w:sdtContent>
                                     <w:r>
                                       <w:rPr>
@@ -3872,7 +3871,6 @@
                               <w:dataBinding w:prefixMappings="xmlns:ns0='http://purl.org/dc/elements/1.1/' xmlns:ns1='http://schemas.openxmlformats.org/package/2006/metadata/core-properties' " w:xpath="/ns1:coreProperties[1]/ns0:title[1]" w:storeItemID="{6C3C8BC8-F283-45AE-878A-BAB7291924A1}"/>
                               <w:text/>
                             </w:sdtPr>
-                            <w:sdtEndPr/>
                             <w:sdtContent>
                               <w:r>
                                 <w:rPr>
@@ -4115,7 +4113,6 @@
                                   </w:rPr>
                                   <w:t xml:space="preserve">, </w:t>
                                 </w:r>
-                                <w:proofErr w:type="spellStart"/>
                                 <w:r>
                                   <w:rPr>
                                     <w:rFonts w:cstheme="minorHAnsi"/>
@@ -4124,7 +4121,6 @@
                                   </w:rPr>
                                   <w:t>Beruf</w:t>
                                 </w:r>
-                                <w:proofErr w:type="spellEnd"/>
                               </w:p>
                             </w:txbxContent>
                           </wps:txbx>
@@ -4174,7 +4170,6 @@
                             </w:rPr>
                             <w:t xml:space="preserve">, </w:t>
                           </w:r>
-                          <w:proofErr w:type="spellStart"/>
                           <w:r>
                             <w:rPr>
                               <w:rFonts w:cstheme="minorHAnsi"/>
@@ -4183,7 +4178,6 @@
                             </w:rPr>
                             <w:t>Beruf</w:t>
                           </w:r>
-                          <w:proofErr w:type="spellEnd"/>
                         </w:p>
                       </w:txbxContent>
                     </v:textbox>
@@ -4279,7 +4273,6 @@
                                     <w:dataBinding w:prefixMappings="xmlns:ns0='http://purl.org/dc/elements/1.1/' xmlns:ns1='http://schemas.openxmlformats.org/package/2006/metadata/core-properties' " w:xpath="/ns1:coreProperties[1]/ns0:creator[1]" w:storeItemID="{6C3C8BC8-F283-45AE-878A-BAB7291924A1}"/>
                                     <w:text/>
                                   </w:sdtPr>
-                                  <w:sdtEndPr/>
                                   <w:sdtContent>
                                     <w:r>
                                       <w:rPr>
@@ -4334,7 +4327,6 @@
                                     <w:dataBinding w:prefixMappings="xmlns:ns0='http://schemas.openxmlformats.org/officeDocument/2006/extended-properties' " w:xpath="/ns0:Properties[1]/ns0:Company[1]" w:storeItemID="{6668398D-A668-4E3E-A5EB-62B293D839F1}"/>
                                     <w:text/>
                                   </w:sdtPr>
-                                  <w:sdtEndPr/>
                                   <w:sdtContent>
                                     <w:r>
                                       <w:rPr>
@@ -4425,7 +4417,6 @@
                               <w:dataBinding w:prefixMappings="xmlns:ns0='http://purl.org/dc/elements/1.1/' xmlns:ns1='http://schemas.openxmlformats.org/package/2006/metadata/core-properties' " w:xpath="/ns1:coreProperties[1]/ns0:creator[1]" w:storeItemID="{6C3C8BC8-F283-45AE-878A-BAB7291924A1}"/>
                               <w:text/>
                             </w:sdtPr>
-                            <w:sdtEndPr/>
                             <w:sdtContent>
                               <w:r>
                                 <w:rPr>
@@ -4480,7 +4471,6 @@
                               <w:dataBinding w:prefixMappings="xmlns:ns0='http://schemas.openxmlformats.org/officeDocument/2006/extended-properties' " w:xpath="/ns0:Properties[1]/ns0:Company[1]" w:storeItemID="{6668398D-A668-4E3E-A5EB-62B293D839F1}"/>
                               <w:text/>
                             </w:sdtPr>
-                            <w:sdtEndPr/>
                             <w:sdtContent>
                               <w:r>
                                 <w:rPr>
@@ -4540,9 +4530,9 @@
         </w:p>
       </w:sdtContent>
     </w:sdt>
-    <w:bookmarkStart w:id="0" w:name="_Toc40259938" w:displacedByCustomXml="prev"/>
+    <w:bookmarkStart w:id="0" w:name="_Toc40260289" w:displacedByCustomXml="prev"/>
     <w:bookmarkStart w:id="1" w:name="_Toc40260205" w:displacedByCustomXml="prev"/>
-    <w:bookmarkStart w:id="2" w:name="_Toc40260289" w:displacedByCustomXml="prev"/>
+    <w:bookmarkStart w:id="2" w:name="_Toc40259938" w:displacedByCustomXml="prev"/>
     <w:p>
       <w:pPr>
         <w:pStyle w:val="Titre"/>
@@ -7426,11 +7416,11 @@
         <w:lastRenderedPageBreak/>
         <w:t>Information</w:t>
       </w:r>
-      <w:bookmarkEnd w:id="3"/>
-      <w:bookmarkEnd w:id="4"/>
       <w:bookmarkEnd w:id="2"/>
       <w:bookmarkEnd w:id="1"/>
       <w:bookmarkEnd w:id="0"/>
+      <w:bookmarkEnd w:id="3"/>
+      <w:bookmarkEnd w:id="4"/>
     </w:p>
     <w:p>
       <w:pPr>
@@ -7519,29 +7509,13 @@
         <w:t xml:space="preserve"> en l</w:t>
       </w:r>
       <w:r>
-        <w:t xml:space="preserve">isant les touches et en allumant les </w:t>
-      </w:r>
-      <w:proofErr w:type="spellStart"/>
-      <w:r>
-        <w:t>LEDs</w:t>
-      </w:r>
-      <w:proofErr w:type="spellEnd"/>
-      <w:r>
-        <w:t xml:space="preserve"> en fonction des</w:t>
+        <w:t>isant les touches et en allumant les LEDs en fonction des</w:t>
       </w:r>
       <w:r>
         <w:t xml:space="preserve"> touches.</w:t>
       </w:r>
       <w:r>
-        <w:t xml:space="preserve"> La programmation de l’</w:t>
-      </w:r>
-      <w:proofErr w:type="spellStart"/>
-      <w:r>
-        <w:t>uC</w:t>
-      </w:r>
-      <w:proofErr w:type="spellEnd"/>
-      <w:r>
-        <w:t xml:space="preserve"> </w:t>
+        <w:t xml:space="preserve"> La programmation de l’uC </w:t>
       </w:r>
       <w:r>
         <w:t>se</w:t>
@@ -7651,43 +7625,7 @@
           <w:bCs/>
           <w:shd w:val="clear" w:color="auto" w:fill="FFFFFF"/>
         </w:rPr>
-        <w:t>pin de l’</w:t>
-      </w:r>
-      <w:proofErr w:type="spellStart"/>
-      <w:r>
-        <w:rPr>
-          <w:rFonts w:asciiTheme="majorHAnsi" w:hAnsiTheme="majorHAnsi" w:cstheme="majorHAnsi"/>
-          <w:bCs/>
-          <w:shd w:val="clear" w:color="auto" w:fill="FFFFFF"/>
-        </w:rPr>
-        <w:t>uC</w:t>
-      </w:r>
-      <w:proofErr w:type="spellEnd"/>
-      <w:r>
-        <w:rPr>
-          <w:rFonts w:asciiTheme="majorHAnsi" w:hAnsiTheme="majorHAnsi" w:cstheme="majorHAnsi"/>
-          <w:bCs/>
-          <w:shd w:val="clear" w:color="auto" w:fill="FFFFFF"/>
-        </w:rPr>
-        <w:t xml:space="preserve"> pour maitriser chaque touches et </w:t>
-      </w:r>
-      <w:proofErr w:type="spellStart"/>
-      <w:r>
-        <w:rPr>
-          <w:rFonts w:asciiTheme="majorHAnsi" w:hAnsiTheme="majorHAnsi" w:cstheme="majorHAnsi"/>
-          <w:bCs/>
-          <w:shd w:val="clear" w:color="auto" w:fill="FFFFFF"/>
-        </w:rPr>
-        <w:t>LEDs</w:t>
-      </w:r>
-      <w:proofErr w:type="spellEnd"/>
-      <w:r>
-        <w:rPr>
-          <w:rFonts w:asciiTheme="majorHAnsi" w:hAnsiTheme="majorHAnsi" w:cstheme="majorHAnsi"/>
-          <w:bCs/>
-          <w:shd w:val="clear" w:color="auto" w:fill="FFFFFF"/>
-        </w:rPr>
-        <w:t xml:space="preserve"> une part une, Je devrai utiliser 2 </w:t>
+        <w:t xml:space="preserve">pin de l’uC pour maitriser chaque touches et LEDs une part une, Je devrai utiliser 2 </w:t>
       </w:r>
       <w:r>
         <w:rPr>
@@ -7719,25 +7657,7 @@
           <w:bCs/>
           <w:shd w:val="clear" w:color="auto" w:fill="FFFFFF"/>
         </w:rPr>
-        <w:t xml:space="preserve">(un pour les </w:t>
-      </w:r>
-      <w:proofErr w:type="spellStart"/>
-      <w:r>
-        <w:rPr>
-          <w:rFonts w:asciiTheme="majorHAnsi" w:hAnsiTheme="majorHAnsi" w:cstheme="majorHAnsi"/>
-          <w:bCs/>
-          <w:shd w:val="clear" w:color="auto" w:fill="FFFFFF"/>
-        </w:rPr>
-        <w:t>LEDs</w:t>
-      </w:r>
-      <w:proofErr w:type="spellEnd"/>
-      <w:r>
-        <w:rPr>
-          <w:rFonts w:asciiTheme="majorHAnsi" w:hAnsiTheme="majorHAnsi" w:cstheme="majorHAnsi"/>
-          <w:bCs/>
-          <w:shd w:val="clear" w:color="auto" w:fill="FFFFFF"/>
-        </w:rPr>
-        <w:t xml:space="preserve"> et un pour les touches capacitives).</w:t>
+        <w:t>(un pour les LEDs et un pour les touches capacitives).</w:t>
       </w:r>
     </w:p>
     <w:p>
@@ -7863,25 +7783,7 @@
           <w:bCs/>
           <w:shd w:val="clear" w:color="auto" w:fill="FFFFFF"/>
         </w:rPr>
-        <w:t xml:space="preserve">du circuit de contrôle des touches et des </w:t>
-      </w:r>
-      <w:proofErr w:type="spellStart"/>
-      <w:r>
-        <w:rPr>
-          <w:rFonts w:asciiTheme="majorHAnsi" w:hAnsiTheme="majorHAnsi" w:cstheme="majorHAnsi"/>
-          <w:bCs/>
-          <w:shd w:val="clear" w:color="auto" w:fill="FFFFFF"/>
-        </w:rPr>
-        <w:t>LEDs</w:t>
-      </w:r>
-      <w:proofErr w:type="spellEnd"/>
-      <w:r>
-        <w:rPr>
-          <w:rFonts w:asciiTheme="majorHAnsi" w:hAnsiTheme="majorHAnsi" w:cstheme="majorHAnsi"/>
-          <w:bCs/>
-          <w:shd w:val="clear" w:color="auto" w:fill="FFFFFF"/>
-        </w:rPr>
-        <w:t xml:space="preserve"> sera placé sur la face BOTTOM au centre de la plaque pour</w:t>
+        <w:t>du circuit de contrôle des touches et des LEDs sera placé sur la face BOTTOM au centre de la plaque pour</w:t>
       </w:r>
       <w:r>
         <w:rPr>
@@ -8139,29 +8041,12 @@
           <w:b/>
           <w:bCs/>
         </w:rPr>
-        <w:t xml:space="preserve">3 : </w:t>
-      </w:r>
-      <w:proofErr w:type="spellStart"/>
-      <w:r>
-        <w:rPr>
-          <w:b/>
-          <w:bCs/>
-        </w:rPr>
-        <w:t>LEDs</w:t>
-      </w:r>
-      <w:proofErr w:type="spellEnd"/>
+        <w:t>3 : LEDs</w:t>
+      </w:r>
     </w:p>
     <w:p>
       <w:r>
-        <w:t xml:space="preserve">Ces </w:t>
-      </w:r>
-      <w:proofErr w:type="spellStart"/>
-      <w:r>
-        <w:t>LEDs</w:t>
-      </w:r>
-      <w:proofErr w:type="spellEnd"/>
-      <w:r>
-        <w:t xml:space="preserve"> indiqueront le positionnement et l’équipe du joueurs. Elles seront </w:t>
+        <w:t xml:space="preserve">Ces LEDs indiqueront le positionnement et l’équipe du joueurs. Elles seront </w:t>
       </w:r>
       <w:r>
         <w:t>contrôlées par l’IC et à l’aide des touches capacitives</w:t>
@@ -8460,15 +8345,7 @@
               <w:t>Changement de boitier d</w:t>
             </w:r>
             <w:r>
-              <w:t>e l’</w:t>
-            </w:r>
-            <w:proofErr w:type="spellStart"/>
-            <w:r>
-              <w:t>uC</w:t>
-            </w:r>
-            <w:proofErr w:type="spellEnd"/>
-            <w:r>
-              <w:t xml:space="preserve"> </w:t>
+              <w:t xml:space="preserve">e l’uC </w:t>
             </w:r>
           </w:p>
         </w:tc>
@@ -8478,15 +8355,7 @@
           </w:tcPr>
           <w:p>
             <w:r>
-              <w:t xml:space="preserve">Pour avoir plus de place pendant le </w:t>
-            </w:r>
-            <w:proofErr w:type="spellStart"/>
-            <w:r>
-              <w:t>layout</w:t>
-            </w:r>
-            <w:proofErr w:type="spellEnd"/>
-            <w:r>
-              <w:t>.</w:t>
+              <w:t>Pour avoir plus de place pendant le layout.</w:t>
             </w:r>
           </w:p>
         </w:tc>
@@ -8984,15 +8853,7 @@
     </w:p>
     <w:p>
       <w:r>
-        <w:t xml:space="preserve">Ch1 et Ch2 sont les 2 anneaux présent sur l’empreinte du PCB, </w:t>
-      </w:r>
-      <w:proofErr w:type="spellStart"/>
-      <w:r>
-        <w:t>Cpar</w:t>
-      </w:r>
-      <w:proofErr w:type="spellEnd"/>
-      <w:r>
-        <w:t xml:space="preserve"> est la Capacité parasite et Cs est le condensateur de sampling.</w:t>
+        <w:t>Ch1 et Ch2 sont les 2 anneaux présent sur l’empreinte du PCB, Cpar est la Capacité parasite et Cs est le condensateur de sampling.</w:t>
       </w:r>
     </w:p>
     <w:p>
@@ -9006,11 +8867,7 @@
         <w:t>O</w:t>
       </w:r>
       <w:r>
-        <w:t xml:space="preserve">n pourra donc voir que la tension </w:t>
-      </w:r>
-      <w:proofErr w:type="spellStart"/>
-      <w:r>
-        <w:t>U</w:t>
+        <w:t>n pourra donc voir que la tension U</w:t>
       </w:r>
       <w:r>
         <w:rPr>
@@ -9018,7 +8875,6 @@
         </w:rPr>
         <w:t>Cs</w:t>
       </w:r>
-      <w:proofErr w:type="spellEnd"/>
       <w:r>
         <w:t xml:space="preserve"> change en fonction de la capacité</w:t>
       </w:r>
@@ -9202,15 +9058,7 @@
         <w:t xml:space="preserve"> plusieurs raisons : </w:t>
       </w:r>
       <w:r>
-        <w:t xml:space="preserve">le premier changement était dû à la taille et le deuxième </w:t>
-      </w:r>
-      <w:proofErr w:type="spellStart"/>
-      <w:r>
-        <w:t>a</w:t>
-      </w:r>
-      <w:proofErr w:type="spellEnd"/>
-      <w:r>
-        <w:t xml:space="preserve"> cause d’un manque de stocks. On a </w:t>
+        <w:t xml:space="preserve">le premier changement était dû à la taille et le deuxième a cause d’un manque de stocks. On a </w:t>
       </w:r>
       <w:r>
         <w:t>changé</w:t>
@@ -9260,13 +9108,8 @@
       <w:r>
         <w:t xml:space="preserve"> </w:t>
       </w:r>
-      <w:proofErr w:type="spellStart"/>
-      <w:r>
-        <w:t>M.Egli</w:t>
-      </w:r>
-      <w:proofErr w:type="spellEnd"/>
-      <w:r>
-        <w:t xml:space="preserve"> utilisait ce MCU dans la programmation, ce qui convenait</w:t>
+      <w:r>
+        <w:t>M.Egli utilisait ce MCU dans la programmation, ce qui convenait</w:t>
       </w:r>
       <w:r>
         <w:t>.</w:t>
@@ -9278,13 +9121,8 @@
         <w:t>Q</w:t>
       </w:r>
       <w:r>
-        <w:t xml:space="preserve">uand j’effectuais la recherche des composants pour la commande, je n’ai pas pu trouver le modèle utiliser dans le code de </w:t>
-      </w:r>
-      <w:proofErr w:type="spellStart"/>
-      <w:r>
-        <w:t>M.Egli</w:t>
-      </w:r>
-      <w:proofErr w:type="spellEnd"/>
+        <w:t>uand j’effectuais la recherche des composants pour la commande, je n’ai pas pu trouver le modèle utiliser dans le code de M.Egli</w:t>
+      </w:r>
       <w:r>
         <w:t xml:space="preserve"> alors j’ai choisi d’utiliser un modèle similaire après avoir vérifié la compatibilité ce qui nous a conduit au </w:t>
       </w:r>
@@ -9349,21 +9187,8 @@
         <w:t xml:space="preserve">. Sur le MCU on a </w:t>
       </w:r>
       <w:r>
-        <w:t xml:space="preserve">6 groupes de </w:t>
-      </w:r>
-      <w:proofErr w:type="spellStart"/>
-      <w:r>
-        <w:t>touch</w:t>
-      </w:r>
-      <w:proofErr w:type="spellEnd"/>
-      <w:r>
-        <w:t xml:space="preserve"> </w:t>
-      </w:r>
-      <w:proofErr w:type="spellStart"/>
-      <w:r>
-        <w:t>sensing</w:t>
-      </w:r>
-      <w:proofErr w:type="spellEnd"/>
+        <w:t>6 groupes de touch sensing</w:t>
+      </w:r>
       <w:r>
         <w:t xml:space="preserve"> avec deux ou trois touches par groupes</w:t>
       </w:r>
@@ -9383,45 +9208,16 @@
         <w:t xml:space="preserve"> une de ces pins doit être utilisé pour le condensateur d’échantillonnage ce </w:t>
       </w:r>
       <w:r>
-        <w:t xml:space="preserve">qui réduit le nombre de touches valables à trois et dans </w:t>
-      </w:r>
-      <w:proofErr w:type="spellStart"/>
-      <w:r>
-        <w:t>dans</w:t>
-      </w:r>
-      <w:proofErr w:type="spellEnd"/>
-      <w:r>
-        <w:t xml:space="preserve"> le cas du groupe à trois pins au total</w:t>
+        <w:t>qui réduit le nombre de touches valables à trois et dans dans le cas du groupe à trois pins au total</w:t>
       </w:r>
       <w:r>
         <w:t>.</w:t>
       </w:r>
       <w:r>
-        <w:t xml:space="preserve"> J’ai donc employé 4 groupes de </w:t>
-      </w:r>
-      <w:proofErr w:type="spellStart"/>
-      <w:r>
-        <w:t>touch</w:t>
-      </w:r>
-      <w:proofErr w:type="spellEnd"/>
-      <w:r>
-        <w:t xml:space="preserve"> </w:t>
-      </w:r>
-      <w:proofErr w:type="spellStart"/>
-      <w:r>
-        <w:t>sensing</w:t>
-      </w:r>
-      <w:proofErr w:type="spellEnd"/>
-      <w:r>
-        <w:t xml:space="preserve"> pour les touches capacitives. Le PCB a une LED par touche donc on a aussi 24 </w:t>
-      </w:r>
-      <w:proofErr w:type="spellStart"/>
-      <w:r>
-        <w:t>LEDs</w:t>
-      </w:r>
-      <w:proofErr w:type="spellEnd"/>
-      <w:r>
-        <w:t xml:space="preserve"> qui seront organisé en matrice</w:t>
+        <w:t xml:space="preserve"> J’ai donc employé 4 groupes de touch sensing</w:t>
+      </w:r>
+      <w:r>
+        <w:t xml:space="preserve"> pour les touches capacitives. Le PCB a une LED par touche donc on a aussi 24 LEDs qui seront organisé en matrice</w:t>
       </w:r>
       <w:r>
         <w:t>.</w:t>
@@ -9438,15 +9234,7 @@
         </w:rPr>
       </w:pPr>
       <w:r>
-        <w:t xml:space="preserve">Généralité sur les </w:t>
-      </w:r>
-      <w:proofErr w:type="spellStart"/>
-      <w:r>
-        <w:t>LEDs</w:t>
-      </w:r>
-      <w:proofErr w:type="spellEnd"/>
-      <w:r>
-        <w:t xml:space="preserve"> </w:t>
+        <w:t xml:space="preserve">Généralité sur les LEDs </w:t>
       </w:r>
       <w:r>
         <w:rPr>
@@ -9469,13 +9257,8 @@
         <w:t xml:space="preserve"> sont</w:t>
       </w:r>
       <w:r>
-        <w:t xml:space="preserve"> des </w:t>
-      </w:r>
-      <w:proofErr w:type="spellStart"/>
-      <w:r>
-        <w:t>LEDs</w:t>
-      </w:r>
-      <w:proofErr w:type="spellEnd"/>
+        <w:t xml:space="preserve"> des LEDs</w:t>
+      </w:r>
       <w:r>
         <w:t xml:space="preserve"> bicolore</w:t>
       </w:r>
@@ -9486,13 +9269,8 @@
         <w:t xml:space="preserve"> de couleur rouge et vert</w:t>
       </w:r>
       <w:r>
-        <w:t xml:space="preserve"> produites par </w:t>
-      </w:r>
-      <w:proofErr w:type="spellStart"/>
-      <w:r>
-        <w:t>Kigbright</w:t>
-      </w:r>
-      <w:proofErr w:type="spellEnd"/>
+        <w:t xml:space="preserve"> produites par Kigbright</w:t>
+      </w:r>
       <w:r>
         <w:t xml:space="preserve">. Elles sont </w:t>
       </w:r>
@@ -9512,15 +9290,7 @@
         <w:t xml:space="preserve"> est en possession de la case -&gt; Rouge pour un joueur, vert pour l’autre et orange/rien quand la case est vide.</w:t>
       </w:r>
       <w:r>
-        <w:t xml:space="preserve"> Éteindre les </w:t>
-      </w:r>
-      <w:proofErr w:type="spellStart"/>
-      <w:r>
-        <w:t>LEDs</w:t>
-      </w:r>
-      <w:proofErr w:type="spellEnd"/>
-      <w:r>
-        <w:t xml:space="preserve"> quand la case est inoccupé</w:t>
+        <w:t xml:space="preserve"> Éteindre les LEDs quand la case est inoccupé</w:t>
       </w:r>
       <w:r>
         <w:t>e</w:t>
@@ -9565,29 +9335,13 @@
         <w:t xml:space="preserve"> tandis que la LED verte consomme </w:t>
       </w:r>
       <w:r>
-        <w:t xml:space="preserve">20mA à 2.1V </w:t>
-      </w:r>
-      <w:proofErr w:type="spellStart"/>
-      <w:r>
-        <w:t>typ</w:t>
-      </w:r>
-      <w:proofErr w:type="spellEnd"/>
-      <w:r>
-        <w:t>.</w:t>
+        <w:t>20mA à 2.1V typ.</w:t>
       </w:r>
       <w:r>
         <w:t xml:space="preserve"> Avec le même maximum de 2.5V.</w:t>
       </w:r>
       <w:r>
-        <w:t xml:space="preserve"> voici le </w:t>
-      </w:r>
-      <w:proofErr w:type="spellStart"/>
-      <w:r>
-        <w:t>Pinout</w:t>
-      </w:r>
-      <w:proofErr w:type="spellEnd"/>
-      <w:r>
-        <w:t xml:space="preserve"> du composant</w:t>
+        <w:t xml:space="preserve"> voici le Pinout du composant</w:t>
       </w:r>
       <w:r>
         <w:t xml:space="preserve"> prit dans le datasheet.</w:t>
@@ -9649,13 +9403,8 @@
         </w:drawing>
       </w:r>
       <w:r>
-        <w:t xml:space="preserve">Idéalement, pas plus que deux </w:t>
-      </w:r>
-      <w:proofErr w:type="spellStart"/>
-      <w:r>
-        <w:t>LEDs</w:t>
-      </w:r>
-      <w:proofErr w:type="spellEnd"/>
+        <w:t>Idéalement, pas plus que deux LEDs</w:t>
+      </w:r>
       <w:r>
         <w:t xml:space="preserve"> (donc un de ces composant)</w:t>
       </w:r>
@@ -9666,26 +9415,10 @@
         <w:t xml:space="preserve"> </w:t>
       </w:r>
       <w:r>
-        <w:t xml:space="preserve">Je vais utiliser un code que j’ai </w:t>
-      </w:r>
-      <w:proofErr w:type="spellStart"/>
-      <w:r>
-        <w:t>écris</w:t>
-      </w:r>
-      <w:proofErr w:type="spellEnd"/>
-      <w:r>
-        <w:t xml:space="preserve"> </w:t>
-      </w:r>
-      <w:r>
-        <w:t xml:space="preserve">il y a un moment pour gérer les </w:t>
-      </w:r>
-      <w:proofErr w:type="spellStart"/>
-      <w:r>
-        <w:t>LEDs</w:t>
-      </w:r>
-      <w:proofErr w:type="spellEnd"/>
-      <w:r>
-        <w:t xml:space="preserve"> </w:t>
+        <w:t xml:space="preserve">Je vais utiliser un code que j’ai écris </w:t>
+      </w:r>
+      <w:r>
+        <w:t xml:space="preserve">il y a un moment pour gérer les LEDs </w:t>
       </w:r>
       <w:r>
         <w:t>de façon</w:t>
@@ -9697,15 +9430,7 @@
         <w:t>ait</w:t>
       </w:r>
       <w:r>
-        <w:t xml:space="preserve"> l’impression que toutes les </w:t>
-      </w:r>
-      <w:proofErr w:type="spellStart"/>
-      <w:r>
-        <w:t>LEDs</w:t>
-      </w:r>
-      <w:proofErr w:type="spellEnd"/>
-      <w:r>
-        <w:t xml:space="preserve"> allumé le soit en même temps.</w:t>
+        <w:t xml:space="preserve"> l’impression que toutes les LEDs allumé le soit en même temps.</w:t>
       </w:r>
       <w:r>
         <w:t xml:space="preserve"> Pour ce faire je dois simplement </w:t>
@@ -10043,15 +9768,7 @@
         <w:t xml:space="preserve"> les parties en groupes qui sont les même que dans le schéma bloc plus </w:t>
       </w:r>
       <w:r>
-        <w:t xml:space="preserve">le connecteur TC2030 pour programmer le STM32L072CZU6 qui contrôlera la matrice de </w:t>
-      </w:r>
-      <w:proofErr w:type="spellStart"/>
-      <w:r>
-        <w:t>LEDs</w:t>
-      </w:r>
-      <w:proofErr w:type="spellEnd"/>
-      <w:r>
-        <w:t xml:space="preserve"> et de touches</w:t>
+        <w:t>le connecteur TC2030 pour programmer le STM32L072CZU6 qui contrôlera la matrice de LEDs et de touches</w:t>
       </w:r>
       <w:r>
         <w:t xml:space="preserve"> et que j’ai séparé les deux matrices sur deux pages différentes.</w:t>
@@ -10271,21 +9988,11 @@
         <w:t xml:space="preserve">’est </w:t>
       </w:r>
       <w:r>
-        <w:t>parce-que j’ai utilisé la méthode du pin-</w:t>
-      </w:r>
-      <w:proofErr w:type="spellStart"/>
-      <w:r>
-        <w:t>swapping</w:t>
-      </w:r>
-      <w:proofErr w:type="spellEnd"/>
-      <w:r>
-        <w:t xml:space="preserve"> sur </w:t>
-      </w:r>
-      <w:proofErr w:type="spellStart"/>
-      <w:r>
-        <w:t>Altium</w:t>
-      </w:r>
-      <w:proofErr w:type="spellEnd"/>
+        <w:t>parce-que j’ai utilisé la méthode du pin-swapping</w:t>
+      </w:r>
+      <w:r>
+        <w:t xml:space="preserve"> sur Altium</w:t>
+      </w:r>
       <w:r>
         <w:t xml:space="preserve"> </w:t>
       </w:r>
@@ -10296,26 +10003,10 @@
         <w:t xml:space="preserve">quelle pins est utiliser en les classant dans des groupes différents. Par exemple, toutes les pins </w:t>
       </w:r>
       <w:r>
-        <w:t xml:space="preserve">des touches peuvent être interchangé car ce sera juste </w:t>
-      </w:r>
-      <w:proofErr w:type="spellStart"/>
-      <w:r>
-        <w:t>a</w:t>
-      </w:r>
-      <w:proofErr w:type="spellEnd"/>
-      <w:r>
-        <w:t xml:space="preserve"> la programmation qu</w:t>
-      </w:r>
-      <w:r>
-        <w:t xml:space="preserve">’il faudra faire attention à quelle pin contrôle quoi. C’est pareil pour les </w:t>
-      </w:r>
-      <w:proofErr w:type="spellStart"/>
-      <w:r>
-        <w:t>LEDs</w:t>
-      </w:r>
-      <w:proofErr w:type="spellEnd"/>
-      <w:r>
-        <w:t xml:space="preserve">, ce sera qu’au moment de la programmation que </w:t>
+        <w:t>des touches peuvent être interchangé car ce sera juste a la programmation qu</w:t>
+      </w:r>
+      <w:r>
+        <w:t xml:space="preserve">’il faudra faire attention à quelle pin contrôle quoi. C’est pareil pour les LEDs, ce sera qu’au moment de la programmation que </w:t>
       </w:r>
       <w:r>
         <w:t>savoir quelle pin contrôle les colonnes ou les lignes de la matrice.</w:t>
@@ -10446,13 +10137,8 @@
         <w:t xml:space="preserve">B et C) </w:t>
       </w:r>
       <w:r>
-        <w:t>de pin-</w:t>
-      </w:r>
-      <w:proofErr w:type="spellStart"/>
-      <w:r>
-        <w:t>swapping</w:t>
-      </w:r>
-      <w:proofErr w:type="spellEnd"/>
+        <w:t>de pin-swapping</w:t>
+      </w:r>
       <w:r>
         <w:t xml:space="preserve">. Le groupe A sert pour les </w:t>
       </w:r>
@@ -10463,15 +10149,7 @@
         <w:t xml:space="preserve">, le </w:t>
       </w:r>
       <w:r>
-        <w:t xml:space="preserve">groupe B sert au contrôle de la matrice de </w:t>
-      </w:r>
-      <w:proofErr w:type="spellStart"/>
-      <w:r>
-        <w:t>LEDs</w:t>
-      </w:r>
-      <w:proofErr w:type="spellEnd"/>
-      <w:r>
-        <w:t xml:space="preserve"> et le groupe C est pour les condensateurs de sampling</w:t>
+        <w:t>groupe B sert au contrôle de la matrice de LEDs et le groupe C est pour les condensateurs de sampling</w:t>
       </w:r>
       <w:r>
         <w:t xml:space="preserve"> et les point de test. Comme je l’avais dit avant, tou</w:t>
@@ -10519,13 +10197,8 @@
         <w:t xml:space="preserve"> </w:t>
       </w:r>
       <w:r>
-        <w:t xml:space="preserve"> Voici la fenêtre de pin-</w:t>
-      </w:r>
-      <w:proofErr w:type="spellStart"/>
-      <w:r>
-        <w:t>swapping</w:t>
-      </w:r>
-      <w:proofErr w:type="spellEnd"/>
+        <w:t xml:space="preserve"> Voici la fenêtre de pin-swapping</w:t>
+      </w:r>
       <w:r>
         <w:t> :</w:t>
       </w:r>
@@ -10682,23 +10355,7 @@
           <w:b/>
           <w:bCs/>
         </w:rPr>
-        <w:t xml:space="preserve">Groupe 4 : Matrice de </w:t>
-      </w:r>
-      <w:proofErr w:type="spellStart"/>
-      <w:r>
-        <w:rPr>
-          <w:b/>
-          <w:bCs/>
-        </w:rPr>
-        <w:t>LEDs</w:t>
-      </w:r>
-      <w:proofErr w:type="spellEnd"/>
-      <w:r>
-        <w:rPr>
-          <w:b/>
-          <w:bCs/>
-        </w:rPr>
-        <w:t>.</w:t>
+        <w:t>Groupe 4 : Matrice de LEDs.</w:t>
       </w:r>
       <w:r>
         <w:rPr>
@@ -10708,24 +10365,14 @@
         <w:t xml:space="preserve"> </w:t>
       </w:r>
       <w:r>
-        <w:t xml:space="preserve">Là aussi, j’ai simplement terminé la matrice de </w:t>
-      </w:r>
-      <w:proofErr w:type="spellStart"/>
-      <w:r>
-        <w:t>LEDs</w:t>
-      </w:r>
-      <w:proofErr w:type="spellEnd"/>
+        <w:t>Là aussi, j’ai simplement terminé la matrice de LEDs</w:t>
+      </w:r>
       <w:r>
         <w:t xml:space="preserve"> en suivant la même logique utilisée </w:t>
       </w:r>
       <w:r>
-        <w:t xml:space="preserve">pour le schéma de </w:t>
-      </w:r>
-      <w:proofErr w:type="spellStart"/>
-      <w:r>
-        <w:t>M.Egli</w:t>
-      </w:r>
-      <w:proofErr w:type="spellEnd"/>
+        <w:t>pour le schéma de M.Egli</w:t>
+      </w:r>
       <w:r>
         <w:t>.</w:t>
       </w:r>
@@ -10745,15 +10392,7 @@
         <w:t xml:space="preserve">était dans le schéma bloc mais absente dans le </w:t>
       </w:r>
       <w:r>
-        <w:t xml:space="preserve">prototype de </w:t>
-      </w:r>
-      <w:proofErr w:type="spellStart"/>
-      <w:r>
-        <w:t>M.Egli</w:t>
-      </w:r>
-      <w:proofErr w:type="spellEnd"/>
-      <w:r>
-        <w:t xml:space="preserve"> et j’ai donc </w:t>
+        <w:t xml:space="preserve">prototype de M.Egli et j’ai donc </w:t>
       </w:r>
       <w:r>
         <w:t>dû</w:t>
@@ -10792,61 +10431,20 @@
         <w:t xml:space="preserve"> Un papier</w:t>
       </w:r>
       <w:r>
-        <w:t xml:space="preserve"> du fabricant </w:t>
-      </w:r>
-      <w:proofErr w:type="spellStart"/>
-      <w:r>
-        <w:t>Onsemi</w:t>
-      </w:r>
-      <w:proofErr w:type="spellEnd"/>
+        <w:t xml:space="preserve"> du fabricant Onsemi</w:t>
+      </w:r>
       <w:r>
         <w:t xml:space="preserve"> m’a été recommandé par mon frère au sujet des différent types de protection et je l’ai utilisé pour créer et dimensionné mo</w:t>
       </w:r>
       <w:r>
-        <w:t xml:space="preserve">n circuit de protection. Il est composé d’une diode </w:t>
-      </w:r>
-      <w:proofErr w:type="spellStart"/>
-      <w:r>
-        <w:t>zener</w:t>
-      </w:r>
-      <w:proofErr w:type="spellEnd"/>
-      <w:r>
-        <w:t>, d’une résistance et d’un MOSFET canal P. Le fonctionnement est décrit dans l’article (</w:t>
+        <w:t>n circuit de protection. Il est composé d’une diode zener, d’une résistance et d’un MOSFET canal P. Le fonctionnement est décrit dans l’article (</w:t>
       </w:r>
       <w:hyperlink r:id="rId23" w:history="1">
         <w:r>
           <w:rPr>
             <w:rStyle w:val="Lienhypertexte"/>
           </w:rPr>
-          <w:t xml:space="preserve">AND90146 - MOSFET </w:t>
-        </w:r>
-        <w:proofErr w:type="spellStart"/>
-        <w:r>
-          <w:rPr>
-            <w:rStyle w:val="Lienhypertexte"/>
-          </w:rPr>
-          <w:t>Selection</w:t>
-        </w:r>
-        <w:proofErr w:type="spellEnd"/>
-        <w:r>
-          <w:rPr>
-            <w:rStyle w:val="Lienhypertexte"/>
-          </w:rPr>
-          <w:t xml:space="preserve"> for Reverse </w:t>
-        </w:r>
-        <w:proofErr w:type="spellStart"/>
-        <w:r>
-          <w:rPr>
-            <w:rStyle w:val="Lienhypertexte"/>
-          </w:rPr>
-          <w:t>Polarity</w:t>
-        </w:r>
-        <w:proofErr w:type="spellEnd"/>
-        <w:r>
-          <w:rPr>
-            <w:rStyle w:val="Lienhypertexte"/>
-          </w:rPr>
-          <w:t xml:space="preserve"> Protection</w:t>
+          <w:t>AND90146 - MOSFET Selection for Reverse Polarity Protection</w:t>
         </w:r>
       </w:hyperlink>
       <w:r>
@@ -10865,15 +10463,7 @@
         <w:t>e</w:t>
       </w:r>
       <w:r>
-        <w:t xml:space="preserve"> par la tension </w:t>
-      </w:r>
-      <w:proofErr w:type="spellStart"/>
-      <w:r>
-        <w:t>zener</w:t>
-      </w:r>
-      <w:proofErr w:type="spellEnd"/>
-      <w:r>
-        <w:t xml:space="preserve"> de la diode </w:t>
+        <w:t xml:space="preserve"> par la tension zener de la diode </w:t>
       </w:r>
       <w:r>
         <w:t>et le courant traversant la diode est lui-même limité par la résistance</w:t>
@@ -10930,18 +10520,10 @@
         <w:t xml:space="preserve">. J’ai fait une simulation </w:t>
       </w:r>
       <w:r>
-        <w:t xml:space="preserve">sur </w:t>
-      </w:r>
-      <w:proofErr w:type="spellStart"/>
-      <w:r>
-        <w:t>F</w:t>
-      </w:r>
-      <w:r>
-        <w:t>alstad</w:t>
-      </w:r>
-      <w:proofErr w:type="spellEnd"/>
-      <w:r>
-        <w:t xml:space="preserve"> pour démontrer le fonctionnement du circuit de protection</w:t>
+        <w:t>sur F</w:t>
+      </w:r>
+      <w:r>
+        <w:t>alstad pour démontrer le fonctionnement du circuit de protection</w:t>
       </w:r>
       <w:r>
         <w:t> :</w:t>
@@ -11056,15 +10638,7 @@
     </w:p>
     <w:p>
       <w:r>
-        <w:t xml:space="preserve">Pour le connecteur USB-C il m’a </w:t>
-      </w:r>
-      <w:proofErr w:type="spellStart"/>
-      <w:r>
-        <w:t>fallut</w:t>
-      </w:r>
-      <w:proofErr w:type="spellEnd"/>
-      <w:r>
-        <w:t xml:space="preserve"> ajouter </w:t>
+        <w:t xml:space="preserve">Pour le connecteur USB-C il m’a fallut ajouter </w:t>
       </w:r>
       <w:r>
         <w:t>deux résistance</w:t>
@@ -11109,9 +10683,12 @@
         <w:pStyle w:val="Titre3"/>
       </w:pPr>
       <w:r>
+        <w:rPr>
+          <w:noProof/>
+        </w:rPr>
         <w:lastRenderedPageBreak/>
         <w:drawing>
-          <wp:anchor distT="0" distB="0" distL="114300" distR="114300" simplePos="0" relativeHeight="251692544" behindDoc="0" locked="0" layoutInCell="1" allowOverlap="1" wp14:anchorId="316887FD" wp14:editId="21F9066F">
+          <wp:anchor distT="0" distB="0" distL="114300" distR="114300" simplePos="0" relativeHeight="251692544" behindDoc="0" locked="0" layoutInCell="1" allowOverlap="1" wp14:anchorId="316887FD" wp14:editId="1EB73086">
             <wp:simplePos x="0" y="0"/>
             <wp:positionH relativeFrom="margin">
               <wp:align>center</wp:align>
@@ -11204,6 +10781,9 @@
     </w:p>
     <w:p>
       <w:r>
+        <w:rPr>
+          <w:noProof/>
+        </w:rPr>
         <w:drawing>
           <wp:anchor distT="0" distB="0" distL="114300" distR="114300" simplePos="0" relativeHeight="251693568" behindDoc="0" locked="0" layoutInCell="1" allowOverlap="1" wp14:anchorId="6D277301" wp14:editId="0137AF34">
             <wp:simplePos x="0" y="0"/>
@@ -11271,15 +10851,7 @@
         <w:t xml:space="preserve"> la valeur d</w:t>
       </w:r>
       <w:r>
-        <w:t xml:space="preserve">u courant consommé par les </w:t>
-      </w:r>
-      <w:proofErr w:type="spellStart"/>
-      <w:r>
-        <w:t>LEDs</w:t>
-      </w:r>
-      <w:proofErr w:type="spellEnd"/>
-      <w:r>
-        <w:t> :</w:t>
+        <w:t>u courant consommé par les LEDs :</w:t>
       </w:r>
     </w:p>
     <w:p/>
@@ -11308,15 +10880,7 @@
         <w:t xml:space="preserve"> calculer le courant maximum </w:t>
       </w:r>
       <w:r>
-        <w:t>avant de pouvoir la mesurer. Je suis donc aller voir dans les cas extrêmes pour l’</w:t>
-      </w:r>
-      <w:proofErr w:type="spellStart"/>
-      <w:r>
-        <w:t>uC</w:t>
-      </w:r>
-      <w:proofErr w:type="spellEnd"/>
-      <w:r>
-        <w:t xml:space="preserve"> </w:t>
+        <w:t xml:space="preserve">avant de pouvoir la mesurer. Je suis donc aller voir dans les cas extrêmes pour l’uC </w:t>
       </w:r>
       <w:r>
         <w:t>ce qui nous donne un courant max de 105mA (</w:t>
@@ -11326,44 +10890,8 @@
           <w:rPr>
             <w:rStyle w:val="Lienhypertexte"/>
           </w:rPr>
-          <w:t>Datasheet - STM32L072x8 STM32L072xB STM32L072xZ - Ultra-</w:t>
-        </w:r>
-        <w:proofErr w:type="spellStart"/>
-        <w:r>
-          <w:rPr>
-            <w:rStyle w:val="Lienhypertexte"/>
-          </w:rPr>
-          <w:t>low</w:t>
-        </w:r>
-        <w:proofErr w:type="spellEnd"/>
-        <w:r>
-          <w:rPr>
-            <w:rStyle w:val="Lienhypertexte"/>
-          </w:rPr>
-          <w:t>-power 32-bit MCU Arm®-</w:t>
-        </w:r>
-        <w:proofErr w:type="spellStart"/>
-        <w:r>
-          <w:rPr>
-            <w:rStyle w:val="Lienhypertexte"/>
-          </w:rPr>
-          <w:t>based</w:t>
-        </w:r>
-        <w:proofErr w:type="spellEnd"/>
-        <w:r>
-          <w:rPr>
-            <w:rStyle w:val="Lienhypertexte"/>
-          </w:rPr>
-          <w:t xml:space="preserve"> Cortex®-M0+, up to 192KB Flash, 20KB SRAM, 6KB EEPROM, USB, ADC, </w:t>
-        </w:r>
-        <w:proofErr w:type="spellStart"/>
-        <w:r>
-          <w:rPr>
-            <w:rStyle w:val="Lienhypertexte"/>
-          </w:rPr>
-          <w:t>DACs</w:t>
-        </w:r>
-        <w:proofErr w:type="spellEnd"/>
+          <w:t>Datasheet - STM32L072x8 STM32L072xB STM32L072xZ - Ultra-low-power 32-bit MCU Arm®-based Cortex®-M0+, up to 192KB Flash, 20KB SRAM, 6KB EEPROM, USB, ADC, DACs</w:t>
+        </w:r>
       </w:hyperlink>
       <w:r>
         <w:t xml:space="preserve"> P.</w:t>
@@ -11378,23 +10906,7 @@
         <w:t xml:space="preserve">. Les deux autres matrices utiliseront aussi du courant donc j’ai fait des calculs pour les cas extrêmes </w:t>
       </w:r>
       <w:r>
-        <w:t xml:space="preserve">de leur côté aussi. Pour la matrice de </w:t>
-      </w:r>
-      <w:proofErr w:type="spellStart"/>
-      <w:r>
-        <w:t>LEDs</w:t>
-      </w:r>
-      <w:proofErr w:type="spellEnd"/>
-      <w:r>
-        <w:t xml:space="preserve">, on pourra activer un maximum de 2 </w:t>
-      </w:r>
-      <w:proofErr w:type="spellStart"/>
-      <w:r>
-        <w:t>LEDs</w:t>
-      </w:r>
-      <w:proofErr w:type="spellEnd"/>
-      <w:r>
-        <w:t xml:space="preserve"> à la fois</w:t>
+        <w:t>de leur côté aussi. Pour la matrice de LEDs, on pourra activer un maximum de 2 LEDs à la fois</w:t>
       </w:r>
       <w:r>
         <w:t>. Avec la matrice de touches, j’estime que toutes les touches tireront le courant maximum en tout temps.</w:t>
@@ -11602,68 +11114,14 @@
       <w:r>
         <w:t>(</w:t>
       </w:r>
-      <w:proofErr w:type="spellStart"/>
-      <w:r>
-        <w:fldChar w:fldCharType="begin"/>
-      </w:r>
-      <w:r>
-        <w:instrText>HYPERLINK "https://www.st.com/resource/en/application_note/an4467-getting-started-with-stm32l0xx-hardware-development-stmicroelectronics.pdf"</w:instrText>
-      </w:r>
-      <w:r>
-        <w:fldChar w:fldCharType="separate"/>
-      </w:r>
-      <w:r>
-        <w:rPr>
-          <w:rStyle w:val="Lienhypertexte"/>
-        </w:rPr>
-        <w:t>Getting</w:t>
-      </w:r>
-      <w:proofErr w:type="spellEnd"/>
-      <w:r>
-        <w:rPr>
-          <w:rStyle w:val="Lienhypertexte"/>
-        </w:rPr>
-        <w:t xml:space="preserve"> </w:t>
-      </w:r>
-      <w:proofErr w:type="spellStart"/>
-      <w:r>
-        <w:rPr>
-          <w:rStyle w:val="Lienhypertexte"/>
-        </w:rPr>
-        <w:t>started</w:t>
-      </w:r>
-      <w:proofErr w:type="spellEnd"/>
-      <w:r>
-        <w:rPr>
-          <w:rStyle w:val="Lienhypertexte"/>
-        </w:rPr>
-        <w:t xml:space="preserve"> </w:t>
-      </w:r>
-      <w:proofErr w:type="spellStart"/>
-      <w:r>
-        <w:rPr>
-          <w:rStyle w:val="Lienhypertexte"/>
-        </w:rPr>
-        <w:t>with</w:t>
-      </w:r>
-      <w:proofErr w:type="spellEnd"/>
-      <w:r>
-        <w:rPr>
-          <w:rStyle w:val="Lienhypertexte"/>
-        </w:rPr>
-        <w:t xml:space="preserve"> STM32L0xx hardware </w:t>
-      </w:r>
-      <w:proofErr w:type="spellStart"/>
-      <w:r>
-        <w:rPr>
-          <w:rStyle w:val="Lienhypertexte"/>
-        </w:rPr>
-        <w:t>development</w:t>
-      </w:r>
-      <w:proofErr w:type="spellEnd"/>
-      <w:r>
-        <w:fldChar w:fldCharType="end"/>
-      </w:r>
+      <w:hyperlink r:id="rId29" w:history="1">
+        <w:r>
+          <w:rPr>
+            <w:rStyle w:val="Lienhypertexte"/>
+          </w:rPr>
+          <w:t>Getting started with STM32L0xx hardware development</w:t>
+        </w:r>
+      </w:hyperlink>
       <w:r>
         <w:t>)</w:t>
       </w:r>
@@ -11704,67 +11162,19 @@
         <w:t xml:space="preserve">utilisé STM32CubeIDE pour savoir quelle pin pouvait être </w:t>
       </w:r>
       <w:r>
-        <w:t xml:space="preserve">pour le </w:t>
-      </w:r>
-      <w:proofErr w:type="spellStart"/>
-      <w:r>
-        <w:t>touch</w:t>
-      </w:r>
-      <w:proofErr w:type="spellEnd"/>
+        <w:t>pour le touch sensing et j’ai assigné les pins restante</w:t>
+      </w:r>
+      <w:r>
+        <w:t>s</w:t>
+      </w:r>
       <w:r>
         <w:t xml:space="preserve"> </w:t>
       </w:r>
-      <w:proofErr w:type="spellStart"/>
-      <w:r>
-        <w:t>sensing</w:t>
-      </w:r>
-      <w:proofErr w:type="spellEnd"/>
-      <w:r>
-        <w:t xml:space="preserve"> et j’ai assigné les pins restante</w:t>
-      </w:r>
-      <w:r>
-        <w:t>s</w:t>
-      </w:r>
-      <w:r>
-        <w:t xml:space="preserve"> </w:t>
-      </w:r>
-      <w:r>
-        <w:t xml:space="preserve">à la matrice de </w:t>
-      </w:r>
-      <w:proofErr w:type="spellStart"/>
-      <w:r>
-        <w:t>LEDs</w:t>
-      </w:r>
-      <w:proofErr w:type="spellEnd"/>
-      <w:r>
-        <w:t>.</w:t>
-      </w:r>
-      <w:r>
-        <w:t xml:space="preserve"> Le mapping des LED a été fait avec le </w:t>
-      </w:r>
-      <w:proofErr w:type="spellStart"/>
-      <w:r>
-        <w:t>resultat</w:t>
-      </w:r>
-      <w:proofErr w:type="spellEnd"/>
-      <w:r>
-        <w:t xml:space="preserve"> du routage </w:t>
-      </w:r>
-      <w:proofErr w:type="spellStart"/>
-      <w:r>
-        <w:t>Altium</w:t>
-      </w:r>
-      <w:proofErr w:type="spellEnd"/>
-      <w:r>
-        <w:t xml:space="preserve"> car avec le pin-</w:t>
-      </w:r>
-      <w:proofErr w:type="spellStart"/>
-      <w:r>
-        <w:t>swapping</w:t>
-      </w:r>
-      <w:proofErr w:type="spellEnd"/>
-      <w:r>
-        <w:t xml:space="preserve"> </w:t>
+      <w:r>
+        <w:t>à la matrice de LEDs.</w:t>
+      </w:r>
+      <w:r>
+        <w:t xml:space="preserve"> Le mapping des LED a été fait avec le resultat du routage Altium car avec le pin-swapping </w:t>
       </w:r>
       <w:r>
         <w:t xml:space="preserve">utilisé </w:t>
@@ -11797,7 +11207,7 @@
           <w:noProof/>
         </w:rPr>
         <w:drawing>
-          <wp:anchor distT="0" distB="0" distL="114300" distR="114300" simplePos="0" relativeHeight="251675136" behindDoc="0" locked="0" layoutInCell="1" allowOverlap="1" wp14:anchorId="650B7E38" wp14:editId="09BA3CFC">
+          <wp:anchor distT="0" distB="0" distL="114300" distR="114300" simplePos="0" relativeHeight="251675136" behindDoc="0" locked="0" layoutInCell="1" allowOverlap="1" wp14:anchorId="650B7E38" wp14:editId="3724ED7A">
             <wp:simplePos x="0" y="0"/>
             <wp:positionH relativeFrom="column">
               <wp:posOffset>1766570</wp:posOffset>
@@ -11822,7 +11232,7 @@
                     </pic:cNvPicPr>
                   </pic:nvPicPr>
                   <pic:blipFill rotWithShape="1">
-                    <a:blip r:embed="rId29" cstate="print">
+                    <a:blip r:embed="rId30" cstate="print">
                       <a:extLst>
                         <a:ext uri="{28A0092B-C50C-407E-A947-70E740481C1C}">
                           <a14:useLocalDpi xmlns:a14="http://schemas.microsoft.com/office/drawing/2010/main" val="0"/>
@@ -11884,7 +11294,7 @@
                     <pic:cNvPicPr/>
                   </pic:nvPicPr>
                   <pic:blipFill>
-                    <a:blip r:embed="rId30">
+                    <a:blip r:embed="rId31">
                       <a:extLst>
                         <a:ext uri="{28A0092B-C50C-407E-A947-70E740481C1C}">
                           <a14:useLocalDpi xmlns:a14="http://schemas.microsoft.com/office/drawing/2010/main" val="0"/>
@@ -11911,15 +11321,7 @@
         </w:drawing>
       </w:r>
       <w:r>
-        <w:t xml:space="preserve">Pour la protection du circuit contre une polarisation inverse des TP1 et TP2, j’ai choisi d’utiliser un MOSFET </w:t>
-      </w:r>
-      <w:proofErr w:type="spellStart"/>
-      <w:r>
-        <w:t>channel</w:t>
-      </w:r>
-      <w:proofErr w:type="spellEnd"/>
-      <w:r>
-        <w:t xml:space="preserve"> P avec cette configuration :</w:t>
+        <w:t>Pour la protection du circuit contre une polarisation inverse des TP1 et TP2, j’ai choisi d’utiliser un MOSFET channel P avec cette configuration :</w:t>
       </w:r>
     </w:p>
     <w:p/>
@@ -11930,40 +11332,12 @@
       <w:r>
         <w:t>le papier de ONSEMI sur la sélection des MOSFET pour la protection de polarisation inverse (</w:t>
       </w:r>
-      <w:hyperlink r:id="rId31" w:history="1">
+      <w:hyperlink r:id="rId32" w:history="1">
         <w:r>
           <w:rPr>
             <w:rStyle w:val="Lienhypertexte"/>
           </w:rPr>
-          <w:t xml:space="preserve">AND90146 - MOSFET </w:t>
-        </w:r>
-        <w:proofErr w:type="spellStart"/>
-        <w:r>
-          <w:rPr>
-            <w:rStyle w:val="Lienhypertexte"/>
-          </w:rPr>
-          <w:t>Selection</w:t>
-        </w:r>
-        <w:proofErr w:type="spellEnd"/>
-        <w:r>
-          <w:rPr>
-            <w:rStyle w:val="Lienhypertexte"/>
-          </w:rPr>
-          <w:t xml:space="preserve"> for Reverse </w:t>
-        </w:r>
-        <w:proofErr w:type="spellStart"/>
-        <w:r>
-          <w:rPr>
-            <w:rStyle w:val="Lienhypertexte"/>
-          </w:rPr>
-          <w:t>Polarity</w:t>
-        </w:r>
-        <w:proofErr w:type="spellEnd"/>
-        <w:r>
-          <w:rPr>
-            <w:rStyle w:val="Lienhypertexte"/>
-          </w:rPr>
-          <w:t xml:space="preserve"> Protection</w:t>
+          <w:t>AND90146 - MOSFET Selection for Reverse Polarity Protection</w:t>
         </w:r>
       </w:hyperlink>
       <w:r>
@@ -12026,15 +11400,7 @@
         <w:t xml:space="preserve"> en boitier SOD-123</w:t>
       </w:r>
       <w:r>
-        <w:t xml:space="preserve"> et j’ai simplifier le schéma de manière </w:t>
-      </w:r>
-      <w:proofErr w:type="spellStart"/>
-      <w:r>
-        <w:t>a</w:t>
-      </w:r>
-      <w:proofErr w:type="spellEnd"/>
-      <w:r>
-        <w:t xml:space="preserve"> pouvoir calculer R14.</w:t>
+        <w:t xml:space="preserve"> et j’ai simplifier le schéma de manière a pouvoir calculer R14.</w:t>
       </w:r>
     </w:p>
     <w:p/>
@@ -12214,23 +11580,7 @@
                 <w:sz w:val="18"/>
                 <w:szCs w:val="18"/>
               </w:rPr>
-              <w:t xml:space="preserve">Mes. </w:t>
-            </w:r>
-            <w:proofErr w:type="spellStart"/>
-            <w:r>
-              <w:rPr>
-                <w:sz w:val="18"/>
-                <w:szCs w:val="18"/>
-              </w:rPr>
-              <w:t>Ref</w:t>
-            </w:r>
-            <w:proofErr w:type="spellEnd"/>
-            <w:r>
-              <w:rPr>
-                <w:sz w:val="18"/>
-                <w:szCs w:val="18"/>
-              </w:rPr>
-              <w:t>.</w:t>
+              <w:t>Mes. Ref.</w:t>
             </w:r>
           </w:p>
         </w:tc>
@@ -12272,58 +11622,21 @@
                 <w:sz w:val="18"/>
                 <w:szCs w:val="18"/>
               </w:rPr>
-              <w:t>Implanter le connecteur P1</w:t>
-            </w:r>
-          </w:p>
-          <w:p>
-            <w:pPr>
-              <w:rPr>
-                <w:sz w:val="18"/>
-                <w:szCs w:val="18"/>
-              </w:rPr>
-            </w:pPr>
-            <w:r>
-              <w:rPr>
-                <w:sz w:val="18"/>
-                <w:szCs w:val="18"/>
-              </w:rPr>
-              <w:t>Implanter les résistance</w:t>
-            </w:r>
-            <w:r>
-              <w:rPr>
-                <w:sz w:val="18"/>
-                <w:szCs w:val="18"/>
-              </w:rPr>
-              <w:t>s</w:t>
-            </w:r>
-            <w:r>
-              <w:rPr>
-                <w:sz w:val="18"/>
-                <w:szCs w:val="18"/>
-              </w:rPr>
-              <w:t xml:space="preserve"> R2</w:t>
-            </w:r>
-            <w:r>
-              <w:rPr>
-                <w:sz w:val="18"/>
-                <w:szCs w:val="18"/>
-              </w:rPr>
-              <w:t>..R9</w:t>
-            </w:r>
-          </w:p>
-          <w:p>
-            <w:pPr>
-              <w:rPr>
-                <w:sz w:val="18"/>
-                <w:szCs w:val="18"/>
-              </w:rPr>
-            </w:pPr>
-            <w:r>
-              <w:rPr>
-                <w:sz w:val="18"/>
-                <w:szCs w:val="18"/>
-              </w:rPr>
-              <w:t>…</w:t>
+              <w:t>Teste</w:t>
+            </w:r>
+            <w:r>
+              <w:rPr>
+                <w:sz w:val="18"/>
+                <w:szCs w:val="18"/>
+              </w:rPr>
+              <w:t>z</w:t>
+            </w:r>
+            <w:r>
+              <w:rPr>
+                <w:sz w:val="18"/>
+                <w:szCs w:val="18"/>
+              </w:rPr>
+              <w:t xml:space="preserve"> la continuité des GND</w:t>
             </w:r>
           </w:p>
         </w:tc>
@@ -12398,6 +11711,13 @@
                 <w:szCs w:val="18"/>
               </w:rPr>
             </w:pPr>
+            <w:r>
+              <w:rPr>
+                <w:sz w:val="18"/>
+                <w:szCs w:val="18"/>
+              </w:rPr>
+              <w:t>OK</w:t>
+            </w:r>
           </w:p>
         </w:tc>
         <w:tc>
@@ -12458,7 +11778,35 @@
                 <w:sz w:val="18"/>
                 <w:szCs w:val="18"/>
               </w:rPr>
-              <w:t>Mesurer la tension du régulateur à vide</w:t>
+              <w:t>Implante</w:t>
+            </w:r>
+            <w:r>
+              <w:rPr>
+                <w:sz w:val="18"/>
+                <w:szCs w:val="18"/>
+              </w:rPr>
+              <w:t>z</w:t>
+            </w:r>
+            <w:r>
+              <w:rPr>
+                <w:sz w:val="18"/>
+                <w:szCs w:val="18"/>
+              </w:rPr>
+              <w:t xml:space="preserve"> </w:t>
+            </w:r>
+            <w:r>
+              <w:rPr>
+                <w:sz w:val="18"/>
+                <w:szCs w:val="18"/>
+              </w:rPr>
+              <w:t>tous</w:t>
+            </w:r>
+            <w:r>
+              <w:rPr>
+                <w:sz w:val="18"/>
+                <w:szCs w:val="18"/>
+              </w:rPr>
+              <w:t xml:space="preserve"> les composants SMD de la face BOTTOM</w:t>
             </w:r>
           </w:p>
         </w:tc>
@@ -12471,96 +11819,6 @@
               <w:rPr>
                 <w:sz w:val="18"/>
                 <w:szCs w:val="18"/>
-              </w:rPr>
-            </w:pPr>
-            <w:r>
-              <w:rPr>
-                <w:sz w:val="18"/>
-                <w:szCs w:val="18"/>
-              </w:rPr>
-              <w:t>U</w:t>
-            </w:r>
-            <w:r>
-              <w:rPr>
-                <w:sz w:val="18"/>
-                <w:szCs w:val="18"/>
-                <w:vertAlign w:val="subscript"/>
-              </w:rPr>
-              <w:t>VDD_5V</w:t>
-            </w:r>
-            <w:r>
-              <w:rPr>
-                <w:sz w:val="18"/>
-                <w:szCs w:val="18"/>
-                <w:vertAlign w:val="subscript"/>
-              </w:rPr>
-              <w:t>typ</w:t>
-            </w:r>
-            <w:r>
-              <w:rPr>
-                <w:sz w:val="18"/>
-                <w:szCs w:val="18"/>
-              </w:rPr>
-              <w:t xml:space="preserve"> = 5.00V</w:t>
-            </w:r>
-          </w:p>
-          <w:p>
-            <w:pPr>
-              <w:rPr>
-                <w:sz w:val="18"/>
-                <w:szCs w:val="18"/>
-              </w:rPr>
-            </w:pPr>
-            <w:r>
-              <w:rPr>
-                <w:sz w:val="18"/>
-                <w:szCs w:val="18"/>
-              </w:rPr>
-              <w:t>U</w:t>
-            </w:r>
-            <w:r>
-              <w:rPr>
-                <w:sz w:val="18"/>
-                <w:szCs w:val="18"/>
-                <w:vertAlign w:val="subscript"/>
-              </w:rPr>
-              <w:t>VDD_5V</w:t>
-            </w:r>
-            <w:r>
-              <w:rPr>
-                <w:sz w:val="18"/>
-                <w:szCs w:val="18"/>
-                <w:vertAlign w:val="subscript"/>
-              </w:rPr>
-              <w:t>min</w:t>
-            </w:r>
-            <w:r>
-              <w:rPr>
-                <w:sz w:val="18"/>
-                <w:szCs w:val="18"/>
-              </w:rPr>
-              <w:t xml:space="preserve"> = </w:t>
-            </w:r>
-            <w:r>
-              <w:rPr>
-                <w:sz w:val="18"/>
-                <w:szCs w:val="18"/>
-              </w:rPr>
-              <w:t>4.95</w:t>
-            </w:r>
-            <w:r>
-              <w:rPr>
-                <w:sz w:val="18"/>
-                <w:szCs w:val="18"/>
-              </w:rPr>
-              <w:t>V</w:t>
-            </w:r>
-          </w:p>
-          <w:p>
-            <w:pPr>
-              <w:rPr>
-                <w:sz w:val="18"/>
-                <w:szCs w:val="18"/>
                 <w:lang w:val="en-US"/>
               </w:rPr>
             </w:pPr>
@@ -12570,33 +11828,7 @@
                 <w:szCs w:val="18"/>
                 <w:lang w:val="en-US"/>
               </w:rPr>
-              <w:t>U</w:t>
-            </w:r>
-            <w:r>
-              <w:rPr>
-                <w:sz w:val="18"/>
-                <w:szCs w:val="18"/>
-                <w:vertAlign w:val="subscript"/>
-                <w:lang w:val="en-US"/>
-              </w:rPr>
-              <w:t>VDD_5V</w:t>
-            </w:r>
-            <w:r>
-              <w:rPr>
-                <w:sz w:val="18"/>
-                <w:szCs w:val="18"/>
-                <w:vertAlign w:val="subscript"/>
-                <w:lang w:val="en-US"/>
-              </w:rPr>
-              <w:t>max</w:t>
-            </w:r>
-            <w:r>
-              <w:rPr>
-                <w:sz w:val="18"/>
-                <w:szCs w:val="18"/>
-                <w:lang w:val="en-US"/>
-              </w:rPr>
-              <w:t xml:space="preserve"> = 5.05V</w:t>
+              <w:t>-</w:t>
             </w:r>
           </w:p>
         </w:tc>
@@ -12616,31 +11848,8 @@
                 <w:sz w:val="18"/>
                 <w:szCs w:val="18"/>
               </w:rPr>
-              <w:t>Us</w:t>
-            </w:r>
-            <w:r>
-              <w:rPr>
-                <w:sz w:val="18"/>
-                <w:szCs w:val="18"/>
-                <w:vertAlign w:val="subscript"/>
-              </w:rPr>
-              <w:t>K1</w:t>
-            </w:r>
-            <w:r>
-              <w:rPr>
-                <w:sz w:val="18"/>
-                <w:szCs w:val="18"/>
-              </w:rPr>
-              <w:t xml:space="preserve"> = 5.03V</w:t>
-            </w:r>
-          </w:p>
-          <w:p>
-            <w:pPr>
-              <w:rPr>
-                <w:sz w:val="18"/>
-                <w:szCs w:val="18"/>
-              </w:rPr>
-            </w:pPr>
+              <w:t>-</w:t>
+            </w:r>
           </w:p>
         </w:tc>
         <w:tc>
@@ -12659,7 +11868,7 @@
                 <w:sz w:val="18"/>
                 <w:szCs w:val="18"/>
               </w:rPr>
-              <w:t>…%</w:t>
+              <w:t>-</w:t>
             </w:r>
           </w:p>
         </w:tc>
@@ -12674,6 +11883,13 @@
                 <w:szCs w:val="18"/>
               </w:rPr>
             </w:pPr>
+            <w:r>
+              <w:rPr>
+                <w:sz w:val="18"/>
+                <w:szCs w:val="18"/>
+              </w:rPr>
+              <w:t>OK</w:t>
+            </w:r>
           </w:p>
         </w:tc>
         <w:tc>
@@ -12692,7 +11908,7 @@
                 <w:sz w:val="18"/>
                 <w:szCs w:val="18"/>
               </w:rPr>
-              <w:t>Mesure1</w:t>
+              <w:t>-</w:t>
             </w:r>
           </w:p>
         </w:tc>
@@ -12714,7 +11930,7 @@
                 <w:sz w:val="18"/>
                 <w:szCs w:val="18"/>
               </w:rPr>
-              <w:t>2</w:t>
+              <w:t>3</w:t>
             </w:r>
           </w:p>
         </w:tc>
@@ -12734,7 +11950,35 @@
                 <w:sz w:val="18"/>
                 <w:szCs w:val="18"/>
               </w:rPr>
-              <w:t>Mesurer la tension et le courant du régulateur en charge</w:t>
+              <w:t>Vérifie</w:t>
+            </w:r>
+            <w:r>
+              <w:rPr>
+                <w:sz w:val="18"/>
+                <w:szCs w:val="18"/>
+              </w:rPr>
+              <w:t>z</w:t>
+            </w:r>
+            <w:r>
+              <w:rPr>
+                <w:sz w:val="18"/>
+                <w:szCs w:val="18"/>
+              </w:rPr>
+              <w:t xml:space="preserve"> que le switch bloque la sortie du régulateur en vérifiant</w:t>
+            </w:r>
+            <w:r>
+              <w:rPr>
+                <w:sz w:val="18"/>
+                <w:szCs w:val="18"/>
+              </w:rPr>
+              <w:t xml:space="preserve"> qu’il n’y ait pas de</w:t>
+            </w:r>
+            <w:r>
+              <w:rPr>
+                <w:sz w:val="18"/>
+                <w:szCs w:val="18"/>
+              </w:rPr>
+              <w:t xml:space="preserve"> continuité entre TP7 et TP8</w:t>
             </w:r>
           </w:p>
         </w:tc>
@@ -12749,6 +11993,13 @@
                 <w:szCs w:val="18"/>
               </w:rPr>
             </w:pPr>
+            <w:r>
+              <w:rPr>
+                <w:sz w:val="18"/>
+                <w:szCs w:val="18"/>
+              </w:rPr>
+              <w:t>Pas de beep</w:t>
+            </w:r>
           </w:p>
         </w:tc>
         <w:tc>
@@ -12762,6 +12013,13 @@
                 <w:szCs w:val="18"/>
               </w:rPr>
             </w:pPr>
+            <w:r>
+              <w:rPr>
+                <w:sz w:val="18"/>
+                <w:szCs w:val="18"/>
+              </w:rPr>
+              <w:t>-</w:t>
+            </w:r>
           </w:p>
         </w:tc>
         <w:tc>
@@ -12775,6 +12033,13 @@
                 <w:szCs w:val="18"/>
               </w:rPr>
             </w:pPr>
+            <w:r>
+              <w:rPr>
+                <w:sz w:val="18"/>
+                <w:szCs w:val="18"/>
+              </w:rPr>
+              <w:t>-</w:t>
+            </w:r>
           </w:p>
         </w:tc>
         <w:tc>
@@ -12788,6 +12053,13 @@
                 <w:szCs w:val="18"/>
               </w:rPr>
             </w:pPr>
+            <w:r>
+              <w:rPr>
+                <w:sz w:val="18"/>
+                <w:szCs w:val="18"/>
+              </w:rPr>
+              <w:t>OK</w:t>
+            </w:r>
           </w:p>
         </w:tc>
         <w:tc>
@@ -12806,7 +12078,7 @@
                 <w:sz w:val="18"/>
                 <w:szCs w:val="18"/>
               </w:rPr>
-              <w:t>Mesure2</w:t>
+              <w:t>-</w:t>
             </w:r>
           </w:p>
         </w:tc>
@@ -12828,6 +12100,1456 @@
                 <w:sz w:val="18"/>
                 <w:szCs w:val="18"/>
               </w:rPr>
+              <w:t>4</w:t>
+            </w:r>
+          </w:p>
+        </w:tc>
+        <w:tc>
+          <w:tcPr>
+            <w:tcW w:w="2185" w:type="dxa"/>
+          </w:tcPr>
+          <w:p>
+            <w:pPr>
+              <w:rPr>
+                <w:sz w:val="18"/>
+                <w:szCs w:val="18"/>
+              </w:rPr>
+            </w:pPr>
+            <w:r>
+              <w:rPr>
+                <w:sz w:val="18"/>
+                <w:szCs w:val="18"/>
+              </w:rPr>
+              <w:t>Alimente</w:t>
+            </w:r>
+            <w:r>
+              <w:rPr>
+                <w:sz w:val="18"/>
+                <w:szCs w:val="18"/>
+              </w:rPr>
+              <w:t>z</w:t>
+            </w:r>
+            <w:r>
+              <w:rPr>
+                <w:sz w:val="18"/>
+                <w:szCs w:val="18"/>
+              </w:rPr>
+              <w:t xml:space="preserve"> le circuit par source de laboratoire en 5V. Sonde positive sur TP1 et sonde négative sur TP2.</w:t>
+            </w:r>
+          </w:p>
+        </w:tc>
+        <w:tc>
+          <w:tcPr>
+            <w:tcW w:w="1701" w:type="dxa"/>
+          </w:tcPr>
+          <w:p>
+            <w:pPr>
+              <w:rPr>
+                <w:sz w:val="18"/>
+                <w:szCs w:val="18"/>
+              </w:rPr>
+            </w:pPr>
+            <w:r>
+              <w:rPr>
+                <w:sz w:val="18"/>
+                <w:szCs w:val="18"/>
+              </w:rPr>
+              <w:t>-</w:t>
+            </w:r>
+          </w:p>
+        </w:tc>
+        <w:tc>
+          <w:tcPr>
+            <w:tcW w:w="1701" w:type="dxa"/>
+          </w:tcPr>
+          <w:p>
+            <w:pPr>
+              <w:rPr>
+                <w:sz w:val="18"/>
+                <w:szCs w:val="18"/>
+              </w:rPr>
+            </w:pPr>
+            <w:r>
+              <w:rPr>
+                <w:sz w:val="18"/>
+                <w:szCs w:val="18"/>
+              </w:rPr>
+              <w:t>-</w:t>
+            </w:r>
+          </w:p>
+        </w:tc>
+        <w:tc>
+          <w:tcPr>
+            <w:tcW w:w="821" w:type="dxa"/>
+          </w:tcPr>
+          <w:p>
+            <w:pPr>
+              <w:rPr>
+                <w:sz w:val="18"/>
+                <w:szCs w:val="18"/>
+              </w:rPr>
+            </w:pPr>
+            <w:r>
+              <w:rPr>
+                <w:sz w:val="18"/>
+                <w:szCs w:val="18"/>
+              </w:rPr>
+              <w:t>-</w:t>
+            </w:r>
+          </w:p>
+        </w:tc>
+        <w:tc>
+          <w:tcPr>
+            <w:tcW w:w="882" w:type="dxa"/>
+          </w:tcPr>
+          <w:p>
+            <w:pPr>
+              <w:rPr>
+                <w:sz w:val="18"/>
+                <w:szCs w:val="18"/>
+              </w:rPr>
+            </w:pPr>
+            <w:r>
+              <w:rPr>
+                <w:sz w:val="18"/>
+                <w:szCs w:val="18"/>
+              </w:rPr>
+              <w:t>OK</w:t>
+            </w:r>
+          </w:p>
+        </w:tc>
+        <w:tc>
+          <w:tcPr>
+            <w:tcW w:w="1127" w:type="dxa"/>
+          </w:tcPr>
+          <w:p>
+            <w:pPr>
+              <w:rPr>
+                <w:sz w:val="18"/>
+                <w:szCs w:val="18"/>
+              </w:rPr>
+            </w:pPr>
+            <w:r>
+              <w:rPr>
+                <w:sz w:val="18"/>
+                <w:szCs w:val="18"/>
+              </w:rPr>
+              <w:t>-</w:t>
+            </w:r>
+          </w:p>
+        </w:tc>
+      </w:tr>
+      <w:tr>
+        <w:tc>
+          <w:tcPr>
+            <w:tcW w:w="645" w:type="dxa"/>
+          </w:tcPr>
+          <w:p>
+            <w:pPr>
+              <w:rPr>
+                <w:sz w:val="18"/>
+                <w:szCs w:val="18"/>
+              </w:rPr>
+            </w:pPr>
+            <w:r>
+              <w:rPr>
+                <w:sz w:val="18"/>
+                <w:szCs w:val="18"/>
+              </w:rPr>
+              <w:t>5</w:t>
+            </w:r>
+          </w:p>
+        </w:tc>
+        <w:tc>
+          <w:tcPr>
+            <w:tcW w:w="2185" w:type="dxa"/>
+          </w:tcPr>
+          <w:p>
+            <w:pPr>
+              <w:rPr>
+                <w:sz w:val="18"/>
+                <w:szCs w:val="18"/>
+              </w:rPr>
+            </w:pPr>
+            <w:r>
+              <w:rPr>
+                <w:sz w:val="18"/>
+                <w:szCs w:val="18"/>
+              </w:rPr>
+              <w:t>Mesure</w:t>
+            </w:r>
+            <w:r>
+              <w:rPr>
+                <w:sz w:val="18"/>
+                <w:szCs w:val="18"/>
+              </w:rPr>
+              <w:t>z</w:t>
+            </w:r>
+            <w:r>
+              <w:rPr>
+                <w:sz w:val="18"/>
+                <w:szCs w:val="18"/>
+              </w:rPr>
+              <w:t xml:space="preserve"> la tension de sortie du régulateur depuis le TP7 jusqu’au GND au TP2</w:t>
+            </w:r>
+          </w:p>
+        </w:tc>
+        <w:tc>
+          <w:tcPr>
+            <w:tcW w:w="1701" w:type="dxa"/>
+          </w:tcPr>
+          <w:p>
+            <w:pPr>
+              <w:rPr>
+                <w:sz w:val="18"/>
+                <w:szCs w:val="18"/>
+              </w:rPr>
+            </w:pPr>
+            <w:r>
+              <w:rPr>
+                <w:sz w:val="18"/>
+                <w:szCs w:val="18"/>
+              </w:rPr>
+              <w:t>3.3V</w:t>
+            </w:r>
+          </w:p>
+        </w:tc>
+        <w:tc>
+          <w:tcPr>
+            <w:tcW w:w="1701" w:type="dxa"/>
+          </w:tcPr>
+          <w:p>
+            <w:pPr>
+              <w:rPr>
+                <w:sz w:val="18"/>
+                <w:szCs w:val="18"/>
+              </w:rPr>
+            </w:pPr>
+            <w:r>
+              <w:rPr>
+                <w:sz w:val="18"/>
+                <w:szCs w:val="18"/>
+              </w:rPr>
+              <w:t>3.</w:t>
+            </w:r>
+            <w:r>
+              <w:rPr>
+                <w:sz w:val="18"/>
+                <w:szCs w:val="18"/>
+              </w:rPr>
+              <w:t>270</w:t>
+            </w:r>
+            <w:r>
+              <w:rPr>
+                <w:sz w:val="18"/>
+                <w:szCs w:val="18"/>
+              </w:rPr>
+              <w:t>V</w:t>
+            </w:r>
+          </w:p>
+        </w:tc>
+        <w:tc>
+          <w:tcPr>
+            <w:tcW w:w="821" w:type="dxa"/>
+          </w:tcPr>
+          <w:p>
+            <w:pPr>
+              <w:rPr>
+                <w:sz w:val="18"/>
+                <w:szCs w:val="18"/>
+              </w:rPr>
+            </w:pPr>
+            <w:r>
+              <w:rPr>
+                <w:sz w:val="18"/>
+                <w:szCs w:val="18"/>
+              </w:rPr>
+              <w:t>%</w:t>
+            </w:r>
+          </w:p>
+        </w:tc>
+        <w:tc>
+          <w:tcPr>
+            <w:tcW w:w="882" w:type="dxa"/>
+          </w:tcPr>
+          <w:p>
+            <w:pPr>
+              <w:rPr>
+                <w:sz w:val="18"/>
+                <w:szCs w:val="18"/>
+              </w:rPr>
+            </w:pPr>
+            <w:r>
+              <w:rPr>
+                <w:sz w:val="18"/>
+                <w:szCs w:val="18"/>
+              </w:rPr>
+              <w:t>OK</w:t>
+            </w:r>
+          </w:p>
+        </w:tc>
+        <w:tc>
+          <w:tcPr>
+            <w:tcW w:w="1127" w:type="dxa"/>
+          </w:tcPr>
+          <w:p>
+            <w:pPr>
+              <w:rPr>
+                <w:sz w:val="18"/>
+                <w:szCs w:val="18"/>
+              </w:rPr>
+            </w:pPr>
+          </w:p>
+        </w:tc>
+      </w:tr>
+      <w:tr>
+        <w:tc>
+          <w:tcPr>
+            <w:tcW w:w="645" w:type="dxa"/>
+          </w:tcPr>
+          <w:p>
+            <w:pPr>
+              <w:rPr>
+                <w:sz w:val="18"/>
+                <w:szCs w:val="18"/>
+              </w:rPr>
+            </w:pPr>
+            <w:r>
+              <w:rPr>
+                <w:sz w:val="18"/>
+                <w:szCs w:val="18"/>
+              </w:rPr>
+              <w:t>6</w:t>
+            </w:r>
+          </w:p>
+        </w:tc>
+        <w:tc>
+          <w:tcPr>
+            <w:tcW w:w="2185" w:type="dxa"/>
+          </w:tcPr>
+          <w:p>
+            <w:pPr>
+              <w:rPr>
+                <w:sz w:val="18"/>
+                <w:szCs w:val="18"/>
+              </w:rPr>
+            </w:pPr>
+            <w:r>
+              <w:rPr>
+                <w:sz w:val="18"/>
+                <w:szCs w:val="18"/>
+              </w:rPr>
+              <w:t>Vérifie</w:t>
+            </w:r>
+            <w:r>
+              <w:rPr>
+                <w:sz w:val="18"/>
+                <w:szCs w:val="18"/>
+              </w:rPr>
+              <w:t>z</w:t>
+            </w:r>
+            <w:r>
+              <w:rPr>
+                <w:sz w:val="18"/>
+                <w:szCs w:val="18"/>
+              </w:rPr>
+              <w:t xml:space="preserve"> que le switch bloque la sortie du régulateur en vérifiant qu’il n’y ait pas de continuité entre TP7 et TP8</w:t>
+            </w:r>
+          </w:p>
+        </w:tc>
+        <w:tc>
+          <w:tcPr>
+            <w:tcW w:w="1701" w:type="dxa"/>
+          </w:tcPr>
+          <w:p>
+            <w:pPr>
+              <w:rPr>
+                <w:sz w:val="18"/>
+                <w:szCs w:val="18"/>
+              </w:rPr>
+            </w:pPr>
+            <w:r>
+              <w:rPr>
+                <w:sz w:val="18"/>
+                <w:szCs w:val="18"/>
+              </w:rPr>
+              <w:t>Pas de beep</w:t>
+            </w:r>
+          </w:p>
+        </w:tc>
+        <w:tc>
+          <w:tcPr>
+            <w:tcW w:w="1701" w:type="dxa"/>
+          </w:tcPr>
+          <w:p>
+            <w:pPr>
+              <w:rPr>
+                <w:sz w:val="18"/>
+                <w:szCs w:val="18"/>
+              </w:rPr>
+            </w:pPr>
+            <w:r>
+              <w:rPr>
+                <w:sz w:val="18"/>
+                <w:szCs w:val="18"/>
+              </w:rPr>
+              <w:t>-</w:t>
+            </w:r>
+          </w:p>
+        </w:tc>
+        <w:tc>
+          <w:tcPr>
+            <w:tcW w:w="821" w:type="dxa"/>
+          </w:tcPr>
+          <w:p>
+            <w:pPr>
+              <w:rPr>
+                <w:sz w:val="18"/>
+                <w:szCs w:val="18"/>
+              </w:rPr>
+            </w:pPr>
+            <w:r>
+              <w:rPr>
+                <w:sz w:val="18"/>
+                <w:szCs w:val="18"/>
+              </w:rPr>
+              <w:t>-</w:t>
+            </w:r>
+          </w:p>
+        </w:tc>
+        <w:tc>
+          <w:tcPr>
+            <w:tcW w:w="882" w:type="dxa"/>
+          </w:tcPr>
+          <w:p>
+            <w:pPr>
+              <w:rPr>
+                <w:sz w:val="18"/>
+                <w:szCs w:val="18"/>
+              </w:rPr>
+            </w:pPr>
+            <w:r>
+              <w:rPr>
+                <w:sz w:val="18"/>
+                <w:szCs w:val="18"/>
+              </w:rPr>
+              <w:t>OK</w:t>
+            </w:r>
+          </w:p>
+        </w:tc>
+        <w:tc>
+          <w:tcPr>
+            <w:tcW w:w="1127" w:type="dxa"/>
+          </w:tcPr>
+          <w:p>
+            <w:pPr>
+              <w:rPr>
+                <w:sz w:val="18"/>
+                <w:szCs w:val="18"/>
+              </w:rPr>
+            </w:pPr>
+            <w:r>
+              <w:rPr>
+                <w:sz w:val="18"/>
+                <w:szCs w:val="18"/>
+              </w:rPr>
+              <w:t>-</w:t>
+            </w:r>
+          </w:p>
+        </w:tc>
+      </w:tr>
+      <w:tr>
+        <w:tc>
+          <w:tcPr>
+            <w:tcW w:w="645" w:type="dxa"/>
+          </w:tcPr>
+          <w:p>
+            <w:pPr>
+              <w:rPr>
+                <w:sz w:val="18"/>
+                <w:szCs w:val="18"/>
+              </w:rPr>
+            </w:pPr>
+            <w:r>
+              <w:rPr>
+                <w:sz w:val="18"/>
+                <w:szCs w:val="18"/>
+              </w:rPr>
+              <w:t>7</w:t>
+            </w:r>
+          </w:p>
+        </w:tc>
+        <w:tc>
+          <w:tcPr>
+            <w:tcW w:w="2185" w:type="dxa"/>
+          </w:tcPr>
+          <w:p>
+            <w:pPr>
+              <w:rPr>
+                <w:sz w:val="18"/>
+                <w:szCs w:val="18"/>
+              </w:rPr>
+            </w:pPr>
+            <w:r>
+              <w:rPr>
+                <w:sz w:val="18"/>
+                <w:szCs w:val="18"/>
+              </w:rPr>
+              <w:t>Alimente</w:t>
+            </w:r>
+            <w:r>
+              <w:rPr>
+                <w:sz w:val="18"/>
+                <w:szCs w:val="18"/>
+              </w:rPr>
+              <w:t>z</w:t>
+            </w:r>
+            <w:r>
+              <w:rPr>
+                <w:sz w:val="18"/>
+                <w:szCs w:val="18"/>
+              </w:rPr>
+              <w:t xml:space="preserve"> le circuit par source de laboratoire en 5V. Sonde positive sur TP2 et sonde négative sur TP1</w:t>
+            </w:r>
+            <w:r>
+              <w:rPr>
+                <w:sz w:val="18"/>
+                <w:szCs w:val="18"/>
+              </w:rPr>
+              <w:t xml:space="preserve"> et m</w:t>
+            </w:r>
+            <w:r>
+              <w:rPr>
+                <w:sz w:val="18"/>
+                <w:szCs w:val="18"/>
+              </w:rPr>
+              <w:t>esurez la tension de sortie du régulateur depuis le TP7 jusqu’au GND au TP2</w:t>
+            </w:r>
+          </w:p>
+        </w:tc>
+        <w:tc>
+          <w:tcPr>
+            <w:tcW w:w="1701" w:type="dxa"/>
+          </w:tcPr>
+          <w:p>
+            <w:pPr>
+              <w:rPr>
+                <w:sz w:val="18"/>
+                <w:szCs w:val="18"/>
+              </w:rPr>
+            </w:pPr>
+            <w:r>
+              <w:rPr>
+                <w:sz w:val="18"/>
+                <w:szCs w:val="18"/>
+              </w:rPr>
+              <w:t>0V</w:t>
+            </w:r>
+          </w:p>
+        </w:tc>
+        <w:tc>
+          <w:tcPr>
+            <w:tcW w:w="1701" w:type="dxa"/>
+          </w:tcPr>
+          <w:p>
+            <w:pPr>
+              <w:rPr>
+                <w:sz w:val="18"/>
+                <w:szCs w:val="18"/>
+              </w:rPr>
+            </w:pPr>
+            <w:r>
+              <w:rPr>
+                <w:sz w:val="18"/>
+                <w:szCs w:val="18"/>
+              </w:rPr>
+              <w:t>12.8mV</w:t>
+            </w:r>
+          </w:p>
+        </w:tc>
+        <w:tc>
+          <w:tcPr>
+            <w:tcW w:w="821" w:type="dxa"/>
+          </w:tcPr>
+          <w:p>
+            <w:pPr>
+              <w:rPr>
+                <w:sz w:val="18"/>
+                <w:szCs w:val="18"/>
+              </w:rPr>
+            </w:pPr>
+            <w:r>
+              <w:rPr>
+                <w:sz w:val="18"/>
+                <w:szCs w:val="18"/>
+              </w:rPr>
+              <w:t>%</w:t>
+            </w:r>
+          </w:p>
+        </w:tc>
+        <w:tc>
+          <w:tcPr>
+            <w:tcW w:w="882" w:type="dxa"/>
+          </w:tcPr>
+          <w:p>
+            <w:pPr>
+              <w:rPr>
+                <w:sz w:val="18"/>
+                <w:szCs w:val="18"/>
+              </w:rPr>
+            </w:pPr>
+            <w:r>
+              <w:rPr>
+                <w:sz w:val="18"/>
+                <w:szCs w:val="18"/>
+              </w:rPr>
+              <w:t>OK</w:t>
+            </w:r>
+          </w:p>
+        </w:tc>
+        <w:tc>
+          <w:tcPr>
+            <w:tcW w:w="1127" w:type="dxa"/>
+          </w:tcPr>
+          <w:p>
+            <w:pPr>
+              <w:rPr>
+                <w:sz w:val="18"/>
+                <w:szCs w:val="18"/>
+              </w:rPr>
+            </w:pPr>
+          </w:p>
+        </w:tc>
+      </w:tr>
+      <w:tr>
+        <w:tc>
+          <w:tcPr>
+            <w:tcW w:w="645" w:type="dxa"/>
+          </w:tcPr>
+          <w:p>
+            <w:pPr>
+              <w:rPr>
+                <w:sz w:val="18"/>
+                <w:szCs w:val="18"/>
+              </w:rPr>
+            </w:pPr>
+            <w:r>
+              <w:rPr>
+                <w:sz w:val="18"/>
+                <w:szCs w:val="18"/>
+              </w:rPr>
+              <w:t>8</w:t>
+            </w:r>
+          </w:p>
+        </w:tc>
+        <w:tc>
+          <w:tcPr>
+            <w:tcW w:w="2185" w:type="dxa"/>
+          </w:tcPr>
+          <w:p>
+            <w:pPr>
+              <w:rPr>
+                <w:sz w:val="18"/>
+                <w:szCs w:val="18"/>
+              </w:rPr>
+            </w:pPr>
+            <w:r>
+              <w:rPr>
+                <w:sz w:val="18"/>
+                <w:szCs w:val="18"/>
+              </w:rPr>
+              <w:t>Déconnecte</w:t>
+            </w:r>
+            <w:r>
+              <w:rPr>
+                <w:sz w:val="18"/>
+                <w:szCs w:val="18"/>
+              </w:rPr>
+              <w:t>z</w:t>
+            </w:r>
+            <w:r>
+              <w:rPr>
+                <w:sz w:val="18"/>
+                <w:szCs w:val="18"/>
+              </w:rPr>
+              <w:t xml:space="preserve"> la source de laboratoire et braser le port USB-C.</w:t>
+            </w:r>
+          </w:p>
+        </w:tc>
+        <w:tc>
+          <w:tcPr>
+            <w:tcW w:w="1701" w:type="dxa"/>
+          </w:tcPr>
+          <w:p>
+            <w:pPr>
+              <w:rPr>
+                <w:sz w:val="18"/>
+                <w:szCs w:val="18"/>
+              </w:rPr>
+            </w:pPr>
+            <w:r>
+              <w:rPr>
+                <w:sz w:val="18"/>
+                <w:szCs w:val="18"/>
+              </w:rPr>
+              <w:t>-</w:t>
+            </w:r>
+          </w:p>
+        </w:tc>
+        <w:tc>
+          <w:tcPr>
+            <w:tcW w:w="1701" w:type="dxa"/>
+          </w:tcPr>
+          <w:p>
+            <w:pPr>
+              <w:rPr>
+                <w:sz w:val="18"/>
+                <w:szCs w:val="18"/>
+              </w:rPr>
+            </w:pPr>
+            <w:r>
+              <w:rPr>
+                <w:sz w:val="18"/>
+                <w:szCs w:val="18"/>
+              </w:rPr>
+              <w:t>-</w:t>
+            </w:r>
+          </w:p>
+        </w:tc>
+        <w:tc>
+          <w:tcPr>
+            <w:tcW w:w="821" w:type="dxa"/>
+          </w:tcPr>
+          <w:p>
+            <w:pPr>
+              <w:rPr>
+                <w:sz w:val="18"/>
+                <w:szCs w:val="18"/>
+              </w:rPr>
+            </w:pPr>
+            <w:r>
+              <w:rPr>
+                <w:sz w:val="18"/>
+                <w:szCs w:val="18"/>
+              </w:rPr>
+              <w:t>-</w:t>
+            </w:r>
+          </w:p>
+        </w:tc>
+        <w:tc>
+          <w:tcPr>
+            <w:tcW w:w="882" w:type="dxa"/>
+          </w:tcPr>
+          <w:p>
+            <w:pPr>
+              <w:rPr>
+                <w:sz w:val="18"/>
+                <w:szCs w:val="18"/>
+              </w:rPr>
+            </w:pPr>
+            <w:r>
+              <w:rPr>
+                <w:sz w:val="18"/>
+                <w:szCs w:val="18"/>
+              </w:rPr>
+              <w:t>OK</w:t>
+            </w:r>
+          </w:p>
+        </w:tc>
+        <w:tc>
+          <w:tcPr>
+            <w:tcW w:w="1127" w:type="dxa"/>
+          </w:tcPr>
+          <w:p>
+            <w:pPr>
+              <w:rPr>
+                <w:sz w:val="18"/>
+                <w:szCs w:val="18"/>
+              </w:rPr>
+            </w:pPr>
+            <w:r>
+              <w:rPr>
+                <w:sz w:val="18"/>
+                <w:szCs w:val="18"/>
+              </w:rPr>
+              <w:t>-</w:t>
+            </w:r>
+          </w:p>
+        </w:tc>
+      </w:tr>
+      <w:tr>
+        <w:tc>
+          <w:tcPr>
+            <w:tcW w:w="645" w:type="dxa"/>
+          </w:tcPr>
+          <w:p>
+            <w:pPr>
+              <w:rPr>
+                <w:sz w:val="18"/>
+                <w:szCs w:val="18"/>
+              </w:rPr>
+            </w:pPr>
+            <w:r>
+              <w:rPr>
+                <w:sz w:val="18"/>
+                <w:szCs w:val="18"/>
+              </w:rPr>
+              <w:t>9</w:t>
+            </w:r>
+          </w:p>
+        </w:tc>
+        <w:tc>
+          <w:tcPr>
+            <w:tcW w:w="2185" w:type="dxa"/>
+          </w:tcPr>
+          <w:p>
+            <w:pPr>
+              <w:rPr>
+                <w:sz w:val="18"/>
+                <w:szCs w:val="18"/>
+              </w:rPr>
+            </w:pPr>
+            <w:r>
+              <w:rPr>
+                <w:sz w:val="18"/>
+                <w:szCs w:val="18"/>
+              </w:rPr>
+              <w:t>Vérifie</w:t>
+            </w:r>
+            <w:r>
+              <w:rPr>
+                <w:sz w:val="18"/>
+                <w:szCs w:val="18"/>
+              </w:rPr>
+              <w:t>z</w:t>
+            </w:r>
+            <w:r>
+              <w:rPr>
+                <w:sz w:val="18"/>
+                <w:szCs w:val="18"/>
+              </w:rPr>
+              <w:t xml:space="preserve"> que le switch n’est toujours pas fermé avec un test de continuité</w:t>
+            </w:r>
+            <w:r>
+              <w:rPr>
+                <w:sz w:val="18"/>
+                <w:szCs w:val="18"/>
+              </w:rPr>
+              <w:t xml:space="preserve"> </w:t>
+            </w:r>
+            <w:r>
+              <w:rPr>
+                <w:sz w:val="18"/>
+                <w:szCs w:val="18"/>
+              </w:rPr>
+              <w:t>TP7 et TP8</w:t>
+            </w:r>
+          </w:p>
+        </w:tc>
+        <w:tc>
+          <w:tcPr>
+            <w:tcW w:w="1701" w:type="dxa"/>
+          </w:tcPr>
+          <w:p>
+            <w:pPr>
+              <w:rPr>
+                <w:sz w:val="18"/>
+                <w:szCs w:val="18"/>
+              </w:rPr>
+            </w:pPr>
+            <w:r>
+              <w:rPr>
+                <w:sz w:val="18"/>
+                <w:szCs w:val="18"/>
+              </w:rPr>
+              <w:t>Pas de beep</w:t>
+            </w:r>
+          </w:p>
+        </w:tc>
+        <w:tc>
+          <w:tcPr>
+            <w:tcW w:w="1701" w:type="dxa"/>
+          </w:tcPr>
+          <w:p>
+            <w:pPr>
+              <w:rPr>
+                <w:sz w:val="18"/>
+                <w:szCs w:val="18"/>
+              </w:rPr>
+            </w:pPr>
+            <w:r>
+              <w:rPr>
+                <w:sz w:val="18"/>
+                <w:szCs w:val="18"/>
+              </w:rPr>
+              <w:t>-</w:t>
+            </w:r>
+          </w:p>
+        </w:tc>
+        <w:tc>
+          <w:tcPr>
+            <w:tcW w:w="821" w:type="dxa"/>
+          </w:tcPr>
+          <w:p>
+            <w:pPr>
+              <w:rPr>
+                <w:sz w:val="18"/>
+                <w:szCs w:val="18"/>
+              </w:rPr>
+            </w:pPr>
+            <w:r>
+              <w:rPr>
+                <w:sz w:val="18"/>
+                <w:szCs w:val="18"/>
+              </w:rPr>
+              <w:t>-</w:t>
+            </w:r>
+          </w:p>
+        </w:tc>
+        <w:tc>
+          <w:tcPr>
+            <w:tcW w:w="882" w:type="dxa"/>
+          </w:tcPr>
+          <w:p>
+            <w:pPr>
+              <w:rPr>
+                <w:sz w:val="18"/>
+                <w:szCs w:val="18"/>
+              </w:rPr>
+            </w:pPr>
+            <w:r>
+              <w:rPr>
+                <w:sz w:val="18"/>
+                <w:szCs w:val="18"/>
+              </w:rPr>
+              <w:t>OK</w:t>
+            </w:r>
+          </w:p>
+        </w:tc>
+        <w:tc>
+          <w:tcPr>
+            <w:tcW w:w="1127" w:type="dxa"/>
+          </w:tcPr>
+          <w:p>
+            <w:pPr>
+              <w:rPr>
+                <w:sz w:val="18"/>
+                <w:szCs w:val="18"/>
+              </w:rPr>
+            </w:pPr>
+          </w:p>
+          <w:p>
+            <w:pPr>
+              <w:tabs>
+                <w:tab w:val="left" w:pos="714"/>
+              </w:tabs>
+              <w:rPr>
+                <w:sz w:val="18"/>
+                <w:szCs w:val="18"/>
+              </w:rPr>
+            </w:pPr>
+            <w:r>
+              <w:rPr>
+                <w:sz w:val="18"/>
+                <w:szCs w:val="18"/>
+              </w:rPr>
+              <w:tab/>
+            </w:r>
+          </w:p>
+        </w:tc>
+      </w:tr>
+      <w:tr>
+        <w:tc>
+          <w:tcPr>
+            <w:tcW w:w="645" w:type="dxa"/>
+          </w:tcPr>
+          <w:p>
+            <w:pPr>
+              <w:rPr>
+                <w:sz w:val="18"/>
+                <w:szCs w:val="18"/>
+              </w:rPr>
+            </w:pPr>
+            <w:r>
+              <w:rPr>
+                <w:sz w:val="18"/>
+                <w:szCs w:val="18"/>
+              </w:rPr>
+              <w:t>10</w:t>
+            </w:r>
+          </w:p>
+        </w:tc>
+        <w:tc>
+          <w:tcPr>
+            <w:tcW w:w="2185" w:type="dxa"/>
+          </w:tcPr>
+          <w:p>
+            <w:pPr>
+              <w:rPr>
+                <w:sz w:val="18"/>
+                <w:szCs w:val="18"/>
+              </w:rPr>
+            </w:pPr>
+            <w:r>
+              <w:rPr>
+                <w:sz w:val="18"/>
+                <w:szCs w:val="18"/>
+              </w:rPr>
+              <w:t>Connecte</w:t>
+            </w:r>
+            <w:r>
+              <w:rPr>
+                <w:sz w:val="18"/>
+                <w:szCs w:val="18"/>
+              </w:rPr>
+              <w:t>z</w:t>
+            </w:r>
+            <w:r>
+              <w:rPr>
+                <w:sz w:val="18"/>
+                <w:szCs w:val="18"/>
+              </w:rPr>
+              <w:t xml:space="preserve"> un cable USB-C au port USB-C</w:t>
+            </w:r>
+          </w:p>
+        </w:tc>
+        <w:tc>
+          <w:tcPr>
+            <w:tcW w:w="1701" w:type="dxa"/>
+          </w:tcPr>
+          <w:p>
+            <w:pPr>
+              <w:rPr>
+                <w:sz w:val="18"/>
+                <w:szCs w:val="18"/>
+              </w:rPr>
+            </w:pPr>
+            <w:r>
+              <w:rPr>
+                <w:sz w:val="18"/>
+                <w:szCs w:val="18"/>
+              </w:rPr>
+              <w:t>-</w:t>
+            </w:r>
+          </w:p>
+        </w:tc>
+        <w:tc>
+          <w:tcPr>
+            <w:tcW w:w="1701" w:type="dxa"/>
+          </w:tcPr>
+          <w:p>
+            <w:pPr>
+              <w:rPr>
+                <w:sz w:val="18"/>
+                <w:szCs w:val="18"/>
+              </w:rPr>
+            </w:pPr>
+            <w:r>
+              <w:rPr>
+                <w:sz w:val="18"/>
+                <w:szCs w:val="18"/>
+              </w:rPr>
+              <w:t>-</w:t>
+            </w:r>
+          </w:p>
+        </w:tc>
+        <w:tc>
+          <w:tcPr>
+            <w:tcW w:w="821" w:type="dxa"/>
+          </w:tcPr>
+          <w:p>
+            <w:pPr>
+              <w:rPr>
+                <w:sz w:val="18"/>
+                <w:szCs w:val="18"/>
+              </w:rPr>
+            </w:pPr>
+            <w:r>
+              <w:rPr>
+                <w:sz w:val="18"/>
+                <w:szCs w:val="18"/>
+              </w:rPr>
+              <w:t>-</w:t>
+            </w:r>
+          </w:p>
+        </w:tc>
+        <w:tc>
+          <w:tcPr>
+            <w:tcW w:w="882" w:type="dxa"/>
+          </w:tcPr>
+          <w:p>
+            <w:pPr>
+              <w:rPr>
+                <w:sz w:val="18"/>
+                <w:szCs w:val="18"/>
+              </w:rPr>
+            </w:pPr>
+            <w:r>
+              <w:rPr>
+                <w:sz w:val="18"/>
+                <w:szCs w:val="18"/>
+              </w:rPr>
+              <w:t>OK</w:t>
+            </w:r>
+          </w:p>
+        </w:tc>
+        <w:tc>
+          <w:tcPr>
+            <w:tcW w:w="1127" w:type="dxa"/>
+          </w:tcPr>
+          <w:p>
+            <w:pPr>
+              <w:rPr>
+                <w:sz w:val="18"/>
+                <w:szCs w:val="18"/>
+              </w:rPr>
+            </w:pPr>
+            <w:r>
+              <w:rPr>
+                <w:sz w:val="18"/>
+                <w:szCs w:val="18"/>
+              </w:rPr>
+              <w:t>-</w:t>
+            </w:r>
+          </w:p>
+        </w:tc>
+      </w:tr>
+      <w:tr>
+        <w:tc>
+          <w:tcPr>
+            <w:tcW w:w="645" w:type="dxa"/>
+          </w:tcPr>
+          <w:p>
+            <w:pPr>
+              <w:rPr>
+                <w:sz w:val="18"/>
+                <w:szCs w:val="18"/>
+              </w:rPr>
+            </w:pPr>
+            <w:r>
+              <w:rPr>
+                <w:sz w:val="18"/>
+                <w:szCs w:val="18"/>
+              </w:rPr>
+              <w:t>1</w:t>
+            </w:r>
+            <w:r>
+              <w:rPr>
+                <w:sz w:val="18"/>
+                <w:szCs w:val="18"/>
+              </w:rPr>
+              <w:t>1</w:t>
+            </w:r>
+          </w:p>
+        </w:tc>
+        <w:tc>
+          <w:tcPr>
+            <w:tcW w:w="2185" w:type="dxa"/>
+          </w:tcPr>
+          <w:p>
+            <w:pPr>
+              <w:rPr>
+                <w:sz w:val="18"/>
+                <w:szCs w:val="18"/>
+              </w:rPr>
+            </w:pPr>
+            <w:r>
+              <w:rPr>
+                <w:sz w:val="18"/>
+                <w:szCs w:val="18"/>
+              </w:rPr>
+              <w:t>Mesure</w:t>
+            </w:r>
+            <w:r>
+              <w:rPr>
+                <w:sz w:val="18"/>
+                <w:szCs w:val="18"/>
+              </w:rPr>
+              <w:t>z</w:t>
+            </w:r>
+            <w:r>
+              <w:rPr>
+                <w:sz w:val="18"/>
+                <w:szCs w:val="18"/>
+              </w:rPr>
+              <w:t xml:space="preserve"> la tension TP1-TP2</w:t>
+            </w:r>
+          </w:p>
+        </w:tc>
+        <w:tc>
+          <w:tcPr>
+            <w:tcW w:w="1701" w:type="dxa"/>
+          </w:tcPr>
+          <w:p>
+            <w:pPr>
+              <w:rPr>
+                <w:sz w:val="18"/>
+                <w:szCs w:val="18"/>
+              </w:rPr>
+            </w:pPr>
+            <w:r>
+              <w:rPr>
+                <w:sz w:val="18"/>
+                <w:szCs w:val="18"/>
+              </w:rPr>
+              <w:t>5V</w:t>
+            </w:r>
+          </w:p>
+        </w:tc>
+        <w:tc>
+          <w:tcPr>
+            <w:tcW w:w="1701" w:type="dxa"/>
+          </w:tcPr>
+          <w:p>
+            <w:pPr>
+              <w:rPr>
+                <w:sz w:val="18"/>
+                <w:szCs w:val="18"/>
+              </w:rPr>
+            </w:pPr>
+            <w:r>
+              <w:rPr>
+                <w:sz w:val="18"/>
+                <w:szCs w:val="18"/>
+              </w:rPr>
+              <w:t>5.15V</w:t>
+            </w:r>
+          </w:p>
+        </w:tc>
+        <w:tc>
+          <w:tcPr>
+            <w:tcW w:w="821" w:type="dxa"/>
+          </w:tcPr>
+          <w:p>
+            <w:pPr>
+              <w:rPr>
+                <w:sz w:val="18"/>
+                <w:szCs w:val="18"/>
+              </w:rPr>
+            </w:pPr>
+            <w:r>
+              <w:rPr>
+                <w:sz w:val="18"/>
+                <w:szCs w:val="18"/>
+              </w:rPr>
+              <w:t>%</w:t>
+            </w:r>
+          </w:p>
+        </w:tc>
+        <w:tc>
+          <w:tcPr>
+            <w:tcW w:w="882" w:type="dxa"/>
+          </w:tcPr>
+          <w:p>
+            <w:pPr>
+              <w:rPr>
+                <w:sz w:val="18"/>
+                <w:szCs w:val="18"/>
+              </w:rPr>
+            </w:pPr>
+            <w:r>
+              <w:rPr>
+                <w:sz w:val="18"/>
+                <w:szCs w:val="18"/>
+              </w:rPr>
+              <w:t>OK</w:t>
+            </w:r>
+          </w:p>
+        </w:tc>
+        <w:tc>
+          <w:tcPr>
+            <w:tcW w:w="1127" w:type="dxa"/>
+          </w:tcPr>
+          <w:p>
+            <w:pPr>
+              <w:rPr>
+                <w:sz w:val="18"/>
+                <w:szCs w:val="18"/>
+              </w:rPr>
+            </w:pPr>
+          </w:p>
+        </w:tc>
+      </w:tr>
+      <w:tr>
+        <w:tc>
+          <w:tcPr>
+            <w:tcW w:w="645" w:type="dxa"/>
+          </w:tcPr>
+          <w:p>
+            <w:pPr>
+              <w:rPr>
+                <w:sz w:val="18"/>
+                <w:szCs w:val="18"/>
+              </w:rPr>
+            </w:pPr>
+            <w:r>
+              <w:rPr>
+                <w:sz w:val="18"/>
+                <w:szCs w:val="18"/>
+              </w:rPr>
+              <w:t>1</w:t>
+            </w:r>
+            <w:r>
+              <w:rPr>
+                <w:sz w:val="18"/>
+                <w:szCs w:val="18"/>
+              </w:rPr>
+              <w:t>2</w:t>
+            </w:r>
+          </w:p>
+        </w:tc>
+        <w:tc>
+          <w:tcPr>
+            <w:tcW w:w="2185" w:type="dxa"/>
+          </w:tcPr>
+          <w:p>
+            <w:pPr>
+              <w:rPr>
+                <w:sz w:val="18"/>
+                <w:szCs w:val="18"/>
+              </w:rPr>
+            </w:pPr>
+            <w:r>
+              <w:rPr>
+                <w:sz w:val="18"/>
+                <w:szCs w:val="18"/>
+              </w:rPr>
+              <w:t>Mesure</w:t>
+            </w:r>
+            <w:r>
+              <w:rPr>
+                <w:sz w:val="18"/>
+                <w:szCs w:val="18"/>
+              </w:rPr>
+              <w:t>z</w:t>
+            </w:r>
+            <w:r>
+              <w:rPr>
+                <w:sz w:val="18"/>
+                <w:szCs w:val="18"/>
+              </w:rPr>
+              <w:t xml:space="preserve"> la tension TP7-TP2</w:t>
+            </w:r>
+          </w:p>
+        </w:tc>
+        <w:tc>
+          <w:tcPr>
+            <w:tcW w:w="1701" w:type="dxa"/>
+          </w:tcPr>
+          <w:p>
+            <w:pPr>
+              <w:rPr>
+                <w:sz w:val="18"/>
+                <w:szCs w:val="18"/>
+              </w:rPr>
+            </w:pPr>
+            <w:r>
+              <w:rPr>
+                <w:sz w:val="18"/>
+                <w:szCs w:val="18"/>
+              </w:rPr>
+              <w:t>3.3V</w:t>
+            </w:r>
+          </w:p>
+        </w:tc>
+        <w:tc>
+          <w:tcPr>
+            <w:tcW w:w="1701" w:type="dxa"/>
+          </w:tcPr>
+          <w:p>
+            <w:pPr>
+              <w:rPr>
+                <w:sz w:val="18"/>
+                <w:szCs w:val="18"/>
+              </w:rPr>
+            </w:pPr>
+            <w:r>
+              <w:rPr>
+                <w:sz w:val="18"/>
+                <w:szCs w:val="18"/>
+              </w:rPr>
+              <w:t>3.299</w:t>
+            </w:r>
+          </w:p>
+        </w:tc>
+        <w:tc>
+          <w:tcPr>
+            <w:tcW w:w="821" w:type="dxa"/>
+          </w:tcPr>
+          <w:p>
+            <w:pPr>
+              <w:rPr>
+                <w:sz w:val="18"/>
+                <w:szCs w:val="18"/>
+              </w:rPr>
+            </w:pPr>
+            <w:r>
+              <w:rPr>
+                <w:sz w:val="18"/>
+                <w:szCs w:val="18"/>
+              </w:rPr>
+              <w:t>%</w:t>
+            </w:r>
+          </w:p>
+        </w:tc>
+        <w:tc>
+          <w:tcPr>
+            <w:tcW w:w="882" w:type="dxa"/>
+          </w:tcPr>
+          <w:p>
+            <w:pPr>
+              <w:rPr>
+                <w:sz w:val="18"/>
+                <w:szCs w:val="18"/>
+              </w:rPr>
+            </w:pPr>
+            <w:r>
+              <w:rPr>
+                <w:sz w:val="18"/>
+                <w:szCs w:val="18"/>
+              </w:rPr>
+              <w:t>OK</w:t>
+            </w:r>
+          </w:p>
+        </w:tc>
+        <w:tc>
+          <w:tcPr>
+            <w:tcW w:w="1127" w:type="dxa"/>
+          </w:tcPr>
+          <w:p>
+            <w:pPr>
+              <w:rPr>
+                <w:sz w:val="18"/>
+                <w:szCs w:val="18"/>
+              </w:rPr>
+            </w:pPr>
+          </w:p>
+        </w:tc>
+      </w:tr>
+      <w:tr>
+        <w:tc>
+          <w:tcPr>
+            <w:tcW w:w="645" w:type="dxa"/>
+          </w:tcPr>
+          <w:p>
+            <w:pPr>
+              <w:rPr>
+                <w:sz w:val="18"/>
+                <w:szCs w:val="18"/>
+              </w:rPr>
+            </w:pPr>
+            <w:r>
+              <w:rPr>
+                <w:sz w:val="18"/>
+                <w:szCs w:val="18"/>
+              </w:rPr>
+              <w:t>1</w:t>
+            </w:r>
+            <w:r>
+              <w:rPr>
+                <w:sz w:val="18"/>
+                <w:szCs w:val="18"/>
+              </w:rPr>
               <w:t>3</w:t>
             </w:r>
           </w:p>
@@ -12848,7 +13570,21 @@
                 <w:sz w:val="18"/>
                 <w:szCs w:val="18"/>
               </w:rPr>
-              <w:t>Implanter le microcontrôleur IC1</w:t>
+              <w:t>Mesure</w:t>
+            </w:r>
+            <w:r>
+              <w:rPr>
+                <w:sz w:val="18"/>
+                <w:szCs w:val="18"/>
+              </w:rPr>
+              <w:t>z</w:t>
+            </w:r>
+            <w:r>
+              <w:rPr>
+                <w:sz w:val="18"/>
+                <w:szCs w:val="18"/>
+              </w:rPr>
+              <w:t xml:space="preserve"> le courant TP7-TP8 </w:t>
             </w:r>
           </w:p>
         </w:tc>
@@ -12868,12 +13604,134 @@
                 <w:sz w:val="18"/>
                 <w:szCs w:val="18"/>
               </w:rPr>
+              <w:t>8mA-123mA</w:t>
+            </w:r>
+          </w:p>
+        </w:tc>
+        <w:tc>
+          <w:tcPr>
+            <w:tcW w:w="1701" w:type="dxa"/>
+          </w:tcPr>
+          <w:p>
+            <w:pPr>
+              <w:rPr>
+                <w:sz w:val="18"/>
+                <w:szCs w:val="18"/>
+              </w:rPr>
+            </w:pPr>
+          </w:p>
+        </w:tc>
+        <w:tc>
+          <w:tcPr>
+            <w:tcW w:w="821" w:type="dxa"/>
+          </w:tcPr>
+          <w:p>
+            <w:pPr>
+              <w:rPr>
+                <w:sz w:val="18"/>
+                <w:szCs w:val="18"/>
+              </w:rPr>
+            </w:pPr>
+            <w:r>
+              <w:rPr>
+                <w:sz w:val="18"/>
+                <w:szCs w:val="18"/>
+              </w:rPr>
               <w:t>-</w:t>
             </w:r>
           </w:p>
         </w:tc>
         <w:tc>
           <w:tcPr>
+            <w:tcW w:w="882" w:type="dxa"/>
+          </w:tcPr>
+          <w:p>
+            <w:pPr>
+              <w:rPr>
+                <w:sz w:val="18"/>
+                <w:szCs w:val="18"/>
+              </w:rPr>
+            </w:pPr>
+          </w:p>
+        </w:tc>
+        <w:tc>
+          <w:tcPr>
+            <w:tcW w:w="1127" w:type="dxa"/>
+          </w:tcPr>
+          <w:p>
+            <w:pPr>
+              <w:rPr>
+                <w:sz w:val="18"/>
+                <w:szCs w:val="18"/>
+              </w:rPr>
+            </w:pPr>
+          </w:p>
+        </w:tc>
+      </w:tr>
+      <w:tr>
+        <w:tc>
+          <w:tcPr>
+            <w:tcW w:w="645" w:type="dxa"/>
+          </w:tcPr>
+          <w:p>
+            <w:pPr>
+              <w:rPr>
+                <w:sz w:val="18"/>
+                <w:szCs w:val="18"/>
+              </w:rPr>
+            </w:pPr>
+            <w:r>
+              <w:rPr>
+                <w:sz w:val="18"/>
+                <w:szCs w:val="18"/>
+              </w:rPr>
+              <w:t>1</w:t>
+            </w:r>
+            <w:r>
+              <w:rPr>
+                <w:sz w:val="18"/>
+                <w:szCs w:val="18"/>
+              </w:rPr>
+              <w:t>4</w:t>
+            </w:r>
+          </w:p>
+        </w:tc>
+        <w:tc>
+          <w:tcPr>
+            <w:tcW w:w="2185" w:type="dxa"/>
+          </w:tcPr>
+          <w:p>
+            <w:pPr>
+              <w:rPr>
+                <w:sz w:val="18"/>
+                <w:szCs w:val="18"/>
+              </w:rPr>
+            </w:pPr>
+            <w:r>
+              <w:rPr>
+                <w:sz w:val="18"/>
+                <w:szCs w:val="18"/>
+              </w:rPr>
+              <w:t>Déconnecte</w:t>
+            </w:r>
+            <w:r>
+              <w:rPr>
+                <w:sz w:val="18"/>
+                <w:szCs w:val="18"/>
+              </w:rPr>
+              <w:t>z</w:t>
+            </w:r>
+            <w:r>
+              <w:rPr>
+                <w:sz w:val="18"/>
+                <w:szCs w:val="18"/>
+              </w:rPr>
+              <w:t xml:space="preserve"> le cable USB-C et changer actionner le switch S1 </w:t>
+            </w:r>
+          </w:p>
+        </w:tc>
+        <w:tc>
+          <w:tcPr>
             <w:tcW w:w="1701" w:type="dxa"/>
           </w:tcPr>
           <w:p>
@@ -12894,6 +13752,26 @@
         </w:tc>
         <w:tc>
           <w:tcPr>
+            <w:tcW w:w="1701" w:type="dxa"/>
+          </w:tcPr>
+          <w:p>
+            <w:pPr>
+              <w:rPr>
+                <w:sz w:val="18"/>
+                <w:szCs w:val="18"/>
+              </w:rPr>
+            </w:pPr>
+            <w:r>
+              <w:rPr>
+                <w:sz w:val="18"/>
+                <w:szCs w:val="18"/>
+              </w:rPr>
+              <w:t>-</w:t>
+            </w:r>
+          </w:p>
+        </w:tc>
+        <w:tc>
+          <w:tcPr>
             <w:tcW w:w="821" w:type="dxa"/>
           </w:tcPr>
           <w:p>
@@ -12942,6 +13820,1554 @@
                 <w:szCs w:val="18"/>
               </w:rPr>
               <w:t>-</w:t>
+            </w:r>
+          </w:p>
+        </w:tc>
+      </w:tr>
+      <w:tr>
+        <w:tc>
+          <w:tcPr>
+            <w:tcW w:w="645" w:type="dxa"/>
+          </w:tcPr>
+          <w:p>
+            <w:pPr>
+              <w:rPr>
+                <w:sz w:val="18"/>
+                <w:szCs w:val="18"/>
+              </w:rPr>
+            </w:pPr>
+            <w:r>
+              <w:rPr>
+                <w:sz w:val="18"/>
+                <w:szCs w:val="18"/>
+              </w:rPr>
+              <w:t>1</w:t>
+            </w:r>
+            <w:r>
+              <w:rPr>
+                <w:sz w:val="18"/>
+                <w:szCs w:val="18"/>
+              </w:rPr>
+              <w:t>5</w:t>
+            </w:r>
+          </w:p>
+        </w:tc>
+        <w:tc>
+          <w:tcPr>
+            <w:tcW w:w="2185" w:type="dxa"/>
+          </w:tcPr>
+          <w:p>
+            <w:pPr>
+              <w:rPr>
+                <w:sz w:val="18"/>
+                <w:szCs w:val="18"/>
+              </w:rPr>
+            </w:pPr>
+            <w:r>
+              <w:rPr>
+                <w:sz w:val="18"/>
+                <w:szCs w:val="18"/>
+              </w:rPr>
+              <w:t>Vérifie</w:t>
+            </w:r>
+            <w:r>
+              <w:rPr>
+                <w:sz w:val="18"/>
+                <w:szCs w:val="18"/>
+              </w:rPr>
+              <w:t>z</w:t>
+            </w:r>
+            <w:r>
+              <w:rPr>
+                <w:sz w:val="18"/>
+                <w:szCs w:val="18"/>
+              </w:rPr>
+              <w:t xml:space="preserve"> que le switch est </w:t>
+            </w:r>
+            <w:r>
+              <w:rPr>
+                <w:sz w:val="18"/>
+                <w:szCs w:val="18"/>
+              </w:rPr>
+              <w:t>fermé</w:t>
+            </w:r>
+            <w:r>
+              <w:rPr>
+                <w:sz w:val="18"/>
+                <w:szCs w:val="18"/>
+              </w:rPr>
+              <w:t xml:space="preserve"> avec un test de continuité entre TP7 et TP8</w:t>
+            </w:r>
+          </w:p>
+        </w:tc>
+        <w:tc>
+          <w:tcPr>
+            <w:tcW w:w="1701" w:type="dxa"/>
+          </w:tcPr>
+          <w:p>
+            <w:pPr>
+              <w:rPr>
+                <w:sz w:val="18"/>
+                <w:szCs w:val="18"/>
+              </w:rPr>
+            </w:pPr>
+            <w:r>
+              <w:rPr>
+                <w:sz w:val="18"/>
+                <w:szCs w:val="18"/>
+              </w:rPr>
+              <w:t>beep</w:t>
+            </w:r>
+          </w:p>
+        </w:tc>
+        <w:tc>
+          <w:tcPr>
+            <w:tcW w:w="1701" w:type="dxa"/>
+          </w:tcPr>
+          <w:p>
+            <w:pPr>
+              <w:rPr>
+                <w:sz w:val="18"/>
+                <w:szCs w:val="18"/>
+              </w:rPr>
+            </w:pPr>
+            <w:r>
+              <w:rPr>
+                <w:sz w:val="18"/>
+                <w:szCs w:val="18"/>
+              </w:rPr>
+              <w:t>beep</w:t>
+            </w:r>
+          </w:p>
+        </w:tc>
+        <w:tc>
+          <w:tcPr>
+            <w:tcW w:w="821" w:type="dxa"/>
+          </w:tcPr>
+          <w:p>
+            <w:pPr>
+              <w:rPr>
+                <w:sz w:val="18"/>
+                <w:szCs w:val="18"/>
+              </w:rPr>
+            </w:pPr>
+            <w:r>
+              <w:rPr>
+                <w:sz w:val="18"/>
+                <w:szCs w:val="18"/>
+              </w:rPr>
+              <w:t>-</w:t>
+            </w:r>
+          </w:p>
+        </w:tc>
+        <w:tc>
+          <w:tcPr>
+            <w:tcW w:w="882" w:type="dxa"/>
+          </w:tcPr>
+          <w:p>
+            <w:pPr>
+              <w:rPr>
+                <w:sz w:val="18"/>
+                <w:szCs w:val="18"/>
+              </w:rPr>
+            </w:pPr>
+            <w:r>
+              <w:rPr>
+                <w:sz w:val="18"/>
+                <w:szCs w:val="18"/>
+              </w:rPr>
+              <w:t>OK</w:t>
+            </w:r>
+          </w:p>
+        </w:tc>
+        <w:tc>
+          <w:tcPr>
+            <w:tcW w:w="1127" w:type="dxa"/>
+          </w:tcPr>
+          <w:p>
+            <w:pPr>
+              <w:rPr>
+                <w:sz w:val="18"/>
+                <w:szCs w:val="18"/>
+              </w:rPr>
+            </w:pPr>
+            <w:r>
+              <w:rPr>
+                <w:sz w:val="18"/>
+                <w:szCs w:val="18"/>
+              </w:rPr>
+              <w:t>-</w:t>
+            </w:r>
+          </w:p>
+        </w:tc>
+      </w:tr>
+      <w:tr>
+        <w:tc>
+          <w:tcPr>
+            <w:tcW w:w="645" w:type="dxa"/>
+          </w:tcPr>
+          <w:p>
+            <w:pPr>
+              <w:rPr>
+                <w:sz w:val="18"/>
+                <w:szCs w:val="18"/>
+              </w:rPr>
+            </w:pPr>
+            <w:r>
+              <w:rPr>
+                <w:sz w:val="18"/>
+                <w:szCs w:val="18"/>
+              </w:rPr>
+              <w:t>1</w:t>
+            </w:r>
+            <w:r>
+              <w:rPr>
+                <w:sz w:val="18"/>
+                <w:szCs w:val="18"/>
+              </w:rPr>
+              <w:t>6</w:t>
+            </w:r>
+          </w:p>
+        </w:tc>
+        <w:tc>
+          <w:tcPr>
+            <w:tcW w:w="2185" w:type="dxa"/>
+          </w:tcPr>
+          <w:p>
+            <w:pPr>
+              <w:rPr>
+                <w:sz w:val="18"/>
+                <w:szCs w:val="18"/>
+              </w:rPr>
+            </w:pPr>
+            <w:r>
+              <w:rPr>
+                <w:sz w:val="18"/>
+                <w:szCs w:val="18"/>
+              </w:rPr>
+              <w:t>Connecte</w:t>
+            </w:r>
+            <w:r>
+              <w:rPr>
+                <w:sz w:val="18"/>
+                <w:szCs w:val="18"/>
+              </w:rPr>
+              <w:t>z</w:t>
+            </w:r>
+            <w:r>
+              <w:rPr>
+                <w:sz w:val="18"/>
+                <w:szCs w:val="18"/>
+              </w:rPr>
+              <w:t xml:space="preserve"> le connecteur de programmation</w:t>
+            </w:r>
+          </w:p>
+        </w:tc>
+        <w:tc>
+          <w:tcPr>
+            <w:tcW w:w="1701" w:type="dxa"/>
+          </w:tcPr>
+          <w:p>
+            <w:pPr>
+              <w:rPr>
+                <w:sz w:val="18"/>
+                <w:szCs w:val="18"/>
+              </w:rPr>
+            </w:pPr>
+            <w:r>
+              <w:rPr>
+                <w:sz w:val="18"/>
+                <w:szCs w:val="18"/>
+              </w:rPr>
+              <w:t>-</w:t>
+            </w:r>
+          </w:p>
+        </w:tc>
+        <w:tc>
+          <w:tcPr>
+            <w:tcW w:w="1701" w:type="dxa"/>
+          </w:tcPr>
+          <w:p>
+            <w:pPr>
+              <w:rPr>
+                <w:sz w:val="18"/>
+                <w:szCs w:val="18"/>
+              </w:rPr>
+            </w:pPr>
+            <w:r>
+              <w:rPr>
+                <w:sz w:val="18"/>
+                <w:szCs w:val="18"/>
+              </w:rPr>
+              <w:t>-</w:t>
+            </w:r>
+          </w:p>
+        </w:tc>
+        <w:tc>
+          <w:tcPr>
+            <w:tcW w:w="821" w:type="dxa"/>
+          </w:tcPr>
+          <w:p>
+            <w:pPr>
+              <w:rPr>
+                <w:sz w:val="18"/>
+                <w:szCs w:val="18"/>
+              </w:rPr>
+            </w:pPr>
+            <w:r>
+              <w:rPr>
+                <w:sz w:val="18"/>
+                <w:szCs w:val="18"/>
+              </w:rPr>
+              <w:t>-</w:t>
+            </w:r>
+          </w:p>
+        </w:tc>
+        <w:tc>
+          <w:tcPr>
+            <w:tcW w:w="882" w:type="dxa"/>
+          </w:tcPr>
+          <w:p>
+            <w:pPr>
+              <w:rPr>
+                <w:sz w:val="18"/>
+                <w:szCs w:val="18"/>
+              </w:rPr>
+            </w:pPr>
+            <w:r>
+              <w:rPr>
+                <w:sz w:val="18"/>
+                <w:szCs w:val="18"/>
+              </w:rPr>
+              <w:t>OK</w:t>
+            </w:r>
+          </w:p>
+        </w:tc>
+        <w:tc>
+          <w:tcPr>
+            <w:tcW w:w="1127" w:type="dxa"/>
+          </w:tcPr>
+          <w:p>
+            <w:pPr>
+              <w:rPr>
+                <w:sz w:val="18"/>
+                <w:szCs w:val="18"/>
+              </w:rPr>
+            </w:pPr>
+            <w:r>
+              <w:rPr>
+                <w:sz w:val="18"/>
+                <w:szCs w:val="18"/>
+              </w:rPr>
+              <w:t>-</w:t>
+            </w:r>
+          </w:p>
+        </w:tc>
+      </w:tr>
+      <w:tr>
+        <w:trPr>
+          <w:trHeight w:val="552"/>
+        </w:trPr>
+        <w:tc>
+          <w:tcPr>
+            <w:tcW w:w="645" w:type="dxa"/>
+          </w:tcPr>
+          <w:p>
+            <w:pPr>
+              <w:rPr>
+                <w:sz w:val="18"/>
+                <w:szCs w:val="18"/>
+              </w:rPr>
+            </w:pPr>
+            <w:r>
+              <w:rPr>
+                <w:sz w:val="18"/>
+                <w:szCs w:val="18"/>
+              </w:rPr>
+              <w:lastRenderedPageBreak/>
+              <w:t>1</w:t>
+            </w:r>
+            <w:r>
+              <w:rPr>
+                <w:sz w:val="18"/>
+                <w:szCs w:val="18"/>
+              </w:rPr>
+              <w:t>7</w:t>
+            </w:r>
+          </w:p>
+        </w:tc>
+        <w:tc>
+          <w:tcPr>
+            <w:tcW w:w="2185" w:type="dxa"/>
+          </w:tcPr>
+          <w:p>
+            <w:pPr>
+              <w:rPr>
+                <w:sz w:val="18"/>
+                <w:szCs w:val="18"/>
+              </w:rPr>
+            </w:pPr>
+            <w:r>
+              <w:rPr>
+                <w:sz w:val="18"/>
+                <w:szCs w:val="18"/>
+              </w:rPr>
+              <w:t>Reconnecte</w:t>
+            </w:r>
+            <w:r>
+              <w:rPr>
+                <w:sz w:val="18"/>
+                <w:szCs w:val="18"/>
+              </w:rPr>
+              <w:t>z</w:t>
+            </w:r>
+            <w:r>
+              <w:rPr>
+                <w:sz w:val="18"/>
+                <w:szCs w:val="18"/>
+              </w:rPr>
+              <w:t xml:space="preserve"> le cable USB-C</w:t>
+            </w:r>
+          </w:p>
+        </w:tc>
+        <w:tc>
+          <w:tcPr>
+            <w:tcW w:w="1701" w:type="dxa"/>
+          </w:tcPr>
+          <w:p>
+            <w:pPr>
+              <w:rPr>
+                <w:sz w:val="18"/>
+                <w:szCs w:val="18"/>
+              </w:rPr>
+            </w:pPr>
+            <w:r>
+              <w:rPr>
+                <w:sz w:val="18"/>
+                <w:szCs w:val="18"/>
+              </w:rPr>
+              <w:t>-</w:t>
+            </w:r>
+          </w:p>
+        </w:tc>
+        <w:tc>
+          <w:tcPr>
+            <w:tcW w:w="1701" w:type="dxa"/>
+          </w:tcPr>
+          <w:p>
+            <w:pPr>
+              <w:rPr>
+                <w:sz w:val="18"/>
+                <w:szCs w:val="18"/>
+              </w:rPr>
+            </w:pPr>
+            <w:r>
+              <w:rPr>
+                <w:sz w:val="18"/>
+                <w:szCs w:val="18"/>
+              </w:rPr>
+              <w:t>-</w:t>
+            </w:r>
+          </w:p>
+        </w:tc>
+        <w:tc>
+          <w:tcPr>
+            <w:tcW w:w="821" w:type="dxa"/>
+          </w:tcPr>
+          <w:p>
+            <w:pPr>
+              <w:rPr>
+                <w:sz w:val="18"/>
+                <w:szCs w:val="18"/>
+              </w:rPr>
+            </w:pPr>
+            <w:r>
+              <w:rPr>
+                <w:sz w:val="18"/>
+                <w:szCs w:val="18"/>
+              </w:rPr>
+              <w:t>-</w:t>
+            </w:r>
+          </w:p>
+        </w:tc>
+        <w:tc>
+          <w:tcPr>
+            <w:tcW w:w="882" w:type="dxa"/>
+          </w:tcPr>
+          <w:p>
+            <w:pPr>
+              <w:rPr>
+                <w:sz w:val="18"/>
+                <w:szCs w:val="18"/>
+              </w:rPr>
+            </w:pPr>
+            <w:r>
+              <w:rPr>
+                <w:sz w:val="18"/>
+                <w:szCs w:val="18"/>
+              </w:rPr>
+              <w:t>OK</w:t>
+            </w:r>
+          </w:p>
+        </w:tc>
+        <w:tc>
+          <w:tcPr>
+            <w:tcW w:w="1127" w:type="dxa"/>
+          </w:tcPr>
+          <w:p>
+            <w:pPr>
+              <w:rPr>
+                <w:sz w:val="18"/>
+                <w:szCs w:val="18"/>
+              </w:rPr>
+            </w:pPr>
+            <w:r>
+              <w:rPr>
+                <w:sz w:val="18"/>
+                <w:szCs w:val="18"/>
+              </w:rPr>
+              <w:t>-</w:t>
+            </w:r>
+          </w:p>
+        </w:tc>
+      </w:tr>
+      <w:tr>
+        <w:tc>
+          <w:tcPr>
+            <w:tcW w:w="645" w:type="dxa"/>
+          </w:tcPr>
+          <w:p>
+            <w:pPr>
+              <w:rPr>
+                <w:sz w:val="18"/>
+                <w:szCs w:val="18"/>
+              </w:rPr>
+            </w:pPr>
+            <w:r>
+              <w:rPr>
+                <w:sz w:val="18"/>
+                <w:szCs w:val="18"/>
+              </w:rPr>
+              <w:t>18</w:t>
+            </w:r>
+          </w:p>
+        </w:tc>
+        <w:tc>
+          <w:tcPr>
+            <w:tcW w:w="2185" w:type="dxa"/>
+          </w:tcPr>
+          <w:p>
+            <w:pPr>
+              <w:rPr>
+                <w:sz w:val="18"/>
+                <w:szCs w:val="18"/>
+              </w:rPr>
+            </w:pPr>
+            <w:r>
+              <w:rPr>
+                <w:sz w:val="18"/>
+                <w:szCs w:val="18"/>
+              </w:rPr>
+              <w:t>Vérifie</w:t>
+            </w:r>
+            <w:r>
+              <w:rPr>
+                <w:sz w:val="18"/>
+                <w:szCs w:val="18"/>
+              </w:rPr>
+              <w:t>z</w:t>
+            </w:r>
+            <w:r>
+              <w:rPr>
+                <w:sz w:val="18"/>
+                <w:szCs w:val="18"/>
+              </w:rPr>
+              <w:t xml:space="preserve"> qu’on peut connecter le PCB à STM32CubeID en lançant un debug</w:t>
+            </w:r>
+          </w:p>
+        </w:tc>
+        <w:tc>
+          <w:tcPr>
+            <w:tcW w:w="1701" w:type="dxa"/>
+          </w:tcPr>
+          <w:p>
+            <w:pPr>
+              <w:rPr>
+                <w:sz w:val="18"/>
+                <w:szCs w:val="18"/>
+              </w:rPr>
+            </w:pPr>
+            <w:r>
+              <w:rPr>
+                <w:sz w:val="18"/>
+                <w:szCs w:val="18"/>
+              </w:rPr>
+              <w:t>STM32CubeIDE ne donne pas de message d’erreur</w:t>
+            </w:r>
+          </w:p>
+        </w:tc>
+        <w:tc>
+          <w:tcPr>
+            <w:tcW w:w="1701" w:type="dxa"/>
+          </w:tcPr>
+          <w:p>
+            <w:pPr>
+              <w:rPr>
+                <w:sz w:val="18"/>
+                <w:szCs w:val="18"/>
+              </w:rPr>
+            </w:pPr>
+            <w:r>
+              <w:rPr>
+                <w:sz w:val="18"/>
+                <w:szCs w:val="18"/>
+              </w:rPr>
+              <w:t>Pas d’erreur</w:t>
+            </w:r>
+          </w:p>
+        </w:tc>
+        <w:tc>
+          <w:tcPr>
+            <w:tcW w:w="821" w:type="dxa"/>
+          </w:tcPr>
+          <w:p>
+            <w:pPr>
+              <w:rPr>
+                <w:sz w:val="18"/>
+                <w:szCs w:val="18"/>
+              </w:rPr>
+            </w:pPr>
+            <w:r>
+              <w:rPr>
+                <w:sz w:val="18"/>
+                <w:szCs w:val="18"/>
+              </w:rPr>
+              <w:t>-</w:t>
+            </w:r>
+          </w:p>
+        </w:tc>
+        <w:tc>
+          <w:tcPr>
+            <w:tcW w:w="882" w:type="dxa"/>
+          </w:tcPr>
+          <w:p>
+            <w:pPr>
+              <w:rPr>
+                <w:sz w:val="18"/>
+                <w:szCs w:val="18"/>
+              </w:rPr>
+            </w:pPr>
+            <w:r>
+              <w:rPr>
+                <w:sz w:val="18"/>
+                <w:szCs w:val="18"/>
+              </w:rPr>
+              <w:t>OK</w:t>
+            </w:r>
+          </w:p>
+        </w:tc>
+        <w:tc>
+          <w:tcPr>
+            <w:tcW w:w="1127" w:type="dxa"/>
+          </w:tcPr>
+          <w:p>
+            <w:pPr>
+              <w:rPr>
+                <w:sz w:val="18"/>
+                <w:szCs w:val="18"/>
+              </w:rPr>
+            </w:pPr>
+            <w:r>
+              <w:rPr>
+                <w:sz w:val="18"/>
+                <w:szCs w:val="18"/>
+              </w:rPr>
+              <w:t>-</w:t>
+            </w:r>
+          </w:p>
+        </w:tc>
+      </w:tr>
+      <w:tr>
+        <w:tc>
+          <w:tcPr>
+            <w:tcW w:w="645" w:type="dxa"/>
+          </w:tcPr>
+          <w:p>
+            <w:pPr>
+              <w:rPr>
+                <w:sz w:val="18"/>
+                <w:szCs w:val="18"/>
+              </w:rPr>
+            </w:pPr>
+            <w:r>
+              <w:rPr>
+                <w:sz w:val="18"/>
+                <w:szCs w:val="18"/>
+              </w:rPr>
+              <w:t>19</w:t>
+            </w:r>
+          </w:p>
+        </w:tc>
+        <w:tc>
+          <w:tcPr>
+            <w:tcW w:w="2185" w:type="dxa"/>
+          </w:tcPr>
+          <w:p>
+            <w:pPr>
+              <w:rPr>
+                <w:sz w:val="18"/>
+                <w:szCs w:val="18"/>
+              </w:rPr>
+            </w:pPr>
+            <w:r>
+              <w:rPr>
+                <w:sz w:val="18"/>
+                <w:szCs w:val="18"/>
+              </w:rPr>
+              <w:t>Lance</w:t>
+            </w:r>
+            <w:r>
+              <w:rPr>
+                <w:sz w:val="18"/>
+                <w:szCs w:val="18"/>
+              </w:rPr>
+              <w:t>z</w:t>
+            </w:r>
+            <w:r>
+              <w:rPr>
+                <w:sz w:val="18"/>
+                <w:szCs w:val="18"/>
+              </w:rPr>
+              <w:t xml:space="preserve"> le debugger en mettant en commentaire les lignes concernant le contrôle des LEDs</w:t>
+            </w:r>
+          </w:p>
+        </w:tc>
+        <w:tc>
+          <w:tcPr>
+            <w:tcW w:w="1701" w:type="dxa"/>
+          </w:tcPr>
+          <w:p>
+            <w:pPr>
+              <w:rPr>
+                <w:sz w:val="18"/>
+                <w:szCs w:val="18"/>
+              </w:rPr>
+            </w:pPr>
+            <w:r>
+              <w:rPr>
+                <w:sz w:val="18"/>
+                <w:szCs w:val="18"/>
+              </w:rPr>
+              <w:t>STM32CubeIDE ne donne pas de message d’erreur</w:t>
+            </w:r>
+          </w:p>
+        </w:tc>
+        <w:tc>
+          <w:tcPr>
+            <w:tcW w:w="1701" w:type="dxa"/>
+          </w:tcPr>
+          <w:p>
+            <w:pPr>
+              <w:rPr>
+                <w:sz w:val="18"/>
+                <w:szCs w:val="18"/>
+              </w:rPr>
+            </w:pPr>
+            <w:r>
+              <w:rPr>
+                <w:sz w:val="18"/>
+                <w:szCs w:val="18"/>
+              </w:rPr>
+              <w:t>-</w:t>
+            </w:r>
+          </w:p>
+        </w:tc>
+        <w:tc>
+          <w:tcPr>
+            <w:tcW w:w="821" w:type="dxa"/>
+          </w:tcPr>
+          <w:p>
+            <w:pPr>
+              <w:rPr>
+                <w:sz w:val="18"/>
+                <w:szCs w:val="18"/>
+              </w:rPr>
+            </w:pPr>
+            <w:r>
+              <w:rPr>
+                <w:sz w:val="18"/>
+                <w:szCs w:val="18"/>
+              </w:rPr>
+              <w:t>-</w:t>
+            </w:r>
+          </w:p>
+        </w:tc>
+        <w:tc>
+          <w:tcPr>
+            <w:tcW w:w="882" w:type="dxa"/>
+          </w:tcPr>
+          <w:p>
+            <w:pPr>
+              <w:rPr>
+                <w:sz w:val="18"/>
+                <w:szCs w:val="18"/>
+              </w:rPr>
+            </w:pPr>
+          </w:p>
+        </w:tc>
+        <w:tc>
+          <w:tcPr>
+            <w:tcW w:w="1127" w:type="dxa"/>
+          </w:tcPr>
+          <w:p>
+            <w:pPr>
+              <w:rPr>
+                <w:sz w:val="18"/>
+                <w:szCs w:val="18"/>
+              </w:rPr>
+            </w:pPr>
+            <w:r>
+              <w:rPr>
+                <w:sz w:val="18"/>
+                <w:szCs w:val="18"/>
+              </w:rPr>
+              <w:t>-</w:t>
+            </w:r>
+          </w:p>
+        </w:tc>
+      </w:tr>
+      <w:tr>
+        <w:tc>
+          <w:tcPr>
+            <w:tcW w:w="645" w:type="dxa"/>
+          </w:tcPr>
+          <w:p>
+            <w:pPr>
+              <w:rPr>
+                <w:sz w:val="18"/>
+                <w:szCs w:val="18"/>
+              </w:rPr>
+            </w:pPr>
+            <w:r>
+              <w:rPr>
+                <w:sz w:val="18"/>
+                <w:szCs w:val="18"/>
+              </w:rPr>
+              <w:t>20</w:t>
+            </w:r>
+          </w:p>
+        </w:tc>
+        <w:tc>
+          <w:tcPr>
+            <w:tcW w:w="2185" w:type="dxa"/>
+          </w:tcPr>
+          <w:p>
+            <w:pPr>
+              <w:rPr>
+                <w:sz w:val="18"/>
+                <w:szCs w:val="18"/>
+              </w:rPr>
+            </w:pPr>
+            <w:r>
+              <w:rPr>
+                <w:sz w:val="18"/>
+                <w:szCs w:val="18"/>
+              </w:rPr>
+              <w:t>Vérifiez</w:t>
+            </w:r>
+            <w:r>
+              <w:rPr>
+                <w:sz w:val="18"/>
+                <w:szCs w:val="18"/>
+              </w:rPr>
+              <w:t xml:space="preserve"> dans le </w:t>
+            </w:r>
+            <w:r>
+              <w:rPr>
+                <w:sz w:val="18"/>
+                <w:szCs w:val="18"/>
+              </w:rPr>
+              <w:t>L</w:t>
+            </w:r>
+            <w:r>
+              <w:rPr>
+                <w:sz w:val="18"/>
+                <w:szCs w:val="18"/>
+              </w:rPr>
+              <w:t xml:space="preserve">ive </w:t>
+            </w:r>
+            <w:r>
+              <w:rPr>
+                <w:sz w:val="18"/>
+                <w:szCs w:val="18"/>
+              </w:rPr>
+              <w:t>E</w:t>
+            </w:r>
+            <w:r>
+              <w:rPr>
+                <w:sz w:val="18"/>
+                <w:szCs w:val="18"/>
+              </w:rPr>
+              <w:t>xpression de l’IDE que les touches fonctionnent en les pressant et observant s’il y a une réaction dans la variable de type tableau nommée touchDetect</w:t>
+            </w:r>
+          </w:p>
+        </w:tc>
+        <w:tc>
+          <w:tcPr>
+            <w:tcW w:w="1701" w:type="dxa"/>
+          </w:tcPr>
+          <w:p>
+            <w:pPr>
+              <w:rPr>
+                <w:sz w:val="18"/>
+                <w:szCs w:val="18"/>
+              </w:rPr>
+            </w:pPr>
+            <w:r>
+              <w:rPr>
+                <w:sz w:val="18"/>
+                <w:szCs w:val="18"/>
+              </w:rPr>
+              <w:t>La case du tableau correspondant à la touche doit changer de 0 à 1 quand on la presse.</w:t>
+            </w:r>
+          </w:p>
+        </w:tc>
+        <w:tc>
+          <w:tcPr>
+            <w:tcW w:w="1701" w:type="dxa"/>
+          </w:tcPr>
+          <w:p>
+            <w:pPr>
+              <w:rPr>
+                <w:sz w:val="18"/>
+                <w:szCs w:val="18"/>
+              </w:rPr>
+            </w:pPr>
+          </w:p>
+        </w:tc>
+        <w:tc>
+          <w:tcPr>
+            <w:tcW w:w="821" w:type="dxa"/>
+          </w:tcPr>
+          <w:p>
+            <w:pPr>
+              <w:rPr>
+                <w:sz w:val="18"/>
+                <w:szCs w:val="18"/>
+              </w:rPr>
+            </w:pPr>
+            <w:r>
+              <w:rPr>
+                <w:sz w:val="18"/>
+                <w:szCs w:val="18"/>
+              </w:rPr>
+              <w:t>-</w:t>
+            </w:r>
+          </w:p>
+        </w:tc>
+        <w:tc>
+          <w:tcPr>
+            <w:tcW w:w="882" w:type="dxa"/>
+          </w:tcPr>
+          <w:p>
+            <w:pPr>
+              <w:rPr>
+                <w:sz w:val="18"/>
+                <w:szCs w:val="18"/>
+              </w:rPr>
+            </w:pPr>
+          </w:p>
+        </w:tc>
+        <w:tc>
+          <w:tcPr>
+            <w:tcW w:w="1127" w:type="dxa"/>
+          </w:tcPr>
+          <w:p>
+            <w:pPr>
+              <w:rPr>
+                <w:sz w:val="18"/>
+                <w:szCs w:val="18"/>
+              </w:rPr>
+            </w:pPr>
+            <w:r>
+              <w:rPr>
+                <w:sz w:val="18"/>
+                <w:szCs w:val="18"/>
+              </w:rPr>
+              <w:t>-</w:t>
+            </w:r>
+          </w:p>
+        </w:tc>
+      </w:tr>
+      <w:tr>
+        <w:tc>
+          <w:tcPr>
+            <w:tcW w:w="645" w:type="dxa"/>
+          </w:tcPr>
+          <w:p>
+            <w:pPr>
+              <w:rPr>
+                <w:sz w:val="18"/>
+                <w:szCs w:val="18"/>
+              </w:rPr>
+            </w:pPr>
+            <w:r>
+              <w:rPr>
+                <w:sz w:val="18"/>
+                <w:szCs w:val="18"/>
+              </w:rPr>
+              <w:t>21</w:t>
+            </w:r>
+          </w:p>
+        </w:tc>
+        <w:tc>
+          <w:tcPr>
+            <w:tcW w:w="2185" w:type="dxa"/>
+          </w:tcPr>
+          <w:p>
+            <w:pPr>
+              <w:rPr>
+                <w:sz w:val="18"/>
+                <w:szCs w:val="18"/>
+              </w:rPr>
+            </w:pPr>
+            <w:r>
+              <w:rPr>
+                <w:sz w:val="18"/>
+                <w:szCs w:val="18"/>
+              </w:rPr>
+              <w:t>Re</w:t>
+            </w:r>
+            <w:r>
+              <w:rPr>
+                <w:sz w:val="18"/>
+                <w:szCs w:val="18"/>
+              </w:rPr>
+              <w:t>l</w:t>
+            </w:r>
+            <w:r>
+              <w:rPr>
+                <w:sz w:val="18"/>
+                <w:szCs w:val="18"/>
+              </w:rPr>
+              <w:t xml:space="preserve">ancez le debugger </w:t>
+            </w:r>
+            <w:r>
+              <w:rPr>
+                <w:sz w:val="18"/>
+                <w:szCs w:val="18"/>
+              </w:rPr>
+              <w:t>en incluant les li</w:t>
+            </w:r>
+            <w:r>
+              <w:rPr>
+                <w:sz w:val="18"/>
+                <w:szCs w:val="18"/>
+              </w:rPr>
+              <w:t>gnes concernant le contrôle des LEDs</w:t>
+            </w:r>
+          </w:p>
+        </w:tc>
+        <w:tc>
+          <w:tcPr>
+            <w:tcW w:w="1701" w:type="dxa"/>
+          </w:tcPr>
+          <w:p>
+            <w:pPr>
+              <w:rPr>
+                <w:sz w:val="18"/>
+                <w:szCs w:val="18"/>
+              </w:rPr>
+            </w:pPr>
+            <w:r>
+              <w:rPr>
+                <w:sz w:val="18"/>
+                <w:szCs w:val="18"/>
+              </w:rPr>
+              <w:t>STM32CubeIDE ne donne pas de message d’erreur</w:t>
+            </w:r>
+          </w:p>
+        </w:tc>
+        <w:tc>
+          <w:tcPr>
+            <w:tcW w:w="1701" w:type="dxa"/>
+          </w:tcPr>
+          <w:p>
+            <w:pPr>
+              <w:rPr>
+                <w:sz w:val="18"/>
+                <w:szCs w:val="18"/>
+              </w:rPr>
+            </w:pPr>
+          </w:p>
+        </w:tc>
+        <w:tc>
+          <w:tcPr>
+            <w:tcW w:w="821" w:type="dxa"/>
+          </w:tcPr>
+          <w:p>
+            <w:pPr>
+              <w:rPr>
+                <w:sz w:val="18"/>
+                <w:szCs w:val="18"/>
+              </w:rPr>
+            </w:pPr>
+          </w:p>
+        </w:tc>
+        <w:tc>
+          <w:tcPr>
+            <w:tcW w:w="882" w:type="dxa"/>
+          </w:tcPr>
+          <w:p>
+            <w:pPr>
+              <w:rPr>
+                <w:sz w:val="18"/>
+                <w:szCs w:val="18"/>
+              </w:rPr>
+            </w:pPr>
+          </w:p>
+        </w:tc>
+        <w:tc>
+          <w:tcPr>
+            <w:tcW w:w="1127" w:type="dxa"/>
+          </w:tcPr>
+          <w:p>
+            <w:pPr>
+              <w:rPr>
+                <w:sz w:val="18"/>
+                <w:szCs w:val="18"/>
+              </w:rPr>
+            </w:pPr>
+          </w:p>
+        </w:tc>
+      </w:tr>
+      <w:tr>
+        <w:tc>
+          <w:tcPr>
+            <w:tcW w:w="645" w:type="dxa"/>
+          </w:tcPr>
+          <w:p>
+            <w:pPr>
+              <w:rPr>
+                <w:sz w:val="18"/>
+                <w:szCs w:val="18"/>
+              </w:rPr>
+            </w:pPr>
+            <w:r>
+              <w:rPr>
+                <w:sz w:val="18"/>
+                <w:szCs w:val="18"/>
+              </w:rPr>
+              <w:t>22</w:t>
+            </w:r>
+          </w:p>
+        </w:tc>
+        <w:tc>
+          <w:tcPr>
+            <w:tcW w:w="2185" w:type="dxa"/>
+          </w:tcPr>
+          <w:p>
+            <w:pPr>
+              <w:rPr>
+                <w:sz w:val="18"/>
+                <w:szCs w:val="18"/>
+              </w:rPr>
+            </w:pPr>
+            <w:r>
+              <w:rPr>
+                <w:sz w:val="18"/>
+                <w:szCs w:val="18"/>
+              </w:rPr>
+              <w:t>Vérifier que les LEDs s’allument, changent de couleurs et s’éteignent quand les touches sont pressées,</w:t>
+            </w:r>
+          </w:p>
+        </w:tc>
+        <w:tc>
+          <w:tcPr>
+            <w:tcW w:w="1701" w:type="dxa"/>
+          </w:tcPr>
+          <w:p>
+            <w:pPr>
+              <w:rPr>
+                <w:sz w:val="18"/>
+                <w:szCs w:val="18"/>
+              </w:rPr>
+            </w:pPr>
+            <w:r>
+              <w:rPr>
+                <w:sz w:val="18"/>
+                <w:szCs w:val="18"/>
+              </w:rPr>
+              <w:t>Les LEDs fonctionnent correctement</w:t>
+            </w:r>
+          </w:p>
+        </w:tc>
+        <w:tc>
+          <w:tcPr>
+            <w:tcW w:w="1701" w:type="dxa"/>
+          </w:tcPr>
+          <w:p>
+            <w:pPr>
+              <w:rPr>
+                <w:sz w:val="18"/>
+                <w:szCs w:val="18"/>
+              </w:rPr>
+            </w:pPr>
+          </w:p>
+        </w:tc>
+        <w:tc>
+          <w:tcPr>
+            <w:tcW w:w="821" w:type="dxa"/>
+          </w:tcPr>
+          <w:p>
+            <w:pPr>
+              <w:rPr>
+                <w:sz w:val="18"/>
+                <w:szCs w:val="18"/>
+              </w:rPr>
+            </w:pPr>
+            <w:r>
+              <w:rPr>
+                <w:sz w:val="18"/>
+                <w:szCs w:val="18"/>
+              </w:rPr>
+              <w:t>-</w:t>
+            </w:r>
+          </w:p>
+        </w:tc>
+        <w:tc>
+          <w:tcPr>
+            <w:tcW w:w="882" w:type="dxa"/>
+          </w:tcPr>
+          <w:p>
+            <w:pPr>
+              <w:rPr>
+                <w:sz w:val="18"/>
+                <w:szCs w:val="18"/>
+              </w:rPr>
+            </w:pPr>
+          </w:p>
+        </w:tc>
+        <w:tc>
+          <w:tcPr>
+            <w:tcW w:w="1127" w:type="dxa"/>
+          </w:tcPr>
+          <w:p>
+            <w:pPr>
+              <w:rPr>
+                <w:sz w:val="18"/>
+                <w:szCs w:val="18"/>
+              </w:rPr>
+            </w:pPr>
+            <w:r>
+              <w:rPr>
+                <w:sz w:val="18"/>
+                <w:szCs w:val="18"/>
+              </w:rPr>
+              <w:t>-</w:t>
+            </w:r>
+          </w:p>
+        </w:tc>
+      </w:tr>
+    </w:tbl>
+    <w:p/>
+    <w:p>
+      <w:r>
+        <w:br w:type="page"/>
+      </w:r>
+    </w:p>
+    <w:p>
+      <w:pPr>
+        <w:pStyle w:val="Titre3"/>
+      </w:pPr>
+      <w:r>
+        <w:lastRenderedPageBreak/>
+        <w:t>Mesure1</w:t>
+      </w:r>
+    </w:p>
+    <w:p>
+      <w:pPr>
+        <w:pStyle w:val="Titre4"/>
+      </w:pPr>
+      <w:r>
+        <w:t>But de la mesure</w:t>
+      </w:r>
+    </w:p>
+    <w:p>
+      <w:r>
+        <w:t xml:space="preserve">Cette mesure à comme but de nous donner la valeur du courant que le système consomme quand il effectue une détection des touches capacitives </w:t>
+      </w:r>
+      <w:r>
+        <w:rPr>
+          <w:b/>
+          <w:bCs/>
+        </w:rPr>
+        <w:t>sur le prototype de M.Egli.</w:t>
+      </w:r>
+    </w:p>
+    <w:p>
+      <w:pPr>
+        <w:pStyle w:val="Titre4"/>
+      </w:pPr>
+      <w:r>
+        <w:rPr>
+          <w:noProof/>
+        </w:rPr>
+        <w:drawing>
+          <wp:anchor distT="0" distB="0" distL="114300" distR="114300" simplePos="0" relativeHeight="251694592" behindDoc="0" locked="0" layoutInCell="1" allowOverlap="1" wp14:anchorId="6BBAFFCA" wp14:editId="1F03012E">
+            <wp:simplePos x="0" y="0"/>
+            <wp:positionH relativeFrom="column">
+              <wp:posOffset>1184428</wp:posOffset>
+            </wp:positionH>
+            <wp:positionV relativeFrom="paragraph">
+              <wp:posOffset>263932</wp:posOffset>
+            </wp:positionV>
+            <wp:extent cx="2867660" cy="1448435"/>
+            <wp:effectExtent l="0" t="0" r="8890" b="0"/>
+            <wp:wrapTopAndBottom/>
+            <wp:docPr id="835324487" name="Image 2" descr="Une image contenant symbole, logo, capture d’écran, Police&#10;&#10;Le contenu généré par l’IA peut être incorrect."/>
+            <wp:cNvGraphicFramePr>
+              <a:graphicFrameLocks xmlns:a="http://schemas.openxmlformats.org/drawingml/2006/main" noChangeAspect="1"/>
+            </wp:cNvGraphicFramePr>
+            <a:graphic xmlns:a="http://schemas.openxmlformats.org/drawingml/2006/main">
+              <a:graphicData uri="http://schemas.openxmlformats.org/drawingml/2006/picture">
+                <pic:pic xmlns:pic="http://schemas.openxmlformats.org/drawingml/2006/picture">
+                  <pic:nvPicPr>
+                    <pic:cNvPr id="835324487" name="Image 2" descr="Une image contenant symbole, logo, capture d’écran, Police&#10;&#10;Le contenu généré par l’IA peut être incorrect."/>
+                    <pic:cNvPicPr>
+                      <a:picLocks noChangeAspect="1" noChangeArrowheads="1"/>
+                    </pic:cNvPicPr>
+                  </pic:nvPicPr>
+                  <pic:blipFill>
+                    <a:blip r:embed="rId33">
+                      <a:extLst>
+                        <a:ext uri="{28A0092B-C50C-407E-A947-70E740481C1C}">
+                          <a14:useLocalDpi xmlns:a14="http://schemas.microsoft.com/office/drawing/2010/main" val="0"/>
+                        </a:ext>
+                      </a:extLst>
+                    </a:blip>
+                    <a:srcRect/>
+                    <a:stretch>
+                      <a:fillRect/>
+                    </a:stretch>
+                  </pic:blipFill>
+                  <pic:spPr bwMode="auto">
+                    <a:xfrm>
+                      <a:off x="0" y="0"/>
+                      <a:ext cx="2867660" cy="1448435"/>
+                    </a:xfrm>
+                    <a:prstGeom prst="rect">
+                      <a:avLst/>
+                    </a:prstGeom>
+                    <a:noFill/>
+                    <a:ln>
+                      <a:noFill/>
+                    </a:ln>
+                  </pic:spPr>
+                </pic:pic>
+              </a:graphicData>
+            </a:graphic>
+          </wp:anchor>
+        </w:drawing>
+      </w:r>
+      <w:r>
+        <w:t>Schéma de mesure</w:t>
+      </w:r>
+    </w:p>
+    <w:p/>
+    <w:p>
+      <w:pPr>
+        <w:pStyle w:val="Titre4"/>
+      </w:pPr>
+      <w:r>
+        <w:t>Liste des instruments et leurs réglages</w:t>
+      </w:r>
+    </w:p>
+    <w:tbl>
+      <w:tblPr>
+        <w:tblStyle w:val="Tableausimple3"/>
+        <w:tblW w:w="0" w:type="auto"/>
+        <w:tblLook w:val="04A0" w:firstRow="1" w:lastRow="0" w:firstColumn="1" w:lastColumn="0" w:noHBand="0" w:noVBand="1"/>
+      </w:tblPr>
+      <w:tblGrid>
+        <w:gridCol w:w="3298"/>
+        <w:gridCol w:w="3065"/>
+        <w:gridCol w:w="2709"/>
+      </w:tblGrid>
+      <w:tr>
+        <w:trPr>
+          <w:cnfStyle w:val="100000000000" w:firstRow="1" w:lastRow="0" w:firstColumn="0" w:lastColumn="0" w:oddVBand="0" w:evenVBand="0" w:oddHBand="0" w:evenHBand="0" w:firstRowFirstColumn="0" w:firstRowLastColumn="0" w:lastRowFirstColumn="0" w:lastRowLastColumn="0"/>
+        </w:trPr>
+        <w:tc>
+          <w:tcPr>
+            <w:cnfStyle w:val="001000000100" w:firstRow="0" w:lastRow="0" w:firstColumn="1" w:lastColumn="0" w:oddVBand="0" w:evenVBand="0" w:oddHBand="0" w:evenHBand="0" w:firstRowFirstColumn="1" w:firstRowLastColumn="0" w:lastRowFirstColumn="0" w:lastRowLastColumn="0"/>
+            <w:tcW w:w="3298" w:type="dxa"/>
+            <w:tcBorders>
+              <w:right w:val="single" w:sz="4" w:space="0" w:color="auto"/>
+            </w:tcBorders>
+          </w:tcPr>
+          <w:p>
+            <w:r>
+              <w:t>Instrument</w:t>
+            </w:r>
+          </w:p>
+        </w:tc>
+        <w:tc>
+          <w:tcPr>
+            <w:tcW w:w="3065" w:type="dxa"/>
+            <w:tcBorders>
+              <w:left w:val="single" w:sz="4" w:space="0" w:color="auto"/>
+            </w:tcBorders>
+          </w:tcPr>
+          <w:p>
+            <w:pPr>
+              <w:cnfStyle w:val="100000000000" w:firstRow="1" w:lastRow="0" w:firstColumn="0" w:lastColumn="0" w:oddVBand="0" w:evenVBand="0" w:oddHBand="0" w:evenHBand="0" w:firstRowFirstColumn="0" w:firstRowLastColumn="0" w:lastRowFirstColumn="0" w:lastRowLastColumn="0"/>
+              <w:rPr>
+                <w:b w:val="0"/>
+                <w:bCs w:val="0"/>
+                <w:caps w:val="0"/>
+              </w:rPr>
+            </w:pPr>
+            <w:r>
+              <w:t>Modele</w:t>
+            </w:r>
+          </w:p>
+        </w:tc>
+        <w:tc>
+          <w:tcPr>
+            <w:tcW w:w="2709" w:type="dxa"/>
+            <w:tcBorders>
+              <w:left w:val="single" w:sz="4" w:space="0" w:color="auto"/>
+            </w:tcBorders>
+          </w:tcPr>
+          <w:p>
+            <w:pPr>
+              <w:cnfStyle w:val="100000000000" w:firstRow="1" w:lastRow="0" w:firstColumn="0" w:lastColumn="0" w:oddVBand="0" w:evenVBand="0" w:oddHBand="0" w:evenHBand="0" w:firstRowFirstColumn="0" w:firstRowLastColumn="0" w:lastRowFirstColumn="0" w:lastRowLastColumn="0"/>
+            </w:pPr>
+            <w:r>
+              <w:t>Réglage</w:t>
+            </w:r>
+          </w:p>
+        </w:tc>
+      </w:tr>
+      <w:tr>
+        <w:trPr>
+          <w:cnfStyle w:val="000000100000" w:firstRow="0" w:lastRow="0" w:firstColumn="0" w:lastColumn="0" w:oddVBand="0" w:evenVBand="0" w:oddHBand="1" w:evenHBand="0" w:firstRowFirstColumn="0" w:firstRowLastColumn="0" w:lastRowFirstColumn="0" w:lastRowLastColumn="0"/>
+        </w:trPr>
+        <w:tc>
+          <w:tcPr>
+            <w:cnfStyle w:val="001000000000" w:firstRow="0" w:lastRow="0" w:firstColumn="1" w:lastColumn="0" w:oddVBand="0" w:evenVBand="0" w:oddHBand="0" w:evenHBand="0" w:firstRowFirstColumn="0" w:firstRowLastColumn="0" w:lastRowFirstColumn="0" w:lastRowLastColumn="0"/>
+            <w:tcW w:w="3298" w:type="dxa"/>
+            <w:tcBorders>
+              <w:right w:val="single" w:sz="4" w:space="0" w:color="auto"/>
+            </w:tcBorders>
+          </w:tcPr>
+          <w:p>
+            <w:pPr>
+              <w:rPr>
+                <w:b w:val="0"/>
+                <w:bCs w:val="0"/>
+              </w:rPr>
+            </w:pPr>
+            <w:r>
+              <w:rPr>
+                <w:b w:val="0"/>
+                <w:bCs w:val="0"/>
+              </w:rPr>
+              <w:t>Alimentation de laboratoire</w:t>
+            </w:r>
+          </w:p>
+        </w:tc>
+        <w:tc>
+          <w:tcPr>
+            <w:tcW w:w="3065" w:type="dxa"/>
+            <w:tcBorders>
+              <w:left w:val="single" w:sz="4" w:space="0" w:color="auto"/>
+            </w:tcBorders>
+          </w:tcPr>
+          <w:p>
+            <w:pPr>
+              <w:cnfStyle w:val="000000100000" w:firstRow="0" w:lastRow="0" w:firstColumn="0" w:lastColumn="0" w:oddVBand="0" w:evenVBand="0" w:oddHBand="1" w:evenHBand="0" w:firstRowFirstColumn="0" w:firstRowLastColumn="0" w:lastRowFirstColumn="0" w:lastRowLastColumn="0"/>
+            </w:pPr>
+            <w:r>
+              <w:t>Xantrex XPL 30-2T Triple DC Power Su</w:t>
+            </w:r>
+            <w:r>
+              <w:t>pply</w:t>
+            </w:r>
+          </w:p>
+        </w:tc>
+        <w:tc>
+          <w:tcPr>
+            <w:tcW w:w="2709" w:type="dxa"/>
+            <w:tcBorders>
+              <w:left w:val="single" w:sz="4" w:space="0" w:color="auto"/>
+            </w:tcBorders>
+          </w:tcPr>
+          <w:p>
+            <w:pPr>
+              <w:cnfStyle w:val="000000100000" w:firstRow="0" w:lastRow="0" w:firstColumn="0" w:lastColumn="0" w:oddVBand="0" w:evenVBand="0" w:oddHBand="1" w:evenHBand="0" w:firstRowFirstColumn="0" w:firstRowLastColumn="0" w:lastRowFirstColumn="0" w:lastRowLastColumn="0"/>
+            </w:pPr>
+            <w:r>
+              <w:t>3.3V, 300mA</w:t>
+            </w:r>
+          </w:p>
+        </w:tc>
+      </w:tr>
+      <w:tr>
+        <w:tc>
+          <w:tcPr>
+            <w:cnfStyle w:val="001000000000" w:firstRow="0" w:lastRow="0" w:firstColumn="1" w:lastColumn="0" w:oddVBand="0" w:evenVBand="0" w:oddHBand="0" w:evenHBand="0" w:firstRowFirstColumn="0" w:firstRowLastColumn="0" w:lastRowFirstColumn="0" w:lastRowLastColumn="0"/>
+            <w:tcW w:w="3298" w:type="dxa"/>
+            <w:tcBorders>
+              <w:right w:val="single" w:sz="4" w:space="0" w:color="auto"/>
+            </w:tcBorders>
+          </w:tcPr>
+          <w:p>
+            <w:pPr>
+              <w:rPr>
+                <w:b w:val="0"/>
+                <w:bCs w:val="0"/>
+              </w:rPr>
+            </w:pPr>
+            <w:r>
+              <w:rPr>
+                <w:b w:val="0"/>
+                <w:bCs w:val="0"/>
+              </w:rPr>
+              <w:t xml:space="preserve">multimètre </w:t>
+            </w:r>
+          </w:p>
+        </w:tc>
+        <w:tc>
+          <w:tcPr>
+            <w:tcW w:w="3065" w:type="dxa"/>
+            <w:tcBorders>
+              <w:left w:val="single" w:sz="4" w:space="0" w:color="auto"/>
+            </w:tcBorders>
+          </w:tcPr>
+          <w:p>
+            <w:pPr>
+              <w:cnfStyle w:val="000000000000" w:firstRow="0" w:lastRow="0" w:firstColumn="0" w:lastColumn="0" w:oddVBand="0" w:evenVBand="0" w:oddHBand="0" w:evenHBand="0" w:firstRowFirstColumn="0" w:firstRowLastColumn="0" w:lastRowFirstColumn="0" w:lastRowLastColumn="0"/>
+            </w:pPr>
+            <w:r>
+              <w:t>Amprobe 34XR-A</w:t>
+            </w:r>
+          </w:p>
+        </w:tc>
+        <w:tc>
+          <w:tcPr>
+            <w:tcW w:w="2709" w:type="dxa"/>
+            <w:tcBorders>
+              <w:left w:val="single" w:sz="4" w:space="0" w:color="auto"/>
+            </w:tcBorders>
+          </w:tcPr>
+          <w:p>
+            <w:pPr>
+              <w:cnfStyle w:val="000000000000" w:firstRow="0" w:lastRow="0" w:firstColumn="0" w:lastColumn="0" w:oddVBand="0" w:evenVBand="0" w:oddHBand="0" w:evenHBand="0" w:firstRowFirstColumn="0" w:firstRowLastColumn="0" w:lastRowFirstColumn="0" w:lastRowLastColumn="0"/>
+            </w:pPr>
+            <w:r>
+              <w:t>Courant DC mA</w:t>
             </w:r>
           </w:p>
         </w:tc>
@@ -12950,50 +15376,15 @@
     <w:p/>
     <w:p>
       <w:pPr>
-        <w:pStyle w:val="Titre3"/>
+        <w:pStyle w:val="Titre4"/>
       </w:pPr>
       <w:r>
-        <w:t>Mesure1</w:t>
+        <w:t>Tableaux des valeurs mesurées</w:t>
       </w:r>
     </w:p>
     <w:p>
-      <w:pPr>
-        <w:pStyle w:val="Titre4"/>
-      </w:pPr>
-      <w:r>
-        <w:t>But de la mesure</w:t>
-      </w:r>
-    </w:p>
-    <w:p>
-      <w:pPr>
-        <w:pStyle w:val="Titre4"/>
-      </w:pPr>
-      <w:r>
-        <w:t>Schéma de mesure</w:t>
-      </w:r>
-    </w:p>
-    <w:p>
-      <w:pPr>
-        <w:pStyle w:val="Titre4"/>
-      </w:pPr>
-      <w:r>
-        <w:t>Liste des composants</w:t>
-      </w:r>
-    </w:p>
-    <w:p>
-      <w:pPr>
-        <w:pStyle w:val="Titre4"/>
-      </w:pPr>
-      <w:r>
-        <w:t>Liste des instruments et leurs réglages</w:t>
-      </w:r>
-    </w:p>
-    <w:p>
-      <w:pPr>
-        <w:pStyle w:val="Titre4"/>
-      </w:pPr>
-      <w:r>
-        <w:t>Tableaux des valeurs mesurées</w:t>
+      <w:r>
+        <w:t>Iin = 8mA</w:t>
       </w:r>
     </w:p>
     <w:p>
@@ -13096,7 +15487,6 @@
       <w:bookmarkStart w:id="47" w:name="_Toc40260317"/>
       <w:bookmarkStart w:id="48" w:name="_Toc40260364"/>
       <w:bookmarkStart w:id="49" w:name="_Toc199257276"/>
-      <w:proofErr w:type="spellStart"/>
       <w:r>
         <w:t>Layout</w:t>
       </w:r>
@@ -13105,19 +15495,10 @@
       <w:bookmarkEnd w:id="47"/>
       <w:bookmarkEnd w:id="48"/>
       <w:bookmarkEnd w:id="49"/>
-      <w:proofErr w:type="spellEnd"/>
     </w:p>
     <w:p>
       <w:r>
-        <w:t xml:space="preserve">Pour le </w:t>
-      </w:r>
-      <w:proofErr w:type="spellStart"/>
-      <w:r>
-        <w:t>layout</w:t>
-      </w:r>
-      <w:proofErr w:type="spellEnd"/>
-      <w:r>
-        <w:t>, J’ai d’abord placé les composant qui avai</w:t>
+        <w:t>Pour le layout, J’ai d’abord placé les composant qui avai</w:t>
       </w:r>
       <w:r>
         <w:t>ent une position imposé</w:t>
@@ -13132,13 +15513,8 @@
         <w:t>s</w:t>
       </w:r>
       <w:r>
-        <w:t xml:space="preserve"> et leurs </w:t>
-      </w:r>
-      <w:proofErr w:type="spellStart"/>
-      <w:r>
-        <w:t>LEDs</w:t>
-      </w:r>
-      <w:proofErr w:type="spellEnd"/>
+        <w:t xml:space="preserve"> et leurs LEDs</w:t>
+      </w:r>
       <w:r>
         <w:t xml:space="preserve"> qui doivent être arrangé comme</w:t>
       </w:r>
@@ -13229,7 +15605,13 @@
         <w:t>collé les condensateurs de découplage le plus proche possible</w:t>
       </w:r>
       <w:r>
-        <w:t xml:space="preserve"> pour ensuite router les touches capacitives entre elles </w:t>
+        <w:t xml:space="preserve"> </w:t>
+      </w:r>
+      <w:r>
+        <w:t xml:space="preserve">de leurs IC </w:t>
+      </w:r>
+      <w:r>
+        <w:t xml:space="preserve">pour ensuite router les touches capacitives entre elles </w:t>
       </w:r>
       <w:r>
         <w:t>ce qui me permet de</w:t>
@@ -13256,13 +15638,19 @@
         <w:t>utilisé pour des pistes sur la face TOP</w:t>
       </w:r>
       <w:r>
-        <w:t xml:space="preserve">. Pour les autres composants, </w:t>
-      </w:r>
-      <w:r>
-        <w:t xml:space="preserve">j’ai essayé de </w:t>
-      </w:r>
-      <w:r>
-        <w:t xml:space="preserve">d’abord </w:t>
+        <w:t xml:space="preserve">. </w:t>
+      </w:r>
+      <w:r>
+        <w:t xml:space="preserve">J’ai ensuite routé toute la partie alimentation dans un bord de plaque mais j’ai dû déplacer le switch par la suite. </w:t>
+      </w:r>
+      <w:r>
+        <w:t>Après avoir router l’alimentation, j’ai relié les touches au MCU en amenant les résistances liées à la colonne ou ligne une part une. J’ai</w:t>
+      </w:r>
+      <w:r>
+        <w:t xml:space="preserve"> finalisé le routage par faire la même chose pour la matrice de LED. </w:t>
+      </w:r>
+      <w:r>
+        <w:t>J’ai par la suite dû changer ou passait les pistes de contrôle des LEDs pour ne pas interférer avec les touches capacitive en faisant passer le signal haute fréquence de dessous de celles-ci.</w:t>
       </w:r>
     </w:p>
     <w:p>
@@ -13289,16 +15677,11 @@
         <w:pStyle w:val="Titre4"/>
       </w:pPr>
       <w:r>
-        <w:t xml:space="preserve">Diamètres des </w:t>
-      </w:r>
-      <w:proofErr w:type="spellStart"/>
-      <w:r>
-        <w:t>v</w:t>
+        <w:t>Diamètres des v</w:t>
       </w:r>
       <w:r>
         <w:t>ias</w:t>
       </w:r>
-      <w:proofErr w:type="spellEnd"/>
     </w:p>
     <w:p>
       <w:pPr>
@@ -13334,7 +15717,6 @@
       <w:bookmarkStart w:id="52" w:name="_Toc40260323"/>
       <w:bookmarkStart w:id="53" w:name="_Toc40260370"/>
       <w:bookmarkStart w:id="54" w:name="_Toc199257277"/>
-      <w:proofErr w:type="spellStart"/>
       <w:r>
         <w:lastRenderedPageBreak/>
         <w:t>Firmware</w:t>
@@ -13344,7 +15726,6 @@
       <w:bookmarkEnd w:id="52"/>
       <w:bookmarkEnd w:id="53"/>
       <w:bookmarkEnd w:id="54"/>
-      <w:proofErr w:type="spellEnd"/>
     </w:p>
     <w:p>
       <w:pPr>
@@ -13358,21 +15739,17 @@
       <w:pPr>
         <w:pStyle w:val="Titre3"/>
       </w:pPr>
-      <w:proofErr w:type="spellStart"/>
       <w:r>
         <w:t>Flowchart</w:t>
       </w:r>
-      <w:proofErr w:type="spellEnd"/>
     </w:p>
     <w:p>
       <w:pPr>
         <w:pStyle w:val="Titre3"/>
       </w:pPr>
-      <w:proofErr w:type="spellStart"/>
       <w:r>
         <w:t>Structogramme</w:t>
       </w:r>
-      <w:proofErr w:type="spellEnd"/>
     </w:p>
     <w:p>
       <w:pPr>
@@ -13397,13 +15774,8 @@
         <w:pStyle w:val="Titre3"/>
       </w:pPr>
       <w:r>
-        <w:t xml:space="preserve">Programmation des </w:t>
-      </w:r>
-      <w:proofErr w:type="spellStart"/>
-      <w:r>
-        <w:t>LEDs</w:t>
-      </w:r>
-      <w:proofErr w:type="spellEnd"/>
+        <w:t>Programmation des LEDs</w:t>
+      </w:r>
     </w:p>
     <w:p>
       <w:r>
@@ -13434,7 +15806,7 @@
                     <pic:cNvPicPr/>
                   </pic:nvPicPr>
                   <pic:blipFill>
-                    <a:blip r:embed="rId32">
+                    <a:blip r:embed="rId34">
                       <a:extLst>
                         <a:ext uri="{28A0092B-C50C-407E-A947-70E740481C1C}">
                           <a14:useLocalDpi xmlns:a14="http://schemas.microsoft.com/office/drawing/2010/main" val="0"/>
@@ -13467,15 +15839,7 @@
         </w:drawing>
       </w:r>
       <w:r>
-        <w:t xml:space="preserve">Pour faire fonctionner les </w:t>
-      </w:r>
-      <w:proofErr w:type="spellStart"/>
-      <w:r>
-        <w:t>LEDs</w:t>
-      </w:r>
-      <w:proofErr w:type="spellEnd"/>
-      <w:r>
-        <w:t xml:space="preserve"> de manière </w:t>
+        <w:t xml:space="preserve">Pour faire fonctionner les LEDs de manière </w:t>
       </w:r>
       <w:r>
         <w:t>une par une</w:t>
@@ -13508,15 +15872,7 @@
         <w:t xml:space="preserve">si on </w:t>
       </w:r>
       <w:r>
-        <w:t xml:space="preserve">place les </w:t>
-      </w:r>
-      <w:proofErr w:type="spellStart"/>
-      <w:r>
-        <w:t>LEDs</w:t>
-      </w:r>
-      <w:proofErr w:type="spellEnd"/>
-      <w:r>
-        <w:t xml:space="preserve"> comme </w:t>
+        <w:t xml:space="preserve">place les LEDs comme </w:t>
       </w:r>
       <w:r>
         <w:t xml:space="preserve">dans </w:t>
@@ -13533,12 +15889,10 @@
       <w:pPr>
         <w:pStyle w:val="Titre3"/>
       </w:pPr>
-      <w:proofErr w:type="spellStart"/>
       <w:r>
         <w:lastRenderedPageBreak/>
         <w:t>Structogramme</w:t>
       </w:r>
-      <w:proofErr w:type="spellEnd"/>
     </w:p>
     <w:p>
       <w:pPr>
@@ -13708,7 +16062,7 @@
                     <pic:cNvPicPr/>
                   </pic:nvPicPr>
                   <pic:blipFill>
-                    <a:blip r:embed="rId33"/>
+                    <a:blip r:embed="rId35"/>
                     <a:stretch>
                       <a:fillRect/>
                     </a:stretch>
@@ -13736,14 +16090,9 @@
       <w:bookmarkStart w:id="65" w:name="_Toc199257284"/>
       <w:r>
         <w:lastRenderedPageBreak/>
-        <w:t xml:space="preserve">Validation </w:t>
-      </w:r>
-      <w:proofErr w:type="spellStart"/>
-      <w:r>
-        <w:t>Eurocircuits</w:t>
+        <w:t>Validation Eurocircuits</w:t>
       </w:r>
       <w:bookmarkEnd w:id="65"/>
-      <w:proofErr w:type="spellEnd"/>
     </w:p>
     <w:p>
       <w:r>
@@ -13774,7 +16123,7 @@
                     <pic:cNvPicPr/>
                   </pic:nvPicPr>
                   <pic:blipFill>
-                    <a:blip r:embed="rId34" cstate="print">
+                    <a:blip r:embed="rId36" cstate="print">
                       <a:extLst>
                         <a:ext uri="{28A0092B-C50C-407E-A947-70E740481C1C}">
                           <a14:useLocalDpi xmlns:a14="http://schemas.microsoft.com/office/drawing/2010/main" val="0"/>
@@ -13801,35 +16150,14 @@
         </w:drawing>
       </w:r>
       <w:r>
-        <w:t xml:space="preserve">La validation faite sur </w:t>
-      </w:r>
-      <w:proofErr w:type="spellStart"/>
-      <w:r>
-        <w:t>Eurocircuit</w:t>
-      </w:r>
-      <w:proofErr w:type="spellEnd"/>
-      <w:r>
-        <w:t xml:space="preserve"> n’est pas la même que celle commandé car le plan haché a </w:t>
-      </w:r>
-      <w:proofErr w:type="spellStart"/>
-      <w:r>
-        <w:t>du</w:t>
-      </w:r>
-      <w:proofErr w:type="spellEnd"/>
-      <w:r>
-        <w:t xml:space="preserve"> être changer</w:t>
-      </w:r>
-      <w:r>
-        <w:t xml:space="preserve"> mais il n’y avait pas d’</w:t>
-      </w:r>
-      <w:proofErr w:type="spellStart"/>
-      <w:r>
-        <w:t>erreurs.</w:t>
+        <w:t>La validation faite sur Eurocircuit n’est pas la même que celle commandé car le plan haché a du être changer</w:t>
+      </w:r>
+      <w:r>
+        <w:t xml:space="preserve"> mais il n’y avait pas d’erreurs.</w:t>
       </w:r>
       <w:r>
         <w:t>s</w:t>
       </w:r>
-      <w:proofErr w:type="spellEnd"/>
     </w:p>
     <w:p>
       <w:pPr>
@@ -13930,11 +16258,9 @@
             <w:shd w:val="clear" w:color="auto" w:fill="D9D9D9" w:themeFill="background1" w:themeFillShade="D9"/>
           </w:tcPr>
           <w:p>
-            <w:proofErr w:type="spellStart"/>
             <w:r>
               <w:t>pcb</w:t>
             </w:r>
-            <w:proofErr w:type="spellEnd"/>
           </w:p>
         </w:tc>
         <w:tc>
@@ -13956,23 +16282,7 @@
                 <w:b/>
                 <w:bCs/>
               </w:rPr>
-              <w:t xml:space="preserve"> (.</w:t>
-            </w:r>
-            <w:proofErr w:type="spellStart"/>
-            <w:r>
-              <w:rPr>
-                <w:b/>
-                <w:bCs/>
-              </w:rPr>
-              <w:t>pdf</w:t>
-            </w:r>
-            <w:proofErr w:type="spellEnd"/>
-            <w:r>
-              <w:rPr>
-                <w:b/>
-                <w:bCs/>
-              </w:rPr>
-              <w:t>)</w:t>
+              <w:t xml:space="preserve"> (.pdf)</w:t>
             </w:r>
           </w:p>
         </w:tc>
@@ -14073,13 +16383,13 @@
                           <pic:cNvPicPr/>
                         </pic:nvPicPr>
                         <pic:blipFill>
-                          <a:blip r:embed="rId35" cstate="print">
+                          <a:blip r:embed="rId37" cstate="print">
                             <a:extLst>
                               <a:ext uri="{28A0092B-C50C-407E-A947-70E740481C1C}">
                                 <a14:useLocalDpi xmlns:a14="http://schemas.microsoft.com/office/drawing/2010/main" val="0"/>
                               </a:ext>
                               <a:ext uri="{96DAC541-7B7A-43D3-8B79-37D633B846F1}">
-                                <asvg:svgBlip xmlns:asvg="http://schemas.microsoft.com/office/drawing/2016/SVG/main" r:embed="rId36"/>
+                                <asvg:svgBlip xmlns:asvg="http://schemas.microsoft.com/office/drawing/2016/SVG/main" r:embed="rId38"/>
                               </a:ext>
                             </a:extLst>
                           </a:blip>
@@ -14164,7 +16474,6 @@
               </w:rPr>
               <w:t>\</w:t>
             </w:r>
-            <w:proofErr w:type="spellStart"/>
             <w:r>
               <w:rPr>
                 <w:sz w:val="18"/>
@@ -14173,7 +16482,6 @@
               </w:rPr>
               <w:t>projectname</w:t>
             </w:r>
-            <w:proofErr w:type="spellEnd"/>
             <w:r>
               <w:rPr>
                 <w:sz w:val="18"/>
@@ -14182,7 +16490,6 @@
               </w:rPr>
               <w:t>\</w:t>
             </w:r>
-            <w:proofErr w:type="spellStart"/>
             <w:r>
               <w:rPr>
                 <w:sz w:val="18"/>
@@ -14191,7 +16498,6 @@
               </w:rPr>
               <w:t>pcb</w:t>
             </w:r>
-            <w:proofErr w:type="spellEnd"/>
             <w:r>
               <w:rPr>
                 <w:sz w:val="18"/>
@@ -14200,7 +16506,6 @@
               </w:rPr>
               <w:t>\</w:t>
             </w:r>
-            <w:proofErr w:type="spellStart"/>
             <w:r>
               <w:rPr>
                 <w:sz w:val="18"/>
@@ -14209,7 +16514,6 @@
               </w:rPr>
               <w:t>pdf</w:t>
             </w:r>
-            <w:proofErr w:type="spellEnd"/>
             <w:r>
               <w:rPr>
                 <w:sz w:val="18"/>
@@ -14241,11 +16545,9 @@
             <w:shd w:val="clear" w:color="auto" w:fill="D9D9D9" w:themeFill="background1" w:themeFillShade="D9"/>
           </w:tcPr>
           <w:p>
-            <w:proofErr w:type="spellStart"/>
             <w:r>
               <w:t>pcb</w:t>
             </w:r>
-            <w:proofErr w:type="spellEnd"/>
           </w:p>
         </w:tc>
         <w:tc>
@@ -14267,23 +16569,7 @@
                 <w:b/>
                 <w:bCs/>
               </w:rPr>
-              <w:t xml:space="preserve"> (.</w:t>
-            </w:r>
-            <w:proofErr w:type="spellStart"/>
-            <w:r>
-              <w:rPr>
-                <w:b/>
-                <w:bCs/>
-              </w:rPr>
-              <w:t>pdf</w:t>
-            </w:r>
-            <w:proofErr w:type="spellEnd"/>
-            <w:r>
-              <w:rPr>
-                <w:b/>
-                <w:bCs/>
-              </w:rPr>
-              <w:t>)</w:t>
+              <w:t xml:space="preserve"> (.pdf)</w:t>
             </w:r>
           </w:p>
         </w:tc>
@@ -14407,13 +16693,13 @@
                           <pic:cNvPicPr/>
                         </pic:nvPicPr>
                         <pic:blipFill>
-                          <a:blip r:embed="rId35" cstate="print">
+                          <a:blip r:embed="rId37" cstate="print">
                             <a:extLst>
                               <a:ext uri="{28A0092B-C50C-407E-A947-70E740481C1C}">
                                 <a14:useLocalDpi xmlns:a14="http://schemas.microsoft.com/office/drawing/2010/main" val="0"/>
                               </a:ext>
                               <a:ext uri="{96DAC541-7B7A-43D3-8B79-37D633B846F1}">
-                                <asvg:svgBlip xmlns:asvg="http://schemas.microsoft.com/office/drawing/2016/SVG/main" r:embed="rId36"/>
+                                <asvg:svgBlip xmlns:asvg="http://schemas.microsoft.com/office/drawing/2016/SVG/main" r:embed="rId38"/>
                               </a:ext>
                             </a:extLst>
                           </a:blip>
@@ -14535,13 +16821,13 @@
                           <pic:cNvPicPr/>
                         </pic:nvPicPr>
                         <pic:blipFill>
-                          <a:blip r:embed="rId35" cstate="print">
+                          <a:blip r:embed="rId37" cstate="print">
                             <a:extLst>
                               <a:ext uri="{28A0092B-C50C-407E-A947-70E740481C1C}">
                                 <a14:useLocalDpi xmlns:a14="http://schemas.microsoft.com/office/drawing/2010/main" val="0"/>
                               </a:ext>
                               <a:ext uri="{96DAC541-7B7A-43D3-8B79-37D633B846F1}">
-                                <asvg:svgBlip xmlns:asvg="http://schemas.microsoft.com/office/drawing/2016/SVG/main" r:embed="rId36"/>
+                                <asvg:svgBlip xmlns:asvg="http://schemas.microsoft.com/office/drawing/2016/SVG/main" r:embed="rId38"/>
                               </a:ext>
                             </a:extLst>
                           </a:blip>
@@ -14626,7 +16912,6 @@
               </w:rPr>
               <w:t>\</w:t>
             </w:r>
-            <w:proofErr w:type="spellStart"/>
             <w:r>
               <w:rPr>
                 <w:sz w:val="18"/>
@@ -14635,7 +16920,6 @@
               </w:rPr>
               <w:t>projectname</w:t>
             </w:r>
-            <w:proofErr w:type="spellEnd"/>
             <w:r>
               <w:rPr>
                 <w:sz w:val="18"/>
@@ -14644,7 +16928,6 @@
               </w:rPr>
               <w:t>\</w:t>
             </w:r>
-            <w:proofErr w:type="spellStart"/>
             <w:r>
               <w:rPr>
                 <w:sz w:val="18"/>
@@ -14653,7 +16936,6 @@
               </w:rPr>
               <w:t>pcb</w:t>
             </w:r>
-            <w:proofErr w:type="spellEnd"/>
             <w:r>
               <w:rPr>
                 <w:sz w:val="18"/>
@@ -14662,7 +16944,6 @@
               </w:rPr>
               <w:t>\</w:t>
             </w:r>
-            <w:proofErr w:type="spellStart"/>
             <w:r>
               <w:rPr>
                 <w:sz w:val="18"/>
@@ -14671,7 +16952,6 @@
               </w:rPr>
               <w:t>pdf</w:t>
             </w:r>
-            <w:proofErr w:type="spellEnd"/>
             <w:r>
               <w:rPr>
                 <w:sz w:val="18"/>
@@ -14703,11 +16983,9 @@
             <w:shd w:val="clear" w:color="auto" w:fill="D9D9D9" w:themeFill="background1" w:themeFillShade="D9"/>
           </w:tcPr>
           <w:p>
-            <w:proofErr w:type="spellStart"/>
             <w:r>
               <w:t>pcb</w:t>
             </w:r>
-            <w:proofErr w:type="spellEnd"/>
           </w:p>
         </w:tc>
         <w:tc>
@@ -14889,7 +17167,6 @@
               </w:rPr>
               <w:t>\</w:t>
             </w:r>
-            <w:proofErr w:type="spellStart"/>
             <w:r>
               <w:rPr>
                 <w:sz w:val="18"/>
@@ -14898,7 +17175,6 @@
               </w:rPr>
               <w:t>projectname</w:t>
             </w:r>
-            <w:proofErr w:type="spellEnd"/>
             <w:r>
               <w:rPr>
                 <w:sz w:val="18"/>
@@ -14907,7 +17183,6 @@
               </w:rPr>
               <w:t>\</w:t>
             </w:r>
-            <w:proofErr w:type="spellStart"/>
             <w:r>
               <w:rPr>
                 <w:sz w:val="18"/>
@@ -14916,7 +17191,6 @@
               </w:rPr>
               <w:t>pcb</w:t>
             </w:r>
-            <w:proofErr w:type="spellEnd"/>
             <w:r>
               <w:rPr>
                 <w:sz w:val="18"/>
@@ -14948,11 +17222,9 @@
             <w:shd w:val="clear" w:color="auto" w:fill="D9D9D9" w:themeFill="background1" w:themeFillShade="D9"/>
           </w:tcPr>
           <w:p>
-            <w:proofErr w:type="spellStart"/>
             <w:r>
               <w:t>fwr</w:t>
             </w:r>
-            <w:proofErr w:type="spellEnd"/>
           </w:p>
         </w:tc>
         <w:tc>
@@ -14962,7 +17234,6 @@
             <w:shd w:val="clear" w:color="auto" w:fill="D9D9D9" w:themeFill="background1" w:themeFillShade="D9"/>
           </w:tcPr>
           <w:p>
-            <w:proofErr w:type="spellStart"/>
             <w:r>
               <w:rPr>
                 <w:b/>
@@ -14970,29 +17241,12 @@
               </w:rPr>
               <w:t>Firmware</w:t>
             </w:r>
-            <w:proofErr w:type="spellEnd"/>
             <w:r>
               <w:rPr>
                 <w:b/>
                 <w:bCs/>
               </w:rPr>
-              <w:t xml:space="preserve"> (.</w:t>
-            </w:r>
-            <w:proofErr w:type="spellStart"/>
-            <w:r>
-              <w:rPr>
-                <w:b/>
-                <w:bCs/>
-              </w:rPr>
-              <w:t>hex</w:t>
-            </w:r>
-            <w:proofErr w:type="spellEnd"/>
-            <w:r>
-              <w:rPr>
-                <w:b/>
-                <w:bCs/>
-              </w:rPr>
-              <w:t>)</w:t>
+              <w:t xml:space="preserve"> (.hex)</w:t>
             </w:r>
           </w:p>
         </w:tc>
@@ -15133,11 +17387,9 @@
             <w:shd w:val="clear" w:color="auto" w:fill="D9D9D9" w:themeFill="background1" w:themeFillShade="D9"/>
           </w:tcPr>
           <w:p>
-            <w:proofErr w:type="spellStart"/>
             <w:r>
               <w:t>swr</w:t>
             </w:r>
-            <w:proofErr w:type="spellEnd"/>
           </w:p>
         </w:tc>
         <w:tc>
@@ -15338,23 +17590,7 @@
                 <w:b/>
                 <w:bCs/>
               </w:rPr>
-              <w:t xml:space="preserve"> (.</w:t>
-            </w:r>
-            <w:proofErr w:type="spellStart"/>
-            <w:r>
-              <w:rPr>
-                <w:b/>
-                <w:bCs/>
-              </w:rPr>
-              <w:t>pdf</w:t>
-            </w:r>
-            <w:proofErr w:type="spellEnd"/>
-            <w:r>
-              <w:rPr>
-                <w:b/>
-                <w:bCs/>
-              </w:rPr>
-              <w:t>)</w:t>
+              <w:t xml:space="preserve"> (.pdf)</w:t>
             </w:r>
           </w:p>
         </w:tc>
@@ -15495,11 +17731,9 @@
             <w:shd w:val="clear" w:color="auto" w:fill="D9D9D9" w:themeFill="background1" w:themeFillShade="D9"/>
           </w:tcPr>
           <w:p>
-            <w:proofErr w:type="spellStart"/>
             <w:r>
               <w:t>rpt</w:t>
             </w:r>
-            <w:proofErr w:type="spellEnd"/>
           </w:p>
         </w:tc>
         <w:tc>
@@ -15514,23 +17748,7 @@
                 <w:b/>
                 <w:bCs/>
               </w:rPr>
-              <w:t>Liste de matériel (.</w:t>
-            </w:r>
-            <w:proofErr w:type="spellStart"/>
-            <w:r>
-              <w:rPr>
-                <w:b/>
-                <w:bCs/>
-              </w:rPr>
-              <w:t>pdf</w:t>
-            </w:r>
-            <w:proofErr w:type="spellEnd"/>
-            <w:r>
-              <w:rPr>
-                <w:b/>
-                <w:bCs/>
-              </w:rPr>
-              <w:t>)</w:t>
+              <w:t>Liste de matériel (.pdf)</w:t>
             </w:r>
           </w:p>
         </w:tc>
@@ -15671,13 +17889,13 @@
                           <pic:cNvPicPr/>
                         </pic:nvPicPr>
                         <pic:blipFill>
-                          <a:blip r:embed="rId35" cstate="print">
+                          <a:blip r:embed="rId37" cstate="print">
                             <a:extLst>
                               <a:ext uri="{28A0092B-C50C-407E-A947-70E740481C1C}">
                                 <a14:useLocalDpi xmlns:a14="http://schemas.microsoft.com/office/drawing/2010/main" val="0"/>
                               </a:ext>
                               <a:ext uri="{96DAC541-7B7A-43D3-8B79-37D633B846F1}">
-                                <asvg:svgBlip xmlns:asvg="http://schemas.microsoft.com/office/drawing/2016/SVG/main" r:embed="rId36"/>
+                                <asvg:svgBlip xmlns:asvg="http://schemas.microsoft.com/office/drawing/2016/SVG/main" r:embed="rId38"/>
                               </a:ext>
                             </a:extLst>
                           </a:blip>
@@ -15763,7 +17981,6 @@
               </w:rPr>
               <w:t>\</w:t>
             </w:r>
-            <w:proofErr w:type="spellStart"/>
             <w:r>
               <w:rPr>
                 <w:sz w:val="18"/>
@@ -15772,7 +17989,6 @@
               </w:rPr>
               <w:t>projectname</w:t>
             </w:r>
-            <w:proofErr w:type="spellEnd"/>
             <w:r>
               <w:rPr>
                 <w:sz w:val="18"/>
@@ -15781,7 +17997,6 @@
               </w:rPr>
               <w:t>\</w:t>
             </w:r>
-            <w:proofErr w:type="spellStart"/>
             <w:r>
               <w:rPr>
                 <w:sz w:val="18"/>
@@ -15790,7 +18005,6 @@
               </w:rPr>
               <w:t>pcb</w:t>
             </w:r>
-            <w:proofErr w:type="spellEnd"/>
             <w:r>
               <w:rPr>
                 <w:sz w:val="18"/>
@@ -15799,23 +18013,13 @@
               </w:rPr>
               <w:t>\</w:t>
             </w:r>
-            <w:proofErr w:type="spellStart"/>
             <w:r>
               <w:rPr>
                 <w:sz w:val="18"/>
                 <w:szCs w:val="18"/>
                 <w:lang w:val="de-CH"/>
               </w:rPr>
-              <w:t>bom</w:t>
-            </w:r>
-            <w:proofErr w:type="spellEnd"/>
-            <w:r>
-              <w:rPr>
-                <w:sz w:val="18"/>
-                <w:szCs w:val="18"/>
-                <w:lang w:val="de-CH"/>
-              </w:rPr>
-              <w:t>\</w:t>
+              <w:t>bom\</w:t>
             </w:r>
           </w:p>
         </w:tc>
@@ -15981,15 +18185,7 @@
               <w:t>, le condensateur C7 n’est pas connecté au GND</w:t>
             </w:r>
             <w:r>
-              <w:t xml:space="preserve">. Le PCB </w:t>
-            </w:r>
-            <w:proofErr w:type="spellStart"/>
-            <w:r>
-              <w:t>Altium</w:t>
-            </w:r>
-            <w:proofErr w:type="spellEnd"/>
-            <w:r>
-              <w:t xml:space="preserve"> est déjà changé pour ça.</w:t>
+              <w:t>. Le PCB Altium est déjà changé pour ça.</w:t>
             </w:r>
           </w:p>
         </w:tc>
@@ -16082,13 +18278,8 @@
           </w:tcPr>
           <w:p>
             <w:r>
-              <w:t xml:space="preserve">EMF, 1705 Fribourg, </w:t>
-            </w:r>
-            <w:proofErr w:type="spellStart"/>
-            <w:r>
-              <w:t>Switzerland</w:t>
-            </w:r>
-            <w:proofErr w:type="spellEnd"/>
+              <w:t>EMF, 1705 Fribourg, Switzerland</w:t>
+            </w:r>
           </w:p>
         </w:tc>
         <w:tc>
@@ -16163,7 +18354,7 @@
           <w:numId w:val="30"/>
         </w:numPr>
       </w:pPr>
-      <w:hyperlink r:id="rId37" w:history="1">
+      <w:hyperlink r:id="rId39" w:history="1">
         <w:r>
           <w:rPr>
             <w:rStyle w:val="Lienhypertexte"/>
@@ -16174,58 +18365,6 @@
       <w:r>
         <w:t xml:space="preserve"> </w:t>
       </w:r>
-    </w:p>
-    <w:p>
-      <w:pPr>
-        <w:pStyle w:val="Paragraphedeliste"/>
-        <w:numPr>
-          <w:ilvl w:val="0"/>
-          <w:numId w:val="30"/>
-        </w:numPr>
-        <w:rPr>
-          <w:lang w:val="en-US"/>
-        </w:rPr>
-      </w:pPr>
-      <w:hyperlink r:id="rId38" w:history="1">
-        <w:r>
-          <w:rPr>
-            <w:rStyle w:val="Lienhypertexte"/>
-            <w:lang w:val="en-US"/>
-          </w:rPr>
-          <w:t>Datasheet - STM32L072x8 STM32L072xB STM32L072xZ - Ultra-low-power 32-bit MCU Arm®-based Cortex®-M0+, up to 192KB Flash, 20KB SRAM, 6KB EEPROM, USB, ADC, DACs</w:t>
-        </w:r>
-      </w:hyperlink>
-    </w:p>
-    <w:p>
-      <w:pPr>
-        <w:pStyle w:val="Paragraphedeliste"/>
-        <w:numPr>
-          <w:ilvl w:val="0"/>
-          <w:numId w:val="30"/>
-        </w:numPr>
-      </w:pPr>
-      <w:hyperlink r:id="rId39" w:history="1">
-        <w:r>
-          <w:rPr>
-            <w:rStyle w:val="Lienhypertexte"/>
-          </w:rPr>
-          <w:t xml:space="preserve">Nos amis les MOSFET | </w:t>
-        </w:r>
-        <w:proofErr w:type="spellStart"/>
-        <w:r>
-          <w:rPr>
-            <w:rStyle w:val="Lienhypertexte"/>
-          </w:rPr>
-          <w:t>Connect</w:t>
-        </w:r>
-        <w:proofErr w:type="spellEnd"/>
-        <w:r>
-          <w:rPr>
-            <w:rStyle w:val="Lienhypertexte"/>
-          </w:rPr>
-          <w:t xml:space="preserve"> - Editions Diamond</w:t>
-        </w:r>
-      </w:hyperlink>
     </w:p>
     <w:p>
       <w:pPr>
@@ -16239,21 +18378,12 @@
         </w:rPr>
       </w:pPr>
       <w:hyperlink r:id="rId40" w:history="1">
-        <w:proofErr w:type="spellStart"/>
         <w:r>
           <w:rPr>
             <w:rStyle w:val="Lienhypertexte"/>
             <w:lang w:val="en-US"/>
           </w:rPr>
-          <w:t>usb</w:t>
-        </w:r>
-        <w:proofErr w:type="spellEnd"/>
-        <w:r>
-          <w:rPr>
-            <w:rStyle w:val="Lienhypertexte"/>
-            <w:lang w:val="en-US"/>
-          </w:rPr>
-          <w:t xml:space="preserve"> c - USB-C pulldown on the CC lines: Is one resistor enough? - Electrical Engineering Stack Exchange</w:t>
+          <w:t>Datasheet - STM32L072x8 STM32L072xB STM32L072xZ - Ultra-low-power 32-bit MCU Arm®-based Cortex®-M0+, up to 192KB Flash, 20KB SRAM, 6KB EEPROM, USB, ADC, DACs</w:t>
         </w:r>
       </w:hyperlink>
     </w:p>
@@ -16264,17 +18394,13 @@
           <w:ilvl w:val="0"/>
           <w:numId w:val="30"/>
         </w:numPr>
-        <w:rPr>
-          <w:lang w:val="en-US"/>
-        </w:rPr>
       </w:pPr>
       <w:hyperlink r:id="rId41" w:history="1">
         <w:r>
           <w:rPr>
             <w:rStyle w:val="Lienhypertexte"/>
-            <w:lang w:val="en-US"/>
-          </w:rPr>
-          <w:t>power - Current consumption estimation STM32L0 - Electrical Engineering Stack Exchange</w:t>
+          </w:rPr>
+          <w:t>Nos amis les MOSFET | Connect - Editions Diamond</w:t>
         </w:r>
       </w:hyperlink>
     </w:p>
@@ -16290,33 +18416,12 @@
         </w:rPr>
       </w:pPr>
       <w:hyperlink r:id="rId42" w:history="1">
-        <w:proofErr w:type="spellStart"/>
         <w:r>
           <w:rPr>
             <w:rStyle w:val="Lienhypertexte"/>
-          </w:rPr>
-          <w:t>Touch</w:t>
-        </w:r>
-        <w:proofErr w:type="spellEnd"/>
-        <w:r>
-          <w:rPr>
-            <w:rStyle w:val="Lienhypertexte"/>
-          </w:rPr>
-          <w:t xml:space="preserve"> </w:t>
-        </w:r>
-        <w:proofErr w:type="spellStart"/>
-        <w:r>
-          <w:rPr>
-            <w:rStyle w:val="Lienhypertexte"/>
-          </w:rPr>
-          <w:t>Sensing</w:t>
-        </w:r>
-        <w:proofErr w:type="spellEnd"/>
-        <w:r>
-          <w:rPr>
-            <w:rStyle w:val="Lienhypertexte"/>
-          </w:rPr>
-          <w:t xml:space="preserve"> Software - User Guide</w:t>
+            <w:lang w:val="en-US"/>
+          </w:rPr>
+          <w:t>usb c - USB-C pulldown on the CC lines: Is one resistor enough? - Electrical Engineering Stack Exchange</w:t>
         </w:r>
       </w:hyperlink>
     </w:p>
@@ -16337,7 +18442,7 @@
             <w:rStyle w:val="Lienhypertexte"/>
             <w:lang w:val="en-US"/>
           </w:rPr>
-          <w:t>AND90146 - MOSFET Selection for Reverse Polarity Protection</w:t>
+          <w:t>power - Current consumption estimation STM32L0 - Electrical Engineering Stack Exchange</w:t>
         </w:r>
       </w:hyperlink>
     </w:p>
@@ -16356,9 +18461,8 @@
         <w:r>
           <w:rPr>
             <w:rStyle w:val="Lienhypertexte"/>
-            <w:lang w:val="en-US"/>
-          </w:rPr>
-          <w:t>Ultra-low-power STM32L0x2 advanced Arm®-based 32-bit MCUs - Reference manual</w:t>
+          </w:rPr>
+          <w:t>Touch Sensing Software - User Guide</w:t>
         </w:r>
       </w:hyperlink>
     </w:p>
@@ -16374,6 +18478,48 @@
         </w:rPr>
       </w:pPr>
       <w:hyperlink r:id="rId45" w:history="1">
+        <w:r>
+          <w:rPr>
+            <w:rStyle w:val="Lienhypertexte"/>
+            <w:lang w:val="en-US"/>
+          </w:rPr>
+          <w:t>AND90146 - MOSFET Selection for Reverse Polarity Protection</w:t>
+        </w:r>
+      </w:hyperlink>
+    </w:p>
+    <w:p>
+      <w:pPr>
+        <w:pStyle w:val="Paragraphedeliste"/>
+        <w:numPr>
+          <w:ilvl w:val="0"/>
+          <w:numId w:val="30"/>
+        </w:numPr>
+        <w:rPr>
+          <w:lang w:val="en-US"/>
+        </w:rPr>
+      </w:pPr>
+      <w:hyperlink r:id="rId46" w:history="1">
+        <w:r>
+          <w:rPr>
+            <w:rStyle w:val="Lienhypertexte"/>
+            <w:lang w:val="en-US"/>
+          </w:rPr>
+          <w:t>Ultra-low-power STM32L0x2 advanced Arm®-based 32-bit MCUs - Reference manual</w:t>
+        </w:r>
+      </w:hyperlink>
+    </w:p>
+    <w:p>
+      <w:pPr>
+        <w:pStyle w:val="Paragraphedeliste"/>
+        <w:numPr>
+          <w:ilvl w:val="0"/>
+          <w:numId w:val="30"/>
+        </w:numPr>
+        <w:rPr>
+          <w:lang w:val="en-US"/>
+        </w:rPr>
+      </w:pPr>
+      <w:hyperlink r:id="rId47" w:history="1">
         <w:r>
           <w:rPr>
             <w:rStyle w:val="Lienhypertexte"/>
@@ -16476,11 +18622,9 @@
             <w:tcW w:w="2266" w:type="dxa"/>
           </w:tcPr>
           <w:p>
-            <w:proofErr w:type="spellStart"/>
             <w:r>
               <w:t>gauchl</w:t>
             </w:r>
-            <w:proofErr w:type="spellEnd"/>
           </w:p>
         </w:tc>
         <w:tc>
@@ -16599,7 +18743,7 @@
                     </pic:cNvPicPr>
                   </pic:nvPicPr>
                   <pic:blipFill>
-                    <a:blip r:embed="rId46">
+                    <a:blip r:embed="rId48">
                       <a:extLst>
                         <a:ext uri="{28A0092B-C50C-407E-A947-70E740481C1C}">
                           <a14:useLocalDpi xmlns:a14="http://schemas.microsoft.com/office/drawing/2010/main" val="0"/>
@@ -16663,7 +18807,7 @@
                     </pic:cNvPicPr>
                   </pic:nvPicPr>
                   <pic:blipFill>
-                    <a:blip r:embed="rId47">
+                    <a:blip r:embed="rId49">
                       <a:extLst>
                         <a:ext uri="{28A0092B-C50C-407E-A947-70E740481C1C}">
                           <a14:useLocalDpi xmlns:a14="http://schemas.microsoft.com/office/drawing/2010/main" val="0"/>
@@ -16702,8 +18846,8 @@
       </w:r>
     </w:p>
     <w:sectPr>
-      <w:headerReference w:type="default" r:id="rId48"/>
-      <w:footerReference w:type="default" r:id="rId49"/>
+      <w:headerReference w:type="default" r:id="rId50"/>
+      <w:footerReference w:type="default" r:id="rId51"/>
       <w:pgSz w:w="11906" w:h="16838"/>
       <w:pgMar w:top="1417" w:right="1417" w:bottom="1417" w:left="1417" w:header="708" w:footer="708" w:gutter="0"/>
       <w:pgNumType w:start="0"/>
@@ -16750,7 +18894,6 @@
         <w:docPartUnique/>
       </w:docPartObj>
     </w:sdtPr>
-    <w:sdtEndPr/>
     <w:sdtContent>
       <w:p>
         <w:pPr>
@@ -18795,6 +20938,7 @@
   <w:style w:type="character" w:default="1" w:styleId="Policepardfaut">
     <w:name w:val="Default Paragraph Font"/>
     <w:uiPriority w:val="1"/>
+    <w:semiHidden/>
     <w:unhideWhenUsed/>
   </w:style>
   <w:style w:type="table" w:default="1" w:styleId="TableauNormal">

--- a/jeu_du_moulin_boura/rpt/jeu-du-moulin-bourquenouda-rpt-development.docx
+++ b/jeu_du_moulin_boura/rpt/jeu-du-moulin-bourquenouda-rpt-development.docx
@@ -3738,6 +3738,7 @@
                                     <w:dataBinding w:prefixMappings="xmlns:ns0='http://purl.org/dc/elements/1.1/' xmlns:ns1='http://schemas.openxmlformats.org/package/2006/metadata/core-properties' " w:xpath="/ns1:coreProperties[1]/ns0:title[1]" w:storeItemID="{6C3C8BC8-F283-45AE-878A-BAB7291924A1}"/>
                                     <w:text/>
                                   </w:sdtPr>
+                                  <w:sdtEndPr/>
                                   <w:sdtContent>
                                     <w:r>
                                       <w:rPr>
@@ -3871,6 +3872,7 @@
                               <w:dataBinding w:prefixMappings="xmlns:ns0='http://purl.org/dc/elements/1.1/' xmlns:ns1='http://schemas.openxmlformats.org/package/2006/metadata/core-properties' " w:xpath="/ns1:coreProperties[1]/ns0:title[1]" w:storeItemID="{6C3C8BC8-F283-45AE-878A-BAB7291924A1}"/>
                               <w:text/>
                             </w:sdtPr>
+                            <w:sdtEndPr/>
                             <w:sdtContent>
                               <w:r>
                                 <w:rPr>
@@ -4273,6 +4275,7 @@
                                     <w:dataBinding w:prefixMappings="xmlns:ns0='http://purl.org/dc/elements/1.1/' xmlns:ns1='http://schemas.openxmlformats.org/package/2006/metadata/core-properties' " w:xpath="/ns1:coreProperties[1]/ns0:creator[1]" w:storeItemID="{6C3C8BC8-F283-45AE-878A-BAB7291924A1}"/>
                                     <w:text/>
                                   </w:sdtPr>
+                                  <w:sdtEndPr/>
                                   <w:sdtContent>
                                     <w:r>
                                       <w:rPr>
@@ -4327,6 +4330,7 @@
                                     <w:dataBinding w:prefixMappings="xmlns:ns0='http://schemas.openxmlformats.org/officeDocument/2006/extended-properties' " w:xpath="/ns0:Properties[1]/ns0:Company[1]" w:storeItemID="{6668398D-A668-4E3E-A5EB-62B293D839F1}"/>
                                     <w:text/>
                                   </w:sdtPr>
+                                  <w:sdtEndPr/>
                                   <w:sdtContent>
                                     <w:r>
                                       <w:rPr>
@@ -4417,6 +4421,7 @@
                               <w:dataBinding w:prefixMappings="xmlns:ns0='http://purl.org/dc/elements/1.1/' xmlns:ns1='http://schemas.openxmlformats.org/package/2006/metadata/core-properties' " w:xpath="/ns1:coreProperties[1]/ns0:creator[1]" w:storeItemID="{6C3C8BC8-F283-45AE-878A-BAB7291924A1}"/>
                               <w:text/>
                             </w:sdtPr>
+                            <w:sdtEndPr/>
                             <w:sdtContent>
                               <w:r>
                                 <w:rPr>
@@ -4471,6 +4476,7 @@
                               <w:dataBinding w:prefixMappings="xmlns:ns0='http://schemas.openxmlformats.org/officeDocument/2006/extended-properties' " w:xpath="/ns0:Properties[1]/ns0:Company[1]" w:storeItemID="{6668398D-A668-4E3E-A5EB-62B293D839F1}"/>
                               <w:text/>
                             </w:sdtPr>
+                            <w:sdtEndPr/>
                             <w:sdtContent>
                               <w:r>
                                 <w:rPr>
@@ -4530,9 +4536,9 @@
         </w:p>
       </w:sdtContent>
     </w:sdt>
-    <w:bookmarkStart w:id="0" w:name="_Toc40260289" w:displacedByCustomXml="prev"/>
+    <w:bookmarkStart w:id="0" w:name="_Toc40259938" w:displacedByCustomXml="prev"/>
     <w:bookmarkStart w:id="1" w:name="_Toc40260205" w:displacedByCustomXml="prev"/>
-    <w:bookmarkStart w:id="2" w:name="_Toc40259938" w:displacedByCustomXml="prev"/>
+    <w:bookmarkStart w:id="2" w:name="_Toc40260289" w:displacedByCustomXml="prev"/>
     <w:p>
       <w:pPr>
         <w:pStyle w:val="Titre"/>
@@ -5730,7 +5736,7 @@
             <w:noProof/>
             <w:webHidden/>
           </w:rPr>
-          <w:t>21</w:t>
+          <w:t>22</w:t>
         </w:r>
         <w:r>
           <w:rPr>
@@ -5826,7 +5832,7 @@
             <w:noProof/>
             <w:webHidden/>
           </w:rPr>
-          <w:t>22</w:t>
+          <w:t>25</w:t>
         </w:r>
         <w:r>
           <w:rPr>
@@ -5922,7 +5928,7 @@
             <w:noProof/>
             <w:webHidden/>
           </w:rPr>
-          <w:t>22</w:t>
+          <w:t>25</w:t>
         </w:r>
         <w:r>
           <w:rPr>
@@ -6018,7 +6024,7 @@
             <w:noProof/>
             <w:webHidden/>
           </w:rPr>
-          <w:t>23</w:t>
+          <w:t>26</w:t>
         </w:r>
         <w:r>
           <w:rPr>
@@ -6114,7 +6120,7 @@
             <w:noProof/>
             <w:webHidden/>
           </w:rPr>
-          <w:t>23</w:t>
+          <w:t>26</w:t>
         </w:r>
         <w:r>
           <w:rPr>
@@ -6210,7 +6216,7 @@
             <w:noProof/>
             <w:webHidden/>
           </w:rPr>
-          <w:t>24</w:t>
+          <w:t>27</w:t>
         </w:r>
         <w:r>
           <w:rPr>
@@ -6306,7 +6312,7 @@
             <w:noProof/>
             <w:webHidden/>
           </w:rPr>
-          <w:t>24</w:t>
+          <w:t>27</w:t>
         </w:r>
         <w:r>
           <w:rPr>
@@ -6406,7 +6412,7 @@
             <w:noProof/>
             <w:webHidden/>
           </w:rPr>
-          <w:t>25</w:t>
+          <w:t>28</w:t>
         </w:r>
         <w:r>
           <w:rPr>
@@ -6502,7 +6508,7 @@
             <w:noProof/>
             <w:webHidden/>
           </w:rPr>
-          <w:t>25</w:t>
+          <w:t>28</w:t>
         </w:r>
         <w:r>
           <w:rPr>
@@ -6598,7 +6604,7 @@
             <w:noProof/>
             <w:webHidden/>
           </w:rPr>
-          <w:t>25</w:t>
+          <w:t>28</w:t>
         </w:r>
         <w:r>
           <w:rPr>
@@ -6694,7 +6700,7 @@
             <w:noProof/>
             <w:webHidden/>
           </w:rPr>
-          <w:t>25</w:t>
+          <w:t>29</w:t>
         </w:r>
         <w:r>
           <w:rPr>
@@ -6790,7 +6796,7 @@
             <w:noProof/>
             <w:webHidden/>
           </w:rPr>
-          <w:t>25</w:t>
+          <w:t>29</w:t>
         </w:r>
         <w:r>
           <w:rPr>
@@ -6890,7 +6896,7 @@
             <w:noProof/>
             <w:webHidden/>
           </w:rPr>
-          <w:t>26</w:t>
+          <w:t>30</w:t>
         </w:r>
         <w:r>
           <w:rPr>
@@ -6986,7 +6992,7 @@
             <w:noProof/>
             <w:webHidden/>
           </w:rPr>
-          <w:t>26</w:t>
+          <w:t>30</w:t>
         </w:r>
         <w:r>
           <w:rPr>
@@ -7082,7 +7088,7 @@
             <w:noProof/>
             <w:webHidden/>
           </w:rPr>
-          <w:t>26</w:t>
+          <w:t>30</w:t>
         </w:r>
         <w:r>
           <w:rPr>
@@ -7178,7 +7184,7 @@
             <w:noProof/>
             <w:webHidden/>
           </w:rPr>
-          <w:t>26</w:t>
+          <w:t>30</w:t>
         </w:r>
         <w:r>
           <w:rPr>
@@ -7274,7 +7280,7 @@
             <w:noProof/>
             <w:webHidden/>
           </w:rPr>
-          <w:t>26</w:t>
+          <w:t>30</w:t>
         </w:r>
         <w:r>
           <w:rPr>
@@ -7370,7 +7376,7 @@
             <w:noProof/>
             <w:webHidden/>
           </w:rPr>
-          <w:t>26</w:t>
+          <w:t>30</w:t>
         </w:r>
         <w:r>
           <w:rPr>
@@ -7416,11 +7422,11 @@
         <w:lastRenderedPageBreak/>
         <w:t>Information</w:t>
       </w:r>
+      <w:bookmarkEnd w:id="3"/>
+      <w:bookmarkEnd w:id="4"/>
       <w:bookmarkEnd w:id="2"/>
       <w:bookmarkEnd w:id="1"/>
       <w:bookmarkEnd w:id="0"/>
-      <w:bookmarkEnd w:id="3"/>
-      <w:bookmarkEnd w:id="4"/>
     </w:p>
     <w:p>
       <w:pPr>
@@ -10688,7 +10694,7 @@
         </w:rPr>
         <w:lastRenderedPageBreak/>
         <w:drawing>
-          <wp:anchor distT="0" distB="0" distL="114300" distR="114300" simplePos="0" relativeHeight="251692544" behindDoc="0" locked="0" layoutInCell="1" allowOverlap="1" wp14:anchorId="316887FD" wp14:editId="1EB73086">
+          <wp:anchor distT="0" distB="0" distL="114300" distR="114300" simplePos="0" relativeHeight="251692544" behindDoc="0" locked="0" layoutInCell="1" allowOverlap="1" wp14:anchorId="316887FD" wp14:editId="4B5BF1F9">
             <wp:simplePos x="0" y="0"/>
             <wp:positionH relativeFrom="margin">
               <wp:align>center</wp:align>
@@ -11207,7 +11213,7 @@
           <w:noProof/>
         </w:rPr>
         <w:drawing>
-          <wp:anchor distT="0" distB="0" distL="114300" distR="114300" simplePos="0" relativeHeight="251675136" behindDoc="0" locked="0" layoutInCell="1" allowOverlap="1" wp14:anchorId="650B7E38" wp14:editId="3724ED7A">
+          <wp:anchor distT="0" distB="0" distL="114300" distR="114300" simplePos="0" relativeHeight="251675136" behindDoc="0" locked="0" layoutInCell="1" allowOverlap="1" wp14:anchorId="650B7E38" wp14:editId="33BF4236">
             <wp:simplePos x="0" y="0"/>
             <wp:positionH relativeFrom="column">
               <wp:posOffset>1766570</wp:posOffset>
@@ -12616,14 +12622,7 @@
                 <w:sz w:val="18"/>
                 <w:szCs w:val="18"/>
               </w:rPr>
-              <w:t xml:space="preserve"> et m</w:t>
-            </w:r>
-            <w:r>
-              <w:rPr>
-                <w:sz w:val="18"/>
-                <w:szCs w:val="18"/>
-              </w:rPr>
-              <w:t>esurez la tension de sortie du régulateur depuis le TP7 jusqu’au GND au TP2</w:t>
+              <w:t xml:space="preserve"> et mesurez la tension de sortie du régulateur depuis le TP7 jusqu’au GND au TP2</w:t>
             </w:r>
           </w:p>
         </w:tc>
@@ -12935,14 +12934,7 @@
                 <w:sz w:val="18"/>
                 <w:szCs w:val="18"/>
               </w:rPr>
-              <w:t xml:space="preserve"> </w:t>
-            </w:r>
-            <w:r>
-              <w:rPr>
-                <w:sz w:val="18"/>
-                <w:szCs w:val="18"/>
-              </w:rPr>
-              <w:t>TP7 et TP8</w:t>
+              <w:t xml:space="preserve"> TP7 et TP8</w:t>
             </w:r>
           </w:p>
         </w:tc>
@@ -16100,7 +16092,7 @@
           <w:noProof/>
         </w:rPr>
         <w:drawing>
-          <wp:anchor distT="0" distB="0" distL="114300" distR="114300" simplePos="0" relativeHeight="251688448" behindDoc="0" locked="0" layoutInCell="1" allowOverlap="1" wp14:anchorId="11BB9748" wp14:editId="7BE3311F">
+          <wp:anchor distT="0" distB="0" distL="114300" distR="114300" simplePos="0" relativeHeight="251688448" behindDoc="0" locked="0" layoutInCell="1" allowOverlap="1" wp14:anchorId="11BB9748" wp14:editId="5C680CFD">
             <wp:simplePos x="0" y="0"/>
             <wp:positionH relativeFrom="margin">
               <wp:align>right</wp:align>
@@ -16173,6 +16165,518 @@
       <w:bookmarkEnd w:id="66"/>
     </w:p>
     <w:p>
+      <w:pPr>
+        <w:rPr>
+          <w:rFonts w:asciiTheme="majorHAnsi" w:eastAsiaTheme="majorEastAsia" w:hAnsiTheme="majorHAnsi" w:cstheme="majorBidi"/>
+          <w:b/>
+          <w:bCs/>
+          <w:smallCaps/>
+          <w:color w:val="000000" w:themeColor="text1"/>
+          <w:sz w:val="28"/>
+          <w:szCs w:val="28"/>
+        </w:rPr>
+      </w:pPr>
+      <w:r>
+        <w:br w:type="page"/>
+      </w:r>
+    </w:p>
+    <w:p>
+      <w:pPr>
+        <w:pStyle w:val="Titre2"/>
+      </w:pPr>
+      <w:r>
+        <w:t>Pro</w:t>
+      </w:r>
+      <w:r>
+        <w:t>blèmes rencontrées</w:t>
+      </w:r>
+    </w:p>
+    <w:p>
+      <w:pPr>
+        <w:pStyle w:val="Titre3"/>
+      </w:pPr>
+      <w:r>
+        <w:t>PCB</w:t>
+      </w:r>
+    </w:p>
+    <w:p>
+      <w:pPr>
+        <w:pStyle w:val="Titre3"/>
+      </w:pPr>
+      <w:r>
+        <w:t>FWR</w:t>
+      </w:r>
+    </w:p>
+    <w:p>
+      <w:r>
+        <w:drawing>
+          <wp:anchor distT="0" distB="0" distL="114300" distR="114300" simplePos="0" relativeHeight="251695616" behindDoc="0" locked="0" layoutInCell="1" allowOverlap="1" wp14:anchorId="20511459" wp14:editId="423B7574">
+            <wp:simplePos x="0" y="0"/>
+            <wp:positionH relativeFrom="margin">
+              <wp:align>center</wp:align>
+            </wp:positionH>
+            <wp:positionV relativeFrom="paragraph">
+              <wp:posOffset>1001700</wp:posOffset>
+            </wp:positionV>
+            <wp:extent cx="5003165" cy="3125470"/>
+            <wp:effectExtent l="0" t="0" r="6985" b="0"/>
+            <wp:wrapTopAndBottom/>
+            <wp:docPr id="1977398091" name="Image 1" descr="Une image contenant texte, capture d’écran, logiciel, affichage&#10;&#10;Le contenu généré par l’IA peut être incorrect."/>
+            <wp:cNvGraphicFramePr>
+              <a:graphicFrameLocks xmlns:a="http://schemas.openxmlformats.org/drawingml/2006/main" noChangeAspect="1"/>
+            </wp:cNvGraphicFramePr>
+            <a:graphic xmlns:a="http://schemas.openxmlformats.org/drawingml/2006/main">
+              <a:graphicData uri="http://schemas.openxmlformats.org/drawingml/2006/picture">
+                <pic:pic xmlns:pic="http://schemas.openxmlformats.org/drawingml/2006/picture">
+                  <pic:nvPicPr>
+                    <pic:cNvPr id="1977398091" name="Image 1" descr="Une image contenant texte, capture d’écran, logiciel, affichage&#10;&#10;Le contenu généré par l’IA peut être incorrect."/>
+                    <pic:cNvPicPr/>
+                  </pic:nvPicPr>
+                  <pic:blipFill>
+                    <a:blip r:embed="rId37">
+                      <a:extLst>
+                        <a:ext uri="{28A0092B-C50C-407E-A947-70E740481C1C}">
+                          <a14:useLocalDpi xmlns:a14="http://schemas.microsoft.com/office/drawing/2010/main" val="0"/>
+                        </a:ext>
+                      </a:extLst>
+                    </a:blip>
+                    <a:stretch>
+                      <a:fillRect/>
+                    </a:stretch>
+                  </pic:blipFill>
+                  <pic:spPr>
+                    <a:xfrm>
+                      <a:off x="0" y="0"/>
+                      <a:ext cx="5003165" cy="3125470"/>
+                    </a:xfrm>
+                    <a:prstGeom prst="rect">
+                      <a:avLst/>
+                    </a:prstGeom>
+                  </pic:spPr>
+                </pic:pic>
+              </a:graphicData>
+            </a:graphic>
+            <wp14:sizeRelH relativeFrom="margin">
+              <wp14:pctWidth>0</wp14:pctWidth>
+            </wp14:sizeRelH>
+            <wp14:sizeRelV relativeFrom="margin">
+              <wp14:pctHeight>0</wp14:pctHeight>
+            </wp14:sizeRelV>
+          </wp:anchor>
+        </w:drawing>
+      </w:r>
+      <w:r>
+        <w:t xml:space="preserve">J’ai eu un problème de connexion de l’IDE au circuit. </w:t>
+      </w:r>
+      <w:r>
+        <w:t>Quand on lance un débug avec les options de base, la connexion n’est pas effectuée. Pour remédier ce problème, il faut simplement</w:t>
+      </w:r>
+      <w:r>
+        <w:t xml:space="preserve"> changer le </w:t>
+      </w:r>
+      <w:r>
+        <w:rPr>
+          <w:i/>
+          <w:iCs/>
+        </w:rPr>
+        <w:t xml:space="preserve">Reset behaviour </w:t>
+      </w:r>
+      <w:r>
+        <w:t xml:space="preserve">pour avoir le type </w:t>
+      </w:r>
+      <w:r>
+        <w:rPr>
+          <w:i/>
+          <w:iCs/>
+        </w:rPr>
+        <w:t xml:space="preserve">Hardware reset </w:t>
+      </w:r>
+      <w:r>
+        <w:t xml:space="preserve">et la </w:t>
+      </w:r>
+      <w:r>
+        <w:rPr>
+          <w:i/>
+          <w:iCs/>
+        </w:rPr>
+        <w:t>Frequency</w:t>
+      </w:r>
+      <w:r>
+        <w:t xml:space="preserve"> pour avoir 1000 ou 140(je n’ai pas tout testé mais </w:t>
+      </w:r>
+      <w:r>
+        <w:rPr>
+          <w:i/>
+          <w:iCs/>
+        </w:rPr>
+        <w:t xml:space="preserve">Auto </w:t>
+      </w:r>
+      <w:r>
+        <w:t>ne fonctionne pas)</w:t>
+      </w:r>
+      <w:r>
+        <w:rPr>
+          <w:i/>
+          <w:iCs/>
+        </w:rPr>
+        <w:t xml:space="preserve"> </w:t>
+      </w:r>
+      <w:r>
+        <w:t xml:space="preserve">dans la </w:t>
+      </w:r>
+      <w:r>
+        <w:rPr>
+          <w:i/>
+          <w:iCs/>
+        </w:rPr>
+        <w:t>Debug Configuration</w:t>
+      </w:r>
+      <w:r>
+        <w:rPr>
+          <w:i/>
+          <w:iCs/>
+        </w:rPr>
+        <w:t> </w:t>
+      </w:r>
+      <w:r>
+        <w:t>voici une photo de la fenêtre avec les paramètres correcte :</w:t>
+      </w:r>
+    </w:p>
+    <w:p/>
+    <w:p>
+      <w:r>
+        <w:t xml:space="preserve">J’ai eu un grand problème </w:t>
+      </w:r>
+      <w:r>
+        <w:t>de détection des touches. En effet, quand</w:t>
+      </w:r>
+      <w:r>
+        <w:t xml:space="preserve"> on lance le débug, le signal </w:t>
+      </w:r>
+      <w:r>
+        <w:t>de détection sur les touches n’est lancé qu’un fois</w:t>
+      </w:r>
+      <w:r>
+        <w:t> :</w:t>
+      </w:r>
+    </w:p>
+    <w:p>
+      <w:r>
+        <w:drawing>
+          <wp:inline distT="0" distB="0" distL="0" distR="0" wp14:anchorId="7FCB8A36" wp14:editId="3E823AA5">
+            <wp:extent cx="5369356" cy="3009017"/>
+            <wp:effectExtent l="0" t="0" r="3175" b="1270"/>
+            <wp:docPr id="337351737" name="Image 1" descr="Une image contenant texte, capture d’écran, logiciel, affichage&#10;&#10;Le contenu généré par l’IA peut être incorrect."/>
+            <wp:cNvGraphicFramePr>
+              <a:graphicFrameLocks xmlns:a="http://schemas.openxmlformats.org/drawingml/2006/main" noChangeAspect="1"/>
+            </wp:cNvGraphicFramePr>
+            <a:graphic xmlns:a="http://schemas.openxmlformats.org/drawingml/2006/main">
+              <a:graphicData uri="http://schemas.openxmlformats.org/drawingml/2006/picture">
+                <pic:pic xmlns:pic="http://schemas.openxmlformats.org/drawingml/2006/picture">
+                  <pic:nvPicPr>
+                    <pic:cNvPr id="337351737" name="Image 1" descr="Une image contenant texte, capture d’écran, logiciel, affichage&#10;&#10;Le contenu généré par l’IA peut être incorrect."/>
+                    <pic:cNvPicPr/>
+                  </pic:nvPicPr>
+                  <pic:blipFill>
+                    <a:blip r:embed="rId38"/>
+                    <a:stretch>
+                      <a:fillRect/>
+                    </a:stretch>
+                  </pic:blipFill>
+                  <pic:spPr>
+                    <a:xfrm>
+                      <a:off x="0" y="0"/>
+                      <a:ext cx="5375088" cy="3012229"/>
+                    </a:xfrm>
+                    <a:prstGeom prst="rect">
+                      <a:avLst/>
+                    </a:prstGeom>
+                  </pic:spPr>
+                </pic:pic>
+              </a:graphicData>
+            </a:graphic>
+          </wp:inline>
+        </w:drawing>
+      </w:r>
+    </w:p>
+    <w:p>
+      <w:r>
+        <w:t>Ce qui nous empêche de détecter quoi que ce soit venant des touches</w:t>
+      </w:r>
+      <w:r>
+        <w:t>.</w:t>
+      </w:r>
+      <w:r>
+        <w:t xml:space="preserve"> En faisant un</w:t>
+      </w:r>
+      <w:r>
+        <w:t>e</w:t>
+      </w:r>
+      <w:r>
+        <w:t xml:space="preserve"> investigation plus approfondie à l’aide de M.Egli, on a </w:t>
+      </w:r>
+      <w:r>
+        <w:t>trouvé</w:t>
+      </w:r>
+      <w:r>
+        <w:t xml:space="preserve"> que l</w:t>
+      </w:r>
+      <w:r>
+        <w:t>e callback</w:t>
+      </w:r>
+      <w:r>
+        <w:t xml:space="preserve"> n</w:t>
+      </w:r>
+      <w:r>
+        <w:t xml:space="preserve">’était pas appelé et que l’acquisition ne se terminait pas. Pour trouver ce qui causait le problème, </w:t>
+      </w:r>
+      <w:r>
+        <w:t>M.Egli m’a proposé de diminu</w:t>
+      </w:r>
+      <w:r>
+        <w:t>er</w:t>
+      </w:r>
+      <w:r>
+        <w:t xml:space="preserve"> le nombre de groupes de TSC et de les rajouter peu a peu pour voir quel groupe </w:t>
+      </w:r>
+      <w:r>
+        <w:t>ne terminait pas son acquisition en observant les registres lié à l’acquisition (</w:t>
+      </w:r>
+      <w:hyperlink r:id="rId39" w:history="1">
+        <w:r>
+          <w:rPr>
+            <w:rStyle w:val="Lienhypertexte"/>
+          </w:rPr>
+          <w:t>manuel de référence</w:t>
+        </w:r>
+      </w:hyperlink>
+      <w:r>
+        <w:t xml:space="preserve"> p.38</w:t>
+      </w:r>
+      <w:r>
+        <w:t>7</w:t>
+      </w:r>
+      <w:r>
+        <w:t>)</w:t>
+      </w:r>
+      <w:r>
+        <w:t> :</w:t>
+      </w:r>
+    </w:p>
+    <w:p>
+      <w:r>
+        <w:drawing>
+          <wp:inline distT="0" distB="0" distL="0" distR="0" wp14:anchorId="5493074D" wp14:editId="4146915A">
+            <wp:extent cx="3801005" cy="4810796"/>
+            <wp:effectExtent l="0" t="0" r="9525" b="8890"/>
+            <wp:docPr id="425603279" name="Image 1" descr="Une image contenant texte, capture d’écran, affichage, logiciel&#10;&#10;Le contenu généré par l’IA peut être incorrect."/>
+            <wp:cNvGraphicFramePr>
+              <a:graphicFrameLocks xmlns:a="http://schemas.openxmlformats.org/drawingml/2006/main" noChangeAspect="1"/>
+            </wp:cNvGraphicFramePr>
+            <a:graphic xmlns:a="http://schemas.openxmlformats.org/drawingml/2006/main">
+              <a:graphicData uri="http://schemas.openxmlformats.org/drawingml/2006/picture">
+                <pic:pic xmlns:pic="http://schemas.openxmlformats.org/drawingml/2006/picture">
+                  <pic:nvPicPr>
+                    <pic:cNvPr id="425603279" name="Image 1" descr="Une image contenant texte, capture d’écran, affichage, logiciel&#10;&#10;Le contenu généré par l’IA peut être incorrect."/>
+                    <pic:cNvPicPr/>
+                  </pic:nvPicPr>
+                  <pic:blipFill>
+                    <a:blip r:embed="rId40"/>
+                    <a:stretch>
+                      <a:fillRect/>
+                    </a:stretch>
+                  </pic:blipFill>
+                  <pic:spPr>
+                    <a:xfrm>
+                      <a:off x="0" y="0"/>
+                      <a:ext cx="3801005" cy="4810796"/>
+                    </a:xfrm>
+                    <a:prstGeom prst="rect">
+                      <a:avLst/>
+                    </a:prstGeom>
+                  </pic:spPr>
+                </pic:pic>
+              </a:graphicData>
+            </a:graphic>
+          </wp:inline>
+        </w:drawing>
+      </w:r>
+    </w:p>
+    <w:p>
+      <w:r>
+        <w:t xml:space="preserve">On a </w:t>
+      </w:r>
+      <w:r>
+        <w:t xml:space="preserve">le bit </w:t>
+      </w:r>
+      <w:r>
+        <w:rPr>
+          <w:i/>
+          <w:iCs/>
+        </w:rPr>
+        <w:t xml:space="preserve">EOAF </w:t>
+      </w:r>
+      <w:r>
+        <w:t xml:space="preserve">qui signale la fin de l’acquisition. Il devrait être à </w:t>
+      </w:r>
+      <w:r>
+        <w:t>"</w:t>
+      </w:r>
+      <w:r>
+        <w:t>1</w:t>
+      </w:r>
+      <w:r>
+        <w:t>"</w:t>
+      </w:r>
+      <w:r>
+        <w:t xml:space="preserve"> et on a aussi le </w:t>
+      </w:r>
+      <w:r>
+        <w:rPr>
+          <w:i/>
+          <w:iCs/>
+        </w:rPr>
+        <w:t>MCEF</w:t>
+      </w:r>
+      <w:r>
+        <w:t xml:space="preserve"> qui signifie </w:t>
+      </w:r>
+      <w:r>
+        <w:t>un</w:t>
+      </w:r>
+      <w:r>
+        <w:t>e</w:t>
+      </w:r>
+      <w:r>
+        <w:t xml:space="preserve"> erreur de compte maximum donc on est arrivé au compte max sans finir l’acquisition. Ce bit doit rester à </w:t>
+      </w:r>
+      <w:r>
+        <w:t>"</w:t>
+      </w:r>
+      <w:r>
+        <w:t>0</w:t>
+      </w:r>
+      <w:r>
+        <w:t>"</w:t>
+      </w:r>
+      <w:r>
+        <w:t xml:space="preserve"> pour un fonctionnement correct.</w:t>
+      </w:r>
+      <w:r>
+        <w:t xml:space="preserve"> Après </w:t>
+      </w:r>
+      <w:r>
+        <w:t>des tests</w:t>
+      </w:r>
+      <w:r>
+        <w:t>, j’ai eu comme résultat :</w:t>
+      </w:r>
+    </w:p>
+    <w:p>
+      <w:r>
+        <w:t xml:space="preserve">Groupe </w:t>
+      </w:r>
+      <w:r>
+        <w:t>1 est</w:t>
+      </w:r>
+      <w:r>
+        <w:t xml:space="preserve"> OK</w:t>
+      </w:r>
+    </w:p>
+    <w:p>
+      <w:r>
+        <w:t xml:space="preserve">Groupe </w:t>
+      </w:r>
+      <w:r>
+        <w:t xml:space="preserve">2 </w:t>
+      </w:r>
+      <w:r>
+        <w:t>est</w:t>
+      </w:r>
+      <w:r>
+        <w:t xml:space="preserve"> </w:t>
+      </w:r>
+      <w:r>
+        <w:t>OK</w:t>
+      </w:r>
+    </w:p>
+    <w:p>
+      <w:r>
+        <w:t xml:space="preserve">Groupe </w:t>
+      </w:r>
+      <w:r>
+        <w:t>3</w:t>
+      </w:r>
+      <w:r>
+        <w:t xml:space="preserve"> est</w:t>
+      </w:r>
+      <w:r>
+        <w:t xml:space="preserve"> </w:t>
+      </w:r>
+      <w:r>
+        <w:t>OK</w:t>
+      </w:r>
+    </w:p>
+    <w:p>
+      <w:r>
+        <w:t xml:space="preserve">Groupe </w:t>
+      </w:r>
+      <w:r>
+        <w:t>4</w:t>
+      </w:r>
+      <w:r>
+        <w:t xml:space="preserve"> est</w:t>
+      </w:r>
+      <w:r>
+        <w:t xml:space="preserve"> </w:t>
+      </w:r>
+      <w:r>
+        <w:t>N</w:t>
+      </w:r>
+      <w:r>
+        <w:t>OK</w:t>
+      </w:r>
+      <w:r>
+        <w:t xml:space="preserve"> -&gt; PA9</w:t>
+      </w:r>
+      <w:r>
+        <w:t xml:space="preserve"> </w:t>
+      </w:r>
+      <w:r>
+        <w:t xml:space="preserve">est la pin de CS </w:t>
+      </w:r>
+    </w:p>
+    <w:p>
+      <w:r>
+        <w:t>En les mettant tous en même temps sauf le Groupe 4, on arrive a</w:t>
+      </w:r>
+      <w:r>
+        <w:t xml:space="preserve"> récupérer l’interruption, donc le but EOAF monte à </w:t>
+      </w:r>
+      <w:r>
+        <w:t>"</w:t>
+      </w:r>
+      <w:r>
+        <w:t>1</w:t>
+      </w:r>
+      <w:r>
+        <w:t>"</w:t>
+      </w:r>
+      <w:r>
+        <w:t>.</w:t>
+      </w:r>
+      <w:r>
+        <w:t xml:space="preserve"> Je vais donc </w:t>
+      </w:r>
+      <w:r>
+        <w:t>essayer</w:t>
+      </w:r>
+      <w:r>
+        <w:t xml:space="preserve"> de trouver le problème avec le Groupe 4 en rebrasant le condensateur de sampling</w:t>
+      </w:r>
+      <w:r>
+        <w:t xml:space="preserve"> C11.</w:t>
+      </w:r>
       <w:r>
         <w:br w:type="page"/>
       </w:r>
@@ -16383,13 +16887,13 @@
                           <pic:cNvPicPr/>
                         </pic:nvPicPr>
                         <pic:blipFill>
-                          <a:blip r:embed="rId37" cstate="print">
+                          <a:blip r:embed="rId41" cstate="print">
                             <a:extLst>
                               <a:ext uri="{28A0092B-C50C-407E-A947-70E740481C1C}">
                                 <a14:useLocalDpi xmlns:a14="http://schemas.microsoft.com/office/drawing/2010/main" val="0"/>
                               </a:ext>
                               <a:ext uri="{96DAC541-7B7A-43D3-8B79-37D633B846F1}">
-                                <asvg:svgBlip xmlns:asvg="http://schemas.microsoft.com/office/drawing/2016/SVG/main" r:embed="rId38"/>
+                                <asvg:svgBlip xmlns:asvg="http://schemas.microsoft.com/office/drawing/2016/SVG/main" r:embed="rId42"/>
                               </a:ext>
                             </a:extLst>
                           </a:blip>
@@ -16693,13 +17197,13 @@
                           <pic:cNvPicPr/>
                         </pic:nvPicPr>
                         <pic:blipFill>
-                          <a:blip r:embed="rId37" cstate="print">
+                          <a:blip r:embed="rId41" cstate="print">
                             <a:extLst>
                               <a:ext uri="{28A0092B-C50C-407E-A947-70E740481C1C}">
                                 <a14:useLocalDpi xmlns:a14="http://schemas.microsoft.com/office/drawing/2010/main" val="0"/>
                               </a:ext>
                               <a:ext uri="{96DAC541-7B7A-43D3-8B79-37D633B846F1}">
-                                <asvg:svgBlip xmlns:asvg="http://schemas.microsoft.com/office/drawing/2016/SVG/main" r:embed="rId38"/>
+                                <asvg:svgBlip xmlns:asvg="http://schemas.microsoft.com/office/drawing/2016/SVG/main" r:embed="rId42"/>
                               </a:ext>
                             </a:extLst>
                           </a:blip>
@@ -16821,13 +17325,13 @@
                           <pic:cNvPicPr/>
                         </pic:nvPicPr>
                         <pic:blipFill>
-                          <a:blip r:embed="rId37" cstate="print">
+                          <a:blip r:embed="rId41" cstate="print">
                             <a:extLst>
                               <a:ext uri="{28A0092B-C50C-407E-A947-70E740481C1C}">
                                 <a14:useLocalDpi xmlns:a14="http://schemas.microsoft.com/office/drawing/2010/main" val="0"/>
                               </a:ext>
                               <a:ext uri="{96DAC541-7B7A-43D3-8B79-37D633B846F1}">
-                                <asvg:svgBlip xmlns:asvg="http://schemas.microsoft.com/office/drawing/2016/SVG/main" r:embed="rId38"/>
+                                <asvg:svgBlip xmlns:asvg="http://schemas.microsoft.com/office/drawing/2016/SVG/main" r:embed="rId42"/>
                               </a:ext>
                             </a:extLst>
                           </a:blip>
@@ -17889,13 +18393,13 @@
                           <pic:cNvPicPr/>
                         </pic:nvPicPr>
                         <pic:blipFill>
-                          <a:blip r:embed="rId37" cstate="print">
+                          <a:blip r:embed="rId41" cstate="print">
                             <a:extLst>
                               <a:ext uri="{28A0092B-C50C-407E-A947-70E740481C1C}">
                                 <a14:useLocalDpi xmlns:a14="http://schemas.microsoft.com/office/drawing/2010/main" val="0"/>
                               </a:ext>
                               <a:ext uri="{96DAC541-7B7A-43D3-8B79-37D633B846F1}">
-                                <asvg:svgBlip xmlns:asvg="http://schemas.microsoft.com/office/drawing/2016/SVG/main" r:embed="rId38"/>
+                                <asvg:svgBlip xmlns:asvg="http://schemas.microsoft.com/office/drawing/2016/SVG/main" r:embed="rId42"/>
                               </a:ext>
                             </a:extLst>
                           </a:blip>
@@ -18354,7 +18858,7 @@
           <w:numId w:val="30"/>
         </w:numPr>
       </w:pPr>
-      <w:hyperlink r:id="rId39" w:history="1">
+      <w:hyperlink r:id="rId43" w:history="1">
         <w:r>
           <w:rPr>
             <w:rStyle w:val="Lienhypertexte"/>
@@ -18365,86 +18869,6 @@
       <w:r>
         <w:t xml:space="preserve"> </w:t>
       </w:r>
-    </w:p>
-    <w:p>
-      <w:pPr>
-        <w:pStyle w:val="Paragraphedeliste"/>
-        <w:numPr>
-          <w:ilvl w:val="0"/>
-          <w:numId w:val="30"/>
-        </w:numPr>
-        <w:rPr>
-          <w:lang w:val="en-US"/>
-        </w:rPr>
-      </w:pPr>
-      <w:hyperlink r:id="rId40" w:history="1">
-        <w:r>
-          <w:rPr>
-            <w:rStyle w:val="Lienhypertexte"/>
-            <w:lang w:val="en-US"/>
-          </w:rPr>
-          <w:t>Datasheet - STM32L072x8 STM32L072xB STM32L072xZ - Ultra-low-power 32-bit MCU Arm®-based Cortex®-M0+, up to 192KB Flash, 20KB SRAM, 6KB EEPROM, USB, ADC, DACs</w:t>
-        </w:r>
-      </w:hyperlink>
-    </w:p>
-    <w:p>
-      <w:pPr>
-        <w:pStyle w:val="Paragraphedeliste"/>
-        <w:numPr>
-          <w:ilvl w:val="0"/>
-          <w:numId w:val="30"/>
-        </w:numPr>
-      </w:pPr>
-      <w:hyperlink r:id="rId41" w:history="1">
-        <w:r>
-          <w:rPr>
-            <w:rStyle w:val="Lienhypertexte"/>
-          </w:rPr>
-          <w:t>Nos amis les MOSFET | Connect - Editions Diamond</w:t>
-        </w:r>
-      </w:hyperlink>
-    </w:p>
-    <w:p>
-      <w:pPr>
-        <w:pStyle w:val="Paragraphedeliste"/>
-        <w:numPr>
-          <w:ilvl w:val="0"/>
-          <w:numId w:val="30"/>
-        </w:numPr>
-        <w:rPr>
-          <w:lang w:val="en-US"/>
-        </w:rPr>
-      </w:pPr>
-      <w:hyperlink r:id="rId42" w:history="1">
-        <w:r>
-          <w:rPr>
-            <w:rStyle w:val="Lienhypertexte"/>
-            <w:lang w:val="en-US"/>
-          </w:rPr>
-          <w:t>usb c - USB-C pulldown on the CC lines: Is one resistor enough? - Electrical Engineering Stack Exchange</w:t>
-        </w:r>
-      </w:hyperlink>
-    </w:p>
-    <w:p>
-      <w:pPr>
-        <w:pStyle w:val="Paragraphedeliste"/>
-        <w:numPr>
-          <w:ilvl w:val="0"/>
-          <w:numId w:val="30"/>
-        </w:numPr>
-        <w:rPr>
-          <w:lang w:val="en-US"/>
-        </w:rPr>
-      </w:pPr>
-      <w:hyperlink r:id="rId43" w:history="1">
-        <w:r>
-          <w:rPr>
-            <w:rStyle w:val="Lienhypertexte"/>
-            <w:lang w:val="en-US"/>
-          </w:rPr>
-          <w:t>power - Current consumption estimation STM32L0 - Electrical Engineering Stack Exchange</w:t>
-        </w:r>
-      </w:hyperlink>
     </w:p>
     <w:p>
       <w:pPr>
@@ -18461,8 +18885,9 @@
         <w:r>
           <w:rPr>
             <w:rStyle w:val="Lienhypertexte"/>
-          </w:rPr>
-          <w:t>Touch Sensing Software - User Guide</w:t>
+            <w:lang w:val="en-US"/>
+          </w:rPr>
+          <w:t>Datasheet - STM32L072x8 STM32L072xB STM32L072xZ - Ultra-low-power 32-bit MCU Arm®-based Cortex®-M0+, up to 192KB Flash, 20KB SRAM, 6KB EEPROM, USB, ADC, DACs</w:t>
         </w:r>
       </w:hyperlink>
     </w:p>
@@ -18473,17 +18898,13 @@
           <w:ilvl w:val="0"/>
           <w:numId w:val="30"/>
         </w:numPr>
-        <w:rPr>
-          <w:lang w:val="en-US"/>
-        </w:rPr>
       </w:pPr>
       <w:hyperlink r:id="rId45" w:history="1">
         <w:r>
           <w:rPr>
             <w:rStyle w:val="Lienhypertexte"/>
-            <w:lang w:val="en-US"/>
-          </w:rPr>
-          <w:t>AND90146 - MOSFET Selection for Reverse Polarity Protection</w:t>
+          </w:rPr>
+          <w:t>Nos amis les MOSFET | Connect - Editions Diamond</w:t>
         </w:r>
       </w:hyperlink>
     </w:p>
@@ -18504,7 +18925,7 @@
             <w:rStyle w:val="Lienhypertexte"/>
             <w:lang w:val="en-US"/>
           </w:rPr>
-          <w:t>Ultra-low-power STM32L0x2 advanced Arm®-based 32-bit MCUs - Reference manual</w:t>
+          <w:t>usb c - USB-C pulldown on the CC lines: Is one resistor enough? - Electrical Engineering Stack Exchange</w:t>
         </w:r>
       </w:hyperlink>
     </w:p>
@@ -18520,6 +18941,89 @@
         </w:rPr>
       </w:pPr>
       <w:hyperlink r:id="rId47" w:history="1">
+        <w:r>
+          <w:rPr>
+            <w:rStyle w:val="Lienhypertexte"/>
+            <w:lang w:val="en-US"/>
+          </w:rPr>
+          <w:t>power - Current consumption estimation STM32L0 - Electrical Engineering Stack Exchange</w:t>
+        </w:r>
+      </w:hyperlink>
+    </w:p>
+    <w:p>
+      <w:pPr>
+        <w:pStyle w:val="Paragraphedeliste"/>
+        <w:numPr>
+          <w:ilvl w:val="0"/>
+          <w:numId w:val="30"/>
+        </w:numPr>
+        <w:rPr>
+          <w:lang w:val="en-US"/>
+        </w:rPr>
+      </w:pPr>
+      <w:hyperlink r:id="rId48" w:history="1">
+        <w:r>
+          <w:rPr>
+            <w:rStyle w:val="Lienhypertexte"/>
+          </w:rPr>
+          <w:t>Touch Sensing Software - User Guide</w:t>
+        </w:r>
+      </w:hyperlink>
+    </w:p>
+    <w:p>
+      <w:pPr>
+        <w:pStyle w:val="Paragraphedeliste"/>
+        <w:numPr>
+          <w:ilvl w:val="0"/>
+          <w:numId w:val="30"/>
+        </w:numPr>
+        <w:rPr>
+          <w:lang w:val="en-US"/>
+        </w:rPr>
+      </w:pPr>
+      <w:hyperlink r:id="rId49" w:history="1">
+        <w:r>
+          <w:rPr>
+            <w:rStyle w:val="Lienhypertexte"/>
+            <w:lang w:val="en-US"/>
+          </w:rPr>
+          <w:t>AND90146 - MOSFET Selection for Reverse Polarity Protection</w:t>
+        </w:r>
+      </w:hyperlink>
+    </w:p>
+    <w:p>
+      <w:pPr>
+        <w:pStyle w:val="Paragraphedeliste"/>
+        <w:numPr>
+          <w:ilvl w:val="0"/>
+          <w:numId w:val="30"/>
+        </w:numPr>
+        <w:rPr>
+          <w:lang w:val="en-US"/>
+        </w:rPr>
+      </w:pPr>
+      <w:hyperlink r:id="rId50" w:history="1">
+        <w:r>
+          <w:rPr>
+            <w:rStyle w:val="Lienhypertexte"/>
+            <w:lang w:val="en-US"/>
+          </w:rPr>
+          <w:t>Ultra-low-power STM32L0x2 advanced Arm®-based 32-bit MCUs - Reference manual</w:t>
+        </w:r>
+      </w:hyperlink>
+    </w:p>
+    <w:p>
+      <w:pPr>
+        <w:pStyle w:val="Paragraphedeliste"/>
+        <w:numPr>
+          <w:ilvl w:val="0"/>
+          <w:numId w:val="30"/>
+        </w:numPr>
+        <w:rPr>
+          <w:lang w:val="en-US"/>
+        </w:rPr>
+      </w:pPr>
+      <w:hyperlink r:id="rId51" w:history="1">
         <w:r>
           <w:rPr>
             <w:rStyle w:val="Lienhypertexte"/>
@@ -18743,7 +19247,7 @@
                     </pic:cNvPicPr>
                   </pic:nvPicPr>
                   <pic:blipFill>
-                    <a:blip r:embed="rId48">
+                    <a:blip r:embed="rId52">
                       <a:extLst>
                         <a:ext uri="{28A0092B-C50C-407E-A947-70E740481C1C}">
                           <a14:useLocalDpi xmlns:a14="http://schemas.microsoft.com/office/drawing/2010/main" val="0"/>
@@ -18807,7 +19311,7 @@
                     </pic:cNvPicPr>
                   </pic:nvPicPr>
                   <pic:blipFill>
-                    <a:blip r:embed="rId49">
+                    <a:blip r:embed="rId53">
                       <a:extLst>
                         <a:ext uri="{28A0092B-C50C-407E-A947-70E740481C1C}">
                           <a14:useLocalDpi xmlns:a14="http://schemas.microsoft.com/office/drawing/2010/main" val="0"/>
@@ -18846,8 +19350,8 @@
       </w:r>
     </w:p>
     <w:sectPr>
-      <w:headerReference w:type="default" r:id="rId50"/>
-      <w:footerReference w:type="default" r:id="rId51"/>
+      <w:headerReference w:type="default" r:id="rId54"/>
+      <w:footerReference w:type="default" r:id="rId55"/>
       <w:pgSz w:w="11906" w:h="16838"/>
       <w:pgMar w:top="1417" w:right="1417" w:bottom="1417" w:left="1417" w:header="708" w:footer="708" w:gutter="0"/>
       <w:pgNumType w:start="0"/>
@@ -18894,6 +19398,7 @@
         <w:docPartUnique/>
       </w:docPartObj>
     </w:sdtPr>
+    <w:sdtEndPr/>
     <w:sdtContent>
       <w:p>
         <w:pPr>
@@ -18905,55 +19410,7 @@
             <w:rPr>
               <w:noProof/>
             </w:rPr>
-            <w:t>jeu</w:t>
-          </w:r>
-          <w:r>
-            <w:rPr>
-              <w:noProof/>
-            </w:rPr>
-            <w:t>-</w:t>
-          </w:r>
-          <w:r>
-            <w:rPr>
-              <w:noProof/>
-            </w:rPr>
-            <w:t>du</w:t>
-          </w:r>
-          <w:r>
-            <w:rPr>
-              <w:noProof/>
-            </w:rPr>
-            <w:t>-</w:t>
-          </w:r>
-          <w:r>
-            <w:rPr>
-              <w:noProof/>
-            </w:rPr>
-            <w:t>moulin</w:t>
-          </w:r>
-          <w:r>
-            <w:rPr>
-              <w:noProof/>
-            </w:rPr>
-            <w:t>-</w:t>
-          </w:r>
-          <w:r>
-            <w:rPr>
-              <w:noProof/>
-            </w:rPr>
-            <w:t>bour</w:t>
-          </w:r>
-          <w:r>
-            <w:rPr>
-              <w:noProof/>
-            </w:rPr>
-            <w:t>quenouda</w:t>
-          </w:r>
-          <w:r>
-            <w:rPr>
-              <w:noProof/>
-            </w:rPr>
-            <w:t>-rpt-development.docx</w:t>
+            <w:t>jeu-du-moulin-bourquenouda-rpt-development.docx</w:t>
           </w:r>
         </w:fldSimple>
         <w:r>

--- a/jeu_du_moulin_boura/rpt/jeu-du-moulin-bourquenouda-rpt-development.docx
+++ b/jeu_du_moulin_boura/rpt/jeu-du-moulin-bourquenouda-rpt-development.docx
@@ -3738,7 +3738,6 @@
                                     <w:dataBinding w:prefixMappings="xmlns:ns0='http://purl.org/dc/elements/1.1/' xmlns:ns1='http://schemas.openxmlformats.org/package/2006/metadata/core-properties' " w:xpath="/ns1:coreProperties[1]/ns0:title[1]" w:storeItemID="{6C3C8BC8-F283-45AE-878A-BAB7291924A1}"/>
                                     <w:text/>
                                   </w:sdtPr>
-                                  <w:sdtEndPr/>
                                   <w:sdtContent>
                                     <w:r>
                                       <w:rPr>
@@ -3872,7 +3871,6 @@
                               <w:dataBinding w:prefixMappings="xmlns:ns0='http://purl.org/dc/elements/1.1/' xmlns:ns1='http://schemas.openxmlformats.org/package/2006/metadata/core-properties' " w:xpath="/ns1:coreProperties[1]/ns0:title[1]" w:storeItemID="{6C3C8BC8-F283-45AE-878A-BAB7291924A1}"/>
                               <w:text/>
                             </w:sdtPr>
-                            <w:sdtEndPr/>
                             <w:sdtContent>
                               <w:r>
                                 <w:rPr>
@@ -4275,7 +4273,6 @@
                                     <w:dataBinding w:prefixMappings="xmlns:ns0='http://purl.org/dc/elements/1.1/' xmlns:ns1='http://schemas.openxmlformats.org/package/2006/metadata/core-properties' " w:xpath="/ns1:coreProperties[1]/ns0:creator[1]" w:storeItemID="{6C3C8BC8-F283-45AE-878A-BAB7291924A1}"/>
                                     <w:text/>
                                   </w:sdtPr>
-                                  <w:sdtEndPr/>
                                   <w:sdtContent>
                                     <w:r>
                                       <w:rPr>
@@ -4330,7 +4327,6 @@
                                     <w:dataBinding w:prefixMappings="xmlns:ns0='http://schemas.openxmlformats.org/officeDocument/2006/extended-properties' " w:xpath="/ns0:Properties[1]/ns0:Company[1]" w:storeItemID="{6668398D-A668-4E3E-A5EB-62B293D839F1}"/>
                                     <w:text/>
                                   </w:sdtPr>
-                                  <w:sdtEndPr/>
                                   <w:sdtContent>
                                     <w:r>
                                       <w:rPr>
@@ -4421,7 +4417,6 @@
                               <w:dataBinding w:prefixMappings="xmlns:ns0='http://purl.org/dc/elements/1.1/' xmlns:ns1='http://schemas.openxmlformats.org/package/2006/metadata/core-properties' " w:xpath="/ns1:coreProperties[1]/ns0:creator[1]" w:storeItemID="{6C3C8BC8-F283-45AE-878A-BAB7291924A1}"/>
                               <w:text/>
                             </w:sdtPr>
-                            <w:sdtEndPr/>
                             <w:sdtContent>
                               <w:r>
                                 <w:rPr>
@@ -4476,7 +4471,6 @@
                               <w:dataBinding w:prefixMappings="xmlns:ns0='http://schemas.openxmlformats.org/officeDocument/2006/extended-properties' " w:xpath="/ns0:Properties[1]/ns0:Company[1]" w:storeItemID="{6668398D-A668-4E3E-A5EB-62B293D839F1}"/>
                               <w:text/>
                             </w:sdtPr>
-                            <w:sdtEndPr/>
                             <w:sdtContent>
                               <w:r>
                                 <w:rPr>
@@ -4536,9 +4530,9 @@
         </w:p>
       </w:sdtContent>
     </w:sdt>
-    <w:bookmarkStart w:id="0" w:name="_Toc40259938" w:displacedByCustomXml="prev"/>
+    <w:bookmarkStart w:id="0" w:name="_Toc40260289" w:displacedByCustomXml="prev"/>
     <w:bookmarkStart w:id="1" w:name="_Toc40260205" w:displacedByCustomXml="prev"/>
-    <w:bookmarkStart w:id="2" w:name="_Toc40260289" w:displacedByCustomXml="prev"/>
+    <w:bookmarkStart w:id="2" w:name="_Toc40259938" w:displacedByCustomXml="prev"/>
     <w:p>
       <w:pPr>
         <w:pStyle w:val="Titre"/>
@@ -4599,7 +4593,7 @@
         </w:rPr>
         <w:fldChar w:fldCharType="separate"/>
       </w:r>
-      <w:hyperlink w:anchor="_Toc199257263" w:history="1">
+      <w:hyperlink w:anchor="_Toc199861674" w:history="1">
         <w:r>
           <w:rPr>
             <w:rStyle w:val="Lienhypertexte"/>
@@ -4648,7 +4642,7 @@
             <w:noProof/>
             <w:webHidden/>
           </w:rPr>
-          <w:instrText xml:space="preserve"> PAGEREF _Toc199257263 \h </w:instrText>
+          <w:instrText xml:space="preserve"> PAGEREF _Toc199861674 \h </w:instrText>
         </w:r>
         <w:r>
           <w:rPr>
@@ -4697,7 +4691,7 @@
           <w14:ligatures w14:val="standardContextual"/>
         </w:rPr>
       </w:pPr>
-      <w:hyperlink w:anchor="_Toc199257264" w:history="1">
+      <w:hyperlink w:anchor="_Toc199861675" w:history="1">
         <w:r>
           <w:rPr>
             <w:rStyle w:val="Lienhypertexte"/>
@@ -4744,7 +4738,7 @@
             <w:noProof/>
             <w:webHidden/>
           </w:rPr>
-          <w:instrText xml:space="preserve"> PAGEREF _Toc199257264 \h </w:instrText>
+          <w:instrText xml:space="preserve"> PAGEREF _Toc199861675 \h </w:instrText>
         </w:r>
         <w:r>
           <w:rPr>
@@ -4793,7 +4787,7 @@
           <w14:ligatures w14:val="standardContextual"/>
         </w:rPr>
       </w:pPr>
-      <w:hyperlink w:anchor="_Toc199257265" w:history="1">
+      <w:hyperlink w:anchor="_Toc199861676" w:history="1">
         <w:r>
           <w:rPr>
             <w:rStyle w:val="Lienhypertexte"/>
@@ -4840,7 +4834,7 @@
             <w:noProof/>
             <w:webHidden/>
           </w:rPr>
-          <w:instrText xml:space="preserve"> PAGEREF _Toc199257265 \h </w:instrText>
+          <w:instrText xml:space="preserve"> PAGEREF _Toc199861676 \h </w:instrText>
         </w:r>
         <w:r>
           <w:rPr>
@@ -4891,7 +4885,7 @@
           <w14:ligatures w14:val="standardContextual"/>
         </w:rPr>
       </w:pPr>
-      <w:hyperlink w:anchor="_Toc199257266" w:history="1">
+      <w:hyperlink w:anchor="_Toc199861677" w:history="1">
         <w:r>
           <w:rPr>
             <w:rStyle w:val="Lienhypertexte"/>
@@ -4940,7 +4934,7 @@
             <w:noProof/>
             <w:webHidden/>
           </w:rPr>
-          <w:instrText xml:space="preserve"> PAGEREF _Toc199257266 \h </w:instrText>
+          <w:instrText xml:space="preserve"> PAGEREF _Toc199861677 \h </w:instrText>
         </w:r>
         <w:r>
           <w:rPr>
@@ -4989,7 +4983,7 @@
           <w14:ligatures w14:val="standardContextual"/>
         </w:rPr>
       </w:pPr>
-      <w:hyperlink w:anchor="_Toc199257267" w:history="1">
+      <w:hyperlink w:anchor="_Toc199861678" w:history="1">
         <w:r>
           <w:rPr>
             <w:rStyle w:val="Lienhypertexte"/>
@@ -5036,7 +5030,7 @@
             <w:noProof/>
             <w:webHidden/>
           </w:rPr>
-          <w:instrText xml:space="preserve"> PAGEREF _Toc199257267 \h </w:instrText>
+          <w:instrText xml:space="preserve"> PAGEREF _Toc199861678 \h </w:instrText>
         </w:r>
         <w:r>
           <w:rPr>
@@ -5085,7 +5079,7 @@
           <w14:ligatures w14:val="standardContextual"/>
         </w:rPr>
       </w:pPr>
-      <w:hyperlink w:anchor="_Toc199257268" w:history="1">
+      <w:hyperlink w:anchor="_Toc199861679" w:history="1">
         <w:r>
           <w:rPr>
             <w:rStyle w:val="Lienhypertexte"/>
@@ -5132,7 +5126,7 @@
             <w:noProof/>
             <w:webHidden/>
           </w:rPr>
-          <w:instrText xml:space="preserve"> PAGEREF _Toc199257268 \h </w:instrText>
+          <w:instrText xml:space="preserve"> PAGEREF _Toc199861679 \h </w:instrText>
         </w:r>
         <w:r>
           <w:rPr>
@@ -5183,7 +5177,7 @@
           <w14:ligatures w14:val="standardContextual"/>
         </w:rPr>
       </w:pPr>
-      <w:hyperlink w:anchor="_Toc199257269" w:history="1">
+      <w:hyperlink w:anchor="_Toc199861680" w:history="1">
         <w:r>
           <w:rPr>
             <w:rStyle w:val="Lienhypertexte"/>
@@ -5232,7 +5226,7 @@
             <w:noProof/>
             <w:webHidden/>
           </w:rPr>
-          <w:instrText xml:space="preserve"> PAGEREF _Toc199257269 \h </w:instrText>
+          <w:instrText xml:space="preserve"> PAGEREF _Toc199861680 \h </w:instrText>
         </w:r>
         <w:r>
           <w:rPr>
@@ -5283,7 +5277,7 @@
           <w14:ligatures w14:val="standardContextual"/>
         </w:rPr>
       </w:pPr>
-      <w:hyperlink w:anchor="_Toc199257270" w:history="1">
+      <w:hyperlink w:anchor="_Toc199861681" w:history="1">
         <w:r>
           <w:rPr>
             <w:rStyle w:val="Lienhypertexte"/>
@@ -5332,7 +5326,7 @@
             <w:noProof/>
             <w:webHidden/>
           </w:rPr>
-          <w:instrText xml:space="preserve"> PAGEREF _Toc199257270 \h </w:instrText>
+          <w:instrText xml:space="preserve"> PAGEREF _Toc199861681 \h </w:instrText>
         </w:r>
         <w:r>
           <w:rPr>
@@ -5381,7 +5375,7 @@
           <w14:ligatures w14:val="standardContextual"/>
         </w:rPr>
       </w:pPr>
-      <w:hyperlink w:anchor="_Toc199257271" w:history="1">
+      <w:hyperlink w:anchor="_Toc199861682" w:history="1">
         <w:r>
           <w:rPr>
             <w:rStyle w:val="Lienhypertexte"/>
@@ -5428,7 +5422,7 @@
             <w:noProof/>
             <w:webHidden/>
           </w:rPr>
-          <w:instrText xml:space="preserve"> PAGEREF _Toc199257271 \h </w:instrText>
+          <w:instrText xml:space="preserve"> PAGEREF _Toc199861682 \h </w:instrText>
         </w:r>
         <w:r>
           <w:rPr>
@@ -5477,7 +5471,7 @@
           <w14:ligatures w14:val="standardContextual"/>
         </w:rPr>
       </w:pPr>
-      <w:hyperlink w:anchor="_Toc199257272" w:history="1">
+      <w:hyperlink w:anchor="_Toc199861683" w:history="1">
         <w:r>
           <w:rPr>
             <w:rStyle w:val="Lienhypertexte"/>
@@ -5524,7 +5518,7 @@
             <w:noProof/>
             <w:webHidden/>
           </w:rPr>
-          <w:instrText xml:space="preserve"> PAGEREF _Toc199257272 \h </w:instrText>
+          <w:instrText xml:space="preserve"> PAGEREF _Toc199861683 \h </w:instrText>
         </w:r>
         <w:r>
           <w:rPr>
@@ -5573,7 +5567,7 @@
           <w14:ligatures w14:val="standardContextual"/>
         </w:rPr>
       </w:pPr>
-      <w:hyperlink w:anchor="_Toc199257273" w:history="1">
+      <w:hyperlink w:anchor="_Toc199861684" w:history="1">
         <w:r>
           <w:rPr>
             <w:rStyle w:val="Lienhypertexte"/>
@@ -5620,7 +5614,7 @@
             <w:noProof/>
             <w:webHidden/>
           </w:rPr>
-          <w:instrText xml:space="preserve"> PAGEREF _Toc199257273 \h </w:instrText>
+          <w:instrText xml:space="preserve"> PAGEREF _Toc199861684 \h </w:instrText>
         </w:r>
         <w:r>
           <w:rPr>
@@ -5669,7 +5663,7 @@
           <w14:ligatures w14:val="standardContextual"/>
         </w:rPr>
       </w:pPr>
-      <w:hyperlink w:anchor="_Toc199257274" w:history="1">
+      <w:hyperlink w:anchor="_Toc199861685" w:history="1">
         <w:r>
           <w:rPr>
             <w:rStyle w:val="Lienhypertexte"/>
@@ -5716,7 +5710,7 @@
             <w:noProof/>
             <w:webHidden/>
           </w:rPr>
-          <w:instrText xml:space="preserve"> PAGEREF _Toc199257274 \h </w:instrText>
+          <w:instrText xml:space="preserve"> PAGEREF _Toc199861685 \h </w:instrText>
         </w:r>
         <w:r>
           <w:rPr>
@@ -5765,7 +5759,7 @@
           <w14:ligatures w14:val="standardContextual"/>
         </w:rPr>
       </w:pPr>
-      <w:hyperlink w:anchor="_Toc199257275" w:history="1">
+      <w:hyperlink w:anchor="_Toc199861686" w:history="1">
         <w:r>
           <w:rPr>
             <w:rStyle w:val="Lienhypertexte"/>
@@ -5812,7 +5806,7 @@
             <w:noProof/>
             <w:webHidden/>
           </w:rPr>
-          <w:instrText xml:space="preserve"> PAGEREF _Toc199257275 \h </w:instrText>
+          <w:instrText xml:space="preserve"> PAGEREF _Toc199861686 \h </w:instrText>
         </w:r>
         <w:r>
           <w:rPr>
@@ -5832,7 +5826,7 @@
             <w:noProof/>
             <w:webHidden/>
           </w:rPr>
-          <w:t>25</w:t>
+          <w:t>26</w:t>
         </w:r>
         <w:r>
           <w:rPr>
@@ -5861,7 +5855,7 @@
           <w14:ligatures w14:val="standardContextual"/>
         </w:rPr>
       </w:pPr>
-      <w:hyperlink w:anchor="_Toc199257276" w:history="1">
+      <w:hyperlink w:anchor="_Toc199861687" w:history="1">
         <w:r>
           <w:rPr>
             <w:rStyle w:val="Lienhypertexte"/>
@@ -5908,7 +5902,7 @@
             <w:noProof/>
             <w:webHidden/>
           </w:rPr>
-          <w:instrText xml:space="preserve"> PAGEREF _Toc199257276 \h </w:instrText>
+          <w:instrText xml:space="preserve"> PAGEREF _Toc199861687 \h </w:instrText>
         </w:r>
         <w:r>
           <w:rPr>
@@ -5928,7 +5922,7 @@
             <w:noProof/>
             <w:webHidden/>
           </w:rPr>
-          <w:t>25</w:t>
+          <w:t>27</w:t>
         </w:r>
         <w:r>
           <w:rPr>
@@ -5957,7 +5951,7 @@
           <w14:ligatures w14:val="standardContextual"/>
         </w:rPr>
       </w:pPr>
-      <w:hyperlink w:anchor="_Toc199257277" w:history="1">
+      <w:hyperlink w:anchor="_Toc199861688" w:history="1">
         <w:r>
           <w:rPr>
             <w:rStyle w:val="Lienhypertexte"/>
@@ -6004,7 +5998,7 @@
             <w:noProof/>
             <w:webHidden/>
           </w:rPr>
-          <w:instrText xml:space="preserve"> PAGEREF _Toc199257277 \h </w:instrText>
+          <w:instrText xml:space="preserve"> PAGEREF _Toc199861688 \h </w:instrText>
         </w:r>
         <w:r>
           <w:rPr>
@@ -6024,7 +6018,7 @@
             <w:noProof/>
             <w:webHidden/>
           </w:rPr>
-          <w:t>26</w:t>
+          <w:t>28</w:t>
         </w:r>
         <w:r>
           <w:rPr>
@@ -6053,7 +6047,7 @@
           <w14:ligatures w14:val="standardContextual"/>
         </w:rPr>
       </w:pPr>
-      <w:hyperlink w:anchor="_Toc199257278" w:history="1">
+      <w:hyperlink w:anchor="_Toc199861689" w:history="1">
         <w:r>
           <w:rPr>
             <w:rStyle w:val="Lienhypertexte"/>
@@ -6079,7 +6073,7 @@
             <w:rStyle w:val="Lienhypertexte"/>
             <w:noProof/>
           </w:rPr>
-          <w:t>Software</w:t>
+          <w:t>Phase de production en série</w:t>
         </w:r>
         <w:r>
           <w:rPr>
@@ -6100,7 +6094,7 @@
             <w:noProof/>
             <w:webHidden/>
           </w:rPr>
-          <w:instrText xml:space="preserve"> PAGEREF _Toc199257278 \h </w:instrText>
+          <w:instrText xml:space="preserve"> PAGEREF _Toc199861689 \h </w:instrText>
         </w:r>
         <w:r>
           <w:rPr>
@@ -6120,7 +6114,7 @@
             <w:noProof/>
             <w:webHidden/>
           </w:rPr>
-          <w:t>26</w:t>
+          <w:t>28</w:t>
         </w:r>
         <w:r>
           <w:rPr>
@@ -6149,7 +6143,7 @@
           <w14:ligatures w14:val="standardContextual"/>
         </w:rPr>
       </w:pPr>
-      <w:hyperlink w:anchor="_Toc199257279" w:history="1">
+      <w:hyperlink w:anchor="_Toc199861690" w:history="1">
         <w:r>
           <w:rPr>
             <w:rStyle w:val="Lienhypertexte"/>
@@ -6175,7 +6169,7 @@
             <w:rStyle w:val="Lienhypertexte"/>
             <w:noProof/>
           </w:rPr>
-          <w:t>Phase de production en série</w:t>
+          <w:t>Liste des outils utilisés et leur version</w:t>
         </w:r>
         <w:r>
           <w:rPr>
@@ -6196,7 +6190,7 @@
             <w:noProof/>
             <w:webHidden/>
           </w:rPr>
-          <w:instrText xml:space="preserve"> PAGEREF _Toc199257279 \h </w:instrText>
+          <w:instrText xml:space="preserve"> PAGEREF _Toc199861690 \h </w:instrText>
         </w:r>
         <w:r>
           <w:rPr>
@@ -6216,103 +6210,7 @@
             <w:noProof/>
             <w:webHidden/>
           </w:rPr>
-          <w:t>27</w:t>
-        </w:r>
-        <w:r>
-          <w:rPr>
-            <w:noProof/>
-            <w:webHidden/>
-          </w:rPr>
-          <w:fldChar w:fldCharType="end"/>
-        </w:r>
-      </w:hyperlink>
-    </w:p>
-    <w:p>
-      <w:pPr>
-        <w:pStyle w:val="TM2"/>
-        <w:tabs>
-          <w:tab w:val="left" w:pos="880"/>
-          <w:tab w:val="right" w:leader="dot" w:pos="9062"/>
-        </w:tabs>
-        <w:rPr>
-          <w:rFonts w:cstheme="minorBidi"/>
-          <w:smallCaps w:val="0"/>
-          <w:noProof/>
-          <w:kern w:val="2"/>
-          <w:sz w:val="24"/>
-          <w:szCs w:val="24"/>
-          <w:lang w:eastAsia="fr-CH"/>
-          <w14:ligatures w14:val="standardContextual"/>
-        </w:rPr>
-      </w:pPr>
-      <w:hyperlink w:anchor="_Toc199257280" w:history="1">
-        <w:r>
-          <w:rPr>
-            <w:rStyle w:val="Lienhypertexte"/>
-            <w:noProof/>
-          </w:rPr>
-          <w:t>4.10</w:t>
-        </w:r>
-        <w:r>
-          <w:rPr>
-            <w:rFonts w:cstheme="minorBidi"/>
-            <w:smallCaps w:val="0"/>
-            <w:noProof/>
-            <w:kern w:val="2"/>
-            <w:sz w:val="24"/>
-            <w:szCs w:val="24"/>
-            <w:lang w:eastAsia="fr-CH"/>
-            <w14:ligatures w14:val="standardContextual"/>
-          </w:rPr>
-          <w:tab/>
-        </w:r>
-        <w:r>
-          <w:rPr>
-            <w:rStyle w:val="Lienhypertexte"/>
-            <w:noProof/>
-          </w:rPr>
-          <w:t>Liste des outils utilisés et leur version</w:t>
-        </w:r>
-        <w:r>
-          <w:rPr>
-            <w:noProof/>
-            <w:webHidden/>
-          </w:rPr>
-          <w:tab/>
-        </w:r>
-        <w:r>
-          <w:rPr>
-            <w:noProof/>
-            <w:webHidden/>
-          </w:rPr>
-          <w:fldChar w:fldCharType="begin"/>
-        </w:r>
-        <w:r>
-          <w:rPr>
-            <w:noProof/>
-            <w:webHidden/>
-          </w:rPr>
-          <w:instrText xml:space="preserve"> PAGEREF _Toc199257280 \h </w:instrText>
-        </w:r>
-        <w:r>
-          <w:rPr>
-            <w:noProof/>
-            <w:webHidden/>
-          </w:rPr>
-        </w:r>
-        <w:r>
-          <w:rPr>
-            <w:noProof/>
-            <w:webHidden/>
-          </w:rPr>
-          <w:fldChar w:fldCharType="separate"/>
-        </w:r>
-        <w:r>
-          <w:rPr>
-            <w:noProof/>
-            <w:webHidden/>
-          </w:rPr>
-          <w:t>27</w:t>
+          <w:t>28</w:t>
         </w:r>
         <w:r>
           <w:rPr>
@@ -6343,7 +6241,7 @@
           <w14:ligatures w14:val="standardContextual"/>
         </w:rPr>
       </w:pPr>
-      <w:hyperlink w:anchor="_Toc199257281" w:history="1">
+      <w:hyperlink w:anchor="_Toc199861691" w:history="1">
         <w:r>
           <w:rPr>
             <w:rStyle w:val="Lienhypertexte"/>
@@ -6392,7 +6290,7 @@
             <w:noProof/>
             <w:webHidden/>
           </w:rPr>
-          <w:instrText xml:space="preserve"> PAGEREF _Toc199257281 \h </w:instrText>
+          <w:instrText xml:space="preserve"> PAGEREF _Toc199861691 \h </w:instrText>
         </w:r>
         <w:r>
           <w:rPr>
@@ -6412,7 +6310,7 @@
             <w:noProof/>
             <w:webHidden/>
           </w:rPr>
-          <w:t>28</w:t>
+          <w:t>29</w:t>
         </w:r>
         <w:r>
           <w:rPr>
@@ -6441,7 +6339,7 @@
           <w14:ligatures w14:val="standardContextual"/>
         </w:rPr>
       </w:pPr>
-      <w:hyperlink w:anchor="_Toc199257282" w:history="1">
+      <w:hyperlink w:anchor="_Toc199861692" w:history="1">
         <w:r>
           <w:rPr>
             <w:rStyle w:val="Lienhypertexte"/>
@@ -6488,7 +6386,7 @@
             <w:noProof/>
             <w:webHidden/>
           </w:rPr>
-          <w:instrText xml:space="preserve"> PAGEREF _Toc199257282 \h </w:instrText>
+          <w:instrText xml:space="preserve"> PAGEREF _Toc199861692 \h </w:instrText>
         </w:r>
         <w:r>
           <w:rPr>
@@ -6508,7 +6406,7 @@
             <w:noProof/>
             <w:webHidden/>
           </w:rPr>
-          <w:t>28</w:t>
+          <w:t>29</w:t>
         </w:r>
         <w:r>
           <w:rPr>
@@ -6537,7 +6435,7 @@
           <w14:ligatures w14:val="standardContextual"/>
         </w:rPr>
       </w:pPr>
-      <w:hyperlink w:anchor="_Toc199257283" w:history="1">
+      <w:hyperlink w:anchor="_Toc199861693" w:history="1">
         <w:r>
           <w:rPr>
             <w:rStyle w:val="Lienhypertexte"/>
@@ -6584,7 +6482,7 @@
             <w:noProof/>
             <w:webHidden/>
           </w:rPr>
-          <w:instrText xml:space="preserve"> PAGEREF _Toc199257283 \h </w:instrText>
+          <w:instrText xml:space="preserve"> PAGEREF _Toc199861693 \h </w:instrText>
         </w:r>
         <w:r>
           <w:rPr>
@@ -6604,7 +6502,7 @@
             <w:noProof/>
             <w:webHidden/>
           </w:rPr>
-          <w:t>28</w:t>
+          <w:t>29</w:t>
         </w:r>
         <w:r>
           <w:rPr>
@@ -6633,7 +6531,7 @@
           <w14:ligatures w14:val="standardContextual"/>
         </w:rPr>
       </w:pPr>
-      <w:hyperlink w:anchor="_Toc199257284" w:history="1">
+      <w:hyperlink w:anchor="_Toc199861694" w:history="1">
         <w:r>
           <w:rPr>
             <w:rStyle w:val="Lienhypertexte"/>
@@ -6680,7 +6578,7 @@
             <w:noProof/>
             <w:webHidden/>
           </w:rPr>
-          <w:instrText xml:space="preserve"> PAGEREF _Toc199257284 \h </w:instrText>
+          <w:instrText xml:space="preserve"> PAGEREF _Toc199861694 \h </w:instrText>
         </w:r>
         <w:r>
           <w:rPr>
@@ -6700,7 +6598,7 @@
             <w:noProof/>
             <w:webHidden/>
           </w:rPr>
-          <w:t>29</w:t>
+          <w:t>30</w:t>
         </w:r>
         <w:r>
           <w:rPr>
@@ -6729,7 +6627,7 @@
           <w14:ligatures w14:val="standardContextual"/>
         </w:rPr>
       </w:pPr>
-      <w:hyperlink w:anchor="_Toc199257285" w:history="1">
+      <w:hyperlink w:anchor="_Toc199861695" w:history="1">
         <w:r>
           <w:rPr>
             <w:rStyle w:val="Lienhypertexte"/>
@@ -6776,7 +6674,7 @@
             <w:noProof/>
             <w:webHidden/>
           </w:rPr>
-          <w:instrText xml:space="preserve"> PAGEREF _Toc199257285 \h </w:instrText>
+          <w:instrText xml:space="preserve"> PAGEREF _Toc199861695 \h </w:instrText>
         </w:r>
         <w:r>
           <w:rPr>
@@ -6796,7 +6694,103 @@
             <w:noProof/>
             <w:webHidden/>
           </w:rPr>
-          <w:t>29</w:t>
+          <w:t>30</w:t>
+        </w:r>
+        <w:r>
+          <w:rPr>
+            <w:noProof/>
+            <w:webHidden/>
+          </w:rPr>
+          <w:fldChar w:fldCharType="end"/>
+        </w:r>
+      </w:hyperlink>
+    </w:p>
+    <w:p>
+      <w:pPr>
+        <w:pStyle w:val="TM2"/>
+        <w:tabs>
+          <w:tab w:val="left" w:pos="880"/>
+          <w:tab w:val="right" w:leader="dot" w:pos="9062"/>
+        </w:tabs>
+        <w:rPr>
+          <w:rFonts w:cstheme="minorBidi"/>
+          <w:smallCaps w:val="0"/>
+          <w:noProof/>
+          <w:kern w:val="2"/>
+          <w:sz w:val="24"/>
+          <w:szCs w:val="24"/>
+          <w:lang w:eastAsia="fr-CH"/>
+          <w14:ligatures w14:val="standardContextual"/>
+        </w:rPr>
+      </w:pPr>
+      <w:hyperlink w:anchor="_Toc199861696" w:history="1">
+        <w:r>
+          <w:rPr>
+            <w:rStyle w:val="Lienhypertexte"/>
+            <w:noProof/>
+          </w:rPr>
+          <w:t>5.5</w:t>
+        </w:r>
+        <w:r>
+          <w:rPr>
+            <w:rFonts w:cstheme="minorBidi"/>
+            <w:smallCaps w:val="0"/>
+            <w:noProof/>
+            <w:kern w:val="2"/>
+            <w:sz w:val="24"/>
+            <w:szCs w:val="24"/>
+            <w:lang w:eastAsia="fr-CH"/>
+            <w14:ligatures w14:val="standardContextual"/>
+          </w:rPr>
+          <w:tab/>
+        </w:r>
+        <w:r>
+          <w:rPr>
+            <w:rStyle w:val="Lienhypertexte"/>
+            <w:noProof/>
+          </w:rPr>
+          <w:t>Problèmes rencontrées</w:t>
+        </w:r>
+        <w:r>
+          <w:rPr>
+            <w:noProof/>
+            <w:webHidden/>
+          </w:rPr>
+          <w:tab/>
+        </w:r>
+        <w:r>
+          <w:rPr>
+            <w:noProof/>
+            <w:webHidden/>
+          </w:rPr>
+          <w:fldChar w:fldCharType="begin"/>
+        </w:r>
+        <w:r>
+          <w:rPr>
+            <w:noProof/>
+            <w:webHidden/>
+          </w:rPr>
+          <w:instrText xml:space="preserve"> PAGEREF _Toc199861696 \h </w:instrText>
+        </w:r>
+        <w:r>
+          <w:rPr>
+            <w:noProof/>
+            <w:webHidden/>
+          </w:rPr>
+        </w:r>
+        <w:r>
+          <w:rPr>
+            <w:noProof/>
+            <w:webHidden/>
+          </w:rPr>
+          <w:fldChar w:fldCharType="separate"/>
+        </w:r>
+        <w:r>
+          <w:rPr>
+            <w:noProof/>
+            <w:webHidden/>
+          </w:rPr>
+          <w:t>31</w:t>
         </w:r>
         <w:r>
           <w:rPr>
@@ -6827,7 +6821,7 @@
           <w14:ligatures w14:val="standardContextual"/>
         </w:rPr>
       </w:pPr>
-      <w:hyperlink w:anchor="_Toc199257286" w:history="1">
+      <w:hyperlink w:anchor="_Toc199861697" w:history="1">
         <w:r>
           <w:rPr>
             <w:rStyle w:val="Lienhypertexte"/>
@@ -6876,7 +6870,7 @@
             <w:noProof/>
             <w:webHidden/>
           </w:rPr>
-          <w:instrText xml:space="preserve"> PAGEREF _Toc199257286 \h </w:instrText>
+          <w:instrText xml:space="preserve"> PAGEREF _Toc199861697 \h </w:instrText>
         </w:r>
         <w:r>
           <w:rPr>
@@ -6896,7 +6890,7 @@
             <w:noProof/>
             <w:webHidden/>
           </w:rPr>
-          <w:t>30</w:t>
+          <w:t>35</w:t>
         </w:r>
         <w:r>
           <w:rPr>
@@ -6925,7 +6919,7 @@
           <w14:ligatures w14:val="standardContextual"/>
         </w:rPr>
       </w:pPr>
-      <w:hyperlink w:anchor="_Toc199257287" w:history="1">
+      <w:hyperlink w:anchor="_Toc199861698" w:history="1">
         <w:r>
           <w:rPr>
             <w:rStyle w:val="Lienhypertexte"/>
@@ -6972,7 +6966,7 @@
             <w:noProof/>
             <w:webHidden/>
           </w:rPr>
-          <w:instrText xml:space="preserve"> PAGEREF _Toc199257287 \h </w:instrText>
+          <w:instrText xml:space="preserve"> PAGEREF _Toc199861698 \h </w:instrText>
         </w:r>
         <w:r>
           <w:rPr>
@@ -6992,7 +6986,7 @@
             <w:noProof/>
             <w:webHidden/>
           </w:rPr>
-          <w:t>30</w:t>
+          <w:t>35</w:t>
         </w:r>
         <w:r>
           <w:rPr>
@@ -7021,7 +7015,7 @@
           <w14:ligatures w14:val="standardContextual"/>
         </w:rPr>
       </w:pPr>
-      <w:hyperlink w:anchor="_Toc199257288" w:history="1">
+      <w:hyperlink w:anchor="_Toc199861699" w:history="1">
         <w:r>
           <w:rPr>
             <w:rStyle w:val="Lienhypertexte"/>
@@ -7068,7 +7062,7 @@
             <w:noProof/>
             <w:webHidden/>
           </w:rPr>
-          <w:instrText xml:space="preserve"> PAGEREF _Toc199257288 \h </w:instrText>
+          <w:instrText xml:space="preserve"> PAGEREF _Toc199861699 \h </w:instrText>
         </w:r>
         <w:r>
           <w:rPr>
@@ -7088,7 +7082,7 @@
             <w:noProof/>
             <w:webHidden/>
           </w:rPr>
-          <w:t>30</w:t>
+          <w:t>35</w:t>
         </w:r>
         <w:r>
           <w:rPr>
@@ -7117,7 +7111,7 @@
           <w14:ligatures w14:val="standardContextual"/>
         </w:rPr>
       </w:pPr>
-      <w:hyperlink w:anchor="_Toc199257289" w:history="1">
+      <w:hyperlink w:anchor="_Toc199861700" w:history="1">
         <w:r>
           <w:rPr>
             <w:rStyle w:val="Lienhypertexte"/>
@@ -7164,7 +7158,7 @@
             <w:noProof/>
             <w:webHidden/>
           </w:rPr>
-          <w:instrText xml:space="preserve"> PAGEREF _Toc199257289 \h </w:instrText>
+          <w:instrText xml:space="preserve"> PAGEREF _Toc199861700 \h </w:instrText>
         </w:r>
         <w:r>
           <w:rPr>
@@ -7184,7 +7178,7 @@
             <w:noProof/>
             <w:webHidden/>
           </w:rPr>
-          <w:t>30</w:t>
+          <w:t>35</w:t>
         </w:r>
         <w:r>
           <w:rPr>
@@ -7213,7 +7207,7 @@
           <w14:ligatures w14:val="standardContextual"/>
         </w:rPr>
       </w:pPr>
-      <w:hyperlink w:anchor="_Toc199257290" w:history="1">
+      <w:hyperlink w:anchor="_Toc199861701" w:history="1">
         <w:r>
           <w:rPr>
             <w:rStyle w:val="Lienhypertexte"/>
@@ -7260,7 +7254,7 @@
             <w:noProof/>
             <w:webHidden/>
           </w:rPr>
-          <w:instrText xml:space="preserve"> PAGEREF _Toc199257290 \h </w:instrText>
+          <w:instrText xml:space="preserve"> PAGEREF _Toc199861701 \h </w:instrText>
         </w:r>
         <w:r>
           <w:rPr>
@@ -7280,7 +7274,7 @@
             <w:noProof/>
             <w:webHidden/>
           </w:rPr>
-          <w:t>30</w:t>
+          <w:t>35</w:t>
         </w:r>
         <w:r>
           <w:rPr>
@@ -7309,7 +7303,7 @@
           <w14:ligatures w14:val="standardContextual"/>
         </w:rPr>
       </w:pPr>
-      <w:hyperlink w:anchor="_Toc199257291" w:history="1">
+      <w:hyperlink w:anchor="_Toc199861702" w:history="1">
         <w:r>
           <w:rPr>
             <w:rStyle w:val="Lienhypertexte"/>
@@ -7356,7 +7350,7 @@
             <w:noProof/>
             <w:webHidden/>
           </w:rPr>
-          <w:instrText xml:space="preserve"> PAGEREF _Toc199257291 \h </w:instrText>
+          <w:instrText xml:space="preserve"> PAGEREF _Toc199861702 \h </w:instrText>
         </w:r>
         <w:r>
           <w:rPr>
@@ -7376,7 +7370,7 @@
             <w:noProof/>
             <w:webHidden/>
           </w:rPr>
-          <w:t>30</w:t>
+          <w:t>36</w:t>
         </w:r>
         <w:r>
           <w:rPr>
@@ -7417,30 +7411,30 @@
       <w:pPr>
         <w:pStyle w:val="Titre1"/>
       </w:pPr>
-      <w:bookmarkStart w:id="4" w:name="_Toc199257263"/>
+      <w:bookmarkStart w:id="4" w:name="_Toc199861674"/>
       <w:r>
         <w:lastRenderedPageBreak/>
         <w:t>Information</w:t>
       </w:r>
-      <w:bookmarkEnd w:id="3"/>
-      <w:bookmarkEnd w:id="4"/>
       <w:bookmarkEnd w:id="2"/>
       <w:bookmarkEnd w:id="1"/>
       <w:bookmarkEnd w:id="0"/>
+      <w:bookmarkEnd w:id="3"/>
+      <w:bookmarkEnd w:id="4"/>
     </w:p>
     <w:p>
       <w:pPr>
         <w:pStyle w:val="Titre2"/>
       </w:pPr>
-      <w:bookmarkStart w:id="5" w:name="_Toc199257264"/>
-      <w:bookmarkStart w:id="6" w:name="_Toc40259939"/>
-      <w:bookmarkStart w:id="7" w:name="_Toc40260206"/>
-      <w:bookmarkStart w:id="8" w:name="_Toc40260290"/>
-      <w:bookmarkStart w:id="9" w:name="_Toc40260337"/>
+      <w:bookmarkStart w:id="5" w:name="_Toc40259939"/>
+      <w:bookmarkStart w:id="6" w:name="_Toc40260206"/>
+      <w:bookmarkStart w:id="7" w:name="_Toc40260290"/>
+      <w:bookmarkStart w:id="8" w:name="_Toc40260337"/>
+      <w:bookmarkStart w:id="9" w:name="_Toc199861675"/>
       <w:r>
         <w:t>Objectifs du projet</w:t>
       </w:r>
-      <w:bookmarkEnd w:id="5"/>
+      <w:bookmarkEnd w:id="9"/>
     </w:p>
     <w:p>
       <w:r>
@@ -7486,10 +7480,10 @@
       <w:r>
         <w:t>Résumé du cahier des charges</w:t>
       </w:r>
+      <w:bookmarkEnd w:id="5"/>
       <w:bookmarkEnd w:id="6"/>
       <w:bookmarkEnd w:id="7"/>
       <w:bookmarkEnd w:id="8"/>
-      <w:bookmarkEnd w:id="9"/>
     </w:p>
     <w:p>
       <w:pPr>
@@ -7820,7 +7814,7 @@
       <w:pPr>
         <w:pStyle w:val="Titre2"/>
       </w:pPr>
-      <w:bookmarkStart w:id="14" w:name="_Toc199257265"/>
+      <w:bookmarkStart w:id="14" w:name="_Toc199861676"/>
       <w:r>
         <w:t xml:space="preserve">Schéma </w:t>
       </w:r>
@@ -8122,7 +8116,7 @@
       <w:bookmarkStart w:id="16" w:name="_Toc40260207"/>
       <w:bookmarkStart w:id="17" w:name="_Toc40260291"/>
       <w:bookmarkStart w:id="18" w:name="_Toc40260338"/>
-      <w:bookmarkStart w:id="19" w:name="_Toc199257266"/>
+      <w:bookmarkStart w:id="19" w:name="_Toc199861677"/>
       <w:r>
         <w:lastRenderedPageBreak/>
         <w:t>Planification</w:t>
@@ -8141,7 +8135,7 @@
       <w:bookmarkStart w:id="21" w:name="_Toc40260208"/>
       <w:bookmarkStart w:id="22" w:name="_Toc40260292"/>
       <w:bookmarkStart w:id="23" w:name="_Toc40260339"/>
-      <w:bookmarkStart w:id="24" w:name="_Toc199257267"/>
+      <w:bookmarkStart w:id="24" w:name="_Toc199861678"/>
       <w:r>
         <w:rPr>
           <w:noProof/>
@@ -8219,7 +8213,7 @@
       <w:bookmarkStart w:id="26" w:name="_Toc40260209"/>
       <w:bookmarkStart w:id="27" w:name="_Toc40260293"/>
       <w:bookmarkStart w:id="28" w:name="_Toc40260340"/>
-      <w:bookmarkStart w:id="29" w:name="_Toc199257268"/>
+      <w:bookmarkStart w:id="29" w:name="_Toc199861679"/>
       <w:r>
         <w:lastRenderedPageBreak/>
         <w:t>Calendrier</w:t>
@@ -8255,7 +8249,7 @@
       <w:bookmarkStart w:id="31" w:name="_Toc40260210"/>
       <w:bookmarkStart w:id="32" w:name="_Toc40260294"/>
       <w:bookmarkStart w:id="33" w:name="_Toc40260341"/>
-      <w:bookmarkStart w:id="34" w:name="_Toc199257269"/>
+      <w:bookmarkStart w:id="34" w:name="_Toc199861680"/>
       <w:r>
         <w:lastRenderedPageBreak/>
         <w:t>Décision</w:t>
@@ -8274,10 +8268,10 @@
         <w:tblLook w:val="04A0" w:firstRow="1" w:lastRow="0" w:firstColumn="1" w:lastColumn="0" w:noHBand="0" w:noVBand="1"/>
       </w:tblPr>
       <w:tblGrid>
-        <w:gridCol w:w="2264"/>
-        <w:gridCol w:w="2272"/>
-        <w:gridCol w:w="2269"/>
-        <w:gridCol w:w="2257"/>
+        <w:gridCol w:w="2256"/>
+        <w:gridCol w:w="2267"/>
+        <w:gridCol w:w="2263"/>
+        <w:gridCol w:w="2276"/>
       </w:tblGrid>
       <w:tr>
         <w:tc>
@@ -8351,7 +8345,16 @@
               <w:t>Changement de boitier d</w:t>
             </w:r>
             <w:r>
-              <w:t xml:space="preserve">e l’uC </w:t>
+              <w:t>e l’</w:t>
+            </w:r>
+            <w:r>
+              <w:rPr>
+                <w:rFonts w:cstheme="minorHAnsi"/>
+              </w:rPr>
+              <w:t>µ</w:t>
+            </w:r>
+            <w:r>
+              <w:t xml:space="preserve">C </w:t>
             </w:r>
           </w:p>
         </w:tc>
@@ -8371,25 +8374,54 @@
           <w:tcPr>
             <w:tcW w:w="2303" w:type="dxa"/>
           </w:tcPr>
+          <w:p>
+            <w:r>
+              <w:t>16.05.2025</w:t>
+            </w:r>
+          </w:p>
           <w:p/>
         </w:tc>
         <w:tc>
           <w:tcPr>
             <w:tcW w:w="2303" w:type="dxa"/>
           </w:tcPr>
-          <w:p/>
+          <w:p>
+            <w:r>
+              <w:t xml:space="preserve">Bourquenoud Alexandre </w:t>
+            </w:r>
+          </w:p>
         </w:tc>
         <w:tc>
           <w:tcPr>
             <w:tcW w:w="2303" w:type="dxa"/>
           </w:tcPr>
-          <w:p/>
+          <w:p>
+            <w:r>
+              <w:t>Changement du type d’</w:t>
+            </w:r>
+            <w:r>
+              <w:rPr>
+                <w:rFonts w:cstheme="minorHAnsi"/>
+              </w:rPr>
+              <w:t>µ</w:t>
+            </w:r>
+            <w:r>
+              <w:t>C</w:t>
+            </w:r>
+          </w:p>
         </w:tc>
         <w:tc>
           <w:tcPr>
             <w:tcW w:w="2303" w:type="dxa"/>
           </w:tcPr>
-          <w:p/>
+          <w:p>
+            <w:r>
+              <w:t>Plus de stock pour l’autre microcontrôleur que j’utilisais</w:t>
+            </w:r>
+            <w:r>
+              <w:t>.</w:t>
+            </w:r>
+          </w:p>
         </w:tc>
       </w:tr>
       <w:tr>
@@ -8433,7 +8465,7 @@
       <w:bookmarkStart w:id="36" w:name="_Toc40260218"/>
       <w:bookmarkStart w:id="37" w:name="_Toc40260302"/>
       <w:bookmarkStart w:id="38" w:name="_Toc40260349"/>
-      <w:bookmarkStart w:id="39" w:name="_Toc199257270"/>
+      <w:bookmarkStart w:id="39" w:name="_Toc199861681"/>
       <w:r>
         <w:lastRenderedPageBreak/>
         <w:t>Réalisation</w:t>
@@ -8448,7 +8480,7 @@
       <w:pPr>
         <w:pStyle w:val="Titre2"/>
       </w:pPr>
-      <w:bookmarkStart w:id="40" w:name="_Toc199257271"/>
+      <w:bookmarkStart w:id="40" w:name="_Toc199861682"/>
       <w:r>
         <w:t>Schéma bloc de l'électronique à développer</w:t>
       </w:r>
@@ -8569,14 +8601,20 @@
     </w:p>
     <w:p>
       <w:r>
-        <w:t>J’ai uniquement modifié le bloc régulateur en alimentation car je compte y ajouté une protection de circuit en cas de polarisation inverse basée sur un MOSFET canal P.</w:t>
+        <w:t xml:space="preserve">J’ai uniquement modifié le bloc régulateur en alimentation car je compte y </w:t>
+      </w:r>
+      <w:r>
+        <w:t>ajouter</w:t>
+      </w:r>
+      <w:r>
+        <w:t xml:space="preserve"> une protection de circuit en cas de polarisation inverse basée sur un MOSFET canal P.</w:t>
       </w:r>
     </w:p>
     <w:p>
       <w:pPr>
         <w:pStyle w:val="Titre2"/>
       </w:pPr>
-      <w:bookmarkStart w:id="41" w:name="_Toc199257272"/>
+      <w:bookmarkStart w:id="41" w:name="_Toc199861683"/>
       <w:r>
         <w:lastRenderedPageBreak/>
         <w:t>Description des éléments principaux</w:t>
@@ -9482,7 +9520,7 @@
         <w:lastRenderedPageBreak/>
         <w:t xml:space="preserve"> </w:t>
       </w:r>
-      <w:bookmarkStart w:id="42" w:name="_Toc199257273"/>
+      <w:bookmarkStart w:id="42" w:name="_Toc199861684"/>
       <w:r>
         <w:t>S</w:t>
       </w:r>
@@ -9572,12 +9610,6 @@
             </wp14:sizeRelV>
           </wp:anchor>
         </w:drawing>
-      </w:r>
-      <w:r>
-        <w:rPr>
-          <w:noProof/>
-        </w:rPr>
-        <w:t>s</w:t>
       </w:r>
       <w:r>
         <w:t xml:space="preserve">J’ai aussi récupéré une schématique partiellement complète de Monsieur Egli </w:t>
@@ -9786,13 +9818,13 @@
           <w:noProof/>
         </w:rPr>
         <w:drawing>
-          <wp:anchor distT="0" distB="0" distL="114300" distR="114300" simplePos="0" relativeHeight="251680256" behindDoc="0" locked="0" layoutInCell="1" allowOverlap="1" wp14:anchorId="12A072D6" wp14:editId="48FAAB7C">
+          <wp:anchor distT="0" distB="0" distL="114300" distR="114300" simplePos="0" relativeHeight="251680256" behindDoc="0" locked="0" layoutInCell="1" allowOverlap="1" wp14:anchorId="12A072D6" wp14:editId="4F09D3F0">
             <wp:simplePos x="0" y="0"/>
             <wp:positionH relativeFrom="margin">
               <wp:align>left</wp:align>
             </wp:positionH>
             <wp:positionV relativeFrom="paragraph">
-              <wp:posOffset>1110615</wp:posOffset>
+              <wp:posOffset>1291368</wp:posOffset>
             </wp:positionV>
             <wp:extent cx="5180965" cy="5114925"/>
             <wp:effectExtent l="0" t="0" r="635" b="9525"/>
@@ -10689,18 +10721,26 @@
         <w:pStyle w:val="Titre3"/>
       </w:pPr>
       <w:r>
+        <w:lastRenderedPageBreak/>
+        <w:t xml:space="preserve">Dimensionnement </w:t>
+      </w:r>
+    </w:p>
+    <w:p>
+      <w:pPr>
+        <w:pStyle w:val="Titre4"/>
+      </w:pPr>
+      <w:r>
         <w:rPr>
           <w:noProof/>
         </w:rPr>
-        <w:lastRenderedPageBreak/>
         <w:drawing>
-          <wp:anchor distT="0" distB="0" distL="114300" distR="114300" simplePos="0" relativeHeight="251692544" behindDoc="0" locked="0" layoutInCell="1" allowOverlap="1" wp14:anchorId="316887FD" wp14:editId="4B5BF1F9">
+          <wp:anchor distT="0" distB="0" distL="114300" distR="114300" simplePos="0" relativeHeight="251692544" behindDoc="0" locked="0" layoutInCell="1" allowOverlap="1" wp14:anchorId="316887FD" wp14:editId="46E696C4">
             <wp:simplePos x="0" y="0"/>
             <wp:positionH relativeFrom="margin">
-              <wp:align>center</wp:align>
+              <wp:posOffset>1561465</wp:posOffset>
             </wp:positionH>
             <wp:positionV relativeFrom="paragraph">
-              <wp:posOffset>-142875</wp:posOffset>
+              <wp:posOffset>22860</wp:posOffset>
             </wp:positionV>
             <wp:extent cx="2618105" cy="4785995"/>
             <wp:effectExtent l="1905" t="0" r="0" b="0"/>
@@ -10751,18 +10791,10 @@
         </w:drawing>
       </w:r>
       <w:r>
-        <w:t xml:space="preserve">Dimensionnement </w:t>
+        <w:t>Estimation du courant de consommation du système</w:t>
       </w:r>
     </w:p>
     <w:p>
-      <w:pPr>
-        <w:pStyle w:val="Titre4"/>
-      </w:pPr>
-      <w:r>
-        <w:t>Estimation du courant de consommation du système</w:t>
-      </w:r>
-    </w:p>
-    <w:p>
       <w:r>
         <w:t xml:space="preserve">J’ai </w:t>
       </w:r>
@@ -10783,6 +10815,24 @@
       </w:r>
       <w:r>
         <w:t xml:space="preserve"> principaux groupes de consommation.</w:t>
+      </w:r>
+      <w:r>
+        <w:t xml:space="preserve"> J’ai été forcé d’ignor</w:t>
+      </w:r>
+      <w:r>
+        <w:t>er le condensateur de touch sensing car il est très difficile de calculer une valeur précise de sa capacité</w:t>
+      </w:r>
+      <w:r>
+        <w:t xml:space="preserve"> ce qui conduira </w:t>
+      </w:r>
+      <w:r>
+        <w:t>forcément</w:t>
+      </w:r>
+      <w:r>
+        <w:t xml:space="preserve"> à des valeurs de calcul différentes de celle de mesure</w:t>
+      </w:r>
+      <w:r>
+        <w:t>.</w:t>
       </w:r>
     </w:p>
     <w:p>
@@ -11213,7 +11263,7 @@
           <w:noProof/>
         </w:rPr>
         <w:drawing>
-          <wp:anchor distT="0" distB="0" distL="114300" distR="114300" simplePos="0" relativeHeight="251675136" behindDoc="0" locked="0" layoutInCell="1" allowOverlap="1" wp14:anchorId="650B7E38" wp14:editId="33BF4236">
+          <wp:anchor distT="0" distB="0" distL="114300" distR="114300" simplePos="0" relativeHeight="251675136" behindDoc="0" locked="0" layoutInCell="1" allowOverlap="1" wp14:anchorId="650B7E38" wp14:editId="488E21E6">
             <wp:simplePos x="0" y="0"/>
             <wp:positionH relativeFrom="column">
               <wp:posOffset>1766570</wp:posOffset>
@@ -11419,7 +11469,7 @@
       <w:pPr>
         <w:pStyle w:val="Titre2"/>
       </w:pPr>
-      <w:bookmarkStart w:id="43" w:name="_Toc199257274"/>
+      <w:bookmarkStart w:id="43" w:name="_Toc199861685"/>
       <w:r>
         <w:lastRenderedPageBreak/>
         <w:t>Rédaction du protocole de mise en service du prototype</w:t>
@@ -14416,6 +14466,52 @@
               </w:rPr>
               <w:t>Pas d’erreur</w:t>
             </w:r>
+            <w:r>
+              <w:rPr>
+                <w:sz w:val="18"/>
+                <w:szCs w:val="18"/>
+              </w:rPr>
+              <w:t xml:space="preserve"> si le </w:t>
+            </w:r>
+            <w:r>
+              <w:rPr>
+                <w:sz w:val="18"/>
+                <w:szCs w:val="18"/>
+              </w:rPr>
+              <w:t xml:space="preserve">debugger utilise le type </w:t>
+            </w:r>
+            <w:r>
+              <w:rPr>
+                <w:i/>
+                <w:iCs/>
+                <w:sz w:val="18"/>
+                <w:szCs w:val="18"/>
+              </w:rPr>
+              <w:t xml:space="preserve">Hardware reset </w:t>
+            </w:r>
+            <w:r>
+              <w:rPr>
+                <w:sz w:val="18"/>
+                <w:szCs w:val="18"/>
+              </w:rPr>
+              <w:t xml:space="preserve">et la fréquence </w:t>
+            </w:r>
+            <w:r>
+              <w:rPr>
+                <w:i/>
+                <w:iCs/>
+                <w:sz w:val="18"/>
+                <w:szCs w:val="18"/>
+              </w:rPr>
+              <w:t>1000</w:t>
+            </w:r>
+            <w:r>
+              <w:rPr>
+                <w:sz w:val="18"/>
+                <w:szCs w:val="18"/>
+              </w:rPr>
+              <w:t xml:space="preserve"> au lieu d’auto</w:t>
+            </w:r>
           </w:p>
         </w:tc>
         <w:tc>
@@ -14570,32 +14666,39 @@
                 <w:sz w:val="18"/>
                 <w:szCs w:val="18"/>
               </w:rPr>
+              <w:t xml:space="preserve">Problème de détection </w:t>
+            </w:r>
+            <w:r>
+              <w:rPr>
+                <w:sz w:val="18"/>
+                <w:szCs w:val="18"/>
+              </w:rPr>
+              <w:t>des touches</w:t>
+            </w:r>
+          </w:p>
+        </w:tc>
+        <w:tc>
+          <w:tcPr>
+            <w:tcW w:w="821" w:type="dxa"/>
+          </w:tcPr>
+          <w:p>
+            <w:pPr>
+              <w:rPr>
+                <w:sz w:val="18"/>
+                <w:szCs w:val="18"/>
+              </w:rPr>
+            </w:pPr>
+            <w:r>
+              <w:rPr>
+                <w:sz w:val="18"/>
+                <w:szCs w:val="18"/>
+              </w:rPr>
               <w:t>-</w:t>
             </w:r>
           </w:p>
         </w:tc>
         <w:tc>
           <w:tcPr>
-            <w:tcW w:w="821" w:type="dxa"/>
-          </w:tcPr>
-          <w:p>
-            <w:pPr>
-              <w:rPr>
-                <w:sz w:val="18"/>
-                <w:szCs w:val="18"/>
-              </w:rPr>
-            </w:pPr>
-            <w:r>
-              <w:rPr>
-                <w:sz w:val="18"/>
-                <w:szCs w:val="18"/>
-              </w:rPr>
-              <w:t>-</w:t>
-            </w:r>
-          </w:p>
-        </w:tc>
-        <w:tc>
-          <w:tcPr>
             <w:tcW w:w="882" w:type="dxa"/>
           </w:tcPr>
           <w:p>
@@ -14605,6 +14708,13 @@
                 <w:szCs w:val="18"/>
               </w:rPr>
             </w:pPr>
+            <w:r>
+              <w:rPr>
+                <w:sz w:val="18"/>
+                <w:szCs w:val="18"/>
+              </w:rPr>
+              <w:t>NOK</w:t>
+            </w:r>
           </w:p>
         </w:tc>
         <w:tc>
@@ -14735,6 +14845,13 @@
                 <w:szCs w:val="18"/>
               </w:rPr>
             </w:pPr>
+            <w:r>
+              <w:rPr>
+                <w:sz w:val="18"/>
+                <w:szCs w:val="18"/>
+              </w:rPr>
+              <w:t>Problème de détection des touches</w:t>
+            </w:r>
           </w:p>
         </w:tc>
         <w:tc>
@@ -14891,6 +15008,13 @@
                 <w:szCs w:val="18"/>
               </w:rPr>
             </w:pPr>
+            <w:r>
+              <w:rPr>
+                <w:sz w:val="18"/>
+                <w:szCs w:val="18"/>
+              </w:rPr>
+              <w:t>-</w:t>
+            </w:r>
           </w:p>
         </w:tc>
         <w:tc>
@@ -14904,6 +15028,13 @@
                 <w:szCs w:val="18"/>
               </w:rPr>
             </w:pPr>
+            <w:r>
+              <w:rPr>
+                <w:sz w:val="18"/>
+                <w:szCs w:val="18"/>
+              </w:rPr>
+              <w:t>-</w:t>
+            </w:r>
           </w:p>
         </w:tc>
         <w:tc>
@@ -14917,6 +15048,13 @@
                 <w:szCs w:val="18"/>
               </w:rPr>
             </w:pPr>
+            <w:r>
+              <w:rPr>
+                <w:sz w:val="18"/>
+                <w:szCs w:val="18"/>
+              </w:rPr>
+              <w:t>OK</w:t>
+            </w:r>
           </w:p>
         </w:tc>
         <w:tc>
@@ -14930,6 +15068,13 @@
                 <w:szCs w:val="18"/>
               </w:rPr>
             </w:pPr>
+            <w:r>
+              <w:rPr>
+                <w:sz w:val="18"/>
+                <w:szCs w:val="18"/>
+              </w:rPr>
+              <w:t>-</w:t>
+            </w:r>
           </w:p>
         </w:tc>
       </w:tr>
@@ -14970,7 +15115,21 @@
                 <w:sz w:val="18"/>
                 <w:szCs w:val="18"/>
               </w:rPr>
-              <w:t>Vérifier que les LEDs s’allument, changent de couleurs et s’éteignent quand les touches sont pressées,</w:t>
+              <w:t>Vérifie</w:t>
+            </w:r>
+            <w:r>
+              <w:rPr>
+                <w:sz w:val="18"/>
+                <w:szCs w:val="18"/>
+              </w:rPr>
+              <w:t>z</w:t>
+            </w:r>
+            <w:r>
+              <w:rPr>
+                <w:sz w:val="18"/>
+                <w:szCs w:val="18"/>
+              </w:rPr>
+              <w:t xml:space="preserve"> que les LEDs s’allument, changent de couleurs et s’éteignent quand les touches sont pressées,</w:t>
             </w:r>
           </w:p>
         </w:tc>
@@ -15005,6 +15164,13 @@
                 <w:szCs w:val="18"/>
               </w:rPr>
             </w:pPr>
+            <w:r>
+              <w:rPr>
+                <w:sz w:val="18"/>
+                <w:szCs w:val="18"/>
+              </w:rPr>
+              <w:t>Problème de détection des touches</w:t>
+            </w:r>
           </w:p>
         </w:tc>
         <w:tc>
@@ -15038,6 +15204,199 @@
                 <w:szCs w:val="18"/>
               </w:rPr>
             </w:pPr>
+            <w:r>
+              <w:rPr>
+                <w:sz w:val="18"/>
+                <w:szCs w:val="18"/>
+              </w:rPr>
+              <w:t>NOK</w:t>
+            </w:r>
+          </w:p>
+        </w:tc>
+        <w:tc>
+          <w:tcPr>
+            <w:tcW w:w="1127" w:type="dxa"/>
+          </w:tcPr>
+          <w:p>
+            <w:pPr>
+              <w:rPr>
+                <w:sz w:val="18"/>
+                <w:szCs w:val="18"/>
+              </w:rPr>
+            </w:pPr>
+            <w:r>
+              <w:rPr>
+                <w:sz w:val="18"/>
+                <w:szCs w:val="18"/>
+              </w:rPr>
+              <w:t>-</w:t>
+            </w:r>
+          </w:p>
+        </w:tc>
+      </w:tr>
+      <w:tr>
+        <w:tc>
+          <w:tcPr>
+            <w:tcW w:w="645" w:type="dxa"/>
+          </w:tcPr>
+          <w:p>
+            <w:pPr>
+              <w:rPr>
+                <w:sz w:val="18"/>
+                <w:szCs w:val="18"/>
+              </w:rPr>
+            </w:pPr>
+            <w:r>
+              <w:rPr>
+                <w:sz w:val="18"/>
+                <w:szCs w:val="18"/>
+              </w:rPr>
+              <w:t>23</w:t>
+            </w:r>
+          </w:p>
+        </w:tc>
+        <w:tc>
+          <w:tcPr>
+            <w:tcW w:w="2185" w:type="dxa"/>
+          </w:tcPr>
+          <w:p>
+            <w:pPr>
+              <w:rPr>
+                <w:sz w:val="18"/>
+                <w:szCs w:val="18"/>
+              </w:rPr>
+            </w:pPr>
+            <w:r>
+              <w:rPr>
+                <w:sz w:val="18"/>
+                <w:szCs w:val="18"/>
+              </w:rPr>
+              <w:t>Lancez</w:t>
+            </w:r>
+            <w:r>
+              <w:rPr>
+                <w:sz w:val="18"/>
+                <w:szCs w:val="18"/>
+              </w:rPr>
+              <w:t xml:space="preserve"> le programme de test de LEDs</w:t>
+            </w:r>
+            <w:r>
+              <w:rPr>
+                <w:sz w:val="18"/>
+                <w:szCs w:val="18"/>
+              </w:rPr>
+              <w:t xml:space="preserve"> </w:t>
+            </w:r>
+            <w:r>
+              <w:rPr>
+                <w:i/>
+                <w:iCs/>
+                <w:sz w:val="18"/>
+                <w:szCs w:val="18"/>
+              </w:rPr>
+              <w:t>LED_TEST</w:t>
+            </w:r>
+          </w:p>
+        </w:tc>
+        <w:tc>
+          <w:tcPr>
+            <w:tcW w:w="1701" w:type="dxa"/>
+          </w:tcPr>
+          <w:p>
+            <w:pPr>
+              <w:rPr>
+                <w:sz w:val="18"/>
+                <w:szCs w:val="18"/>
+              </w:rPr>
+            </w:pPr>
+            <w:r>
+              <w:rPr>
+                <w:sz w:val="18"/>
+                <w:szCs w:val="18"/>
+              </w:rPr>
+              <w:t>La matrice de LEDs doit être fonctionnel</w:t>
+            </w:r>
+            <w:r>
+              <w:rPr>
+                <w:sz w:val="18"/>
+                <w:szCs w:val="18"/>
+              </w:rPr>
+              <w:t>.</w:t>
+            </w:r>
+            <w:r>
+              <w:rPr>
+                <w:sz w:val="18"/>
+                <w:szCs w:val="18"/>
+              </w:rPr>
+              <w:t xml:space="preserve"> </w:t>
+            </w:r>
+            <w:r>
+              <w:rPr>
+                <w:sz w:val="18"/>
+                <w:szCs w:val="18"/>
+              </w:rPr>
+              <w:t xml:space="preserve"> </w:t>
+            </w:r>
+          </w:p>
+        </w:tc>
+        <w:tc>
+          <w:tcPr>
+            <w:tcW w:w="1701" w:type="dxa"/>
+          </w:tcPr>
+          <w:p>
+            <w:pPr>
+              <w:rPr>
+                <w:sz w:val="18"/>
+                <w:szCs w:val="18"/>
+              </w:rPr>
+            </w:pPr>
+            <w:r>
+              <w:rPr>
+                <w:sz w:val="18"/>
+                <w:szCs w:val="18"/>
+              </w:rPr>
+              <w:t>-</w:t>
+            </w:r>
+          </w:p>
+        </w:tc>
+        <w:tc>
+          <w:tcPr>
+            <w:tcW w:w="821" w:type="dxa"/>
+          </w:tcPr>
+          <w:p>
+            <w:pPr>
+              <w:rPr>
+                <w:sz w:val="18"/>
+                <w:szCs w:val="18"/>
+              </w:rPr>
+            </w:pPr>
+            <w:r>
+              <w:rPr>
+                <w:sz w:val="18"/>
+                <w:szCs w:val="18"/>
+              </w:rPr>
+              <w:t>-</w:t>
+            </w:r>
+          </w:p>
+        </w:tc>
+        <w:tc>
+          <w:tcPr>
+            <w:tcW w:w="882" w:type="dxa"/>
+          </w:tcPr>
+          <w:p>
+            <w:pPr>
+              <w:rPr>
+                <w:sz w:val="18"/>
+                <w:szCs w:val="18"/>
+              </w:rPr>
+            </w:pPr>
+            <w:r>
+              <w:rPr>
+                <w:sz w:val="18"/>
+                <w:szCs w:val="18"/>
+              </w:rPr>
+              <w:t>OK</w:t>
+            </w:r>
           </w:p>
         </w:tc>
         <w:tc>
@@ -15087,7 +15446,13 @@
     </w:p>
     <w:p>
       <w:r>
-        <w:t xml:space="preserve">Cette mesure à comme but de nous donner la valeur du courant que le système consomme quand il effectue une détection des touches capacitives </w:t>
+        <w:t xml:space="preserve">Cette mesure </w:t>
+      </w:r>
+      <w:r>
+        <w:t>a</w:t>
+      </w:r>
+      <w:r>
+        <w:t xml:space="preserve"> comme but de nous donner la valeur du courant que le système consomme quand il effectue une détection des touches capacitives </w:t>
       </w:r>
       <w:r>
         <w:rPr>
@@ -15381,6 +15746,58 @@
     </w:p>
     <w:p>
       <w:pPr>
+        <w:pStyle w:val="Titre4"/>
+      </w:pPr>
+      <w:r>
+        <w:t>Conclusion</w:t>
+      </w:r>
+    </w:p>
+    <w:p>
+      <w:r>
+        <w:t>La valeur mesuré</w:t>
+      </w:r>
+      <w:r>
+        <w:t>e</w:t>
+      </w:r>
+      <w:r>
+        <w:t xml:space="preserve"> diff</w:t>
+      </w:r>
+      <w:r>
+        <w:t>è</w:t>
+      </w:r>
+      <w:r>
+        <w:t>r</w:t>
+      </w:r>
+      <w:r>
+        <w:t xml:space="preserve">e </w:t>
+      </w:r>
+      <w:r>
+        <w:t xml:space="preserve">grandement </w:t>
+      </w:r>
+      <w:r>
+        <w:t>de la valeur calculée</w:t>
+      </w:r>
+      <w:r>
+        <w:t xml:space="preserve"> car le prototype de M.Egli n’as pas le même nombre de touches actives en même temps</w:t>
+      </w:r>
+      <w:r>
+        <w:t xml:space="preserve"> et</w:t>
+      </w:r>
+      <w:r>
+        <w:t xml:space="preserve"> la capacité des touche</w:t>
+      </w:r>
+      <w:r>
+        <w:t>s</w:t>
+      </w:r>
+      <w:r>
+        <w:t xml:space="preserve"> ne peut pas être calculé avec </w:t>
+      </w:r>
+      <w:r>
+        <w:t>précision.</w:t>
+      </w:r>
+    </w:p>
+    <w:p>
+      <w:pPr>
         <w:pStyle w:val="Titre3"/>
       </w:pPr>
       <w:r>
@@ -15396,11 +15813,29 @@
       </w:r>
     </w:p>
     <w:p>
-      <w:pPr>
-        <w:pStyle w:val="Titre4"/>
-      </w:pPr>
-      <w:r>
-        <w:t>Schéma de mesure</w:t>
+      <w:r>
+        <w:t xml:space="preserve">Cette mesure a comme but de nous donner la valeur du courant que le système consomme quand il effectue une détection des touches capacitives </w:t>
+      </w:r>
+      <w:r>
+        <w:rPr>
+          <w:b/>
+          <w:bCs/>
+        </w:rPr>
+        <w:t xml:space="preserve">sur </w:t>
+      </w:r>
+      <w:r>
+        <w:rPr>
+          <w:b/>
+          <w:bCs/>
+        </w:rPr>
+        <w:t>mon prototype</w:t>
+      </w:r>
+      <w:r>
+        <w:rPr>
+          <w:b/>
+          <w:bCs/>
+        </w:rPr>
+        <w:t>.</w:t>
       </w:r>
     </w:p>
     <w:p>
@@ -15408,10 +15843,70 @@
         <w:pStyle w:val="Titre4"/>
       </w:pPr>
       <w:r>
-        <w:t xml:space="preserve">Liste des </w:t>
-      </w:r>
-      <w:r>
-        <w:t>composants</w:t>
+        <w:t>Schéma de mesure</w:t>
+      </w:r>
+    </w:p>
+    <w:p>
+      <w:r>
+        <w:rPr>
+          <w:noProof/>
+        </w:rPr>
+        <w:drawing>
+          <wp:anchor distT="0" distB="0" distL="114300" distR="114300" simplePos="0" relativeHeight="251706880" behindDoc="0" locked="0" layoutInCell="1" allowOverlap="1" wp14:anchorId="41B592A8" wp14:editId="6DC8137E">
+            <wp:simplePos x="0" y="0"/>
+            <wp:positionH relativeFrom="column">
+              <wp:posOffset>0</wp:posOffset>
+            </wp:positionH>
+            <wp:positionV relativeFrom="paragraph">
+              <wp:posOffset>286385</wp:posOffset>
+            </wp:positionV>
+            <wp:extent cx="2867660" cy="1448435"/>
+            <wp:effectExtent l="0" t="0" r="8890" b="0"/>
+            <wp:wrapTopAndBottom/>
+            <wp:docPr id="349334728" name="Image 2" descr="Une image contenant symbole, logo, capture d’écran, Police&#10;&#10;Le contenu généré par l’IA peut être incorrect."/>
+            <wp:cNvGraphicFramePr>
+              <a:graphicFrameLocks xmlns:a="http://schemas.openxmlformats.org/drawingml/2006/main" noChangeAspect="1"/>
+            </wp:cNvGraphicFramePr>
+            <a:graphic xmlns:a="http://schemas.openxmlformats.org/drawingml/2006/main">
+              <a:graphicData uri="http://schemas.openxmlformats.org/drawingml/2006/picture">
+                <pic:pic xmlns:pic="http://schemas.openxmlformats.org/drawingml/2006/picture">
+                  <pic:nvPicPr>
+                    <pic:cNvPr id="835324487" name="Image 2" descr="Une image contenant symbole, logo, capture d’écran, Police&#10;&#10;Le contenu généré par l’IA peut être incorrect."/>
+                    <pic:cNvPicPr>
+                      <a:picLocks noChangeAspect="1" noChangeArrowheads="1"/>
+                    </pic:cNvPicPr>
+                  </pic:nvPicPr>
+                  <pic:blipFill>
+                    <a:blip r:embed="rId33">
+                      <a:extLst>
+                        <a:ext uri="{28A0092B-C50C-407E-A947-70E740481C1C}">
+                          <a14:useLocalDpi xmlns:a14="http://schemas.microsoft.com/office/drawing/2010/main" val="0"/>
+                        </a:ext>
+                      </a:extLst>
+                    </a:blip>
+                    <a:srcRect/>
+                    <a:stretch>
+                      <a:fillRect/>
+                    </a:stretch>
+                  </pic:blipFill>
+                  <pic:spPr bwMode="auto">
+                    <a:xfrm>
+                      <a:off x="0" y="0"/>
+                      <a:ext cx="2867660" cy="1448435"/>
+                    </a:xfrm>
+                    <a:prstGeom prst="rect">
+                      <a:avLst/>
+                    </a:prstGeom>
+                    <a:noFill/>
+                    <a:ln>
+                      <a:noFill/>
+                    </a:ln>
+                  </pic:spPr>
+                </pic:pic>
+              </a:graphicData>
+            </a:graphic>
+          </wp:anchor>
+        </w:drawing>
       </w:r>
     </w:p>
     <w:p>
@@ -15434,6 +15929,199 @@
         <w:t>s</w:t>
       </w:r>
     </w:p>
+    <w:tbl>
+      <w:tblPr>
+        <w:tblStyle w:val="Tableausimple3"/>
+        <w:tblW w:w="0" w:type="auto"/>
+        <w:tblLook w:val="04A0" w:firstRow="1" w:lastRow="0" w:firstColumn="1" w:lastColumn="0" w:noHBand="0" w:noVBand="1"/>
+      </w:tblPr>
+      <w:tblGrid>
+        <w:gridCol w:w="3298"/>
+        <w:gridCol w:w="3065"/>
+        <w:gridCol w:w="2709"/>
+      </w:tblGrid>
+      <w:tr>
+        <w:trPr>
+          <w:cnfStyle w:val="100000000000" w:firstRow="1" w:lastRow="0" w:firstColumn="0" w:lastColumn="0" w:oddVBand="0" w:evenVBand="0" w:oddHBand="0" w:evenHBand="0" w:firstRowFirstColumn="0" w:firstRowLastColumn="0" w:lastRowFirstColumn="0" w:lastRowLastColumn="0"/>
+        </w:trPr>
+        <w:tc>
+          <w:tcPr>
+            <w:cnfStyle w:val="001000000100" w:firstRow="0" w:lastRow="0" w:firstColumn="1" w:lastColumn="0" w:oddVBand="0" w:evenVBand="0" w:oddHBand="0" w:evenHBand="0" w:firstRowFirstColumn="1" w:firstRowLastColumn="0" w:lastRowFirstColumn="0" w:lastRowLastColumn="0"/>
+            <w:tcW w:w="3298" w:type="dxa"/>
+            <w:tcBorders>
+              <w:right w:val="single" w:sz="4" w:space="0" w:color="auto"/>
+            </w:tcBorders>
+          </w:tcPr>
+          <w:p>
+            <w:r>
+              <w:t>Instrument</w:t>
+            </w:r>
+          </w:p>
+        </w:tc>
+        <w:tc>
+          <w:tcPr>
+            <w:tcW w:w="3065" w:type="dxa"/>
+            <w:tcBorders>
+              <w:left w:val="single" w:sz="4" w:space="0" w:color="auto"/>
+            </w:tcBorders>
+          </w:tcPr>
+          <w:p>
+            <w:pPr>
+              <w:cnfStyle w:val="100000000000" w:firstRow="1" w:lastRow="0" w:firstColumn="0" w:lastColumn="0" w:oddVBand="0" w:evenVBand="0" w:oddHBand="0" w:evenHBand="0" w:firstRowFirstColumn="0" w:firstRowLastColumn="0" w:lastRowFirstColumn="0" w:lastRowLastColumn="0"/>
+              <w:rPr>
+                <w:b w:val="0"/>
+                <w:bCs w:val="0"/>
+                <w:caps w:val="0"/>
+              </w:rPr>
+            </w:pPr>
+            <w:r>
+              <w:t>Modele</w:t>
+            </w:r>
+          </w:p>
+        </w:tc>
+        <w:tc>
+          <w:tcPr>
+            <w:tcW w:w="2709" w:type="dxa"/>
+            <w:tcBorders>
+              <w:left w:val="single" w:sz="4" w:space="0" w:color="auto"/>
+            </w:tcBorders>
+          </w:tcPr>
+          <w:p>
+            <w:pPr>
+              <w:cnfStyle w:val="100000000000" w:firstRow="1" w:lastRow="0" w:firstColumn="0" w:lastColumn="0" w:oddVBand="0" w:evenVBand="0" w:oddHBand="0" w:evenHBand="0" w:firstRowFirstColumn="0" w:firstRowLastColumn="0" w:lastRowFirstColumn="0" w:lastRowLastColumn="0"/>
+            </w:pPr>
+            <w:r>
+              <w:t>Réglage</w:t>
+            </w:r>
+          </w:p>
+        </w:tc>
+      </w:tr>
+      <w:tr>
+        <w:trPr>
+          <w:cnfStyle w:val="000000100000" w:firstRow="0" w:lastRow="0" w:firstColumn="0" w:lastColumn="0" w:oddVBand="0" w:evenVBand="0" w:oddHBand="1" w:evenHBand="0" w:firstRowFirstColumn="0" w:firstRowLastColumn="0" w:lastRowFirstColumn="0" w:lastRowLastColumn="0"/>
+        </w:trPr>
+        <w:tc>
+          <w:tcPr>
+            <w:cnfStyle w:val="001000000000" w:firstRow="0" w:lastRow="0" w:firstColumn="1" w:lastColumn="0" w:oddVBand="0" w:evenVBand="0" w:oddHBand="0" w:evenHBand="0" w:firstRowFirstColumn="0" w:firstRowLastColumn="0" w:lastRowFirstColumn="0" w:lastRowLastColumn="0"/>
+            <w:tcW w:w="3298" w:type="dxa"/>
+            <w:tcBorders>
+              <w:right w:val="single" w:sz="4" w:space="0" w:color="auto"/>
+            </w:tcBorders>
+          </w:tcPr>
+          <w:p>
+            <w:pPr>
+              <w:rPr>
+                <w:b w:val="0"/>
+                <w:bCs w:val="0"/>
+              </w:rPr>
+            </w:pPr>
+            <w:r>
+              <w:rPr>
+                <w:b w:val="0"/>
+                <w:bCs w:val="0"/>
+              </w:rPr>
+              <w:lastRenderedPageBreak/>
+              <w:t>Alimentation de laboratoire</w:t>
+            </w:r>
+          </w:p>
+        </w:tc>
+        <w:tc>
+          <w:tcPr>
+            <w:tcW w:w="3065" w:type="dxa"/>
+            <w:tcBorders>
+              <w:left w:val="single" w:sz="4" w:space="0" w:color="auto"/>
+            </w:tcBorders>
+          </w:tcPr>
+          <w:p>
+            <w:pPr>
+              <w:cnfStyle w:val="000000100000" w:firstRow="0" w:lastRow="0" w:firstColumn="0" w:lastColumn="0" w:oddVBand="0" w:evenVBand="0" w:oddHBand="1" w:evenHBand="0" w:firstRowFirstColumn="0" w:firstRowLastColumn="0" w:lastRowFirstColumn="0" w:lastRowLastColumn="0"/>
+            </w:pPr>
+            <w:r>
+              <w:t>Xantrex XPL 30-2T Triple DC Power Su</w:t>
+            </w:r>
+            <w:r>
+              <w:t>pply</w:t>
+            </w:r>
+          </w:p>
+        </w:tc>
+        <w:tc>
+          <w:tcPr>
+            <w:tcW w:w="2709" w:type="dxa"/>
+            <w:tcBorders>
+              <w:left w:val="single" w:sz="4" w:space="0" w:color="auto"/>
+            </w:tcBorders>
+          </w:tcPr>
+          <w:p>
+            <w:pPr>
+              <w:cnfStyle w:val="000000100000" w:firstRow="0" w:lastRow="0" w:firstColumn="0" w:lastColumn="0" w:oddVBand="0" w:evenVBand="0" w:oddHBand="1" w:evenHBand="0" w:firstRowFirstColumn="0" w:firstRowLastColumn="0" w:lastRowFirstColumn="0" w:lastRowLastColumn="0"/>
+            </w:pPr>
+            <w:r>
+              <w:t>3.3V, 300mA</w:t>
+            </w:r>
+          </w:p>
+        </w:tc>
+      </w:tr>
+      <w:tr>
+        <w:tc>
+          <w:tcPr>
+            <w:cnfStyle w:val="001000000000" w:firstRow="0" w:lastRow="0" w:firstColumn="1" w:lastColumn="0" w:oddVBand="0" w:evenVBand="0" w:oddHBand="0" w:evenHBand="0" w:firstRowFirstColumn="0" w:firstRowLastColumn="0" w:lastRowFirstColumn="0" w:lastRowLastColumn="0"/>
+            <w:tcW w:w="3298" w:type="dxa"/>
+            <w:tcBorders>
+              <w:right w:val="single" w:sz="4" w:space="0" w:color="auto"/>
+            </w:tcBorders>
+          </w:tcPr>
+          <w:p>
+            <w:pPr>
+              <w:rPr>
+                <w:b w:val="0"/>
+                <w:bCs w:val="0"/>
+              </w:rPr>
+            </w:pPr>
+            <w:r>
+              <w:rPr>
+                <w:b w:val="0"/>
+                <w:bCs w:val="0"/>
+              </w:rPr>
+              <w:t xml:space="preserve">multimètre </w:t>
+            </w:r>
+          </w:p>
+        </w:tc>
+        <w:tc>
+          <w:tcPr>
+            <w:tcW w:w="3065" w:type="dxa"/>
+            <w:tcBorders>
+              <w:left w:val="single" w:sz="4" w:space="0" w:color="auto"/>
+            </w:tcBorders>
+          </w:tcPr>
+          <w:p>
+            <w:pPr>
+              <w:cnfStyle w:val="000000000000" w:firstRow="0" w:lastRow="0" w:firstColumn="0" w:lastColumn="0" w:oddVBand="0" w:evenVBand="0" w:oddHBand="0" w:evenHBand="0" w:firstRowFirstColumn="0" w:firstRowLastColumn="0" w:lastRowFirstColumn="0" w:lastRowLastColumn="0"/>
+            </w:pPr>
+            <w:r>
+              <w:t>Amprobe 34XR-A</w:t>
+            </w:r>
+          </w:p>
+        </w:tc>
+        <w:tc>
+          <w:tcPr>
+            <w:tcW w:w="2709" w:type="dxa"/>
+            <w:tcBorders>
+              <w:left w:val="single" w:sz="4" w:space="0" w:color="auto"/>
+            </w:tcBorders>
+          </w:tcPr>
+          <w:p>
+            <w:pPr>
+              <w:cnfStyle w:val="000000000000" w:firstRow="0" w:lastRow="0" w:firstColumn="0" w:lastColumn="0" w:oddVBand="0" w:evenVBand="0" w:oddHBand="0" w:evenHBand="0" w:firstRowFirstColumn="0" w:firstRowLastColumn="0" w:lastRowFirstColumn="0" w:lastRowLastColumn="0"/>
+            </w:pPr>
+            <w:r>
+              <w:t>Courant DC mA</w:t>
+            </w:r>
+          </w:p>
+        </w:tc>
+      </w:tr>
+    </w:tbl>
+    <w:p/>
+    <w:p/>
     <w:p>
       <w:pPr>
         <w:pStyle w:val="Titre4"/>
@@ -15452,6 +16140,456 @@
       </w:r>
       <w:r>
         <w:t>s</w:t>
+      </w:r>
+    </w:p>
+    <w:p>
+      <w:r>
+        <w:t xml:space="preserve">Iin = </w:t>
+      </w:r>
+      <w:r>
+        <w:t>7.53</w:t>
+      </w:r>
+      <w:r>
+        <w:t>mA</w:t>
+      </w:r>
+    </w:p>
+    <w:p>
+      <w:pPr>
+        <w:pStyle w:val="Titre4"/>
+      </w:pPr>
+      <w:r>
+        <w:t>Conclusion</w:t>
+      </w:r>
+    </w:p>
+    <w:p>
+      <w:r>
+        <w:t>On peut voir que la valeur mesuré</w:t>
+      </w:r>
+      <w:r>
+        <w:t>e</w:t>
+      </w:r>
+      <w:r>
+        <w:t xml:space="preserve"> de </w:t>
+      </w:r>
+      <w:r>
+        <w:t xml:space="preserve">la </w:t>
+      </w:r>
+      <w:r>
+        <w:t xml:space="preserve">consommation de courant des touches est </w:t>
+      </w:r>
+      <w:r>
+        <w:t xml:space="preserve">très différente que celle de l’estimation ce qui me porte </w:t>
+      </w:r>
+      <w:r>
+        <w:t>à</w:t>
+      </w:r>
+      <w:r>
+        <w:t xml:space="preserve"> croire que le calcul de courant est fau</w:t>
+      </w:r>
+      <w:r>
+        <w:t>x</w:t>
+      </w:r>
+      <w:r>
+        <w:t xml:space="preserve"> </w:t>
+      </w:r>
+      <w:r>
+        <w:rPr>
+          <w:b/>
+          <w:bCs/>
+        </w:rPr>
+        <w:t xml:space="preserve">à </w:t>
+      </w:r>
+      <w:r>
+        <w:rPr>
+          <w:b/>
+          <w:bCs/>
+        </w:rPr>
+        <w:t>noter</w:t>
+      </w:r>
+      <w:r>
+        <w:rPr>
+          <w:b/>
+          <w:bCs/>
+        </w:rPr>
+        <w:t xml:space="preserve"> que 2 des 8 lignes (L2 et L3) ne sont pas </w:t>
+      </w:r>
+      <w:r>
+        <w:rPr>
+          <w:b/>
+          <w:bCs/>
+        </w:rPr>
+        <w:t>fonctionnelles</w:t>
+      </w:r>
+      <w:r>
+        <w:rPr>
+          <w:b/>
+          <w:bCs/>
+        </w:rPr>
+        <w:t xml:space="preserve"> au moment de la mesure</w:t>
+      </w:r>
+      <w:r>
+        <w:t>.</w:t>
+      </w:r>
+    </w:p>
+    <w:p>
+      <w:pPr>
+        <w:pStyle w:val="Titre3"/>
+      </w:pPr>
+      <w:r>
+        <w:t>Mesure</w:t>
+      </w:r>
+      <w:r>
+        <w:t>3</w:t>
+      </w:r>
+    </w:p>
+    <w:p>
+      <w:pPr>
+        <w:pStyle w:val="Titre4"/>
+      </w:pPr>
+      <w:r>
+        <w:t>But de la mesure</w:t>
+      </w:r>
+    </w:p>
+    <w:p>
+      <w:r>
+        <w:t>Cette mesure a comme but de nous donner la valeur du courant que le système consomme quand il effectue une détection</w:t>
+      </w:r>
+      <w:r>
+        <w:t xml:space="preserve"> </w:t>
+      </w:r>
+      <w:r>
+        <w:t>des touches capacitives</w:t>
+      </w:r>
+      <w:r>
+        <w:t xml:space="preserve"> </w:t>
+      </w:r>
+      <w:r>
+        <w:t>et</w:t>
+      </w:r>
+      <w:r>
+        <w:t xml:space="preserve"> </w:t>
+      </w:r>
+      <w:r>
+        <w:t>que le nombre maximum de LEDs (18)</w:t>
+      </w:r>
+      <w:r>
+        <w:t xml:space="preserve"> </w:t>
+      </w:r>
+      <w:r>
+        <w:t xml:space="preserve">sont allumées </w:t>
+      </w:r>
+      <w:r>
+        <w:rPr>
+          <w:b/>
+          <w:bCs/>
+        </w:rPr>
+        <w:t>sur mon prototype.</w:t>
+      </w:r>
+    </w:p>
+    <w:p>
+      <w:pPr>
+        <w:pStyle w:val="Titre4"/>
+      </w:pPr>
+      <w:r>
+        <w:t>Schéma de mesure</w:t>
+      </w:r>
+    </w:p>
+    <w:p>
+      <w:r>
+        <w:rPr>
+          <w:noProof/>
+        </w:rPr>
+        <w:drawing>
+          <wp:anchor distT="0" distB="0" distL="114300" distR="114300" simplePos="0" relativeHeight="251708928" behindDoc="0" locked="0" layoutInCell="1" allowOverlap="1" wp14:anchorId="01262854" wp14:editId="2FE5C8ED">
+            <wp:simplePos x="0" y="0"/>
+            <wp:positionH relativeFrom="column">
+              <wp:posOffset>0</wp:posOffset>
+            </wp:positionH>
+            <wp:positionV relativeFrom="paragraph">
+              <wp:posOffset>286385</wp:posOffset>
+            </wp:positionV>
+            <wp:extent cx="2867660" cy="1448435"/>
+            <wp:effectExtent l="0" t="0" r="8890" b="0"/>
+            <wp:wrapTopAndBottom/>
+            <wp:docPr id="1859791842" name="Image 2" descr="Une image contenant symbole, logo, capture d’écran, Police&#10;&#10;Le contenu généré par l’IA peut être incorrect."/>
+            <wp:cNvGraphicFramePr>
+              <a:graphicFrameLocks xmlns:a="http://schemas.openxmlformats.org/drawingml/2006/main" noChangeAspect="1"/>
+            </wp:cNvGraphicFramePr>
+            <a:graphic xmlns:a="http://schemas.openxmlformats.org/drawingml/2006/main">
+              <a:graphicData uri="http://schemas.openxmlformats.org/drawingml/2006/picture">
+                <pic:pic xmlns:pic="http://schemas.openxmlformats.org/drawingml/2006/picture">
+                  <pic:nvPicPr>
+                    <pic:cNvPr id="835324487" name="Image 2" descr="Une image contenant symbole, logo, capture d’écran, Police&#10;&#10;Le contenu généré par l’IA peut être incorrect."/>
+                    <pic:cNvPicPr>
+                      <a:picLocks noChangeAspect="1" noChangeArrowheads="1"/>
+                    </pic:cNvPicPr>
+                  </pic:nvPicPr>
+                  <pic:blipFill>
+                    <a:blip r:embed="rId33">
+                      <a:extLst>
+                        <a:ext uri="{28A0092B-C50C-407E-A947-70E740481C1C}">
+                          <a14:useLocalDpi xmlns:a14="http://schemas.microsoft.com/office/drawing/2010/main" val="0"/>
+                        </a:ext>
+                      </a:extLst>
+                    </a:blip>
+                    <a:srcRect/>
+                    <a:stretch>
+                      <a:fillRect/>
+                    </a:stretch>
+                  </pic:blipFill>
+                  <pic:spPr bwMode="auto">
+                    <a:xfrm>
+                      <a:off x="0" y="0"/>
+                      <a:ext cx="2867660" cy="1448435"/>
+                    </a:xfrm>
+                    <a:prstGeom prst="rect">
+                      <a:avLst/>
+                    </a:prstGeom>
+                    <a:noFill/>
+                    <a:ln>
+                      <a:noFill/>
+                    </a:ln>
+                  </pic:spPr>
+                </pic:pic>
+              </a:graphicData>
+            </a:graphic>
+          </wp:anchor>
+        </w:drawing>
+      </w:r>
+    </w:p>
+    <w:p>
+      <w:pPr>
+        <w:pStyle w:val="Titre4"/>
+      </w:pPr>
+      <w:r>
+        <w:t>Liste des instruments et leurs réglages</w:t>
+      </w:r>
+    </w:p>
+    <w:tbl>
+      <w:tblPr>
+        <w:tblStyle w:val="Tableausimple3"/>
+        <w:tblW w:w="0" w:type="auto"/>
+        <w:tblLook w:val="04A0" w:firstRow="1" w:lastRow="0" w:firstColumn="1" w:lastColumn="0" w:noHBand="0" w:noVBand="1"/>
+      </w:tblPr>
+      <w:tblGrid>
+        <w:gridCol w:w="3298"/>
+        <w:gridCol w:w="3065"/>
+        <w:gridCol w:w="2709"/>
+      </w:tblGrid>
+      <w:tr>
+        <w:trPr>
+          <w:cnfStyle w:val="100000000000" w:firstRow="1" w:lastRow="0" w:firstColumn="0" w:lastColumn="0" w:oddVBand="0" w:evenVBand="0" w:oddHBand="0" w:evenHBand="0" w:firstRowFirstColumn="0" w:firstRowLastColumn="0" w:lastRowFirstColumn="0" w:lastRowLastColumn="0"/>
+        </w:trPr>
+        <w:tc>
+          <w:tcPr>
+            <w:cnfStyle w:val="001000000100" w:firstRow="0" w:lastRow="0" w:firstColumn="1" w:lastColumn="0" w:oddVBand="0" w:evenVBand="0" w:oddHBand="0" w:evenHBand="0" w:firstRowFirstColumn="1" w:firstRowLastColumn="0" w:lastRowFirstColumn="0" w:lastRowLastColumn="0"/>
+            <w:tcW w:w="3298" w:type="dxa"/>
+            <w:tcBorders>
+              <w:right w:val="single" w:sz="4" w:space="0" w:color="auto"/>
+            </w:tcBorders>
+          </w:tcPr>
+          <w:p>
+            <w:r>
+              <w:t>Instrument</w:t>
+            </w:r>
+          </w:p>
+        </w:tc>
+        <w:tc>
+          <w:tcPr>
+            <w:tcW w:w="3065" w:type="dxa"/>
+            <w:tcBorders>
+              <w:left w:val="single" w:sz="4" w:space="0" w:color="auto"/>
+            </w:tcBorders>
+          </w:tcPr>
+          <w:p>
+            <w:pPr>
+              <w:cnfStyle w:val="100000000000" w:firstRow="1" w:lastRow="0" w:firstColumn="0" w:lastColumn="0" w:oddVBand="0" w:evenVBand="0" w:oddHBand="0" w:evenHBand="0" w:firstRowFirstColumn="0" w:firstRowLastColumn="0" w:lastRowFirstColumn="0" w:lastRowLastColumn="0"/>
+              <w:rPr>
+                <w:b w:val="0"/>
+                <w:bCs w:val="0"/>
+                <w:caps w:val="0"/>
+              </w:rPr>
+            </w:pPr>
+            <w:r>
+              <w:t>Modele</w:t>
+            </w:r>
+          </w:p>
+        </w:tc>
+        <w:tc>
+          <w:tcPr>
+            <w:tcW w:w="2709" w:type="dxa"/>
+            <w:tcBorders>
+              <w:left w:val="single" w:sz="4" w:space="0" w:color="auto"/>
+            </w:tcBorders>
+          </w:tcPr>
+          <w:p>
+            <w:pPr>
+              <w:cnfStyle w:val="100000000000" w:firstRow="1" w:lastRow="0" w:firstColumn="0" w:lastColumn="0" w:oddVBand="0" w:evenVBand="0" w:oddHBand="0" w:evenHBand="0" w:firstRowFirstColumn="0" w:firstRowLastColumn="0" w:lastRowFirstColumn="0" w:lastRowLastColumn="0"/>
+            </w:pPr>
+            <w:r>
+              <w:t>Réglage</w:t>
+            </w:r>
+          </w:p>
+        </w:tc>
+      </w:tr>
+      <w:tr>
+        <w:trPr>
+          <w:cnfStyle w:val="000000100000" w:firstRow="0" w:lastRow="0" w:firstColumn="0" w:lastColumn="0" w:oddVBand="0" w:evenVBand="0" w:oddHBand="1" w:evenHBand="0" w:firstRowFirstColumn="0" w:firstRowLastColumn="0" w:lastRowFirstColumn="0" w:lastRowLastColumn="0"/>
+        </w:trPr>
+        <w:tc>
+          <w:tcPr>
+            <w:cnfStyle w:val="001000000000" w:firstRow="0" w:lastRow="0" w:firstColumn="1" w:lastColumn="0" w:oddVBand="0" w:evenVBand="0" w:oddHBand="0" w:evenHBand="0" w:firstRowFirstColumn="0" w:firstRowLastColumn="0" w:lastRowFirstColumn="0" w:lastRowLastColumn="0"/>
+            <w:tcW w:w="3298" w:type="dxa"/>
+            <w:tcBorders>
+              <w:right w:val="single" w:sz="4" w:space="0" w:color="auto"/>
+            </w:tcBorders>
+          </w:tcPr>
+          <w:p>
+            <w:pPr>
+              <w:rPr>
+                <w:b w:val="0"/>
+                <w:bCs w:val="0"/>
+              </w:rPr>
+            </w:pPr>
+            <w:r>
+              <w:rPr>
+                <w:b w:val="0"/>
+                <w:bCs w:val="0"/>
+              </w:rPr>
+              <w:t>Alimentation de laboratoire</w:t>
+            </w:r>
+          </w:p>
+        </w:tc>
+        <w:tc>
+          <w:tcPr>
+            <w:tcW w:w="3065" w:type="dxa"/>
+            <w:tcBorders>
+              <w:left w:val="single" w:sz="4" w:space="0" w:color="auto"/>
+            </w:tcBorders>
+          </w:tcPr>
+          <w:p>
+            <w:pPr>
+              <w:cnfStyle w:val="000000100000" w:firstRow="0" w:lastRow="0" w:firstColumn="0" w:lastColumn="0" w:oddVBand="0" w:evenVBand="0" w:oddHBand="1" w:evenHBand="0" w:firstRowFirstColumn="0" w:firstRowLastColumn="0" w:lastRowFirstColumn="0" w:lastRowLastColumn="0"/>
+            </w:pPr>
+            <w:r>
+              <w:t>Xantrex XPL 30-2T Triple DC Power Su</w:t>
+            </w:r>
+            <w:r>
+              <w:t>pply</w:t>
+            </w:r>
+          </w:p>
+        </w:tc>
+        <w:tc>
+          <w:tcPr>
+            <w:tcW w:w="2709" w:type="dxa"/>
+            <w:tcBorders>
+              <w:left w:val="single" w:sz="4" w:space="0" w:color="auto"/>
+            </w:tcBorders>
+          </w:tcPr>
+          <w:p>
+            <w:pPr>
+              <w:cnfStyle w:val="000000100000" w:firstRow="0" w:lastRow="0" w:firstColumn="0" w:lastColumn="0" w:oddVBand="0" w:evenVBand="0" w:oddHBand="1" w:evenHBand="0" w:firstRowFirstColumn="0" w:firstRowLastColumn="0" w:lastRowFirstColumn="0" w:lastRowLastColumn="0"/>
+            </w:pPr>
+            <w:r>
+              <w:t>3.3V, 300mA</w:t>
+            </w:r>
+          </w:p>
+        </w:tc>
+      </w:tr>
+      <w:tr>
+        <w:tc>
+          <w:tcPr>
+            <w:cnfStyle w:val="001000000000" w:firstRow="0" w:lastRow="0" w:firstColumn="1" w:lastColumn="0" w:oddVBand="0" w:evenVBand="0" w:oddHBand="0" w:evenHBand="0" w:firstRowFirstColumn="0" w:firstRowLastColumn="0" w:lastRowFirstColumn="0" w:lastRowLastColumn="0"/>
+            <w:tcW w:w="3298" w:type="dxa"/>
+            <w:tcBorders>
+              <w:right w:val="single" w:sz="4" w:space="0" w:color="auto"/>
+            </w:tcBorders>
+          </w:tcPr>
+          <w:p>
+            <w:pPr>
+              <w:rPr>
+                <w:b w:val="0"/>
+                <w:bCs w:val="0"/>
+              </w:rPr>
+            </w:pPr>
+            <w:r>
+              <w:rPr>
+                <w:b w:val="0"/>
+                <w:bCs w:val="0"/>
+              </w:rPr>
+              <w:t xml:space="preserve">multimètre </w:t>
+            </w:r>
+          </w:p>
+        </w:tc>
+        <w:tc>
+          <w:tcPr>
+            <w:tcW w:w="3065" w:type="dxa"/>
+            <w:tcBorders>
+              <w:left w:val="single" w:sz="4" w:space="0" w:color="auto"/>
+            </w:tcBorders>
+          </w:tcPr>
+          <w:p>
+            <w:pPr>
+              <w:cnfStyle w:val="000000000000" w:firstRow="0" w:lastRow="0" w:firstColumn="0" w:lastColumn="0" w:oddVBand="0" w:evenVBand="0" w:oddHBand="0" w:evenHBand="0" w:firstRowFirstColumn="0" w:firstRowLastColumn="0" w:lastRowFirstColumn="0" w:lastRowLastColumn="0"/>
+            </w:pPr>
+            <w:r>
+              <w:t>Amprobe 34XR-A</w:t>
+            </w:r>
+          </w:p>
+        </w:tc>
+        <w:tc>
+          <w:tcPr>
+            <w:tcW w:w="2709" w:type="dxa"/>
+            <w:tcBorders>
+              <w:left w:val="single" w:sz="4" w:space="0" w:color="auto"/>
+            </w:tcBorders>
+          </w:tcPr>
+          <w:p>
+            <w:pPr>
+              <w:cnfStyle w:val="000000000000" w:firstRow="0" w:lastRow="0" w:firstColumn="0" w:lastColumn="0" w:oddVBand="0" w:evenVBand="0" w:oddHBand="0" w:evenHBand="0" w:firstRowFirstColumn="0" w:firstRowLastColumn="0" w:lastRowFirstColumn="0" w:lastRowLastColumn="0"/>
+            </w:pPr>
+            <w:r>
+              <w:t>Courant DC mA</w:t>
+            </w:r>
+          </w:p>
+        </w:tc>
+      </w:tr>
+    </w:tbl>
+    <w:p/>
+    <w:p/>
+    <w:p>
+      <w:pPr>
+        <w:pStyle w:val="Titre4"/>
+      </w:pPr>
+      <w:r>
+        <w:t>Tableaux des valeurs mesurées</w:t>
+      </w:r>
+    </w:p>
+    <w:p>
+      <w:r>
+        <w:t xml:space="preserve">Iin = </w:t>
+      </w:r>
+      <w:r>
+        <w:t>11.34mA</w:t>
+      </w:r>
+    </w:p>
+    <w:p>
+      <w:pPr>
+        <w:pStyle w:val="Titre4"/>
+      </w:pPr>
+      <w:r>
+        <w:t>Conclusion</w:t>
+      </w:r>
+    </w:p>
+    <w:p>
+      <w:r>
+        <w:t xml:space="preserve">On peut voir que </w:t>
+      </w:r>
+      <w:r>
+        <w:t xml:space="preserve">l’estimation du courant consommé est bien trop élevé et que le système ne consomme pas grand-chose quand </w:t>
+      </w:r>
+      <w:r>
+        <w:t>le nombre maximum de LEDs sont allumées. En faisant la mesure sur le circuit, on peut observer un clignotement des LEDs.</w:t>
       </w:r>
     </w:p>
     <w:p>
@@ -15463,12 +16601,56 @@
       <w:pPr>
         <w:pStyle w:val="Titre2"/>
       </w:pPr>
-      <w:bookmarkStart w:id="44" w:name="_Toc199257275"/>
+      <w:bookmarkStart w:id="44" w:name="_Toc199861686"/>
       <w:r>
         <w:lastRenderedPageBreak/>
         <w:t>Liste de matériel</w:t>
       </w:r>
       <w:bookmarkEnd w:id="44"/>
+    </w:p>
+    <w:p>
+      <w:r>
+        <w:t>Voici la Bom du projet :</w:t>
+      </w:r>
+    </w:p>
+    <w:p>
+      <w:r>
+        <w:drawing>
+          <wp:inline distT="0" distB="0" distL="0" distR="0" wp14:anchorId="4DD0EF6D" wp14:editId="7344A7BD">
+            <wp:extent cx="8256369" cy="5642580"/>
+            <wp:effectExtent l="0" t="7303" r="4128" b="4127"/>
+            <wp:docPr id="1988168474" name="Image 1" descr="Une image contenant texte, reçu, nombre, Parallèle&#10;&#10;Le contenu généré par l’IA peut être incorrect."/>
+            <wp:cNvGraphicFramePr>
+              <a:graphicFrameLocks xmlns:a="http://schemas.openxmlformats.org/drawingml/2006/main" noChangeAspect="1"/>
+            </wp:cNvGraphicFramePr>
+            <a:graphic xmlns:a="http://schemas.openxmlformats.org/drawingml/2006/main">
+              <a:graphicData uri="http://schemas.openxmlformats.org/drawingml/2006/picture">
+                <pic:pic xmlns:pic="http://schemas.openxmlformats.org/drawingml/2006/picture">
+                  <pic:nvPicPr>
+                    <pic:cNvPr id="1988168474" name="Image 1" descr="Une image contenant texte, reçu, nombre, Parallèle&#10;&#10;Le contenu généré par l’IA peut être incorrect."/>
+                    <pic:cNvPicPr/>
+                  </pic:nvPicPr>
+                  <pic:blipFill>
+                    <a:blip r:embed="rId34"/>
+                    <a:stretch>
+                      <a:fillRect/>
+                    </a:stretch>
+                  </pic:blipFill>
+                  <pic:spPr>
+                    <a:xfrm rot="16200000">
+                      <a:off x="0" y="0"/>
+                      <a:ext cx="8277494" cy="5657018"/>
+                    </a:xfrm>
+                    <a:prstGeom prst="rect">
+                      <a:avLst/>
+                    </a:prstGeom>
+                  </pic:spPr>
+                </pic:pic>
+              </a:graphicData>
+            </a:graphic>
+          </wp:inline>
+        </w:drawing>
+      </w:r>
     </w:p>
     <w:p>
       <w:pPr>
@@ -15478,8 +16660,9 @@
       <w:bookmarkStart w:id="46" w:name="_Toc40260233"/>
       <w:bookmarkStart w:id="47" w:name="_Toc40260317"/>
       <w:bookmarkStart w:id="48" w:name="_Toc40260364"/>
-      <w:bookmarkStart w:id="49" w:name="_Toc199257276"/>
-      <w:r>
+      <w:bookmarkStart w:id="49" w:name="_Toc199861687"/>
+      <w:r>
+        <w:lastRenderedPageBreak/>
         <w:t>Layout</w:t>
       </w:r>
       <w:bookmarkEnd w:id="45"/>
@@ -15642,7 +16825,13 @@
         <w:t xml:space="preserve"> finalisé le routage par faire la même chose pour la matrice de LED. </w:t>
       </w:r>
       <w:r>
-        <w:t>J’ai par la suite dû changer ou passait les pistes de contrôle des LEDs pour ne pas interférer avec les touches capacitive en faisant passer le signal haute fréquence de dessous de celles-ci.</w:t>
+        <w:t>J’ai par la suite dû changer ou passait les pistes de contrôle des LEDs pour ne pas interférer avec les touches capacitive</w:t>
+      </w:r>
+      <w:r>
+        <w:t>s</w:t>
+      </w:r>
+      <w:r>
+        <w:t xml:space="preserve"> en faisant passer le signal haute fréquence de dessous de celles-ci.</w:t>
       </w:r>
     </w:p>
     <w:p>
@@ -15662,6 +16851,26 @@
       </w:r>
       <w:r>
         <w:t>istes de cuivre</w:t>
+      </w:r>
+    </w:p>
+    <w:p>
+      <w:r>
+        <w:t xml:space="preserve">Pour les largeurs de piste, j’ai </w:t>
+      </w:r>
+      <w:r>
+        <w:t>essayé</w:t>
+      </w:r>
+      <w:r>
+        <w:t xml:space="preserve"> de suivre </w:t>
+      </w:r>
+      <w:r>
+        <w:t>la log</w:t>
+      </w:r>
+      <w:r>
+        <w:t>ique</w:t>
+      </w:r>
+      <w:r>
+        <w:t xml:space="preserve"> de M</w:t>
       </w:r>
     </w:p>
     <w:p>
@@ -15708,7 +16917,7 @@
       <w:bookmarkStart w:id="51" w:name="_Toc40260239"/>
       <w:bookmarkStart w:id="52" w:name="_Toc40260323"/>
       <w:bookmarkStart w:id="53" w:name="_Toc40260370"/>
-      <w:bookmarkStart w:id="54" w:name="_Toc199257277"/>
+      <w:bookmarkStart w:id="54" w:name="_Toc199861688"/>
       <w:r>
         <w:lastRenderedPageBreak/>
         <w:t>Firmware</w:t>
@@ -15724,7 +16933,7 @@
         <w:pStyle w:val="Titre3"/>
       </w:pPr>
       <w:r>
-        <w:t>Machine des états</w:t>
+        <w:t>Programmation des touches</w:t>
       </w:r>
     </w:p>
     <w:p>
@@ -15732,40 +16941,6 @@
         <w:pStyle w:val="Titre3"/>
       </w:pPr>
       <w:r>
-        <w:t>Flowchart</w:t>
-      </w:r>
-    </w:p>
-    <w:p>
-      <w:pPr>
-        <w:pStyle w:val="Titre3"/>
-      </w:pPr>
-      <w:r>
-        <w:t>Structogramme</w:t>
-      </w:r>
-    </w:p>
-    <w:p>
-      <w:pPr>
-        <w:pStyle w:val="Titre2"/>
-      </w:pPr>
-      <w:bookmarkStart w:id="55" w:name="_Toc199257278"/>
-      <w:r>
-        <w:t>Software</w:t>
-      </w:r>
-      <w:bookmarkEnd w:id="55"/>
-    </w:p>
-    <w:p>
-      <w:pPr>
-        <w:pStyle w:val="Titre3"/>
-      </w:pPr>
-      <w:r>
-        <w:t>Programmation des touches</w:t>
-      </w:r>
-    </w:p>
-    <w:p>
-      <w:pPr>
-        <w:pStyle w:val="Titre3"/>
-      </w:pPr>
-      <w:r>
         <w:t>Programmation des LEDs</w:t>
       </w:r>
     </w:p>
@@ -15775,7 +16950,7 @@
           <w:noProof/>
         </w:rPr>
         <w:drawing>
-          <wp:anchor distT="0" distB="0" distL="114300" distR="114300" simplePos="0" relativeHeight="251684352" behindDoc="0" locked="0" layoutInCell="1" allowOverlap="1" wp14:anchorId="13354581" wp14:editId="23F9FF09">
+          <wp:anchor distT="0" distB="0" distL="114300" distR="114300" simplePos="0" relativeHeight="251698688" behindDoc="0" locked="0" layoutInCell="1" allowOverlap="1" wp14:anchorId="25D4C485" wp14:editId="6E83F8A2">
             <wp:simplePos x="0" y="0"/>
             <wp:positionH relativeFrom="margin">
               <wp:align>left</wp:align>
@@ -15798,7 +16973,7 @@
                     <pic:cNvPicPr/>
                   </pic:nvPicPr>
                   <pic:blipFill>
-                    <a:blip r:embed="rId34">
+                    <a:blip r:embed="rId35">
                       <a:extLst>
                         <a:ext uri="{28A0092B-C50C-407E-A947-70E740481C1C}">
                           <a14:useLocalDpi xmlns:a14="http://schemas.microsoft.com/office/drawing/2010/main" val="0"/>
@@ -15831,49 +17006,7 @@
         </w:drawing>
       </w:r>
       <w:r>
-        <w:t xml:space="preserve">Pour faire fonctionner les LEDs de manière </w:t>
-      </w:r>
-      <w:r>
-        <w:t>une par une</w:t>
-      </w:r>
-      <w:r>
-        <w:t xml:space="preserve"> </w:t>
-      </w:r>
-      <w:r>
-        <w:t>je dois</w:t>
-      </w:r>
-      <w:r>
-        <w:t xml:space="preserve"> </w:t>
-      </w:r>
-      <w:r>
-        <w:t>changer les pins d’input à output</w:t>
-      </w:r>
-      <w:r>
-        <w:t xml:space="preserve"> et vice-versa pendant le programme</w:t>
-      </w:r>
-      <w:r>
-        <w:t xml:space="preserve"> pour ne pas allumer des </w:t>
-      </w:r>
-      <w:r>
-        <w:t>LED qui ne doivent pas s’allumer. En effet,</w:t>
-      </w:r>
-      <w:r>
-        <w:t xml:space="preserve"> </w:t>
-      </w:r>
-      <w:r>
-        <w:t xml:space="preserve">si on </w:t>
-      </w:r>
-      <w:r>
-        <w:t xml:space="preserve">place les LEDs comme </w:t>
-      </w:r>
-      <w:r>
-        <w:t xml:space="preserve">dans </w:t>
-      </w:r>
-      <w:r>
-        <w:t>mon schéma,</w:t>
-      </w:r>
-      <w:r>
-        <w:t xml:space="preserve"> ce n’est pas possible de les contrôler singulièrement </w:t>
+        <w:t xml:space="preserve">Pour faire fonctionner les LEDs de manière une par une je dois changer les pins d’input à output et vice-versa pendant le programme pour ne pas allumer des LED qui ne doivent pas s’allumer. En effet, si on place les LEDs comme dans mon schéma, ce n’est pas possible de les contrôler singulièrement </w:t>
       </w:r>
     </w:p>
     <w:p/>
@@ -15882,7 +17015,22 @@
         <w:pStyle w:val="Titre3"/>
       </w:pPr>
       <w:r>
-        <w:lastRenderedPageBreak/>
+        <w:t>Flowchart</w:t>
+      </w:r>
+    </w:p>
+    <w:p>
+      <w:pPr>
+        <w:pStyle w:val="Titre3"/>
+      </w:pPr>
+      <w:r>
+        <w:t>Structogramme</w:t>
+      </w:r>
+    </w:p>
+    <w:p>
+      <w:pPr>
+        <w:pStyle w:val="Titre3"/>
+      </w:pPr>
+      <w:r>
         <w:t>Structogramme</w:t>
       </w:r>
     </w:p>
@@ -15890,14 +17038,14 @@
       <w:pPr>
         <w:pStyle w:val="Titre2"/>
       </w:pPr>
-      <w:bookmarkStart w:id="56" w:name="_Toc199257279"/>
+      <w:bookmarkStart w:id="55" w:name="_Toc199861689"/>
       <w:r>
         <w:t>Phase de production</w:t>
       </w:r>
       <w:r>
         <w:t xml:space="preserve"> en série</w:t>
       </w:r>
-      <w:bookmarkEnd w:id="56"/>
+      <w:bookmarkEnd w:id="55"/>
     </w:p>
     <w:p>
       <w:pPr>
@@ -15919,14 +17067,14 @@
       <w:pPr>
         <w:pStyle w:val="Titre2"/>
       </w:pPr>
-      <w:bookmarkStart w:id="57" w:name="_Toc199257280"/>
+      <w:bookmarkStart w:id="56" w:name="_Toc199861690"/>
       <w:r>
         <w:t>Liste des outils</w:t>
       </w:r>
       <w:r>
         <w:t xml:space="preserve"> utilisés et leur version</w:t>
       </w:r>
-      <w:bookmarkEnd w:id="57"/>
+      <w:bookmarkEnd w:id="56"/>
     </w:p>
     <w:p>
       <w:r>
@@ -15937,30 +17085,30 @@
       <w:pPr>
         <w:pStyle w:val="Titre1"/>
       </w:pPr>
-      <w:bookmarkStart w:id="58" w:name="_Toc40259980"/>
-      <w:bookmarkStart w:id="59" w:name="_Toc40260242"/>
-      <w:bookmarkStart w:id="60" w:name="_Toc40260326"/>
-      <w:bookmarkStart w:id="61" w:name="_Toc40260373"/>
-      <w:bookmarkStart w:id="62" w:name="_Toc199257281"/>
+      <w:bookmarkStart w:id="57" w:name="_Toc40259980"/>
+      <w:bookmarkStart w:id="58" w:name="_Toc40260242"/>
+      <w:bookmarkStart w:id="59" w:name="_Toc40260326"/>
+      <w:bookmarkStart w:id="60" w:name="_Toc40260373"/>
+      <w:bookmarkStart w:id="61" w:name="_Toc199861691"/>
       <w:r>
         <w:lastRenderedPageBreak/>
         <w:t>Contrôle</w:t>
       </w:r>
+      <w:bookmarkEnd w:id="57"/>
       <w:bookmarkEnd w:id="58"/>
       <w:bookmarkEnd w:id="59"/>
       <w:bookmarkEnd w:id="60"/>
       <w:bookmarkEnd w:id="61"/>
-      <w:bookmarkEnd w:id="62"/>
     </w:p>
     <w:p>
       <w:pPr>
         <w:pStyle w:val="Titre2"/>
       </w:pPr>
-      <w:bookmarkStart w:id="63" w:name="_Toc199257282"/>
+      <w:bookmarkStart w:id="62" w:name="_Toc199861692"/>
       <w:r>
         <w:t>Validation ERC</w:t>
       </w:r>
-      <w:bookmarkEnd w:id="63"/>
+      <w:bookmarkEnd w:id="62"/>
     </w:p>
     <w:p>
       <w:r>
@@ -15980,11 +17128,11 @@
       <w:pPr>
         <w:pStyle w:val="Titre2"/>
       </w:pPr>
-      <w:bookmarkStart w:id="64" w:name="_Toc199257283"/>
+      <w:bookmarkStart w:id="63" w:name="_Toc199861693"/>
       <w:r>
         <w:t>Validation DRC</w:t>
       </w:r>
-      <w:bookmarkEnd w:id="64"/>
+      <w:bookmarkEnd w:id="63"/>
     </w:p>
     <w:p>
       <w:r>
@@ -16054,7 +17202,7 @@
                     <pic:cNvPicPr/>
                   </pic:nvPicPr>
                   <pic:blipFill>
-                    <a:blip r:embed="rId35"/>
+                    <a:blip r:embed="rId36"/>
                     <a:stretch>
                       <a:fillRect/>
                     </a:stretch>
@@ -16079,12 +17227,12 @@
       <w:pPr>
         <w:pStyle w:val="Titre2"/>
       </w:pPr>
-      <w:bookmarkStart w:id="65" w:name="_Toc199257284"/>
+      <w:bookmarkStart w:id="64" w:name="_Toc199861694"/>
       <w:r>
         <w:lastRenderedPageBreak/>
         <w:t>Validation Eurocircuits</w:t>
       </w:r>
-      <w:bookmarkEnd w:id="65"/>
+      <w:bookmarkEnd w:id="64"/>
     </w:p>
     <w:p>
       <w:r>
@@ -16115,7 +17263,7 @@
                     <pic:cNvPicPr/>
                   </pic:nvPicPr>
                   <pic:blipFill>
-                    <a:blip r:embed="rId36" cstate="print">
+                    <a:blip r:embed="rId37" cstate="print">
                       <a:extLst>
                         <a:ext uri="{28A0092B-C50C-407E-A947-70E740481C1C}">
                           <a14:useLocalDpi xmlns:a14="http://schemas.microsoft.com/office/drawing/2010/main" val="0"/>
@@ -16155,14 +17303,14 @@
       <w:pPr>
         <w:pStyle w:val="Titre2"/>
       </w:pPr>
-      <w:bookmarkStart w:id="66" w:name="_Toc199257285"/>
+      <w:bookmarkStart w:id="65" w:name="_Toc199861695"/>
       <w:r>
         <w:t>Validation par la m</w:t>
       </w:r>
       <w:r>
         <w:t>ise en service du prototype</w:t>
       </w:r>
-      <w:bookmarkEnd w:id="66"/>
+      <w:bookmarkEnd w:id="65"/>
     </w:p>
     <w:p>
       <w:pPr>
@@ -16184,12 +17332,15 @@
       <w:pPr>
         <w:pStyle w:val="Titre2"/>
       </w:pPr>
-      <w:r>
+      <w:bookmarkStart w:id="66" w:name="_Toc199861696"/>
+      <w:r>
+        <w:lastRenderedPageBreak/>
         <w:t>Pro</w:t>
       </w:r>
       <w:r>
         <w:t>blèmes rencontrées</w:t>
       </w:r>
+      <w:bookmarkEnd w:id="66"/>
     </w:p>
     <w:p>
       <w:pPr>
@@ -16200,6 +17351,483 @@
       </w:r>
     </w:p>
     <w:p>
+      <w:r>
+        <w:drawing>
+          <wp:anchor distT="0" distB="0" distL="114300" distR="114300" simplePos="0" relativeHeight="251699712" behindDoc="1" locked="0" layoutInCell="1" allowOverlap="1" wp14:anchorId="5B24F478" wp14:editId="7D1193E0">
+            <wp:simplePos x="0" y="0"/>
+            <wp:positionH relativeFrom="column">
+              <wp:posOffset>3232785</wp:posOffset>
+            </wp:positionH>
+            <wp:positionV relativeFrom="paragraph">
+              <wp:posOffset>1400175</wp:posOffset>
+            </wp:positionV>
+            <wp:extent cx="3035300" cy="1445260"/>
+            <wp:effectExtent l="0" t="0" r="0" b="2540"/>
+            <wp:wrapTight wrapText="bothSides">
+              <wp:wrapPolygon edited="0">
+                <wp:start x="0" y="0"/>
+                <wp:lineTo x="0" y="21353"/>
+                <wp:lineTo x="21419" y="21353"/>
+                <wp:lineTo x="21419" y="0"/>
+                <wp:lineTo x="0" y="0"/>
+              </wp:wrapPolygon>
+            </wp:wrapTight>
+            <wp:docPr id="92103472" name="Image 1" descr="Une image contenant texte, capture d’écran, nombre, logiciel&#10;&#10;Le contenu généré par l’IA peut être incorrect."/>
+            <wp:cNvGraphicFramePr>
+              <a:graphicFrameLocks xmlns:a="http://schemas.openxmlformats.org/drawingml/2006/main" noChangeAspect="1"/>
+            </wp:cNvGraphicFramePr>
+            <a:graphic xmlns:a="http://schemas.openxmlformats.org/drawingml/2006/main">
+              <a:graphicData uri="http://schemas.openxmlformats.org/drawingml/2006/picture">
+                <pic:pic xmlns:pic="http://schemas.openxmlformats.org/drawingml/2006/picture">
+                  <pic:nvPicPr>
+                    <pic:cNvPr id="92103472" name="Image 1" descr="Une image contenant texte, capture d’écran, nombre, logiciel&#10;&#10;Le contenu généré par l’IA peut être incorrect."/>
+                    <pic:cNvPicPr/>
+                  </pic:nvPicPr>
+                  <pic:blipFill>
+                    <a:blip r:embed="rId38">
+                      <a:extLst>
+                        <a:ext uri="{28A0092B-C50C-407E-A947-70E740481C1C}">
+                          <a14:useLocalDpi xmlns:a14="http://schemas.microsoft.com/office/drawing/2010/main" val="0"/>
+                        </a:ext>
+                      </a:extLst>
+                    </a:blip>
+                    <a:stretch>
+                      <a:fillRect/>
+                    </a:stretch>
+                  </pic:blipFill>
+                  <pic:spPr>
+                    <a:xfrm>
+                      <a:off x="0" y="0"/>
+                      <a:ext cx="3035300" cy="1445260"/>
+                    </a:xfrm>
+                    <a:prstGeom prst="rect">
+                      <a:avLst/>
+                    </a:prstGeom>
+                  </pic:spPr>
+                </pic:pic>
+              </a:graphicData>
+            </a:graphic>
+            <wp14:sizeRelH relativeFrom="margin">
+              <wp14:pctWidth>0</wp14:pctWidth>
+            </wp14:sizeRelH>
+            <wp14:sizeRelV relativeFrom="margin">
+              <wp14:pctHeight>0</wp14:pctHeight>
+            </wp14:sizeRelV>
+          </wp:anchor>
+        </w:drawing>
+      </w:r>
+      <w:r>
+        <w:t xml:space="preserve">Dû au routage, les deltas utilisés pour la détection des touches sont trop bas pour avoir </w:t>
+      </w:r>
+      <w:r>
+        <w:t>une détection précise</w:t>
+      </w:r>
+      <w:r>
+        <w:t xml:space="preserve">. </w:t>
+      </w:r>
+      <w:r>
+        <w:t>E</w:t>
+      </w:r>
+      <w:r>
+        <w:t>n</w:t>
+      </w:r>
+      <w:r>
+        <w:t xml:space="preserve"> Effet, quand on mesure les deltas via STM32CubeIDE, on peut voir que les deltas de lignes sont ok </w:t>
+      </w:r>
+      <w:r>
+        <w:t>et ont des valeurs entre 200 et 500 quand une touche est pressée, mais les deltas de colonnes sont bien trop bas</w:t>
+      </w:r>
+      <w:r>
+        <w:t xml:space="preserve">. Pour la colonne 1, on à des valeur max de </w:t>
+      </w:r>
+      <w:r>
+        <w:t>-1</w:t>
+      </w:r>
+      <w:r>
+        <w:t xml:space="preserve"> à </w:t>
+      </w:r>
+      <w:r>
+        <w:t>-23</w:t>
+      </w:r>
+      <w:r>
+        <w:t> ; pour la colonne 2, on a des</w:t>
+      </w:r>
+      <w:r>
+        <w:t xml:space="preserve"> </w:t>
+      </w:r>
+      <w:r>
+        <w:t xml:space="preserve">valeurs de </w:t>
+      </w:r>
+      <w:r>
+        <w:t>-2</w:t>
+      </w:r>
+      <w:r>
+        <w:t xml:space="preserve"> à </w:t>
+      </w:r>
+      <w:r>
+        <w:t xml:space="preserve">-20 </w:t>
+      </w:r>
+      <w:r>
+        <w:t xml:space="preserve">; et pour la colonne 3, on a des valeurs de </w:t>
+      </w:r>
+      <w:r>
+        <w:t>-2</w:t>
+      </w:r>
+      <w:r>
+        <w:t xml:space="preserve"> à </w:t>
+      </w:r>
+      <w:r>
+        <w:t>6</w:t>
+      </w:r>
+      <w:r>
+        <w:t>.</w:t>
+      </w:r>
+      <w:r>
+        <w:t xml:space="preserve"> </w:t>
+      </w:r>
+      <w:r>
+        <w:t>Dans l’IDE, le delta minimum est limité à 35 donc c’est pratiquement impossible de détecter</w:t>
+      </w:r>
+      <w:r>
+        <w:t xml:space="preserve"> une pression correctement. </w:t>
+      </w:r>
+    </w:p>
+    <w:p>
+      <w:pPr>
+        <w:keepNext/>
+      </w:pPr>
+      <w:r>
+        <w:rPr>
+          <w:noProof/>
+        </w:rPr>
+        <mc:AlternateContent>
+          <mc:Choice Requires="wps">
+            <w:drawing>
+              <wp:anchor distT="0" distB="0" distL="114300" distR="114300" simplePos="0" relativeHeight="251701760" behindDoc="1" locked="0" layoutInCell="1" allowOverlap="1" wp14:anchorId="3A093537" wp14:editId="00264FF3">
+                <wp:simplePos x="0" y="0"/>
+                <wp:positionH relativeFrom="column">
+                  <wp:posOffset>3232785</wp:posOffset>
+                </wp:positionH>
+                <wp:positionV relativeFrom="paragraph">
+                  <wp:posOffset>1545590</wp:posOffset>
+                </wp:positionV>
+                <wp:extent cx="3056255" cy="635"/>
+                <wp:effectExtent l="0" t="0" r="0" b="0"/>
+                <wp:wrapTight wrapText="bothSides">
+                  <wp:wrapPolygon edited="0">
+                    <wp:start x="0" y="0"/>
+                    <wp:lineTo x="0" y="21600"/>
+                    <wp:lineTo x="21600" y="21600"/>
+                    <wp:lineTo x="21600" y="0"/>
+                  </wp:wrapPolygon>
+                </wp:wrapTight>
+                <wp:docPr id="1282039811" name="Zone de texte 1"/>
+                <wp:cNvGraphicFramePr/>
+                <a:graphic xmlns:a="http://schemas.openxmlformats.org/drawingml/2006/main">
+                  <a:graphicData uri="http://schemas.microsoft.com/office/word/2010/wordprocessingShape">
+                    <wps:wsp>
+                      <wps:cNvSpPr txBox="1"/>
+                      <wps:spPr>
+                        <a:xfrm>
+                          <a:off x="0" y="0"/>
+                          <a:ext cx="3056255" cy="635"/>
+                        </a:xfrm>
+                        <a:prstGeom prst="rect">
+                          <a:avLst/>
+                        </a:prstGeom>
+                        <a:solidFill>
+                          <a:prstClr val="white"/>
+                        </a:solidFill>
+                        <a:ln>
+                          <a:noFill/>
+                        </a:ln>
+                      </wps:spPr>
+                      <wps:txbx>
+                        <w:txbxContent>
+                          <w:p>
+                            <w:pPr>
+                              <w:pStyle w:val="Lgende"/>
+                              <w:rPr>
+                                <w:sz w:val="22"/>
+                                <w:szCs w:val="22"/>
+                              </w:rPr>
+                            </w:pPr>
+                            <w:r>
+                              <w:t>2 : Quand C1 n'est plus pressé</w:t>
+                            </w:r>
+                          </w:p>
+                        </w:txbxContent>
+                      </wps:txbx>
+                      <wps:bodyPr rot="0" spcFirstLastPara="0" vertOverflow="overflow" horzOverflow="overflow" vert="horz" wrap="square" lIns="0" tIns="0" rIns="0" bIns="0" numCol="1" spcCol="0" rtlCol="0" fromWordArt="0" anchor="t" anchorCtr="0" forceAA="0" compatLnSpc="1">
+                        <a:prstTxWarp prst="textNoShape">
+                          <a:avLst/>
+                        </a:prstTxWarp>
+                        <a:spAutoFit/>
+                      </wps:bodyPr>
+                    </wps:wsp>
+                  </a:graphicData>
+                </a:graphic>
+              </wp:anchor>
+            </w:drawing>
+          </mc:Choice>
+          <mc:Fallback>
+            <w:pict>
+              <v:shape w14:anchorId="3A093537" id="Zone de texte 1" o:spid="_x0000_s1058" type="#_x0000_t202" style="position:absolute;margin-left:254.55pt;margin-top:121.7pt;width:240.65pt;height:.05pt;z-index:-251614720;visibility:visible;mso-wrap-style:square;mso-wrap-distance-left:9pt;mso-wrap-distance-top:0;mso-wrap-distance-right:9pt;mso-wrap-distance-bottom:0;mso-position-horizontal:absolute;mso-position-horizontal-relative:text;mso-position-vertical:absolute;mso-position-vertical-relative:text;v-text-anchor:top" o:gfxdata="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" stroked="f">
+                <v:textbox style="mso-fit-shape-to-text:t" inset="0,0,0,0">
+                  <w:txbxContent>
+                    <w:p>
+                      <w:pPr>
+                        <w:pStyle w:val="Lgende"/>
+                        <w:rPr>
+                          <w:sz w:val="22"/>
+                          <w:szCs w:val="22"/>
+                        </w:rPr>
+                      </w:pPr>
+                      <w:r>
+                        <w:t>2 : Quand C1 n'est plus pressé</w:t>
+                      </w:r>
+                    </w:p>
+                  </w:txbxContent>
+                </v:textbox>
+                <w10:wrap type="tight"/>
+              </v:shape>
+            </w:pict>
+          </mc:Fallback>
+        </mc:AlternateContent>
+      </w:r>
+      <w:r>
+        <w:rPr>
+          <w:noProof/>
+        </w:rPr>
+        <mc:AlternateContent>
+          <mc:Choice Requires="wps">
+            <w:drawing>
+              <wp:anchor distT="0" distB="0" distL="114300" distR="114300" simplePos="0" relativeHeight="251704832" behindDoc="1" locked="0" layoutInCell="1" allowOverlap="1" wp14:anchorId="5472E7FD" wp14:editId="47E66A46">
+                <wp:simplePos x="0" y="0"/>
+                <wp:positionH relativeFrom="column">
+                  <wp:posOffset>-635</wp:posOffset>
+                </wp:positionH>
+                <wp:positionV relativeFrom="paragraph">
+                  <wp:posOffset>1530350</wp:posOffset>
+                </wp:positionV>
+                <wp:extent cx="3036570" cy="635"/>
+                <wp:effectExtent l="0" t="0" r="0" b="0"/>
+                <wp:wrapTight wrapText="bothSides">
+                  <wp:wrapPolygon edited="0">
+                    <wp:start x="0" y="0"/>
+                    <wp:lineTo x="0" y="21600"/>
+                    <wp:lineTo x="21600" y="21600"/>
+                    <wp:lineTo x="21600" y="0"/>
+                  </wp:wrapPolygon>
+                </wp:wrapTight>
+                <wp:docPr id="1655834817" name="Zone de texte 1"/>
+                <wp:cNvGraphicFramePr/>
+                <a:graphic xmlns:a="http://schemas.openxmlformats.org/drawingml/2006/main">
+                  <a:graphicData uri="http://schemas.microsoft.com/office/word/2010/wordprocessingShape">
+                    <wps:wsp>
+                      <wps:cNvSpPr txBox="1"/>
+                      <wps:spPr>
+                        <a:xfrm>
+                          <a:off x="0" y="0"/>
+                          <a:ext cx="3036570" cy="635"/>
+                        </a:xfrm>
+                        <a:prstGeom prst="rect">
+                          <a:avLst/>
+                        </a:prstGeom>
+                        <a:solidFill>
+                          <a:prstClr val="white"/>
+                        </a:solidFill>
+                        <a:ln>
+                          <a:noFill/>
+                        </a:ln>
+                      </wps:spPr>
+                      <wps:txbx>
+                        <w:txbxContent>
+                          <w:p>
+                            <w:pPr>
+                              <w:pStyle w:val="Lgende"/>
+                              <w:rPr>
+                                <w:sz w:val="22"/>
+                                <w:szCs w:val="22"/>
+                              </w:rPr>
+                            </w:pPr>
+                            <w:r>
+                              <w:fldChar w:fldCharType="begin"/>
+                            </w:r>
+                            <w:r>
+                              <w:instrText xml:space="preserve"> SEQ Figure \* ARABIC </w:instrText>
+                            </w:r>
+                            <w:r>
+                              <w:fldChar w:fldCharType="separate"/>
+                            </w:r>
+                            <w:r>
+                              <w:rPr>
+                                <w:noProof/>
+                              </w:rPr>
+                              <w:t>1</w:t>
+                            </w:r>
+                            <w:r>
+                              <w:fldChar w:fldCharType="end"/>
+                            </w:r>
+                            <w:r>
+                              <w:t xml:space="preserve"> : Quand C1 est pressée</w:t>
+                            </w:r>
+                          </w:p>
+                        </w:txbxContent>
+                      </wps:txbx>
+                      <wps:bodyPr rot="0" spcFirstLastPara="0" vertOverflow="overflow" horzOverflow="overflow" vert="horz" wrap="square" lIns="0" tIns="0" rIns="0" bIns="0" numCol="1" spcCol="0" rtlCol="0" fromWordArt="0" anchor="t" anchorCtr="0" forceAA="0" compatLnSpc="1">
+                        <a:prstTxWarp prst="textNoShape">
+                          <a:avLst/>
+                        </a:prstTxWarp>
+                        <a:spAutoFit/>
+                      </wps:bodyPr>
+                    </wps:wsp>
+                  </a:graphicData>
+                </a:graphic>
+              </wp:anchor>
+            </w:drawing>
+          </mc:Choice>
+          <mc:Fallback>
+            <w:pict>
+              <v:shape w14:anchorId="5472E7FD" id="_x0000_s1059" type="#_x0000_t202" style="position:absolute;margin-left:-.05pt;margin-top:120.5pt;width:239.1pt;height:.05pt;z-index:-251611648;visibility:visible;mso-wrap-style:square;mso-wrap-distance-left:9pt;mso-wrap-distance-top:0;mso-wrap-distance-right:9pt;mso-wrap-distance-bottom:0;mso-position-horizontal:absolute;mso-position-horizontal-relative:text;mso-position-vertical:absolute;mso-position-vertical-relative:text;v-text-anchor:top" o:gfxdata="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" stroked="f">
+                <v:textbox style="mso-fit-shape-to-text:t" inset="0,0,0,0">
+                  <w:txbxContent>
+                    <w:p>
+                      <w:pPr>
+                        <w:pStyle w:val="Lgende"/>
+                        <w:rPr>
+                          <w:sz w:val="22"/>
+                          <w:szCs w:val="22"/>
+                        </w:rPr>
+                      </w:pPr>
+                      <w:r>
+                        <w:fldChar w:fldCharType="begin"/>
+                      </w:r>
+                      <w:r>
+                        <w:instrText xml:space="preserve"> SEQ Figure \* ARABIC </w:instrText>
+                      </w:r>
+                      <w:r>
+                        <w:fldChar w:fldCharType="separate"/>
+                      </w:r>
+                      <w:r>
+                        <w:rPr>
+                          <w:noProof/>
+                        </w:rPr>
+                        <w:t>1</w:t>
+                      </w:r>
+                      <w:r>
+                        <w:fldChar w:fldCharType="end"/>
+                      </w:r>
+                      <w:r>
+                        <w:t xml:space="preserve"> : Quand C1 est pressée</w:t>
+                      </w:r>
+                    </w:p>
+                  </w:txbxContent>
+                </v:textbox>
+                <w10:wrap type="tight"/>
+              </v:shape>
+            </w:pict>
+          </mc:Fallback>
+        </mc:AlternateContent>
+      </w:r>
+      <w:r>
+        <w:drawing>
+          <wp:anchor distT="0" distB="0" distL="114300" distR="114300" simplePos="0" relativeHeight="251702784" behindDoc="1" locked="0" layoutInCell="1" allowOverlap="1" wp14:anchorId="1A382322" wp14:editId="6BE06302">
+            <wp:simplePos x="0" y="0"/>
+            <wp:positionH relativeFrom="column">
+              <wp:posOffset>-635</wp:posOffset>
+            </wp:positionH>
+            <wp:positionV relativeFrom="paragraph">
+              <wp:posOffset>3175</wp:posOffset>
+            </wp:positionV>
+            <wp:extent cx="3036570" cy="1470025"/>
+            <wp:effectExtent l="0" t="0" r="0" b="0"/>
+            <wp:wrapTight wrapText="bothSides">
+              <wp:wrapPolygon edited="0">
+                <wp:start x="0" y="0"/>
+                <wp:lineTo x="0" y="21273"/>
+                <wp:lineTo x="21410" y="21273"/>
+                <wp:lineTo x="21410" y="0"/>
+                <wp:lineTo x="0" y="0"/>
+              </wp:wrapPolygon>
+            </wp:wrapTight>
+            <wp:docPr id="994436377" name="Image 1" descr="Une image contenant texte, capture d’écran, nombre, logiciel&#10;&#10;Le contenu généré par l’IA peut être incorrect."/>
+            <wp:cNvGraphicFramePr>
+              <a:graphicFrameLocks xmlns:a="http://schemas.openxmlformats.org/drawingml/2006/main" noChangeAspect="1"/>
+            </wp:cNvGraphicFramePr>
+            <a:graphic xmlns:a="http://schemas.openxmlformats.org/drawingml/2006/main">
+              <a:graphicData uri="http://schemas.openxmlformats.org/drawingml/2006/picture">
+                <pic:pic xmlns:pic="http://schemas.openxmlformats.org/drawingml/2006/picture">
+                  <pic:nvPicPr>
+                    <pic:cNvPr id="994436377" name="Image 1" descr="Une image contenant texte, capture d’écran, nombre, logiciel&#10;&#10;Le contenu généré par l’IA peut être incorrect."/>
+                    <pic:cNvPicPr/>
+                  </pic:nvPicPr>
+                  <pic:blipFill rotWithShape="1">
+                    <a:blip r:embed="rId39">
+                      <a:extLst>
+                        <a:ext uri="{28A0092B-C50C-407E-A947-70E740481C1C}">
+                          <a14:useLocalDpi xmlns:a14="http://schemas.microsoft.com/office/drawing/2010/main" val="0"/>
+                        </a:ext>
+                      </a:extLst>
+                    </a:blip>
+                    <a:srcRect t="1402" b="3260"/>
+                    <a:stretch/>
+                  </pic:blipFill>
+                  <pic:spPr bwMode="auto">
+                    <a:xfrm>
+                      <a:off x="0" y="0"/>
+                      <a:ext cx="3036570" cy="1470025"/>
+                    </a:xfrm>
+                    <a:prstGeom prst="rect">
+                      <a:avLst/>
+                    </a:prstGeom>
+                    <a:ln>
+                      <a:noFill/>
+                    </a:ln>
+                    <a:extLst>
+                      <a:ext uri="{53640926-AAD7-44D8-BBD7-CCE9431645EC}">
+                        <a14:shadowObscured xmlns:a14="http://schemas.microsoft.com/office/drawing/2010/main"/>
+                      </a:ext>
+                    </a:extLst>
+                  </pic:spPr>
+                </pic:pic>
+              </a:graphicData>
+            </a:graphic>
+          </wp:anchor>
+        </w:drawing>
+      </w:r>
+      <w:r>
+        <w:rPr>
+          <w:noProof/>
+        </w:rPr>
+        <w:t xml:space="preserve"> </w:t>
+      </w:r>
+    </w:p>
+    <w:p/>
+    <w:p>
+      <w:r>
+        <w:t>Pour remédier ce problème je pense qu’un routa</w:t>
+      </w:r>
+      <w:r>
+        <w:t>ge en portant plus d’attention au</w:t>
+      </w:r>
+      <w:r>
+        <w:t>x</w:t>
+      </w:r>
+      <w:r>
+        <w:t xml:space="preserve"> résistance</w:t>
+      </w:r>
+      <w:r>
+        <w:t>s</w:t>
+      </w:r>
+      <w:r>
+        <w:t xml:space="preserve"> des lignes et colonnes de la matrice serait mieux, ainsi</w:t>
+      </w:r>
+      <w:r>
+        <w:t xml:space="preserve"> qu’un PCB plus grand pour avoir plus d’espace pour les résistances en question.</w:t>
+      </w:r>
+    </w:p>
+    <w:p>
       <w:pPr>
         <w:pStyle w:val="Titre3"/>
       </w:pPr>
@@ -16209,6 +17837,21 @@
     </w:p>
     <w:p>
       <w:r>
+        <w:t xml:space="preserve">Une ligne de LEDs ne s’allumais pas dû à un faux contacte de la résistance </w:t>
+      </w:r>
+      <w:r>
+        <w:t>R26.</w:t>
+      </w:r>
+      <w:r>
+        <w:t xml:space="preserve"> Il fallait juste la rebraser correctement.</w:t>
+      </w:r>
+    </w:p>
+    <w:p>
+      <w:r>
+        <w:rPr>
+          <w:noProof/>
+        </w:rPr>
+        <w:lastRenderedPageBreak/>
         <w:drawing>
           <wp:anchor distT="0" distB="0" distL="114300" distR="114300" simplePos="0" relativeHeight="251695616" behindDoc="0" locked="0" layoutInCell="1" allowOverlap="1" wp14:anchorId="20511459" wp14:editId="423B7574">
             <wp:simplePos x="0" y="0"/>
@@ -16233,7 +17876,7 @@
                     <pic:cNvPicPr/>
                   </pic:nvPicPr>
                   <pic:blipFill>
-                    <a:blip r:embed="rId37">
+                    <a:blip r:embed="rId40">
                       <a:extLst>
                         <a:ext uri="{28A0092B-C50C-407E-A947-70E740481C1C}">
                           <a14:useLocalDpi xmlns:a14="http://schemas.microsoft.com/office/drawing/2010/main" val="0"/>
@@ -16362,6 +18005,9 @@
     </w:p>
     <w:p>
       <w:r>
+        <w:rPr>
+          <w:noProof/>
+        </w:rPr>
         <w:drawing>
           <wp:inline distT="0" distB="0" distL="0" distR="0" wp14:anchorId="7FCB8A36" wp14:editId="3E823AA5">
             <wp:extent cx="5369356" cy="3009017"/>
@@ -16378,7 +18024,7 @@
                     <pic:cNvPicPr/>
                   </pic:nvPicPr>
                   <pic:blipFill>
-                    <a:blip r:embed="rId38"/>
+                    <a:blip r:embed="rId41"/>
                     <a:stretch>
                       <a:fillRect/>
                     </a:stretch>
@@ -16437,12 +18083,16 @@
         <w:t>er</w:t>
       </w:r>
       <w:r>
-        <w:t xml:space="preserve"> le nombre de groupes de TSC et de les rajouter peu a peu pour voir quel groupe </w:t>
+        <w:t xml:space="preserve"> le </w:t>
+      </w:r>
+      <w:r>
+        <w:lastRenderedPageBreak/>
+        <w:t xml:space="preserve">nombre de groupes de TSC et de les rajouter peu a peu pour voir quel groupe </w:t>
       </w:r>
       <w:r>
         <w:t>ne terminait pas son acquisition en observant les registres lié à l’acquisition (</w:t>
       </w:r>
-      <w:hyperlink r:id="rId39" w:history="1">
+      <w:hyperlink r:id="rId42" w:history="1">
         <w:r>
           <w:rPr>
             <w:rStyle w:val="Lienhypertexte"/>
@@ -16465,6 +18115,9 @@
     </w:p>
     <w:p>
       <w:r>
+        <w:rPr>
+          <w:noProof/>
+        </w:rPr>
         <w:drawing>
           <wp:inline distT="0" distB="0" distL="0" distR="0" wp14:anchorId="5493074D" wp14:editId="4146915A">
             <wp:extent cx="3801005" cy="4810796"/>
@@ -16481,7 +18134,7 @@
                     <pic:cNvPicPr/>
                   </pic:nvPicPr>
                   <pic:blipFill>
-                    <a:blip r:embed="rId40"/>
+                    <a:blip r:embed="rId43"/>
                     <a:stretch>
                       <a:fillRect/>
                     </a:stretch>
@@ -16585,16 +18238,7 @@
     </w:p>
     <w:p>
       <w:r>
-        <w:t xml:space="preserve">Groupe </w:t>
-      </w:r>
-      <w:r>
-        <w:t xml:space="preserve">2 </w:t>
-      </w:r>
-      <w:r>
-        <w:t>est</w:t>
-      </w:r>
-      <w:r>
-        <w:t xml:space="preserve"> </w:t>
+        <w:t xml:space="preserve">Groupe 2 est </w:t>
       </w:r>
       <w:r>
         <w:t>OK</w:t>
@@ -16602,16 +18246,7 @@
     </w:p>
     <w:p>
       <w:r>
-        <w:t xml:space="preserve">Groupe </w:t>
-      </w:r>
-      <w:r>
-        <w:t>3</w:t>
-      </w:r>
-      <w:r>
-        <w:t xml:space="preserve"> est</w:t>
-      </w:r>
-      <w:r>
-        <w:t xml:space="preserve"> </w:t>
+        <w:t xml:space="preserve">Groupe 3 est </w:t>
       </w:r>
       <w:r>
         <w:t>OK</w:t>
@@ -16619,16 +18254,7 @@
     </w:p>
     <w:p>
       <w:r>
-        <w:t xml:space="preserve">Groupe </w:t>
-      </w:r>
-      <w:r>
-        <w:t>4</w:t>
-      </w:r>
-      <w:r>
-        <w:t xml:space="preserve"> est</w:t>
-      </w:r>
-      <w:r>
-        <w:t xml:space="preserve"> </w:t>
+        <w:t xml:space="preserve">Groupe 4 est </w:t>
       </w:r>
       <w:r>
         <w:t>N</w:t>
@@ -16647,11 +18273,25 @@
       </w:r>
     </w:p>
     <w:p>
-      <w:r>
-        <w:t>En les mettant tous en même temps sauf le Groupe 4, on arrive a</w:t>
-      </w:r>
-      <w:r>
-        <w:t xml:space="preserve"> récupérer l’interruption, donc le but EOAF monte à </w:t>
+      <w:pPr>
+        <w:rPr>
+          <w:noProof/>
+        </w:rPr>
+      </w:pPr>
+      <w:r>
+        <w:t xml:space="preserve">En les mettant tous en même temps sauf le Groupe 4, on arrive </w:t>
+      </w:r>
+      <w:r>
+        <w:t>à</w:t>
+      </w:r>
+      <w:r>
+        <w:t xml:space="preserve"> récupérer l’interruption, donc le b</w:t>
+      </w:r>
+      <w:r>
+        <w:t>i</w:t>
+      </w:r>
+      <w:r>
+        <w:t xml:space="preserve">t EOAF monte à </w:t>
       </w:r>
       <w:r>
         <w:t>"</w:t>
@@ -16676,6 +18316,180 @@
       </w:r>
       <w:r>
         <w:t xml:space="preserve"> C11.</w:t>
+      </w:r>
+      <w:r>
+        <w:t xml:space="preserve"> Après plusieurs tests</w:t>
+      </w:r>
+      <w:r>
+        <w:t xml:space="preserve"> je me suis rendu compte qu’il doit y avoir un autre problème car </w:t>
+      </w:r>
+      <w:r>
+        <w:t xml:space="preserve">Groupe 1 tout seul fonctionne, et quand on active le Groupe 4 en même temps que le Groupe 1 ça fonctionne, mais si on active tout les Groupes ensemble </w:t>
+      </w:r>
+      <w:r>
+        <w:t xml:space="preserve">ça ne fonctionne pas et qu’en désactivant uniquement le Groupe 4 les 3 autres </w:t>
+      </w:r>
+      <w:r>
+        <w:t xml:space="preserve">fonctionnent </w:t>
+      </w:r>
+      <w:r>
+        <w:t>??</w:t>
+      </w:r>
+      <w:r>
+        <w:t xml:space="preserve"> Je suis donc aller chercher plus profondément en testant chaque IO du Groupe</w:t>
+      </w:r>
+      <w:r>
+        <w:t xml:space="preserve"> </w:t>
+      </w:r>
+      <w:r>
+        <w:t>4</w:t>
+      </w:r>
+      <w:r>
+        <w:t xml:space="preserve"> et j’ai pu conclure que le problème venait de l’IO</w:t>
+      </w:r>
+      <w:r>
+        <w:t xml:space="preserve"> PA12 et PA11</w:t>
+      </w:r>
+      <w:r>
+        <w:t xml:space="preserve"> donc sensor G4_IO3 et</w:t>
+      </w:r>
+      <w:r>
+        <w:t xml:space="preserve"> </w:t>
+      </w:r>
+      <w:r>
+        <w:t>G4_IO</w:t>
+      </w:r>
+      <w:r>
+        <w:t>4</w:t>
+      </w:r>
+      <w:r>
+        <w:t>.</w:t>
+      </w:r>
+      <w:r>
+        <w:t xml:space="preserve"> Pour trouver le problème j’ai isolé chaque IO en </w:t>
+      </w:r>
+      <w:r>
+        <w:lastRenderedPageBreak/>
+        <w:t xml:space="preserve">activant tout les sensors dans le menu TSC mais en </w:t>
+      </w:r>
+      <w:r>
+        <w:t>n’activant que 3 dans le middleware TOUCHSENSING</w:t>
+      </w:r>
+      <w:r>
+        <w:t xml:space="preserve"> et d</w:t>
+      </w:r>
+      <w:r>
+        <w:t xml:space="preserve">epuis cette fenêtre de </w:t>
+      </w:r>
+      <w:r>
+        <w:drawing>
+          <wp:anchor distT="0" distB="0" distL="114300" distR="114300" simplePos="0" relativeHeight="251696640" behindDoc="0" locked="0" layoutInCell="1" allowOverlap="1" wp14:anchorId="116AB4F8" wp14:editId="64215E38">
+            <wp:simplePos x="0" y="0"/>
+            <wp:positionH relativeFrom="column">
+              <wp:posOffset>650469</wp:posOffset>
+            </wp:positionH>
+            <wp:positionV relativeFrom="paragraph">
+              <wp:posOffset>994537</wp:posOffset>
+            </wp:positionV>
+            <wp:extent cx="4248150" cy="1257300"/>
+            <wp:effectExtent l="0" t="0" r="0" b="0"/>
+            <wp:wrapTopAndBottom/>
+            <wp:docPr id="868036543" name="Image 1" descr="Une image contenant texte, Police, capture d’écran, blanc&#10;&#10;Le contenu généré par l’IA peut être incorrect."/>
+            <wp:cNvGraphicFramePr>
+              <a:graphicFrameLocks xmlns:a="http://schemas.openxmlformats.org/drawingml/2006/main" noChangeAspect="1"/>
+            </wp:cNvGraphicFramePr>
+            <a:graphic xmlns:a="http://schemas.openxmlformats.org/drawingml/2006/main">
+              <a:graphicData uri="http://schemas.openxmlformats.org/drawingml/2006/picture">
+                <pic:pic xmlns:pic="http://schemas.openxmlformats.org/drawingml/2006/picture">
+                  <pic:nvPicPr>
+                    <pic:cNvPr id="868036543" name="Image 1" descr="Une image contenant texte, Police, capture d’écran, blanc&#10;&#10;Le contenu généré par l’IA peut être incorrect."/>
+                    <pic:cNvPicPr/>
+                  </pic:nvPicPr>
+                  <pic:blipFill>
+                    <a:blip r:embed="rId44">
+                      <a:extLst>
+                        <a:ext uri="{28A0092B-C50C-407E-A947-70E740481C1C}">
+                          <a14:useLocalDpi xmlns:a14="http://schemas.microsoft.com/office/drawing/2010/main" val="0"/>
+                        </a:ext>
+                      </a:extLst>
+                    </a:blip>
+                    <a:stretch>
+                      <a:fillRect/>
+                    </a:stretch>
+                  </pic:blipFill>
+                  <pic:spPr>
+                    <a:xfrm>
+                      <a:off x="0" y="0"/>
+                      <a:ext cx="4248150" cy="1257300"/>
+                    </a:xfrm>
+                    <a:prstGeom prst="rect">
+                      <a:avLst/>
+                    </a:prstGeom>
+                  </pic:spPr>
+                </pic:pic>
+              </a:graphicData>
+            </a:graphic>
+          </wp:anchor>
+        </w:drawing>
+      </w:r>
+      <w:r>
+        <w:t>paramètre :</w:t>
+      </w:r>
+      <w:r>
+        <w:rPr>
+          <w:noProof/>
+        </w:rPr>
+        <w:t xml:space="preserve"> </w:t>
+      </w:r>
+    </w:p>
+    <w:p>
+      <w:r>
+        <w:t xml:space="preserve">J’ai changé un </w:t>
+      </w:r>
+      <w:r>
+        <w:t>à</w:t>
+      </w:r>
+      <w:r>
+        <w:t xml:space="preserve"> un les </w:t>
+      </w:r>
+      <w:r>
+        <w:t>sensors jusqu’à trouver ceux qui posaient problème.</w:t>
+      </w:r>
+      <w:r>
+        <w:t xml:space="preserve"> </w:t>
+      </w:r>
+    </w:p>
+    <w:p/>
+    <w:p>
+      <w:r>
+        <w:t xml:space="preserve">Après avoir </w:t>
+      </w:r>
+      <w:r>
+        <w:t>vérifier au microscope pour voir s’il y avait des cours circuit et avoi</w:t>
+      </w:r>
+      <w:r>
+        <w:t>r rebraser les résistances R5 et R7 liées au pins PA11 et PA12</w:t>
+      </w:r>
+      <w:r>
+        <w:t xml:space="preserve"> mais même après les changements</w:t>
+      </w:r>
+      <w:r>
+        <w:t xml:space="preserve">, je ne peux pas les utiliser </w:t>
+      </w:r>
+      <w:r>
+        <w:t>comme touches</w:t>
+      </w:r>
+      <w:r>
+        <w:t xml:space="preserve"> donc, je décide de monte</w:t>
+      </w:r>
+      <w:r>
+        <w:t>r une autre plaque et tester sur celle-ci si j’ai du temps. En cas de non-fonctionnement de l’autre plaque,</w:t>
+      </w:r>
+      <w:r>
+        <w:t xml:space="preserve"> je conclurai que le problème vient du PCB et du routage qui devra être changer </w:t>
+      </w:r>
+      <w:r>
+        <w:t>à la création du prochain prototype.</w:t>
       </w:r>
       <w:r>
         <w:br w:type="page"/>
@@ -16689,7 +18503,7 @@
       <w:bookmarkStart w:id="68" w:name="_Toc40260246"/>
       <w:bookmarkStart w:id="69" w:name="_Toc40260330"/>
       <w:bookmarkStart w:id="70" w:name="_Toc40260377"/>
-      <w:bookmarkStart w:id="71" w:name="_Toc199257286"/>
+      <w:bookmarkStart w:id="71" w:name="_Toc199861697"/>
       <w:r>
         <w:lastRenderedPageBreak/>
         <w:t>Evaluation</w:t>
@@ -16704,7 +18518,7 @@
       <w:pPr>
         <w:pStyle w:val="Titre2"/>
       </w:pPr>
-      <w:bookmarkStart w:id="72" w:name="_Toc199257287"/>
+      <w:bookmarkStart w:id="72" w:name="_Toc199861698"/>
       <w:r>
         <w:t>Etat du projet</w:t>
       </w:r>
@@ -16714,7 +18528,7 @@
       <w:pPr>
         <w:pStyle w:val="Titre2"/>
       </w:pPr>
-      <w:bookmarkStart w:id="73" w:name="_Toc199257288"/>
+      <w:bookmarkStart w:id="73" w:name="_Toc199861699"/>
       <w:r>
         <w:t>Liste des m</w:t>
       </w:r>
@@ -16733,7 +18547,7 @@
       <w:pPr>
         <w:pStyle w:val="Titre2"/>
       </w:pPr>
-      <w:bookmarkStart w:id="74" w:name="_Toc199257289"/>
+      <w:bookmarkStart w:id="74" w:name="_Toc199861700"/>
       <w:r>
         <w:t>Liste des délivrables</w:t>
       </w:r>
@@ -16887,13 +18701,13 @@
                           <pic:cNvPicPr/>
                         </pic:nvPicPr>
                         <pic:blipFill>
-                          <a:blip r:embed="rId41" cstate="print">
+                          <a:blip r:embed="rId45" cstate="print">
                             <a:extLst>
                               <a:ext uri="{28A0092B-C50C-407E-A947-70E740481C1C}">
                                 <a14:useLocalDpi xmlns:a14="http://schemas.microsoft.com/office/drawing/2010/main" val="0"/>
                               </a:ext>
                               <a:ext uri="{96DAC541-7B7A-43D3-8B79-37D633B846F1}">
-                                <asvg:svgBlip xmlns:asvg="http://schemas.microsoft.com/office/drawing/2016/SVG/main" r:embed="rId42"/>
+                                <asvg:svgBlip xmlns:asvg="http://schemas.microsoft.com/office/drawing/2016/SVG/main" r:embed="rId46"/>
                               </a:ext>
                             </a:extLst>
                           </a:blip>
@@ -17197,13 +19011,13 @@
                           <pic:cNvPicPr/>
                         </pic:nvPicPr>
                         <pic:blipFill>
-                          <a:blip r:embed="rId41" cstate="print">
+                          <a:blip r:embed="rId45" cstate="print">
                             <a:extLst>
                               <a:ext uri="{28A0092B-C50C-407E-A947-70E740481C1C}">
                                 <a14:useLocalDpi xmlns:a14="http://schemas.microsoft.com/office/drawing/2010/main" val="0"/>
                               </a:ext>
                               <a:ext uri="{96DAC541-7B7A-43D3-8B79-37D633B846F1}">
-                                <asvg:svgBlip xmlns:asvg="http://schemas.microsoft.com/office/drawing/2016/SVG/main" r:embed="rId42"/>
+                                <asvg:svgBlip xmlns:asvg="http://schemas.microsoft.com/office/drawing/2016/SVG/main" r:embed="rId46"/>
                               </a:ext>
                             </a:extLst>
                           </a:blip>
@@ -17325,13 +19139,13 @@
                           <pic:cNvPicPr/>
                         </pic:nvPicPr>
                         <pic:blipFill>
-                          <a:blip r:embed="rId41" cstate="print">
+                          <a:blip r:embed="rId45" cstate="print">
                             <a:extLst>
                               <a:ext uri="{28A0092B-C50C-407E-A947-70E740481C1C}">
                                 <a14:useLocalDpi xmlns:a14="http://schemas.microsoft.com/office/drawing/2010/main" val="0"/>
                               </a:ext>
                               <a:ext uri="{96DAC541-7B7A-43D3-8B79-37D633B846F1}">
-                                <asvg:svgBlip xmlns:asvg="http://schemas.microsoft.com/office/drawing/2016/SVG/main" r:embed="rId42"/>
+                                <asvg:svgBlip xmlns:asvg="http://schemas.microsoft.com/office/drawing/2016/SVG/main" r:embed="rId46"/>
                               </a:ext>
                             </a:extLst>
                           </a:blip>
@@ -18393,13 +20207,13 @@
                           <pic:cNvPicPr/>
                         </pic:nvPicPr>
                         <pic:blipFill>
-                          <a:blip r:embed="rId41" cstate="print">
+                          <a:blip r:embed="rId45" cstate="print">
                             <a:extLst>
                               <a:ext uri="{28A0092B-C50C-407E-A947-70E740481C1C}">
                                 <a14:useLocalDpi xmlns:a14="http://schemas.microsoft.com/office/drawing/2010/main" val="0"/>
                               </a:ext>
                               <a:ext uri="{96DAC541-7B7A-43D3-8B79-37D633B846F1}">
-                                <asvg:svgBlip xmlns:asvg="http://schemas.microsoft.com/office/drawing/2016/SVG/main" r:embed="rId42"/>
+                                <asvg:svgBlip xmlns:asvg="http://schemas.microsoft.com/office/drawing/2016/SVG/main" r:embed="rId46"/>
                               </a:ext>
                             </a:extLst>
                           </a:blip>
@@ -18547,7 +20361,7 @@
       <w:pPr>
         <w:pStyle w:val="Titre2"/>
       </w:pPr>
-      <w:bookmarkStart w:id="75" w:name="_Toc199257290"/>
+      <w:bookmarkStart w:id="75" w:name="_Toc199861701"/>
       <w:r>
         <w:t>Amélioration possibl</w:t>
       </w:r>
@@ -18605,17 +20419,7 @@
             <w:tcW w:w="1843" w:type="dxa"/>
           </w:tcPr>
           <w:p>
-            <w:pPr>
-              <w:rPr>
-                <w:b w:val="0"/>
-                <w:bCs w:val="0"/>
-              </w:rPr>
-            </w:pPr>
-            <w:r>
-              <w:rPr>
-                <w:b w:val="0"/>
-                <w:bCs w:val="0"/>
-              </w:rPr>
+            <w:r>
               <w:t>PCB</w:t>
             </w:r>
           </w:p>
@@ -18653,17 +20457,7 @@
             <w:tcW w:w="1843" w:type="dxa"/>
           </w:tcPr>
           <w:p>
-            <w:pPr>
-              <w:rPr>
-                <w:b w:val="0"/>
-                <w:bCs w:val="0"/>
-              </w:rPr>
-            </w:pPr>
-            <w:r>
-              <w:rPr>
-                <w:b w:val="0"/>
-                <w:bCs w:val="0"/>
-              </w:rPr>
+            <w:r>
               <w:t>PCB</w:t>
             </w:r>
           </w:p>
@@ -18677,19 +20471,16 @@
               <w:cnfStyle w:val="000000000000" w:firstRow="0" w:lastRow="0" w:firstColumn="0" w:lastColumn="0" w:oddVBand="0" w:evenVBand="0" w:oddHBand="0" w:evenHBand="0" w:firstRowFirstColumn="0" w:firstRowLastColumn="0" w:lastRowFirstColumn="0" w:lastRowLastColumn="0"/>
             </w:pPr>
             <w:r>
-              <w:t xml:space="preserve">En rédigeant la doc, j’ai vu qu’à cause du </w:t>
-            </w:r>
-            <w:r>
-              <w:t xml:space="preserve">changement du </w:t>
-            </w:r>
-            <w:r>
-              <w:t>plan haché</w:t>
-            </w:r>
-            <w:r>
-              <w:t>, le condensateur C7 n’est pas connecté au GND</w:t>
-            </w:r>
-            <w:r>
-              <w:t>. Le PCB Altium est déjà changé pour ça.</w:t>
+              <w:t>Agrandissement du PCB pour avoir un meilleur layout</w:t>
+            </w:r>
+            <w:r>
+              <w:t xml:space="preserve"> surtout pour les résistances de</w:t>
+            </w:r>
+            <w:r>
+              <w:t xml:space="preserve"> la matrice de touches</w:t>
+            </w:r>
+            <w:r>
+              <w:t>.</w:t>
             </w:r>
           </w:p>
         </w:tc>
@@ -18703,7 +20494,11 @@
             <w:cnfStyle w:val="001000000000" w:firstRow="0" w:lastRow="0" w:firstColumn="1" w:lastColumn="0" w:oddVBand="0" w:evenVBand="0" w:oddHBand="0" w:evenHBand="0" w:firstRowFirstColumn="0" w:firstRowLastColumn="0" w:lastRowFirstColumn="0" w:lastRowLastColumn="0"/>
             <w:tcW w:w="1843" w:type="dxa"/>
           </w:tcPr>
-          <w:p/>
+          <w:p>
+            <w:r>
+              <w:t>PCB</w:t>
+            </w:r>
+          </w:p>
         </w:tc>
         <w:tc>
           <w:tcPr>
@@ -18713,6 +20508,173 @@
             <w:pPr>
               <w:cnfStyle w:val="000000100000" w:firstRow="0" w:lastRow="0" w:firstColumn="0" w:lastColumn="0" w:oddVBand="0" w:evenVBand="0" w:oddHBand="1" w:evenHBand="0" w:firstRowFirstColumn="0" w:firstRowLastColumn="0" w:lastRowFirstColumn="0" w:lastRowLastColumn="0"/>
             </w:pPr>
+            <w:r>
+              <w:t>Suppression</w:t>
+            </w:r>
+            <w:r>
+              <w:t xml:space="preserve"> des pads de test pour </w:t>
+            </w:r>
+            <w:r>
+              <w:t>les condensateurs de sampling car quand des fils y sont branché, les deltas de</w:t>
+            </w:r>
+            <w:r>
+              <w:t xml:space="preserve"> détection de pression des touches varient trop.</w:t>
+            </w:r>
+          </w:p>
+        </w:tc>
+      </w:tr>
+      <w:tr>
+        <w:tc>
+          <w:tcPr>
+            <w:cnfStyle w:val="001000000000" w:firstRow="0" w:lastRow="0" w:firstColumn="1" w:lastColumn="0" w:oddVBand="0" w:evenVBand="0" w:oddHBand="0" w:evenHBand="0" w:firstRowFirstColumn="0" w:firstRowLastColumn="0" w:lastRowFirstColumn="0" w:lastRowLastColumn="0"/>
+            <w:tcW w:w="1843" w:type="dxa"/>
+          </w:tcPr>
+          <w:p>
+            <w:pPr>
+              <w:rPr>
+                <w:b w:val="0"/>
+                <w:bCs w:val="0"/>
+              </w:rPr>
+            </w:pPr>
+            <w:r>
+              <w:t>PCB</w:t>
+            </w:r>
+          </w:p>
+        </w:tc>
+        <w:tc>
+          <w:tcPr>
+            <w:tcW w:w="7219" w:type="dxa"/>
+          </w:tcPr>
+          <w:p>
+            <w:pPr>
+              <w:cnfStyle w:val="000000000000" w:firstRow="0" w:lastRow="0" w:firstColumn="0" w:lastColumn="0" w:oddVBand="0" w:evenVBand="0" w:oddHBand="0" w:evenHBand="0" w:firstRowFirstColumn="0" w:firstRowLastColumn="0" w:lastRowFirstColumn="0" w:lastRowLastColumn="0"/>
+            </w:pPr>
+            <w:r>
+              <w:t xml:space="preserve">Changement du </w:t>
+            </w:r>
+            <w:r>
+              <w:t xml:space="preserve">boitier du </w:t>
+            </w:r>
+            <w:r>
+              <w:t>swit</w:t>
+            </w:r>
+            <w:r>
+              <w:t>ch S1 en SMD ainsi que changement de type de connecteur USB-C pour les placer entièrement à l’arrière du PCB.</w:t>
+            </w:r>
+          </w:p>
+        </w:tc>
+      </w:tr>
+      <w:tr>
+        <w:trPr>
+          <w:cnfStyle w:val="000000100000" w:firstRow="0" w:lastRow="0" w:firstColumn="0" w:lastColumn="0" w:oddVBand="0" w:evenVBand="0" w:oddHBand="1" w:evenHBand="0" w:firstRowFirstColumn="0" w:firstRowLastColumn="0" w:lastRowFirstColumn="0" w:lastRowLastColumn="0"/>
+        </w:trPr>
+        <w:tc>
+          <w:tcPr>
+            <w:cnfStyle w:val="001000000000" w:firstRow="0" w:lastRow="0" w:firstColumn="1" w:lastColumn="0" w:oddVBand="0" w:evenVBand="0" w:oddHBand="0" w:evenHBand="0" w:firstRowFirstColumn="0" w:firstRowLastColumn="0" w:lastRowFirstColumn="0" w:lastRowLastColumn="0"/>
+            <w:tcW w:w="1843" w:type="dxa"/>
+          </w:tcPr>
+          <w:p>
+            <w:r>
+              <w:t>PCB</w:t>
+            </w:r>
+          </w:p>
+        </w:tc>
+        <w:tc>
+          <w:tcPr>
+            <w:tcW w:w="7219" w:type="dxa"/>
+          </w:tcPr>
+          <w:p>
+            <w:pPr>
+              <w:cnfStyle w:val="000000100000" w:firstRow="0" w:lastRow="0" w:firstColumn="0" w:lastColumn="0" w:oddVBand="0" w:evenVBand="0" w:oddHBand="1" w:evenHBand="0" w:firstRowFirstColumn="0" w:firstRowLastColumn="0" w:lastRowFirstColumn="0" w:lastRowLastColumn="0"/>
+            </w:pPr>
+            <w:r>
+              <w:t>Ajout de trous de perçage</w:t>
+            </w:r>
+            <w:r>
+              <w:t xml:space="preserve"> dans les coins</w:t>
+            </w:r>
+            <w:r>
+              <w:t xml:space="preserve"> pour utiliser </w:t>
+            </w:r>
+            <w:r>
+              <w:t>des entretoises</w:t>
+            </w:r>
+            <w:r>
+              <w:t xml:space="preserve"> qui </w:t>
+            </w:r>
+            <w:r>
+              <w:t xml:space="preserve">permettrait de surélever </w:t>
+            </w:r>
+            <w:r>
+              <w:t>le PCB</w:t>
+            </w:r>
+            <w:r>
+              <w:t xml:space="preserve"> pour qu’il soit à plat quand on le pose sur une table.</w:t>
+            </w:r>
+          </w:p>
+        </w:tc>
+      </w:tr>
+      <w:tr>
+        <w:tc>
+          <w:tcPr>
+            <w:cnfStyle w:val="001000000000" w:firstRow="0" w:lastRow="0" w:firstColumn="1" w:lastColumn="0" w:oddVBand="0" w:evenVBand="0" w:oddHBand="0" w:evenHBand="0" w:firstRowFirstColumn="0" w:firstRowLastColumn="0" w:lastRowFirstColumn="0" w:lastRowLastColumn="0"/>
+            <w:tcW w:w="1843" w:type="dxa"/>
+          </w:tcPr>
+          <w:p>
+            <w:r>
+              <w:t>FWR</w:t>
+            </w:r>
+          </w:p>
+        </w:tc>
+        <w:tc>
+          <w:tcPr>
+            <w:tcW w:w="7219" w:type="dxa"/>
+          </w:tcPr>
+          <w:p>
+            <w:pPr>
+              <w:cnfStyle w:val="000000000000" w:firstRow="0" w:lastRow="0" w:firstColumn="0" w:lastColumn="0" w:oddVBand="0" w:evenVBand="0" w:oddHBand="0" w:evenHBand="0" w:firstRowFirstColumn="0" w:firstRowLastColumn="0" w:lastRowFirstColumn="0" w:lastRowLastColumn="0"/>
+            </w:pPr>
+            <w:r>
+              <w:t>Changement du code des LEDs pour réduire le leak de courant sur les autres LEDs qui sont sensées être éteintes.</w:t>
+            </w:r>
+          </w:p>
+        </w:tc>
+      </w:tr>
+      <w:tr>
+        <w:trPr>
+          <w:cnfStyle w:val="000000100000" w:firstRow="0" w:lastRow="0" w:firstColumn="0" w:lastColumn="0" w:oddVBand="0" w:evenVBand="0" w:oddHBand="1" w:evenHBand="0" w:firstRowFirstColumn="0" w:firstRowLastColumn="0" w:lastRowFirstColumn="0" w:lastRowLastColumn="0"/>
+        </w:trPr>
+        <w:tc>
+          <w:tcPr>
+            <w:cnfStyle w:val="001000000000" w:firstRow="0" w:lastRow="0" w:firstColumn="1" w:lastColumn="0" w:oddVBand="0" w:evenVBand="0" w:oddHBand="0" w:evenHBand="0" w:firstRowFirstColumn="0" w:firstRowLastColumn="0" w:lastRowFirstColumn="0" w:lastRowLastColumn="0"/>
+            <w:tcW w:w="1843" w:type="dxa"/>
+          </w:tcPr>
+          <w:p>
+            <w:r>
+              <w:t>PCB</w:t>
+            </w:r>
+          </w:p>
+        </w:tc>
+        <w:tc>
+          <w:tcPr>
+            <w:tcW w:w="7219" w:type="dxa"/>
+          </w:tcPr>
+          <w:p>
+            <w:pPr>
+              <w:cnfStyle w:val="000000100000" w:firstRow="0" w:lastRow="0" w:firstColumn="0" w:lastColumn="0" w:oddVBand="0" w:evenVBand="0" w:oddHBand="1" w:evenHBand="0" w:firstRowFirstColumn="0" w:firstRowLastColumn="0" w:lastRowFirstColumn="0" w:lastRowLastColumn="0"/>
+            </w:pPr>
+            <w:r>
+              <w:t xml:space="preserve">Division de la matrice en 2 </w:t>
+            </w:r>
+            <w:r>
+              <w:t>groupe</w:t>
+            </w:r>
+            <w:r>
+              <w:t>s</w:t>
+            </w:r>
+            <w:r>
+              <w:t xml:space="preserve"> de colonne. Exemple en annexe</w:t>
+            </w:r>
           </w:p>
         </w:tc>
       </w:tr>
@@ -18726,8 +20688,9 @@
       <w:bookmarkStart w:id="77" w:name="_Toc40260249"/>
       <w:bookmarkStart w:id="78" w:name="_Toc40260333"/>
       <w:bookmarkStart w:id="79" w:name="_Toc40260380"/>
-      <w:bookmarkStart w:id="80" w:name="_Toc199257291"/>
-      <w:r>
+      <w:bookmarkStart w:id="80" w:name="_Toc199861702"/>
+      <w:r>
+        <w:lastRenderedPageBreak/>
         <w:t>Conclusion et avis personnel</w:t>
       </w:r>
       <w:bookmarkEnd w:id="76"/>
@@ -18791,9 +20754,6 @@
             <w:tcW w:w="3790" w:type="dxa"/>
           </w:tcPr>
           <w:p>
-            <w:pPr>
-              <w:jc w:val="center"/>
-            </w:pPr>
             <w:r>
               <w:t>_________________________</w:t>
             </w:r>
@@ -18822,9 +20782,6 @@
             <w:tcW w:w="3790" w:type="dxa"/>
           </w:tcPr>
           <w:p>
-            <w:pPr>
-              <w:jc w:val="center"/>
-            </w:pPr>
             <w:r>
               <w:t>Bourquenoud Alexandre</w:t>
             </w:r>
@@ -18842,7 +20799,6 @@
       <w:bookmarkStart w:id="83" w:name="_Toc40260335"/>
       <w:bookmarkStart w:id="84" w:name="_Toc40260382"/>
       <w:r>
-        <w:lastRenderedPageBreak/>
         <w:t>Sources</w:t>
       </w:r>
       <w:bookmarkEnd w:id="81"/>
@@ -18858,7 +20814,7 @@
           <w:numId w:val="30"/>
         </w:numPr>
       </w:pPr>
-      <w:hyperlink r:id="rId43" w:history="1">
+      <w:hyperlink r:id="rId47" w:history="1">
         <w:r>
           <w:rPr>
             <w:rStyle w:val="Lienhypertexte"/>
@@ -18869,86 +20825,6 @@
       <w:r>
         <w:t xml:space="preserve"> </w:t>
       </w:r>
-    </w:p>
-    <w:p>
-      <w:pPr>
-        <w:pStyle w:val="Paragraphedeliste"/>
-        <w:numPr>
-          <w:ilvl w:val="0"/>
-          <w:numId w:val="30"/>
-        </w:numPr>
-        <w:rPr>
-          <w:lang w:val="en-US"/>
-        </w:rPr>
-      </w:pPr>
-      <w:hyperlink r:id="rId44" w:history="1">
-        <w:r>
-          <w:rPr>
-            <w:rStyle w:val="Lienhypertexte"/>
-            <w:lang w:val="en-US"/>
-          </w:rPr>
-          <w:t>Datasheet - STM32L072x8 STM32L072xB STM32L072xZ - Ultra-low-power 32-bit MCU Arm®-based Cortex®-M0+, up to 192KB Flash, 20KB SRAM, 6KB EEPROM, USB, ADC, DACs</w:t>
-        </w:r>
-      </w:hyperlink>
-    </w:p>
-    <w:p>
-      <w:pPr>
-        <w:pStyle w:val="Paragraphedeliste"/>
-        <w:numPr>
-          <w:ilvl w:val="0"/>
-          <w:numId w:val="30"/>
-        </w:numPr>
-      </w:pPr>
-      <w:hyperlink r:id="rId45" w:history="1">
-        <w:r>
-          <w:rPr>
-            <w:rStyle w:val="Lienhypertexte"/>
-          </w:rPr>
-          <w:t>Nos amis les MOSFET | Connect - Editions Diamond</w:t>
-        </w:r>
-      </w:hyperlink>
-    </w:p>
-    <w:p>
-      <w:pPr>
-        <w:pStyle w:val="Paragraphedeliste"/>
-        <w:numPr>
-          <w:ilvl w:val="0"/>
-          <w:numId w:val="30"/>
-        </w:numPr>
-        <w:rPr>
-          <w:lang w:val="en-US"/>
-        </w:rPr>
-      </w:pPr>
-      <w:hyperlink r:id="rId46" w:history="1">
-        <w:r>
-          <w:rPr>
-            <w:rStyle w:val="Lienhypertexte"/>
-            <w:lang w:val="en-US"/>
-          </w:rPr>
-          <w:t>usb c - USB-C pulldown on the CC lines: Is one resistor enough? - Electrical Engineering Stack Exchange</w:t>
-        </w:r>
-      </w:hyperlink>
-    </w:p>
-    <w:p>
-      <w:pPr>
-        <w:pStyle w:val="Paragraphedeliste"/>
-        <w:numPr>
-          <w:ilvl w:val="0"/>
-          <w:numId w:val="30"/>
-        </w:numPr>
-        <w:rPr>
-          <w:lang w:val="en-US"/>
-        </w:rPr>
-      </w:pPr>
-      <w:hyperlink r:id="rId47" w:history="1">
-        <w:r>
-          <w:rPr>
-            <w:rStyle w:val="Lienhypertexte"/>
-            <w:lang w:val="en-US"/>
-          </w:rPr>
-          <w:t>power - Current consumption estimation STM32L0 - Electrical Engineering Stack Exchange</w:t>
-        </w:r>
-      </w:hyperlink>
     </w:p>
     <w:p>
       <w:pPr>
@@ -18965,8 +20841,9 @@
         <w:r>
           <w:rPr>
             <w:rStyle w:val="Lienhypertexte"/>
-          </w:rPr>
-          <w:t>Touch Sensing Software - User Guide</w:t>
+            <w:lang w:val="en-US"/>
+          </w:rPr>
+          <w:t>Datasheet - STM32L072x8 STM32L072xB STM32L072xZ - Ultra-low-power 32-bit MCU Arm®-based Cortex®-M0+, up to 192KB Flash, 20KB SRAM, 6KB EEPROM, USB, ADC, DACs</w:t>
         </w:r>
       </w:hyperlink>
     </w:p>
@@ -18977,17 +20854,13 @@
           <w:ilvl w:val="0"/>
           <w:numId w:val="30"/>
         </w:numPr>
-        <w:rPr>
-          <w:lang w:val="en-US"/>
-        </w:rPr>
       </w:pPr>
       <w:hyperlink r:id="rId49" w:history="1">
         <w:r>
           <w:rPr>
             <w:rStyle w:val="Lienhypertexte"/>
-            <w:lang w:val="en-US"/>
-          </w:rPr>
-          <w:t>AND90146 - MOSFET Selection for Reverse Polarity Protection</w:t>
+          </w:rPr>
+          <w:t>Nos amis les MOSFET | Connect - Editions Diamond</w:t>
         </w:r>
       </w:hyperlink>
     </w:p>
@@ -19008,7 +20881,7 @@
             <w:rStyle w:val="Lienhypertexte"/>
             <w:lang w:val="en-US"/>
           </w:rPr>
-          <w:t>Ultra-low-power STM32L0x2 advanced Arm®-based 32-bit MCUs - Reference manual</w:t>
+          <w:t>usb c - USB-C pulldown on the CC lines: Is one resistor enough? - Electrical Engineering Stack Exchange</w:t>
         </w:r>
       </w:hyperlink>
     </w:p>
@@ -19024,6 +20897,89 @@
         </w:rPr>
       </w:pPr>
       <w:hyperlink r:id="rId51" w:history="1">
+        <w:r>
+          <w:rPr>
+            <w:rStyle w:val="Lienhypertexte"/>
+            <w:lang w:val="en-US"/>
+          </w:rPr>
+          <w:t>power - Current consumption estimation STM32L0 - Electrical Engineering Stack Exchange</w:t>
+        </w:r>
+      </w:hyperlink>
+    </w:p>
+    <w:p>
+      <w:pPr>
+        <w:pStyle w:val="Paragraphedeliste"/>
+        <w:numPr>
+          <w:ilvl w:val="0"/>
+          <w:numId w:val="30"/>
+        </w:numPr>
+        <w:rPr>
+          <w:lang w:val="en-US"/>
+        </w:rPr>
+      </w:pPr>
+      <w:hyperlink r:id="rId52" w:history="1">
+        <w:r>
+          <w:rPr>
+            <w:rStyle w:val="Lienhypertexte"/>
+          </w:rPr>
+          <w:t>Touch Sensing Software - User Guide</w:t>
+        </w:r>
+      </w:hyperlink>
+    </w:p>
+    <w:p>
+      <w:pPr>
+        <w:pStyle w:val="Paragraphedeliste"/>
+        <w:numPr>
+          <w:ilvl w:val="0"/>
+          <w:numId w:val="30"/>
+        </w:numPr>
+        <w:rPr>
+          <w:lang w:val="en-US"/>
+        </w:rPr>
+      </w:pPr>
+      <w:hyperlink r:id="rId53" w:history="1">
+        <w:r>
+          <w:rPr>
+            <w:rStyle w:val="Lienhypertexte"/>
+            <w:lang w:val="en-US"/>
+          </w:rPr>
+          <w:t>AND90146 - MOSFET Selection for Reverse Polarity Protection</w:t>
+        </w:r>
+      </w:hyperlink>
+    </w:p>
+    <w:p>
+      <w:pPr>
+        <w:pStyle w:val="Paragraphedeliste"/>
+        <w:numPr>
+          <w:ilvl w:val="0"/>
+          <w:numId w:val="30"/>
+        </w:numPr>
+        <w:rPr>
+          <w:lang w:val="en-US"/>
+        </w:rPr>
+      </w:pPr>
+      <w:hyperlink r:id="rId54" w:history="1">
+        <w:r>
+          <w:rPr>
+            <w:rStyle w:val="Lienhypertexte"/>
+            <w:lang w:val="en-US"/>
+          </w:rPr>
+          <w:t>Ultra-low-power STM32L0x2 advanced Arm®-based 32-bit MCUs - Reference manual</w:t>
+        </w:r>
+      </w:hyperlink>
+    </w:p>
+    <w:p>
+      <w:pPr>
+        <w:pStyle w:val="Paragraphedeliste"/>
+        <w:numPr>
+          <w:ilvl w:val="0"/>
+          <w:numId w:val="30"/>
+        </w:numPr>
+        <w:rPr>
+          <w:lang w:val="en-US"/>
+        </w:rPr>
+      </w:pPr>
+      <w:hyperlink r:id="rId55" w:history="1">
         <w:r>
           <w:rPr>
             <w:rStyle w:val="Lienhypertexte"/>
@@ -19182,12 +21138,6 @@
       <w:bookmarkEnd w:id="87"/>
       <w:bookmarkEnd w:id="88"/>
     </w:p>
-    <w:p/>
-    <w:p/>
-    <w:p/>
-    <w:p/>
-    <w:p/>
-    <w:p/>
     <w:p/>
     <w:p/>
     <w:p/>
@@ -19247,7 +21197,7 @@
                     </pic:cNvPicPr>
                   </pic:nvPicPr>
                   <pic:blipFill>
-                    <a:blip r:embed="rId52">
+                    <a:blip r:embed="rId56">
                       <a:extLst>
                         <a:ext uri="{28A0092B-C50C-407E-A947-70E740481C1C}">
                           <a14:useLocalDpi xmlns:a14="http://schemas.microsoft.com/office/drawing/2010/main" val="0"/>
@@ -19311,7 +21261,7 @@
                     </pic:cNvPicPr>
                   </pic:nvPicPr>
                   <pic:blipFill>
-                    <a:blip r:embed="rId53">
+                    <a:blip r:embed="rId57">
                       <a:extLst>
                         <a:ext uri="{28A0092B-C50C-407E-A947-70E740481C1C}">
                           <a14:useLocalDpi xmlns:a14="http://schemas.microsoft.com/office/drawing/2010/main" val="0"/>
@@ -19349,9 +21299,61 @@
         </w:drawing>
       </w:r>
     </w:p>
+    <w:p>
+      <w:pPr>
+        <w:pStyle w:val="Titre4"/>
+      </w:pPr>
+      <w:r>
+        <w:lastRenderedPageBreak/>
+        <w:t>Exemple de la nouvel matrice de touche :</w:t>
+      </w:r>
+      <w:r>
+        <w:rPr>
+          <w:noProof/>
+        </w:rPr>
+        <w:t xml:space="preserve"> </w:t>
+      </w:r>
+      <w:r>
+        <w:drawing>
+          <wp:inline distT="0" distB="0" distL="0" distR="0" wp14:anchorId="2EF6D4C3" wp14:editId="2F3FE09B">
+            <wp:extent cx="4477375" cy="7783011"/>
+            <wp:effectExtent l="0" t="0" r="0" b="8890"/>
+            <wp:docPr id="1919890701" name="Image 1" descr="Une image contenant texte, écriture manuscrite, ligne, diagramme&#10;&#10;Le contenu généré par l’IA peut être incorrect."/>
+            <wp:cNvGraphicFramePr>
+              <a:graphicFrameLocks xmlns:a="http://schemas.openxmlformats.org/drawingml/2006/main" noChangeAspect="1"/>
+            </wp:cNvGraphicFramePr>
+            <a:graphic xmlns:a="http://schemas.openxmlformats.org/drawingml/2006/main">
+              <a:graphicData uri="http://schemas.openxmlformats.org/drawingml/2006/picture">
+                <pic:pic xmlns:pic="http://schemas.openxmlformats.org/drawingml/2006/picture">
+                  <pic:nvPicPr>
+                    <pic:cNvPr id="1919890701" name="Image 1" descr="Une image contenant texte, écriture manuscrite, ligne, diagramme&#10;&#10;Le contenu généré par l’IA peut être incorrect."/>
+                    <pic:cNvPicPr/>
+                  </pic:nvPicPr>
+                  <pic:blipFill>
+                    <a:blip r:embed="rId58"/>
+                    <a:stretch>
+                      <a:fillRect/>
+                    </a:stretch>
+                  </pic:blipFill>
+                  <pic:spPr>
+                    <a:xfrm>
+                      <a:off x="0" y="0"/>
+                      <a:ext cx="4477375" cy="7783011"/>
+                    </a:xfrm>
+                    <a:prstGeom prst="rect">
+                      <a:avLst/>
+                    </a:prstGeom>
+                  </pic:spPr>
+                </pic:pic>
+              </a:graphicData>
+            </a:graphic>
+          </wp:inline>
+        </w:drawing>
+      </w:r>
+    </w:p>
     <w:sectPr>
-      <w:headerReference w:type="default" r:id="rId54"/>
-      <w:footerReference w:type="default" r:id="rId55"/>
+      <w:headerReference w:type="default" r:id="rId59"/>
+      <w:footerReference w:type="default" r:id="rId60"/>
       <w:pgSz w:w="11906" w:h="16838"/>
       <w:pgMar w:top="1417" w:right="1417" w:bottom="1417" w:left="1417" w:header="708" w:footer="708" w:gutter="0"/>
       <w:pgNumType w:start="0"/>
@@ -19398,7 +21400,6 @@
         <w:docPartUnique/>
       </w:docPartObj>
     </w:sdtPr>
-    <w:sdtEndPr/>
     <w:sdtContent>
       <w:p>
         <w:pPr>
